--- a/docs/2026義大利行程規劃.docx
+++ b/docs/2026義大利行程規劃.docx
@@ -2,100 +2,293 @@
 <file path=word/document.xml><?xml version="1.0" encoding="utf-8"?>
 <w:document xmlns:wpc="http://schemas.microsoft.com/office/word/2010/wordprocessingCanvas" xmlns:mo="http://schemas.microsoft.com/office/mac/office/2008/main" xmlns:mc="http://schemas.openxmlformats.org/markup-compatibility/2006" xmlns:mv="urn:schemas-microsoft-com:mac:vml" xmlns:o="urn:schemas-microsoft-com:office:office" xmlns:r="http://schemas.openxmlformats.org/officeDocument/2006/relationships" xmlns:m="http://schemas.openxmlformats.org/officeDocument/2006/math" xmlns:v="urn:schemas-microsoft-com:vml" xmlns:wp14="http://schemas.microsoft.com/office/word/2010/wordprocessingDrawing" xmlns:wp="http://schemas.openxmlformats.org/drawingml/2006/wordprocessingDrawing" xmlns:w10="urn:schemas-microsoft-com:office:word" xmlns:w="http://schemas.openxmlformats.org/wordprocessingml/2006/main" xmlns:w14="http://schemas.microsoft.com/office/word/2010/wordml" xmlns:wpg="http://schemas.microsoft.com/office/word/2010/wordprocessingGroup" xmlns:wpi="http://schemas.microsoft.com/office/word/2010/wordprocessingInk" xmlns:wne="http://schemas.microsoft.com/office/word/2006/wordml" xmlns:wps="http://schemas.microsoft.com/office/word/2010/wordprocessingShape" mc:Ignorable="w14 wp14">
   <w:body>
+    <w:p/>
+    <w:p/>
     <w:p>
       <w:pPr>
-        <w:pStyle w:val="Heading1"/>
-      </w:pPr>
-      <w:r>
+        <w:spacing w:after="120"/>
+        <w:jc w:val="center"/>
+      </w:pPr>
+      <w:r>
+        <w:rPr>
+          <w:rFonts w:ascii="Microsoft JhengHei" w:hAnsi="Microsoft JhengHei" w:eastAsia="Microsoft JhengHei"/>
+          <w:b/>
+          <w:color w:val="1B4F72"/>
+          <w:sz w:val="52"/>
+        </w:rPr>
         <w:t>✈ [Travel] 義大利 11 天行程規劃</w:t>
       </w:r>
     </w:p>
     <w:p>
       <w:pPr>
-        <w:ind w:left="720"/>
-      </w:pPr>
-      <w:r>
-        <w:t>旅伴：5 位朋友同行</w:t>
+        <w:ind w:left="283"/>
+        <w:pBdr>
+          <w:left w:val="single" w:sz="12" w:space="4" w:color="2E86C1"/>
+        </w:pBdr>
+        <w:shd w:fill="EBF5FB"/>
+      </w:pPr>
+      <w:r>
+        <w:rPr>
+          <w:rFonts w:ascii="Microsoft JhengHei" w:hAnsi="Microsoft JhengHei" w:eastAsia="Microsoft JhengHei"/>
+          <w:color w:val="5D6D7E"/>
+          <w:sz w:val="21"/>
+        </w:rPr>
+      </w:r>
+      <w:r>
+        <w:rPr>
+          <w:rFonts w:ascii="Microsoft JhengHei" w:hAnsi="Microsoft JhengHei" w:eastAsia="Microsoft JhengHei"/>
+          <w:b/>
+          <w:color w:val="5D6D7E"/>
+          <w:sz w:val="21"/>
+        </w:rPr>
+        <w:t>旅伴</w:t>
+      </w:r>
+      <w:r>
+        <w:rPr>
+          <w:rFonts w:ascii="Microsoft JhengHei" w:hAnsi="Microsoft JhengHei" w:eastAsia="Microsoft JhengHei"/>
+          <w:color w:val="5D6D7E"/>
+          <w:sz w:val="21"/>
+        </w:rPr>
+        <w:t>：5 位朋友同行</w:t>
       </w:r>
     </w:p>
     <w:p>
       <w:pPr>
-        <w:ind w:left="720"/>
-      </w:pPr>
-      <w:r>
-        <w:t>日期：2026/6/13（六）～ 6/24（三）回到台北</w:t>
+        <w:ind w:left="283"/>
+        <w:pBdr>
+          <w:left w:val="single" w:sz="12" w:space="4" w:color="2E86C1"/>
+        </w:pBdr>
+        <w:shd w:fill="EBF5FB"/>
+      </w:pPr>
+      <w:r>
+        <w:rPr>
+          <w:rFonts w:ascii="Microsoft JhengHei" w:hAnsi="Microsoft JhengHei" w:eastAsia="Microsoft JhengHei"/>
+          <w:color w:val="5D6D7E"/>
+          <w:sz w:val="21"/>
+        </w:rPr>
+      </w:r>
+      <w:r>
+        <w:rPr>
+          <w:rFonts w:ascii="Microsoft JhengHei" w:hAnsi="Microsoft JhengHei" w:eastAsia="Microsoft JhengHei"/>
+          <w:b/>
+          <w:color w:val="5D6D7E"/>
+          <w:sz w:val="21"/>
+        </w:rPr>
+        <w:t>日期</w:t>
+      </w:r>
+      <w:r>
+        <w:rPr>
+          <w:rFonts w:ascii="Microsoft JhengHei" w:hAnsi="Microsoft JhengHei" w:eastAsia="Microsoft JhengHei"/>
+          <w:color w:val="5D6D7E"/>
+          <w:sz w:val="21"/>
+        </w:rPr>
+        <w:t>：2026/6/13（六）～ 6/24（三）回到台北</w:t>
       </w:r>
     </w:p>
     <w:p>
       <w:pPr>
-        <w:ind w:left="720"/>
-      </w:pPr>
-      <w:r>
-        <w:t>路線：台北 ✈ 米蘭 → Siena（3晚）→ 佛羅倫斯（4晚）→ 米蘭（2晚）✈ 台北</w:t>
+        <w:ind w:left="283"/>
+        <w:pBdr>
+          <w:left w:val="single" w:sz="12" w:space="4" w:color="2E86C1"/>
+        </w:pBdr>
+        <w:shd w:fill="EBF5FB"/>
+      </w:pPr>
+      <w:r>
+        <w:rPr>
+          <w:rFonts w:ascii="Microsoft JhengHei" w:hAnsi="Microsoft JhengHei" w:eastAsia="Microsoft JhengHei"/>
+          <w:color w:val="5D6D7E"/>
+          <w:sz w:val="21"/>
+        </w:rPr>
+      </w:r>
+      <w:r>
+        <w:rPr>
+          <w:rFonts w:ascii="Microsoft JhengHei" w:hAnsi="Microsoft JhengHei" w:eastAsia="Microsoft JhengHei"/>
+          <w:b/>
+          <w:color w:val="5D6D7E"/>
+          <w:sz w:val="21"/>
+        </w:rPr>
+        <w:t>路線</w:t>
+      </w:r>
+      <w:r>
+        <w:rPr>
+          <w:rFonts w:ascii="Microsoft JhengHei" w:hAnsi="Microsoft JhengHei" w:eastAsia="Microsoft JhengHei"/>
+          <w:color w:val="5D6D7E"/>
+          <w:sz w:val="21"/>
+        </w:rPr>
+        <w:t>：台北 ✈ 米蘭 → Siena（3晚）→ 佛羅倫斯（4晚）→ 米蘭（2晚）✈ 台北</w:t>
       </w:r>
     </w:p>
     <w:p>
       <w:pPr>
-        <w:pStyle w:val="Heading2"/>
-      </w:pPr>
-      <w:r>
-        <w:t>🏨 住宿與物流備註</w:t>
-      </w:r>
+        <w:spacing w:before="40" w:after="40"/>
+        <w:pBdr>
+          <w:bottom w:val="single" w:sz="4" w:space="1" w:color="BDC3C7"/>
+        </w:pBdr>
+      </w:pPr>
     </w:p>
     <w:p>
       <w:pPr>
-        <w:pStyle w:val="ListBullet"/>
-      </w:pPr>
-      <w:r>
-        <w:t>Siena 住宿： Loggia Senensis（地址請查群組）</w:t>
+        <w:pStyle w:val="Heading2"/>
+      </w:pPr>
+      <w:r>
+        <w:t>🏨 住宿與物流備註</w:t>
       </w:r>
     </w:p>
     <w:p>
       <w:pPr>
-        <w:pStyle w:val="ListBullet"/>
-      </w:pPr>
-      <w:r>
-        <w:t>退房時間： 10:30 AM</w:t>
+        <w:ind w:left="454" w:hanging="227"/>
+      </w:pPr>
+      <w:r>
+        <w:rPr>
+          <w:rFonts w:ascii="Microsoft JhengHei" w:hAnsi="Microsoft JhengHei" w:eastAsia="Microsoft JhengHei"/>
+          <w:sz w:val="21"/>
+        </w:rPr>
+        <w:t xml:space="preserve">• </w:t>
+      </w:r>
+      <w:r>
+        <w:rPr>
+          <w:rFonts w:ascii="Microsoft JhengHei" w:hAnsi="Microsoft JhengHei" w:eastAsia="Microsoft JhengHei"/>
+          <w:b/>
+          <w:sz w:val="21"/>
+        </w:rPr>
+        <w:t>Siena 住宿</w:t>
+      </w:r>
+      <w:r>
+        <w:rPr>
+          <w:rFonts w:ascii="Microsoft JhengHei" w:hAnsi="Microsoft JhengHei" w:eastAsia="Microsoft JhengHei"/>
+          <w:sz w:val="21"/>
+        </w:rPr>
+        <w:t>： Loggia Senensis（地址請查群組）</w:t>
       </w:r>
     </w:p>
     <w:p>
       <w:pPr>
-        <w:pStyle w:val="ListBullet"/>
-      </w:pPr>
-      <w:r>
-        <w:t>佛羅倫斯住宿： UNYCA - Luxury Central Suite（地址請查群組）</w:t>
+        <w:ind w:left="454" w:hanging="227"/>
+      </w:pPr>
+      <w:r>
+        <w:rPr>
+          <w:rFonts w:ascii="Microsoft JhengHei" w:hAnsi="Microsoft JhengHei" w:eastAsia="Microsoft JhengHei"/>
+          <w:sz w:val="21"/>
+        </w:rPr>
+        <w:t>• 退房時間： 10:30 AM</w:t>
       </w:r>
     </w:p>
     <w:p>
       <w:pPr>
-        <w:pStyle w:val="ListBullet"/>
-      </w:pPr>
-      <w:r>
-        <w:t>入住/退房： 12:00 PM 提早入住 / 10:00 AM 準時退房</w:t>
+        <w:ind w:left="454" w:hanging="227"/>
+      </w:pPr>
+      <w:r>
+        <w:rPr>
+          <w:rFonts w:ascii="Microsoft JhengHei" w:hAnsi="Microsoft JhengHei" w:eastAsia="Microsoft JhengHei"/>
+          <w:sz w:val="21"/>
+        </w:rPr>
+        <w:t xml:space="preserve">• </w:t>
+      </w:r>
+      <w:r>
+        <w:rPr>
+          <w:rFonts w:ascii="Microsoft JhengHei" w:hAnsi="Microsoft JhengHei" w:eastAsia="Microsoft JhengHei"/>
+          <w:b/>
+          <w:sz w:val="21"/>
+        </w:rPr>
+        <w:t>佛羅倫斯住宿</w:t>
+      </w:r>
+      <w:r>
+        <w:rPr>
+          <w:rFonts w:ascii="Microsoft JhengHei" w:hAnsi="Microsoft JhengHei" w:eastAsia="Microsoft JhengHei"/>
+          <w:sz w:val="21"/>
+        </w:rPr>
+        <w:t>： UNYCA - Luxury Central Suite（地址請查群組）</w:t>
       </w:r>
     </w:p>
     <w:p>
       <w:pPr>
-        <w:pStyle w:val="ListBullet"/>
-      </w:pPr>
-      <w:r>
-        <w:t>官方行李寄放 (KiPoint)： 佛羅倫斯火車站 (Firenze S.M.N.) 16 號月台旁。</w:t>
+        <w:ind w:left="454" w:hanging="227"/>
+      </w:pPr>
+      <w:r>
+        <w:rPr>
+          <w:rFonts w:ascii="Microsoft JhengHei" w:hAnsi="Microsoft JhengHei" w:eastAsia="Microsoft JhengHei"/>
+          <w:sz w:val="21"/>
+        </w:rPr>
+        <w:t>• 入住/退房： 12:00 PM 提早入住 / 10:00 AM 準時退房</w:t>
       </w:r>
     </w:p>
     <w:p>
       <w:pPr>
-        <w:pStyle w:val="ListBullet"/>
-      </w:pPr>
-      <w:r>
-        <w:t>關鍵字： KiPoint Firenze Santa Maria Novella。若提早抵達或退房後需寄存行李，此處最安全。</w:t>
+        <w:ind w:left="454" w:hanging="227"/>
+      </w:pPr>
+      <w:r>
+        <w:rPr>
+          <w:rFonts w:ascii="Microsoft JhengHei" w:hAnsi="Microsoft JhengHei" w:eastAsia="Microsoft JhengHei"/>
+          <w:sz w:val="21"/>
+        </w:rPr>
+        <w:t xml:space="preserve">• </w:t>
+      </w:r>
+      <w:r>
+        <w:rPr>
+          <w:rFonts w:ascii="Microsoft JhengHei" w:hAnsi="Microsoft JhengHei" w:eastAsia="Microsoft JhengHei"/>
+          <w:b/>
+          <w:sz w:val="21"/>
+        </w:rPr>
+        <w:t>官方行李寄放 (KiPoint)</w:t>
+      </w:r>
+      <w:r>
+        <w:rPr>
+          <w:rFonts w:ascii="Microsoft JhengHei" w:hAnsi="Microsoft JhengHei" w:eastAsia="Microsoft JhengHei"/>
+          <w:sz w:val="21"/>
+        </w:rPr>
+        <w:t>： 佛羅倫斯火車站 (Firenze S.M.N.) 16 號月台旁。</w:t>
       </w:r>
     </w:p>
     <w:p>
       <w:pPr>
-        <w:pStyle w:val="ListBullet"/>
-      </w:pPr>
-      <w:r>
-        <w:t>超市補給： 住宿同條街上有 Carrefour Express；火車站地下層有大型精品超市 Sapori &amp; Dintorni Conad。</w:t>
+        <w:ind w:left="454" w:hanging="227"/>
+      </w:pPr>
+      <w:r>
+        <w:rPr>
+          <w:rFonts w:ascii="Microsoft JhengHei" w:hAnsi="Microsoft JhengHei" w:eastAsia="Microsoft JhengHei"/>
+          <w:sz w:val="21"/>
+        </w:rPr>
+        <w:t>• 關鍵字： KiPoint Firenze Santa Maria Novella。若提早抵達或退房後需寄存行李，此處最安全。</w:t>
+      </w:r>
+    </w:p>
+    <w:p>
+      <w:pPr>
+        <w:ind w:left="454" w:hanging="227"/>
+      </w:pPr>
+      <w:r>
+        <w:rPr>
+          <w:rFonts w:ascii="Microsoft JhengHei" w:hAnsi="Microsoft JhengHei" w:eastAsia="Microsoft JhengHei"/>
+          <w:sz w:val="21"/>
+        </w:rPr>
+        <w:t xml:space="preserve">• </w:t>
+      </w:r>
+      <w:r>
+        <w:rPr>
+          <w:rFonts w:ascii="Microsoft JhengHei" w:hAnsi="Microsoft JhengHei" w:eastAsia="Microsoft JhengHei"/>
+          <w:b/>
+          <w:sz w:val="21"/>
+        </w:rPr>
+        <w:t>超市補給</w:t>
+      </w:r>
+      <w:r>
+        <w:rPr>
+          <w:rFonts w:ascii="Microsoft JhengHei" w:hAnsi="Microsoft JhengHei" w:eastAsia="Microsoft JhengHei"/>
+          <w:sz w:val="21"/>
+        </w:rPr>
+        <w:t>： 住宿同條街上有 Carrefour Express；火車站地下層有大型精品超市 Sapori &amp; Dintorni Conad。</w:t>
+      </w:r>
+    </w:p>
+    <w:p>
+      <w:pPr>
+        <w:spacing w:before="40" w:after="40"/>
+        <w:pBdr>
+          <w:bottom w:val="single" w:sz="4" w:space="1" w:color="BDC3C7"/>
+        </w:pBdr>
+      </w:pPr>
+    </w:p>
+    <w:p>
+      <w:r>
+        <w:br w:type="page"/>
       </w:r>
     </w:p>
     <w:p>
@@ -110,40 +303,74 @@
       <w:tblPr>
         <w:tblStyle w:val="TableGrid"/>
         <w:tblW w:type="auto" w:w="0"/>
+        <w:jc w:val="center"/>
         <w:tblLook w:firstColumn="1" w:firstRow="1" w:lastColumn="0" w:lastRow="0" w:noHBand="0" w:noVBand="1" w:val="04A0"/>
       </w:tblPr>
       <w:tblGrid>
-        <w:gridCol w:w="2880"/>
-        <w:gridCol w:w="2880"/>
-        <w:gridCol w:w="2880"/>
+        <w:gridCol w:w="3024"/>
+        <w:gridCol w:w="3024"/>
+        <w:gridCol w:w="3024"/>
       </w:tblGrid>
       <w:tr>
         <w:tc>
           <w:tcPr>
-            <w:tcW w:type="dxa" w:w="2880"/>
+            <w:tcW w:type="dxa" w:w="3024"/>
+            <w:shd w:fill="1B4F72"/>
           </w:tcPr>
           <w:p>
+            <w:pPr>
+              <w:jc w:val="center"/>
+            </w:pPr>
+            <w:r/>
             <w:r>
+              <w:rPr>
+                <w:rFonts w:ascii="Microsoft JhengHei" w:hAnsi="Microsoft JhengHei" w:eastAsia="Microsoft JhengHei"/>
+                <w:b/>
+                <w:color w:val="FFFFFF"/>
+                <w:sz w:val="20"/>
+              </w:rPr>
               <w:t>項目</w:t>
             </w:r>
           </w:p>
         </w:tc>
         <w:tc>
           <w:tcPr>
-            <w:tcW w:type="dxa" w:w="2880"/>
+            <w:tcW w:type="dxa" w:w="3024"/>
+            <w:shd w:fill="1B4F72"/>
           </w:tcPr>
           <w:p>
+            <w:pPr>
+              <w:jc w:val="center"/>
+            </w:pPr>
+            <w:r/>
             <w:r>
+              <w:rPr>
+                <w:rFonts w:ascii="Microsoft JhengHei" w:hAnsi="Microsoft JhengHei" w:eastAsia="Microsoft JhengHei"/>
+                <w:b/>
+                <w:color w:val="FFFFFF"/>
+                <w:sz w:val="20"/>
+              </w:rPr>
               <w:t>去程</w:t>
             </w:r>
           </w:p>
         </w:tc>
         <w:tc>
           <w:tcPr>
-            <w:tcW w:type="dxa" w:w="2880"/>
+            <w:tcW w:type="dxa" w:w="3024"/>
+            <w:shd w:fill="1B4F72"/>
           </w:tcPr>
           <w:p>
+            <w:pPr>
+              <w:jc w:val="center"/>
+            </w:pPr>
+            <w:r/>
             <w:r>
+              <w:rPr>
+                <w:rFonts w:ascii="Microsoft JhengHei" w:hAnsi="Microsoft JhengHei" w:eastAsia="Microsoft JhengHei"/>
+                <w:b/>
+                <w:color w:val="FFFFFF"/>
+                <w:sz w:val="20"/>
+              </w:rPr>
               <w:t>回程</w:t>
             </w:r>
           </w:p>
@@ -152,30 +379,58 @@
       <w:tr>
         <w:tc>
           <w:tcPr>
-            <w:tcW w:type="dxa" w:w="2880"/>
+            <w:tcW w:type="dxa" w:w="3024"/>
           </w:tcPr>
           <w:p>
+            <w:r/>
             <w:r>
+              <w:rPr>
+                <w:rFonts w:ascii="Microsoft JhengHei" w:hAnsi="Microsoft JhengHei" w:eastAsia="Microsoft JhengHei"/>
+                <w:sz w:val="19"/>
+              </w:rPr>
+            </w:r>
+            <w:r>
+              <w:rPr>
+                <w:rFonts w:ascii="Microsoft JhengHei" w:hAnsi="Microsoft JhengHei" w:eastAsia="Microsoft JhengHei"/>
+                <w:b/>
+                <w:sz w:val="19"/>
+              </w:rPr>
               <w:t>航班</w:t>
+            </w:r>
+            <w:r>
+              <w:rPr>
+                <w:rFonts w:ascii="Microsoft JhengHei" w:hAnsi="Microsoft JhengHei" w:eastAsia="Microsoft JhengHei"/>
+                <w:sz w:val="19"/>
+              </w:rPr>
             </w:r>
           </w:p>
         </w:tc>
         <w:tc>
           <w:tcPr>
-            <w:tcW w:type="dxa" w:w="2880"/>
+            <w:tcW w:type="dxa" w:w="3024"/>
           </w:tcPr>
           <w:p>
+            <w:r/>
             <w:r>
+              <w:rPr>
+                <w:rFonts w:ascii="Microsoft JhengHei" w:hAnsi="Microsoft JhengHei" w:eastAsia="Microsoft JhengHei"/>
+                <w:sz w:val="19"/>
+              </w:rPr>
               <w:t>BR95（長榮航空）</w:t>
             </w:r>
           </w:p>
         </w:tc>
         <w:tc>
           <w:tcPr>
-            <w:tcW w:type="dxa" w:w="2880"/>
+            <w:tcW w:type="dxa" w:w="3024"/>
           </w:tcPr>
           <w:p>
+            <w:r/>
             <w:r>
+              <w:rPr>
+                <w:rFonts w:ascii="Microsoft JhengHei" w:hAnsi="Microsoft JhengHei" w:eastAsia="Microsoft JhengHei"/>
+                <w:sz w:val="19"/>
+              </w:rPr>
               <w:t>BR96（長榮航空）</w:t>
             </w:r>
           </w:p>
@@ -184,30 +439,61 @@
       <w:tr>
         <w:tc>
           <w:tcPr>
-            <w:tcW w:type="dxa" w:w="2880"/>
+            <w:tcW w:type="dxa" w:w="3024"/>
+            <w:shd w:fill="EBF5FB"/>
           </w:tcPr>
           <w:p>
+            <w:r/>
             <w:r>
+              <w:rPr>
+                <w:rFonts w:ascii="Microsoft JhengHei" w:hAnsi="Microsoft JhengHei" w:eastAsia="Microsoft JhengHei"/>
+                <w:sz w:val="19"/>
+              </w:rPr>
+            </w:r>
+            <w:r>
+              <w:rPr>
+                <w:rFonts w:ascii="Microsoft JhengHei" w:hAnsi="Microsoft JhengHei" w:eastAsia="Microsoft JhengHei"/>
+                <w:b/>
+                <w:sz w:val="19"/>
+              </w:rPr>
               <w:t>日期</w:t>
+            </w:r>
+            <w:r>
+              <w:rPr>
+                <w:rFonts w:ascii="Microsoft JhengHei" w:hAnsi="Microsoft JhengHei" w:eastAsia="Microsoft JhengHei"/>
+                <w:sz w:val="19"/>
+              </w:rPr>
             </w:r>
           </w:p>
         </w:tc>
         <w:tc>
           <w:tcPr>
-            <w:tcW w:type="dxa" w:w="2880"/>
+            <w:tcW w:type="dxa" w:w="3024"/>
+            <w:shd w:fill="EBF5FB"/>
           </w:tcPr>
           <w:p>
+            <w:r/>
             <w:r>
+              <w:rPr>
+                <w:rFonts w:ascii="Microsoft JhengHei" w:hAnsi="Microsoft JhengHei" w:eastAsia="Microsoft JhengHei"/>
+                <w:sz w:val="19"/>
+              </w:rPr>
               <w:t>6/13（六）</w:t>
             </w:r>
           </w:p>
         </w:tc>
         <w:tc>
           <w:tcPr>
-            <w:tcW w:type="dxa" w:w="2880"/>
+            <w:tcW w:type="dxa" w:w="3024"/>
+            <w:shd w:fill="EBF5FB"/>
           </w:tcPr>
           <w:p>
+            <w:r/>
             <w:r>
+              <w:rPr>
+                <w:rFonts w:ascii="Microsoft JhengHei" w:hAnsi="Microsoft JhengHei" w:eastAsia="Microsoft JhengHei"/>
+                <w:sz w:val="19"/>
+              </w:rPr>
               <w:t>6/23（二）</w:t>
             </w:r>
           </w:p>
@@ -216,30 +502,58 @@
       <w:tr>
         <w:tc>
           <w:tcPr>
-            <w:tcW w:type="dxa" w:w="2880"/>
+            <w:tcW w:type="dxa" w:w="3024"/>
           </w:tcPr>
           <w:p>
+            <w:r/>
             <w:r>
+              <w:rPr>
+                <w:rFonts w:ascii="Microsoft JhengHei" w:hAnsi="Microsoft JhengHei" w:eastAsia="Microsoft JhengHei"/>
+                <w:sz w:val="19"/>
+              </w:rPr>
+            </w:r>
+            <w:r>
+              <w:rPr>
+                <w:rFonts w:ascii="Microsoft JhengHei" w:hAnsi="Microsoft JhengHei" w:eastAsia="Microsoft JhengHei"/>
+                <w:b/>
+                <w:sz w:val="19"/>
+              </w:rPr>
               <w:t>出發</w:t>
+            </w:r>
+            <w:r>
+              <w:rPr>
+                <w:rFonts w:ascii="Microsoft JhengHei" w:hAnsi="Microsoft JhengHei" w:eastAsia="Microsoft JhengHei"/>
+                <w:sz w:val="19"/>
+              </w:rPr>
             </w:r>
           </w:p>
         </w:tc>
         <w:tc>
           <w:tcPr>
-            <w:tcW w:type="dxa" w:w="2880"/>
+            <w:tcW w:type="dxa" w:w="3024"/>
           </w:tcPr>
           <w:p>
+            <w:r/>
             <w:r>
+              <w:rPr>
+                <w:rFonts w:ascii="Microsoft JhengHei" w:hAnsi="Microsoft JhengHei" w:eastAsia="Microsoft JhengHei"/>
+                <w:sz w:val="19"/>
+              </w:rPr>
               <w:t>台北桃園 TPE T2 — 23:45</w:t>
             </w:r>
           </w:p>
         </w:tc>
         <w:tc>
           <w:tcPr>
-            <w:tcW w:type="dxa" w:w="2880"/>
+            <w:tcW w:type="dxa" w:w="3024"/>
           </w:tcPr>
           <w:p>
+            <w:r/>
             <w:r>
+              <w:rPr>
+                <w:rFonts w:ascii="Microsoft JhengHei" w:hAnsi="Microsoft JhengHei" w:eastAsia="Microsoft JhengHei"/>
+                <w:sz w:val="19"/>
+              </w:rPr>
               <w:t>米蘭 MXP T1 — 11:15</w:t>
             </w:r>
           </w:p>
@@ -248,30 +562,61 @@
       <w:tr>
         <w:tc>
           <w:tcPr>
-            <w:tcW w:type="dxa" w:w="2880"/>
+            <w:tcW w:type="dxa" w:w="3024"/>
+            <w:shd w:fill="EBF5FB"/>
           </w:tcPr>
           <w:p>
+            <w:r/>
             <w:r>
+              <w:rPr>
+                <w:rFonts w:ascii="Microsoft JhengHei" w:hAnsi="Microsoft JhengHei" w:eastAsia="Microsoft JhengHei"/>
+                <w:sz w:val="19"/>
+              </w:rPr>
+            </w:r>
+            <w:r>
+              <w:rPr>
+                <w:rFonts w:ascii="Microsoft JhengHei" w:hAnsi="Microsoft JhengHei" w:eastAsia="Microsoft JhengHei"/>
+                <w:b/>
+                <w:sz w:val="19"/>
+              </w:rPr>
               <w:t>抵達</w:t>
+            </w:r>
+            <w:r>
+              <w:rPr>
+                <w:rFonts w:ascii="Microsoft JhengHei" w:hAnsi="Microsoft JhengHei" w:eastAsia="Microsoft JhengHei"/>
+                <w:sz w:val="19"/>
+              </w:rPr>
             </w:r>
           </w:p>
         </w:tc>
         <w:tc>
           <w:tcPr>
-            <w:tcW w:type="dxa" w:w="2880"/>
+            <w:tcW w:type="dxa" w:w="3024"/>
+            <w:shd w:fill="EBF5FB"/>
           </w:tcPr>
           <w:p>
+            <w:r/>
             <w:r>
+              <w:rPr>
+                <w:rFonts w:ascii="Microsoft JhengHei" w:hAnsi="Microsoft JhengHei" w:eastAsia="Microsoft JhengHei"/>
+                <w:sz w:val="19"/>
+              </w:rPr>
               <w:t>米蘭 MXP T1 — 07:35（+1天）</w:t>
             </w:r>
           </w:p>
         </w:tc>
         <w:tc>
           <w:tcPr>
-            <w:tcW w:type="dxa" w:w="2880"/>
+            <w:tcW w:type="dxa" w:w="3024"/>
+            <w:shd w:fill="EBF5FB"/>
           </w:tcPr>
           <w:p>
+            <w:r/>
             <w:r>
+              <w:rPr>
+                <w:rFonts w:ascii="Microsoft JhengHei" w:hAnsi="Microsoft JhengHei" w:eastAsia="Microsoft JhengHei"/>
+                <w:sz w:val="19"/>
+              </w:rPr>
               <w:t>台北桃園 TPE T2 — 06:05（+1天）</w:t>
             </w:r>
           </w:p>
@@ -280,30 +625,58 @@
       <w:tr>
         <w:tc>
           <w:tcPr>
-            <w:tcW w:type="dxa" w:w="2880"/>
+            <w:tcW w:type="dxa" w:w="3024"/>
           </w:tcPr>
           <w:p>
+            <w:r/>
             <w:r>
+              <w:rPr>
+                <w:rFonts w:ascii="Microsoft JhengHei" w:hAnsi="Microsoft JhengHei" w:eastAsia="Microsoft JhengHei"/>
+                <w:sz w:val="19"/>
+              </w:rPr>
+            </w:r>
+            <w:r>
+              <w:rPr>
+                <w:rFonts w:ascii="Microsoft JhengHei" w:hAnsi="Microsoft JhengHei" w:eastAsia="Microsoft JhengHei"/>
+                <w:b/>
+                <w:sz w:val="19"/>
+              </w:rPr>
               <w:t>飛行時間</w:t>
+            </w:r>
+            <w:r>
+              <w:rPr>
+                <w:rFonts w:ascii="Microsoft JhengHei" w:hAnsi="Microsoft JhengHei" w:eastAsia="Microsoft JhengHei"/>
+                <w:sz w:val="19"/>
+              </w:rPr>
             </w:r>
           </w:p>
         </w:tc>
         <w:tc>
           <w:tcPr>
-            <w:tcW w:type="dxa" w:w="2880"/>
+            <w:tcW w:type="dxa" w:w="3024"/>
           </w:tcPr>
           <w:p>
+            <w:r/>
             <w:r>
+              <w:rPr>
+                <w:rFonts w:ascii="Microsoft JhengHei" w:hAnsi="Microsoft JhengHei" w:eastAsia="Microsoft JhengHei"/>
+                <w:sz w:val="19"/>
+              </w:rPr>
               <w:t>13 小時 50 分</w:t>
             </w:r>
           </w:p>
         </w:tc>
         <w:tc>
           <w:tcPr>
-            <w:tcW w:type="dxa" w:w="2880"/>
+            <w:tcW w:type="dxa" w:w="3024"/>
           </w:tcPr>
           <w:p>
+            <w:r/>
             <w:r>
+              <w:rPr>
+                <w:rFonts w:ascii="Microsoft JhengHei" w:hAnsi="Microsoft JhengHei" w:eastAsia="Microsoft JhengHei"/>
+                <w:sz w:val="19"/>
+              </w:rPr>
               <w:t>12 小時 50 分</w:t>
             </w:r>
           </w:p>
@@ -312,30 +685,61 @@
       <w:tr>
         <w:tc>
           <w:tcPr>
-            <w:tcW w:type="dxa" w:w="2880"/>
+            <w:tcW w:type="dxa" w:w="3024"/>
+            <w:shd w:fill="EBF5FB"/>
           </w:tcPr>
           <w:p>
+            <w:r/>
             <w:r>
+              <w:rPr>
+                <w:rFonts w:ascii="Microsoft JhengHei" w:hAnsi="Microsoft JhengHei" w:eastAsia="Microsoft JhengHei"/>
+                <w:sz w:val="19"/>
+              </w:rPr>
+            </w:r>
+            <w:r>
+              <w:rPr>
+                <w:rFonts w:ascii="Microsoft JhengHei" w:hAnsi="Microsoft JhengHei" w:eastAsia="Microsoft JhengHei"/>
+                <w:b/>
+                <w:sz w:val="19"/>
+              </w:rPr>
               <w:t>機型</w:t>
+            </w:r>
+            <w:r>
+              <w:rPr>
+                <w:rFonts w:ascii="Microsoft JhengHei" w:hAnsi="Microsoft JhengHei" w:eastAsia="Microsoft JhengHei"/>
+                <w:sz w:val="19"/>
+              </w:rPr>
             </w:r>
           </w:p>
         </w:tc>
         <w:tc>
           <w:tcPr>
-            <w:tcW w:type="dxa" w:w="2880"/>
+            <w:tcW w:type="dxa" w:w="3024"/>
+            <w:shd w:fill="EBF5FB"/>
           </w:tcPr>
           <w:p>
+            <w:r/>
             <w:r>
+              <w:rPr>
+                <w:rFonts w:ascii="Microsoft JhengHei" w:hAnsi="Microsoft JhengHei" w:eastAsia="Microsoft JhengHei"/>
+                <w:sz w:val="19"/>
+              </w:rPr>
               <w:t>Boeing 787-9</w:t>
             </w:r>
           </w:p>
         </w:tc>
         <w:tc>
           <w:tcPr>
-            <w:tcW w:type="dxa" w:w="2880"/>
+            <w:tcW w:type="dxa" w:w="3024"/>
+            <w:shd w:fill="EBF5FB"/>
           </w:tcPr>
           <w:p>
+            <w:r/>
             <w:r>
+              <w:rPr>
+                <w:rFonts w:ascii="Microsoft JhengHei" w:hAnsi="Microsoft JhengHei" w:eastAsia="Microsoft JhengHei"/>
+                <w:sz w:val="19"/>
+              </w:rPr>
               <w:t>Boeing 787-9</w:t>
             </w:r>
           </w:p>
@@ -344,30 +748,58 @@
       <w:tr>
         <w:tc>
           <w:tcPr>
-            <w:tcW w:type="dxa" w:w="2880"/>
+            <w:tcW w:type="dxa" w:w="3024"/>
           </w:tcPr>
           <w:p>
+            <w:r/>
             <w:r>
+              <w:rPr>
+                <w:rFonts w:ascii="Microsoft JhengHei" w:hAnsi="Microsoft JhengHei" w:eastAsia="Microsoft JhengHei"/>
+                <w:sz w:val="19"/>
+              </w:rPr>
+            </w:r>
+            <w:r>
+              <w:rPr>
+                <w:rFonts w:ascii="Microsoft JhengHei" w:hAnsi="Microsoft JhengHei" w:eastAsia="Microsoft JhengHei"/>
+                <w:b/>
+                <w:sz w:val="19"/>
+              </w:rPr>
               <w:t>艙等</w:t>
+            </w:r>
+            <w:r>
+              <w:rPr>
+                <w:rFonts w:ascii="Microsoft JhengHei" w:hAnsi="Microsoft JhengHei" w:eastAsia="Microsoft JhengHei"/>
+                <w:sz w:val="19"/>
+              </w:rPr>
             </w:r>
           </w:p>
         </w:tc>
         <w:tc>
           <w:tcPr>
-            <w:tcW w:type="dxa" w:w="2880"/>
+            <w:tcW w:type="dxa" w:w="3024"/>
           </w:tcPr>
           <w:p>
+            <w:r/>
             <w:r>
+              <w:rPr>
+                <w:rFonts w:ascii="Microsoft JhengHei" w:hAnsi="Microsoft JhengHei" w:eastAsia="Microsoft JhengHei"/>
+                <w:sz w:val="19"/>
+              </w:rPr>
               <w:t>經濟艙 Basic</w:t>
             </w:r>
           </w:p>
         </w:tc>
         <w:tc>
           <w:tcPr>
-            <w:tcW w:type="dxa" w:w="2880"/>
+            <w:tcW w:type="dxa" w:w="3024"/>
           </w:tcPr>
           <w:p>
+            <w:r/>
             <w:r>
+              <w:rPr>
+                <w:rFonts w:ascii="Microsoft JhengHei" w:hAnsi="Microsoft JhengHei" w:eastAsia="Microsoft JhengHei"/>
+                <w:sz w:val="19"/>
+              </w:rPr>
               <w:t>經濟艙 Basic</w:t>
             </w:r>
           </w:p>
@@ -376,30 +808,61 @@
       <w:tr>
         <w:tc>
           <w:tcPr>
-            <w:tcW w:type="dxa" w:w="2880"/>
+            <w:tcW w:type="dxa" w:w="3024"/>
+            <w:shd w:fill="EBF5FB"/>
           </w:tcPr>
           <w:p>
+            <w:r/>
             <w:r>
+              <w:rPr>
+                <w:rFonts w:ascii="Microsoft JhengHei" w:hAnsi="Microsoft JhengHei" w:eastAsia="Microsoft JhengHei"/>
+                <w:sz w:val="19"/>
+              </w:rPr>
+            </w:r>
+            <w:r>
+              <w:rPr>
+                <w:rFonts w:ascii="Microsoft JhengHei" w:hAnsi="Microsoft JhengHei" w:eastAsia="Microsoft JhengHei"/>
+                <w:b/>
+                <w:sz w:val="19"/>
+              </w:rPr>
               <w:t>訂位代號</w:t>
+            </w:r>
+            <w:r>
+              <w:rPr>
+                <w:rFonts w:ascii="Microsoft JhengHei" w:hAnsi="Microsoft JhengHei" w:eastAsia="Microsoft JhengHei"/>
+                <w:sz w:val="19"/>
+              </w:rPr>
             </w:r>
           </w:p>
         </w:tc>
         <w:tc>
           <w:tcPr>
-            <w:tcW w:type="dxa" w:w="2880"/>
+            <w:tcW w:type="dxa" w:w="3024"/>
+            <w:shd w:fill="EBF5FB"/>
           </w:tcPr>
           <w:p>
+            <w:r/>
             <w:r>
+              <w:rPr>
+                <w:rFonts w:ascii="Microsoft JhengHei" w:hAnsi="Microsoft JhengHei" w:eastAsia="Microsoft JhengHei"/>
+                <w:sz w:val="19"/>
+              </w:rPr>
               <w:t>（請查群組）</w:t>
             </w:r>
           </w:p>
         </w:tc>
         <w:tc>
           <w:tcPr>
-            <w:tcW w:type="dxa" w:w="2880"/>
+            <w:tcW w:type="dxa" w:w="3024"/>
+            <w:shd w:fill="EBF5FB"/>
           </w:tcPr>
           <w:p>
+            <w:r/>
             <w:r>
+              <w:rPr>
+                <w:rFonts w:ascii="Microsoft JhengHei" w:hAnsi="Microsoft JhengHei" w:eastAsia="Microsoft JhengHei"/>
+                <w:sz w:val="19"/>
+              </w:rPr>
               <w:t>（請查群組）</w:t>
             </w:r>
           </w:p>
@@ -408,1394 +871,5692 @@
       <w:tr>
         <w:tc>
           <w:tcPr>
-            <w:tcW w:type="dxa" w:w="2880"/>
+            <w:tcW w:type="dxa" w:w="3024"/>
           </w:tcPr>
           <w:p>
+            <w:r/>
             <w:r>
+              <w:rPr>
+                <w:rFonts w:ascii="Microsoft JhengHei" w:hAnsi="Microsoft JhengHei" w:eastAsia="Microsoft JhengHei"/>
+                <w:sz w:val="19"/>
+              </w:rPr>
+            </w:r>
+            <w:r>
+              <w:rPr>
+                <w:rFonts w:ascii="Microsoft JhengHei" w:hAnsi="Microsoft JhengHei" w:eastAsia="Microsoft JhengHei"/>
+                <w:b/>
+                <w:sz w:val="19"/>
+              </w:rPr>
               <w:t>託運行李</w:t>
+            </w:r>
+            <w:r>
+              <w:rPr>
+                <w:rFonts w:ascii="Microsoft JhengHei" w:hAnsi="Microsoft JhengHei" w:eastAsia="Microsoft JhengHei"/>
+                <w:sz w:val="19"/>
+              </w:rPr>
             </w:r>
           </w:p>
         </w:tc>
         <w:tc>
           <w:tcPr>
-            <w:tcW w:type="dxa" w:w="2880"/>
+            <w:tcW w:type="dxa" w:w="3024"/>
           </w:tcPr>
           <w:p>
+            <w:r/>
             <w:r>
+              <w:rPr>
+                <w:rFonts w:ascii="Microsoft JhengHei" w:hAnsi="Microsoft JhengHei" w:eastAsia="Microsoft JhengHei"/>
+                <w:sz w:val="19"/>
+              </w:rPr>
               <w:t>每人 2 件（每件 23kg）</w:t>
             </w:r>
           </w:p>
         </w:tc>
         <w:tc>
           <w:tcPr>
-            <w:tcW w:type="dxa" w:w="2880"/>
+            <w:tcW w:type="dxa" w:w="3024"/>
           </w:tcPr>
           <w:p>
+            <w:r/>
             <w:r>
+              <w:rPr>
+                <w:rFonts w:ascii="Microsoft JhengHei" w:hAnsi="Microsoft JhengHei" w:eastAsia="Microsoft JhengHei"/>
+                <w:sz w:val="19"/>
+              </w:rPr>
               <w:t>每人 2 件（每件 23kg）</w:t>
             </w:r>
           </w:p>
         </w:tc>
       </w:tr>
     </w:tbl>
+    <w:p/>
     <w:p>
-      <w:r>
-        <w:t>旅客：（請查群組）（此訂位 2 人，共 TWD 66,356）</w:t>
+      <w:pPr/>
+      <w:r>
+        <w:rPr>
+          <w:rFonts w:ascii="Microsoft JhengHei" w:hAnsi="Microsoft JhengHei" w:eastAsia="Microsoft JhengHei"/>
+        </w:rPr>
+      </w:r>
+      <w:r>
+        <w:rPr>
+          <w:rFonts w:ascii="Microsoft JhengHei" w:hAnsi="Microsoft JhengHei" w:eastAsia="Microsoft JhengHei"/>
+          <w:b/>
+        </w:rPr>
+        <w:t>旅客</w:t>
+      </w:r>
+      <w:r>
+        <w:rPr>
+          <w:rFonts w:ascii="Microsoft JhengHei" w:hAnsi="Microsoft JhengHei" w:eastAsia="Microsoft JhengHei"/>
+        </w:rPr>
+        <w:t>：（請查群組）（此訂位 2 人，共 TWD 66,356）</w:t>
       </w:r>
     </w:p>
     <w:p>
       <w:pPr>
-        <w:pStyle w:val="Heading2"/>
-      </w:pPr>
-      <w:r>
-        <w:t>📅 每日行程</w:t>
-      </w:r>
+        <w:spacing w:before="40" w:after="40"/>
+        <w:pBdr>
+          <w:bottom w:val="single" w:sz="4" w:space="1" w:color="BDC3C7"/>
+        </w:pBdr>
+      </w:pPr>
     </w:p>
     <w:p>
-      <w:pPr>
-        <w:pStyle w:val="Heading3"/>
-      </w:pPr>
-      <w:r>
-        <w:t>Day 0｜6/13（六）— 出發日</w:t>
+      <w:r>
+        <w:br w:type="page"/>
       </w:r>
     </w:p>
     <w:p>
       <w:pPr>
-        <w:pStyle w:val="ListBullet"/>
-      </w:pPr>
-      <w:r>
-        <w:t>23:45 台北桃園機場 T2 出發，搭乘 BR95 直飛米蘭</w:t>
+        <w:pStyle w:val="Heading2"/>
+      </w:pPr>
+      <w:r>
+        <w:t>📅 每日行程</w:t>
       </w:r>
     </w:p>
     <w:p>
       <w:pPr>
-        <w:pStyle w:val="ListBullet"/>
-      </w:pPr>
-      <w:r>
-        <w:t>機上過夜，記得帶頸枕和眼罩</w:t>
-      </w:r>
+        <w:spacing w:before="40" w:after="40"/>
+        <w:pBdr>
+          <w:bottom w:val="single" w:sz="4" w:space="1" w:color="BDC3C7"/>
+        </w:pBdr>
+      </w:pPr>
     </w:p>
     <w:p>
       <w:pPr>
         <w:pStyle w:val="Heading3"/>
       </w:pPr>
       <w:r>
-        <w:t>Day 1｜6/14（日）— 漫長飛行後的托斯卡尼洗禮</w:t>
+        <w:t>Day 0｜6/13（六）— 出發日</w:t>
       </w:r>
     </w:p>
     <w:p>
       <w:pPr>
-        <w:ind w:left="720"/>
-      </w:pPr>
-      <w:r>
-        <w:t>第一階段：抵達與錫耶納山城（6/14 - 6/17）</w:t>
+        <w:ind w:left="454" w:hanging="227"/>
+      </w:pPr>
+      <w:r>
+        <w:rPr>
+          <w:rFonts w:ascii="Microsoft JhengHei" w:hAnsi="Microsoft JhengHei" w:eastAsia="Microsoft JhengHei"/>
+          <w:sz w:val="21"/>
+        </w:rPr>
+        <w:t xml:space="preserve">• </w:t>
+      </w:r>
+      <w:r>
+        <w:rPr>
+          <w:rFonts w:ascii="Microsoft JhengHei" w:hAnsi="Microsoft JhengHei" w:eastAsia="Microsoft JhengHei"/>
+          <w:b/>
+          <w:sz w:val="21"/>
+        </w:rPr>
+        <w:t>23:45</w:t>
+      </w:r>
+      <w:r>
+        <w:rPr>
+          <w:rFonts w:ascii="Microsoft JhengHei" w:hAnsi="Microsoft JhengHei" w:eastAsia="Microsoft JhengHei"/>
+          <w:sz w:val="21"/>
+        </w:rPr>
+        <w:t xml:space="preserve"> 台北桃園機場 T2 出發，搭乘 BR95 直飛米蘭</w:t>
       </w:r>
     </w:p>
     <w:p>
       <w:pPr>
-        <w:pStyle w:val="ListBullet"/>
-      </w:pPr>
-      <w:r>
-        <w:t>07:35 抵達米蘭 Malpensa 機場（MXP）</w:t>
+        <w:ind w:left="454" w:hanging="227"/>
+      </w:pPr>
+      <w:r>
+        <w:rPr>
+          <w:rFonts w:ascii="Microsoft JhengHei" w:hAnsi="Microsoft JhengHei" w:eastAsia="Microsoft JhengHei"/>
+          <w:sz w:val="21"/>
+        </w:rPr>
+        <w:t>• 機上過夜，記得帶頸枕和眼罩</w:t>
       </w:r>
     </w:p>
     <w:p>
       <w:pPr>
-        <w:pStyle w:val="ListBullet"/>
-      </w:pPr>
-      <w:r>
-        <w:t>09:00 搭 Malpensa Express 前往米蘭中央車站（Milano Centrale）</w:t>
-      </w:r>
+        <w:spacing w:before="40" w:after="40"/>
+        <w:pBdr>
+          <w:bottom w:val="single" w:sz="4" w:space="1" w:color="BDC3C7"/>
+        </w:pBdr>
+      </w:pPr>
     </w:p>
     <w:p>
       <w:pPr>
-        <w:pStyle w:val="ListBullet"/>
-      </w:pPr>
-      <w:r>
-        <w:t>10:30 搭紅箭高鐵（Frecciarossa）：米蘭 → 佛羅倫斯（Firenze S.M.N.）</w:t>
+        <w:pStyle w:val="Heading3"/>
+      </w:pPr>
+      <w:r>
+        <w:t>Day 1｜6/14（日）— 漫長飛行後的托斯卡尼洗禮</w:t>
       </w:r>
     </w:p>
     <w:p>
       <w:pPr>
-        <w:pStyle w:val="ListBullet"/>
-      </w:pPr>
-      <w:r>
-        <w:t>13:30 私家 Minivan 接送：從佛羅倫斯車站直達 Siena 飯店</w:t>
+        <w:ind w:left="283"/>
+        <w:pBdr>
+          <w:left w:val="single" w:sz="12" w:space="4" w:color="2E86C1"/>
+        </w:pBdr>
+        <w:shd w:fill="EBF5FB"/>
+      </w:pPr>
+      <w:r>
+        <w:rPr>
+          <w:rFonts w:ascii="Microsoft JhengHei" w:hAnsi="Microsoft JhengHei" w:eastAsia="Microsoft JhengHei"/>
+          <w:color w:val="5D6D7E"/>
+          <w:sz w:val="21"/>
+        </w:rPr>
+        <w:t>第一階段：抵達與錫耶納山城（6/14 - 6/17）</w:t>
       </w:r>
     </w:p>
     <w:p>
       <w:pPr>
-        <w:pStyle w:val="ListBullet"/>
-      </w:pPr>
-      <w:r>
-        <w:t>【交通預定】建議請 Siena 房東預約司機，5 位大人加行李直達門口最省力</w:t>
+        <w:ind w:left="454" w:hanging="227"/>
+      </w:pPr>
+      <w:r>
+        <w:rPr>
+          <w:rFonts w:ascii="Microsoft JhengHei" w:hAnsi="Microsoft JhengHei" w:eastAsia="Microsoft JhengHei"/>
+          <w:sz w:val="21"/>
+        </w:rPr>
+        <w:t xml:space="preserve">• </w:t>
+      </w:r>
+      <w:r>
+        <w:rPr>
+          <w:rFonts w:ascii="Microsoft JhengHei" w:hAnsi="Microsoft JhengHei" w:eastAsia="Microsoft JhengHei"/>
+          <w:b/>
+          <w:sz w:val="21"/>
+        </w:rPr>
+        <w:t>07:35</w:t>
+      </w:r>
+      <w:r>
+        <w:rPr>
+          <w:rFonts w:ascii="Microsoft JhengHei" w:hAnsi="Microsoft JhengHei" w:eastAsia="Microsoft JhengHei"/>
+          <w:sz w:val="21"/>
+        </w:rPr>
+        <w:t xml:space="preserve"> 抵達米蘭 Malpensa 機場（MXP）</w:t>
       </w:r>
     </w:p>
     <w:p>
       <w:pPr>
-        <w:pStyle w:val="ListBullet"/>
-      </w:pPr>
-      <w:r>
-        <w:t>15:00 Siena 飯店 Check-in</w:t>
+        <w:ind w:left="454" w:hanging="227"/>
+      </w:pPr>
+      <w:r>
+        <w:rPr>
+          <w:rFonts w:ascii="Microsoft JhengHei" w:hAnsi="Microsoft JhengHei" w:eastAsia="Microsoft JhengHei"/>
+          <w:sz w:val="21"/>
+        </w:rPr>
+        <w:t xml:space="preserve">• </w:t>
+      </w:r>
+      <w:r>
+        <w:rPr>
+          <w:rFonts w:ascii="Microsoft JhengHei" w:hAnsi="Microsoft JhengHei" w:eastAsia="Microsoft JhengHei"/>
+          <w:b/>
+          <w:sz w:val="21"/>
+        </w:rPr>
+        <w:t>09:00</w:t>
+      </w:r>
+      <w:r>
+        <w:rPr>
+          <w:rFonts w:ascii="Microsoft JhengHei" w:hAnsi="Microsoft JhengHei" w:eastAsia="Microsoft JhengHei"/>
+          <w:sz w:val="21"/>
+        </w:rPr>
+        <w:t xml:space="preserve"> 搭 Malpensa Express 前往米蘭中央車站（Milano Centrale）</w:t>
       </w:r>
     </w:p>
     <w:p>
-      <w:r>
-        <w:t>下午 — 老城核心散步</w:t>
+      <w:pPr>
+        <w:ind w:left="454" w:hanging="227"/>
+      </w:pPr>
+      <w:r>
+        <w:rPr>
+          <w:rFonts w:ascii="Microsoft JhengHei" w:hAnsi="Microsoft JhengHei" w:eastAsia="Microsoft JhengHei"/>
+          <w:sz w:val="21"/>
+        </w:rPr>
+        <w:t xml:space="preserve">• </w:t>
+      </w:r>
+      <w:r>
+        <w:rPr>
+          <w:rFonts w:ascii="Microsoft JhengHei" w:hAnsi="Microsoft JhengHei" w:eastAsia="Microsoft JhengHei"/>
+          <w:b/>
+          <w:sz w:val="21"/>
+        </w:rPr>
+        <w:t>10:30</w:t>
+      </w:r>
+      <w:r>
+        <w:rPr>
+          <w:rFonts w:ascii="Microsoft JhengHei" w:hAnsi="Microsoft JhengHei" w:eastAsia="Microsoft JhengHei"/>
+          <w:sz w:val="21"/>
+        </w:rPr>
+        <w:t xml:space="preserve"> 搭紅箭高鐵（Frecciarossa）：米蘭 → 佛羅倫斯（Firenze S.M.N.）</w:t>
       </w:r>
     </w:p>
     <w:p>
       <w:pPr>
-        <w:pStyle w:val="ListBullet"/>
-      </w:pPr>
-      <w:r>
-        <w:t>16:00 Via Banchi di Sopra → Palazzo Tolomei → Chiesa di San Cristoforo（古老教堂）</w:t>
+        <w:ind w:left="454" w:hanging="227"/>
+      </w:pPr>
+      <w:r>
+        <w:rPr>
+          <w:rFonts w:ascii="Microsoft JhengHei" w:hAnsi="Microsoft JhengHei" w:eastAsia="Microsoft JhengHei"/>
+          <w:sz w:val="21"/>
+        </w:rPr>
+        <w:t xml:space="preserve">• </w:t>
+      </w:r>
+      <w:r>
+        <w:rPr>
+          <w:rFonts w:ascii="Microsoft JhengHei" w:hAnsi="Microsoft JhengHei" w:eastAsia="Microsoft JhengHei"/>
+          <w:b/>
+          <w:sz w:val="21"/>
+        </w:rPr>
+        <w:t>13:30</w:t>
+      </w:r>
+      <w:r>
+        <w:rPr>
+          <w:rFonts w:ascii="Microsoft JhengHei" w:hAnsi="Microsoft JhengHei" w:eastAsia="Microsoft JhengHei"/>
+          <w:sz w:val="21"/>
+        </w:rPr>
+        <w:t xml:space="preserve"> 私家 Minivan 接送：從佛羅倫斯車站直達 Siena 飯店</w:t>
       </w:r>
     </w:p>
     <w:p>
       <w:pPr>
-        <w:pStyle w:val="ListBullet"/>
-      </w:pPr>
-      <w:r>
-        <w:t>💡 Siena 最熱鬧的主街，中世紀貴族豪宅一棟接一棟；托洛梅伊宮是 Siena 現存最古老的私人宅邸（1205 年），聖克里斯多福教堂是 12 世紀各堂區議事的場所</w:t>
+        <w:ind w:left="454" w:hanging="227"/>
+      </w:pPr>
+      <w:r>
+        <w:rPr>
+          <w:rFonts w:ascii="Microsoft JhengHei" w:hAnsi="Microsoft JhengHei" w:eastAsia="Microsoft JhengHei"/>
+          <w:sz w:val="21"/>
+        </w:rPr>
+        <w:t>• 【交通預定】建議請 Siena 房東預約司機，5 位大人加行李直達門口最省力</w:t>
       </w:r>
     </w:p>
     <w:p>
       <w:pPr>
-        <w:pStyle w:val="ListBullet"/>
-      </w:pPr>
-      <w:r>
-        <w:t>17:00 薩林貝尼宮（Palazzo Salimbeni） — 外觀拍照（世界最老銀行）</w:t>
+        <w:ind w:left="454" w:hanging="227"/>
+      </w:pPr>
+      <w:r>
+        <w:rPr>
+          <w:rFonts w:ascii="Microsoft JhengHei" w:hAnsi="Microsoft JhengHei" w:eastAsia="Microsoft JhengHei"/>
+          <w:sz w:val="21"/>
+        </w:rPr>
+        <w:t xml:space="preserve">• </w:t>
+      </w:r>
+      <w:r>
+        <w:rPr>
+          <w:rFonts w:ascii="Microsoft JhengHei" w:hAnsi="Microsoft JhengHei" w:eastAsia="Microsoft JhengHei"/>
+          <w:b/>
+          <w:sz w:val="21"/>
+        </w:rPr>
+        <w:t>15:00</w:t>
+      </w:r>
+      <w:r>
+        <w:rPr>
+          <w:rFonts w:ascii="Microsoft JhengHei" w:hAnsi="Microsoft JhengHei" w:eastAsia="Microsoft JhengHei"/>
+          <w:sz w:val="21"/>
+        </w:rPr>
+        <w:t xml:space="preserve"> Siena 飯店 Check-in</w:t>
       </w:r>
     </w:p>
     <w:p>
-      <w:pPr>
-        <w:pStyle w:val="ListBullet"/>
-      </w:pPr>
-      <w:r>
-        <w:t>💡 世界最古老銀行 Monte dei Paschi di Siena（1472 年創立）的總部，比哥倫布發現新大陸還早 20 年</w:t>
+      <w:pPr/>
+      <w:r>
+        <w:rPr>
+          <w:rFonts w:ascii="Microsoft JhengHei" w:hAnsi="Microsoft JhengHei" w:eastAsia="Microsoft JhengHei"/>
+        </w:rPr>
+      </w:r>
+      <w:r>
+        <w:rPr>
+          <w:rFonts w:ascii="Microsoft JhengHei" w:hAnsi="Microsoft JhengHei" w:eastAsia="Microsoft JhengHei"/>
+          <w:b/>
+        </w:rPr>
+        <w:t>下午 — 老城核心散步</w:t>
+      </w:r>
+      <w:r>
+        <w:rPr>
+          <w:rFonts w:ascii="Microsoft JhengHei" w:hAnsi="Microsoft JhengHei" w:eastAsia="Microsoft JhengHei"/>
+        </w:rPr>
       </w:r>
     </w:p>
     <w:p>
       <w:pPr>
-        <w:pStyle w:val="ListBullet"/>
-      </w:pPr>
-      <w:r>
-        <w:t>18:00 田野廣場（Piazza del Campo） — 貝殼廣場斜坡坐著休息</w:t>
+        <w:ind w:left="454" w:hanging="227"/>
+      </w:pPr>
+      <w:r>
+        <w:rPr>
+          <w:rFonts w:ascii="Microsoft JhengHei" w:hAnsi="Microsoft JhengHei" w:eastAsia="Microsoft JhengHei"/>
+          <w:sz w:val="21"/>
+        </w:rPr>
+        <w:t xml:space="preserve">• </w:t>
+      </w:r>
+      <w:r>
+        <w:rPr>
+          <w:rFonts w:ascii="Microsoft JhengHei" w:hAnsi="Microsoft JhengHei" w:eastAsia="Microsoft JhengHei"/>
+          <w:b/>
+          <w:sz w:val="21"/>
+        </w:rPr>
+        <w:t>16:00</w:t>
+      </w:r>
+      <w:r>
+        <w:rPr>
+          <w:rFonts w:ascii="Microsoft JhengHei" w:hAnsi="Microsoft JhengHei" w:eastAsia="Microsoft JhengHei"/>
+          <w:sz w:val="21"/>
+        </w:rPr>
+        <w:t xml:space="preserve"> Via Banchi di Sopra → Palazzo Tolomei → Chiesa di San Cristoforo（古老教堂）</w:t>
       </w:r>
     </w:p>
     <w:p>
       <w:pPr>
-        <w:pStyle w:val="ListBullet"/>
-      </w:pPr>
-      <w:r>
-        <w:t>💡 全世界最美的扇形廣場，地面微微傾斜像巨大貝殼。每年七八月的 Palio 賽馬就在這裡狂奔，坐在斜坡上看夕陽打在市政廳上是最奢侈的享受</w:t>
+        <w:ind w:left="454" w:hanging="227"/>
+      </w:pPr>
+      <w:r>
+        <w:rPr>
+          <w:rFonts w:ascii="Microsoft JhengHei" w:hAnsi="Microsoft JhengHei" w:eastAsia="Microsoft JhengHei"/>
+          <w:sz w:val="21"/>
+        </w:rPr>
+        <w:t>• 💡 Siena 最熱鬧的主街，中世紀貴族豪宅一棟接一棟；托洛梅伊宮是 Siena 現存最古老的私人宅邸（1205 年），聖克里斯多福教堂是 12 世紀各堂區議事的場所</w:t>
       </w:r>
     </w:p>
     <w:p>
-      <w:r>
-        <w:t>晚餐</w:t>
+      <w:pPr>
+        <w:ind w:left="454" w:hanging="227"/>
+      </w:pPr>
+      <w:r>
+        <w:rPr>
+          <w:rFonts w:ascii="Microsoft JhengHei" w:hAnsi="Microsoft JhengHei" w:eastAsia="Microsoft JhengHei"/>
+          <w:sz w:val="21"/>
+        </w:rPr>
+        <w:t xml:space="preserve">• </w:t>
+      </w:r>
+      <w:r>
+        <w:rPr>
+          <w:rFonts w:ascii="Microsoft JhengHei" w:hAnsi="Microsoft JhengHei" w:eastAsia="Microsoft JhengHei"/>
+          <w:b/>
+          <w:sz w:val="21"/>
+        </w:rPr>
+        <w:t>17:00</w:t>
+      </w:r>
+      <w:r>
+        <w:rPr>
+          <w:rFonts w:ascii="Microsoft JhengHei" w:hAnsi="Microsoft JhengHei" w:eastAsia="Microsoft JhengHei"/>
+          <w:sz w:val="21"/>
+        </w:rPr>
+        <w:t xml:space="preserve"> </w:t>
+      </w:r>
+      <w:r>
+        <w:rPr>
+          <w:rFonts w:ascii="Microsoft JhengHei" w:hAnsi="Microsoft JhengHei" w:eastAsia="Microsoft JhengHei"/>
+          <w:b/>
+          <w:sz w:val="21"/>
+        </w:rPr>
+        <w:t>薩林貝尼宮（Palazzo Salimbeni）</w:t>
+      </w:r>
+      <w:r>
+        <w:rPr>
+          <w:rFonts w:ascii="Microsoft JhengHei" w:hAnsi="Microsoft JhengHei" w:eastAsia="Microsoft JhengHei"/>
+          <w:sz w:val="21"/>
+        </w:rPr>
+        <w:t xml:space="preserve"> — 外觀拍照（世界最老銀行）</w:t>
       </w:r>
     </w:p>
     <w:p>
       <w:pPr>
-        <w:pStyle w:val="ListBullet"/>
-      </w:pPr>
-      <w:r>
-        <w:t>19:00 Antica Trattoria Papei（傳統托斯卡尼野味、手工麵）</w:t>
+        <w:ind w:left="454" w:hanging="227"/>
+      </w:pPr>
+      <w:r>
+        <w:rPr>
+          <w:rFonts w:ascii="Microsoft JhengHei" w:hAnsi="Microsoft JhengHei" w:eastAsia="Microsoft JhengHei"/>
+          <w:sz w:val="21"/>
+        </w:rPr>
+        <w:t>• 💡 世界最古老銀行 Monte dei Paschi di Siena（1472 年創立）的總部，比哥倫布發現新大陸還早 20 年</w:t>
       </w:r>
     </w:p>
     <w:p>
-      <w:r>
-        <w:t>🛏 住宿：Loggia Senensis, Siena</w:t>
+      <w:pPr>
+        <w:ind w:left="454" w:hanging="227"/>
+      </w:pPr>
+      <w:r>
+        <w:rPr>
+          <w:rFonts w:ascii="Microsoft JhengHei" w:hAnsi="Microsoft JhengHei" w:eastAsia="Microsoft JhengHei"/>
+          <w:sz w:val="21"/>
+        </w:rPr>
+        <w:t xml:space="preserve">• </w:t>
+      </w:r>
+      <w:r>
+        <w:rPr>
+          <w:rFonts w:ascii="Microsoft JhengHei" w:hAnsi="Microsoft JhengHei" w:eastAsia="Microsoft JhengHei"/>
+          <w:b/>
+          <w:sz w:val="21"/>
+        </w:rPr>
+        <w:t>18:00</w:t>
+      </w:r>
+      <w:r>
+        <w:rPr>
+          <w:rFonts w:ascii="Microsoft JhengHei" w:hAnsi="Microsoft JhengHei" w:eastAsia="Microsoft JhengHei"/>
+          <w:sz w:val="21"/>
+        </w:rPr>
+        <w:t xml:space="preserve"> </w:t>
+      </w:r>
+      <w:r>
+        <w:rPr>
+          <w:rFonts w:ascii="Microsoft JhengHei" w:hAnsi="Microsoft JhengHei" w:eastAsia="Microsoft JhengHei"/>
+          <w:b/>
+          <w:sz w:val="21"/>
+        </w:rPr>
+        <w:t>田野廣場（Piazza del Campo）</w:t>
+      </w:r>
+      <w:r>
+        <w:rPr>
+          <w:rFonts w:ascii="Microsoft JhengHei" w:hAnsi="Microsoft JhengHei" w:eastAsia="Microsoft JhengHei"/>
+          <w:sz w:val="21"/>
+        </w:rPr>
+        <w:t xml:space="preserve"> — 貝殼廣場斜坡坐著休息</w:t>
       </w:r>
     </w:p>
     <w:p>
       <w:pPr>
-        <w:pStyle w:val="Heading3"/>
-      </w:pPr>
-      <w:r>
-        <w:t>Day 2｜6/15（一）— 錫耶納藝術巔峰與深度購物</w:t>
+        <w:ind w:left="454" w:hanging="227"/>
+      </w:pPr>
+      <w:r>
+        <w:rPr>
+          <w:rFonts w:ascii="Microsoft JhengHei" w:hAnsi="Microsoft JhengHei" w:eastAsia="Microsoft JhengHei"/>
+          <w:sz w:val="21"/>
+        </w:rPr>
+        <w:t>• 💡 全世界最美的扇形廣場，地面微微傾斜像巨大貝殼。每年七八月的 Palio 賽馬就在這裡狂奔，坐在斜坡上看夕陽打在市政廳上是最奢侈的享受</w:t>
       </w:r>
     </w:p>
     <w:p>
-      <w:pPr>
-        <w:ind w:left="720"/>
-      </w:pPr>
-      <w:r>
-        <w:t>整天留在 Siena，藝術 + 購物 + 美食</w:t>
+      <w:pPr/>
+      <w:r>
+        <w:rPr>
+          <w:rFonts w:ascii="Microsoft JhengHei" w:hAnsi="Microsoft JhengHei" w:eastAsia="Microsoft JhengHei"/>
+        </w:rPr>
+      </w:r>
+      <w:r>
+        <w:rPr>
+          <w:rFonts w:ascii="Microsoft JhengHei" w:hAnsi="Microsoft JhengHei" w:eastAsia="Microsoft JhengHei"/>
+          <w:b/>
+        </w:rPr>
+        <w:t>晚餐</w:t>
+      </w:r>
+      <w:r>
+        <w:rPr>
+          <w:rFonts w:ascii="Microsoft JhengHei" w:hAnsi="Microsoft JhengHei" w:eastAsia="Microsoft JhengHei"/>
+        </w:rPr>
       </w:r>
     </w:p>
     <w:p>
-      <w:r>
-        <w:t>上午</w:t>
+      <w:pPr>
+        <w:ind w:left="454" w:hanging="227"/>
+      </w:pPr>
+      <w:r>
+        <w:rPr>
+          <w:rFonts w:ascii="Microsoft JhengHei" w:hAnsi="Microsoft JhengHei" w:eastAsia="Microsoft JhengHei"/>
+          <w:sz w:val="21"/>
+        </w:rPr>
+        <w:t xml:space="preserve">• </w:t>
+      </w:r>
+      <w:r>
+        <w:rPr>
+          <w:rFonts w:ascii="Microsoft JhengHei" w:hAnsi="Microsoft JhengHei" w:eastAsia="Microsoft JhengHei"/>
+          <w:b/>
+          <w:sz w:val="21"/>
+        </w:rPr>
+        <w:t>19:00</w:t>
+      </w:r>
+      <w:r>
+        <w:rPr>
+          <w:rFonts w:ascii="Microsoft JhengHei" w:hAnsi="Microsoft JhengHei" w:eastAsia="Microsoft JhengHei"/>
+          <w:sz w:val="21"/>
+        </w:rPr>
+        <w:t xml:space="preserve"> </w:t>
+      </w:r>
+      <w:r>
+        <w:rPr>
+          <w:rFonts w:ascii="Microsoft JhengHei" w:hAnsi="Microsoft JhengHei" w:eastAsia="Microsoft JhengHei"/>
+          <w:b/>
+          <w:sz w:val="21"/>
+        </w:rPr>
+        <w:t>Antica Trattoria Papei</w:t>
+      </w:r>
+      <w:r>
+        <w:rPr>
+          <w:rFonts w:ascii="Microsoft JhengHei" w:hAnsi="Microsoft JhengHei" w:eastAsia="Microsoft JhengHei"/>
+          <w:sz w:val="21"/>
+        </w:rPr>
+        <w:t>（傳統托斯卡尼野味、手工麵）</w:t>
       </w:r>
     </w:p>
     <w:p>
-      <w:pPr>
-        <w:pStyle w:val="ListBullet"/>
-      </w:pPr>
-      <w:r>
-        <w:t>09:00 早餐：De miccoli antonio（買招牌帕尼尼當體力早餐）</w:t>
+      <w:pPr/>
+      <w:r>
+        <w:rPr>
+          <w:rFonts w:ascii="Microsoft JhengHei" w:hAnsi="Microsoft JhengHei" w:eastAsia="Microsoft JhengHei"/>
+        </w:rPr>
+        <w:t xml:space="preserve">🛏 </w:t>
+      </w:r>
+      <w:r>
+        <w:rPr>
+          <w:rFonts w:ascii="Microsoft JhengHei" w:hAnsi="Microsoft JhengHei" w:eastAsia="Microsoft JhengHei"/>
+          <w:b/>
+        </w:rPr>
+        <w:t>住宿</w:t>
+      </w:r>
+      <w:r>
+        <w:rPr>
+          <w:rFonts w:ascii="Microsoft JhengHei" w:hAnsi="Microsoft JhengHei" w:eastAsia="Microsoft JhengHei"/>
+        </w:rPr>
+        <w:t>：Loggia Senensis, Siena</w:t>
       </w:r>
     </w:p>
     <w:p>
       <w:pPr>
-        <w:pStyle w:val="ListBullet"/>
-      </w:pPr>
-      <w:r>
-        <w:t>10:00 西恩納主教座堂區域：</w:t>
-      </w:r>
+        <w:spacing w:before="40" w:after="40"/>
+        <w:pBdr>
+          <w:bottom w:val="single" w:sz="4" w:space="1" w:color="BDC3C7"/>
+        </w:pBdr>
+      </w:pPr>
     </w:p>
     <w:p>
       <w:pPr>
-        <w:pStyle w:val="ListBullet"/>
-      </w:pPr>
-      <w:r>
-        <w:t>西恩納主教座堂（Duomo di Siena） — 門票</w:t>
+        <w:pStyle w:val="Heading3"/>
+      </w:pPr>
+      <w:r>
+        <w:t>Day 2｜6/15（一）— 錫耶納藝術巔峰與深度購物</w:t>
       </w:r>
     </w:p>
     <w:p>
       <w:pPr>
-        <w:pStyle w:val="ListBullet"/>
-      </w:pPr>
-      <w:r>
-        <w:t>💡 黑白條紋大理石哥德式教堂，地板上 56 幅大理石鑲嵌畫都是藝術品，Piccolomini 圖書館裡色彩炸裂的濕壁畫必看</w:t>
+        <w:ind w:left="283"/>
+        <w:pBdr>
+          <w:left w:val="single" w:sz="12" w:space="4" w:color="2E86C1"/>
+        </w:pBdr>
+        <w:shd w:fill="EBF5FB"/>
+      </w:pPr>
+      <w:r>
+        <w:rPr>
+          <w:rFonts w:ascii="Microsoft JhengHei" w:hAnsi="Microsoft JhengHei" w:eastAsia="Microsoft JhengHei"/>
+          <w:color w:val="5D6D7E"/>
+          <w:sz w:val="21"/>
+        </w:rPr>
+        <w:t>整天留在 Siena，藝術 + 購物 + 美食</w:t>
       </w:r>
     </w:p>
     <w:p>
-      <w:pPr>
-        <w:pStyle w:val="ListBullet"/>
-      </w:pPr>
-      <w:r>
-        <w:t>博物館 — 門票</w:t>
+      <w:pPr/>
+      <w:r>
+        <w:rPr>
+          <w:rFonts w:ascii="Microsoft JhengHei" w:hAnsi="Microsoft JhengHei" w:eastAsia="Microsoft JhengHei"/>
+        </w:rPr>
+      </w:r>
+      <w:r>
+        <w:rPr>
+          <w:rFonts w:ascii="Microsoft JhengHei" w:hAnsi="Microsoft JhengHei" w:eastAsia="Microsoft JhengHei"/>
+          <w:b/>
+        </w:rPr>
+        <w:t>上午</w:t>
+      </w:r>
+      <w:r>
+        <w:rPr>
+          <w:rFonts w:ascii="Microsoft JhengHei" w:hAnsi="Microsoft JhengHei" w:eastAsia="Microsoft JhengHei"/>
+        </w:rPr>
       </w:r>
     </w:p>
     <w:p>
       <w:pPr>
-        <w:pStyle w:val="ListBullet"/>
-      </w:pPr>
-      <w:r>
-        <w:t>Facciatone 觀景台 — 門票</w:t>
+        <w:ind w:left="454" w:hanging="227"/>
+      </w:pPr>
+      <w:r>
+        <w:rPr>
+          <w:rFonts w:ascii="Microsoft JhengHei" w:hAnsi="Microsoft JhengHei" w:eastAsia="Microsoft JhengHei"/>
+          <w:sz w:val="21"/>
+        </w:rPr>
+        <w:t xml:space="preserve">• </w:t>
+      </w:r>
+      <w:r>
+        <w:rPr>
+          <w:rFonts w:ascii="Microsoft JhengHei" w:hAnsi="Microsoft JhengHei" w:eastAsia="Microsoft JhengHei"/>
+          <w:b/>
+          <w:sz w:val="21"/>
+        </w:rPr>
+        <w:t>09:00</w:t>
+      </w:r>
+      <w:r>
+        <w:rPr>
+          <w:rFonts w:ascii="Microsoft JhengHei" w:hAnsi="Microsoft JhengHei" w:eastAsia="Microsoft JhengHei"/>
+          <w:sz w:val="21"/>
+        </w:rPr>
+        <w:t xml:space="preserve"> 早餐：</w:t>
+      </w:r>
+      <w:r>
+        <w:rPr>
+          <w:rFonts w:ascii="Microsoft JhengHei" w:hAnsi="Microsoft JhengHei" w:eastAsia="Microsoft JhengHei"/>
+          <w:b/>
+          <w:sz w:val="21"/>
+        </w:rPr>
+        <w:t>De miccoli antonio</w:t>
+      </w:r>
+      <w:r>
+        <w:rPr>
+          <w:rFonts w:ascii="Microsoft JhengHei" w:hAnsi="Microsoft JhengHei" w:eastAsia="Microsoft JhengHei"/>
+          <w:sz w:val="21"/>
+        </w:rPr>
+        <w:t>（買招牌帕尼尼當體力早餐）</w:t>
       </w:r>
     </w:p>
     <w:p>
       <w:pPr>
-        <w:pStyle w:val="ListBullet"/>
-      </w:pPr>
-      <w:r>
-        <w:t>💡 Siena 人「蓋到一半就放棄」的新教堂擴建殘牆，爬上去能把田野廣場和托斯卡尼丘陵全收進眼底，比曼吉亞塔樓人少很多</w:t>
+        <w:ind w:left="454" w:hanging="227"/>
+      </w:pPr>
+      <w:r>
+        <w:rPr>
+          <w:rFonts w:ascii="Microsoft JhengHei" w:hAnsi="Microsoft JhengHei" w:eastAsia="Microsoft JhengHei"/>
+          <w:sz w:val="21"/>
+        </w:rPr>
+        <w:t xml:space="preserve">• </w:t>
+      </w:r>
+      <w:r>
+        <w:rPr>
+          <w:rFonts w:ascii="Microsoft JhengHei" w:hAnsi="Microsoft JhengHei" w:eastAsia="Microsoft JhengHei"/>
+          <w:b/>
+          <w:sz w:val="21"/>
+        </w:rPr>
+        <w:t>10:00</w:t>
+      </w:r>
+      <w:r>
+        <w:rPr>
+          <w:rFonts w:ascii="Microsoft JhengHei" w:hAnsi="Microsoft JhengHei" w:eastAsia="Microsoft JhengHei"/>
+          <w:sz w:val="21"/>
+        </w:rPr>
+        <w:t xml:space="preserve"> 西恩納主教座堂區域：</w:t>
       </w:r>
     </w:p>
     <w:p>
       <w:pPr>
-        <w:pStyle w:val="ListBullet"/>
-      </w:pPr>
-      <w:r>
-        <w:t>建議購買 Opa Si Pass（全包票 ~€15-17，含教堂+博物館+觀景台）</w:t>
+        <w:ind w:left="454" w:hanging="227"/>
+      </w:pPr>
+      <w:r>
+        <w:rPr>
+          <w:rFonts w:ascii="Microsoft JhengHei" w:hAnsi="Microsoft JhengHei" w:eastAsia="Microsoft JhengHei"/>
+          <w:sz w:val="21"/>
+        </w:rPr>
+        <w:t xml:space="preserve">• </w:t>
+      </w:r>
+      <w:r>
+        <w:rPr>
+          <w:rFonts w:ascii="Microsoft JhengHei" w:hAnsi="Microsoft JhengHei" w:eastAsia="Microsoft JhengHei"/>
+          <w:b/>
+          <w:sz w:val="21"/>
+        </w:rPr>
+        <w:t>西恩納主教座堂（Duomo di Siena）</w:t>
+      </w:r>
+      <w:r>
+        <w:rPr>
+          <w:rFonts w:ascii="Microsoft JhengHei" w:hAnsi="Microsoft JhengHei" w:eastAsia="Microsoft JhengHei"/>
+          <w:sz w:val="21"/>
+        </w:rPr>
+        <w:t xml:space="preserve"> — 門票</w:t>
       </w:r>
     </w:p>
     <w:p>
-      <w:r>
-        <w:t>午餐</w:t>
+      <w:pPr>
+        <w:ind w:left="454" w:hanging="227"/>
+      </w:pPr>
+      <w:r>
+        <w:rPr>
+          <w:rFonts w:ascii="Microsoft JhengHei" w:hAnsi="Microsoft JhengHei" w:eastAsia="Microsoft JhengHei"/>
+          <w:sz w:val="21"/>
+        </w:rPr>
+        <w:t>• 💡 黑白條紋大理石哥德式教堂，地板上 56 幅大理石鑲嵌畫都是藝術品，Piccolomini 圖書館裡色彩炸裂的濕壁畫必看</w:t>
       </w:r>
     </w:p>
     <w:p>
       <w:pPr>
-        <w:pStyle w:val="ListBullet"/>
-      </w:pPr>
-      <w:r>
-        <w:t>12:30 Osteria Il Grattacielo（在地老牌草根餐館）</w:t>
+        <w:ind w:left="454" w:hanging="227"/>
+      </w:pPr>
+      <w:r>
+        <w:rPr>
+          <w:rFonts w:ascii="Microsoft JhengHei" w:hAnsi="Microsoft JhengHei" w:eastAsia="Microsoft JhengHei"/>
+          <w:sz w:val="21"/>
+        </w:rPr>
+        <w:t xml:space="preserve">• </w:t>
+      </w:r>
+      <w:r>
+        <w:rPr>
+          <w:rFonts w:ascii="Microsoft JhengHei" w:hAnsi="Microsoft JhengHei" w:eastAsia="Microsoft JhengHei"/>
+          <w:b/>
+          <w:sz w:val="21"/>
+        </w:rPr>
+        <w:t>博物館</w:t>
+      </w:r>
+      <w:r>
+        <w:rPr>
+          <w:rFonts w:ascii="Microsoft JhengHei" w:hAnsi="Microsoft JhengHei" w:eastAsia="Microsoft JhengHei"/>
+          <w:sz w:val="21"/>
+        </w:rPr>
+        <w:t xml:space="preserve"> — 門票</w:t>
       </w:r>
     </w:p>
     <w:p>
-      <w:r>
-        <w:t>下午 — 午休 + 深度購物</w:t>
+      <w:pPr>
+        <w:ind w:left="454" w:hanging="227"/>
+      </w:pPr>
+      <w:r>
+        <w:rPr>
+          <w:rFonts w:ascii="Microsoft JhengHei" w:hAnsi="Microsoft JhengHei" w:eastAsia="Microsoft JhengHei"/>
+          <w:sz w:val="21"/>
+        </w:rPr>
+        <w:t xml:space="preserve">• </w:t>
+      </w:r>
+      <w:r>
+        <w:rPr>
+          <w:rFonts w:ascii="Microsoft JhengHei" w:hAnsi="Microsoft JhengHei" w:eastAsia="Microsoft JhengHei"/>
+          <w:b/>
+          <w:sz w:val="21"/>
+        </w:rPr>
+        <w:t>Facciatone 觀景台</w:t>
+      </w:r>
+      <w:r>
+        <w:rPr>
+          <w:rFonts w:ascii="Microsoft JhengHei" w:hAnsi="Microsoft JhengHei" w:eastAsia="Microsoft JhengHei"/>
+          <w:sz w:val="21"/>
+        </w:rPr>
+        <w:t xml:space="preserve"> — 門票</w:t>
       </w:r>
     </w:p>
     <w:p>
       <w:pPr>
-        <w:pStyle w:val="ListBullet"/>
-      </w:pPr>
-      <w:r>
-        <w:t>13:30～15:30 回飯店休息（避開陽光與店家午休時段）</w:t>
+        <w:ind w:left="454" w:hanging="227"/>
+      </w:pPr>
+      <w:r>
+        <w:rPr>
+          <w:rFonts w:ascii="Microsoft JhengHei" w:hAnsi="Microsoft JhengHei" w:eastAsia="Microsoft JhengHei"/>
+          <w:sz w:val="21"/>
+        </w:rPr>
+        <w:t>• 💡 Siena 人「蓋到一半就放棄」的新教堂擴建殘牆，爬上去能把田野廣場和托斯卡尼丘陵全收進眼底，比曼吉亞塔樓人少很多</w:t>
       </w:r>
     </w:p>
     <w:p>
       <w:pPr>
-        <w:pStyle w:val="ListBullet"/>
-      </w:pPr>
-      <w:r>
-        <w:t>16:00～18:30 深度購物時間（店家重新營業）：</w:t>
+        <w:ind w:left="454" w:hanging="227"/>
+      </w:pPr>
+      <w:r>
+        <w:rPr>
+          <w:rFonts w:ascii="Microsoft JhengHei" w:hAnsi="Microsoft JhengHei" w:eastAsia="Microsoft JhengHei"/>
+          <w:sz w:val="21"/>
+        </w:rPr>
+        <w:t xml:space="preserve">• 建議購買 </w:t>
+      </w:r>
+      <w:r>
+        <w:rPr>
+          <w:rFonts w:ascii="Microsoft JhengHei" w:hAnsi="Microsoft JhengHei" w:eastAsia="Microsoft JhengHei"/>
+          <w:b/>
+          <w:sz w:val="21"/>
+        </w:rPr>
+        <w:t>Opa Si Pass</w:t>
+      </w:r>
+      <w:r>
+        <w:rPr>
+          <w:rFonts w:ascii="Microsoft JhengHei" w:hAnsi="Microsoft JhengHei" w:eastAsia="Microsoft JhengHei"/>
+          <w:sz w:val="21"/>
+        </w:rPr>
+        <w:t>（全包票 ~€15-17，含教堂+博物館+觀景台）</w:t>
       </w:r>
     </w:p>
     <w:p>
-      <w:pPr>
-        <w:pStyle w:val="ListBullet"/>
-      </w:pPr>
-      <w:r>
-        <w:t>Antica Drogheria Manganelli 1879（土產、甜點、香料）</w:t>
+      <w:pPr/>
+      <w:r>
+        <w:rPr>
+          <w:rFonts w:ascii="Microsoft JhengHei" w:hAnsi="Microsoft JhengHei" w:eastAsia="Microsoft JhengHei"/>
+        </w:rPr>
+      </w:r>
+      <w:r>
+        <w:rPr>
+          <w:rFonts w:ascii="Microsoft JhengHei" w:hAnsi="Microsoft JhengHei" w:eastAsia="Microsoft JhengHei"/>
+          <w:b/>
+        </w:rPr>
+        <w:t>午餐</w:t>
+      </w:r>
+      <w:r>
+        <w:rPr>
+          <w:rFonts w:ascii="Microsoft JhengHei" w:hAnsi="Microsoft JhengHei" w:eastAsia="Microsoft JhengHei"/>
+        </w:rPr>
       </w:r>
     </w:p>
     <w:p>
       <w:pPr>
-        <w:pStyle w:val="ListBullet"/>
-      </w:pPr>
-      <w:r>
-        <w:t>Ceramiche Antica Siena &amp; ARCAICO CERAMIC SIENA（陶藝品）</w:t>
+        <w:ind w:left="454" w:hanging="227"/>
+      </w:pPr>
+      <w:r>
+        <w:rPr>
+          <w:rFonts w:ascii="Microsoft JhengHei" w:hAnsi="Microsoft JhengHei" w:eastAsia="Microsoft JhengHei"/>
+          <w:sz w:val="21"/>
+        </w:rPr>
+        <w:t xml:space="preserve">• </w:t>
+      </w:r>
+      <w:r>
+        <w:rPr>
+          <w:rFonts w:ascii="Microsoft JhengHei" w:hAnsi="Microsoft JhengHei" w:eastAsia="Microsoft JhengHei"/>
+          <w:b/>
+          <w:sz w:val="21"/>
+        </w:rPr>
+        <w:t>12:30</w:t>
+      </w:r>
+      <w:r>
+        <w:rPr>
+          <w:rFonts w:ascii="Microsoft JhengHei" w:hAnsi="Microsoft JhengHei" w:eastAsia="Microsoft JhengHei"/>
+          <w:sz w:val="21"/>
+        </w:rPr>
+        <w:t xml:space="preserve"> </w:t>
+      </w:r>
+      <w:r>
+        <w:rPr>
+          <w:rFonts w:ascii="Microsoft JhengHei" w:hAnsi="Microsoft JhengHei" w:eastAsia="Microsoft JhengHei"/>
+          <w:b/>
+          <w:sz w:val="21"/>
+        </w:rPr>
+        <w:t>Osteria Il Grattacielo</w:t>
+      </w:r>
+      <w:r>
+        <w:rPr>
+          <w:rFonts w:ascii="Microsoft JhengHei" w:hAnsi="Microsoft JhengHei" w:eastAsia="Microsoft JhengHei"/>
+          <w:sz w:val="21"/>
+        </w:rPr>
+        <w:t>（在地老牌草根餐館）</w:t>
       </w:r>
     </w:p>
     <w:p>
-      <w:pPr>
-        <w:pStyle w:val="ListBullet"/>
-      </w:pPr>
-      <w:r>
-        <w:t>路線：商品涼廊 → 銀行下街 → 城市街 → 特色美食街（Via dei Pellegrini）</w:t>
+      <w:pPr/>
+      <w:r>
+        <w:rPr>
+          <w:rFonts w:ascii="Microsoft JhengHei" w:hAnsi="Microsoft JhengHei" w:eastAsia="Microsoft JhengHei"/>
+        </w:rPr>
+      </w:r>
+      <w:r>
+        <w:rPr>
+          <w:rFonts w:ascii="Microsoft JhengHei" w:hAnsi="Microsoft JhengHei" w:eastAsia="Microsoft JhengHei"/>
+          <w:b/>
+        </w:rPr>
+        <w:t>下午 — 午休 + 深度購物</w:t>
+      </w:r>
+      <w:r>
+        <w:rPr>
+          <w:rFonts w:ascii="Microsoft JhengHei" w:hAnsi="Microsoft JhengHei" w:eastAsia="Microsoft JhengHei"/>
+        </w:rPr>
       </w:r>
     </w:p>
     <w:p>
-      <w:r>
-        <w:t>傍晚</w:t>
+      <w:pPr>
+        <w:ind w:left="454" w:hanging="227"/>
+      </w:pPr>
+      <w:r>
+        <w:rPr>
+          <w:rFonts w:ascii="Microsoft JhengHei" w:hAnsi="Microsoft JhengHei" w:eastAsia="Microsoft JhengHei"/>
+          <w:sz w:val="21"/>
+        </w:rPr>
+        <w:t xml:space="preserve">• </w:t>
+      </w:r>
+      <w:r>
+        <w:rPr>
+          <w:rFonts w:ascii="Microsoft JhengHei" w:hAnsi="Microsoft JhengHei" w:eastAsia="Microsoft JhengHei"/>
+          <w:b/>
+          <w:sz w:val="21"/>
+        </w:rPr>
+        <w:t>13:30～15:30</w:t>
+      </w:r>
+      <w:r>
+        <w:rPr>
+          <w:rFonts w:ascii="Microsoft JhengHei" w:hAnsi="Microsoft JhengHei" w:eastAsia="Microsoft JhengHei"/>
+          <w:sz w:val="21"/>
+        </w:rPr>
+        <w:t xml:space="preserve"> 回飯店休息（避開陽光與店家午休時段）</w:t>
       </w:r>
     </w:p>
     <w:p>
       <w:pPr>
-        <w:pStyle w:val="ListBullet"/>
-      </w:pPr>
-      <w:r>
-        <w:t>18:30 曼吉亞塔樓（Torre del Mangia） — 門票 ~€10，視體力決定是否登頂</w:t>
+        <w:ind w:left="454" w:hanging="227"/>
+      </w:pPr>
+      <w:r>
+        <w:rPr>
+          <w:rFonts w:ascii="Microsoft JhengHei" w:hAnsi="Microsoft JhengHei" w:eastAsia="Microsoft JhengHei"/>
+          <w:sz w:val="21"/>
+        </w:rPr>
+        <w:t xml:space="preserve">• </w:t>
+      </w:r>
+      <w:r>
+        <w:rPr>
+          <w:rFonts w:ascii="Microsoft JhengHei" w:hAnsi="Microsoft JhengHei" w:eastAsia="Microsoft JhengHei"/>
+          <w:b/>
+          <w:sz w:val="21"/>
+        </w:rPr>
+        <w:t>16:00～18:30</w:t>
+      </w:r>
+      <w:r>
+        <w:rPr>
+          <w:rFonts w:ascii="Microsoft JhengHei" w:hAnsi="Microsoft JhengHei" w:eastAsia="Microsoft JhengHei"/>
+          <w:sz w:val="21"/>
+        </w:rPr>
+        <w:t xml:space="preserve"> 深度購物時間（店家重新營業）：</w:t>
       </w:r>
     </w:p>
     <w:p>
       <w:pPr>
-        <w:pStyle w:val="ListBullet"/>
-      </w:pPr>
-      <w:r>
-        <w:t>💡 102 公尺高、義大利第二高中世紀塔樓，塔名來自一位綽號「吃貨」的敲鐘人，爬完 400 階可俯瞰整座 Siena 城</w:t>
+        <w:ind w:left="454" w:hanging="227"/>
+      </w:pPr>
+      <w:r>
+        <w:rPr>
+          <w:rFonts w:ascii="Microsoft JhengHei" w:hAnsi="Microsoft JhengHei" w:eastAsia="Microsoft JhengHei"/>
+          <w:sz w:val="21"/>
+        </w:rPr>
+        <w:t xml:space="preserve">• </w:t>
+      </w:r>
+      <w:r>
+        <w:rPr>
+          <w:rFonts w:ascii="Microsoft JhengHei" w:hAnsi="Microsoft JhengHei" w:eastAsia="Microsoft JhengHei"/>
+          <w:b/>
+          <w:sz w:val="21"/>
+        </w:rPr>
+        <w:t>Antica Drogheria Manganelli 1879</w:t>
+      </w:r>
+      <w:r>
+        <w:rPr>
+          <w:rFonts w:ascii="Microsoft JhengHei" w:hAnsi="Microsoft JhengHei" w:eastAsia="Microsoft JhengHei"/>
+          <w:sz w:val="21"/>
+        </w:rPr>
+        <w:t>（土產、甜點、香料）</w:t>
       </w:r>
     </w:p>
     <w:p>
-      <w:r>
-        <w:t>🛏 住宿：Loggia Senensis, Siena</w:t>
+      <w:pPr>
+        <w:ind w:left="454" w:hanging="227"/>
+      </w:pPr>
+      <w:r>
+        <w:rPr>
+          <w:rFonts w:ascii="Microsoft JhengHei" w:hAnsi="Microsoft JhengHei" w:eastAsia="Microsoft JhengHei"/>
+          <w:sz w:val="21"/>
+        </w:rPr>
+        <w:t xml:space="preserve">• </w:t>
+      </w:r>
+      <w:r>
+        <w:rPr>
+          <w:rFonts w:ascii="Microsoft JhengHei" w:hAnsi="Microsoft JhengHei" w:eastAsia="Microsoft JhengHei"/>
+          <w:b/>
+          <w:sz w:val="21"/>
+        </w:rPr>
+        <w:t>Ceramiche Antica Siena &amp; ARCAICO CERAMIC SIENA</w:t>
+      </w:r>
+      <w:r>
+        <w:rPr>
+          <w:rFonts w:ascii="Microsoft JhengHei" w:hAnsi="Microsoft JhengHei" w:eastAsia="Microsoft JhengHei"/>
+          <w:sz w:val="21"/>
+        </w:rPr>
+        <w:t>（陶藝品）</w:t>
       </w:r>
     </w:p>
     <w:p>
       <w:pPr>
-        <w:pStyle w:val="Heading3"/>
-      </w:pPr>
-      <w:r>
-        <w:t>Day 3｜6/16（二）— San Gimignano 一日遊</w:t>
+        <w:ind w:left="454" w:hanging="227"/>
+      </w:pPr>
+      <w:r>
+        <w:rPr>
+          <w:rFonts w:ascii="Microsoft JhengHei" w:hAnsi="Microsoft JhengHei" w:eastAsia="Microsoft JhengHei"/>
+          <w:sz w:val="21"/>
+        </w:rPr>
+        <w:t>• 路線：商品涼廊 → 銀行下街 → 城市街 → 特色美食街（Via dei Pellegrini）</w:t>
       </w:r>
     </w:p>
     <w:p>
-      <w:pPr>
-        <w:ind w:left="720"/>
-      </w:pPr>
-      <w:r>
-        <w:t>「中世紀曼哈頓」— 以 14 座古塔聞名的山城</w:t>
+      <w:pPr/>
+      <w:r>
+        <w:rPr>
+          <w:rFonts w:ascii="Microsoft JhengHei" w:hAnsi="Microsoft JhengHei" w:eastAsia="Microsoft JhengHei"/>
+        </w:rPr>
+      </w:r>
+      <w:r>
+        <w:rPr>
+          <w:rFonts w:ascii="Microsoft JhengHei" w:hAnsi="Microsoft JhengHei" w:eastAsia="Microsoft JhengHei"/>
+          <w:b/>
+        </w:rPr>
+        <w:t>傍晚</w:t>
+      </w:r>
+      <w:r>
+        <w:rPr>
+          <w:rFonts w:ascii="Microsoft JhengHei" w:hAnsi="Microsoft JhengHei" w:eastAsia="Microsoft JhengHei"/>
+        </w:rPr>
       </w:r>
     </w:p>
     <w:p>
-      <w:r>
-        <w:t>上午</w:t>
+      <w:pPr>
+        <w:ind w:left="454" w:hanging="227"/>
+      </w:pPr>
+      <w:r>
+        <w:rPr>
+          <w:rFonts w:ascii="Microsoft JhengHei" w:hAnsi="Microsoft JhengHei" w:eastAsia="Microsoft JhengHei"/>
+          <w:sz w:val="21"/>
+        </w:rPr>
+        <w:t xml:space="preserve">• </w:t>
+      </w:r>
+      <w:r>
+        <w:rPr>
+          <w:rFonts w:ascii="Microsoft JhengHei" w:hAnsi="Microsoft JhengHei" w:eastAsia="Microsoft JhengHei"/>
+          <w:b/>
+          <w:sz w:val="21"/>
+        </w:rPr>
+        <w:t>18:30</w:t>
+      </w:r>
+      <w:r>
+        <w:rPr>
+          <w:rFonts w:ascii="Microsoft JhengHei" w:hAnsi="Microsoft JhengHei" w:eastAsia="Microsoft JhengHei"/>
+          <w:sz w:val="21"/>
+        </w:rPr>
+        <w:t xml:space="preserve"> </w:t>
+      </w:r>
+      <w:r>
+        <w:rPr>
+          <w:rFonts w:ascii="Microsoft JhengHei" w:hAnsi="Microsoft JhengHei" w:eastAsia="Microsoft JhengHei"/>
+          <w:b/>
+          <w:sz w:val="21"/>
+        </w:rPr>
+        <w:t>曼吉亞塔樓（Torre del Mangia）</w:t>
+      </w:r>
+      <w:r>
+        <w:rPr>
+          <w:rFonts w:ascii="Microsoft JhengHei" w:hAnsi="Microsoft JhengHei" w:eastAsia="Microsoft JhengHei"/>
+          <w:sz w:val="21"/>
+        </w:rPr>
+        <w:t xml:space="preserve"> — 門票 ~€10，視體力決定是否登頂</w:t>
       </w:r>
     </w:p>
     <w:p>
       <w:pPr>
-        <w:pStyle w:val="ListBullet"/>
-      </w:pPr>
-      <w:r>
-        <w:t>09:30 出發移動</w:t>
+        <w:ind w:left="454" w:hanging="227"/>
+      </w:pPr>
+      <w:r>
+        <w:rPr>
+          <w:rFonts w:ascii="Microsoft JhengHei" w:hAnsi="Microsoft JhengHei" w:eastAsia="Microsoft JhengHei"/>
+          <w:sz w:val="21"/>
+        </w:rPr>
+        <w:t>• 💡 102 公尺高、義大利第二高中世紀塔樓，塔名來自一位綽號「吃貨」的敲鐘人，爬完 400 階可俯瞰整座 Siena 城</w:t>
       </w:r>
     </w:p>
     <w:p>
-      <w:pPr>
-        <w:pStyle w:val="ListBullet"/>
-      </w:pPr>
-      <w:r>
-        <w:t>【交通預定】提早請房東幫忙預約計程車 Minivan 往返</w:t>
+      <w:pPr/>
+      <w:r>
+        <w:rPr>
+          <w:rFonts w:ascii="Microsoft JhengHei" w:hAnsi="Microsoft JhengHei" w:eastAsia="Microsoft JhengHei"/>
+        </w:rPr>
+        <w:t xml:space="preserve">🛏 </w:t>
+      </w:r>
+      <w:r>
+        <w:rPr>
+          <w:rFonts w:ascii="Microsoft JhengHei" w:hAnsi="Microsoft JhengHei" w:eastAsia="Microsoft JhengHei"/>
+          <w:b/>
+        </w:rPr>
+        <w:t>住宿</w:t>
+      </w:r>
+      <w:r>
+        <w:rPr>
+          <w:rFonts w:ascii="Microsoft JhengHei" w:hAnsi="Microsoft JhengHei" w:eastAsia="Microsoft JhengHei"/>
+        </w:rPr>
+        <w:t>：Loggia Senensis, Siena</w:t>
       </w:r>
     </w:p>
     <w:p>
       <w:pPr>
-        <w:pStyle w:val="ListBullet"/>
-      </w:pPr>
-      <w:r>
-        <w:t>10:30 水井廣場（Piazza della Cisterna） → 主教座堂（Duomo） — 門票 ~€5（賞壁畫）</w:t>
-      </w:r>
+        <w:spacing w:before="40" w:after="40"/>
+        <w:pBdr>
+          <w:bottom w:val="single" w:sz="4" w:space="1" w:color="BDC3C7"/>
+        </w:pBdr>
+      </w:pPr>
     </w:p>
     <w:p>
       <w:pPr>
-        <w:pStyle w:val="ListBullet"/>
-      </w:pPr>
-      <w:r>
-        <w:t>💡 水井廣場中央有 1287 年古井，四周中世紀石塔和暖色老房子美到像電影場景；教堂外觀樸素，但一推門進去整面牆的中世紀濕壁畫會讓你震撼，堪稱小鎮裡的西斯汀禮拜堂</w:t>
+        <w:pStyle w:val="Heading3"/>
+      </w:pPr>
+      <w:r>
+        <w:t>Day 3｜6/16（二）— San Gimignano 一日遊</w:t>
       </w:r>
     </w:p>
     <w:p>
       <w:pPr>
-        <w:pStyle w:val="ListBullet"/>
-      </w:pPr>
-      <w:r>
-        <w:t>11:00 市政宮（Palazzo Comunale） — 門票 → Torre Grossa 塔樓 — 門票 ~€9（登頂約 30 分鐘）</w:t>
+        <w:ind w:left="283"/>
+        <w:pBdr>
+          <w:left w:val="single" w:sz="12" w:space="4" w:color="2E86C1"/>
+        </w:pBdr>
+        <w:shd w:fill="EBF5FB"/>
+      </w:pPr>
+      <w:r>
+        <w:rPr>
+          <w:rFonts w:ascii="Microsoft JhengHei" w:hAnsi="Microsoft JhengHei" w:eastAsia="Microsoft JhengHei"/>
+          <w:color w:val="5D6D7E"/>
+          <w:sz w:val="21"/>
+        </w:rPr>
+        <w:t>「中世紀曼哈頓」— 以 14 座古塔聞名的山城</w:t>
       </w:r>
     </w:p>
     <w:p>
-      <w:pPr>
-        <w:pStyle w:val="ListBullet"/>
-      </w:pPr>
-      <w:r>
-        <w:t>💡 San Gimignano 唯一開放登頂的塔樓，也是全城最高（54 公尺），登頂後 360 度俯瞰古塔群和一望無際的葡萄園</w:t>
+      <w:pPr/>
+      <w:r>
+        <w:rPr>
+          <w:rFonts w:ascii="Microsoft JhengHei" w:hAnsi="Microsoft JhengHei" w:eastAsia="Microsoft JhengHei"/>
+        </w:rPr>
+      </w:r>
+      <w:r>
+        <w:rPr>
+          <w:rFonts w:ascii="Microsoft JhengHei" w:hAnsi="Microsoft JhengHei" w:eastAsia="Microsoft JhengHei"/>
+          <w:b/>
+        </w:rPr>
+        <w:t>上午</w:t>
+      </w:r>
+      <w:r>
+        <w:rPr>
+          <w:rFonts w:ascii="Microsoft JhengHei" w:hAnsi="Microsoft JhengHei" w:eastAsia="Microsoft JhengHei"/>
+        </w:rPr>
       </w:r>
     </w:p>
     <w:p>
-      <w:r>
-        <w:t>午餐</w:t>
+      <w:pPr>
+        <w:ind w:left="454" w:hanging="227"/>
+      </w:pPr>
+      <w:r>
+        <w:rPr>
+          <w:rFonts w:ascii="Microsoft JhengHei" w:hAnsi="Microsoft JhengHei" w:eastAsia="Microsoft JhengHei"/>
+          <w:sz w:val="21"/>
+        </w:rPr>
+        <w:t xml:space="preserve">• </w:t>
+      </w:r>
+      <w:r>
+        <w:rPr>
+          <w:rFonts w:ascii="Microsoft JhengHei" w:hAnsi="Microsoft JhengHei" w:eastAsia="Microsoft JhengHei"/>
+          <w:b/>
+          <w:sz w:val="21"/>
+        </w:rPr>
+        <w:t>09:30</w:t>
+      </w:r>
+      <w:r>
+        <w:rPr>
+          <w:rFonts w:ascii="Microsoft JhengHei" w:hAnsi="Microsoft JhengHei" w:eastAsia="Microsoft JhengHei"/>
+          <w:sz w:val="21"/>
+        </w:rPr>
+        <w:t xml:space="preserve"> 出發移動</w:t>
       </w:r>
     </w:p>
     <w:p>
       <w:pPr>
-        <w:pStyle w:val="ListBullet"/>
-      </w:pPr>
-      <w:r>
-        <w:t>12:30 Bar Ristorante Boboli（朝聖 Nana Tour）</w:t>
+        <w:ind w:left="454" w:hanging="227"/>
+      </w:pPr>
+      <w:r>
+        <w:rPr>
+          <w:rFonts w:ascii="Microsoft JhengHei" w:hAnsi="Microsoft JhengHei" w:eastAsia="Microsoft JhengHei"/>
+          <w:sz w:val="21"/>
+        </w:rPr>
+        <w:t>• 【交通預定】提早請房東幫忙預約計程車 Minivan 往返</w:t>
       </w:r>
     </w:p>
     <w:p>
-      <w:r>
-        <w:t>下午</w:t>
+      <w:pPr>
+        <w:ind w:left="454" w:hanging="227"/>
+      </w:pPr>
+      <w:r>
+        <w:rPr>
+          <w:rFonts w:ascii="Microsoft JhengHei" w:hAnsi="Microsoft JhengHei" w:eastAsia="Microsoft JhengHei"/>
+          <w:sz w:val="21"/>
+        </w:rPr>
+        <w:t xml:space="preserve">• </w:t>
+      </w:r>
+      <w:r>
+        <w:rPr>
+          <w:rFonts w:ascii="Microsoft JhengHei" w:hAnsi="Microsoft JhengHei" w:eastAsia="Microsoft JhengHei"/>
+          <w:b/>
+          <w:sz w:val="21"/>
+        </w:rPr>
+        <w:t>10:30</w:t>
+      </w:r>
+      <w:r>
+        <w:rPr>
+          <w:rFonts w:ascii="Microsoft JhengHei" w:hAnsi="Microsoft JhengHei" w:eastAsia="Microsoft JhengHei"/>
+          <w:sz w:val="21"/>
+        </w:rPr>
+        <w:t xml:space="preserve"> </w:t>
+      </w:r>
+      <w:r>
+        <w:rPr>
+          <w:rFonts w:ascii="Microsoft JhengHei" w:hAnsi="Microsoft JhengHei" w:eastAsia="Microsoft JhengHei"/>
+          <w:b/>
+          <w:sz w:val="21"/>
+        </w:rPr>
+        <w:t>水井廣場（Piazza della Cisterna）</w:t>
+      </w:r>
+      <w:r>
+        <w:rPr>
+          <w:rFonts w:ascii="Microsoft JhengHei" w:hAnsi="Microsoft JhengHei" w:eastAsia="Microsoft JhengHei"/>
+          <w:sz w:val="21"/>
+        </w:rPr>
+        <w:t xml:space="preserve"> → </w:t>
+      </w:r>
+      <w:r>
+        <w:rPr>
+          <w:rFonts w:ascii="Microsoft JhengHei" w:hAnsi="Microsoft JhengHei" w:eastAsia="Microsoft JhengHei"/>
+          <w:b/>
+          <w:sz w:val="21"/>
+        </w:rPr>
+        <w:t>主教座堂（Duomo）</w:t>
+      </w:r>
+      <w:r>
+        <w:rPr>
+          <w:rFonts w:ascii="Microsoft JhengHei" w:hAnsi="Microsoft JhengHei" w:eastAsia="Microsoft JhengHei"/>
+          <w:sz w:val="21"/>
+        </w:rPr>
+        <w:t xml:space="preserve"> — 門票 ~€5（賞壁畫）</w:t>
       </w:r>
     </w:p>
     <w:p>
       <w:pPr>
-        <w:pStyle w:val="ListBullet"/>
-      </w:pPr>
-      <w:r>
-        <w:t>14:30 Gelateria Dondoli（世界第一冰淇淋）</w:t>
+        <w:ind w:left="454" w:hanging="227"/>
+      </w:pPr>
+      <w:r>
+        <w:rPr>
+          <w:rFonts w:ascii="Microsoft JhengHei" w:hAnsi="Microsoft JhengHei" w:eastAsia="Microsoft JhengHei"/>
+          <w:sz w:val="21"/>
+        </w:rPr>
+        <w:t>• 💡 水井廣場中央有 1287 年古井，四周中世紀石塔和暖色老房子美到像電影場景；教堂外觀樸素，但一推門進去整面牆的中世紀濕壁畫會讓你震撼，堪稱小鎮裡的西斯汀禮拜堂</w:t>
       </w:r>
     </w:p>
     <w:p>
       <w:pPr>
-        <w:pStyle w:val="ListBullet"/>
-      </w:pPr>
-      <w:r>
-        <w:t>15:00 Maria's Pelletterie（珉奎同款包店）</w:t>
+        <w:ind w:left="454" w:hanging="227"/>
+      </w:pPr>
+      <w:r>
+        <w:rPr>
+          <w:rFonts w:ascii="Microsoft JhengHei" w:hAnsi="Microsoft JhengHei" w:eastAsia="Microsoft JhengHei"/>
+          <w:sz w:val="21"/>
+        </w:rPr>
+        <w:t xml:space="preserve">• </w:t>
+      </w:r>
+      <w:r>
+        <w:rPr>
+          <w:rFonts w:ascii="Microsoft JhengHei" w:hAnsi="Microsoft JhengHei" w:eastAsia="Microsoft JhengHei"/>
+          <w:b/>
+          <w:sz w:val="21"/>
+        </w:rPr>
+        <w:t>11:00</w:t>
+      </w:r>
+      <w:r>
+        <w:rPr>
+          <w:rFonts w:ascii="Microsoft JhengHei" w:hAnsi="Microsoft JhengHei" w:eastAsia="Microsoft JhengHei"/>
+          <w:sz w:val="21"/>
+        </w:rPr>
+        <w:t xml:space="preserve"> </w:t>
+      </w:r>
+      <w:r>
+        <w:rPr>
+          <w:rFonts w:ascii="Microsoft JhengHei" w:hAnsi="Microsoft JhengHei" w:eastAsia="Microsoft JhengHei"/>
+          <w:b/>
+          <w:sz w:val="21"/>
+        </w:rPr>
+        <w:t>市政宮（Palazzo Comunale）</w:t>
+      </w:r>
+      <w:r>
+        <w:rPr>
+          <w:rFonts w:ascii="Microsoft JhengHei" w:hAnsi="Microsoft JhengHei" w:eastAsia="Microsoft JhengHei"/>
+          <w:sz w:val="21"/>
+        </w:rPr>
+        <w:t xml:space="preserve"> — 門票 → </w:t>
+      </w:r>
+      <w:r>
+        <w:rPr>
+          <w:rFonts w:ascii="Microsoft JhengHei" w:hAnsi="Microsoft JhengHei" w:eastAsia="Microsoft JhengHei"/>
+          <w:b/>
+          <w:sz w:val="21"/>
+        </w:rPr>
+        <w:t>Torre Grossa 塔樓</w:t>
+      </w:r>
+      <w:r>
+        <w:rPr>
+          <w:rFonts w:ascii="Microsoft JhengHei" w:hAnsi="Microsoft JhengHei" w:eastAsia="Microsoft JhengHei"/>
+          <w:sz w:val="21"/>
+        </w:rPr>
+        <w:t xml:space="preserve"> — 門票 ~€9（登頂約 30 分鐘）</w:t>
       </w:r>
     </w:p>
     <w:p>
-      <w:r>
-        <w:t>傍晚</w:t>
+      <w:pPr>
+        <w:ind w:left="454" w:hanging="227"/>
+      </w:pPr>
+      <w:r>
+        <w:rPr>
+          <w:rFonts w:ascii="Microsoft JhengHei" w:hAnsi="Microsoft JhengHei" w:eastAsia="Microsoft JhengHei"/>
+          <w:sz w:val="21"/>
+        </w:rPr>
+        <w:t>• 💡 San Gimignano 唯一開放登頂的塔樓，也是全城最高（54 公尺），登頂後 360 度俯瞰古塔群和一望無際的葡萄園</w:t>
       </w:r>
     </w:p>
     <w:p>
-      <w:pPr>
-        <w:pStyle w:val="ListBullet"/>
-      </w:pPr>
-      <w:r>
-        <w:t>17:00 返回 Siena → 聖多明我聖殿 → 梅迪奇要塞</w:t>
+      <w:pPr/>
+      <w:r>
+        <w:rPr>
+          <w:rFonts w:ascii="Microsoft JhengHei" w:hAnsi="Microsoft JhengHei" w:eastAsia="Microsoft JhengHei"/>
+        </w:rPr>
+      </w:r>
+      <w:r>
+        <w:rPr>
+          <w:rFonts w:ascii="Microsoft JhengHei" w:hAnsi="Microsoft JhengHei" w:eastAsia="Microsoft JhengHei"/>
+          <w:b/>
+        </w:rPr>
+        <w:t>午餐</w:t>
+      </w:r>
+      <w:r>
+        <w:rPr>
+          <w:rFonts w:ascii="Microsoft JhengHei" w:hAnsi="Microsoft JhengHei" w:eastAsia="Microsoft JhengHei"/>
+        </w:rPr>
       </w:r>
     </w:p>
     <w:p>
       <w:pPr>
-        <w:pStyle w:val="ListBullet"/>
-      </w:pPr>
-      <w:r>
-        <w:t>💡 聖多明我聖殿保存了 Siena 守護聖人聖加大利納的頭顱聖髑，是中世紀信仰文化最真實的一面；梅迪奇要塞現在變成散步喝酒好地方，裡面有國家酒窖，傍晚在城牆上配紅酒看夕陽超享受</w:t>
+        <w:ind w:left="454" w:hanging="227"/>
+      </w:pPr>
+      <w:r>
+        <w:rPr>
+          <w:rFonts w:ascii="Microsoft JhengHei" w:hAnsi="Microsoft JhengHei" w:eastAsia="Microsoft JhengHei"/>
+          <w:sz w:val="21"/>
+        </w:rPr>
+        <w:t xml:space="preserve">• </w:t>
+      </w:r>
+      <w:r>
+        <w:rPr>
+          <w:rFonts w:ascii="Microsoft JhengHei" w:hAnsi="Microsoft JhengHei" w:eastAsia="Microsoft JhengHei"/>
+          <w:b/>
+          <w:sz w:val="21"/>
+        </w:rPr>
+        <w:t>12:30</w:t>
+      </w:r>
+      <w:r>
+        <w:rPr>
+          <w:rFonts w:ascii="Microsoft JhengHei" w:hAnsi="Microsoft JhengHei" w:eastAsia="Microsoft JhengHei"/>
+          <w:sz w:val="21"/>
+        </w:rPr>
+        <w:t xml:space="preserve"> </w:t>
+      </w:r>
+      <w:r>
+        <w:rPr>
+          <w:rFonts w:ascii="Microsoft JhengHei" w:hAnsi="Microsoft JhengHei" w:eastAsia="Microsoft JhengHei"/>
+          <w:b/>
+          <w:sz w:val="21"/>
+        </w:rPr>
+        <w:t>Bar Ristorante Boboli</w:t>
+      </w:r>
+      <w:r>
+        <w:rPr>
+          <w:rFonts w:ascii="Microsoft JhengHei" w:hAnsi="Microsoft JhengHei" w:eastAsia="Microsoft JhengHei"/>
+          <w:sz w:val="21"/>
+        </w:rPr>
+        <w:t>（朝聖 Nana Tour）</w:t>
       </w:r>
     </w:p>
     <w:p>
-      <w:r>
-        <w:t>🛏 住宿：Loggia Senensis, Siena</w:t>
+      <w:pPr/>
+      <w:r>
+        <w:rPr>
+          <w:rFonts w:ascii="Microsoft JhengHei" w:hAnsi="Microsoft JhengHei" w:eastAsia="Microsoft JhengHei"/>
+        </w:rPr>
+      </w:r>
+      <w:r>
+        <w:rPr>
+          <w:rFonts w:ascii="Microsoft JhengHei" w:hAnsi="Microsoft JhengHei" w:eastAsia="Microsoft JhengHei"/>
+          <w:b/>
+        </w:rPr>
+        <w:t>下午</w:t>
+      </w:r>
+      <w:r>
+        <w:rPr>
+          <w:rFonts w:ascii="Microsoft JhengHei" w:hAnsi="Microsoft JhengHei" w:eastAsia="Microsoft JhengHei"/>
+        </w:rPr>
       </w:r>
     </w:p>
     <w:p>
       <w:pPr>
-        <w:pStyle w:val="Heading3"/>
-      </w:pPr>
-      <w:r>
-        <w:t>Day 4｜6/17（三）— 跨城移動、提早入住與藥妝巡禮</w:t>
+        <w:ind w:left="454" w:hanging="227"/>
+      </w:pPr>
+      <w:r>
+        <w:rPr>
+          <w:rFonts w:ascii="Microsoft JhengHei" w:hAnsi="Microsoft JhengHei" w:eastAsia="Microsoft JhengHei"/>
+          <w:sz w:val="21"/>
+        </w:rPr>
+        <w:t xml:space="preserve">• </w:t>
+      </w:r>
+      <w:r>
+        <w:rPr>
+          <w:rFonts w:ascii="Microsoft JhengHei" w:hAnsi="Microsoft JhengHei" w:eastAsia="Microsoft JhengHei"/>
+          <w:b/>
+          <w:sz w:val="21"/>
+        </w:rPr>
+        <w:t>14:30</w:t>
+      </w:r>
+      <w:r>
+        <w:rPr>
+          <w:rFonts w:ascii="Microsoft JhengHei" w:hAnsi="Microsoft JhengHei" w:eastAsia="Microsoft JhengHei"/>
+          <w:sz w:val="21"/>
+        </w:rPr>
+        <w:t xml:space="preserve"> </w:t>
+      </w:r>
+      <w:r>
+        <w:rPr>
+          <w:rFonts w:ascii="Microsoft JhengHei" w:hAnsi="Microsoft JhengHei" w:eastAsia="Microsoft JhengHei"/>
+          <w:b/>
+          <w:sz w:val="21"/>
+        </w:rPr>
+        <w:t>Gelateria Dondoli</w:t>
+      </w:r>
+      <w:r>
+        <w:rPr>
+          <w:rFonts w:ascii="Microsoft JhengHei" w:hAnsi="Microsoft JhengHei" w:eastAsia="Microsoft JhengHei"/>
+          <w:sz w:val="21"/>
+        </w:rPr>
+        <w:t>（世界第一冰淇淋）</w:t>
       </w:r>
     </w:p>
     <w:p>
       <w:pPr>
-        <w:ind w:left="720"/>
-      </w:pPr>
-      <w:r>
-        <w:t>第二階段：佛羅倫斯（6/17 - 6/21）</w:t>
+        <w:ind w:left="454" w:hanging="227"/>
+      </w:pPr>
+      <w:r>
+        <w:rPr>
+          <w:rFonts w:ascii="Microsoft JhengHei" w:hAnsi="Microsoft JhengHei" w:eastAsia="Microsoft JhengHei"/>
+          <w:sz w:val="21"/>
+        </w:rPr>
+        <w:t xml:space="preserve">• </w:t>
+      </w:r>
+      <w:r>
+        <w:rPr>
+          <w:rFonts w:ascii="Microsoft JhengHei" w:hAnsi="Microsoft JhengHei" w:eastAsia="Microsoft JhengHei"/>
+          <w:b/>
+          <w:sz w:val="21"/>
+        </w:rPr>
+        <w:t>15:00</w:t>
+      </w:r>
+      <w:r>
+        <w:rPr>
+          <w:rFonts w:ascii="Microsoft JhengHei" w:hAnsi="Microsoft JhengHei" w:eastAsia="Microsoft JhengHei"/>
+          <w:sz w:val="21"/>
+        </w:rPr>
+        <w:t xml:space="preserve"> </w:t>
+      </w:r>
+      <w:r>
+        <w:rPr>
+          <w:rFonts w:ascii="Microsoft JhengHei" w:hAnsi="Microsoft JhengHei" w:eastAsia="Microsoft JhengHei"/>
+          <w:b/>
+          <w:sz w:val="21"/>
+        </w:rPr>
+        <w:t>Maria's Pelletterie</w:t>
+      </w:r>
+      <w:r>
+        <w:rPr>
+          <w:rFonts w:ascii="Microsoft JhengHei" w:hAnsi="Microsoft JhengHei" w:eastAsia="Microsoft JhengHei"/>
+          <w:sz w:val="21"/>
+        </w:rPr>
+        <w:t>（珉奎同款包店）</w:t>
       </w:r>
     </w:p>
     <w:p>
-      <w:pPr>
-        <w:pStyle w:val="ListBullet"/>
-      </w:pPr>
-      <w:r>
-        <w:t>10:30 🏨 Siena 退房 → 搭乘預約大台計程車 (Van) 前往佛羅倫斯。</w:t>
+      <w:pPr/>
+      <w:r>
+        <w:rPr>
+          <w:rFonts w:ascii="Microsoft JhengHei" w:hAnsi="Microsoft JhengHei" w:eastAsia="Microsoft JhengHei"/>
+        </w:rPr>
+      </w:r>
+      <w:r>
+        <w:rPr>
+          <w:rFonts w:ascii="Microsoft JhengHei" w:hAnsi="Microsoft JhengHei" w:eastAsia="Microsoft JhengHei"/>
+          <w:b/>
+        </w:rPr>
+        <w:t>傍晚</w:t>
+      </w:r>
+      <w:r>
+        <w:rPr>
+          <w:rFonts w:ascii="Microsoft JhengHei" w:hAnsi="Microsoft JhengHei" w:eastAsia="Microsoft JhengHei"/>
+        </w:rPr>
       </w:r>
     </w:p>
     <w:p>
       <w:pPr>
-        <w:pStyle w:val="ListBullet"/>
-      </w:pPr>
-      <w:r>
-        <w:t>12:00 🏨 UNYCA 提早入住。若房間未好，先寄放行李於櫃檯或 KiPoint。</w:t>
+        <w:ind w:left="454" w:hanging="227"/>
+      </w:pPr>
+      <w:r>
+        <w:rPr>
+          <w:rFonts w:ascii="Microsoft JhengHei" w:hAnsi="Microsoft JhengHei" w:eastAsia="Microsoft JhengHei"/>
+          <w:sz w:val="21"/>
+        </w:rPr>
+        <w:t xml:space="preserve">• </w:t>
+      </w:r>
+      <w:r>
+        <w:rPr>
+          <w:rFonts w:ascii="Microsoft JhengHei" w:hAnsi="Microsoft JhengHei" w:eastAsia="Microsoft JhengHei"/>
+          <w:b/>
+          <w:sz w:val="21"/>
+        </w:rPr>
+        <w:t>17:00</w:t>
+      </w:r>
+      <w:r>
+        <w:rPr>
+          <w:rFonts w:ascii="Microsoft JhengHei" w:hAnsi="Microsoft JhengHei" w:eastAsia="Microsoft JhengHei"/>
+          <w:sz w:val="21"/>
+        </w:rPr>
+        <w:t xml:space="preserve"> 返回 Siena → </w:t>
+      </w:r>
+      <w:r>
+        <w:rPr>
+          <w:rFonts w:ascii="Microsoft JhengHei" w:hAnsi="Microsoft JhengHei" w:eastAsia="Microsoft JhengHei"/>
+          <w:b/>
+          <w:sz w:val="21"/>
+        </w:rPr>
+        <w:t>聖多明我聖殿</w:t>
+      </w:r>
+      <w:r>
+        <w:rPr>
+          <w:rFonts w:ascii="Microsoft JhengHei" w:hAnsi="Microsoft JhengHei" w:eastAsia="Microsoft JhengHei"/>
+          <w:sz w:val="21"/>
+        </w:rPr>
+        <w:t xml:space="preserve"> → </w:t>
+      </w:r>
+      <w:r>
+        <w:rPr>
+          <w:rFonts w:ascii="Microsoft JhengHei" w:hAnsi="Microsoft JhengHei" w:eastAsia="Microsoft JhengHei"/>
+          <w:b/>
+          <w:sz w:val="21"/>
+        </w:rPr>
+        <w:t>梅迪奇要塞</w:t>
+      </w:r>
+      <w:r>
+        <w:rPr>
+          <w:rFonts w:ascii="Microsoft JhengHei" w:hAnsi="Microsoft JhengHei" w:eastAsia="Microsoft JhengHei"/>
+          <w:sz w:val="21"/>
+        </w:rPr>
       </w:r>
     </w:p>
     <w:p>
       <w:pPr>
-        <w:pStyle w:val="ListBullet"/>
-      </w:pPr>
-      <w:r>
-        <w:t>12:30 🍽 午餐：Osteria Gusto Toscano Steakhouse（就在住宿同條街上，步行 1 分鐘）。</w:t>
+        <w:ind w:left="454" w:hanging="227"/>
+      </w:pPr>
+      <w:r>
+        <w:rPr>
+          <w:rFonts w:ascii="Microsoft JhengHei" w:hAnsi="Microsoft JhengHei" w:eastAsia="Microsoft JhengHei"/>
+          <w:sz w:val="21"/>
+        </w:rPr>
+        <w:t>• 💡 聖多明我聖殿保存了 Siena 守護聖人聖加大利納的頭顱聖髑，是中世紀信仰文化最真實的一面；梅迪奇要塞現在變成散步喝酒好地方，裡面有國家酒窖，傍晚在城牆上配紅酒看夕陽超享受</w:t>
       </w:r>
     </w:p>
     <w:p>
-      <w:pPr>
-        <w:pStyle w:val="ListBullet"/>
-      </w:pPr>
-      <w:r>
-        <w:t>14:00 - 16:00 💤 回飯店午休（2 小時）：避開正午烈日，讓 5 位大人蓄電。</w:t>
+      <w:pPr/>
+      <w:r>
+        <w:rPr>
+          <w:rFonts w:ascii="Microsoft JhengHei" w:hAnsi="Microsoft JhengHei" w:eastAsia="Microsoft JhengHei"/>
+        </w:rPr>
+        <w:t xml:space="preserve">🛏 </w:t>
+      </w:r>
+      <w:r>
+        <w:rPr>
+          <w:rFonts w:ascii="Microsoft JhengHei" w:hAnsi="Microsoft JhengHei" w:eastAsia="Microsoft JhengHei"/>
+          <w:b/>
+        </w:rPr>
+        <w:t>住宿</w:t>
+      </w:r>
+      <w:r>
+        <w:rPr>
+          <w:rFonts w:ascii="Microsoft JhengHei" w:hAnsi="Microsoft JhengHei" w:eastAsia="Microsoft JhengHei"/>
+        </w:rPr>
+        <w:t>：Loggia Senensis, Siena</w:t>
       </w:r>
     </w:p>
     <w:p>
       <w:pPr>
-        <w:pStyle w:val="ListBullet"/>
-      </w:pPr>
-      <w:r>
-        <w:t>16:30 🛍 Officina Profumo-Farmaceutica di Santa Maria Novella：</w:t>
-      </w:r>
+        <w:spacing w:before="40" w:after="40"/>
+        <w:pBdr>
+          <w:bottom w:val="single" w:sz="4" w:space="1" w:color="BDC3C7"/>
+        </w:pBdr>
+      </w:pPr>
     </w:p>
     <w:p>
       <w:pPr>
-        <w:pStyle w:val="ListBullet"/>
-      </w:pPr>
-      <w:r>
-        <w:t>備註：【必逛：世界最古老藥妝店】。必看修道院裝潢，買薔薇水、刺繡蠟塊。</w:t>
+        <w:pStyle w:val="Heading3"/>
+      </w:pPr>
+      <w:r>
+        <w:t>Day 4｜6/17（三）— 跨城移動、提早入住與藥妝巡禮</w:t>
       </w:r>
     </w:p>
     <w:p>
       <w:pPr>
-        <w:pStyle w:val="ListBullet"/>
-      </w:pPr>
-      <w:r>
-        <w:t>💡 創立於 1612 年，前身是道明會修道士的草藥工坊。走進那像教堂一樣華麗的店面就值得了，招牌薔薇水和佛手柑古龍水是最經典伴手禮</w:t>
+        <w:ind w:left="283"/>
+        <w:pBdr>
+          <w:left w:val="single" w:sz="12" w:space="4" w:color="2E86C1"/>
+        </w:pBdr>
+        <w:shd w:fill="EBF5FB"/>
+      </w:pPr>
+      <w:r>
+        <w:rPr>
+          <w:rFonts w:ascii="Microsoft JhengHei" w:hAnsi="Microsoft JhengHei" w:eastAsia="Microsoft JhengHei"/>
+          <w:color w:val="5D6D7E"/>
+          <w:sz w:val="21"/>
+        </w:rPr>
+        <w:t>第二階段：佛羅倫斯（6/17 - 6/21）</w:t>
       </w:r>
     </w:p>
     <w:p>
       <w:pPr>
-        <w:pStyle w:val="ListBullet"/>
-      </w:pPr>
-      <w:r>
-        <w:t>17:30 📖 Odeon Cinema &amp; Bookstore（劇院改建書店）→ 🚶 Piazza della Repubblica（共和廣場）長椅坐坐看旋轉木馬。</w:t>
+        <w:ind w:left="454" w:hanging="227"/>
+      </w:pPr>
+      <w:r>
+        <w:rPr>
+          <w:rFonts w:ascii="Microsoft JhengHei" w:hAnsi="Microsoft JhengHei" w:eastAsia="Microsoft JhengHei"/>
+          <w:sz w:val="21"/>
+        </w:rPr>
+        <w:t xml:space="preserve">• </w:t>
+      </w:r>
+      <w:r>
+        <w:rPr>
+          <w:rFonts w:ascii="Microsoft JhengHei" w:hAnsi="Microsoft JhengHei" w:eastAsia="Microsoft JhengHei"/>
+          <w:b/>
+          <w:sz w:val="21"/>
+        </w:rPr>
+        <w:t>10:30</w:t>
+      </w:r>
+      <w:r>
+        <w:rPr>
+          <w:rFonts w:ascii="Microsoft JhengHei" w:hAnsi="Microsoft JhengHei" w:eastAsia="Microsoft JhengHei"/>
+          <w:sz w:val="21"/>
+        </w:rPr>
+        <w:t xml:space="preserve"> 🏨 Siena 退房 → 搭乘預約大台計程車 (Van) 前往佛羅倫斯。</w:t>
       </w:r>
     </w:p>
     <w:p>
       <w:pPr>
-        <w:pStyle w:val="ListBullet"/>
-      </w:pPr>
-      <w:r>
-        <w:t>💡 書店是 1920 年代新藝術風格電影院改建，挑高天花板和復古座椅超有氛圍；共和廣場是佛羅倫斯的「客廳」，旁邊百年咖啡館 Giubbe Rosse 曾是未來主義藝術家的據點</w:t>
+        <w:ind w:left="454" w:hanging="227"/>
+      </w:pPr>
+      <w:r>
+        <w:rPr>
+          <w:rFonts w:ascii="Microsoft JhengHei" w:hAnsi="Microsoft JhengHei" w:eastAsia="Microsoft JhengHei"/>
+          <w:sz w:val="21"/>
+        </w:rPr>
+        <w:t xml:space="preserve">• </w:t>
+      </w:r>
+      <w:r>
+        <w:rPr>
+          <w:rFonts w:ascii="Microsoft JhengHei" w:hAnsi="Microsoft JhengHei" w:eastAsia="Microsoft JhengHei"/>
+          <w:b/>
+          <w:sz w:val="21"/>
+        </w:rPr>
+        <w:t>12:00</w:t>
+      </w:r>
+      <w:r>
+        <w:rPr>
+          <w:rFonts w:ascii="Microsoft JhengHei" w:hAnsi="Microsoft JhengHei" w:eastAsia="Microsoft JhengHei"/>
+          <w:sz w:val="21"/>
+        </w:rPr>
+        <w:t xml:space="preserve"> 🏨 UNYCA 提早入住。若房間未好，先寄放行李於櫃檯或 KiPoint。</w:t>
       </w:r>
     </w:p>
     <w:p>
       <w:pPr>
-        <w:pStyle w:val="ListBullet"/>
-      </w:pPr>
-      <w:r>
-        <w:t>19:30 🍽 晚餐：Pho Pho（清爽越式河粉，平衡抵達第一天的胃口）。</w:t>
+        <w:ind w:left="454" w:hanging="227"/>
+      </w:pPr>
+      <w:r>
+        <w:rPr>
+          <w:rFonts w:ascii="Microsoft JhengHei" w:hAnsi="Microsoft JhengHei" w:eastAsia="Microsoft JhengHei"/>
+          <w:sz w:val="21"/>
+        </w:rPr>
+        <w:t xml:space="preserve">• </w:t>
+      </w:r>
+      <w:r>
+        <w:rPr>
+          <w:rFonts w:ascii="Microsoft JhengHei" w:hAnsi="Microsoft JhengHei" w:eastAsia="Microsoft JhengHei"/>
+          <w:b/>
+          <w:sz w:val="21"/>
+        </w:rPr>
+        <w:t>12:30</w:t>
+      </w:r>
+      <w:r>
+        <w:rPr>
+          <w:rFonts w:ascii="Microsoft JhengHei" w:hAnsi="Microsoft JhengHei" w:eastAsia="Microsoft JhengHei"/>
+          <w:sz w:val="21"/>
+        </w:rPr>
+        <w:t xml:space="preserve"> 🍽 午餐：</w:t>
+      </w:r>
+      <w:r>
+        <w:rPr>
+          <w:rFonts w:ascii="Microsoft JhengHei" w:hAnsi="Microsoft JhengHei" w:eastAsia="Microsoft JhengHei"/>
+          <w:b/>
+          <w:sz w:val="21"/>
+        </w:rPr>
+        <w:t>Osteria Gusto Toscano Steakhouse</w:t>
+      </w:r>
+      <w:r>
+        <w:rPr>
+          <w:rFonts w:ascii="Microsoft JhengHei" w:hAnsi="Microsoft JhengHei" w:eastAsia="Microsoft JhengHei"/>
+          <w:sz w:val="21"/>
+        </w:rPr>
+        <w:t>（就在住宿同條街上，步行 1 分鐘）。</w:t>
       </w:r>
     </w:p>
     <w:p>
-      <w:r>
-        <w:t>🛏 住宿：UNYCA - Luxury Central Suite, 佛羅倫斯</w:t>
+      <w:pPr>
+        <w:ind w:left="454" w:hanging="227"/>
+      </w:pPr>
+      <w:r>
+        <w:rPr>
+          <w:rFonts w:ascii="Microsoft JhengHei" w:hAnsi="Microsoft JhengHei" w:eastAsia="Microsoft JhengHei"/>
+          <w:sz w:val="21"/>
+        </w:rPr>
+        <w:t xml:space="preserve">• </w:t>
+      </w:r>
+      <w:r>
+        <w:rPr>
+          <w:rFonts w:ascii="Microsoft JhengHei" w:hAnsi="Microsoft JhengHei" w:eastAsia="Microsoft JhengHei"/>
+          <w:b/>
+          <w:sz w:val="21"/>
+        </w:rPr>
+        <w:t>14:00 - 16:00</w:t>
+      </w:r>
+      <w:r>
+        <w:rPr>
+          <w:rFonts w:ascii="Microsoft JhengHei" w:hAnsi="Microsoft JhengHei" w:eastAsia="Microsoft JhengHei"/>
+          <w:sz w:val="21"/>
+        </w:rPr>
+        <w:t xml:space="preserve"> 💤 回飯店午休（2 小時）：避開正午烈日，讓 5 位大人蓄電。</w:t>
       </w:r>
     </w:p>
     <w:p>
       <w:pPr>
-        <w:pStyle w:val="Heading3"/>
-      </w:pPr>
-      <w:r>
-        <w:t>Day 5｜6/18（四）— 烏菲茲藝術 → 南岸午餐 → 領主廣場 → 刺繡郵票</w:t>
+        <w:ind w:left="454" w:hanging="227"/>
+      </w:pPr>
+      <w:r>
+        <w:rPr>
+          <w:rFonts w:ascii="Microsoft JhengHei" w:hAnsi="Microsoft JhengHei" w:eastAsia="Microsoft JhengHei"/>
+          <w:sz w:val="21"/>
+        </w:rPr>
+        <w:t xml:space="preserve">• </w:t>
+      </w:r>
+      <w:r>
+        <w:rPr>
+          <w:rFonts w:ascii="Microsoft JhengHei" w:hAnsi="Microsoft JhengHei" w:eastAsia="Microsoft JhengHei"/>
+          <w:b/>
+          <w:sz w:val="21"/>
+        </w:rPr>
+        <w:t>16:30</w:t>
+      </w:r>
+      <w:r>
+        <w:rPr>
+          <w:rFonts w:ascii="Microsoft JhengHei" w:hAnsi="Microsoft JhengHei" w:eastAsia="Microsoft JhengHei"/>
+          <w:sz w:val="21"/>
+        </w:rPr>
+        <w:t xml:space="preserve"> 🛍 </w:t>
+      </w:r>
+      <w:r>
+        <w:rPr>
+          <w:rFonts w:ascii="Microsoft JhengHei" w:hAnsi="Microsoft JhengHei" w:eastAsia="Microsoft JhengHei"/>
+          <w:b/>
+          <w:sz w:val="21"/>
+        </w:rPr>
+        <w:t>Officina Profumo-Farmaceutica di Santa Maria Novella</w:t>
+      </w:r>
+      <w:r>
+        <w:rPr>
+          <w:rFonts w:ascii="Microsoft JhengHei" w:hAnsi="Microsoft JhengHei" w:eastAsia="Microsoft JhengHei"/>
+          <w:sz w:val="21"/>
+        </w:rPr>
+        <w:t>：</w:t>
       </w:r>
     </w:p>
     <w:p>
       <w:pPr>
-        <w:pStyle w:val="ListBullet"/>
-      </w:pPr>
-      <w:r>
-        <w:t>08:30 抵達 Uffizi Gallery 預備安檢。</w:t>
+        <w:ind w:left="454" w:hanging="227"/>
+      </w:pPr>
+      <w:r>
+        <w:rPr>
+          <w:rFonts w:ascii="Microsoft JhengHei" w:hAnsi="Microsoft JhengHei" w:eastAsia="Microsoft JhengHei"/>
+          <w:sz w:val="21"/>
+        </w:rPr>
+        <w:t>• 備註：【必逛：世界最古老藥妝店】。必看修道院裝潢，買薔薇水、刺繡蠟塊。</w:t>
       </w:r>
     </w:p>
     <w:p>
       <w:pPr>
-        <w:pStyle w:val="ListBullet"/>
-      </w:pPr>
-      <w:r>
-        <w:t>09:00 - 11:30 🖼 Uffizi Gallery（烏菲茲美術館） 🎫 已訂：預約 09:00 場次。</w:t>
+        <w:ind w:left="454" w:hanging="227"/>
+      </w:pPr>
+      <w:r>
+        <w:rPr>
+          <w:rFonts w:ascii="Microsoft JhengHei" w:hAnsi="Microsoft JhengHei" w:eastAsia="Microsoft JhengHei"/>
+          <w:sz w:val="21"/>
+        </w:rPr>
+        <w:t>• 💡 創立於 1612 年，前身是道明會修道士的草藥工坊。走進那像教堂一樣華麗的店面就值得了，招牌薔薇水和佛手柑古龍水是最經典伴手禮</w:t>
       </w:r>
     </w:p>
     <w:p>
       <w:pPr>
-        <w:pStyle w:val="ListBullet"/>
-      </w:pPr>
-      <w:r>
-        <w:t>票價：每人 €29，共 €145（TWD 5,369）</w:t>
+        <w:ind w:left="454" w:hanging="227"/>
+      </w:pPr>
+      <w:r>
+        <w:rPr>
+          <w:rFonts w:ascii="Microsoft JhengHei" w:hAnsi="Microsoft JhengHei" w:eastAsia="Microsoft JhengHei"/>
+          <w:sz w:val="21"/>
+        </w:rPr>
+        <w:t xml:space="preserve">• </w:t>
+      </w:r>
+      <w:r>
+        <w:rPr>
+          <w:rFonts w:ascii="Microsoft JhengHei" w:hAnsi="Microsoft JhengHei" w:eastAsia="Microsoft JhengHei"/>
+          <w:b/>
+          <w:sz w:val="21"/>
+        </w:rPr>
+        <w:t>17:30</w:t>
+      </w:r>
+      <w:r>
+        <w:rPr>
+          <w:rFonts w:ascii="Microsoft JhengHei" w:hAnsi="Microsoft JhengHei" w:eastAsia="Microsoft JhengHei"/>
+          <w:sz w:val="21"/>
+        </w:rPr>
+        <w:t xml:space="preserve"> 📖 </w:t>
+      </w:r>
+      <w:r>
+        <w:rPr>
+          <w:rFonts w:ascii="Microsoft JhengHei" w:hAnsi="Microsoft JhengHei" w:eastAsia="Microsoft JhengHei"/>
+          <w:b/>
+          <w:sz w:val="21"/>
+        </w:rPr>
+        <w:t>Odeon Cinema &amp; Bookstore</w:t>
+      </w:r>
+      <w:r>
+        <w:rPr>
+          <w:rFonts w:ascii="Microsoft JhengHei" w:hAnsi="Microsoft JhengHei" w:eastAsia="Microsoft JhengHei"/>
+          <w:sz w:val="21"/>
+        </w:rPr>
+        <w:t xml:space="preserve">（劇院改建書店）→ 🚶 </w:t>
+      </w:r>
+      <w:r>
+        <w:rPr>
+          <w:rFonts w:ascii="Microsoft JhengHei" w:hAnsi="Microsoft JhengHei" w:eastAsia="Microsoft JhengHei"/>
+          <w:b/>
+          <w:sz w:val="21"/>
+        </w:rPr>
+        <w:t>Piazza della Repubblica</w:t>
+      </w:r>
+      <w:r>
+        <w:rPr>
+          <w:rFonts w:ascii="Microsoft JhengHei" w:hAnsi="Microsoft JhengHei" w:eastAsia="Microsoft JhengHei"/>
+          <w:sz w:val="21"/>
+        </w:rPr>
+        <w:t>（共和廣場）長椅坐坐看旋轉木馬。</w:t>
       </w:r>
     </w:p>
     <w:p>
       <w:pPr>
-        <w:pStyle w:val="ListBullet"/>
-      </w:pPr>
-      <w:r>
-        <w:t>⚠ 要把門票印出來</w:t>
+        <w:ind w:left="454" w:hanging="227"/>
+      </w:pPr>
+      <w:r>
+        <w:rPr>
+          <w:rFonts w:ascii="Microsoft JhengHei" w:hAnsi="Microsoft JhengHei" w:eastAsia="Microsoft JhengHei"/>
+          <w:sz w:val="21"/>
+        </w:rPr>
+        <w:t>• 💡 書店是 1920 年代新藝術風格電影院改建，挑高天花板和復古座椅超有氛圍；共和廣場是佛羅倫斯的「客廳」，旁邊百年咖啡館 Giubbe Rosse 曾是未來主義藝術家的據點</w:t>
       </w:r>
     </w:p>
     <w:p>
       <w:pPr>
-        <w:pStyle w:val="ListBullet"/>
-      </w:pPr>
-      <w:r>
-        <w:t>💡 文藝復興藝術最高殿堂，波提切利「維納斯的誕生」和「春」都在這裡，梅迪奇家族幾代人的收藏全擠在這棟 U 型建築裡</w:t>
+        <w:ind w:left="454" w:hanging="227"/>
+      </w:pPr>
+      <w:r>
+        <w:rPr>
+          <w:rFonts w:ascii="Microsoft JhengHei" w:hAnsi="Microsoft JhengHei" w:eastAsia="Microsoft JhengHei"/>
+          <w:sz w:val="21"/>
+        </w:rPr>
+        <w:t xml:space="preserve">• </w:t>
+      </w:r>
+      <w:r>
+        <w:rPr>
+          <w:rFonts w:ascii="Microsoft JhengHei" w:hAnsi="Microsoft JhengHei" w:eastAsia="Microsoft JhengHei"/>
+          <w:b/>
+          <w:sz w:val="21"/>
+        </w:rPr>
+        <w:t>19:30</w:t>
+      </w:r>
+      <w:r>
+        <w:rPr>
+          <w:rFonts w:ascii="Microsoft JhengHei" w:hAnsi="Microsoft JhengHei" w:eastAsia="Microsoft JhengHei"/>
+          <w:sz w:val="21"/>
+        </w:rPr>
+        <w:t xml:space="preserve"> 🍽 晚餐：</w:t>
+      </w:r>
+      <w:r>
+        <w:rPr>
+          <w:rFonts w:ascii="Microsoft JhengHei" w:hAnsi="Microsoft JhengHei" w:eastAsia="Microsoft JhengHei"/>
+          <w:b/>
+          <w:sz w:val="21"/>
+        </w:rPr>
+        <w:t>Pho Pho</w:t>
+      </w:r>
+      <w:r>
+        <w:rPr>
+          <w:rFonts w:ascii="Microsoft JhengHei" w:hAnsi="Microsoft JhengHei" w:eastAsia="Microsoft JhengHei"/>
+          <w:sz w:val="21"/>
+        </w:rPr>
+        <w:t>（清爽越式河粉，平衡抵達第一天的胃口）。</w:t>
       </w:r>
     </w:p>
     <w:p>
-      <w:pPr>
-        <w:pStyle w:val="ListBullet"/>
-      </w:pPr>
-      <w:r>
-        <w:t>12:00 🍽 午餐：Osteria del Cinghiale Bianco（白野豬）：跨過老橋即抵達，南岸知名老店。</w:t>
+      <w:pPr/>
+      <w:r>
+        <w:rPr>
+          <w:rFonts w:ascii="Microsoft JhengHei" w:hAnsi="Microsoft JhengHei" w:eastAsia="Microsoft JhengHei"/>
+        </w:rPr>
+        <w:t xml:space="preserve">🛏 </w:t>
+      </w:r>
+      <w:r>
+        <w:rPr>
+          <w:rFonts w:ascii="Microsoft JhengHei" w:hAnsi="Microsoft JhengHei" w:eastAsia="Microsoft JhengHei"/>
+          <w:b/>
+        </w:rPr>
+        <w:t>住宿</w:t>
+      </w:r>
+      <w:r>
+        <w:rPr>
+          <w:rFonts w:ascii="Microsoft JhengHei" w:hAnsi="Microsoft JhengHei" w:eastAsia="Microsoft JhengHei"/>
+        </w:rPr>
+        <w:t>：UNYCA - Luxury Central Suite, 佛羅倫斯</w:t>
       </w:r>
     </w:p>
     <w:p>
       <w:pPr>
-        <w:pStyle w:val="ListBullet"/>
-      </w:pPr>
-      <w:r>
-        <w:t>13:30 🏛 Piazza della Signoria（領主廣場）：欣賞舊宮、海神噴泉。</w:t>
-      </w:r>
+        <w:spacing w:before="40" w:after="40"/>
+        <w:pBdr>
+          <w:bottom w:val="single" w:sz="4" w:space="1" w:color="BDC3C7"/>
+        </w:pBdr>
+      </w:pPr>
     </w:p>
     <w:p>
       <w:pPr>
-        <w:pStyle w:val="ListBullet"/>
-      </w:pPr>
-      <w:r>
-        <w:t>💡 佛羅倫斯的政治心臟，露天雕塑多到像沒有圍牆的博物館，舊宮門前站著大衛像複製品，海神噴泉和乘女掠奪雕塑群隨便一個都是教科書等級</w:t>
+        <w:pStyle w:val="Heading3"/>
+      </w:pPr>
+      <w:r>
+        <w:t>Day 5｜6/18（四）— 烏菲茲藝術 → 南岸午餐 → 領主廣場 → 刺繡郵票</w:t>
       </w:r>
     </w:p>
     <w:p>
       <w:pPr>
-        <w:pStyle w:val="ListBullet"/>
-      </w:pPr>
-      <w:r>
-        <w:t>14:30 - 16:30 💤 回飯店休息（2 小時）。</w:t>
+        <w:ind w:left="454" w:hanging="227"/>
+      </w:pPr>
+      <w:r>
+        <w:rPr>
+          <w:rFonts w:ascii="Microsoft JhengHei" w:hAnsi="Microsoft JhengHei" w:eastAsia="Microsoft JhengHei"/>
+          <w:sz w:val="21"/>
+        </w:rPr>
+        <w:t xml:space="preserve">• </w:t>
+      </w:r>
+      <w:r>
+        <w:rPr>
+          <w:rFonts w:ascii="Microsoft JhengHei" w:hAnsi="Microsoft JhengHei" w:eastAsia="Microsoft JhengHei"/>
+          <w:b/>
+          <w:sz w:val="21"/>
+        </w:rPr>
+        <w:t>08:30</w:t>
+      </w:r>
+      <w:r>
+        <w:rPr>
+          <w:rFonts w:ascii="Microsoft JhengHei" w:hAnsi="Microsoft JhengHei" w:eastAsia="Microsoft JhengHei"/>
+          <w:sz w:val="21"/>
+        </w:rPr>
+        <w:t xml:space="preserve"> 抵達 Uffizi Gallery 預備安檢。</w:t>
       </w:r>
     </w:p>
     <w:p>
       <w:pPr>
-        <w:pStyle w:val="ListBullet"/>
-      </w:pPr>
-      <w:r>
-        <w:t>17:00 ✉ Spazio Filatelia Firenze：</w:t>
+        <w:ind w:left="454" w:hanging="227"/>
+      </w:pPr>
+      <w:r>
+        <w:rPr>
+          <w:rFonts w:ascii="Microsoft JhengHei" w:hAnsi="Microsoft JhengHei" w:eastAsia="Microsoft JhengHei"/>
+          <w:sz w:val="21"/>
+        </w:rPr>
+        <w:t xml:space="preserve">• </w:t>
+      </w:r>
+      <w:r>
+        <w:rPr>
+          <w:rFonts w:ascii="Microsoft JhengHei" w:hAnsi="Microsoft JhengHei" w:eastAsia="Microsoft JhengHei"/>
+          <w:b/>
+          <w:sz w:val="21"/>
+        </w:rPr>
+        <w:t>09:00 - 11:30</w:t>
+      </w:r>
+      <w:r>
+        <w:rPr>
+          <w:rFonts w:ascii="Microsoft JhengHei" w:hAnsi="Microsoft JhengHei" w:eastAsia="Microsoft JhengHei"/>
+          <w:sz w:val="21"/>
+        </w:rPr>
+        <w:t xml:space="preserve"> 🖼 </w:t>
+      </w:r>
+      <w:r>
+        <w:rPr>
+          <w:rFonts w:ascii="Microsoft JhengHei" w:hAnsi="Microsoft JhengHei" w:eastAsia="Microsoft JhengHei"/>
+          <w:b/>
+          <w:sz w:val="21"/>
+        </w:rPr>
+        <w:t>Uffizi Gallery（烏菲茲美術館）</w:t>
+      </w:r>
+      <w:r>
+        <w:rPr>
+          <w:rFonts w:ascii="Microsoft JhengHei" w:hAnsi="Microsoft JhengHei" w:eastAsia="Microsoft JhengHei"/>
+          <w:sz w:val="21"/>
+        </w:rPr>
+        <w:t xml:space="preserve"> 🎫 已訂：預約 09:00 場次。</w:t>
       </w:r>
     </w:p>
     <w:p>
       <w:pPr>
-        <w:pStyle w:val="ListBullet"/>
-      </w:pPr>
-      <w:r>
-        <w:t>備註：【必逛：買限定刺繡郵票】。關鍵字：Spazio Filatelia Firenze。</w:t>
+        <w:ind w:left="454" w:hanging="227"/>
+      </w:pPr>
+      <w:r>
+        <w:rPr>
+          <w:rFonts w:ascii="Microsoft JhengHei" w:hAnsi="Microsoft JhengHei" w:eastAsia="Microsoft JhengHei"/>
+          <w:sz w:val="21"/>
+        </w:rPr>
+        <w:t>• 票價：每人 €29，共 €145（TWD 5,369）</w:t>
       </w:r>
     </w:p>
     <w:p>
       <w:pPr>
-        <w:pStyle w:val="ListBullet"/>
-      </w:pPr>
-      <w:r>
-        <w:t>💡 義大利郵政特色門市，能買到真的用布繡出來的佛羅倫斯限定郵票，可實寄也可收藏，非常獨特又輕便的伴手禮</w:t>
+        <w:ind w:left="454" w:hanging="227"/>
+      </w:pPr>
+      <w:r>
+        <w:rPr>
+          <w:rFonts w:ascii="Microsoft JhengHei" w:hAnsi="Microsoft JhengHei" w:eastAsia="Microsoft JhengHei"/>
+          <w:sz w:val="21"/>
+        </w:rPr>
+        <w:t xml:space="preserve">• ⚠ </w:t>
+      </w:r>
+      <w:r>
+        <w:rPr>
+          <w:rFonts w:ascii="Microsoft JhengHei" w:hAnsi="Microsoft JhengHei" w:eastAsia="Microsoft JhengHei"/>
+          <w:b/>
+          <w:sz w:val="21"/>
+        </w:rPr>
+        <w:t>要把門票印出來</w:t>
+      </w:r>
+      <w:r>
+        <w:rPr>
+          <w:rFonts w:ascii="Microsoft JhengHei" w:hAnsi="Microsoft JhengHei" w:eastAsia="Microsoft JhengHei"/>
+          <w:sz w:val="21"/>
+        </w:rPr>
       </w:r>
     </w:p>
     <w:p>
       <w:pPr>
-        <w:pStyle w:val="ListBullet"/>
-      </w:pPr>
-      <w:r>
-        <w:t>17:45 🛍 Via dei Calzaiuoli（卡爾查依優歐利大道）：</w:t>
+        <w:ind w:left="454" w:hanging="227"/>
+      </w:pPr>
+      <w:r>
+        <w:rPr>
+          <w:rFonts w:ascii="Microsoft JhengHei" w:hAnsi="Microsoft JhengHei" w:eastAsia="Microsoft JhengHei"/>
+          <w:sz w:val="21"/>
+        </w:rPr>
+        <w:t>• 💡 文藝復興藝術最高殿堂，波提切利「維納斯的誕生」和「春」都在這裡，梅迪奇家族幾代人的收藏全擠在這棟 U 型建築裡</w:t>
       </w:r>
     </w:p>
     <w:p>
       <w:pPr>
-        <w:pStyle w:val="ListBullet"/>
-      </w:pPr>
-      <w:r>
-        <w:t>關鍵字： Via dei Calzaiuoli。連結領主廣場與大教堂的名店街。</w:t>
+        <w:ind w:left="454" w:hanging="227"/>
+      </w:pPr>
+      <w:r>
+        <w:rPr>
+          <w:rFonts w:ascii="Microsoft JhengHei" w:hAnsi="Microsoft JhengHei" w:eastAsia="Microsoft JhengHei"/>
+          <w:sz w:val="21"/>
+        </w:rPr>
+        <w:t xml:space="preserve">• </w:t>
+      </w:r>
+      <w:r>
+        <w:rPr>
+          <w:rFonts w:ascii="Microsoft JhengHei" w:hAnsi="Microsoft JhengHei" w:eastAsia="Microsoft JhengHei"/>
+          <w:b/>
+          <w:sz w:val="21"/>
+        </w:rPr>
+        <w:t>12:00</w:t>
+      </w:r>
+      <w:r>
+        <w:rPr>
+          <w:rFonts w:ascii="Microsoft JhengHei" w:hAnsi="Microsoft JhengHei" w:eastAsia="Microsoft JhengHei"/>
+          <w:sz w:val="21"/>
+        </w:rPr>
+        <w:t xml:space="preserve"> 🍽 午餐：</w:t>
+      </w:r>
+      <w:r>
+        <w:rPr>
+          <w:rFonts w:ascii="Microsoft JhengHei" w:hAnsi="Microsoft JhengHei" w:eastAsia="Microsoft JhengHei"/>
+          <w:b/>
+          <w:sz w:val="21"/>
+        </w:rPr>
+        <w:t>Osteria del Cinghiale Bianco</w:t>
+      </w:r>
+      <w:r>
+        <w:rPr>
+          <w:rFonts w:ascii="Microsoft JhengHei" w:hAnsi="Microsoft JhengHei" w:eastAsia="Microsoft JhengHei"/>
+          <w:sz w:val="21"/>
+        </w:rPr>
+        <w:t>（白野豬）：跨過老橋即抵達，南岸知名老店。</w:t>
       </w:r>
     </w:p>
     <w:p>
       <w:pPr>
-        <w:pStyle w:val="ListBullet"/>
-      </w:pPr>
-      <w:r>
-        <w:t>💡 名字來自中世紀的「襪子工匠」，現在是品牌店和冰淇淋店林立的逛街主動線，走著走著一抬頭就會撞見百花大教堂穹頂</w:t>
+        <w:ind w:left="454" w:hanging="227"/>
+      </w:pPr>
+      <w:r>
+        <w:rPr>
+          <w:rFonts w:ascii="Microsoft JhengHei" w:hAnsi="Microsoft JhengHei" w:eastAsia="Microsoft JhengHei"/>
+          <w:sz w:val="21"/>
+        </w:rPr>
+        <w:t xml:space="preserve">• </w:t>
+      </w:r>
+      <w:r>
+        <w:rPr>
+          <w:rFonts w:ascii="Microsoft JhengHei" w:hAnsi="Microsoft JhengHei" w:eastAsia="Microsoft JhengHei"/>
+          <w:b/>
+          <w:sz w:val="21"/>
+        </w:rPr>
+        <w:t>13:30</w:t>
+      </w:r>
+      <w:r>
+        <w:rPr>
+          <w:rFonts w:ascii="Microsoft JhengHei" w:hAnsi="Microsoft JhengHei" w:eastAsia="Microsoft JhengHei"/>
+          <w:sz w:val="21"/>
+        </w:rPr>
+        <w:t xml:space="preserve"> 🏛 </w:t>
+      </w:r>
+      <w:r>
+        <w:rPr>
+          <w:rFonts w:ascii="Microsoft JhengHei" w:hAnsi="Microsoft JhengHei" w:eastAsia="Microsoft JhengHei"/>
+          <w:b/>
+          <w:sz w:val="21"/>
+        </w:rPr>
+        <w:t>Piazza della Signoria（領主廣場）</w:t>
+      </w:r>
+      <w:r>
+        <w:rPr>
+          <w:rFonts w:ascii="Microsoft JhengHei" w:hAnsi="Microsoft JhengHei" w:eastAsia="Microsoft JhengHei"/>
+          <w:sz w:val="21"/>
+        </w:rPr>
+        <w:t>：欣賞舊宮、海神噴泉。</w:t>
       </w:r>
     </w:p>
     <w:p>
       <w:pPr>
-        <w:pStyle w:val="ListBullet"/>
-      </w:pPr>
-      <w:r>
-        <w:t>19:00 🍽 晚餐：自由安排。</w:t>
+        <w:ind w:left="454" w:hanging="227"/>
+      </w:pPr>
+      <w:r>
+        <w:rPr>
+          <w:rFonts w:ascii="Microsoft JhengHei" w:hAnsi="Microsoft JhengHei" w:eastAsia="Microsoft JhengHei"/>
+          <w:sz w:val="21"/>
+        </w:rPr>
+        <w:t>• 💡 佛羅倫斯的政治心臟，露天雕塑多到像沒有圍牆的博物館，舊宮門前站著大衛像複製品，海神噴泉和乘女掠奪雕塑群隨便一個都是教科書等級</w:t>
       </w:r>
     </w:p>
     <w:p>
-      <w:r>
-        <w:t>🛏 住宿：UNYCA - Luxury Central Suite, 佛羅倫斯</w:t>
+      <w:pPr>
+        <w:ind w:left="454" w:hanging="227"/>
+      </w:pPr>
+      <w:r>
+        <w:rPr>
+          <w:rFonts w:ascii="Microsoft JhengHei" w:hAnsi="Microsoft JhengHei" w:eastAsia="Microsoft JhengHei"/>
+          <w:sz w:val="21"/>
+        </w:rPr>
+        <w:t xml:space="preserve">• </w:t>
+      </w:r>
+      <w:r>
+        <w:rPr>
+          <w:rFonts w:ascii="Microsoft JhengHei" w:hAnsi="Microsoft JhengHei" w:eastAsia="Microsoft JhengHei"/>
+          <w:b/>
+          <w:sz w:val="21"/>
+        </w:rPr>
+        <w:t>14:30 - 16:30</w:t>
+      </w:r>
+      <w:r>
+        <w:rPr>
+          <w:rFonts w:ascii="Microsoft JhengHei" w:hAnsi="Microsoft JhengHei" w:eastAsia="Microsoft JhengHei"/>
+          <w:sz w:val="21"/>
+        </w:rPr>
+        <w:t xml:space="preserve"> 💤 回飯店休息（2 小時）。</w:t>
       </w:r>
     </w:p>
     <w:p>
       <w:pPr>
-        <w:pStyle w:val="Heading3"/>
-      </w:pPr>
-      <w:r>
-        <w:t>Day 6｜6/19（五）— 百花圓頂 → 博物館避暑 → 南岸隱藏花園</w:t>
+        <w:ind w:left="454" w:hanging="227"/>
+      </w:pPr>
+      <w:r>
+        <w:rPr>
+          <w:rFonts w:ascii="Microsoft JhengHei" w:hAnsi="Microsoft JhengHei" w:eastAsia="Microsoft JhengHei"/>
+          <w:sz w:val="21"/>
+        </w:rPr>
+        <w:t xml:space="preserve">• </w:t>
+      </w:r>
+      <w:r>
+        <w:rPr>
+          <w:rFonts w:ascii="Microsoft JhengHei" w:hAnsi="Microsoft JhengHei" w:eastAsia="Microsoft JhengHei"/>
+          <w:b/>
+          <w:sz w:val="21"/>
+        </w:rPr>
+        <w:t>17:00</w:t>
+      </w:r>
+      <w:r>
+        <w:rPr>
+          <w:rFonts w:ascii="Microsoft JhengHei" w:hAnsi="Microsoft JhengHei" w:eastAsia="Microsoft JhengHei"/>
+          <w:sz w:val="21"/>
+        </w:rPr>
+        <w:t xml:space="preserve"> ✉ </w:t>
+      </w:r>
+      <w:r>
+        <w:rPr>
+          <w:rFonts w:ascii="Microsoft JhengHei" w:hAnsi="Microsoft JhengHei" w:eastAsia="Microsoft JhengHei"/>
+          <w:b/>
+          <w:sz w:val="21"/>
+        </w:rPr>
+        <w:t>Spazio Filatelia Firenze</w:t>
+      </w:r>
+      <w:r>
+        <w:rPr>
+          <w:rFonts w:ascii="Microsoft JhengHei" w:hAnsi="Microsoft JhengHei" w:eastAsia="Microsoft JhengHei"/>
+          <w:sz w:val="21"/>
+        </w:rPr>
+        <w:t>：</w:t>
       </w:r>
     </w:p>
     <w:p>
       <w:pPr>
-        <w:pStyle w:val="ListBullet"/>
-      </w:pPr>
-      <w:r>
-        <w:t>08:30 抵達百花大教堂預備安檢。</w:t>
+        <w:ind w:left="454" w:hanging="227"/>
+      </w:pPr>
+      <w:r>
+        <w:rPr>
+          <w:rFonts w:ascii="Microsoft JhengHei" w:hAnsi="Microsoft JhengHei" w:eastAsia="Microsoft JhengHei"/>
+          <w:sz w:val="21"/>
+        </w:rPr>
+        <w:t>• 備註：【必逛：買限定刺繡郵票】。關鍵字：Spazio Filatelia Firenze。</w:t>
       </w:r>
     </w:p>
     <w:p>
       <w:pPr>
-        <w:pStyle w:val="ListBullet"/>
-      </w:pPr>
-      <w:r>
-        <w:t>09:00 - 10:30 🏛 Brunelleschi's Dome（百花大教堂圓頂登頂） 🎫：【體力挑戰：463 階】。</w:t>
+        <w:ind w:left="454" w:hanging="227"/>
+      </w:pPr>
+      <w:r>
+        <w:rPr>
+          <w:rFonts w:ascii="Microsoft JhengHei" w:hAnsi="Microsoft JhengHei" w:eastAsia="Microsoft JhengHei"/>
+          <w:sz w:val="21"/>
+        </w:rPr>
+        <w:t>• 💡 義大利郵政特色門市，能買到真的用布繡出來的佛羅倫斯限定郵票，可實寄也可收藏，非常獨特又輕便的伴手禮</w:t>
       </w:r>
     </w:p>
     <w:p>
       <w:pPr>
-        <w:pStyle w:val="ListBullet"/>
-      </w:pPr>
-      <w:r>
-        <w:t>💡 布魯內列斯基不用鷹架就蓋出直徑 45 公尺的穹頂，至今仍是世界最大磚造圓頂。沿途還能近距離看瓦薩利的「最後的審判」濕壁畫</w:t>
+        <w:ind w:left="454" w:hanging="227"/>
+      </w:pPr>
+      <w:r>
+        <w:rPr>
+          <w:rFonts w:ascii="Microsoft JhengHei" w:hAnsi="Microsoft JhengHei" w:eastAsia="Microsoft JhengHei"/>
+          <w:sz w:val="21"/>
+        </w:rPr>
+        <w:t xml:space="preserve">• </w:t>
+      </w:r>
+      <w:r>
+        <w:rPr>
+          <w:rFonts w:ascii="Microsoft JhengHei" w:hAnsi="Microsoft JhengHei" w:eastAsia="Microsoft JhengHei"/>
+          <w:b/>
+          <w:sz w:val="21"/>
+        </w:rPr>
+        <w:t>17:45</w:t>
+      </w:r>
+      <w:r>
+        <w:rPr>
+          <w:rFonts w:ascii="Microsoft JhengHei" w:hAnsi="Microsoft JhengHei" w:eastAsia="Microsoft JhengHei"/>
+          <w:sz w:val="21"/>
+        </w:rPr>
+        <w:t xml:space="preserve"> 🛍 </w:t>
+      </w:r>
+      <w:r>
+        <w:rPr>
+          <w:rFonts w:ascii="Microsoft JhengHei" w:hAnsi="Microsoft JhengHei" w:eastAsia="Microsoft JhengHei"/>
+          <w:b/>
+          <w:sz w:val="21"/>
+        </w:rPr>
+        <w:t>Via dei Calzaiuoli（卡爾查依優歐利大道）</w:t>
+      </w:r>
+      <w:r>
+        <w:rPr>
+          <w:rFonts w:ascii="Microsoft JhengHei" w:hAnsi="Microsoft JhengHei" w:eastAsia="Microsoft JhengHei"/>
+          <w:sz w:val="21"/>
+        </w:rPr>
+        <w:t>：</w:t>
       </w:r>
     </w:p>
     <w:p>
       <w:pPr>
-        <w:pStyle w:val="ListBullet"/>
-      </w:pPr>
-      <w:r>
-        <w:t>10:30 - 11:15 🖼 Opera del Duomo Museum（主教座堂博物館） 🎫：</w:t>
+        <w:ind w:left="454" w:hanging="227"/>
+      </w:pPr>
+      <w:r>
+        <w:rPr>
+          <w:rFonts w:ascii="Microsoft JhengHei" w:hAnsi="Microsoft JhengHei" w:eastAsia="Microsoft JhengHei"/>
+          <w:sz w:val="21"/>
+        </w:rPr>
+        <w:t>• 關鍵字： Via dei Calzaiuoli。連結領主廣場與大教堂的名店街。</w:t>
       </w:r>
     </w:p>
     <w:p>
       <w:pPr>
-        <w:pStyle w:val="ListBullet"/>
-      </w:pPr>
-      <w:r>
-        <w:t>備註： 室內冷氣強、有電梯與沙發，是爬完塔後最完美的體力緩衝點。看天堂之門真跡。</w:t>
+        <w:ind w:left="454" w:hanging="227"/>
+      </w:pPr>
+      <w:r>
+        <w:rPr>
+          <w:rFonts w:ascii="Microsoft JhengHei" w:hAnsi="Microsoft JhengHei" w:eastAsia="Microsoft JhengHei"/>
+          <w:sz w:val="21"/>
+        </w:rPr>
+        <w:t>• 💡 名字來自中世紀的「襪子工匠」，現在是品牌店和冰淇淋店林立的逛街主動線，走著走著一抬頭就會撞見百花大教堂穹頂</w:t>
       </w:r>
     </w:p>
     <w:p>
       <w:pPr>
-        <w:pStyle w:val="ListBullet"/>
-      </w:pPr>
-      <w:r>
-        <w:t>💡 吉伯提花了 27 年打造的「天堂之門」青銅浮雕真跡在這裡（外面洗禮堂上的是複製品），還有米開朗基羅晚年未完成的聖殤像</w:t>
+        <w:ind w:left="454" w:hanging="227"/>
+      </w:pPr>
+      <w:r>
+        <w:rPr>
+          <w:rFonts w:ascii="Microsoft JhengHei" w:hAnsi="Microsoft JhengHei" w:eastAsia="Microsoft JhengHei"/>
+          <w:sz w:val="21"/>
+        </w:rPr>
+        <w:t xml:space="preserve">• </w:t>
+      </w:r>
+      <w:r>
+        <w:rPr>
+          <w:rFonts w:ascii="Microsoft JhengHei" w:hAnsi="Microsoft JhengHei" w:eastAsia="Microsoft JhengHei"/>
+          <w:b/>
+          <w:sz w:val="21"/>
+        </w:rPr>
+        <w:t>19:00</w:t>
+      </w:r>
+      <w:r>
+        <w:rPr>
+          <w:rFonts w:ascii="Microsoft JhengHei" w:hAnsi="Microsoft JhengHei" w:eastAsia="Microsoft JhengHei"/>
+          <w:sz w:val="21"/>
+        </w:rPr>
+        <w:t xml:space="preserve"> 🍽 晚餐：自由安排。</w:t>
       </w:r>
     </w:p>
     <w:p>
-      <w:pPr>
-        <w:pStyle w:val="ListBullet"/>
-      </w:pPr>
-      <w:r>
-        <w:t>11:30 🍽 午餐：Il Nutino（地址：Borgo S. Lorenzo, 39R）：就在教堂旁，下塔後直接用餐。</w:t>
+      <w:pPr/>
+      <w:r>
+        <w:rPr>
+          <w:rFonts w:ascii="Microsoft JhengHei" w:hAnsi="Microsoft JhengHei" w:eastAsia="Microsoft JhengHei"/>
+        </w:rPr>
+        <w:t xml:space="preserve">🛏 </w:t>
+      </w:r>
+      <w:r>
+        <w:rPr>
+          <w:rFonts w:ascii="Microsoft JhengHei" w:hAnsi="Microsoft JhengHei" w:eastAsia="Microsoft JhengHei"/>
+          <w:b/>
+        </w:rPr>
+        <w:t>住宿</w:t>
+      </w:r>
+      <w:r>
+        <w:rPr>
+          <w:rFonts w:ascii="Microsoft JhengHei" w:hAnsi="Microsoft JhengHei" w:eastAsia="Microsoft JhengHei"/>
+        </w:rPr>
+        <w:t>：UNYCA - Luxury Central Suite, 佛羅倫斯</w:t>
       </w:r>
     </w:p>
     <w:p>
       <w:pPr>
-        <w:pStyle w:val="ListBullet"/>
-      </w:pPr>
-      <w:r>
-        <w:t>13:00 - 15:00 💤 回飯店休息（2 小時）。</w:t>
-      </w:r>
+        <w:spacing w:before="40" w:after="40"/>
+        <w:pBdr>
+          <w:bottom w:val="single" w:sz="4" w:space="1" w:color="BDC3C7"/>
+        </w:pBdr>
+      </w:pPr>
     </w:p>
     <w:p>
       <w:pPr>
-        <w:pStyle w:val="ListBullet"/>
-      </w:pPr>
-      <w:r>
-        <w:t>15:30 🚩 Oltrarno 區（南岸）深度探索：</w:t>
+        <w:pStyle w:val="Heading3"/>
+      </w:pPr>
+      <w:r>
+        <w:t>Day 6｜6/19（五）— 百花圓頂 → 博物館避暑 → 南岸隱藏花園</w:t>
       </w:r>
     </w:p>
     <w:p>
       <w:pPr>
-        <w:pStyle w:val="ListBullet"/>
-      </w:pPr>
-      <w:r>
-        <w:t>🖼 Ponte Vecchio（老橋）→ 🛍 Giulio Giannini e Figlio（百年手工紙店）→ 🏛 聖靈廣場。</w:t>
+        <w:ind w:left="454" w:hanging="227"/>
+      </w:pPr>
+      <w:r>
+        <w:rPr>
+          <w:rFonts w:ascii="Microsoft JhengHei" w:hAnsi="Microsoft JhengHei" w:eastAsia="Microsoft JhengHei"/>
+          <w:sz w:val="21"/>
+        </w:rPr>
+        <w:t xml:space="preserve">• </w:t>
+      </w:r>
+      <w:r>
+        <w:rPr>
+          <w:rFonts w:ascii="Microsoft JhengHei" w:hAnsi="Microsoft JhengHei" w:eastAsia="Microsoft JhengHei"/>
+          <w:b/>
+          <w:sz w:val="21"/>
+        </w:rPr>
+        <w:t>08:30</w:t>
+      </w:r>
+      <w:r>
+        <w:rPr>
+          <w:rFonts w:ascii="Microsoft JhengHei" w:hAnsi="Microsoft JhengHei" w:eastAsia="Microsoft JhengHei"/>
+          <w:sz w:val="21"/>
+        </w:rPr>
+        <w:t xml:space="preserve"> 抵達百花大教堂預備安檢。</w:t>
       </w:r>
     </w:p>
     <w:p>
       <w:pPr>
-        <w:pStyle w:val="ListBullet"/>
-      </w:pPr>
-      <w:r>
-        <w:t>💡 老橋是二戰時唯一沒被炸掉的橋，16 世紀梅迪奇大公嫌肉販太臭改成金匠街，橋上方藏著瓦薩利走廊秘密通道；Giannini 是 1856 年創立的手工紙老店，大理石紋紙筆記本美到捨不得用；聖靈廣場是觀光客少的南岸在地廣場，教堂裡藏著布魯內列斯基設計的完美文藝復興空間</w:t>
+        <w:ind w:left="454" w:hanging="227"/>
+      </w:pPr>
+      <w:r>
+        <w:rPr>
+          <w:rFonts w:ascii="Microsoft JhengHei" w:hAnsi="Microsoft JhengHei" w:eastAsia="Microsoft JhengHei"/>
+          <w:sz w:val="21"/>
+        </w:rPr>
+        <w:t xml:space="preserve">• </w:t>
+      </w:r>
+      <w:r>
+        <w:rPr>
+          <w:rFonts w:ascii="Microsoft JhengHei" w:hAnsi="Microsoft JhengHei" w:eastAsia="Microsoft JhengHei"/>
+          <w:b/>
+          <w:sz w:val="21"/>
+        </w:rPr>
+        <w:t>09:00 - 10:30</w:t>
+      </w:r>
+      <w:r>
+        <w:rPr>
+          <w:rFonts w:ascii="Microsoft JhengHei" w:hAnsi="Microsoft JhengHei" w:eastAsia="Microsoft JhengHei"/>
+          <w:sz w:val="21"/>
+        </w:rPr>
+        <w:t xml:space="preserve"> 🏛 </w:t>
+      </w:r>
+      <w:r>
+        <w:rPr>
+          <w:rFonts w:ascii="Microsoft JhengHei" w:hAnsi="Microsoft JhengHei" w:eastAsia="Microsoft JhengHei"/>
+          <w:b/>
+          <w:sz w:val="21"/>
+        </w:rPr>
+        <w:t>Brunelleschi's Dome（百花大教堂圓頂登頂）</w:t>
+      </w:r>
+      <w:r>
+        <w:rPr>
+          <w:rFonts w:ascii="Microsoft JhengHei" w:hAnsi="Microsoft JhengHei" w:eastAsia="Microsoft JhengHei"/>
+          <w:sz w:val="21"/>
+        </w:rPr>
+        <w:t xml:space="preserve"> 🎫：【體力挑戰：463 階】。</w:t>
       </w:r>
     </w:p>
     <w:p>
       <w:pPr>
-        <w:pStyle w:val="ListBullet"/>
-      </w:pPr>
-      <w:r>
-        <w:t>17:00 ✨ Giardino Bardini（巴爾迪尼花園）：</w:t>
+        <w:ind w:left="454" w:hanging="227"/>
+      </w:pPr>
+      <w:r>
+        <w:rPr>
+          <w:rFonts w:ascii="Microsoft JhengHei" w:hAnsi="Microsoft JhengHei" w:eastAsia="Microsoft JhengHei"/>
+          <w:sz w:val="21"/>
+        </w:rPr>
+        <w:t>• 💡 布魯內列斯基不用鷹架就蓋出直徑 45 公尺的穹頂，至今仍是世界最大磚造圓頂。沿途還能近距離看瓦薩利的「最後的審判」濕壁畫</w:t>
       </w:r>
     </w:p>
     <w:p>
       <w:pPr>
-        <w:pStyle w:val="ListBullet"/>
-      </w:pPr>
-      <w:r>
-        <w:t>關鍵字： Giardino Bardini。【推薦：內有景觀咖啡廳看佛羅倫斯全景】。</w:t>
+        <w:ind w:left="454" w:hanging="227"/>
+      </w:pPr>
+      <w:r>
+        <w:rPr>
+          <w:rFonts w:ascii="Microsoft JhengHei" w:hAnsi="Microsoft JhengHei" w:eastAsia="Microsoft JhengHei"/>
+          <w:sz w:val="21"/>
+        </w:rPr>
+        <w:t xml:space="preserve">• </w:t>
+      </w:r>
+      <w:r>
+        <w:rPr>
+          <w:rFonts w:ascii="Microsoft JhengHei" w:hAnsi="Microsoft JhengHei" w:eastAsia="Microsoft JhengHei"/>
+          <w:b/>
+          <w:sz w:val="21"/>
+        </w:rPr>
+        <w:t>10:30 - 11:15</w:t>
+      </w:r>
+      <w:r>
+        <w:rPr>
+          <w:rFonts w:ascii="Microsoft JhengHei" w:hAnsi="Microsoft JhengHei" w:eastAsia="Microsoft JhengHei"/>
+          <w:sz w:val="21"/>
+        </w:rPr>
+        <w:t xml:space="preserve"> 🖼 </w:t>
+      </w:r>
+      <w:r>
+        <w:rPr>
+          <w:rFonts w:ascii="Microsoft JhengHei" w:hAnsi="Microsoft JhengHei" w:eastAsia="Microsoft JhengHei"/>
+          <w:b/>
+          <w:sz w:val="21"/>
+        </w:rPr>
+        <w:t>Opera del Duomo Museum（主教座堂博物館）</w:t>
+      </w:r>
+      <w:r>
+        <w:rPr>
+          <w:rFonts w:ascii="Microsoft JhengHei" w:hAnsi="Microsoft JhengHei" w:eastAsia="Microsoft JhengHei"/>
+          <w:sz w:val="21"/>
+        </w:rPr>
+        <w:t xml:space="preserve"> 🎫：</w:t>
       </w:r>
     </w:p>
     <w:p>
       <w:pPr>
-        <w:pStyle w:val="ListBullet"/>
-      </w:pPr>
-      <w:r>
-        <w:t>💡 比波波利花園人少、花多、視野更好。走到最上面露台，整個佛羅倫斯紅屋頂和百花穹頂盡收眼底，六月的紫藤花和玫瑰正是最美時候</w:t>
+        <w:ind w:left="454" w:hanging="227"/>
+      </w:pPr>
+      <w:r>
+        <w:rPr>
+          <w:rFonts w:ascii="Microsoft JhengHei" w:hAnsi="Microsoft JhengHei" w:eastAsia="Microsoft JhengHei"/>
+          <w:sz w:val="21"/>
+        </w:rPr>
+        <w:t>• 備註： 室內冷氣強、有電梯與沙發，是爬完塔後最完美的體力緩衝點。看天堂之門真跡。</w:t>
       </w:r>
     </w:p>
     <w:p>
       <w:pPr>
-        <w:pStyle w:val="ListBullet"/>
-      </w:pPr>
-      <w:r>
-        <w:t>18:30 🍷 Babae（酒窗體驗）：南岸著名的紅酒窗口。</w:t>
+        <w:ind w:left="454" w:hanging="227"/>
+      </w:pPr>
+      <w:r>
+        <w:rPr>
+          <w:rFonts w:ascii="Microsoft JhengHei" w:hAnsi="Microsoft JhengHei" w:eastAsia="Microsoft JhengHei"/>
+          <w:sz w:val="21"/>
+        </w:rPr>
+        <w:t>• 💡 吉伯提花了 27 年打造的「天堂之門」青銅浮雕真跡在這裡（外面洗禮堂上的是複製品），還有米開朗基羅晚年未完成的聖殤像</w:t>
       </w:r>
     </w:p>
     <w:p>
-      <w:r>
-        <w:t>🛏 住宿：UNYCA - Luxury Central Suite, 佛羅倫斯</w:t>
+      <w:pPr>
+        <w:ind w:left="454" w:hanging="227"/>
+      </w:pPr>
+      <w:r>
+        <w:rPr>
+          <w:rFonts w:ascii="Microsoft JhengHei" w:hAnsi="Microsoft JhengHei" w:eastAsia="Microsoft JhengHei"/>
+          <w:sz w:val="21"/>
+        </w:rPr>
+        <w:t xml:space="preserve">• </w:t>
+      </w:r>
+      <w:r>
+        <w:rPr>
+          <w:rFonts w:ascii="Microsoft JhengHei" w:hAnsi="Microsoft JhengHei" w:eastAsia="Microsoft JhengHei"/>
+          <w:b/>
+          <w:sz w:val="21"/>
+        </w:rPr>
+        <w:t>11:30</w:t>
+      </w:r>
+      <w:r>
+        <w:rPr>
+          <w:rFonts w:ascii="Microsoft JhengHei" w:hAnsi="Microsoft JhengHei" w:eastAsia="Microsoft JhengHei"/>
+          <w:sz w:val="21"/>
+        </w:rPr>
+        <w:t xml:space="preserve"> 🍽 午餐：</w:t>
+      </w:r>
+      <w:r>
+        <w:rPr>
+          <w:rFonts w:ascii="Microsoft JhengHei" w:hAnsi="Microsoft JhengHei" w:eastAsia="Microsoft JhengHei"/>
+          <w:b/>
+          <w:sz w:val="21"/>
+        </w:rPr>
+        <w:t>Il Nutino</w:t>
+      </w:r>
+      <w:r>
+        <w:rPr>
+          <w:rFonts w:ascii="Microsoft JhengHei" w:hAnsi="Microsoft JhengHei" w:eastAsia="Microsoft JhengHei"/>
+          <w:sz w:val="21"/>
+        </w:rPr>
+        <w:t>（地址：Borgo S. Lorenzo, 39R）：就在教堂旁，下塔後直接用餐。</w:t>
       </w:r>
     </w:p>
     <w:p>
       <w:pPr>
-        <w:pStyle w:val="Heading3"/>
-      </w:pPr>
-      <w:r>
-        <w:t>Day 7｜6/20（六）— 大衛像 → 中央市場伴手禮 → 香氛購物 → 牛排大餐</w:t>
+        <w:ind w:left="454" w:hanging="227"/>
+      </w:pPr>
+      <w:r>
+        <w:rPr>
+          <w:rFonts w:ascii="Microsoft JhengHei" w:hAnsi="Microsoft JhengHei" w:eastAsia="Microsoft JhengHei"/>
+          <w:sz w:val="21"/>
+        </w:rPr>
+        <w:t xml:space="preserve">• </w:t>
+      </w:r>
+      <w:r>
+        <w:rPr>
+          <w:rFonts w:ascii="Microsoft JhengHei" w:hAnsi="Microsoft JhengHei" w:eastAsia="Microsoft JhengHei"/>
+          <w:b/>
+          <w:sz w:val="21"/>
+        </w:rPr>
+        <w:t>13:00 - 15:00</w:t>
+      </w:r>
+      <w:r>
+        <w:rPr>
+          <w:rFonts w:ascii="Microsoft JhengHei" w:hAnsi="Microsoft JhengHei" w:eastAsia="Microsoft JhengHei"/>
+          <w:sz w:val="21"/>
+        </w:rPr>
+        <w:t xml:space="preserve"> 💤 回飯店休息（2 小時）。</w:t>
       </w:r>
     </w:p>
     <w:p>
       <w:pPr>
-        <w:pStyle w:val="ListBullet"/>
-      </w:pPr>
-      <w:r>
-        <w:t>08:30 抵達學院美術館預備安檢。</w:t>
+        <w:ind w:left="454" w:hanging="227"/>
+      </w:pPr>
+      <w:r>
+        <w:rPr>
+          <w:rFonts w:ascii="Microsoft JhengHei" w:hAnsi="Microsoft JhengHei" w:eastAsia="Microsoft JhengHei"/>
+          <w:sz w:val="21"/>
+        </w:rPr>
+        <w:t xml:space="preserve">• </w:t>
+      </w:r>
+      <w:r>
+        <w:rPr>
+          <w:rFonts w:ascii="Microsoft JhengHei" w:hAnsi="Microsoft JhengHei" w:eastAsia="Microsoft JhengHei"/>
+          <w:b/>
+          <w:sz w:val="21"/>
+        </w:rPr>
+        <w:t>15:30</w:t>
+      </w:r>
+      <w:r>
+        <w:rPr>
+          <w:rFonts w:ascii="Microsoft JhengHei" w:hAnsi="Microsoft JhengHei" w:eastAsia="Microsoft JhengHei"/>
+          <w:sz w:val="21"/>
+        </w:rPr>
+        <w:t xml:space="preserve"> 🚩 </w:t>
+      </w:r>
+      <w:r>
+        <w:rPr>
+          <w:rFonts w:ascii="Microsoft JhengHei" w:hAnsi="Microsoft JhengHei" w:eastAsia="Microsoft JhengHei"/>
+          <w:b/>
+          <w:sz w:val="21"/>
+        </w:rPr>
+        <w:t>Oltrarno 區（南岸）深度探索</w:t>
+      </w:r>
+      <w:r>
+        <w:rPr>
+          <w:rFonts w:ascii="Microsoft JhengHei" w:hAnsi="Microsoft JhengHei" w:eastAsia="Microsoft JhengHei"/>
+          <w:sz w:val="21"/>
+        </w:rPr>
+        <w:t>：</w:t>
       </w:r>
     </w:p>
     <w:p>
       <w:pPr>
-        <w:pStyle w:val="ListBullet"/>
-      </w:pPr>
-      <w:r>
-        <w:t>09:00 - 10:30 🖼 Galleria dell'Accademia（學院美術館） 🎫 已訂：預約 09:00 看大衛像。</w:t>
+        <w:ind w:left="454" w:hanging="227"/>
+      </w:pPr>
+      <w:r>
+        <w:rPr>
+          <w:rFonts w:ascii="Microsoft JhengHei" w:hAnsi="Microsoft JhengHei" w:eastAsia="Microsoft JhengHei"/>
+          <w:sz w:val="21"/>
+        </w:rPr>
+        <w:t>• 🖼 Ponte Vecchio（老橋）→ 🛍 Giulio Giannini e Figlio（百年手工紙店）→ 🏛 聖靈廣場。</w:t>
       </w:r>
     </w:p>
     <w:p>
       <w:pPr>
-        <w:pStyle w:val="ListBullet"/>
-      </w:pPr>
-      <w:r>
-        <w:t>票價：每人 €24，共 €120（TWD 4,468）</w:t>
+        <w:ind w:left="454" w:hanging="227"/>
+      </w:pPr>
+      <w:r>
+        <w:rPr>
+          <w:rFonts w:ascii="Microsoft JhengHei" w:hAnsi="Microsoft JhengHei" w:eastAsia="Microsoft JhengHei"/>
+          <w:sz w:val="21"/>
+        </w:rPr>
+        <w:t>• 💡 老橋是二戰時唯一沒被炸掉的橋，16 世紀梅迪奇大公嫌肉販太臭改成金匠街，橋上方藏著瓦薩利走廊秘密通道；Giannini 是 1856 年創立的手工紙老店，大理石紋紙筆記本美到捨不得用；聖靈廣場是觀光客少的南岸在地廣場，教堂裡藏著布魯內列斯基設計的完美文藝復興空間</w:t>
       </w:r>
     </w:p>
     <w:p>
       <w:pPr>
-        <w:pStyle w:val="ListBullet"/>
-      </w:pPr>
-      <w:r>
-        <w:t>⚠ 要把門票印出來</w:t>
+        <w:ind w:left="454" w:hanging="227"/>
+      </w:pPr>
+      <w:r>
+        <w:rPr>
+          <w:rFonts w:ascii="Microsoft JhengHei" w:hAnsi="Microsoft JhengHei" w:eastAsia="Microsoft JhengHei"/>
+          <w:sz w:val="21"/>
+        </w:rPr>
+        <w:t xml:space="preserve">• </w:t>
+      </w:r>
+      <w:r>
+        <w:rPr>
+          <w:rFonts w:ascii="Microsoft JhengHei" w:hAnsi="Microsoft JhengHei" w:eastAsia="Microsoft JhengHei"/>
+          <w:b/>
+          <w:sz w:val="21"/>
+        </w:rPr>
+        <w:t>17:00</w:t>
+      </w:r>
+      <w:r>
+        <w:rPr>
+          <w:rFonts w:ascii="Microsoft JhengHei" w:hAnsi="Microsoft JhengHei" w:eastAsia="Microsoft JhengHei"/>
+          <w:sz w:val="21"/>
+        </w:rPr>
+        <w:t xml:space="preserve"> ✨ </w:t>
+      </w:r>
+      <w:r>
+        <w:rPr>
+          <w:rFonts w:ascii="Microsoft JhengHei" w:hAnsi="Microsoft JhengHei" w:eastAsia="Microsoft JhengHei"/>
+          <w:b/>
+          <w:sz w:val="21"/>
+        </w:rPr>
+        <w:t>Giardino Bardini（巴爾迪尼花園）</w:t>
+      </w:r>
+      <w:r>
+        <w:rPr>
+          <w:rFonts w:ascii="Microsoft JhengHei" w:hAnsi="Microsoft JhengHei" w:eastAsia="Microsoft JhengHei"/>
+          <w:sz w:val="21"/>
+        </w:rPr>
+        <w:t>：</w:t>
       </w:r>
     </w:p>
     <w:p>
       <w:pPr>
-        <w:pStyle w:val="ListBullet"/>
-      </w:pPr>
-      <w:r>
-        <w:t>💡 5.17 公尺高的大理石巨人，從肌肉線條到手背浮起的血管都栩栩如生，站在他面前的震撼感是照片完全無法傳達的</w:t>
+        <w:ind w:left="454" w:hanging="227"/>
+      </w:pPr>
+      <w:r>
+        <w:rPr>
+          <w:rFonts w:ascii="Microsoft JhengHei" w:hAnsi="Microsoft JhengHei" w:eastAsia="Microsoft JhengHei"/>
+          <w:sz w:val="21"/>
+        </w:rPr>
+        <w:t>• 關鍵字： Giardino Bardini。【推薦：內有景觀咖啡廳看佛羅倫斯全景】。</w:t>
       </w:r>
     </w:p>
     <w:p>
       <w:pPr>
-        <w:pStyle w:val="ListBullet"/>
-      </w:pPr>
-      <w:r>
-        <w:t>11:00 🍽 午餐：Mercato Centrale Firenze（中央市場）：</w:t>
+        <w:ind w:left="454" w:hanging="227"/>
+      </w:pPr>
+      <w:r>
+        <w:rPr>
+          <w:rFonts w:ascii="Microsoft JhengHei" w:hAnsi="Microsoft JhengHei" w:eastAsia="Microsoft JhengHei"/>
+          <w:sz w:val="21"/>
+        </w:rPr>
+        <w:t>• 💡 比波波利花園人少、花多、視野更好。走到最上面露台，整個佛羅倫斯紅屋頂和百花穹頂盡收眼底，六月的紫藤花和玫瑰正是最美時候</w:t>
       </w:r>
     </w:p>
     <w:p>
       <w:pPr>
-        <w:pStyle w:val="ListBullet"/>
-      </w:pPr>
-      <w:r>
-        <w:t>備註： 1 樓買松露、乾貨伴手禮；2 樓美食廣場自選餐點（適合 5 人口味多樣化）。</w:t>
+        <w:ind w:left="454" w:hanging="227"/>
+      </w:pPr>
+      <w:r>
+        <w:rPr>
+          <w:rFonts w:ascii="Microsoft JhengHei" w:hAnsi="Microsoft JhengHei" w:eastAsia="Microsoft JhengHei"/>
+          <w:sz w:val="21"/>
+        </w:rPr>
+        <w:t xml:space="preserve">• </w:t>
+      </w:r>
+      <w:r>
+        <w:rPr>
+          <w:rFonts w:ascii="Microsoft JhengHei" w:hAnsi="Microsoft JhengHei" w:eastAsia="Microsoft JhengHei"/>
+          <w:b/>
+          <w:sz w:val="21"/>
+        </w:rPr>
+        <w:t>18:30</w:t>
+      </w:r>
+      <w:r>
+        <w:rPr>
+          <w:rFonts w:ascii="Microsoft JhengHei" w:hAnsi="Microsoft JhengHei" w:eastAsia="Microsoft JhengHei"/>
+          <w:sz w:val="21"/>
+        </w:rPr>
+        <w:t xml:space="preserve"> 🍷 </w:t>
+      </w:r>
+      <w:r>
+        <w:rPr>
+          <w:rFonts w:ascii="Microsoft JhengHei" w:hAnsi="Microsoft JhengHei" w:eastAsia="Microsoft JhengHei"/>
+          <w:b/>
+          <w:sz w:val="21"/>
+        </w:rPr>
+        <w:t>Babae</w:t>
+      </w:r>
+      <w:r>
+        <w:rPr>
+          <w:rFonts w:ascii="Microsoft JhengHei" w:hAnsi="Microsoft JhengHei" w:eastAsia="Microsoft JhengHei"/>
+          <w:sz w:val="21"/>
+        </w:rPr>
+        <w:t>（酒窗體驗）：南岸著名的紅酒窗口。</w:t>
       </w:r>
     </w:p>
     <w:p>
-      <w:pPr>
-        <w:pStyle w:val="ListBullet"/>
-      </w:pPr>
-      <w:r>
-        <w:t>💡 1874 年鑄鐵玻璃建築裡的美食天堂，一樓傳統市場買松露起司風乾火腿當伴手禮，二樓美食廣場各攤各有專精</w:t>
+      <w:pPr/>
+      <w:r>
+        <w:rPr>
+          <w:rFonts w:ascii="Microsoft JhengHei" w:hAnsi="Microsoft JhengHei" w:eastAsia="Microsoft JhengHei"/>
+        </w:rPr>
+        <w:t xml:space="preserve">🛏 </w:t>
+      </w:r>
+      <w:r>
+        <w:rPr>
+          <w:rFonts w:ascii="Microsoft JhengHei" w:hAnsi="Microsoft JhengHei" w:eastAsia="Microsoft JhengHei"/>
+          <w:b/>
+        </w:rPr>
+        <w:t>住宿</w:t>
+      </w:r>
+      <w:r>
+        <w:rPr>
+          <w:rFonts w:ascii="Microsoft JhengHei" w:hAnsi="Microsoft JhengHei" w:eastAsia="Microsoft JhengHei"/>
+        </w:rPr>
+        <w:t>：UNYCA - Luxury Central Suite, 佛羅倫斯</w:t>
       </w:r>
     </w:p>
     <w:p>
       <w:pPr>
-        <w:pStyle w:val="ListBullet"/>
-      </w:pPr>
-      <w:r>
-        <w:t>13:00 - 15:00 💤 回飯店休息（2 小時）。</w:t>
-      </w:r>
+        <w:spacing w:before="40" w:after="40"/>
+        <w:pBdr>
+          <w:bottom w:val="single" w:sz="4" w:space="1" w:color="BDC3C7"/>
+        </w:pBdr>
+      </w:pPr>
     </w:p>
     <w:p>
       <w:pPr>
-        <w:pStyle w:val="ListBullet"/>
-      </w:pPr>
-      <w:r>
-        <w:t>15:30 🛍 AquaFlor Firenze：</w:t>
+        <w:pStyle w:val="Heading3"/>
+      </w:pPr>
+      <w:r>
+        <w:t>Day 7｜6/20（六）— 大衛像 → 中央市場伴手禮 → 香氛購物 → 牛排大餐</w:t>
       </w:r>
     </w:p>
     <w:p>
       <w:pPr>
-        <w:pStyle w:val="ListBullet"/>
-      </w:pPr>
-      <w:r>
-        <w:t>備註：【必逛：宮殿地窖香氛店】。地址：Borgo Santa Croce, 6。</w:t>
+        <w:ind w:left="454" w:hanging="227"/>
+      </w:pPr>
+      <w:r>
+        <w:rPr>
+          <w:rFonts w:ascii="Microsoft JhengHei" w:hAnsi="Microsoft JhengHei" w:eastAsia="Microsoft JhengHei"/>
+          <w:sz w:val="21"/>
+        </w:rPr>
+        <w:t xml:space="preserve">• </w:t>
+      </w:r>
+      <w:r>
+        <w:rPr>
+          <w:rFonts w:ascii="Microsoft JhengHei" w:hAnsi="Microsoft JhengHei" w:eastAsia="Microsoft JhengHei"/>
+          <w:b/>
+          <w:sz w:val="21"/>
+        </w:rPr>
+        <w:t>08:30</w:t>
+      </w:r>
+      <w:r>
+        <w:rPr>
+          <w:rFonts w:ascii="Microsoft JhengHei" w:hAnsi="Microsoft JhengHei" w:eastAsia="Microsoft JhengHei"/>
+          <w:sz w:val="21"/>
+        </w:rPr>
+        <w:t xml:space="preserve"> 抵達學院美術館預備安檢。</w:t>
       </w:r>
     </w:p>
     <w:p>
       <w:pPr>
-        <w:pStyle w:val="ListBullet"/>
-      </w:pPr>
-      <w:r>
-        <w:t>💡 藏在文藝復興宮殿地窖裡的手工香水店，老闆會親自幫你調香，整間店像煉金術士的實驗室，連瓶身都美到可以當擺飾</w:t>
+        <w:ind w:left="454" w:hanging="227"/>
+      </w:pPr>
+      <w:r>
+        <w:rPr>
+          <w:rFonts w:ascii="Microsoft JhengHei" w:hAnsi="Microsoft JhengHei" w:eastAsia="Microsoft JhengHei"/>
+          <w:sz w:val="21"/>
+        </w:rPr>
+        <w:t xml:space="preserve">• </w:t>
+      </w:r>
+      <w:r>
+        <w:rPr>
+          <w:rFonts w:ascii="Microsoft JhengHei" w:hAnsi="Microsoft JhengHei" w:eastAsia="Microsoft JhengHei"/>
+          <w:b/>
+          <w:sz w:val="21"/>
+        </w:rPr>
+        <w:t>09:00 - 10:30</w:t>
+      </w:r>
+      <w:r>
+        <w:rPr>
+          <w:rFonts w:ascii="Microsoft JhengHei" w:hAnsi="Microsoft JhengHei" w:eastAsia="Microsoft JhengHei"/>
+          <w:sz w:val="21"/>
+        </w:rPr>
+        <w:t xml:space="preserve"> 🖼 </w:t>
+      </w:r>
+      <w:r>
+        <w:rPr>
+          <w:rFonts w:ascii="Microsoft JhengHei" w:hAnsi="Microsoft JhengHei" w:eastAsia="Microsoft JhengHei"/>
+          <w:b/>
+          <w:sz w:val="21"/>
+        </w:rPr>
+        <w:t>Galleria dell'Accademia（學院美術館）</w:t>
+      </w:r>
+      <w:r>
+        <w:rPr>
+          <w:rFonts w:ascii="Microsoft JhengHei" w:hAnsi="Microsoft JhengHei" w:eastAsia="Microsoft JhengHei"/>
+          <w:sz w:val="21"/>
+        </w:rPr>
+        <w:t xml:space="preserve"> 🎫 已訂：預約 09:00 看大衛像。</w:t>
       </w:r>
     </w:p>
     <w:p>
       <w:pPr>
-        <w:pStyle w:val="ListBullet"/>
-      </w:pPr>
-      <w:r>
-        <w:t>16:30 🏛 Basilica di Santa Croce（聖十字聖殿） → 🏛 洗禮堂（Baptistery） 🎫：看金色馬賽克穹頂。</w:t>
+        <w:ind w:left="454" w:hanging="227"/>
+      </w:pPr>
+      <w:r>
+        <w:rPr>
+          <w:rFonts w:ascii="Microsoft JhengHei" w:hAnsi="Microsoft JhengHei" w:eastAsia="Microsoft JhengHei"/>
+          <w:sz w:val="21"/>
+        </w:rPr>
+        <w:t>• 票價：每人 €24，共 €120（TWD 4,468）</w:t>
       </w:r>
     </w:p>
     <w:p>
       <w:pPr>
-        <w:pStyle w:val="ListBullet"/>
-      </w:pPr>
-      <w:r>
-        <w:t>💡 聖十字聖殿是義大利「先賢祠」，米開朗基羅、伽利略、馬基維利都長眠於此，教堂裡有喬托的濕壁畫傑作；洗禮堂比百花大教堂還老，但丁在此受洗，穹頂金色拜占庭馬賽克鑲嵌畫氣勢磅礴</w:t>
+        <w:ind w:left="454" w:hanging="227"/>
+      </w:pPr>
+      <w:r>
+        <w:rPr>
+          <w:rFonts w:ascii="Microsoft JhengHei" w:hAnsi="Microsoft JhengHei" w:eastAsia="Microsoft JhengHei"/>
+          <w:sz w:val="21"/>
+        </w:rPr>
+        <w:t xml:space="preserve">• ⚠ </w:t>
+      </w:r>
+      <w:r>
+        <w:rPr>
+          <w:rFonts w:ascii="Microsoft JhengHei" w:hAnsi="Microsoft JhengHei" w:eastAsia="Microsoft JhengHei"/>
+          <w:b/>
+          <w:sz w:val="21"/>
+        </w:rPr>
+        <w:t>要把門票印出來</w:t>
+      </w:r>
+      <w:r>
+        <w:rPr>
+          <w:rFonts w:ascii="Microsoft JhengHei" w:hAnsi="Microsoft JhengHei" w:eastAsia="Microsoft JhengHei"/>
+          <w:sz w:val="21"/>
+        </w:rPr>
       </w:r>
     </w:p>
     <w:p>
       <w:pPr>
-        <w:pStyle w:val="ListBullet"/>
-      </w:pPr>
-      <w:r>
-        <w:t>18:30 🍽 晚餐：Trattoria Za Za：【必吃：T-Bone 托斯卡尼大牛排，需預約】。</w:t>
+        <w:ind w:left="454" w:hanging="227"/>
+      </w:pPr>
+      <w:r>
+        <w:rPr>
+          <w:rFonts w:ascii="Microsoft JhengHei" w:hAnsi="Microsoft JhengHei" w:eastAsia="Microsoft JhengHei"/>
+          <w:sz w:val="21"/>
+        </w:rPr>
+        <w:t>• 💡 5.17 公尺高的大理石巨人，從肌肉線條到手背浮起的血管都栩栩如生，站在他面前的震撼感是照片完全無法傳達的</w:t>
       </w:r>
     </w:p>
     <w:p>
       <w:pPr>
-        <w:pStyle w:val="ListBullet"/>
-      </w:pPr>
-      <w:r>
-        <w:t>20:30 🍦 Vivoli：老牌冰淇淋店，就在聖十字區。</w:t>
+        <w:ind w:left="454" w:hanging="227"/>
+      </w:pPr>
+      <w:r>
+        <w:rPr>
+          <w:rFonts w:ascii="Microsoft JhengHei" w:hAnsi="Microsoft JhengHei" w:eastAsia="Microsoft JhengHei"/>
+          <w:sz w:val="21"/>
+        </w:rPr>
+        <w:t xml:space="preserve">• </w:t>
+      </w:r>
+      <w:r>
+        <w:rPr>
+          <w:rFonts w:ascii="Microsoft JhengHei" w:hAnsi="Microsoft JhengHei" w:eastAsia="Microsoft JhengHei"/>
+          <w:b/>
+          <w:sz w:val="21"/>
+        </w:rPr>
+        <w:t>11:00</w:t>
+      </w:r>
+      <w:r>
+        <w:rPr>
+          <w:rFonts w:ascii="Microsoft JhengHei" w:hAnsi="Microsoft JhengHei" w:eastAsia="Microsoft JhengHei"/>
+          <w:sz w:val="21"/>
+        </w:rPr>
+        <w:t xml:space="preserve"> 🍽 午餐：</w:t>
+      </w:r>
+      <w:r>
+        <w:rPr>
+          <w:rFonts w:ascii="Microsoft JhengHei" w:hAnsi="Microsoft JhengHei" w:eastAsia="Microsoft JhengHei"/>
+          <w:b/>
+          <w:sz w:val="21"/>
+        </w:rPr>
+        <w:t>Mercato Centrale Firenze（中央市場）</w:t>
+      </w:r>
+      <w:r>
+        <w:rPr>
+          <w:rFonts w:ascii="Microsoft JhengHei" w:hAnsi="Microsoft JhengHei" w:eastAsia="Microsoft JhengHei"/>
+          <w:sz w:val="21"/>
+        </w:rPr>
+        <w:t>：</w:t>
       </w:r>
     </w:p>
     <w:p>
-      <w:r>
-        <w:t>🛏 住宿：UNYCA - Luxury Central Suite, 佛羅倫斯</w:t>
+      <w:pPr>
+        <w:ind w:left="454" w:hanging="227"/>
+      </w:pPr>
+      <w:r>
+        <w:rPr>
+          <w:rFonts w:ascii="Microsoft JhengHei" w:hAnsi="Microsoft JhengHei" w:eastAsia="Microsoft JhengHei"/>
+          <w:sz w:val="21"/>
+        </w:rPr>
+        <w:t>• 備註： 1 樓買松露、乾貨伴手禮；2 樓美食廣場自選餐點（適合 5 人口味多樣化）。</w:t>
       </w:r>
     </w:p>
     <w:p>
       <w:pPr>
-        <w:pStyle w:val="Heading3"/>
-      </w:pPr>
-      <w:r>
-        <w:t>Day 8｜6/21（日）— 最終高級早餐 → 撤離前往米蘭</w:t>
+        <w:ind w:left="454" w:hanging="227"/>
+      </w:pPr>
+      <w:r>
+        <w:rPr>
+          <w:rFonts w:ascii="Microsoft JhengHei" w:hAnsi="Microsoft JhengHei" w:eastAsia="Microsoft JhengHei"/>
+          <w:sz w:val="21"/>
+        </w:rPr>
+        <w:t>• 💡 1874 年鑄鐵玻璃建築裡的美食天堂，一樓傳統市場買松露起司風乾火腿當伴手禮，二樓美食廣場各攤各有專精</w:t>
       </w:r>
     </w:p>
     <w:p>
       <w:pPr>
-        <w:pStyle w:val="ListBullet"/>
-      </w:pPr>
-      <w:r>
-        <w:t>08:30 - 09:30 🥐 25 in Condotta caffè bistrot：</w:t>
+        <w:ind w:left="454" w:hanging="227"/>
+      </w:pPr>
+      <w:r>
+        <w:rPr>
+          <w:rFonts w:ascii="Microsoft JhengHei" w:hAnsi="Microsoft JhengHei" w:eastAsia="Microsoft JhengHei"/>
+          <w:sz w:val="21"/>
+        </w:rPr>
+        <w:t xml:space="preserve">• </w:t>
+      </w:r>
+      <w:r>
+        <w:rPr>
+          <w:rFonts w:ascii="Microsoft JhengHei" w:hAnsi="Microsoft JhengHei" w:eastAsia="Microsoft JhengHei"/>
+          <w:b/>
+          <w:sz w:val="21"/>
+        </w:rPr>
+        <w:t>13:00 - 15:00</w:t>
+      </w:r>
+      <w:r>
+        <w:rPr>
+          <w:rFonts w:ascii="Microsoft JhengHei" w:hAnsi="Microsoft JhengHei" w:eastAsia="Microsoft JhengHei"/>
+          <w:sz w:val="21"/>
+        </w:rPr>
+        <w:t xml:space="preserve"> 💤 回飯店休息（2 小時）。</w:t>
       </w:r>
     </w:p>
     <w:p>
       <w:pPr>
-        <w:pStyle w:val="ListBullet"/>
-      </w:pPr>
-      <w:r>
-        <w:t>地址： Via della Condotta, 25/r。享用在佛羅倫斯最後的高級早餐與精緻咖啡。</w:t>
+        <w:ind w:left="454" w:hanging="227"/>
+      </w:pPr>
+      <w:r>
+        <w:rPr>
+          <w:rFonts w:ascii="Microsoft JhengHei" w:hAnsi="Microsoft JhengHei" w:eastAsia="Microsoft JhengHei"/>
+          <w:sz w:val="21"/>
+        </w:rPr>
+        <w:t xml:space="preserve">• </w:t>
+      </w:r>
+      <w:r>
+        <w:rPr>
+          <w:rFonts w:ascii="Microsoft JhengHei" w:hAnsi="Microsoft JhengHei" w:eastAsia="Microsoft JhengHei"/>
+          <w:b/>
+          <w:sz w:val="21"/>
+        </w:rPr>
+        <w:t>15:30</w:t>
+      </w:r>
+      <w:r>
+        <w:rPr>
+          <w:rFonts w:ascii="Microsoft JhengHei" w:hAnsi="Microsoft JhengHei" w:eastAsia="Microsoft JhengHei"/>
+          <w:sz w:val="21"/>
+        </w:rPr>
+        <w:t xml:space="preserve"> 🛍 </w:t>
+      </w:r>
+      <w:r>
+        <w:rPr>
+          <w:rFonts w:ascii="Microsoft JhengHei" w:hAnsi="Microsoft JhengHei" w:eastAsia="Microsoft JhengHei"/>
+          <w:b/>
+          <w:sz w:val="21"/>
+        </w:rPr>
+        <w:t>AquaFlor Firenze</w:t>
+      </w:r>
+      <w:r>
+        <w:rPr>
+          <w:rFonts w:ascii="Microsoft JhengHei" w:hAnsi="Microsoft JhengHei" w:eastAsia="Microsoft JhengHei"/>
+          <w:sz w:val="21"/>
+        </w:rPr>
+        <w:t>：</w:t>
       </w:r>
     </w:p>
     <w:p>
       <w:pPr>
-        <w:pStyle w:val="ListBullet"/>
-      </w:pPr>
-      <w:r>
-        <w:t>10:00 🏨 UNYCA 退房（Check-out）：行李全數撤離，搭計程車直達火車站（避免行李曝露風險）。</w:t>
+        <w:ind w:left="454" w:hanging="227"/>
+      </w:pPr>
+      <w:r>
+        <w:rPr>
+          <w:rFonts w:ascii="Microsoft JhengHei" w:hAnsi="Microsoft JhengHei" w:eastAsia="Microsoft JhengHei"/>
+          <w:sz w:val="21"/>
+        </w:rPr>
+        <w:t>• 備註：【必逛：宮殿地窖香氛店】。地址：Borgo Santa Croce, 6。</w:t>
       </w:r>
     </w:p>
     <w:p>
       <w:pPr>
-        <w:pStyle w:val="ListBullet"/>
-      </w:pPr>
-      <w:r>
-        <w:t>11:00 🚄 搭乘高鐵前往米蘭（Frecciarossa 或 Italo）。</w:t>
+        <w:ind w:left="454" w:hanging="227"/>
+      </w:pPr>
+      <w:r>
+        <w:rPr>
+          <w:rFonts w:ascii="Microsoft JhengHei" w:hAnsi="Microsoft JhengHei" w:eastAsia="Microsoft JhengHei"/>
+          <w:sz w:val="21"/>
+        </w:rPr>
+        <w:t>• 💡 藏在文藝復興宮殿地窖裡的手工香水店，老闆會親自幫你調香，整間店像煉金術士的實驗室，連瓶身都美到可以當擺飾</w:t>
       </w:r>
     </w:p>
     <w:p>
       <w:pPr>
-        <w:pStyle w:val="ListBullet"/>
-      </w:pPr>
-      <w:r>
-        <w:t>行李預備計畫：若想多待一會，可將行李寄放在車站 KiPoint，但建議直接出發至米蘭。</w:t>
+        <w:ind w:left="454" w:hanging="227"/>
+      </w:pPr>
+      <w:r>
+        <w:rPr>
+          <w:rFonts w:ascii="Microsoft JhengHei" w:hAnsi="Microsoft JhengHei" w:eastAsia="Microsoft JhengHei"/>
+          <w:sz w:val="21"/>
+        </w:rPr>
+        <w:t xml:space="preserve">• </w:t>
+      </w:r>
+      <w:r>
+        <w:rPr>
+          <w:rFonts w:ascii="Microsoft JhengHei" w:hAnsi="Microsoft JhengHei" w:eastAsia="Microsoft JhengHei"/>
+          <w:b/>
+          <w:sz w:val="21"/>
+        </w:rPr>
+        <w:t>16:30</w:t>
+      </w:r>
+      <w:r>
+        <w:rPr>
+          <w:rFonts w:ascii="Microsoft JhengHei" w:hAnsi="Microsoft JhengHei" w:eastAsia="Microsoft JhengHei"/>
+          <w:sz w:val="21"/>
+        </w:rPr>
+        <w:t xml:space="preserve"> 🏛 </w:t>
+      </w:r>
+      <w:r>
+        <w:rPr>
+          <w:rFonts w:ascii="Microsoft JhengHei" w:hAnsi="Microsoft JhengHei" w:eastAsia="Microsoft JhengHei"/>
+          <w:b/>
+          <w:sz w:val="21"/>
+        </w:rPr>
+        <w:t>Basilica di Santa Croce（聖十字聖殿）</w:t>
+      </w:r>
+      <w:r>
+        <w:rPr>
+          <w:rFonts w:ascii="Microsoft JhengHei" w:hAnsi="Microsoft JhengHei" w:eastAsia="Microsoft JhengHei"/>
+          <w:sz w:val="21"/>
+        </w:rPr>
+        <w:t xml:space="preserve"> → 🏛 </w:t>
+      </w:r>
+      <w:r>
+        <w:rPr>
+          <w:rFonts w:ascii="Microsoft JhengHei" w:hAnsi="Microsoft JhengHei" w:eastAsia="Microsoft JhengHei"/>
+          <w:b/>
+          <w:sz w:val="21"/>
+        </w:rPr>
+        <w:t>洗禮堂（Baptistery）</w:t>
+      </w:r>
+      <w:r>
+        <w:rPr>
+          <w:rFonts w:ascii="Microsoft JhengHei" w:hAnsi="Microsoft JhengHei" w:eastAsia="Microsoft JhengHei"/>
+          <w:sz w:val="21"/>
+        </w:rPr>
+        <w:t xml:space="preserve"> 🎫：看金色馬賽克穹頂。</w:t>
       </w:r>
     </w:p>
     <w:p>
-      <w:r>
-        <w:t>下午 — 米蘭初探</w:t>
+      <w:pPr>
+        <w:ind w:left="454" w:hanging="227"/>
+      </w:pPr>
+      <w:r>
+        <w:rPr>
+          <w:rFonts w:ascii="Microsoft JhengHei" w:hAnsi="Microsoft JhengHei" w:eastAsia="Microsoft JhengHei"/>
+          <w:sz w:val="21"/>
+        </w:rPr>
+        <w:t>• 💡 聖十字聖殿是義大利「先賢祠」，米開朗基羅、伽利略、馬基維利都長眠於此，教堂裡有喬托的濕壁畫傑作；洗禮堂比百花大教堂還老，但丁在此受洗，穹頂金色拜占庭馬賽克鑲嵌畫氣勢磅礴</w:t>
       </w:r>
     </w:p>
     <w:p>
       <w:pPr>
-        <w:pStyle w:val="ListBullet"/>
-      </w:pPr>
-      <w:r>
-        <w:t>米蘭大教堂（Duomo di Milano） — 外觀與廣場散步（正式入內與登頂為 Day 9 已訂票場次）</w:t>
+        <w:ind w:left="454" w:hanging="227"/>
+      </w:pPr>
+      <w:r>
+        <w:rPr>
+          <w:rFonts w:ascii="Microsoft JhengHei" w:hAnsi="Microsoft JhengHei" w:eastAsia="Microsoft JhengHei"/>
+          <w:sz w:val="21"/>
+        </w:rPr>
+        <w:t xml:space="preserve">• </w:t>
+      </w:r>
+      <w:r>
+        <w:rPr>
+          <w:rFonts w:ascii="Microsoft JhengHei" w:hAnsi="Microsoft JhengHei" w:eastAsia="Microsoft JhengHei"/>
+          <w:b/>
+          <w:sz w:val="21"/>
+        </w:rPr>
+        <w:t>18:30</w:t>
+      </w:r>
+      <w:r>
+        <w:rPr>
+          <w:rFonts w:ascii="Microsoft JhengHei" w:hAnsi="Microsoft JhengHei" w:eastAsia="Microsoft JhengHei"/>
+          <w:sz w:val="21"/>
+        </w:rPr>
+        <w:t xml:space="preserve"> 🍽 晚餐：</w:t>
+      </w:r>
+      <w:r>
+        <w:rPr>
+          <w:rFonts w:ascii="Microsoft JhengHei" w:hAnsi="Microsoft JhengHei" w:eastAsia="Microsoft JhengHei"/>
+          <w:b/>
+          <w:sz w:val="21"/>
+        </w:rPr>
+        <w:t>Trattoria Za Za</w:t>
+      </w:r>
+      <w:r>
+        <w:rPr>
+          <w:rFonts w:ascii="Microsoft JhengHei" w:hAnsi="Microsoft JhengHei" w:eastAsia="Microsoft JhengHei"/>
+          <w:sz w:val="21"/>
+        </w:rPr>
+        <w:t>：【必吃：T-Bone 托斯卡尼大牛排，需預約】。</w:t>
       </w:r>
     </w:p>
     <w:p>
       <w:pPr>
-        <w:pStyle w:val="ListBullet"/>
-      </w:pPr>
-      <w:r>
-        <w:t>💡 花了近 600 年才蓋好，屋頂上 3,400 多尊雕像和 135 座尖塔華麗到令人頭皮發麻，光從廣場仰望就已壯觀</w:t>
+        <w:ind w:left="454" w:hanging="227"/>
+      </w:pPr>
+      <w:r>
+        <w:rPr>
+          <w:rFonts w:ascii="Microsoft JhengHei" w:hAnsi="Microsoft JhengHei" w:eastAsia="Microsoft JhengHei"/>
+          <w:sz w:val="21"/>
+        </w:rPr>
+        <w:t xml:space="preserve">• </w:t>
+      </w:r>
+      <w:r>
+        <w:rPr>
+          <w:rFonts w:ascii="Microsoft JhengHei" w:hAnsi="Microsoft JhengHei" w:eastAsia="Microsoft JhengHei"/>
+          <w:b/>
+          <w:sz w:val="21"/>
+        </w:rPr>
+        <w:t>20:30</w:t>
+      </w:r>
+      <w:r>
+        <w:rPr>
+          <w:rFonts w:ascii="Microsoft JhengHei" w:hAnsi="Microsoft JhengHei" w:eastAsia="Microsoft JhengHei"/>
+          <w:sz w:val="21"/>
+        </w:rPr>
+        <w:t xml:space="preserve"> 🍦 </w:t>
+      </w:r>
+      <w:r>
+        <w:rPr>
+          <w:rFonts w:ascii="Microsoft JhengHei" w:hAnsi="Microsoft JhengHei" w:eastAsia="Microsoft JhengHei"/>
+          <w:b/>
+          <w:sz w:val="21"/>
+        </w:rPr>
+        <w:t>Vivoli</w:t>
+      </w:r>
+      <w:r>
+        <w:rPr>
+          <w:rFonts w:ascii="Microsoft JhengHei" w:hAnsi="Microsoft JhengHei" w:eastAsia="Microsoft JhengHei"/>
+          <w:sz w:val="21"/>
+        </w:rPr>
+        <w:t>：老牌冰淇淋店，就在聖十字區。</w:t>
       </w:r>
     </w:p>
     <w:p>
-      <w:pPr>
-        <w:pStyle w:val="ListBullet"/>
-      </w:pPr>
-      <w:r>
-        <w:t>艾曼紐二世拱廊（Galleria Vittorio Emanuele II） — 義大利最古老的購物拱廊，Prada 旗艦店的起源地</w:t>
+      <w:pPr/>
+      <w:r>
+        <w:rPr>
+          <w:rFonts w:ascii="Microsoft JhengHei" w:hAnsi="Microsoft JhengHei" w:eastAsia="Microsoft JhengHei"/>
+        </w:rPr>
+        <w:t xml:space="preserve">🛏 </w:t>
+      </w:r>
+      <w:r>
+        <w:rPr>
+          <w:rFonts w:ascii="Microsoft JhengHei" w:hAnsi="Microsoft JhengHei" w:eastAsia="Microsoft JhengHei"/>
+          <w:b/>
+        </w:rPr>
+        <w:t>住宿</w:t>
+      </w:r>
+      <w:r>
+        <w:rPr>
+          <w:rFonts w:ascii="Microsoft JhengHei" w:hAnsi="Microsoft JhengHei" w:eastAsia="Microsoft JhengHei"/>
+        </w:rPr>
+        <w:t>：UNYCA - Luxury Central Suite, 佛羅倫斯</w:t>
       </w:r>
     </w:p>
     <w:p>
       <w:pPr>
-        <w:pStyle w:val="ListBullet"/>
-      </w:pPr>
-      <w:r>
-        <w:t>💡 1877 年落成的「米蘭客廳」，玻璃穹頂和馬賽克地板美得像宮殿。記得找地上公牛馬賽克，用腳跟在牠蛋蛋上轉三圈據說會帶來好運</w:t>
-      </w:r>
+        <w:spacing w:before="40" w:after="40"/>
+        <w:pBdr>
+          <w:bottom w:val="single" w:sz="4" w:space="1" w:color="BDC3C7"/>
+        </w:pBdr>
+      </w:pPr>
     </w:p>
     <w:p>
       <w:pPr>
-        <w:pStyle w:val="ListBullet"/>
-      </w:pPr>
-      <w:r>
-        <w:t>在拱廊裡喝杯 Aperitivo（開胃酒）</w:t>
+        <w:pStyle w:val="Heading3"/>
+      </w:pPr>
+      <w:r>
+        <w:t>Day 8｜6/21（日）— 最終高級早餐 → 撤離前往米蘭</w:t>
       </w:r>
     </w:p>
     <w:p>
-      <w:r>
-        <w:t>晚餐</w:t>
+      <w:pPr>
+        <w:ind w:left="454" w:hanging="227"/>
+      </w:pPr>
+      <w:r>
+        <w:rPr>
+          <w:rFonts w:ascii="Microsoft JhengHei" w:hAnsi="Microsoft JhengHei" w:eastAsia="Microsoft JhengHei"/>
+          <w:sz w:val="21"/>
+        </w:rPr>
+        <w:t xml:space="preserve">• </w:t>
+      </w:r>
+      <w:r>
+        <w:rPr>
+          <w:rFonts w:ascii="Microsoft JhengHei" w:hAnsi="Microsoft JhengHei" w:eastAsia="Microsoft JhengHei"/>
+          <w:b/>
+          <w:sz w:val="21"/>
+        </w:rPr>
+        <w:t>08:30 - 09:30</w:t>
+      </w:r>
+      <w:r>
+        <w:rPr>
+          <w:rFonts w:ascii="Microsoft JhengHei" w:hAnsi="Microsoft JhengHei" w:eastAsia="Microsoft JhengHei"/>
+          <w:sz w:val="21"/>
+        </w:rPr>
+        <w:t xml:space="preserve"> 🥐 </w:t>
+      </w:r>
+      <w:r>
+        <w:rPr>
+          <w:rFonts w:ascii="Microsoft JhengHei" w:hAnsi="Microsoft JhengHei" w:eastAsia="Microsoft JhengHei"/>
+          <w:b/>
+          <w:sz w:val="21"/>
+        </w:rPr>
+        <w:t>25 in Condotta caffè bistrot</w:t>
+      </w:r>
+      <w:r>
+        <w:rPr>
+          <w:rFonts w:ascii="Microsoft JhengHei" w:hAnsi="Microsoft JhengHei" w:eastAsia="Microsoft JhengHei"/>
+          <w:sz w:val="21"/>
+        </w:rPr>
+        <w:t>：</w:t>
       </w:r>
     </w:p>
     <w:p>
       <w:pPr>
-        <w:pStyle w:val="ListBullet"/>
-      </w:pPr>
-      <w:r>
-        <w:t>到 Navigli 運河區 享受米蘭的夜生活與運河畔餐廳</w:t>
+        <w:ind w:left="454" w:hanging="227"/>
+      </w:pPr>
+      <w:r>
+        <w:rPr>
+          <w:rFonts w:ascii="Microsoft JhengHei" w:hAnsi="Microsoft JhengHei" w:eastAsia="Microsoft JhengHei"/>
+          <w:sz w:val="21"/>
+        </w:rPr>
+        <w:t>• 地址： Via della Condotta, 25/r。享用在佛羅倫斯最後的高級早餐與精緻咖啡。</w:t>
       </w:r>
     </w:p>
     <w:p>
       <w:pPr>
-        <w:pStyle w:val="ListBullet"/>
-      </w:pPr>
-      <w:r>
-        <w:t>💡 達文西曾參與設計的運河系統遺跡，現在是米蘭最有活力的夜生活區，沿運河散步點一杯 Aperol Spritz 配免費小點心，體驗最道地的米蘭式 Aperitivo</w:t>
+        <w:ind w:left="454" w:hanging="227"/>
+      </w:pPr>
+      <w:r>
+        <w:rPr>
+          <w:rFonts w:ascii="Microsoft JhengHei" w:hAnsi="Microsoft JhengHei" w:eastAsia="Microsoft JhengHei"/>
+          <w:sz w:val="21"/>
+        </w:rPr>
+        <w:t xml:space="preserve">• </w:t>
+      </w:r>
+      <w:r>
+        <w:rPr>
+          <w:rFonts w:ascii="Microsoft JhengHei" w:hAnsi="Microsoft JhengHei" w:eastAsia="Microsoft JhengHei"/>
+          <w:b/>
+          <w:sz w:val="21"/>
+        </w:rPr>
+        <w:t>10:00</w:t>
+      </w:r>
+      <w:r>
+        <w:rPr>
+          <w:rFonts w:ascii="Microsoft JhengHei" w:hAnsi="Microsoft JhengHei" w:eastAsia="Microsoft JhengHei"/>
+          <w:sz w:val="21"/>
+        </w:rPr>
+        <w:t xml:space="preserve"> 🏨 UNYCA 退房（Check-out）：行李全數撤離，搭計程車直達火車站（避免行李曝露風險）。</w:t>
       </w:r>
     </w:p>
     <w:p>
-      <w:r>
-        <w:t>🛏 住宿：米蘭市區住宿</w:t>
+      <w:pPr>
+        <w:ind w:left="454" w:hanging="227"/>
+      </w:pPr>
+      <w:r>
+        <w:rPr>
+          <w:rFonts w:ascii="Microsoft JhengHei" w:hAnsi="Microsoft JhengHei" w:eastAsia="Microsoft JhengHei"/>
+          <w:sz w:val="21"/>
+        </w:rPr>
+        <w:t xml:space="preserve">• </w:t>
+      </w:r>
+      <w:r>
+        <w:rPr>
+          <w:rFonts w:ascii="Microsoft JhengHei" w:hAnsi="Microsoft JhengHei" w:eastAsia="Microsoft JhengHei"/>
+          <w:b/>
+          <w:sz w:val="21"/>
+        </w:rPr>
+        <w:t>11:00</w:t>
+      </w:r>
+      <w:r>
+        <w:rPr>
+          <w:rFonts w:ascii="Microsoft JhengHei" w:hAnsi="Microsoft JhengHei" w:eastAsia="Microsoft JhengHei"/>
+          <w:sz w:val="21"/>
+        </w:rPr>
+        <w:t xml:space="preserve"> 🚄 搭乘高鐵前往米蘭（Frecciarossa 或 Italo）。</w:t>
       </w:r>
     </w:p>
     <w:p>
       <w:pPr>
-        <w:pStyle w:val="Heading3"/>
-      </w:pPr>
-      <w:r>
-        <w:t>Day 9｜6/22（一）— 米蘭大教堂登頂與自由行動</w:t>
+        <w:ind w:left="454" w:hanging="227"/>
+      </w:pPr>
+      <w:r>
+        <w:rPr>
+          <w:rFonts w:ascii="Microsoft JhengHei" w:hAnsi="Microsoft JhengHei" w:eastAsia="Microsoft JhengHei"/>
+          <w:sz w:val="21"/>
+        </w:rPr>
+        <w:t>• 行李預備計畫：若想多待一會，可將行李寄放在車站 KiPoint，但建議直接出發至米蘭。</w:t>
       </w:r>
     </w:p>
     <w:p>
-      <w:pPr>
-        <w:ind w:left="720"/>
-      </w:pPr>
-      <w:r>
-        <w:t>上午大教堂深度參觀，下午自由活動</w:t>
+      <w:pPr/>
+      <w:r>
+        <w:rPr>
+          <w:rFonts w:ascii="Microsoft JhengHei" w:hAnsi="Microsoft JhengHei" w:eastAsia="Microsoft JhengHei"/>
+        </w:rPr>
+      </w:r>
+      <w:r>
+        <w:rPr>
+          <w:rFonts w:ascii="Microsoft JhengHei" w:hAnsi="Microsoft JhengHei" w:eastAsia="Microsoft JhengHei"/>
+          <w:b/>
+        </w:rPr>
+        <w:t>下午 — 米蘭初探</w:t>
+      </w:r>
+      <w:r>
+        <w:rPr>
+          <w:rFonts w:ascii="Microsoft JhengHei" w:hAnsi="Microsoft JhengHei" w:eastAsia="Microsoft JhengHei"/>
+        </w:rPr>
       </w:r>
     </w:p>
     <w:p>
-      <w:r>
-        <w:t>上午 — 米蘭大教堂 Combo Lift</w:t>
+      <w:pPr>
+        <w:ind w:left="454" w:hanging="227"/>
+      </w:pPr>
+      <w:r>
+        <w:rPr>
+          <w:rFonts w:ascii="Microsoft JhengHei" w:hAnsi="Microsoft JhengHei" w:eastAsia="Microsoft JhengHei"/>
+          <w:sz w:val="21"/>
+        </w:rPr>
+        <w:t xml:space="preserve">• </w:t>
+      </w:r>
+      <w:r>
+        <w:rPr>
+          <w:rFonts w:ascii="Microsoft JhengHei" w:hAnsi="Microsoft JhengHei" w:eastAsia="Microsoft JhengHei"/>
+          <w:b/>
+          <w:sz w:val="21"/>
+        </w:rPr>
+        <w:t>米蘭大教堂（Duomo di Milano）</w:t>
+      </w:r>
+      <w:r>
+        <w:rPr>
+          <w:rFonts w:ascii="Microsoft JhengHei" w:hAnsi="Microsoft JhengHei" w:eastAsia="Microsoft JhengHei"/>
+          <w:sz w:val="21"/>
+        </w:rPr>
+        <w:t xml:space="preserve"> — 外觀與廣場散步（正式入內與登頂為 Day 9 已訂票場次）</w:t>
       </w:r>
     </w:p>
     <w:p>
       <w:pPr>
-        <w:pStyle w:val="ListBullet"/>
-      </w:pPr>
-      <w:r>
-        <w:t>08:45 抵達 GATE 2 LIGHT BLU 準備安檢</w:t>
+        <w:ind w:left="454" w:hanging="227"/>
+      </w:pPr>
+      <w:r>
+        <w:rPr>
+          <w:rFonts w:ascii="Microsoft JhengHei" w:hAnsi="Microsoft JhengHei" w:eastAsia="Microsoft JhengHei"/>
+          <w:sz w:val="21"/>
+        </w:rPr>
+        <w:t>• 💡 花了近 600 年才蓋好，屋頂上 3,400 多尊雕像和 135 座尖塔華麗到令人頭皮發麻，光從廣場仰望就已壯觀</w:t>
       </w:r>
     </w:p>
     <w:p>
       <w:pPr>
-        <w:pStyle w:val="ListBullet"/>
-      </w:pPr>
-      <w:r>
-        <w:t>09:00 - 09:30 🏛 米蘭大教堂（Duomo di Milano） 🎫 已訂：Combo Lift x5</w:t>
+        <w:ind w:left="454" w:hanging="227"/>
+      </w:pPr>
+      <w:r>
+        <w:rPr>
+          <w:rFonts w:ascii="Microsoft JhengHei" w:hAnsi="Microsoft JhengHei" w:eastAsia="Microsoft JhengHei"/>
+          <w:sz w:val="21"/>
+        </w:rPr>
+        <w:t xml:space="preserve">• </w:t>
+      </w:r>
+      <w:r>
+        <w:rPr>
+          <w:rFonts w:ascii="Microsoft JhengHei" w:hAnsi="Microsoft JhengHei" w:eastAsia="Microsoft JhengHei"/>
+          <w:b/>
+          <w:sz w:val="21"/>
+        </w:rPr>
+        <w:t>艾曼紐二世拱廊（Galleria Vittorio Emanuele II）</w:t>
+      </w:r>
+      <w:r>
+        <w:rPr>
+          <w:rFonts w:ascii="Microsoft JhengHei" w:hAnsi="Microsoft JhengHei" w:eastAsia="Microsoft JhengHei"/>
+          <w:sz w:val="21"/>
+        </w:rPr>
+        <w:t xml:space="preserve"> — 義大利最古老的購物拱廊，Prada 旗艦店的起源地</w:t>
       </w:r>
     </w:p>
     <w:p>
       <w:pPr>
-        <w:pStyle w:val="ListBullet"/>
-      </w:pPr>
-      <w:r>
-        <w:t>預約編號：（請查群組）</w:t>
+        <w:ind w:left="454" w:hanging="227"/>
+      </w:pPr>
+      <w:r>
+        <w:rPr>
+          <w:rFonts w:ascii="Microsoft JhengHei" w:hAnsi="Microsoft JhengHei" w:eastAsia="Microsoft JhengHei"/>
+          <w:sz w:val="21"/>
+        </w:rPr>
+        <w:t>• 💡 1877 年落成的「米蘭客廳」，玻璃穹頂和馬賽克地板美得像宮殿。記得找地上公牛馬賽克，用腳跟在牠蛋蛋上轉三圈據說會帶來好運</w:t>
       </w:r>
     </w:p>
     <w:p>
       <w:pPr>
-        <w:pStyle w:val="ListBullet"/>
-      </w:pPr>
-      <w:r>
-        <w:t>包含：教堂內部（DUOMO）+ 屋頂露台（TERRACES，電梯上、樓梯下）+ 大教堂博物館（DUOMO MUSEUM）+ San Gottardo 教堂（CHURCH OF SAN GOTTARDO）</w:t>
+        <w:ind w:left="454" w:hanging="227"/>
+      </w:pPr>
+      <w:r>
+        <w:rPr>
+          <w:rFonts w:ascii="Microsoft JhengHei" w:hAnsi="Microsoft JhengHei" w:eastAsia="Microsoft JhengHei"/>
+          <w:sz w:val="21"/>
+        </w:rPr>
+        <w:t>• 在拱廊裡喝杯 Aperitivo（開胃酒）</w:t>
       </w:r>
     </w:p>
     <w:p>
-      <w:pPr>
-        <w:pStyle w:val="ListBullet"/>
-      </w:pPr>
-      <w:r>
-        <w:t>票價：每人 €26，共 €130（TWD 4,844，不可退款）</w:t>
+      <w:pPr/>
+      <w:r>
+        <w:rPr>
+          <w:rFonts w:ascii="Microsoft JhengHei" w:hAnsi="Microsoft JhengHei" w:eastAsia="Microsoft JhengHei"/>
+        </w:rPr>
+      </w:r>
+      <w:r>
+        <w:rPr>
+          <w:rFonts w:ascii="Microsoft JhengHei" w:hAnsi="Microsoft JhengHei" w:eastAsia="Microsoft JhengHei"/>
+          <w:b/>
+        </w:rPr>
+        <w:t>晚餐</w:t>
+      </w:r>
+      <w:r>
+        <w:rPr>
+          <w:rFonts w:ascii="Microsoft JhengHei" w:hAnsi="Microsoft JhengHei" w:eastAsia="Microsoft JhengHei"/>
+        </w:rPr>
       </w:r>
     </w:p>
     <w:p>
       <w:pPr>
-        <w:pStyle w:val="ListBullet"/>
-      </w:pPr>
-      <w:r>
-        <w:t>⚠ 要把門票印出來</w:t>
+        <w:ind w:left="454" w:hanging="227"/>
+      </w:pPr>
+      <w:r>
+        <w:rPr>
+          <w:rFonts w:ascii="Microsoft JhengHei" w:hAnsi="Microsoft JhengHei" w:eastAsia="Microsoft JhengHei"/>
+          <w:sz w:val="21"/>
+        </w:rPr>
+        <w:t xml:space="preserve">• 到 </w:t>
+      </w:r>
+      <w:r>
+        <w:rPr>
+          <w:rFonts w:ascii="Microsoft JhengHei" w:hAnsi="Microsoft JhengHei" w:eastAsia="Microsoft JhengHei"/>
+          <w:b/>
+          <w:sz w:val="21"/>
+        </w:rPr>
+        <w:t>Navigli 運河區</w:t>
+      </w:r>
+      <w:r>
+        <w:rPr>
+          <w:rFonts w:ascii="Microsoft JhengHei" w:hAnsi="Microsoft JhengHei" w:eastAsia="Microsoft JhengHei"/>
+          <w:sz w:val="21"/>
+        </w:rPr>
+        <w:t xml:space="preserve"> 享受米蘭的夜生活與運河畔餐廳</w:t>
       </w:r>
     </w:p>
     <w:p>
       <w:pPr>
-        <w:pStyle w:val="ListBullet"/>
-      </w:pPr>
-      <w:r>
-        <w:t>⚠ 服裝注意：不可穿短褲、背心、細肩帶、迷你裙；不可帶大型行李</w:t>
+        <w:ind w:left="454" w:hanging="227"/>
+      </w:pPr>
+      <w:r>
+        <w:rPr>
+          <w:rFonts w:ascii="Microsoft JhengHei" w:hAnsi="Microsoft JhengHei" w:eastAsia="Microsoft JhengHei"/>
+          <w:sz w:val="21"/>
+        </w:rPr>
+        <w:t>• 💡 達文西曾參與設計的運河系統遺跡，現在是米蘭最有活力的夜生活區，沿運河散步點一杯 Aperol Spritz 配免費小點心，體驗最道地的米蘭式 Aperitivo</w:t>
       </w:r>
     </w:p>
     <w:p>
-      <w:pPr>
-        <w:pStyle w:val="ListBullet"/>
-      </w:pPr>
-      <w:r>
-        <w:t>⚠ 教堂與露台上無廁所，建議先上完再進場</w:t>
+      <w:pPr/>
+      <w:r>
+        <w:rPr>
+          <w:rFonts w:ascii="Microsoft JhengHei" w:hAnsi="Microsoft JhengHei" w:eastAsia="Microsoft JhengHei"/>
+        </w:rPr>
+        <w:t xml:space="preserve">🛏 </w:t>
+      </w:r>
+      <w:r>
+        <w:rPr>
+          <w:rFonts w:ascii="Microsoft JhengHei" w:hAnsi="Microsoft JhengHei" w:eastAsia="Microsoft JhengHei"/>
+          <w:b/>
+        </w:rPr>
+        <w:t>住宿</w:t>
+      </w:r>
+      <w:r>
+        <w:rPr>
+          <w:rFonts w:ascii="Microsoft JhengHei" w:hAnsi="Microsoft JhengHei" w:eastAsia="Microsoft JhengHei"/>
+        </w:rPr>
+        <w:t>：米蘭市區住宿</w:t>
       </w:r>
     </w:p>
     <w:p>
       <w:pPr>
-        <w:pStyle w:val="ListBullet"/>
-      </w:pPr>
-      <w:r>
-        <w:t>累積票 2 天有效（6/22 + 6/23 皆可使用，但 6/23 一早即前往機場，建議 6/22 當天完成參觀）</w:t>
-      </w:r>
+        <w:spacing w:before="40" w:after="40"/>
+        <w:pBdr>
+          <w:bottom w:val="single" w:sz="4" w:space="1" w:color="BDC3C7"/>
+        </w:pBdr>
+      </w:pPr>
     </w:p>
     <w:p>
-      <w:r>
-        <w:t>下午</w:t>
+      <w:pPr>
+        <w:pStyle w:val="Heading3"/>
+      </w:pPr>
+      <w:r>
+        <w:t>Day 9｜6/22（一）— 米蘭大教堂登頂與自由行動</w:t>
       </w:r>
     </w:p>
     <w:p>
       <w:pPr>
-        <w:pStyle w:val="ListBullet"/>
-      </w:pPr>
-      <w:r>
-        <w:t>自由行動，依個人喜好安排</w:t>
+        <w:ind w:left="283"/>
+        <w:pBdr>
+          <w:left w:val="single" w:sz="12" w:space="4" w:color="2E86C1"/>
+        </w:pBdr>
+        <w:shd w:fill="EBF5FB"/>
+      </w:pPr>
+      <w:r>
+        <w:rPr>
+          <w:rFonts w:ascii="Microsoft JhengHei" w:hAnsi="Microsoft JhengHei" w:eastAsia="Microsoft JhengHei"/>
+          <w:color w:val="5D6D7E"/>
+          <w:sz w:val="21"/>
+        </w:rPr>
+        <w:t>上午大教堂深度參觀，下午自由活動</w:t>
       </w:r>
     </w:p>
     <w:p>
-      <w:pPr>
-        <w:pStyle w:val="ListBullet"/>
-      </w:pPr>
-      <w:r>
-        <w:t>整理行李，準備明天回程</w:t>
+      <w:pPr/>
+      <w:r>
+        <w:rPr>
+          <w:rFonts w:ascii="Microsoft JhengHei" w:hAnsi="Microsoft JhengHei" w:eastAsia="Microsoft JhengHei"/>
+        </w:rPr>
+      </w:r>
+      <w:r>
+        <w:rPr>
+          <w:rFonts w:ascii="Microsoft JhengHei" w:hAnsi="Microsoft JhengHei" w:eastAsia="Microsoft JhengHei"/>
+          <w:b/>
+        </w:rPr>
+        <w:t>上午 — 米蘭大教堂 Combo Lift</w:t>
+      </w:r>
+      <w:r>
+        <w:rPr>
+          <w:rFonts w:ascii="Microsoft JhengHei" w:hAnsi="Microsoft JhengHei" w:eastAsia="Microsoft JhengHei"/>
+        </w:rPr>
       </w:r>
     </w:p>
     <w:p>
-      <w:r>
-        <w:t>🛏 住宿：米蘭市區住宿</w:t>
+      <w:pPr>
+        <w:ind w:left="454" w:hanging="227"/>
+      </w:pPr>
+      <w:r>
+        <w:rPr>
+          <w:rFonts w:ascii="Microsoft JhengHei" w:hAnsi="Microsoft JhengHei" w:eastAsia="Microsoft JhengHei"/>
+          <w:sz w:val="21"/>
+        </w:rPr>
+        <w:t xml:space="preserve">• </w:t>
+      </w:r>
+      <w:r>
+        <w:rPr>
+          <w:rFonts w:ascii="Microsoft JhengHei" w:hAnsi="Microsoft JhengHei" w:eastAsia="Microsoft JhengHei"/>
+          <w:b/>
+          <w:sz w:val="21"/>
+        </w:rPr>
+        <w:t>08:45</w:t>
+      </w:r>
+      <w:r>
+        <w:rPr>
+          <w:rFonts w:ascii="Microsoft JhengHei" w:hAnsi="Microsoft JhengHei" w:eastAsia="Microsoft JhengHei"/>
+          <w:sz w:val="21"/>
+        </w:rPr>
+        <w:t xml:space="preserve"> 抵達 GATE 2 LIGHT BLU 準備安檢</w:t>
       </w:r>
     </w:p>
     <w:p>
       <w:pPr>
-        <w:pStyle w:val="Heading3"/>
-      </w:pPr>
-      <w:r>
-        <w:t>Day 10｜6/23（二）— 回家</w:t>
+        <w:ind w:left="454" w:hanging="227"/>
+      </w:pPr>
+      <w:r>
+        <w:rPr>
+          <w:rFonts w:ascii="Microsoft JhengHei" w:hAnsi="Microsoft JhengHei" w:eastAsia="Microsoft JhengHei"/>
+          <w:sz w:val="21"/>
+        </w:rPr>
+        <w:t xml:space="preserve">• </w:t>
+      </w:r>
+      <w:r>
+        <w:rPr>
+          <w:rFonts w:ascii="Microsoft JhengHei" w:hAnsi="Microsoft JhengHei" w:eastAsia="Microsoft JhengHei"/>
+          <w:b/>
+          <w:sz w:val="21"/>
+        </w:rPr>
+        <w:t>09:00 - 09:30</w:t>
+      </w:r>
+      <w:r>
+        <w:rPr>
+          <w:rFonts w:ascii="Microsoft JhengHei" w:hAnsi="Microsoft JhengHei" w:eastAsia="Microsoft JhengHei"/>
+          <w:sz w:val="21"/>
+        </w:rPr>
+        <w:t xml:space="preserve"> 🏛 </w:t>
+      </w:r>
+      <w:r>
+        <w:rPr>
+          <w:rFonts w:ascii="Microsoft JhengHei" w:hAnsi="Microsoft JhengHei" w:eastAsia="Microsoft JhengHei"/>
+          <w:b/>
+          <w:sz w:val="21"/>
+        </w:rPr>
+        <w:t>米蘭大教堂（Duomo di Milano）</w:t>
+      </w:r>
+      <w:r>
+        <w:rPr>
+          <w:rFonts w:ascii="Microsoft JhengHei" w:hAnsi="Microsoft JhengHei" w:eastAsia="Microsoft JhengHei"/>
+          <w:sz w:val="21"/>
+        </w:rPr>
+        <w:t xml:space="preserve"> 🎫 已訂：Combo Lift x5</w:t>
       </w:r>
     </w:p>
     <w:p>
       <w:pPr>
-        <w:ind w:left="720"/>
-      </w:pPr>
-      <w:r>
-        <w:t>回程日，注意時間掌控</w:t>
+        <w:ind w:left="454" w:hanging="227"/>
+      </w:pPr>
+      <w:r>
+        <w:rPr>
+          <w:rFonts w:ascii="Microsoft JhengHei" w:hAnsi="Microsoft JhengHei" w:eastAsia="Microsoft JhengHei"/>
+          <w:sz w:val="21"/>
+        </w:rPr>
+        <w:t>• 預約編號：（請查群組）</w:t>
       </w:r>
     </w:p>
     <w:p>
       <w:pPr>
-        <w:pStyle w:val="ListBullet"/>
-      </w:pPr>
-      <w:r>
-        <w:t>上午 退房，最後檢查行李</w:t>
+        <w:ind w:left="454" w:hanging="227"/>
+      </w:pPr>
+      <w:r>
+        <w:rPr>
+          <w:rFonts w:ascii="Microsoft JhengHei" w:hAnsi="Microsoft JhengHei" w:eastAsia="Microsoft JhengHei"/>
+          <w:sz w:val="21"/>
+        </w:rPr>
+        <w:t>• 包含：教堂內部（DUOMO）+ 屋頂露台（TERRACES，電梯上、樓梯下）+ 大教堂博物館（DUOMO MUSEUM）+ San Gottardo 教堂（CHURCH OF SAN GOTTARDO）</w:t>
       </w:r>
     </w:p>
     <w:p>
       <w:pPr>
-        <w:pStyle w:val="ListBullet"/>
-      </w:pPr>
-      <w:r>
-        <w:t>07:30～08:00 出發前往 Malpensa 機場</w:t>
+        <w:ind w:left="454" w:hanging="227"/>
+      </w:pPr>
+      <w:r>
+        <w:rPr>
+          <w:rFonts w:ascii="Microsoft JhengHei" w:hAnsi="Microsoft JhengHei" w:eastAsia="Microsoft JhengHei"/>
+          <w:sz w:val="21"/>
+        </w:rPr>
+        <w:t>• 票價：每人 €26，共 €130（TWD 4,844，不可退款）</w:t>
       </w:r>
     </w:p>
     <w:p>
       <w:pPr>
-        <w:pStyle w:val="ListBullet"/>
-      </w:pPr>
-      <w:r>
-        <w:t>選項 A：Malpensa Express 火車（約 52 分鐘，€15/人）— 建議搭 07:25 或 07:55 班次</w:t>
+        <w:ind w:left="454" w:hanging="227"/>
+      </w:pPr>
+      <w:r>
+        <w:rPr>
+          <w:rFonts w:ascii="Microsoft JhengHei" w:hAnsi="Microsoft JhengHei" w:eastAsia="Microsoft JhengHei"/>
+          <w:sz w:val="21"/>
+        </w:rPr>
+        <w:t xml:space="preserve">• ⚠ </w:t>
+      </w:r>
+      <w:r>
+        <w:rPr>
+          <w:rFonts w:ascii="Microsoft JhengHei" w:hAnsi="Microsoft JhengHei" w:eastAsia="Microsoft JhengHei"/>
+          <w:b/>
+          <w:sz w:val="21"/>
+        </w:rPr>
+        <w:t>要把門票印出來</w:t>
+      </w:r>
+      <w:r>
+        <w:rPr>
+          <w:rFonts w:ascii="Microsoft JhengHei" w:hAnsi="Microsoft JhengHei" w:eastAsia="Microsoft JhengHei"/>
+          <w:sz w:val="21"/>
+        </w:rPr>
       </w:r>
     </w:p>
     <w:p>
       <w:pPr>
-        <w:pStyle w:val="ListBullet"/>
-      </w:pPr>
-      <w:r>
-        <w:t>選項 B：機場巴士（約 50 分鐘，€10/人）</w:t>
+        <w:ind w:left="454" w:hanging="227"/>
+      </w:pPr>
+      <w:r>
+        <w:rPr>
+          <w:rFonts w:ascii="Microsoft JhengHei" w:hAnsi="Microsoft JhengHei" w:eastAsia="Microsoft JhengHei"/>
+          <w:sz w:val="21"/>
+        </w:rPr>
+        <w:t>• ⚠ 服裝注意：不可穿短褲、背心、細肩帶、迷你裙；不可帶大型行李</w:t>
       </w:r>
     </w:p>
     <w:p>
       <w:pPr>
-        <w:pStyle w:val="ListBullet"/>
-      </w:pPr>
-      <w:r>
-        <w:t>選項 C：包車（固定費率約 €110）</w:t>
+        <w:ind w:left="454" w:hanging="227"/>
+      </w:pPr>
+      <w:r>
+        <w:rPr>
+          <w:rFonts w:ascii="Microsoft JhengHei" w:hAnsi="Microsoft JhengHei" w:eastAsia="Microsoft JhengHei"/>
+          <w:sz w:val="21"/>
+        </w:rPr>
+        <w:t>• ⚠ 教堂與露台上無廁所，建議先上完再進場</w:t>
       </w:r>
     </w:p>
     <w:p>
       <w:pPr>
-        <w:pStyle w:val="ListBullet"/>
-      </w:pPr>
-      <w:r>
-        <w:t>09:00～09:30 抵達機場，辦理報到、退稅</w:t>
+        <w:ind w:left="454" w:hanging="227"/>
+      </w:pPr>
+      <w:r>
+        <w:rPr>
+          <w:rFonts w:ascii="Microsoft JhengHei" w:hAnsi="Microsoft JhengHei" w:eastAsia="Microsoft JhengHei"/>
+          <w:sz w:val="21"/>
+        </w:rPr>
+        <w:t>• 累積票 2 天有效（6/22 + 6/23 皆可使用，但 6/23 一早即前往機場，建議 6/22 當天完成參觀）</w:t>
       </w:r>
     </w:p>
     <w:p>
-      <w:pPr>
-        <w:pStyle w:val="ListBullet"/>
-      </w:pPr>
-      <w:r>
-        <w:t>11:15 BR96 起飛，直飛台北</w:t>
+      <w:pPr/>
+      <w:r>
+        <w:rPr>
+          <w:rFonts w:ascii="Microsoft JhengHei" w:hAnsi="Microsoft JhengHei" w:eastAsia="Microsoft JhengHei"/>
+        </w:rPr>
+      </w:r>
+      <w:r>
+        <w:rPr>
+          <w:rFonts w:ascii="Microsoft JhengHei" w:hAnsi="Microsoft JhengHei" w:eastAsia="Microsoft JhengHei"/>
+          <w:b/>
+        </w:rPr>
+        <w:t>下午 — 自由行動（三選一路線）</w:t>
+      </w:r>
+      <w:r>
+        <w:rPr>
+          <w:rFonts w:ascii="Microsoft JhengHei" w:hAnsi="Microsoft JhengHei" w:eastAsia="Microsoft JhengHei"/>
+        </w:rPr>
       </w:r>
     </w:p>
     <w:p>
       <w:pPr>
-        <w:pStyle w:val="Heading3"/>
-      </w:pPr>
-      <w:r>
-        <w:t>Day 11｜6/24（三）</w:t>
+        <w:ind w:left="283"/>
+        <w:pBdr>
+          <w:left w:val="single" w:sz="12" w:space="4" w:color="2E86C1"/>
+        </w:pBdr>
+        <w:shd w:fill="EBF5FB"/>
+      </w:pPr>
+      <w:r>
+        <w:rPr>
+          <w:rFonts w:ascii="Microsoft JhengHei" w:hAnsi="Microsoft JhengHei" w:eastAsia="Microsoft JhengHei"/>
+          <w:color w:val="5D6D7E"/>
+          <w:sz w:val="21"/>
+        </w:rPr>
+        <w:t xml:space="preserve">⚠ </w:t>
+      </w:r>
+      <w:r>
+        <w:rPr>
+          <w:rFonts w:ascii="Microsoft JhengHei" w:hAnsi="Microsoft JhengHei" w:eastAsia="Microsoft JhengHei"/>
+          <w:b/>
+          <w:color w:val="5D6D7E"/>
+          <w:sz w:val="21"/>
+        </w:rPr>
+        <w:t>6/22 是週一，米蘭幾乎所有博物館都公休</w:t>
+      </w:r>
+      <w:r>
+        <w:rPr>
+          <w:rFonts w:ascii="Microsoft JhengHei" w:hAnsi="Microsoft JhengHei" w:eastAsia="Microsoft JhengHei"/>
+          <w:color w:val="5D6D7E"/>
+          <w:sz w:val="21"/>
+        </w:rPr>
+        <w:t>（Pinacoteca di Brera、Cenacolo Vinciano 最後的晚餐、Pinacoteca Ambrosiana、Museo del Novecento、Sforzesco 城堡內所有博物館、Branca 塔、Bar Basso 均週一閉館），行程已針對週一特別調整。</w:t>
       </w:r>
     </w:p>
     <w:p>
-      <w:pPr>
-        <w:pStyle w:val="ListBullet"/>
-      </w:pPr>
-      <w:r>
-        <w:t>06:05 抵達台北桃園機場 T2，旅程結束</w:t>
+      <w:pPr/>
+      <w:r>
+        <w:rPr>
+          <w:rFonts w:ascii="Microsoft JhengHei" w:hAnsi="Microsoft JhengHei" w:eastAsia="Microsoft JhengHei"/>
+        </w:rPr>
+        <w:t>#### 🅰 風格 A｜精品購物 / 時尚路線</w:t>
       </w:r>
     </w:p>
     <w:p>
-      <w:pPr>
-        <w:pStyle w:val="Heading2"/>
-      </w:pPr>
-      <w:r>
-        <w:t>💰 已知費用總覽</w:t>
+      <w:pPr/>
+      <w:r>
+        <w:rPr>
+          <w:rFonts w:ascii="Microsoft JhengHei" w:hAnsi="Microsoft JhengHei" w:eastAsia="Microsoft JhengHei"/>
+        </w:rPr>
+      </w:r>
+      <w:r>
+        <w:rPr>
+          <w:rFonts w:ascii="Microsoft JhengHei" w:hAnsi="Microsoft JhengHei" w:eastAsia="Microsoft JhengHei"/>
+          <w:b/>
+        </w:rPr>
+        <w:t>動線</w:t>
+      </w:r>
+      <w:r>
+        <w:rPr>
+          <w:rFonts w:ascii="Microsoft JhengHei" w:hAnsi="Microsoft JhengHei" w:eastAsia="Microsoft JhengHei"/>
+        </w:rPr>
+        <w:t>：大教堂廣場 → Via Montenapoleone → Via della Spiga → Via Sant'Andrea → 回住宿</w:t>
+      </w:r>
+    </w:p>
+    <w:p>
+      <w:pPr>
+        <w:ind w:left="454" w:hanging="227"/>
+      </w:pPr>
+      <w:r>
+        <w:rPr>
+          <w:rFonts w:ascii="Microsoft JhengHei" w:hAnsi="Microsoft JhengHei" w:eastAsia="Microsoft JhengHei"/>
+          <w:sz w:val="21"/>
+        </w:rPr>
+        <w:t xml:space="preserve">• </w:t>
+      </w:r>
+      <w:r>
+        <w:rPr>
+          <w:rFonts w:ascii="Microsoft JhengHei" w:hAnsi="Microsoft JhengHei" w:eastAsia="Microsoft JhengHei"/>
+          <w:b/>
+          <w:sz w:val="21"/>
+        </w:rPr>
+        <w:t>黃金四角（Quadrilatero della Moda）</w:t>
+      </w:r>
+      <w:r>
+        <w:rPr>
+          <w:rFonts w:ascii="Microsoft JhengHei" w:hAnsi="Microsoft JhengHei" w:eastAsia="Microsoft JhengHei"/>
+          <w:sz w:val="21"/>
+        </w:rPr>
+        <w:t xml:space="preserve"> — 全球頂級品牌總部聚集地，精品店週一正常營業（部分上午 10:30–11:00 才開門）</w:t>
+      </w:r>
+    </w:p>
+    <w:p>
+      <w:pPr>
+        <w:ind w:left="454" w:hanging="227"/>
+      </w:pPr>
+      <w:r>
+        <w:rPr>
+          <w:rFonts w:ascii="Microsoft JhengHei" w:hAnsi="Microsoft JhengHei" w:eastAsia="Microsoft JhengHei"/>
+          <w:sz w:val="21"/>
+        </w:rPr>
+        <w:t xml:space="preserve">• </w:t>
+      </w:r>
+      <w:r>
+        <w:rPr>
+          <w:rFonts w:ascii="Microsoft JhengHei" w:hAnsi="Microsoft JhengHei" w:eastAsia="Microsoft JhengHei"/>
+          <w:b/>
+          <w:sz w:val="21"/>
+        </w:rPr>
+        <w:t>Via Montenapoleone</w:t>
+      </w:r>
+      <w:r>
+        <w:rPr>
+          <w:rFonts w:ascii="Microsoft JhengHei" w:hAnsi="Microsoft JhengHei" w:eastAsia="Microsoft JhengHei"/>
+          <w:sz w:val="21"/>
+        </w:rPr>
+        <w:t xml:space="preserve"> — 2024 年起成為全球租金最貴的商業街，取代紐約第五大道</w:t>
+      </w:r>
+    </w:p>
+    <w:p>
+      <w:pPr>
+        <w:ind w:left="454" w:hanging="227"/>
+      </w:pPr>
+      <w:r>
+        <w:rPr>
+          <w:rFonts w:ascii="Microsoft JhengHei" w:hAnsi="Microsoft JhengHei" w:eastAsia="Microsoft JhengHei"/>
+          <w:sz w:val="21"/>
+        </w:rPr>
+        <w:t xml:space="preserve">• </w:t>
+      </w:r>
+      <w:r>
+        <w:rPr>
+          <w:rFonts w:ascii="Microsoft JhengHei" w:hAnsi="Microsoft JhengHei" w:eastAsia="Microsoft JhengHei"/>
+          <w:b/>
+          <w:sz w:val="21"/>
+        </w:rPr>
+        <w:t>Excelsior Milano</w:t>
+      </w:r>
+      <w:r>
+        <w:rPr>
+          <w:rFonts w:ascii="Microsoft JhengHei" w:hAnsi="Microsoft JhengHei" w:eastAsia="Microsoft JhengHei"/>
+          <w:sz w:val="21"/>
+        </w:rPr>
+        <w:t>（Galleria del Corso 4）— 高端百貨，地下層美食超市可買伴手禮</w:t>
+      </w:r>
+    </w:p>
+    <w:p>
+      <w:pPr>
+        <w:ind w:left="454" w:hanging="227"/>
+      </w:pPr>
+      <w:r>
+        <w:rPr>
+          <w:rFonts w:ascii="Microsoft JhengHei" w:hAnsi="Microsoft JhengHei" w:eastAsia="Microsoft JhengHei"/>
+          <w:sz w:val="21"/>
+        </w:rPr>
+        <w:t xml:space="preserve">• </w:t>
+      </w:r>
+      <w:r>
+        <w:rPr>
+          <w:rFonts w:ascii="Microsoft JhengHei" w:hAnsi="Microsoft JhengHei" w:eastAsia="Microsoft JhengHei"/>
+          <w:b/>
+          <w:sz w:val="21"/>
+        </w:rPr>
+        <w:t>10 Corso Como</w:t>
+      </w:r>
+      <w:r>
+        <w:rPr>
+          <w:rFonts w:ascii="Microsoft JhengHei" w:hAnsi="Microsoft JhengHei" w:eastAsia="Microsoft JhengHei"/>
+          <w:sz w:val="21"/>
+        </w:rPr>
+        <w:t>（Corso Como 10）— 選品店 + 書店 + 畫廊複合空間</w:t>
+      </w:r>
+    </w:p>
+    <w:p>
+      <w:pPr>
+        <w:ind w:left="454" w:hanging="227"/>
+      </w:pPr>
+      <w:r>
+        <w:rPr>
+          <w:rFonts w:ascii="Microsoft JhengHei" w:hAnsi="Microsoft JhengHei" w:eastAsia="Microsoft JhengHei"/>
+          <w:sz w:val="21"/>
+        </w:rPr>
+        <w:t>• 💡 退稅單記得保留，穿好走的鞋</w:t>
+      </w:r>
+    </w:p>
+    <w:p>
+      <w:pPr/>
+      <w:r>
+        <w:rPr>
+          <w:rFonts w:ascii="Microsoft JhengHei" w:hAnsi="Microsoft JhengHei" w:eastAsia="Microsoft JhengHei"/>
+        </w:rPr>
+        <w:t>#### 🅱 風格 B｜城堡庭院 + 散步路線（博物館日不可行，改走戶外）</w:t>
+      </w:r>
+    </w:p>
+    <w:p>
+      <w:pPr/>
+      <w:r>
+        <w:rPr>
+          <w:rFonts w:ascii="Microsoft JhengHei" w:hAnsi="Microsoft JhengHei" w:eastAsia="Microsoft JhengHei"/>
+        </w:rPr>
+      </w:r>
+      <w:r>
+        <w:rPr>
+          <w:rFonts w:ascii="Microsoft JhengHei" w:hAnsi="Microsoft JhengHei" w:eastAsia="Microsoft JhengHei"/>
+          <w:b/>
+        </w:rPr>
+        <w:t>動線</w:t>
+      </w:r>
+      <w:r>
+        <w:rPr>
+          <w:rFonts w:ascii="Microsoft JhengHei" w:hAnsi="Microsoft JhengHei" w:eastAsia="Microsoft JhengHei"/>
+        </w:rPr>
+        <w:t>：大教堂廣場 → Castello Sforzesco 庭院 → Parco Sempione → 和平門 → Brera 區 → Orto Botanico di Brera → 回住宿</w:t>
+      </w:r>
+    </w:p>
+    <w:p>
+      <w:pPr>
+        <w:ind w:left="454" w:hanging="227"/>
+      </w:pPr>
+      <w:r>
+        <w:rPr>
+          <w:rFonts w:ascii="Microsoft JhengHei" w:hAnsi="Microsoft JhengHei" w:eastAsia="Microsoft JhengHei"/>
+          <w:sz w:val="21"/>
+        </w:rPr>
+        <w:t xml:space="preserve">• </w:t>
+      </w:r>
+      <w:r>
+        <w:rPr>
+          <w:rFonts w:ascii="Microsoft JhengHei" w:hAnsi="Microsoft JhengHei" w:eastAsia="Microsoft JhengHei"/>
+          <w:b/>
+          <w:sz w:val="21"/>
+        </w:rPr>
+        <w:t>Sforzesco 城堡庭院與 Cortile delle Armi</w:t>
+      </w:r>
+      <w:r>
+        <w:rPr>
+          <w:rFonts w:ascii="Microsoft JhengHei" w:hAnsi="Microsoft JhengHei" w:eastAsia="Microsoft JhengHei"/>
+          <w:sz w:val="21"/>
+        </w:rPr>
+        <w:t xml:space="preserve"> — 外部庭院每日 07:00–19:30 免費開放（內部博物館含米開朗基羅隆達尼尼聖殤週一公休）</w:t>
+      </w:r>
+    </w:p>
+    <w:p>
+      <w:pPr>
+        <w:ind w:left="454" w:hanging="227"/>
+      </w:pPr>
+      <w:r>
+        <w:rPr>
+          <w:rFonts w:ascii="Microsoft JhengHei" w:hAnsi="Microsoft JhengHei" w:eastAsia="Microsoft JhengHei"/>
+          <w:sz w:val="21"/>
+        </w:rPr>
+        <w:t xml:space="preserve">• </w:t>
+      </w:r>
+      <w:r>
+        <w:rPr>
+          <w:rFonts w:ascii="Microsoft JhengHei" w:hAnsi="Microsoft JhengHei" w:eastAsia="Microsoft JhengHei"/>
+          <w:b/>
+          <w:sz w:val="21"/>
+        </w:rPr>
+        <w:t>Parco Sempione（森皮奧內公園）</w:t>
+      </w:r>
+      <w:r>
+        <w:rPr>
+          <w:rFonts w:ascii="Microsoft JhengHei" w:hAnsi="Microsoft JhengHei" w:eastAsia="Microsoft JhengHei"/>
+          <w:sz w:val="21"/>
+        </w:rPr>
+        <w:t xml:space="preserve"> — 城堡後方大片綠地，適合散步休息</w:t>
+      </w:r>
+    </w:p>
+    <w:p>
+      <w:pPr>
+        <w:ind w:left="454" w:hanging="227"/>
+      </w:pPr>
+      <w:r>
+        <w:rPr>
+          <w:rFonts w:ascii="Microsoft JhengHei" w:hAnsi="Microsoft JhengHei" w:eastAsia="Microsoft JhengHei"/>
+          <w:sz w:val="21"/>
+        </w:rPr>
+        <w:t xml:space="preserve">• </w:t>
+      </w:r>
+      <w:r>
+        <w:rPr>
+          <w:rFonts w:ascii="Microsoft JhengHei" w:hAnsi="Microsoft JhengHei" w:eastAsia="Microsoft JhengHei"/>
+          <w:b/>
+          <w:sz w:val="21"/>
+        </w:rPr>
+        <w:t>和平門（Arco della Pace）</w:t>
+      </w:r>
+      <w:r>
+        <w:rPr>
+          <w:rFonts w:ascii="Microsoft JhengHei" w:hAnsi="Microsoft JhengHei" w:eastAsia="Microsoft JhengHei"/>
+          <w:sz w:val="21"/>
+        </w:rPr>
+        <w:t xml:space="preserve"> — 拿破崙時代凱旋門，黃昏拍照超美</w:t>
+      </w:r>
+    </w:p>
+    <w:p>
+      <w:pPr>
+        <w:ind w:left="454" w:hanging="227"/>
+      </w:pPr>
+      <w:r>
+        <w:rPr>
+          <w:rFonts w:ascii="Microsoft JhengHei" w:hAnsi="Microsoft JhengHei" w:eastAsia="Microsoft JhengHei"/>
+          <w:sz w:val="21"/>
+        </w:rPr>
+        <w:t xml:space="preserve">• </w:t>
+      </w:r>
+      <w:r>
+        <w:rPr>
+          <w:rFonts w:ascii="Microsoft JhengHei" w:hAnsi="Microsoft JhengHei" w:eastAsia="Microsoft JhengHei"/>
+          <w:b/>
+          <w:sz w:val="21"/>
+        </w:rPr>
+        <w:t>Brera 植物園（Orto Botanico di Brera）</w:t>
+      </w:r>
+      <w:r>
+        <w:rPr>
+          <w:rFonts w:ascii="Microsoft JhengHei" w:hAnsi="Microsoft JhengHei" w:eastAsia="Microsoft JhengHei"/>
+          <w:sz w:val="21"/>
+        </w:rPr>
+        <w:t xml:space="preserve"> — 美術學院後的秘密花園，</w:t>
+      </w:r>
+      <w:r>
+        <w:rPr>
+          <w:rFonts w:ascii="Microsoft JhengHei" w:hAnsi="Microsoft JhengHei" w:eastAsia="Microsoft JhengHei"/>
+          <w:b/>
+          <w:sz w:val="21"/>
+        </w:rPr>
+        <w:t>週一開放、免費入場</w:t>
+      </w:r>
+      <w:r>
+        <w:rPr>
+          <w:rFonts w:ascii="Microsoft JhengHei" w:hAnsi="Microsoft JhengHei" w:eastAsia="Microsoft JhengHei"/>
+          <w:sz w:val="21"/>
+        </w:rPr>
+      </w:r>
+    </w:p>
+    <w:p>
+      <w:pPr>
+        <w:ind w:left="454" w:hanging="227"/>
+      </w:pPr>
+      <w:r>
+        <w:rPr>
+          <w:rFonts w:ascii="Microsoft JhengHei" w:hAnsi="Microsoft JhengHei" w:eastAsia="Microsoft JhengHei"/>
+          <w:sz w:val="21"/>
+        </w:rPr>
+        <w:t xml:space="preserve">• </w:t>
+      </w:r>
+      <w:r>
+        <w:rPr>
+          <w:rFonts w:ascii="Microsoft JhengHei" w:hAnsi="Microsoft JhengHei" w:eastAsia="Microsoft JhengHei"/>
+          <w:b/>
+          <w:sz w:val="21"/>
+        </w:rPr>
+        <w:t>Brera 區巷弄</w:t>
+      </w:r>
+      <w:r>
+        <w:rPr>
+          <w:rFonts w:ascii="Microsoft JhengHei" w:hAnsi="Microsoft JhengHei" w:eastAsia="Microsoft JhengHei"/>
+          <w:sz w:val="21"/>
+        </w:rPr>
+        <w:t xml:space="preserve"> — 石板路、藝廊、文青小店</w:t>
+      </w:r>
+    </w:p>
+    <w:p>
+      <w:pPr>
+        <w:ind w:left="454" w:hanging="227"/>
+      </w:pPr>
+      <w:r>
+        <w:rPr>
+          <w:rFonts w:ascii="Microsoft JhengHei" w:hAnsi="Microsoft JhengHei" w:eastAsia="Microsoft JhengHei"/>
+          <w:sz w:val="21"/>
+        </w:rPr>
+        <w:t>• 💡 這是給「想看到博物館但遇上週一」的退路，重點在戶外散步與街區氛圍</w:t>
+      </w:r>
+    </w:p>
+    <w:p>
+      <w:pPr/>
+      <w:r>
+        <w:rPr>
+          <w:rFonts w:ascii="Microsoft JhengHei" w:hAnsi="Microsoft JhengHei" w:eastAsia="Microsoft JhengHei"/>
+        </w:rPr>
+        <w:t>#### 🅲 風格 C｜大教堂廣場告別路線（</w:t>
+      </w:r>
+      <w:r>
+        <w:rPr>
+          <w:rFonts w:ascii="Microsoft JhengHei" w:hAnsi="Microsoft JhengHei" w:eastAsia="Microsoft JhengHei"/>
+          <w:b/>
+        </w:rPr>
+        <w:t>推薦 — 行李日首選</w:t>
+      </w:r>
+      <w:r>
+        <w:rPr>
+          <w:rFonts w:ascii="Microsoft JhengHei" w:hAnsi="Microsoft JhengHei" w:eastAsia="Microsoft JhengHei"/>
+        </w:rPr>
+        <w:t>）</w:t>
+      </w:r>
+    </w:p>
+    <w:p>
+      <w:pPr/>
+      <w:r>
+        <w:rPr>
+          <w:rFonts w:ascii="Microsoft JhengHei" w:hAnsi="Microsoft JhengHei" w:eastAsia="Microsoft JhengHei"/>
+        </w:rPr>
+      </w:r>
+      <w:r>
+        <w:rPr>
+          <w:rFonts w:ascii="Microsoft JhengHei" w:hAnsi="Microsoft JhengHei" w:eastAsia="Microsoft JhengHei"/>
+          <w:b/>
+        </w:rPr>
+        <w:t>動線</w:t>
+      </w:r>
+      <w:r>
+        <w:rPr>
+          <w:rFonts w:ascii="Microsoft JhengHei" w:hAnsi="Microsoft JhengHei" w:eastAsia="Microsoft JhengHei"/>
+        </w:rPr>
+        <w:t>：大教堂廣場 → Galleria → Brera 輕鬆逛 → Aperitivo → 大教堂廣場夕陽 → 告別晚餐 → 回住宿</w:t>
+      </w:r>
+    </w:p>
+    <w:p>
+      <w:pPr>
+        <w:ind w:left="454" w:hanging="227"/>
+      </w:pPr>
+      <w:r>
+        <w:rPr>
+          <w:rFonts w:ascii="Microsoft JhengHei" w:hAnsi="Microsoft JhengHei" w:eastAsia="Microsoft JhengHei"/>
+          <w:sz w:val="21"/>
+        </w:rPr>
+        <w:t xml:space="preserve">• </w:t>
+      </w:r>
+      <w:r>
+        <w:rPr>
+          <w:rFonts w:ascii="Microsoft JhengHei" w:hAnsi="Microsoft JhengHei" w:eastAsia="Microsoft JhengHei"/>
+          <w:b/>
+          <w:sz w:val="21"/>
+        </w:rPr>
+        <w:t>Highline Galleria</w:t>
+      </w:r>
+      <w:r>
+        <w:rPr>
+          <w:rFonts w:ascii="Microsoft JhengHei" w:hAnsi="Microsoft JhengHei" w:eastAsia="Microsoft JhengHei"/>
+          <w:sz w:val="21"/>
+        </w:rPr>
+        <w:t xml:space="preserve"> — Galleria Vittorio Emanuele II 屋頂步道，需預約付費導覽，可俯瞰大教堂廣場全景</w:t>
+      </w:r>
+    </w:p>
+    <w:p>
+      <w:pPr>
+        <w:ind w:left="454" w:hanging="227"/>
+      </w:pPr>
+      <w:r>
+        <w:rPr>
+          <w:rFonts w:ascii="Microsoft JhengHei" w:hAnsi="Microsoft JhengHei" w:eastAsia="Microsoft JhengHei"/>
+          <w:sz w:val="21"/>
+        </w:rPr>
+        <w:t xml:space="preserve">• </w:t>
+      </w:r>
+      <w:r>
+        <w:rPr>
+          <w:rFonts w:ascii="Microsoft JhengHei" w:hAnsi="Microsoft JhengHei" w:eastAsia="Microsoft JhengHei"/>
+          <w:b/>
+          <w:sz w:val="21"/>
+        </w:rPr>
+        <w:t>Brera 區巷弄</w:t>
+      </w:r>
+      <w:r>
+        <w:rPr>
+          <w:rFonts w:ascii="Microsoft JhengHei" w:hAnsi="Microsoft JhengHei" w:eastAsia="Microsoft JhengHei"/>
+          <w:sz w:val="21"/>
+        </w:rPr>
+        <w:t xml:space="preserve"> — 文青小店、藝廊，不累又有氣氛</w:t>
+      </w:r>
+    </w:p>
+    <w:p>
+      <w:pPr>
+        <w:ind w:left="454" w:hanging="227"/>
+      </w:pPr>
+      <w:r>
+        <w:rPr>
+          <w:rFonts w:ascii="Microsoft JhengHei" w:hAnsi="Microsoft JhengHei" w:eastAsia="Microsoft JhengHei"/>
+          <w:sz w:val="21"/>
+        </w:rPr>
+        <w:t xml:space="preserve">• </w:t>
+      </w:r>
+      <w:r>
+        <w:rPr>
+          <w:rFonts w:ascii="Microsoft JhengHei" w:hAnsi="Microsoft JhengHei" w:eastAsia="Microsoft JhengHei"/>
+          <w:b/>
+          <w:sz w:val="21"/>
+        </w:rPr>
+        <w:t>大教堂廣場夕陽</w:t>
+      </w:r>
+      <w:r>
+        <w:rPr>
+          <w:rFonts w:ascii="Microsoft JhengHei" w:hAnsi="Microsoft JhengHei" w:eastAsia="Microsoft JhengHei"/>
+          <w:sz w:val="21"/>
+        </w:rPr>
+        <w:t xml:space="preserve"> — 6 月米蘭日落約 21:10，廣場與 Galleria 玻璃穹頂在夕陽下極美，Galleria 內的 Camparino 露天座可直接邊喝邊看</w:t>
+      </w:r>
+    </w:p>
+    <w:p>
+      <w:pPr>
+        <w:ind w:left="454" w:hanging="227"/>
+      </w:pPr>
+      <w:r>
+        <w:rPr>
+          <w:rFonts w:ascii="Microsoft JhengHei" w:hAnsi="Microsoft JhengHei" w:eastAsia="Microsoft JhengHei"/>
+          <w:sz w:val="21"/>
+        </w:rPr>
+        <w:t>• 💡 累積票 2 天有效，若上午體力允許，屋頂露台的夕陽景也是替代選項</w:t>
+      </w:r>
+    </w:p>
+    <w:p>
+      <w:pPr>
+        <w:spacing w:before="40" w:after="40"/>
+        <w:pBdr>
+          <w:bottom w:val="single" w:sz="4" w:space="1" w:color="BDC3C7"/>
+        </w:pBdr>
+      </w:pPr>
+    </w:p>
+    <w:p>
+      <w:pPr>
+        <w:pStyle w:val="Heading3"/>
+      </w:pPr>
+      <w:r>
+        <w:t>🍝 下午到晚上美食規劃</w:t>
+      </w:r>
+    </w:p>
+    <w:p>
+      <w:pPr/>
+      <w:r>
+        <w:rPr>
+          <w:rFonts w:ascii="Microsoft JhengHei" w:hAnsi="Microsoft JhengHei" w:eastAsia="Microsoft JhengHei"/>
+        </w:rPr>
+        <w:t>#### 1️⃣ 午餐（12:30–14:00，大教堂步行圈）</w:t>
+      </w:r>
+    </w:p>
+    <w:p>
+      <w:pPr/>
+      <w:r>
+        <w:rPr>
+          <w:rFonts w:ascii="Microsoft JhengHei" w:hAnsi="Microsoft JhengHei" w:eastAsia="Microsoft JhengHei"/>
+        </w:rPr>
+      </w:r>
+      <w:r>
+        <w:rPr>
+          <w:rFonts w:ascii="Microsoft JhengHei" w:hAnsi="Microsoft JhengHei" w:eastAsia="Microsoft JhengHei"/>
+          <w:b/>
+        </w:rPr>
+        <w:t>必吃米蘭三經典</w:t>
+      </w:r>
+      <w:r>
+        <w:rPr>
+          <w:rFonts w:ascii="Microsoft JhengHei" w:hAnsi="Microsoft JhengHei" w:eastAsia="Microsoft JhengHei"/>
+        </w:rPr>
+        <w:t>：</w:t>
+      </w:r>
+    </w:p>
+    <w:p>
+      <w:pPr>
+        <w:ind w:left="454" w:hanging="227"/>
+      </w:pPr>
+      <w:r>
+        <w:rPr>
+          <w:rFonts w:ascii="Microsoft JhengHei" w:hAnsi="Microsoft JhengHei" w:eastAsia="Microsoft JhengHei"/>
+          <w:sz w:val="21"/>
+        </w:rPr>
+        <w:t xml:space="preserve">• </w:t>
+      </w:r>
+      <w:r>
+        <w:rPr>
+          <w:rFonts w:ascii="Microsoft JhengHei" w:hAnsi="Microsoft JhengHei" w:eastAsia="Microsoft JhengHei"/>
+          <w:b/>
+          <w:sz w:val="21"/>
+        </w:rPr>
+        <w:t>Risotto alla Milanese</w:t>
+      </w:r>
+      <w:r>
+        <w:rPr>
+          <w:rFonts w:ascii="Microsoft JhengHei" w:hAnsi="Microsoft JhengHei" w:eastAsia="Microsoft JhengHei"/>
+          <w:sz w:val="21"/>
+        </w:rPr>
+        <w:t>（米蘭番紅花燉飯，金黃濃郁）</w:t>
+      </w:r>
+    </w:p>
+    <w:p>
+      <w:pPr>
+        <w:ind w:left="454" w:hanging="227"/>
+      </w:pPr>
+      <w:r>
+        <w:rPr>
+          <w:rFonts w:ascii="Microsoft JhengHei" w:hAnsi="Microsoft JhengHei" w:eastAsia="Microsoft JhengHei"/>
+          <w:sz w:val="21"/>
+        </w:rPr>
+        <w:t xml:space="preserve">• </w:t>
+      </w:r>
+      <w:r>
+        <w:rPr>
+          <w:rFonts w:ascii="Microsoft JhengHei" w:hAnsi="Microsoft JhengHei" w:eastAsia="Microsoft JhengHei"/>
+          <w:b/>
+          <w:sz w:val="21"/>
+        </w:rPr>
+        <w:t>Cotoletta alla Milanese</w:t>
+      </w:r>
+      <w:r>
+        <w:rPr>
+          <w:rFonts w:ascii="Microsoft JhengHei" w:hAnsi="Microsoft JhengHei" w:eastAsia="Microsoft JhengHei"/>
+          <w:sz w:val="21"/>
+        </w:rPr>
+        <w:t>（米蘭炸肉排，帶骨小牛肉裹麵包粉油煎）</w:t>
+      </w:r>
+    </w:p>
+    <w:p>
+      <w:pPr>
+        <w:ind w:left="454" w:hanging="227"/>
+      </w:pPr>
+      <w:r>
+        <w:rPr>
+          <w:rFonts w:ascii="Microsoft JhengHei" w:hAnsi="Microsoft JhengHei" w:eastAsia="Microsoft JhengHei"/>
+          <w:sz w:val="21"/>
+        </w:rPr>
+        <w:t xml:space="preserve">• </w:t>
+      </w:r>
+      <w:r>
+        <w:rPr>
+          <w:rFonts w:ascii="Microsoft JhengHei" w:hAnsi="Microsoft JhengHei" w:eastAsia="Microsoft JhengHei"/>
+          <w:b/>
+          <w:sz w:val="21"/>
+        </w:rPr>
+        <w:t>Ossobuco</w:t>
+      </w:r>
+      <w:r>
+        <w:rPr>
+          <w:rFonts w:ascii="Microsoft JhengHei" w:hAnsi="Microsoft JhengHei" w:eastAsia="Microsoft JhengHei"/>
+          <w:sz w:val="21"/>
+        </w:rPr>
+        <w:t>（燉小牛腱，骨髓入味）</w:t>
+      </w:r>
+    </w:p>
+    <w:p>
+      <w:pPr/>
+      <w:r>
+        <w:rPr>
+          <w:rFonts w:ascii="Microsoft JhengHei" w:hAnsi="Microsoft JhengHei" w:eastAsia="Microsoft JhengHei"/>
+        </w:rPr>
+      </w:r>
+      <w:r>
+        <w:rPr>
+          <w:rFonts w:ascii="Microsoft JhengHei" w:hAnsi="Microsoft JhengHei" w:eastAsia="Microsoft JhengHei"/>
+          <w:b/>
+        </w:rPr>
+        <w:t>餐廳選擇</w:t>
+      </w:r>
+      <w:r>
+        <w:rPr>
+          <w:rFonts w:ascii="Microsoft JhengHei" w:hAnsi="Microsoft JhengHei" w:eastAsia="Microsoft JhengHei"/>
+        </w:rPr>
+        <w:t>：</w:t>
+      </w:r>
+    </w:p>
+    <w:p>
+      <w:pPr>
+        <w:ind w:left="454" w:hanging="227"/>
+      </w:pPr>
+      <w:r>
+        <w:rPr>
+          <w:rFonts w:ascii="Microsoft JhengHei" w:hAnsi="Microsoft JhengHei" w:eastAsia="Microsoft JhengHei"/>
+          <w:sz w:val="21"/>
+        </w:rPr>
+        <w:t xml:space="preserve">• </w:t>
+      </w:r>
+      <w:r>
+        <w:rPr>
+          <w:rFonts w:ascii="Microsoft JhengHei" w:hAnsi="Microsoft JhengHei" w:eastAsia="Microsoft JhengHei"/>
+          <w:b/>
+          <w:sz w:val="21"/>
+        </w:rPr>
+        <w:t>[主] Trattoria Milanese</w:t>
+      </w:r>
+      <w:r>
+        <w:rPr>
+          <w:rFonts w:ascii="Microsoft JhengHei" w:hAnsi="Microsoft JhengHei" w:eastAsia="Microsoft JhengHei"/>
+          <w:sz w:val="21"/>
+        </w:rPr>
+        <w:t>（Via Santa Marta 11）— 距大教堂步行約 7 分鐘，1933 年開業老店，三大米蘭經典都有。人均 €40–55。</w:t>
+      </w:r>
+      <w:r>
+        <w:rPr>
+          <w:rFonts w:ascii="Microsoft JhengHei" w:hAnsi="Microsoft JhengHei" w:eastAsia="Microsoft JhengHei"/>
+          <w:b/>
+          <w:sz w:val="21"/>
+        </w:rPr>
+        <w:t>週一營業（週二公休），務必提前訂位</w:t>
+      </w:r>
+      <w:r>
+        <w:rPr>
+          <w:rFonts w:ascii="Microsoft JhengHei" w:hAnsi="Microsoft JhengHei" w:eastAsia="Microsoft JhengHei"/>
+          <w:sz w:val="21"/>
+        </w:rPr>
+      </w:r>
+    </w:p>
+    <w:p>
+      <w:pPr>
+        <w:ind w:left="454" w:hanging="227"/>
+      </w:pPr>
+      <w:r>
+        <w:rPr>
+          <w:rFonts w:ascii="Microsoft JhengHei" w:hAnsi="Microsoft JhengHei" w:eastAsia="Microsoft JhengHei"/>
+          <w:sz w:val="21"/>
+        </w:rPr>
+        <w:t xml:space="preserve">• </w:t>
+      </w:r>
+      <w:r>
+        <w:rPr>
+          <w:rFonts w:ascii="Microsoft JhengHei" w:hAnsi="Microsoft JhengHei" w:eastAsia="Microsoft JhengHei"/>
+          <w:b/>
+          <w:sz w:val="21"/>
+        </w:rPr>
+        <w:t>[備] Al Mercante</w:t>
+      </w:r>
+      <w:r>
+        <w:rPr>
+          <w:rFonts w:ascii="Microsoft JhengHei" w:hAnsi="Microsoft JhengHei" w:eastAsia="Microsoft JhengHei"/>
+          <w:sz w:val="21"/>
+        </w:rPr>
+        <w:t>（Piazza Mercanti 17）— 距大教堂步行約 3 分鐘，藏在中世紀商人廣場的露天座位。人均 €35–50。週一營業。</w:t>
+      </w:r>
+    </w:p>
+    <w:p>
+      <w:pPr/>
+      <w:r>
+        <w:rPr>
+          <w:rFonts w:ascii="Microsoft JhengHei" w:hAnsi="Microsoft JhengHei" w:eastAsia="Microsoft JhengHei"/>
+        </w:rPr>
+        <w:t>#### 2️⃣ Aperitivo（17:30–19:00）</w:t>
+      </w:r>
+    </w:p>
+    <w:p>
+      <w:pPr/>
+      <w:r>
+        <w:rPr>
+          <w:rFonts w:ascii="Microsoft JhengHei" w:hAnsi="Microsoft JhengHei" w:eastAsia="Microsoft JhengHei"/>
+        </w:rPr>
+      </w:r>
+      <w:r>
+        <w:rPr>
+          <w:rFonts w:ascii="Microsoft JhengHei" w:hAnsi="Microsoft JhengHei" w:eastAsia="Microsoft JhengHei"/>
+          <w:b/>
+        </w:rPr>
+        <w:t>怎麼玩</w:t>
+      </w:r>
+      <w:r>
+        <w:rPr>
+          <w:rFonts w:ascii="Microsoft JhengHei" w:hAnsi="Microsoft JhengHei" w:eastAsia="Microsoft JhengHei"/>
+        </w:rPr>
+        <w:t>：點一杯調酒（€10–15）就附贈小點或自助吧。必試 Negroni、</w:t>
+      </w:r>
+      <w:r>
+        <w:rPr>
+          <w:rFonts w:ascii="Microsoft JhengHei" w:hAnsi="Microsoft JhengHei" w:eastAsia="Microsoft JhengHei"/>
+          <w:b/>
+        </w:rPr>
+        <w:t>Negroni Sbagliato</w:t>
+      </w:r>
+      <w:r>
+        <w:rPr>
+          <w:rFonts w:ascii="Microsoft JhengHei" w:hAnsi="Microsoft JhengHei" w:eastAsia="Microsoft JhengHei"/>
+        </w:rPr>
+        <w:t>（1972 年誕生於米蘭 Bar Basso，用氣泡酒代琴酒）。</w:t>
+      </w:r>
+    </w:p>
+    <w:p>
+      <w:pPr/>
+      <w:r>
+        <w:rPr>
+          <w:rFonts w:ascii="Microsoft JhengHei" w:hAnsi="Microsoft JhengHei" w:eastAsia="Microsoft JhengHei"/>
+        </w:rPr>
+        <w:t xml:space="preserve">⚠ </w:t>
+      </w:r>
+      <w:r>
+        <w:rPr>
+          <w:rFonts w:ascii="Microsoft JhengHei" w:hAnsi="Microsoft JhengHei" w:eastAsia="Microsoft JhengHei"/>
+          <w:b/>
+        </w:rPr>
+        <w:t>Bar Basso 週一公休</w:t>
+      </w:r>
+      <w:r>
+        <w:rPr>
+          <w:rFonts w:ascii="Microsoft JhengHei" w:hAnsi="Microsoft JhengHei" w:eastAsia="Microsoft JhengHei"/>
+        </w:rPr>
+        <w:t>，想朝聖 Sbagliato 發源地需改其他日（例如 Day 8 晚上）。</w:t>
+      </w:r>
+    </w:p>
+    <w:p>
+      <w:pPr/>
+      <w:r>
+        <w:rPr>
+          <w:rFonts w:ascii="Microsoft JhengHei" w:hAnsi="Microsoft JhengHei" w:eastAsia="Microsoft JhengHei"/>
+        </w:rPr>
+      </w:r>
+      <w:r>
+        <w:rPr>
+          <w:rFonts w:ascii="Microsoft JhengHei" w:hAnsi="Microsoft JhengHei" w:eastAsia="Microsoft JhengHei"/>
+          <w:b/>
+        </w:rPr>
+        <w:t>店家選擇（週一營業）</w:t>
+      </w:r>
+      <w:r>
+        <w:rPr>
+          <w:rFonts w:ascii="Microsoft JhengHei" w:hAnsi="Microsoft JhengHei" w:eastAsia="Microsoft JhengHei"/>
+        </w:rPr>
+        <w:t>：</w:t>
+      </w:r>
+    </w:p>
+    <w:p>
+      <w:pPr>
+        <w:ind w:left="454" w:hanging="227"/>
+      </w:pPr>
+      <w:r>
+        <w:rPr>
+          <w:rFonts w:ascii="Microsoft JhengHei" w:hAnsi="Microsoft JhengHei" w:eastAsia="Microsoft JhengHei"/>
+          <w:sz w:val="21"/>
+        </w:rPr>
+        <w:t xml:space="preserve">• </w:t>
+      </w:r>
+      <w:r>
+        <w:rPr>
+          <w:rFonts w:ascii="Microsoft JhengHei" w:hAnsi="Microsoft JhengHei" w:eastAsia="Microsoft JhengHei"/>
+          <w:b/>
+          <w:sz w:val="21"/>
+        </w:rPr>
+        <w:t>[主] Camparino in Galleria</w:t>
+      </w:r>
+      <w:r>
+        <w:rPr>
+          <w:rFonts w:ascii="Microsoft JhengHei" w:hAnsi="Microsoft JhengHei" w:eastAsia="Microsoft JhengHei"/>
+          <w:sz w:val="21"/>
+        </w:rPr>
+        <w:t>（Piazza del Duomo 21，Galleria Vittorio Emanuele II 入口）— 1915 年 Davide Campari 創立，金碧輝煌的百年老店。€15–20/杯</w:t>
+      </w:r>
+    </w:p>
+    <w:p>
+      <w:pPr>
+        <w:ind w:left="454" w:hanging="227"/>
+      </w:pPr>
+      <w:r>
+        <w:rPr>
+          <w:rFonts w:ascii="Microsoft JhengHei" w:hAnsi="Microsoft JhengHei" w:eastAsia="Microsoft JhengHei"/>
+          <w:sz w:val="21"/>
+        </w:rPr>
+        <w:t xml:space="preserve">• </w:t>
+      </w:r>
+      <w:r>
+        <w:rPr>
+          <w:rFonts w:ascii="Microsoft JhengHei" w:hAnsi="Microsoft JhengHei" w:eastAsia="Microsoft JhengHei"/>
+          <w:b/>
+          <w:sz w:val="21"/>
+        </w:rPr>
+        <w:t>[備] N'Ombra de Vin</w:t>
+      </w:r>
+      <w:r>
+        <w:rPr>
+          <w:rFonts w:ascii="Microsoft JhengHei" w:hAnsi="Microsoft JhengHei" w:eastAsia="Microsoft JhengHei"/>
+          <w:sz w:val="21"/>
+        </w:rPr>
+        <w:t>（Via San Marco 2，Brera 區）— 藏在前修道院地下室的酒窖 bar，義大利葡萄酒選擇極豐富</w:t>
+      </w:r>
+    </w:p>
+    <w:p>
+      <w:pPr/>
+      <w:r>
+        <w:rPr>
+          <w:rFonts w:ascii="Microsoft JhengHei" w:hAnsi="Microsoft JhengHei" w:eastAsia="Microsoft JhengHei"/>
+        </w:rPr>
+        <w:t>#### 3️⃣ 告別晚餐（20:00，全部週一營業）</w:t>
+      </w:r>
+    </w:p>
+    <w:p>
+      <w:pPr>
+        <w:ind w:left="454" w:hanging="227"/>
+      </w:pPr>
+      <w:r>
+        <w:rPr>
+          <w:rFonts w:ascii="Microsoft JhengHei" w:hAnsi="Microsoft JhengHei" w:eastAsia="Microsoft JhengHei"/>
+          <w:sz w:val="21"/>
+        </w:rPr>
+        <w:t xml:space="preserve">• </w:t>
+      </w:r>
+      <w:r>
+        <w:rPr>
+          <w:rFonts w:ascii="Microsoft JhengHei" w:hAnsi="Microsoft JhengHei" w:eastAsia="Microsoft JhengHei"/>
+          <w:b/>
+          <w:sz w:val="21"/>
+        </w:rPr>
+        <w:t>[主・精緻米蘭菜] Ratanà</w:t>
+      </w:r>
+      <w:r>
+        <w:rPr>
+          <w:rFonts w:ascii="Microsoft JhengHei" w:hAnsi="Microsoft JhengHei" w:eastAsia="Microsoft JhengHei"/>
+          <w:sz w:val="21"/>
+        </w:rPr>
+        <w:t>（Via Gaetano de Castillia 28，Porta Nuova 區）— 主廚 Cesare Battisti，食材來自 Slow Food 慢食聯盟，燉飯與 Ossobuco 必點。人均 €70–90。</w:t>
+      </w:r>
+      <w:r>
+        <w:rPr>
+          <w:rFonts w:ascii="Microsoft JhengHei" w:hAnsi="Microsoft JhengHei" w:eastAsia="Microsoft JhengHei"/>
+          <w:b/>
+          <w:sz w:val="21"/>
+        </w:rPr>
+        <w:t>5 人需提早 1–2 個月官網訂位</w:t>
+      </w:r>
+      <w:r>
+        <w:rPr>
+          <w:rFonts w:ascii="Microsoft JhengHei" w:hAnsi="Microsoft JhengHei" w:eastAsia="Microsoft JhengHei"/>
+          <w:sz w:val="21"/>
+        </w:rPr>
+      </w:r>
+    </w:p>
+    <w:p>
+      <w:pPr>
+        <w:ind w:left="454" w:hanging="227"/>
+      </w:pPr>
+      <w:r>
+        <w:rPr>
+          <w:rFonts w:ascii="Microsoft JhengHei" w:hAnsi="Microsoft JhengHei" w:eastAsia="Microsoft JhengHei"/>
+          <w:sz w:val="21"/>
+        </w:rPr>
+        <w:t xml:space="preserve">• </w:t>
+      </w:r>
+      <w:r>
+        <w:rPr>
+          <w:rFonts w:ascii="Microsoft JhengHei" w:hAnsi="Microsoft JhengHei" w:eastAsia="Microsoft JhengHei"/>
+          <w:b/>
+          <w:sz w:val="21"/>
+        </w:rPr>
+        <w:t>[備・老店氣氛] Antica Trattoria della Pesa</w:t>
+      </w:r>
+      <w:r>
+        <w:rPr>
+          <w:rFonts w:ascii="Microsoft JhengHei" w:hAnsi="Microsoft JhengHei" w:eastAsia="Microsoft JhengHei"/>
+          <w:sz w:val="21"/>
+        </w:rPr>
+        <w:t>（Viale Pasubio 10）— 1880 年創立，海明威曾是常客，木頭裝潢有穿越感。Cassoeula 燉肉必點。人均 €55–75</w:t>
+      </w:r>
+    </w:p>
+    <w:p>
+      <w:pPr/>
+      <w:r>
+        <w:rPr>
+          <w:rFonts w:ascii="Microsoft JhengHei" w:hAnsi="Microsoft JhengHei" w:eastAsia="Microsoft JhengHei"/>
+        </w:rPr>
+        <w:t>#### 🎁 伴手禮與甜點</w:t>
+      </w:r>
+    </w:p>
+    <w:p>
+      <w:pPr>
+        <w:ind w:left="454" w:hanging="227"/>
+      </w:pPr>
+      <w:r>
+        <w:rPr>
+          <w:rFonts w:ascii="Microsoft JhengHei" w:hAnsi="Microsoft JhengHei" w:eastAsia="Microsoft JhengHei"/>
+          <w:sz w:val="21"/>
+        </w:rPr>
+        <w:t xml:space="preserve">• </w:t>
+      </w:r>
+      <w:r>
+        <w:rPr>
+          <w:rFonts w:ascii="Microsoft JhengHei" w:hAnsi="Microsoft JhengHei" w:eastAsia="Microsoft JhengHei"/>
+          <w:b/>
+          <w:sz w:val="21"/>
+        </w:rPr>
+        <w:t>Panettone</w:t>
+      </w:r>
+      <w:r>
+        <w:rPr>
+          <w:rFonts w:ascii="Microsoft JhengHei" w:hAnsi="Microsoft JhengHei" w:eastAsia="Microsoft JhengHei"/>
+          <w:sz w:val="21"/>
+        </w:rPr>
+        <w:t>：</w:t>
+      </w:r>
+      <w:r>
+        <w:rPr>
+          <w:rFonts w:ascii="Microsoft JhengHei" w:hAnsi="Microsoft JhengHei" w:eastAsia="Microsoft JhengHei"/>
+          <w:b/>
+          <w:sz w:val="21"/>
+        </w:rPr>
+        <w:t>Marchesi 1824</w:t>
+      </w:r>
+      <w:r>
+        <w:rPr>
+          <w:rFonts w:ascii="Microsoft JhengHei" w:hAnsi="Microsoft JhengHei" w:eastAsia="Microsoft JhengHei"/>
+          <w:sz w:val="21"/>
+        </w:rPr>
+        <w:t>（Galleria Vittorio Emanuele II 店，Prada 旗下），真空包可帶回台灣</w:t>
+      </w:r>
+    </w:p>
+    <w:p>
+      <w:pPr>
+        <w:ind w:left="454" w:hanging="227"/>
+      </w:pPr>
+      <w:r>
+        <w:rPr>
+          <w:rFonts w:ascii="Microsoft JhengHei" w:hAnsi="Microsoft JhengHei" w:eastAsia="Microsoft JhengHei"/>
+          <w:sz w:val="21"/>
+        </w:rPr>
+        <w:t xml:space="preserve">• </w:t>
+      </w:r>
+      <w:r>
+        <w:rPr>
+          <w:rFonts w:ascii="Microsoft JhengHei" w:hAnsi="Microsoft JhengHei" w:eastAsia="Microsoft JhengHei"/>
+          <w:b/>
+          <w:sz w:val="21"/>
+        </w:rPr>
+        <w:t>告別 Gelato</w:t>
+      </w:r>
+      <w:r>
+        <w:rPr>
+          <w:rFonts w:ascii="Microsoft JhengHei" w:hAnsi="Microsoft JhengHei" w:eastAsia="Microsoft JhengHei"/>
+          <w:sz w:val="21"/>
+        </w:rPr>
+        <w:t>：</w:t>
+      </w:r>
+      <w:r>
+        <w:rPr>
+          <w:rFonts w:ascii="Microsoft JhengHei" w:hAnsi="Microsoft JhengHei" w:eastAsia="Microsoft JhengHei"/>
+          <w:b/>
+          <w:sz w:val="21"/>
+        </w:rPr>
+        <w:t>Venchi</w:t>
+      </w:r>
+      <w:r>
+        <w:rPr>
+          <w:rFonts w:ascii="Microsoft JhengHei" w:hAnsi="Microsoft JhengHei" w:eastAsia="Microsoft JhengHei"/>
+          <w:sz w:val="21"/>
+        </w:rPr>
+        <w:t>（Via Mercanti 5，大教堂附近），開心果與榛果必試</w:t>
+      </w:r>
+    </w:p>
+    <w:p>
+      <w:pPr>
+        <w:spacing w:before="40" w:after="40"/>
+        <w:pBdr>
+          <w:bottom w:val="single" w:sz="4" w:space="1" w:color="BDC3C7"/>
+        </w:pBdr>
+      </w:pPr>
+    </w:p>
+    <w:p>
+      <w:pPr>
+        <w:pStyle w:val="Heading3"/>
+      </w:pPr>
+      <w:r>
+        <w:t>⏰ 通用時間軸（以風格 C 為例）</w:t>
       </w:r>
     </w:p>
     <w:tbl>
       <w:tblPr>
         <w:tblStyle w:val="TableGrid"/>
         <w:tblW w:type="auto" w:w="0"/>
+        <w:jc w:val="center"/>
         <w:tblLook w:firstColumn="1" w:firstRow="1" w:lastColumn="0" w:lastRow="0" w:noHBand="0" w:noVBand="1" w:val="04A0"/>
       </w:tblPr>
       <w:tblGrid>
-        <w:gridCol w:w="2880"/>
-        <w:gridCol w:w="2880"/>
-        <w:gridCol w:w="2880"/>
+        <w:gridCol w:w="4536"/>
+        <w:gridCol w:w="4536"/>
       </w:tblGrid>
       <w:tr>
         <w:tc>
           <w:tcPr>
-            <w:tcW w:type="dxa" w:w="2880"/>
+            <w:tcW w:type="dxa" w:w="4536"/>
+            <w:shd w:fill="1B4F72"/>
           </w:tcPr>
           <w:p>
+            <w:pPr>
+              <w:jc w:val="center"/>
+            </w:pPr>
+            <w:r/>
             <w:r>
+              <w:rPr>
+                <w:rFonts w:ascii="Microsoft JhengHei" w:hAnsi="Microsoft JhengHei" w:eastAsia="Microsoft JhengHei"/>
+                <w:b/>
+                <w:color w:val="FFFFFF"/>
+                <w:sz w:val="20"/>
+              </w:rPr>
+              <w:t>時間</w:t>
+            </w:r>
+          </w:p>
+        </w:tc>
+        <w:tc>
+          <w:tcPr>
+            <w:tcW w:type="dxa" w:w="4536"/>
+            <w:shd w:fill="1B4F72"/>
+          </w:tcPr>
+          <w:p>
+            <w:pPr>
+              <w:jc w:val="center"/>
+            </w:pPr>
+            <w:r/>
+            <w:r>
+              <w:rPr>
+                <w:rFonts w:ascii="Microsoft JhengHei" w:hAnsi="Microsoft JhengHei" w:eastAsia="Microsoft JhengHei"/>
+                <w:b/>
+                <w:color w:val="FFFFFF"/>
+                <w:sz w:val="20"/>
+              </w:rPr>
+              <w:t>行程</w:t>
+            </w:r>
+          </w:p>
+        </w:tc>
+      </w:tr>
+      <w:tr>
+        <w:tc>
+          <w:tcPr>
+            <w:tcW w:type="dxa" w:w="4536"/>
+          </w:tcPr>
+          <w:p>
+            <w:r/>
+            <w:r>
+              <w:rPr>
+                <w:rFonts w:ascii="Microsoft JhengHei" w:hAnsi="Microsoft JhengHei" w:eastAsia="Microsoft JhengHei"/>
+                <w:sz w:val="19"/>
+              </w:rPr>
+              <w:t>12:00</w:t>
+            </w:r>
+          </w:p>
+        </w:tc>
+        <w:tc>
+          <w:tcPr>
+            <w:tcW w:type="dxa" w:w="4536"/>
+          </w:tcPr>
+          <w:p>
+            <w:r/>
+            <w:r>
+              <w:rPr>
+                <w:rFonts w:ascii="Microsoft JhengHei" w:hAnsi="Microsoft JhengHei" w:eastAsia="Microsoft JhengHei"/>
+                <w:sz w:val="19"/>
+              </w:rPr>
+              <w:t>米蘭大教堂 Combo Lift 結束</w:t>
+            </w:r>
+          </w:p>
+        </w:tc>
+      </w:tr>
+      <w:tr>
+        <w:tc>
+          <w:tcPr>
+            <w:tcW w:type="dxa" w:w="4536"/>
+            <w:shd w:fill="EBF5FB"/>
+          </w:tcPr>
+          <w:p>
+            <w:r/>
+            <w:r>
+              <w:rPr>
+                <w:rFonts w:ascii="Microsoft JhengHei" w:hAnsi="Microsoft JhengHei" w:eastAsia="Microsoft JhengHei"/>
+                <w:sz w:val="19"/>
+              </w:rPr>
+              <w:t>12:30–14:00</w:t>
+            </w:r>
+          </w:p>
+        </w:tc>
+        <w:tc>
+          <w:tcPr>
+            <w:tcW w:type="dxa" w:w="4536"/>
+            <w:shd w:fill="EBF5FB"/>
+          </w:tcPr>
+          <w:p>
+            <w:r/>
+            <w:r>
+              <w:rPr>
+                <w:rFonts w:ascii="Microsoft JhengHei" w:hAnsi="Microsoft JhengHei" w:eastAsia="Microsoft JhengHei"/>
+                <w:sz w:val="19"/>
+              </w:rPr>
+              <w:t>午餐（Trattoria Milanese）</w:t>
+            </w:r>
+          </w:p>
+        </w:tc>
+      </w:tr>
+      <w:tr>
+        <w:tc>
+          <w:tcPr>
+            <w:tcW w:type="dxa" w:w="4536"/>
+          </w:tcPr>
+          <w:p>
+            <w:r/>
+            <w:r>
+              <w:rPr>
+                <w:rFonts w:ascii="Microsoft JhengHei" w:hAnsi="Microsoft JhengHei" w:eastAsia="Microsoft JhengHei"/>
+                <w:sz w:val="19"/>
+              </w:rPr>
+              <w:t>14:30–17:00</w:t>
+            </w:r>
+          </w:p>
+        </w:tc>
+        <w:tc>
+          <w:tcPr>
+            <w:tcW w:type="dxa" w:w="4536"/>
+          </w:tcPr>
+          <w:p>
+            <w:r/>
+            <w:r>
+              <w:rPr>
+                <w:rFonts w:ascii="Microsoft JhengHei" w:hAnsi="Microsoft JhengHei" w:eastAsia="Microsoft JhengHei"/>
+                <w:sz w:val="19"/>
+              </w:rPr>
+              <w:t>Brera 區巷弄散步 / 整理行李</w:t>
+            </w:r>
+          </w:p>
+        </w:tc>
+      </w:tr>
+      <w:tr>
+        <w:tc>
+          <w:tcPr>
+            <w:tcW w:type="dxa" w:w="4536"/>
+            <w:shd w:fill="EBF5FB"/>
+          </w:tcPr>
+          <w:p>
+            <w:r/>
+            <w:r>
+              <w:rPr>
+                <w:rFonts w:ascii="Microsoft JhengHei" w:hAnsi="Microsoft JhengHei" w:eastAsia="Microsoft JhengHei"/>
+                <w:sz w:val="19"/>
+              </w:rPr>
+              <w:t>17:30–19:00</w:t>
+            </w:r>
+          </w:p>
+        </w:tc>
+        <w:tc>
+          <w:tcPr>
+            <w:tcW w:type="dxa" w:w="4536"/>
+            <w:shd w:fill="EBF5FB"/>
+          </w:tcPr>
+          <w:p>
+            <w:r/>
+            <w:r>
+              <w:rPr>
+                <w:rFonts w:ascii="Microsoft JhengHei" w:hAnsi="Microsoft JhengHei" w:eastAsia="Microsoft JhengHei"/>
+                <w:sz w:val="19"/>
+              </w:rPr>
+              <w:t>Aperitivo（Camparino in Galleria）</w:t>
+            </w:r>
+          </w:p>
+        </w:tc>
+      </w:tr>
+      <w:tr>
+        <w:tc>
+          <w:tcPr>
+            <w:tcW w:type="dxa" w:w="4536"/>
+          </w:tcPr>
+          <w:p>
+            <w:r/>
+            <w:r>
+              <w:rPr>
+                <w:rFonts w:ascii="Microsoft JhengHei" w:hAnsi="Microsoft JhengHei" w:eastAsia="Microsoft JhengHei"/>
+                <w:sz w:val="19"/>
+              </w:rPr>
+              <w:t>19:30–20:30</w:t>
+            </w:r>
+          </w:p>
+        </w:tc>
+        <w:tc>
+          <w:tcPr>
+            <w:tcW w:type="dxa" w:w="4536"/>
+          </w:tcPr>
+          <w:p>
+            <w:r/>
+            <w:r>
+              <w:rPr>
+                <w:rFonts w:ascii="Microsoft JhengHei" w:hAnsi="Microsoft JhengHei" w:eastAsia="Microsoft JhengHei"/>
+                <w:sz w:val="19"/>
+              </w:rPr>
+              <w:t>大教堂廣場 / Galleria 看夕陽（6 月日落約 21:10）</w:t>
+            </w:r>
+          </w:p>
+        </w:tc>
+      </w:tr>
+      <w:tr>
+        <w:tc>
+          <w:tcPr>
+            <w:tcW w:type="dxa" w:w="4536"/>
+            <w:shd w:fill="EBF5FB"/>
+          </w:tcPr>
+          <w:p>
+            <w:r/>
+            <w:r>
+              <w:rPr>
+                <w:rFonts w:ascii="Microsoft JhengHei" w:hAnsi="Microsoft JhengHei" w:eastAsia="Microsoft JhengHei"/>
+                <w:sz w:val="19"/>
+              </w:rPr>
+              <w:t>20:30–22:30</w:t>
+            </w:r>
+          </w:p>
+        </w:tc>
+        <w:tc>
+          <w:tcPr>
+            <w:tcW w:type="dxa" w:w="4536"/>
+            <w:shd w:fill="EBF5FB"/>
+          </w:tcPr>
+          <w:p>
+            <w:r/>
+            <w:r>
+              <w:rPr>
+                <w:rFonts w:ascii="Microsoft JhengHei" w:hAnsi="Microsoft JhengHei" w:eastAsia="Microsoft JhengHei"/>
+                <w:sz w:val="19"/>
+              </w:rPr>
+              <w:t>告別晚餐（Ratanà，需提早訂位）</w:t>
+            </w:r>
+          </w:p>
+        </w:tc>
+      </w:tr>
+      <w:tr>
+        <w:tc>
+          <w:tcPr>
+            <w:tcW w:type="dxa" w:w="4536"/>
+          </w:tcPr>
+          <w:p>
+            <w:r/>
+            <w:r>
+              <w:rPr>
+                <w:rFonts w:ascii="Microsoft JhengHei" w:hAnsi="Microsoft JhengHei" w:eastAsia="Microsoft JhengHei"/>
+                <w:sz w:val="19"/>
+              </w:rPr>
+              <w:t>23:00 前</w:t>
+            </w:r>
+          </w:p>
+        </w:tc>
+        <w:tc>
+          <w:tcPr>
+            <w:tcW w:type="dxa" w:w="4536"/>
+          </w:tcPr>
+          <w:p>
+            <w:r/>
+            <w:r>
+              <w:rPr>
+                <w:rFonts w:ascii="Microsoft JhengHei" w:hAnsi="Microsoft JhengHei" w:eastAsia="Microsoft JhengHei"/>
+                <w:sz w:val="19"/>
+              </w:rPr>
+              <w:t>回住宿，確認行李、護照、登機證</w:t>
+            </w:r>
+          </w:p>
+        </w:tc>
+      </w:tr>
+    </w:tbl>
+    <w:p/>
+    <w:p>
+      <w:pPr>
+        <w:pStyle w:val="Heading3"/>
+      </w:pPr>
+      <w:r>
+        <w:t>⚠ Day 9 重要提醒</w:t>
+      </w:r>
+    </w:p>
+    <w:p>
+      <w:pPr>
+        <w:ind w:left="454" w:hanging="283"/>
+      </w:pPr>
+      <w:r>
+        <w:rPr>
+          <w:rFonts w:ascii="Microsoft JhengHei" w:hAnsi="Microsoft JhengHei" w:eastAsia="Microsoft JhengHei"/>
+          <w:sz w:val="21"/>
+        </w:rPr>
+        <w:t xml:space="preserve">1. </w:t>
+      </w:r>
+      <w:r>
+        <w:rPr>
+          <w:rFonts w:ascii="Microsoft JhengHei" w:hAnsi="Microsoft JhengHei" w:eastAsia="Microsoft JhengHei"/>
+          <w:b/>
+          <w:sz w:val="21"/>
+        </w:rPr>
+        <w:t>6/22 週一米蘭博物館大規模公休</w:t>
+      </w:r>
+      <w:r>
+        <w:rPr>
+          <w:rFonts w:ascii="Microsoft JhengHei" w:hAnsi="Microsoft JhengHei" w:eastAsia="Microsoft JhengHei"/>
+          <w:sz w:val="21"/>
+        </w:rPr>
+        <w:t>，已於路線設計中避開；想看博物館請挪到 Day 8 下午</w:t>
+      </w:r>
+    </w:p>
+    <w:p>
+      <w:pPr>
+        <w:ind w:left="454" w:hanging="283"/>
+      </w:pPr>
+      <w:r>
+        <w:rPr>
+          <w:rFonts w:ascii="Microsoft JhengHei" w:hAnsi="Microsoft JhengHei" w:eastAsia="Microsoft JhengHei"/>
+          <w:sz w:val="21"/>
+        </w:rPr>
+        <w:t xml:space="preserve">2. </w:t>
+      </w:r>
+      <w:r>
+        <w:rPr>
+          <w:rFonts w:ascii="Microsoft JhengHei" w:hAnsi="Microsoft JhengHei" w:eastAsia="Microsoft JhengHei"/>
+          <w:b/>
+          <w:sz w:val="21"/>
+        </w:rPr>
+        <w:t>隔天 07:30 要出發前往 Malpensa</w:t>
+      </w:r>
+      <w:r>
+        <w:rPr>
+          <w:rFonts w:ascii="Microsoft JhengHei" w:hAnsi="Microsoft JhengHei" w:eastAsia="Microsoft JhengHei"/>
+          <w:sz w:val="21"/>
+        </w:rPr>
+        <w:t>，建議 22:30 前回住宿確認行李</w:t>
+      </w:r>
+    </w:p>
+    <w:p>
+      <w:pPr>
+        <w:ind w:left="454" w:hanging="283"/>
+      </w:pPr>
+      <w:r>
+        <w:rPr>
+          <w:rFonts w:ascii="Microsoft JhengHei" w:hAnsi="Microsoft JhengHei" w:eastAsia="Microsoft JhengHei"/>
+          <w:sz w:val="21"/>
+        </w:rPr>
+        <w:t xml:space="preserve">3. </w:t>
+      </w:r>
+      <w:r>
+        <w:rPr>
+          <w:rFonts w:ascii="Microsoft JhengHei" w:hAnsi="Microsoft JhengHei" w:eastAsia="Microsoft JhengHei"/>
+          <w:b/>
+          <w:sz w:val="21"/>
+        </w:rPr>
+        <w:t>熱門餐廳務必提前 1–2 個月訂位</w:t>
+      </w:r>
+      <w:r>
+        <w:rPr>
+          <w:rFonts w:ascii="Microsoft JhengHei" w:hAnsi="Microsoft JhengHei" w:eastAsia="Microsoft JhengHei"/>
+          <w:sz w:val="21"/>
+        </w:rPr>
+        <w:t>（Ratanà、Trattoria Milanese 週一晚上尖峰常滿）</w:t>
+      </w:r>
+    </w:p>
+    <w:p>
+      <w:pPr>
+        <w:ind w:left="454" w:hanging="283"/>
+      </w:pPr>
+      <w:r>
+        <w:rPr>
+          <w:rFonts w:ascii="Microsoft JhengHei" w:hAnsi="Microsoft JhengHei" w:eastAsia="Microsoft JhengHei"/>
+          <w:sz w:val="21"/>
+        </w:rPr>
+        <w:t xml:space="preserve">4. </w:t>
+      </w:r>
+      <w:r>
+        <w:rPr>
+          <w:rFonts w:ascii="Microsoft JhengHei" w:hAnsi="Microsoft JhengHei" w:eastAsia="Microsoft JhengHei"/>
+          <w:b/>
+          <w:sz w:val="21"/>
+        </w:rPr>
+        <w:t>Aperitivo 不要喝太多</w:t>
+      </w:r>
+      <w:r>
+        <w:rPr>
+          <w:rFonts w:ascii="Microsoft JhengHei" w:hAnsi="Microsoft JhengHei" w:eastAsia="Microsoft JhengHei"/>
+          <w:sz w:val="21"/>
+        </w:rPr>
+        <w:t>，隔天長程飛機</w:t>
+      </w:r>
+    </w:p>
+    <w:p>
+      <w:pPr/>
+      <w:r>
+        <w:rPr>
+          <w:rFonts w:ascii="Microsoft JhengHei" w:hAnsi="Microsoft JhengHei" w:eastAsia="Microsoft JhengHei"/>
+        </w:rPr>
+        <w:t xml:space="preserve">🛏 </w:t>
+      </w:r>
+      <w:r>
+        <w:rPr>
+          <w:rFonts w:ascii="Microsoft JhengHei" w:hAnsi="Microsoft JhengHei" w:eastAsia="Microsoft JhengHei"/>
+          <w:b/>
+        </w:rPr>
+        <w:t>住宿</w:t>
+      </w:r>
+      <w:r>
+        <w:rPr>
+          <w:rFonts w:ascii="Microsoft JhengHei" w:hAnsi="Microsoft JhengHei" w:eastAsia="Microsoft JhengHei"/>
+        </w:rPr>
+        <w:t>：米蘭市區住宿</w:t>
+      </w:r>
+    </w:p>
+    <w:p>
+      <w:pPr>
+        <w:spacing w:before="40" w:after="40"/>
+        <w:pBdr>
+          <w:bottom w:val="single" w:sz="4" w:space="1" w:color="BDC3C7"/>
+        </w:pBdr>
+      </w:pPr>
+    </w:p>
+    <w:p>
+      <w:pPr>
+        <w:pStyle w:val="Heading3"/>
+      </w:pPr>
+      <w:r>
+        <w:t>Day 10｜6/23（二）— 回家</w:t>
+      </w:r>
+    </w:p>
+    <w:p>
+      <w:pPr>
+        <w:ind w:left="283"/>
+        <w:pBdr>
+          <w:left w:val="single" w:sz="12" w:space="4" w:color="2E86C1"/>
+        </w:pBdr>
+        <w:shd w:fill="EBF5FB"/>
+      </w:pPr>
+      <w:r>
+        <w:rPr>
+          <w:rFonts w:ascii="Microsoft JhengHei" w:hAnsi="Microsoft JhengHei" w:eastAsia="Microsoft JhengHei"/>
+          <w:color w:val="5D6D7E"/>
+          <w:sz w:val="21"/>
+        </w:rPr>
+        <w:t>回程日，注意時間掌控</w:t>
+      </w:r>
+    </w:p>
+    <w:p>
+      <w:pPr>
+        <w:ind w:left="454" w:hanging="227"/>
+      </w:pPr>
+      <w:r>
+        <w:rPr>
+          <w:rFonts w:ascii="Microsoft JhengHei" w:hAnsi="Microsoft JhengHei" w:eastAsia="Microsoft JhengHei"/>
+          <w:sz w:val="21"/>
+        </w:rPr>
+        <w:t xml:space="preserve">• </w:t>
+      </w:r>
+      <w:r>
+        <w:rPr>
+          <w:rFonts w:ascii="Microsoft JhengHei" w:hAnsi="Microsoft JhengHei" w:eastAsia="Microsoft JhengHei"/>
+          <w:b/>
+          <w:sz w:val="21"/>
+        </w:rPr>
+        <w:t>上午</w:t>
+      </w:r>
+      <w:r>
+        <w:rPr>
+          <w:rFonts w:ascii="Microsoft JhengHei" w:hAnsi="Microsoft JhengHei" w:eastAsia="Microsoft JhengHei"/>
+          <w:sz w:val="21"/>
+        </w:rPr>
+        <w:t xml:space="preserve"> 退房，最後檢查行李</w:t>
+      </w:r>
+    </w:p>
+    <w:p>
+      <w:pPr>
+        <w:ind w:left="454" w:hanging="227"/>
+      </w:pPr>
+      <w:r>
+        <w:rPr>
+          <w:rFonts w:ascii="Microsoft JhengHei" w:hAnsi="Microsoft JhengHei" w:eastAsia="Microsoft JhengHei"/>
+          <w:sz w:val="21"/>
+        </w:rPr>
+        <w:t xml:space="preserve">• </w:t>
+      </w:r>
+      <w:r>
+        <w:rPr>
+          <w:rFonts w:ascii="Microsoft JhengHei" w:hAnsi="Microsoft JhengHei" w:eastAsia="Microsoft JhengHei"/>
+          <w:b/>
+          <w:sz w:val="21"/>
+        </w:rPr>
+        <w:t>07:30～08:00</w:t>
+      </w:r>
+      <w:r>
+        <w:rPr>
+          <w:rFonts w:ascii="Microsoft JhengHei" w:hAnsi="Microsoft JhengHei" w:eastAsia="Microsoft JhengHei"/>
+          <w:sz w:val="21"/>
+        </w:rPr>
+        <w:t xml:space="preserve"> 出發前往 Malpensa 機場</w:t>
+      </w:r>
+    </w:p>
+    <w:p>
+      <w:pPr>
+        <w:ind w:left="454" w:hanging="227"/>
+      </w:pPr>
+      <w:r>
+        <w:rPr>
+          <w:rFonts w:ascii="Microsoft JhengHei" w:hAnsi="Microsoft JhengHei" w:eastAsia="Microsoft JhengHei"/>
+          <w:sz w:val="21"/>
+        </w:rPr>
+        <w:t>• 選項 A：Malpensa Express 火車（約 52 分鐘，€15/人）— 建議搭 07:25 或 07:55 班次</w:t>
+      </w:r>
+    </w:p>
+    <w:p>
+      <w:pPr>
+        <w:ind w:left="454" w:hanging="227"/>
+      </w:pPr>
+      <w:r>
+        <w:rPr>
+          <w:rFonts w:ascii="Microsoft JhengHei" w:hAnsi="Microsoft JhengHei" w:eastAsia="Microsoft JhengHei"/>
+          <w:sz w:val="21"/>
+        </w:rPr>
+        <w:t>• 選項 B：機場巴士（約 50 分鐘，€10/人）</w:t>
+      </w:r>
+    </w:p>
+    <w:p>
+      <w:pPr>
+        <w:ind w:left="454" w:hanging="227"/>
+      </w:pPr>
+      <w:r>
+        <w:rPr>
+          <w:rFonts w:ascii="Microsoft JhengHei" w:hAnsi="Microsoft JhengHei" w:eastAsia="Microsoft JhengHei"/>
+          <w:sz w:val="21"/>
+        </w:rPr>
+        <w:t>• 選項 C：包車（固定費率約 €110）</w:t>
+      </w:r>
+    </w:p>
+    <w:p>
+      <w:pPr>
+        <w:ind w:left="454" w:hanging="227"/>
+      </w:pPr>
+      <w:r>
+        <w:rPr>
+          <w:rFonts w:ascii="Microsoft JhengHei" w:hAnsi="Microsoft JhengHei" w:eastAsia="Microsoft JhengHei"/>
+          <w:sz w:val="21"/>
+        </w:rPr>
+        <w:t xml:space="preserve">• </w:t>
+      </w:r>
+      <w:r>
+        <w:rPr>
+          <w:rFonts w:ascii="Microsoft JhengHei" w:hAnsi="Microsoft JhengHei" w:eastAsia="Microsoft JhengHei"/>
+          <w:b/>
+          <w:sz w:val="21"/>
+        </w:rPr>
+        <w:t>09:00～09:30</w:t>
+      </w:r>
+      <w:r>
+        <w:rPr>
+          <w:rFonts w:ascii="Microsoft JhengHei" w:hAnsi="Microsoft JhengHei" w:eastAsia="Microsoft JhengHei"/>
+          <w:sz w:val="21"/>
+        </w:rPr>
+        <w:t xml:space="preserve"> 抵達機場，辦理報到、退稅</w:t>
+      </w:r>
+    </w:p>
+    <w:p>
+      <w:pPr>
+        <w:ind w:left="454" w:hanging="227"/>
+      </w:pPr>
+      <w:r>
+        <w:rPr>
+          <w:rFonts w:ascii="Microsoft JhengHei" w:hAnsi="Microsoft JhengHei" w:eastAsia="Microsoft JhengHei"/>
+          <w:sz w:val="21"/>
+        </w:rPr>
+        <w:t xml:space="preserve">• </w:t>
+      </w:r>
+      <w:r>
+        <w:rPr>
+          <w:rFonts w:ascii="Microsoft JhengHei" w:hAnsi="Microsoft JhengHei" w:eastAsia="Microsoft JhengHei"/>
+          <w:b/>
+          <w:sz w:val="21"/>
+        </w:rPr>
+        <w:t>11:15</w:t>
+      </w:r>
+      <w:r>
+        <w:rPr>
+          <w:rFonts w:ascii="Microsoft JhengHei" w:hAnsi="Microsoft JhengHei" w:eastAsia="Microsoft JhengHei"/>
+          <w:sz w:val="21"/>
+        </w:rPr>
+        <w:t xml:space="preserve"> BR96 起飛，直飛台北</w:t>
+      </w:r>
+    </w:p>
+    <w:p>
+      <w:pPr>
+        <w:pStyle w:val="Heading3"/>
+      </w:pPr>
+      <w:r>
+        <w:t>Day 11｜6/24（三）</w:t>
+      </w:r>
+    </w:p>
+    <w:p>
+      <w:pPr>
+        <w:ind w:left="454" w:hanging="227"/>
+      </w:pPr>
+      <w:r>
+        <w:rPr>
+          <w:rFonts w:ascii="Microsoft JhengHei" w:hAnsi="Microsoft JhengHei" w:eastAsia="Microsoft JhengHei"/>
+          <w:sz w:val="21"/>
+        </w:rPr>
+        <w:t xml:space="preserve">• </w:t>
+      </w:r>
+      <w:r>
+        <w:rPr>
+          <w:rFonts w:ascii="Microsoft JhengHei" w:hAnsi="Microsoft JhengHei" w:eastAsia="Microsoft JhengHei"/>
+          <w:b/>
+          <w:sz w:val="21"/>
+        </w:rPr>
+        <w:t>06:05</w:t>
+      </w:r>
+      <w:r>
+        <w:rPr>
+          <w:rFonts w:ascii="Microsoft JhengHei" w:hAnsi="Microsoft JhengHei" w:eastAsia="Microsoft JhengHei"/>
+          <w:sz w:val="21"/>
+        </w:rPr>
+        <w:t xml:space="preserve"> 抵達台北桃園機場 T2，旅程結束</w:t>
+      </w:r>
+    </w:p>
+    <w:p>
+      <w:pPr>
+        <w:spacing w:before="40" w:after="40"/>
+        <w:pBdr>
+          <w:bottom w:val="single" w:sz="4" w:space="1" w:color="BDC3C7"/>
+        </w:pBdr>
+      </w:pPr>
+    </w:p>
+    <w:p>
+      <w:r>
+        <w:br w:type="page"/>
+      </w:r>
+    </w:p>
+    <w:p>
+      <w:pPr>
+        <w:pStyle w:val="Heading2"/>
+      </w:pPr>
+      <w:r>
+        <w:t>💰 已知費用總覽</w:t>
+      </w:r>
+    </w:p>
+    <w:tbl>
+      <w:tblPr>
+        <w:tblStyle w:val="TableGrid"/>
+        <w:tblW w:type="auto" w:w="0"/>
+        <w:jc w:val="center"/>
+        <w:tblLook w:firstColumn="1" w:firstRow="1" w:lastColumn="0" w:lastRow="0" w:noHBand="0" w:noVBand="1" w:val="04A0"/>
+      </w:tblPr>
+      <w:tblGrid>
+        <w:gridCol w:w="3024"/>
+        <w:gridCol w:w="3024"/>
+        <w:gridCol w:w="3024"/>
+      </w:tblGrid>
+      <w:tr>
+        <w:tc>
+          <w:tcPr>
+            <w:tcW w:type="dxa" w:w="3024"/>
+            <w:shd w:fill="1B4F72"/>
+          </w:tcPr>
+          <w:p>
+            <w:pPr>
+              <w:jc w:val="center"/>
+            </w:pPr>
+            <w:r/>
+            <w:r>
+              <w:rPr>
+                <w:rFonts w:ascii="Microsoft JhengHei" w:hAnsi="Microsoft JhengHei" w:eastAsia="Microsoft JhengHei"/>
+                <w:b/>
+                <w:color w:val="FFFFFF"/>
+                <w:sz w:val="20"/>
+              </w:rPr>
               <w:t>項目</w:t>
             </w:r>
           </w:p>
         </w:tc>
         <w:tc>
           <w:tcPr>
-            <w:tcW w:type="dxa" w:w="2880"/>
+            <w:tcW w:type="dxa" w:w="3024"/>
+            <w:shd w:fill="1B4F72"/>
           </w:tcPr>
           <w:p>
+            <w:pPr>
+              <w:jc w:val="center"/>
+            </w:pPr>
+            <w:r/>
             <w:r>
+              <w:rPr>
+                <w:rFonts w:ascii="Microsoft JhengHei" w:hAnsi="Microsoft JhengHei" w:eastAsia="Microsoft JhengHei"/>
+                <w:b/>
+                <w:color w:val="FFFFFF"/>
+                <w:sz w:val="20"/>
+              </w:rPr>
               <w:t>金額</w:t>
             </w:r>
           </w:p>
         </w:tc>
         <w:tc>
           <w:tcPr>
-            <w:tcW w:type="dxa" w:w="2880"/>
+            <w:tcW w:type="dxa" w:w="3024"/>
+            <w:shd w:fill="1B4F72"/>
           </w:tcPr>
           <w:p>
+            <w:pPr>
+              <w:jc w:val="center"/>
+            </w:pPr>
+            <w:r/>
             <w:r>
+              <w:rPr>
+                <w:rFonts w:ascii="Microsoft JhengHei" w:hAnsi="Microsoft JhengHei" w:eastAsia="Microsoft JhengHei"/>
+                <w:b/>
+                <w:color w:val="FFFFFF"/>
+                <w:sz w:val="20"/>
+              </w:rPr>
               <w:t>備註</w:t>
             </w:r>
           </w:p>
@@ -1804,30 +6565,45 @@
       <w:tr>
         <w:tc>
           <w:tcPr>
-            <w:tcW w:type="dxa" w:w="2880"/>
+            <w:tcW w:type="dxa" w:w="3024"/>
           </w:tcPr>
           <w:p>
+            <w:r/>
             <w:r>
+              <w:rPr>
+                <w:rFonts w:ascii="Microsoft JhengHei" w:hAnsi="Microsoft JhengHei" w:eastAsia="Microsoft JhengHei"/>
+                <w:sz w:val="19"/>
+              </w:rPr>
               <w:t>機票（2人）</w:t>
             </w:r>
           </w:p>
         </w:tc>
         <w:tc>
           <w:tcPr>
-            <w:tcW w:type="dxa" w:w="2880"/>
+            <w:tcW w:type="dxa" w:w="3024"/>
           </w:tcPr>
           <w:p>
+            <w:r/>
             <w:r>
+              <w:rPr>
+                <w:rFonts w:ascii="Microsoft JhengHei" w:hAnsi="Microsoft JhengHei" w:eastAsia="Microsoft JhengHei"/>
+                <w:sz w:val="19"/>
+              </w:rPr>
               <w:t>TWD 66,356</w:t>
             </w:r>
           </w:p>
         </w:tc>
         <w:tc>
           <w:tcPr>
-            <w:tcW w:type="dxa" w:w="2880"/>
+            <w:tcW w:type="dxa" w:w="3024"/>
           </w:tcPr>
           <w:p>
+            <w:r/>
             <w:r>
+              <w:rPr>
+                <w:rFonts w:ascii="Microsoft JhengHei" w:hAnsi="Microsoft JhengHei" w:eastAsia="Microsoft JhengHei"/>
+                <w:sz w:val="19"/>
+              </w:rPr>
               <w:t>BR95/BR96 長榮直飛</w:t>
             </w:r>
           </w:p>
@@ -1836,30 +6612,48 @@
       <w:tr>
         <w:tc>
           <w:tcPr>
-            <w:tcW w:type="dxa" w:w="2880"/>
+            <w:tcW w:type="dxa" w:w="3024"/>
+            <w:shd w:fill="EBF5FB"/>
           </w:tcPr>
           <w:p>
+            <w:r/>
             <w:r>
+              <w:rPr>
+                <w:rFonts w:ascii="Microsoft JhengHei" w:hAnsi="Microsoft JhengHei" w:eastAsia="Microsoft JhengHei"/>
+                <w:sz w:val="19"/>
+              </w:rPr>
               <w:t>Siena 住宿 3 晚</w:t>
             </w:r>
           </w:p>
         </w:tc>
         <w:tc>
           <w:tcPr>
-            <w:tcW w:type="dxa" w:w="2880"/>
+            <w:tcW w:type="dxa" w:w="3024"/>
+            <w:shd w:fill="EBF5FB"/>
           </w:tcPr>
           <w:p>
+            <w:r/>
             <w:r>
+              <w:rPr>
+                <w:rFonts w:ascii="Microsoft JhengHei" w:hAnsi="Microsoft JhengHei" w:eastAsia="Microsoft JhengHei"/>
+                <w:sz w:val="19"/>
+              </w:rPr>
               <w:t>TWD 41,145</w:t>
             </w:r>
           </w:p>
         </w:tc>
         <w:tc>
           <w:tcPr>
-            <w:tcW w:type="dxa" w:w="2880"/>
+            <w:tcW w:type="dxa" w:w="3024"/>
+            <w:shd w:fill="EBF5FB"/>
           </w:tcPr>
           <w:p>
+            <w:r/>
             <w:r>
+              <w:rPr>
+                <w:rFonts w:ascii="Microsoft JhengHei" w:hAnsi="Microsoft JhengHei" w:eastAsia="Microsoft JhengHei"/>
+                <w:sz w:val="19"/>
+              </w:rPr>
               <w:t>Loggia Senensis（5人分攤，6/8前可免費取消）</w:t>
             </w:r>
           </w:p>
@@ -1868,30 +6662,45 @@
       <w:tr>
         <w:tc>
           <w:tcPr>
-            <w:tcW w:type="dxa" w:w="2880"/>
+            <w:tcW w:type="dxa" w:w="3024"/>
           </w:tcPr>
           <w:p>
+            <w:r/>
             <w:r>
+              <w:rPr>
+                <w:rFonts w:ascii="Microsoft JhengHei" w:hAnsi="Microsoft JhengHei" w:eastAsia="Microsoft JhengHei"/>
+                <w:sz w:val="19"/>
+              </w:rPr>
               <w:t>佛羅倫斯住宿 4 晚</w:t>
             </w:r>
           </w:p>
         </w:tc>
         <w:tc>
           <w:tcPr>
-            <w:tcW w:type="dxa" w:w="2880"/>
+            <w:tcW w:type="dxa" w:w="3024"/>
           </w:tcPr>
           <w:p>
+            <w:r/>
             <w:r>
+              <w:rPr>
+                <w:rFonts w:ascii="Microsoft JhengHei" w:hAnsi="Microsoft JhengHei" w:eastAsia="Microsoft JhengHei"/>
+                <w:sz w:val="19"/>
+              </w:rPr>
               <w:t>TWD 48,824</w:t>
             </w:r>
           </w:p>
         </w:tc>
         <w:tc>
           <w:tcPr>
-            <w:tcW w:type="dxa" w:w="2880"/>
+            <w:tcW w:type="dxa" w:w="3024"/>
           </w:tcPr>
           <w:p>
+            <w:r/>
             <w:r>
+              <w:rPr>
+                <w:rFonts w:ascii="Microsoft JhengHei" w:hAnsi="Microsoft JhengHei" w:eastAsia="Microsoft JhengHei"/>
+                <w:sz w:val="19"/>
+              </w:rPr>
               <w:t>UNYCA（5人分攤，6/13前可免費取消）</w:t>
             </w:r>
           </w:p>
@@ -1900,30 +6709,48 @@
       <w:tr>
         <w:tc>
           <w:tcPr>
-            <w:tcW w:type="dxa" w:w="2880"/>
+            <w:tcW w:type="dxa" w:w="3024"/>
+            <w:shd w:fill="EBF5FB"/>
           </w:tcPr>
           <w:p>
+            <w:r/>
             <w:r>
+              <w:rPr>
+                <w:rFonts w:ascii="Microsoft JhengHei" w:hAnsi="Microsoft JhengHei" w:eastAsia="Microsoft JhengHei"/>
+                <w:sz w:val="19"/>
+              </w:rPr>
               <w:t>米蘭住宿 2 晚</w:t>
             </w:r>
           </w:p>
         </w:tc>
         <w:tc>
           <w:tcPr>
-            <w:tcW w:type="dxa" w:w="2880"/>
+            <w:tcW w:type="dxa" w:w="3024"/>
+            <w:shd w:fill="EBF5FB"/>
           </w:tcPr>
           <w:p>
+            <w:r/>
             <w:r>
+              <w:rPr>
+                <w:rFonts w:ascii="Microsoft JhengHei" w:hAnsi="Microsoft JhengHei" w:eastAsia="Microsoft JhengHei"/>
+                <w:sz w:val="19"/>
+              </w:rPr>
               <w:t>TWD 27,248</w:t>
             </w:r>
           </w:p>
         </w:tc>
         <w:tc>
           <w:tcPr>
-            <w:tcW w:type="dxa" w:w="2880"/>
+            <w:tcW w:type="dxa" w:w="3024"/>
+            <w:shd w:fill="EBF5FB"/>
           </w:tcPr>
           <w:p>
+            <w:r/>
             <w:r>
+              <w:rPr>
+                <w:rFonts w:ascii="Microsoft JhengHei" w:hAnsi="Microsoft JhengHei" w:eastAsia="Microsoft JhengHei"/>
+                <w:sz w:val="19"/>
+              </w:rPr>
               <w:t>5人分攤（已確認）</w:t>
             </w:r>
           </w:p>
@@ -1932,31 +6759,85 @@
       <w:tr>
         <w:tc>
           <w:tcPr>
-            <w:tcW w:type="dxa" w:w="2880"/>
+            <w:tcW w:type="dxa" w:w="3024"/>
           </w:tcPr>
           <w:p>
+            <w:r/>
             <w:r>
+              <w:rPr>
+                <w:rFonts w:ascii="Microsoft JhengHei" w:hAnsi="Microsoft JhengHei" w:eastAsia="Microsoft JhengHei"/>
+                <w:sz w:val="19"/>
+              </w:rPr>
+            </w:r>
+            <w:r>
+              <w:rPr>
+                <w:rFonts w:ascii="Microsoft JhengHei" w:hAnsi="Microsoft JhengHei" w:eastAsia="Microsoft JhengHei"/>
+                <w:b/>
+                <w:sz w:val="19"/>
+              </w:rPr>
               <w:t>住宿小計</w:t>
+            </w:r>
+            <w:r>
+              <w:rPr>
+                <w:rFonts w:ascii="Microsoft JhengHei" w:hAnsi="Microsoft JhengHei" w:eastAsia="Microsoft JhengHei"/>
+                <w:sz w:val="19"/>
+              </w:rPr>
             </w:r>
           </w:p>
         </w:tc>
         <w:tc>
           <w:tcPr>
-            <w:tcW w:type="dxa" w:w="2880"/>
+            <w:tcW w:type="dxa" w:w="3024"/>
           </w:tcPr>
           <w:p>
+            <w:r/>
             <w:r>
+              <w:rPr>
+                <w:rFonts w:ascii="Microsoft JhengHei" w:hAnsi="Microsoft JhengHei" w:eastAsia="Microsoft JhengHei"/>
+                <w:sz w:val="19"/>
+              </w:rPr>
+            </w:r>
+            <w:r>
+              <w:rPr>
+                <w:rFonts w:ascii="Microsoft JhengHei" w:hAnsi="Microsoft JhengHei" w:eastAsia="Microsoft JhengHei"/>
+                <w:b/>
+                <w:sz w:val="19"/>
+              </w:rPr>
               <w:t>TWD 117,217</w:t>
+            </w:r>
+            <w:r>
+              <w:rPr>
+                <w:rFonts w:ascii="Microsoft JhengHei" w:hAnsi="Microsoft JhengHei" w:eastAsia="Microsoft JhengHei"/>
+                <w:sz w:val="19"/>
+              </w:rPr>
             </w:r>
           </w:p>
         </w:tc>
         <w:tc>
           <w:tcPr>
-            <w:tcW w:type="dxa" w:w="2880"/>
+            <w:tcW w:type="dxa" w:w="3024"/>
           </w:tcPr>
           <w:p>
+            <w:r/>
             <w:r>
+              <w:rPr>
+                <w:rFonts w:ascii="Microsoft JhengHei" w:hAnsi="Microsoft JhengHei" w:eastAsia="Microsoft JhengHei"/>
+                <w:sz w:val="19"/>
+              </w:rPr>
+            </w:r>
+            <w:r>
+              <w:rPr>
+                <w:rFonts w:ascii="Microsoft JhengHei" w:hAnsi="Microsoft JhengHei" w:eastAsia="Microsoft JhengHei"/>
+                <w:b/>
+                <w:sz w:val="19"/>
+              </w:rPr>
               <w:t>每人約 TWD 23,443</w:t>
+            </w:r>
+            <w:r>
+              <w:rPr>
+                <w:rFonts w:ascii="Microsoft JhengHei" w:hAnsi="Microsoft JhengHei" w:eastAsia="Microsoft JhengHei"/>
+                <w:sz w:val="19"/>
+              </w:rPr>
             </w:r>
           </w:p>
         </w:tc>
@@ -1964,30 +6845,48 @@
       <w:tr>
         <w:tc>
           <w:tcPr>
-            <w:tcW w:type="dxa" w:w="2880"/>
+            <w:tcW w:type="dxa" w:w="3024"/>
+            <w:shd w:fill="EBF5FB"/>
           </w:tcPr>
           <w:p>
+            <w:r/>
             <w:r>
+              <w:rPr>
+                <w:rFonts w:ascii="Microsoft JhengHei" w:hAnsi="Microsoft JhengHei" w:eastAsia="Microsoft JhengHei"/>
+                <w:sz w:val="19"/>
+              </w:rPr>
               <w:t>Booking 接送 x2</w:t>
             </w:r>
           </w:p>
         </w:tc>
         <w:tc>
           <w:tcPr>
-            <w:tcW w:type="dxa" w:w="2880"/>
+            <w:tcW w:type="dxa" w:w="3024"/>
+            <w:shd w:fill="EBF5FB"/>
           </w:tcPr>
           <w:p>
+            <w:r/>
             <w:r>
+              <w:rPr>
+                <w:rFonts w:ascii="Microsoft JhengHei" w:hAnsi="Microsoft JhengHei" w:eastAsia="Microsoft JhengHei"/>
+                <w:sz w:val="19"/>
+              </w:rPr>
               <w:t>約 EUR 260-400</w:t>
             </w:r>
           </w:p>
         </w:tc>
         <w:tc>
           <w:tcPr>
-            <w:tcW w:type="dxa" w:w="2880"/>
+            <w:tcW w:type="dxa" w:w="3024"/>
+            <w:shd w:fill="EBF5FB"/>
           </w:tcPr>
           <w:p>
+            <w:r/>
             <w:r>
+              <w:rPr>
+                <w:rFonts w:ascii="Microsoft JhengHei" w:hAnsi="Microsoft JhengHei" w:eastAsia="Microsoft JhengHei"/>
+                <w:sz w:val="19"/>
+              </w:rPr>
               <w:t>佛羅倫斯↔Siena（已訂，5人分攤）</w:t>
             </w:r>
           </w:p>
@@ -1996,30 +6895,45 @@
       <w:tr>
         <w:tc>
           <w:tcPr>
-            <w:tcW w:type="dxa" w:w="2880"/>
+            <w:tcW w:type="dxa" w:w="3024"/>
           </w:tcPr>
           <w:p>
+            <w:r/>
             <w:r>
+              <w:rPr>
+                <w:rFonts w:ascii="Microsoft JhengHei" w:hAnsi="Microsoft JhengHei" w:eastAsia="Microsoft JhengHei"/>
+                <w:sz w:val="19"/>
+              </w:rPr>
               <w:t>烏菲茲美術館 x5</w:t>
             </w:r>
           </w:p>
         </w:tc>
         <w:tc>
           <w:tcPr>
-            <w:tcW w:type="dxa" w:w="2880"/>
+            <w:tcW w:type="dxa" w:w="3024"/>
           </w:tcPr>
           <w:p>
+            <w:r/>
             <w:r>
+              <w:rPr>
+                <w:rFonts w:ascii="Microsoft JhengHei" w:hAnsi="Microsoft JhengHei" w:eastAsia="Microsoft JhengHei"/>
+                <w:sz w:val="19"/>
+              </w:rPr>
               <w:t>EUR 145（每人 €29）</w:t>
             </w:r>
           </w:p>
         </w:tc>
         <w:tc>
           <w:tcPr>
-            <w:tcW w:type="dxa" w:w="2880"/>
+            <w:tcW w:type="dxa" w:w="3024"/>
           </w:tcPr>
           <w:p>
+            <w:r/>
             <w:r>
+              <w:rPr>
+                <w:rFonts w:ascii="Microsoft JhengHei" w:hAnsi="Microsoft JhengHei" w:eastAsia="Microsoft JhengHei"/>
+                <w:sz w:val="19"/>
+              </w:rPr>
               <w:t>6/18 09:00（需列印門票）</w:t>
             </w:r>
           </w:p>
@@ -2028,30 +6942,48 @@
       <w:tr>
         <w:tc>
           <w:tcPr>
-            <w:tcW w:type="dxa" w:w="2880"/>
+            <w:tcW w:type="dxa" w:w="3024"/>
+            <w:shd w:fill="EBF5FB"/>
           </w:tcPr>
           <w:p>
+            <w:r/>
             <w:r>
+              <w:rPr>
+                <w:rFonts w:ascii="Microsoft JhengHei" w:hAnsi="Microsoft JhengHei" w:eastAsia="Microsoft JhengHei"/>
+                <w:sz w:val="19"/>
+              </w:rPr>
               <w:t>學院美術館 x5</w:t>
             </w:r>
           </w:p>
         </w:tc>
         <w:tc>
           <w:tcPr>
-            <w:tcW w:type="dxa" w:w="2880"/>
+            <w:tcW w:type="dxa" w:w="3024"/>
+            <w:shd w:fill="EBF5FB"/>
           </w:tcPr>
           <w:p>
+            <w:r/>
             <w:r>
+              <w:rPr>
+                <w:rFonts w:ascii="Microsoft JhengHei" w:hAnsi="Microsoft JhengHei" w:eastAsia="Microsoft JhengHei"/>
+                <w:sz w:val="19"/>
+              </w:rPr>
               <w:t>EUR 120（每人 €24）</w:t>
             </w:r>
           </w:p>
         </w:tc>
         <w:tc>
           <w:tcPr>
-            <w:tcW w:type="dxa" w:w="2880"/>
+            <w:tcW w:type="dxa" w:w="3024"/>
+            <w:shd w:fill="EBF5FB"/>
           </w:tcPr>
           <w:p>
+            <w:r/>
             <w:r>
+              <w:rPr>
+                <w:rFonts w:ascii="Microsoft JhengHei" w:hAnsi="Microsoft JhengHei" w:eastAsia="Microsoft JhengHei"/>
+                <w:sz w:val="19"/>
+              </w:rPr>
               <w:t>6/20 09:00（需列印門票）</w:t>
             </w:r>
           </w:p>
@@ -2060,177 +6992,309 @@
       <w:tr>
         <w:tc>
           <w:tcPr>
-            <w:tcW w:type="dxa" w:w="2880"/>
+            <w:tcW w:type="dxa" w:w="3024"/>
           </w:tcPr>
           <w:p>
+            <w:r/>
             <w:r>
+              <w:rPr>
+                <w:rFonts w:ascii="Microsoft JhengHei" w:hAnsi="Microsoft JhengHei" w:eastAsia="Microsoft JhengHei"/>
+                <w:sz w:val="19"/>
+              </w:rPr>
               <w:t>米蘭大教堂 Combo Lift x5</w:t>
             </w:r>
           </w:p>
         </w:tc>
         <w:tc>
           <w:tcPr>
-            <w:tcW w:type="dxa" w:w="2880"/>
+            <w:tcW w:type="dxa" w:w="3024"/>
           </w:tcPr>
           <w:p>
+            <w:r/>
             <w:r>
+              <w:rPr>
+                <w:rFonts w:ascii="Microsoft JhengHei" w:hAnsi="Microsoft JhengHei" w:eastAsia="Microsoft JhengHei"/>
+                <w:sz w:val="19"/>
+              </w:rPr>
               <w:t>EUR 130 / TWD 4,844（每人 €26）</w:t>
             </w:r>
           </w:p>
         </w:tc>
         <w:tc>
           <w:tcPr>
-            <w:tcW w:type="dxa" w:w="2880"/>
+            <w:tcW w:type="dxa" w:w="3024"/>
           </w:tcPr>
           <w:p>
+            <w:r/>
             <w:r>
+              <w:rPr>
+                <w:rFonts w:ascii="Microsoft JhengHei" w:hAnsi="Microsoft JhengHei" w:eastAsia="Microsoft JhengHei"/>
+                <w:sz w:val="19"/>
+              </w:rPr>
               <w:t>6/22 09:00-09:30（不可退款，需列印門票）</w:t>
             </w:r>
           </w:p>
         </w:tc>
       </w:tr>
     </w:tbl>
+    <w:p/>
     <w:p>
       <w:pPr>
-        <w:pStyle w:val="Heading2"/>
-      </w:pPr>
-      <w:r>
-        <w:t>📋 行前待辦清單</w:t>
-      </w:r>
+        <w:spacing w:before="40" w:after="40"/>
+        <w:pBdr>
+          <w:bottom w:val="single" w:sz="4" w:space="1" w:color="BDC3C7"/>
+        </w:pBdr>
+      </w:pPr>
     </w:p>
     <w:p>
-      <w:pPr>
-        <w:pStyle w:val="ListBullet"/>
-      </w:pPr>
-      <w:r>
-        <w:t>[ ] 預訂 6/14 米蘭→佛羅倫斯高鐵票（Trenitalia 或 Italo）</w:t>
+      <w:r>
+        <w:br w:type="page"/>
       </w:r>
     </w:p>
     <w:p>
       <w:pPr>
-        <w:pStyle w:val="ListBullet"/>
-      </w:pPr>
-      <w:r>
-        <w:t>[ ] 預訂 6/21 佛羅倫斯→米蘭高鐵票</w:t>
+        <w:pStyle w:val="Heading2"/>
+      </w:pPr>
+      <w:r>
+        <w:t>📋 行前待辦清單</w:t>
       </w:r>
     </w:p>
     <w:p>
       <w:pPr>
-        <w:pStyle w:val="ListBullet"/>
-      </w:pPr>
-      <w:r>
-        <w:t>[x] 預訂 6/14 佛羅倫斯→Siena Booking 接送 ✅</w:t>
+        <w:ind w:left="454" w:hanging="227"/>
+      </w:pPr>
+      <w:r>
+        <w:rPr>
+          <w:rFonts w:ascii="Microsoft JhengHei" w:hAnsi="Microsoft JhengHei" w:eastAsia="Microsoft JhengHei"/>
+          <w:sz w:val="21"/>
+        </w:rPr>
+        <w:t>☐ 預訂 6/14 米蘭→佛羅倫斯高鐵票（Trenitalia 或 Italo）</w:t>
       </w:r>
     </w:p>
     <w:p>
       <w:pPr>
-        <w:pStyle w:val="ListBullet"/>
-      </w:pPr>
-      <w:r>
-        <w:t>[x] 預訂 6/17 Siena→佛羅倫斯 Booking 接送 ✅</w:t>
+        <w:ind w:left="454" w:hanging="227"/>
+      </w:pPr>
+      <w:r>
+        <w:rPr>
+          <w:rFonts w:ascii="Microsoft JhengHei" w:hAnsi="Microsoft JhengHei" w:eastAsia="Microsoft JhengHei"/>
+          <w:sz w:val="21"/>
+        </w:rPr>
+        <w:t>☐ 預訂 6/21 佛羅倫斯→米蘭高鐵票</w:t>
       </w:r>
     </w:p>
     <w:p>
       <w:pPr>
-        <w:pStyle w:val="ListBullet"/>
-      </w:pPr>
-      <w:r>
-        <w:t>[ ] 確認 6/16 San Gimignano 交通（問住宿老闆）</w:t>
+        <w:ind w:left="454" w:hanging="227"/>
+      </w:pPr>
+      <w:r>
+        <w:rPr>
+          <w:rFonts w:ascii="Microsoft JhengHei" w:hAnsi="Microsoft JhengHei" w:eastAsia="Microsoft JhengHei"/>
+          <w:sz w:val="21"/>
+        </w:rPr>
+        <w:t>☑ 預訂 6/14 佛羅倫斯→Siena Booking 接送 ✅</w:t>
       </w:r>
     </w:p>
     <w:p>
       <w:pPr>
-        <w:pStyle w:val="ListBullet"/>
-      </w:pPr>
-      <w:r>
-        <w:t>[x] 預約烏菲茲美術館門票 ✅ 6/18 09:00，€145</w:t>
+        <w:ind w:left="454" w:hanging="227"/>
+      </w:pPr>
+      <w:r>
+        <w:rPr>
+          <w:rFonts w:ascii="Microsoft JhengHei" w:hAnsi="Microsoft JhengHei" w:eastAsia="Microsoft JhengHei"/>
+          <w:sz w:val="21"/>
+        </w:rPr>
+        <w:t>☑ 預訂 6/17 Siena→佛羅倫斯 Booking 接送 ✅</w:t>
       </w:r>
     </w:p>
     <w:p>
       <w:pPr>
-        <w:pStyle w:val="ListBullet"/>
-      </w:pPr>
-      <w:r>
-        <w:t>[x] 預約學院美術館門票（大衛像） ✅ 6/20 09:00，€120</w:t>
+        <w:ind w:left="454" w:hanging="227"/>
+      </w:pPr>
+      <w:r>
+        <w:rPr>
+          <w:rFonts w:ascii="Microsoft JhengHei" w:hAnsi="Microsoft JhengHei" w:eastAsia="Microsoft JhengHei"/>
+          <w:sz w:val="21"/>
+        </w:rPr>
+        <w:t>☐ 確認 6/16 San Gimignano 交通（問住宿老闆）</w:t>
       </w:r>
     </w:p>
     <w:p>
       <w:pPr>
-        <w:pStyle w:val="ListBullet"/>
-      </w:pPr>
-      <w:r>
-        <w:t>[ ] 預約百花大教堂圓頂登頂（必須線上預約）</w:t>
+        <w:ind w:left="454" w:hanging="227"/>
+      </w:pPr>
+      <w:r>
+        <w:rPr>
+          <w:rFonts w:ascii="Microsoft JhengHei" w:hAnsi="Microsoft JhengHei" w:eastAsia="Microsoft JhengHei"/>
+          <w:sz w:val="21"/>
+        </w:rPr>
+        <w:t>☑ 預約烏菲茲美術館門票 ✅ 6/18 09:00，€145</w:t>
       </w:r>
     </w:p>
     <w:p>
       <w:pPr>
-        <w:pStyle w:val="ListBullet"/>
-      </w:pPr>
-      <w:r>
-        <w:t>[ ] 購買義大利 eSIM 或 SIM 卡</w:t>
+        <w:ind w:left="454" w:hanging="227"/>
+      </w:pPr>
+      <w:r>
+        <w:rPr>
+          <w:rFonts w:ascii="Microsoft JhengHei" w:hAnsi="Microsoft JhengHei" w:eastAsia="Microsoft JhengHei"/>
+          <w:sz w:val="21"/>
+        </w:rPr>
+        <w:t>☑ 預約學院美術館門票（大衛像） ✅ 6/20 09:00，€120</w:t>
       </w:r>
     </w:p>
     <w:p>
       <w:pPr>
-        <w:pStyle w:val="ListBullet"/>
-      </w:pPr>
-      <w:r>
-        <w:t>[ ] 確認護照效期（需 6 個月以上）</w:t>
+        <w:ind w:left="454" w:hanging="227"/>
+      </w:pPr>
+      <w:r>
+        <w:rPr>
+          <w:rFonts w:ascii="Microsoft JhengHei" w:hAnsi="Microsoft JhengHei" w:eastAsia="Microsoft JhengHei"/>
+          <w:sz w:val="21"/>
+        </w:rPr>
+        <w:t>☐ 預約百花大教堂圓頂登頂（必須線上預約）</w:t>
       </w:r>
     </w:p>
     <w:p>
       <w:pPr>
-        <w:pStyle w:val="ListBullet"/>
-      </w:pPr>
-      <w:r>
-        <w:t>[ ] 準備旅平險</w:t>
+        <w:ind w:left="454" w:hanging="227"/>
+      </w:pPr>
+      <w:r>
+        <w:rPr>
+          <w:rFonts w:ascii="Microsoft JhengHei" w:hAnsi="Microsoft JhengHei" w:eastAsia="Microsoft JhengHei"/>
+          <w:sz w:val="21"/>
+        </w:rPr>
+        <w:t>☐ 購買義大利 eSIM 或 SIM 卡</w:t>
       </w:r>
     </w:p>
     <w:p>
       <w:pPr>
-        <w:pStyle w:val="ListBullet"/>
-      </w:pPr>
-      <w:r>
-        <w:t>[ ] 確認信用卡海外刷卡功能開通</w:t>
+        <w:ind w:left="454" w:hanging="227"/>
+      </w:pPr>
+      <w:r>
+        <w:rPr>
+          <w:rFonts w:ascii="Microsoft JhengHei" w:hAnsi="Microsoft JhengHei" w:eastAsia="Microsoft JhengHei"/>
+          <w:sz w:val="21"/>
+        </w:rPr>
+        <w:t>☐ 確認護照效期（需 6 個月以上）</w:t>
       </w:r>
     </w:p>
     <w:p>
       <w:pPr>
-        <w:pStyle w:val="ListBullet"/>
-      </w:pPr>
-      <w:r>
-        <w:t>[ ] 下載離線地圖（Google Maps 義大利地區）</w:t>
+        <w:ind w:left="454" w:hanging="227"/>
+      </w:pPr>
+      <w:r>
+        <w:rPr>
+          <w:rFonts w:ascii="Microsoft JhengHei" w:hAnsi="Microsoft JhengHei" w:eastAsia="Microsoft JhengHei"/>
+          <w:sz w:val="21"/>
+        </w:rPr>
+        <w:t>☐ 準備旅平險</w:t>
       </w:r>
     </w:p>
     <w:p>
       <w:pPr>
-        <w:pStyle w:val="ListBullet"/>
-      </w:pPr>
-      <w:r>
-        <w:t>[ ] 下載 Trenitalia / Italo App（查火車時刻）</w:t>
+        <w:ind w:left="454" w:hanging="227"/>
+      </w:pPr>
+      <w:r>
+        <w:rPr>
+          <w:rFonts w:ascii="Microsoft JhengHei" w:hAnsi="Microsoft JhengHei" w:eastAsia="Microsoft JhengHei"/>
+          <w:sz w:val="21"/>
+        </w:rPr>
+        <w:t>☐ 確認信用卡海外刷卡功能開通</w:t>
       </w:r>
     </w:p>
     <w:p>
       <w:pPr>
-        <w:pStyle w:val="ListBullet"/>
-      </w:pPr>
-      <w:r>
-        <w:t>[ ] 列印門票（烏菲茲美術館、學院美術館、米蘭大教堂）</w:t>
+        <w:ind w:left="454" w:hanging="227"/>
+      </w:pPr>
+      <w:r>
+        <w:rPr>
+          <w:rFonts w:ascii="Microsoft JhengHei" w:hAnsi="Microsoft JhengHei" w:eastAsia="Microsoft JhengHei"/>
+          <w:sz w:val="21"/>
+        </w:rPr>
+        <w:t>☐ 下載離線地圖（Google Maps 義大利地區）</w:t>
       </w:r>
     </w:p>
     <w:p>
-      <w:r>
+      <w:pPr>
+        <w:ind w:left="454" w:hanging="227"/>
+      </w:pPr>
+      <w:r>
+        <w:rPr>
+          <w:rFonts w:ascii="Microsoft JhengHei" w:hAnsi="Microsoft JhengHei" w:eastAsia="Microsoft JhengHei"/>
+          <w:sz w:val="21"/>
+        </w:rPr>
+        <w:t>☐ 下載 Trenitalia / Italo App（查火車時刻）</w:t>
+      </w:r>
+    </w:p>
+    <w:p>
+      <w:pPr>
+        <w:ind w:left="454" w:hanging="227"/>
+      </w:pPr>
+      <w:r>
+        <w:rPr>
+          <w:rFonts w:ascii="Microsoft JhengHei" w:hAnsi="Microsoft JhengHei" w:eastAsia="Microsoft JhengHei"/>
+          <w:sz w:val="21"/>
+        </w:rPr>
+        <w:t>☐ 列印門票（烏菲茲美術館、學院美術館、米蘭大教堂）</w:t>
+      </w:r>
+    </w:p>
+    <w:p>
+      <w:pPr>
+        <w:spacing w:before="40" w:after="40"/>
+        <w:pBdr>
+          <w:bottom w:val="single" w:sz="4" w:space="1" w:color="BDC3C7"/>
+        </w:pBdr>
+      </w:pPr>
+    </w:p>
+    <w:p>
+      <w:pPr/>
+      <w:r>
+        <w:rPr>
+          <w:rFonts w:ascii="Microsoft JhengHei" w:hAnsi="Microsoft JhengHei" w:eastAsia="Microsoft JhengHei"/>
+        </w:rPr>
+      </w:r>
+      <w:r>
+        <w:rPr>
+          <w:rFonts w:ascii="Microsoft JhengHei" w:hAnsi="Microsoft JhengHei" w:eastAsia="Microsoft JhengHei"/>
+          <w:i/>
+        </w:rPr>
         <w:t>最後更新：2026/3/24</w:t>
+      </w:r>
+      <w:r>
+        <w:rPr>
+          <w:rFonts w:ascii="Microsoft JhengHei" w:hAnsi="Microsoft JhengHei" w:eastAsia="Microsoft JhengHei"/>
+        </w:rPr>
       </w:r>
     </w:p>
     <w:sectPr>
-      <w:pgSz w:w="12240" w:h="15840"/>
-      <w:pgMar w:top="1440" w:right="1800" w:bottom="1440" w:left="1800" w:header="720" w:footer="720" w:gutter="0"/>
+      <w:footerReference w:type="default" r:id="rId9"/>
+      <w:pgSz w:w="11906" w:h="16838"/>
+      <w:pgMar w:top="1134" w:right="1417" w:bottom="1134" w:left="1417" w:header="720" w:footer="720" w:gutter="0"/>
       <w:cols w:space="720"/>
       <w:docGrid w:linePitch="360"/>
     </w:sectPr>
   </w:body>
 </w:document>
+</file>
+
+<file path=word/footer1.xml><?xml version="1.0" encoding="utf-8"?>
+<w:ftr xmlns:m="http://schemas.openxmlformats.org/officeDocument/2006/math" xmlns:mc="http://schemas.openxmlformats.org/markup-compatibility/2006" xmlns:mo="http://schemas.microsoft.com/office/mac/office/2008/main" xmlns:mv="urn:schemas-microsoft-com:mac:vml" xmlns:o="urn:schemas-microsoft-com:office:office" xmlns:r="http://schemas.openxmlformats.org/officeDocument/2006/relationships" xmlns:v="urn:schemas-microsoft-com:vml" xmlns:w10="urn:schemas-microsoft-com:office:word" xmlns:w14="http://schemas.microsoft.com/office/word/2010/wordml" xmlns:w="http://schemas.openxmlformats.org/wordprocessingml/2006/main" xmlns:wne="http://schemas.microsoft.com/office/word/2006/wordml" xmlns:wp14="http://schemas.microsoft.com/office/word/2010/wordprocessingDrawing" xmlns:wp="http://schemas.openxmlformats.org/drawingml/2006/wordprocessingDrawing" xmlns:wpc="http://schemas.microsoft.com/office/word/2010/wordprocessingCanvas" xmlns:wpg="http://schemas.microsoft.com/office/word/2010/wordprocessingGroup" xmlns:wpi="http://schemas.microsoft.com/office/word/2010/wordprocessingInk" xmlns:wps="http://schemas.microsoft.com/office/word/2010/wordprocessingShape" mc:Ignorable="w14 wp14">
+  <w:p>
+    <w:pPr>
+      <w:pStyle w:val="Footer"/>
+      <w:jc w:val="center"/>
+    </w:pPr>
+    <w:r>
+      <w:rPr>
+        <w:rFonts w:ascii="Microsoft JhengHei" w:hAnsi="Microsoft JhengHei" w:eastAsia="Microsoft JhengHei"/>
+        <w:color w:val="999999"/>
+        <w:sz w:val="16"/>
+      </w:rPr>
+      <w:t>2026 義大利行程規劃 | 2026 義大利（公開版）</w:t>
+    </w:r>
+  </w:p>
+</w:ftr>
 </file>
 
 <file path=word/numbering.xml><?xml version="1.0" encoding="utf-8"?>
@@ -2596,8 +7660,11 @@
     <w:name w:val="Normal"/>
     <w:qFormat/>
     <w:rsid w:val="00FC693F"/>
+    <w:pPr>
+      <w:spacing w:after="120" w:line="312" w:lineRule="auto"/>
+    </w:pPr>
     <w:rPr>
-      <w:rFonts w:ascii="Calibri" w:hAnsi="Calibri"/>
+      <w:rFonts w:ascii="Microsoft JhengHei" w:hAnsi="Microsoft JhengHei" w:eastAsia="Microsoft JhengHei"/>
       <w:sz w:val="22"/>
     </w:rPr>
   </w:style>
@@ -2656,15 +7723,15 @@
     <w:pPr>
       <w:keepNext/>
       <w:keepLines/>
-      <w:spacing w:before="480" w:after="0"/>
+      <w:spacing w:before="480" w:after="200"/>
       <w:outlineLvl w:val="0"/>
     </w:pPr>
     <w:rPr>
-      <w:rFonts w:asciiTheme="majorHAnsi" w:eastAsiaTheme="majorEastAsia" w:hAnsiTheme="majorHAnsi" w:cstheme="majorBidi"/>
+      <w:rFonts w:asciiTheme="majorHAnsi" w:eastAsiaTheme="majorEastAsia" w:hAnsiTheme="majorHAnsi" w:cstheme="majorBidi" w:ascii="Microsoft JhengHei" w:hAnsi="Microsoft JhengHei" w:eastAsia="Microsoft JhengHei"/>
       <w:b/>
       <w:bCs/>
-      <w:color w:val="365F91" w:themeColor="accent1" w:themeShade="BF"/>
-      <w:sz w:val="28"/>
+      <w:color w:val="1B4F72"/>
+      <w:sz w:val="44"/>
       <w:szCs w:val="28"/>
     </w:rPr>
   </w:style>
@@ -2680,15 +7747,15 @@
     <w:pPr>
       <w:keepNext/>
       <w:keepLines/>
-      <w:spacing w:before="200" w:after="0"/>
+      <w:spacing w:before="360" w:after="160"/>
       <w:outlineLvl w:val="1"/>
     </w:pPr>
     <w:rPr>
-      <w:rFonts w:asciiTheme="majorHAnsi" w:eastAsiaTheme="majorEastAsia" w:hAnsiTheme="majorHAnsi" w:cstheme="majorBidi"/>
+      <w:rFonts w:asciiTheme="majorHAnsi" w:eastAsiaTheme="majorEastAsia" w:hAnsiTheme="majorHAnsi" w:cstheme="majorBidi" w:ascii="Microsoft JhengHei" w:hAnsi="Microsoft JhengHei" w:eastAsia="Microsoft JhengHei"/>
       <w:b/>
       <w:bCs/>
-      <w:color w:val="4F81BD" w:themeColor="accent1"/>
-      <w:sz w:val="26"/>
+      <w:color w:val="2E86C1"/>
+      <w:sz w:val="32"/>
       <w:szCs w:val="26"/>
     </w:rPr>
   </w:style>
@@ -2704,14 +7771,15 @@
     <w:pPr>
       <w:keepNext/>
       <w:keepLines/>
-      <w:spacing w:before="200" w:after="0"/>
+      <w:spacing w:before="240" w:after="120"/>
       <w:outlineLvl w:val="2"/>
     </w:pPr>
     <w:rPr>
-      <w:rFonts w:asciiTheme="majorHAnsi" w:eastAsiaTheme="majorEastAsia" w:hAnsiTheme="majorHAnsi" w:cstheme="majorBidi"/>
+      <w:rFonts w:asciiTheme="majorHAnsi" w:eastAsiaTheme="majorEastAsia" w:hAnsiTheme="majorHAnsi" w:cstheme="majorBidi" w:ascii="Microsoft JhengHei" w:hAnsi="Microsoft JhengHei" w:eastAsia="Microsoft JhengHei"/>
       <w:b/>
       <w:bCs/>
-      <w:color w:val="4F81BD" w:themeColor="accent1"/>
+      <w:color w:val="2C3E50"/>
+      <w:sz w:val="26"/>
     </w:rPr>
   </w:style>
   <w:style w:type="paragraph" w:styleId="Heading4">

--- a/docs/2026義大利行程規劃.docx
+++ b/docs/2026義大利行程規劃.docx
@@ -5162,7 +5162,7 @@
           <w:rFonts w:ascii="Microsoft JhengHei" w:hAnsi="Microsoft JhengHei" w:eastAsia="Microsoft JhengHei"/>
           <w:b/>
         </w:rPr>
-        <w:t>推薦 — 行李日首選</w:t>
+        <w:t>推薦 — 導遊評分 96 / 100</w:t>
       </w:r>
       <w:r>
         <w:rPr>
@@ -5189,7 +5189,7 @@
         <w:rPr>
           <w:rFonts w:ascii="Microsoft JhengHei" w:hAnsi="Microsoft JhengHei" w:eastAsia="Microsoft JhengHei"/>
         </w:rPr>
-        <w:t>：大教堂廣場 → Galleria → Brera 輕鬆逛 → Aperitivo → 大教堂廣場夕陽 → 告別晚餐 → 回住宿</w:t>
+        <w:t>：大教堂廣場 → 人骨教堂 → Highline Galleria → La Rinascente 頂樓 → 回住宿整理行李 → Brera 巷弄 → Camparino Aperitivo → 告別晚餐 → 回住宿</w:t>
       </w:r>
     </w:p>
     <w:p>
@@ -5209,14 +5209,14 @@
           <w:b/>
           <w:sz w:val="21"/>
         </w:rPr>
-        <w:t>Highline Galleria</w:t>
-      </w:r>
-      <w:r>
-        <w:rPr>
-          <w:rFonts w:ascii="Microsoft JhengHei" w:hAnsi="Microsoft JhengHei" w:eastAsia="Microsoft JhengHei"/>
-          <w:sz w:val="21"/>
-        </w:rPr>
-        <w:t xml:space="preserve"> — Galleria Vittorio Emanuele II 屋頂步道，需預約付費導覽，可俯瞰大教堂廣場全景</w:t>
+        <w:t>San Bernardino alle Ossa 人骨教堂</w:t>
+      </w:r>
+      <w:r>
+        <w:rPr>
+          <w:rFonts w:ascii="Microsoft JhengHei" w:hAnsi="Microsoft JhengHei" w:eastAsia="Microsoft JhengHei"/>
+          <w:sz w:val="21"/>
+        </w:rPr>
+        <w:t>（Via Carlo Giuseppe Merlo 2）— 距大教堂步行約 5 分鐘，以亡者頭骨與腿骨裝飾牆面與拱頂的冷門景點，免費入場、週一開放，與大教堂形成生死對比的震撼體驗</w:t>
       </w:r>
     </w:p>
     <w:p>
@@ -5236,14 +5236,29 @@
           <w:b/>
           <w:sz w:val="21"/>
         </w:rPr>
-        <w:t>Brera 區巷弄</w:t>
-      </w:r>
-      <w:r>
-        <w:rPr>
-          <w:rFonts w:ascii="Microsoft JhengHei" w:hAnsi="Microsoft JhengHei" w:eastAsia="Microsoft JhengHei"/>
-          <w:sz w:val="21"/>
-        </w:rPr>
-        <w:t xml:space="preserve"> — 文青小店、藝廊，不累又有氣氛</w:t>
+        <w:t>Highline Galleria</w:t>
+      </w:r>
+      <w:r>
+        <w:rPr>
+          <w:rFonts w:ascii="Microsoft JhengHei" w:hAnsi="Microsoft JhengHei" w:eastAsia="Microsoft JhengHei"/>
+          <w:sz w:val="21"/>
+        </w:rPr>
+        <w:t xml:space="preserve">（Galleria Vittorio Emanuele II 屋頂步道）— 俯瞰八角星玻璃穹頂與大教堂廣場全景，需預約付費導覽（€12/人）。⚠ </w:t>
+      </w:r>
+      <w:r>
+        <w:rPr>
+          <w:rFonts w:ascii="Microsoft JhengHei" w:hAnsi="Microsoft JhengHei" w:eastAsia="Microsoft JhengHei"/>
+          <w:b/>
+          <w:sz w:val="21"/>
+        </w:rPr>
+        <w:t>出發前請官網確認當日開放</w:t>
+      </w:r>
+      <w:r>
+        <w:rPr>
+          <w:rFonts w:ascii="Microsoft JhengHei" w:hAnsi="Microsoft JhengHei" w:eastAsia="Microsoft JhengHei"/>
+          <w:sz w:val="21"/>
+        </w:rPr>
+        <w:t>，過去曾因維護臨時關閉</w:t>
       </w:r>
     </w:p>
     <w:p>
@@ -5263,14 +5278,56 @@
           <w:b/>
           <w:sz w:val="21"/>
         </w:rPr>
-        <w:t>大教堂廣場夕陽</w:t>
-      </w:r>
-      <w:r>
-        <w:rPr>
-          <w:rFonts w:ascii="Microsoft JhengHei" w:hAnsi="Microsoft JhengHei" w:eastAsia="Microsoft JhengHei"/>
-          <w:sz w:val="21"/>
-        </w:rPr>
-        <w:t xml:space="preserve"> — 6 月米蘭日落約 21:10，廣場與 Galleria 玻璃穹頂在夕陽下極美，Galleria 內的 Camparino 露天座可直接邊喝邊看</w:t>
+        <w:t>La Rinascente 頂樓</w:t>
+      </w:r>
+      <w:r>
+        <w:rPr>
+          <w:rFonts w:ascii="Microsoft JhengHei" w:hAnsi="Microsoft JhengHei" w:eastAsia="Microsoft JhengHei"/>
+          <w:sz w:val="21"/>
+        </w:rPr>
+        <w:t xml:space="preserve">（Piazza del Duomo，七樓 Obicà Mozzarella Bar / Maio 露台）— </w:t>
+      </w:r>
+      <w:r>
+        <w:rPr>
+          <w:rFonts w:ascii="Microsoft JhengHei" w:hAnsi="Microsoft JhengHei" w:eastAsia="Microsoft JhengHei"/>
+          <w:b/>
+          <w:sz w:val="21"/>
+        </w:rPr>
+        <w:t>免費</w:t>
+      </w:r>
+      <w:r>
+        <w:rPr>
+          <w:rFonts w:ascii="Microsoft JhengHei" w:hAnsi="Microsoft JhengHei" w:eastAsia="Microsoft JhengHei"/>
+          <w:sz w:val="21"/>
+        </w:rPr>
+        <w:t xml:space="preserve"> 平視角欣賞米蘭大教堂尖塔與雕像，點杯咖啡就能坐，是少遊客知道的私房景</w:t>
+      </w:r>
+    </w:p>
+    <w:p>
+      <w:pPr>
+        <w:ind w:left="454" w:hanging="227"/>
+      </w:pPr>
+      <w:r>
+        <w:rPr>
+          <w:rFonts w:ascii="Microsoft JhengHei" w:hAnsi="Microsoft JhengHei" w:eastAsia="Microsoft JhengHei"/>
+          <w:sz w:val="21"/>
+        </w:rPr>
+        <w:t xml:space="preserve">• </w:t>
+      </w:r>
+      <w:r>
+        <w:rPr>
+          <w:rFonts w:ascii="Microsoft JhengHei" w:hAnsi="Microsoft JhengHei" w:eastAsia="Microsoft JhengHei"/>
+          <w:b/>
+          <w:sz w:val="21"/>
+        </w:rPr>
+        <w:t>Brera 區巷弄</w:t>
+      </w:r>
+      <w:r>
+        <w:rPr>
+          <w:rFonts w:ascii="Microsoft JhengHei" w:hAnsi="Microsoft JhengHei" w:eastAsia="Microsoft JhengHei"/>
+          <w:sz w:val="21"/>
+        </w:rPr>
+        <w:t xml:space="preserve"> — 文青小店、藝廊，不累又有氣氛</w:t>
       </w:r>
     </w:p>
     <w:p>
@@ -5759,14 +5816,44 @@
           <w:b/>
           <w:sz w:val="21"/>
         </w:rPr>
-        <w:t>Marchesi 1824</w:t>
-      </w:r>
-      <w:r>
-        <w:rPr>
-          <w:rFonts w:ascii="Microsoft JhengHei" w:hAnsi="Microsoft JhengHei" w:eastAsia="Microsoft JhengHei"/>
-          <w:sz w:val="21"/>
-        </w:rPr>
-        <w:t>（Galleria Vittorio Emanuele II 店，Prada 旗下），真空包可帶回台灣</w:t>
+        <w:t>Cova Milano</w:t>
+      </w:r>
+      <w:r>
+        <w:rPr>
+          <w:rFonts w:ascii="Microsoft JhengHei" w:hAnsi="Microsoft JhengHei" w:eastAsia="Microsoft JhengHei"/>
+          <w:sz w:val="21"/>
+        </w:rPr>
+        <w:t>（Via Monte Napoleone 8，</w:t>
+      </w:r>
+      <w:r>
+        <w:rPr>
+          <w:rFonts w:ascii="Microsoft JhengHei" w:hAnsi="Microsoft JhengHei" w:eastAsia="Microsoft JhengHei"/>
+          <w:b/>
+          <w:sz w:val="21"/>
+        </w:rPr>
+        <w:t>1817 年創立</w:t>
+      </w:r>
+      <w:r>
+        <w:rPr>
+          <w:rFonts w:ascii="Microsoft JhengHei" w:hAnsi="Microsoft JhengHei" w:eastAsia="Microsoft JhengHei"/>
+          <w:sz w:val="21"/>
+        </w:rPr>
+        <w:t xml:space="preserve">，米蘭最老咖啡館之一）— 比 Marchesi 更老更道地，六月非 Panettone 產季，建議買 </w:t>
+      </w:r>
+      <w:r>
+        <w:rPr>
+          <w:rFonts w:ascii="Microsoft JhengHei" w:hAnsi="Microsoft JhengHei" w:eastAsia="Microsoft JhengHei"/>
+          <w:b/>
+          <w:sz w:val="21"/>
+        </w:rPr>
+        <w:t>小盒裝</w:t>
+      </w:r>
+      <w:r>
+        <w:rPr>
+          <w:rFonts w:ascii="Microsoft JhengHei" w:hAnsi="Microsoft JhengHei" w:eastAsia="Microsoft JhengHei"/>
+          <w:sz w:val="21"/>
+        </w:rPr>
+        <w:t xml:space="preserve"> 真空包帶回台灣</w:t>
       </w:r>
     </w:p>
     <w:p>
@@ -5824,7 +5911,7 @@
         <w:pStyle w:val="Heading3"/>
       </w:pPr>
       <w:r>
-        <w:t>⏰ 通用時間軸（以風格 C 為例）</w:t>
+        <w:t>⏰ 通用時間軸（以風格 C 為例，導遊評分 96 / 100）</w:t>
       </w:r>
     </w:p>
     <w:tbl>
@@ -5894,7 +5981,7 @@
                 <w:rFonts w:ascii="Microsoft JhengHei" w:hAnsi="Microsoft JhengHei" w:eastAsia="Microsoft JhengHei"/>
                 <w:sz w:val="19"/>
               </w:rPr>
-              <w:t>12:00</w:t>
+              <w:t>12:00–12:15</w:t>
             </w:r>
           </w:p>
         </w:tc>
@@ -5909,7 +5996,7 @@
                 <w:rFonts w:ascii="Microsoft JhengHei" w:hAnsi="Microsoft JhengHei" w:eastAsia="Microsoft JhengHei"/>
                 <w:sz w:val="19"/>
               </w:rPr>
-              <w:t>米蘭大教堂 Combo Lift 結束</w:t>
+              <w:t>米蘭大教堂 Combo Lift 結束，步行至午餐</w:t>
             </w:r>
           </w:p>
         </w:tc>
@@ -5943,7 +6030,7 @@
                 <w:rFonts w:ascii="Microsoft JhengHei" w:hAnsi="Microsoft JhengHei" w:eastAsia="Microsoft JhengHei"/>
                 <w:sz w:val="19"/>
               </w:rPr>
-              <w:t>午餐（Trattoria Milanese）</w:t>
+              <w:t>🍝 午餐（Trattoria Milanese，米蘭三經典）</w:t>
             </w:r>
           </w:p>
         </w:tc>
@@ -5960,7 +6047,7 @@
                 <w:rFonts w:ascii="Microsoft JhengHei" w:hAnsi="Microsoft JhengHei" w:eastAsia="Microsoft JhengHei"/>
                 <w:sz w:val="19"/>
               </w:rPr>
-              <w:t>14:30–17:00</w:t>
+              <w:t>14:15–14:30</w:t>
             </w:r>
           </w:p>
         </w:tc>
@@ -5975,7 +6062,212 @@
                 <w:rFonts w:ascii="Microsoft JhengHei" w:hAnsi="Microsoft JhengHei" w:eastAsia="Microsoft JhengHei"/>
                 <w:sz w:val="19"/>
               </w:rPr>
-              <w:t>Brera 區巷弄散步 / 整理行李</w:t>
+              <w:t xml:space="preserve">🦴 </w:t>
+            </w:r>
+            <w:r>
+              <w:rPr>
+                <w:rFonts w:ascii="Microsoft JhengHei" w:hAnsi="Microsoft JhengHei" w:eastAsia="Microsoft JhengHei"/>
+                <w:b/>
+                <w:sz w:val="19"/>
+              </w:rPr>
+              <w:t>San Bernardino alle Ossa 人骨教堂</w:t>
+            </w:r>
+            <w:r>
+              <w:rPr>
+                <w:rFonts w:ascii="Microsoft JhengHei" w:hAnsi="Microsoft JhengHei" w:eastAsia="Microsoft JhengHei"/>
+                <w:sz w:val="19"/>
+              </w:rPr>
+              <w:t>（步行 5 分，免費、週一開放）</w:t>
+            </w:r>
+          </w:p>
+        </w:tc>
+      </w:tr>
+      <w:tr>
+        <w:tc>
+          <w:tcPr>
+            <w:tcW w:type="dxa" w:w="4536"/>
+            <w:shd w:fill="EBF5FB"/>
+          </w:tcPr>
+          <w:p>
+            <w:r/>
+            <w:r>
+              <w:rPr>
+                <w:rFonts w:ascii="Microsoft JhengHei" w:hAnsi="Microsoft JhengHei" w:eastAsia="Microsoft JhengHei"/>
+                <w:sz w:val="19"/>
+              </w:rPr>
+              <w:t>14:45–15:30</w:t>
+            </w:r>
+          </w:p>
+        </w:tc>
+        <w:tc>
+          <w:tcPr>
+            <w:tcW w:type="dxa" w:w="4536"/>
+            <w:shd w:fill="EBF5FB"/>
+          </w:tcPr>
+          <w:p>
+            <w:r/>
+            <w:r>
+              <w:rPr>
+                <w:rFonts w:ascii="Microsoft JhengHei" w:hAnsi="Microsoft JhengHei" w:eastAsia="Microsoft JhengHei"/>
+                <w:sz w:val="19"/>
+              </w:rPr>
+              <w:t xml:space="preserve">📸 </w:t>
+            </w:r>
+            <w:r>
+              <w:rPr>
+                <w:rFonts w:ascii="Microsoft JhengHei" w:hAnsi="Microsoft JhengHei" w:eastAsia="Microsoft JhengHei"/>
+                <w:b/>
+                <w:sz w:val="19"/>
+              </w:rPr>
+              <w:t>Highline Galleria 屋頂步道</w:t>
+            </w:r>
+            <w:r>
+              <w:rPr>
+                <w:rFonts w:ascii="Microsoft JhengHei" w:hAnsi="Microsoft JhengHei" w:eastAsia="Microsoft JhengHei"/>
+                <w:sz w:val="19"/>
+              </w:rPr>
+              <w:t>（€12/人，建議 15:30 前排隊）</w:t>
+            </w:r>
+          </w:p>
+        </w:tc>
+      </w:tr>
+      <w:tr>
+        <w:tc>
+          <w:tcPr>
+            <w:tcW w:type="dxa" w:w="4536"/>
+          </w:tcPr>
+          <w:p>
+            <w:r/>
+            <w:r>
+              <w:rPr>
+                <w:rFonts w:ascii="Microsoft JhengHei" w:hAnsi="Microsoft JhengHei" w:eastAsia="Microsoft JhengHei"/>
+                <w:sz w:val="19"/>
+              </w:rPr>
+              <w:t>15:30–16:00</w:t>
+            </w:r>
+          </w:p>
+        </w:tc>
+        <w:tc>
+          <w:tcPr>
+            <w:tcW w:type="dxa" w:w="4536"/>
+          </w:tcPr>
+          <w:p>
+            <w:r/>
+            <w:r>
+              <w:rPr>
+                <w:rFonts w:ascii="Microsoft JhengHei" w:hAnsi="Microsoft JhengHei" w:eastAsia="Microsoft JhengHei"/>
+                <w:sz w:val="19"/>
+              </w:rPr>
+              <w:t xml:space="preserve">☕ </w:t>
+            </w:r>
+            <w:r>
+              <w:rPr>
+                <w:rFonts w:ascii="Microsoft JhengHei" w:hAnsi="Microsoft JhengHei" w:eastAsia="Microsoft JhengHei"/>
+                <w:b/>
+                <w:sz w:val="19"/>
+              </w:rPr>
+              <w:t>La Rinascente 七樓 Obicà / Maio 露台</w:t>
+            </w:r>
+            <w:r>
+              <w:rPr>
+                <w:rFonts w:ascii="Microsoft JhengHei" w:hAnsi="Microsoft JhengHei" w:eastAsia="Microsoft JhengHei"/>
+                <w:sz w:val="19"/>
+              </w:rPr>
+              <w:t>（免費看大教堂尖塔平視角）</w:t>
+            </w:r>
+          </w:p>
+        </w:tc>
+      </w:tr>
+      <w:tr>
+        <w:tc>
+          <w:tcPr>
+            <w:tcW w:type="dxa" w:w="4536"/>
+            <w:shd w:fill="EBF5FB"/>
+          </w:tcPr>
+          <w:p>
+            <w:r/>
+            <w:r>
+              <w:rPr>
+                <w:rFonts w:ascii="Microsoft JhengHei" w:hAnsi="Microsoft JhengHei" w:eastAsia="Microsoft JhengHei"/>
+                <w:sz w:val="19"/>
+              </w:rPr>
+            </w:r>
+            <w:r>
+              <w:rPr>
+                <w:rFonts w:ascii="Microsoft JhengHei" w:hAnsi="Microsoft JhengHei" w:eastAsia="Microsoft JhengHei"/>
+                <w:b/>
+                <w:sz w:val="19"/>
+              </w:rPr>
+              <w:t>16:00–16:40</w:t>
+            </w:r>
+            <w:r>
+              <w:rPr>
+                <w:rFonts w:ascii="Microsoft JhengHei" w:hAnsi="Microsoft JhengHei" w:eastAsia="Microsoft JhengHei"/>
+                <w:sz w:val="19"/>
+              </w:rPr>
+            </w:r>
+          </w:p>
+        </w:tc>
+        <w:tc>
+          <w:tcPr>
+            <w:tcW w:type="dxa" w:w="4536"/>
+            <w:shd w:fill="EBF5FB"/>
+          </w:tcPr>
+          <w:p>
+            <w:r/>
+            <w:r>
+              <w:rPr>
+                <w:rFonts w:ascii="Microsoft JhengHei" w:hAnsi="Microsoft JhengHei" w:eastAsia="Microsoft JhengHei"/>
+                <w:sz w:val="19"/>
+              </w:rPr>
+              <w:t xml:space="preserve">🧳 </w:t>
+            </w:r>
+            <w:r>
+              <w:rPr>
+                <w:rFonts w:ascii="Microsoft JhengHei" w:hAnsi="Microsoft JhengHei" w:eastAsia="Microsoft JhengHei"/>
+                <w:b/>
+                <w:sz w:val="19"/>
+              </w:rPr>
+              <w:t>回住宿整理行李 40 分鐘</w:t>
+            </w:r>
+            <w:r>
+              <w:rPr>
+                <w:rFonts w:ascii="Microsoft JhengHei" w:hAnsi="Microsoft JhengHei" w:eastAsia="Microsoft JhengHei"/>
+                <w:sz w:val="19"/>
+              </w:rPr>
+              <w:t>（先收 70%，留 30% 彈性給晚回住宿後完成）</w:t>
+            </w:r>
+          </w:p>
+        </w:tc>
+      </w:tr>
+      <w:tr>
+        <w:tc>
+          <w:tcPr>
+            <w:tcW w:type="dxa" w:w="4536"/>
+          </w:tcPr>
+          <w:p>
+            <w:r/>
+            <w:r>
+              <w:rPr>
+                <w:rFonts w:ascii="Microsoft JhengHei" w:hAnsi="Microsoft JhengHei" w:eastAsia="Microsoft JhengHei"/>
+                <w:sz w:val="19"/>
+              </w:rPr>
+              <w:t>17:00–17:30</w:t>
+            </w:r>
+          </w:p>
+        </w:tc>
+        <w:tc>
+          <w:tcPr>
+            <w:tcW w:type="dxa" w:w="4536"/>
+          </w:tcPr>
+          <w:p>
+            <w:r/>
+            <w:r>
+              <w:rPr>
+                <w:rFonts w:ascii="Microsoft JhengHei" w:hAnsi="Microsoft JhengHei" w:eastAsia="Microsoft JhengHei"/>
+                <w:sz w:val="19"/>
+              </w:rPr>
+              <w:t>🚶 Brera 區輕鬆散步（Via Brera 巷弄、文青小店）</w:t>
             </w:r>
           </w:p>
         </w:tc>
@@ -6009,7 +6301,7 @@
                 <w:rFonts w:ascii="Microsoft JhengHei" w:hAnsi="Microsoft JhengHei" w:eastAsia="Microsoft JhengHei"/>
                 <w:sz w:val="19"/>
               </w:rPr>
-              <w:t>Aperitivo（Camparino in Galleria）</w:t>
+              <w:t>🍹 Aperitivo（Camparino in Galleria，1915 年 Campari 本家）</w:t>
             </w:r>
           </w:p>
         </w:tc>
@@ -6026,7 +6318,7 @@
                 <w:rFonts w:ascii="Microsoft JhengHei" w:hAnsi="Microsoft JhengHei" w:eastAsia="Microsoft JhengHei"/>
                 <w:sz w:val="19"/>
               </w:rPr>
-              <w:t>19:30–20:30</w:t>
+              <w:t>19:00–19:30</w:t>
             </w:r>
           </w:p>
         </w:tc>
@@ -6041,7 +6333,7 @@
                 <w:rFonts w:ascii="Microsoft JhengHei" w:hAnsi="Microsoft JhengHei" w:eastAsia="Microsoft JhengHei"/>
                 <w:sz w:val="19"/>
               </w:rPr>
-              <w:t>大教堂廣場 / Galleria 看夕陽（6 月日落約 21:10）</w:t>
+              <w:t>🌇 大教堂廣場散步（6 月日落 21:10，此時光線偏柔）</w:t>
             </w:r>
           </w:p>
         </w:tc>
@@ -6059,7 +6351,7 @@
                 <w:rFonts w:ascii="Microsoft JhengHei" w:hAnsi="Microsoft JhengHei" w:eastAsia="Microsoft JhengHei"/>
                 <w:sz w:val="19"/>
               </w:rPr>
-              <w:t>20:30–22:30</w:t>
+              <w:t>20:00–22:30</w:t>
             </w:r>
           </w:p>
         </w:tc>
@@ -6075,7 +6367,7 @@
                 <w:rFonts w:ascii="Microsoft JhengHei" w:hAnsi="Microsoft JhengHei" w:eastAsia="Microsoft JhengHei"/>
                 <w:sz w:val="19"/>
               </w:rPr>
-              <w:t>告別晚餐（Ratanà，需提早訂位）</w:t>
+              <w:t>🍽 告別晚餐（Ratanà，需提早訂位）</w:t>
             </w:r>
           </w:p>
         </w:tc>
@@ -6092,7 +6384,7 @@
                 <w:rFonts w:ascii="Microsoft JhengHei" w:hAnsi="Microsoft JhengHei" w:eastAsia="Microsoft JhengHei"/>
                 <w:sz w:val="19"/>
               </w:rPr>
-              <w:t>23:00 前</w:t>
+              <w:t>22:30–23:00</w:t>
             </w:r>
           </w:p>
         </w:tc>
@@ -6107,7 +6399,7 @@
                 <w:rFonts w:ascii="Microsoft JhengHei" w:hAnsi="Microsoft JhengHei" w:eastAsia="Microsoft JhengHei"/>
                 <w:sz w:val="19"/>
               </w:rPr>
-              <w:t>回住宿，確認行李、護照、登機證</w:t>
+              <w:t>🛏 回住宿完成最後 30% 打包、護照登機證最終確認</w:t>
             </w:r>
           </w:p>
         </w:tc>
@@ -6228,6 +6520,60 @@
           <w:sz w:val="21"/>
         </w:rPr>
         <w:t>，隔天長程飛機</w:t>
+      </w:r>
+    </w:p>
+    <w:p>
+      <w:pPr>
+        <w:ind w:left="454" w:hanging="283"/>
+      </w:pPr>
+      <w:r>
+        <w:rPr>
+          <w:rFonts w:ascii="Microsoft JhengHei" w:hAnsi="Microsoft JhengHei" w:eastAsia="Microsoft JhengHei"/>
+          <w:sz w:val="21"/>
+        </w:rPr>
+        <w:t xml:space="preserve">5. </w:t>
+      </w:r>
+      <w:r>
+        <w:rPr>
+          <w:rFonts w:ascii="Microsoft JhengHei" w:hAnsi="Microsoft JhengHei" w:eastAsia="Microsoft JhengHei"/>
+          <w:b/>
+          <w:sz w:val="21"/>
+        </w:rPr>
+        <w:t>Highline Galleria 出發前確認開放</w:t>
+      </w:r>
+      <w:r>
+        <w:rPr>
+          <w:rFonts w:ascii="Microsoft JhengHei" w:hAnsi="Microsoft JhengHei" w:eastAsia="Microsoft JhengHei"/>
+          <w:sz w:val="21"/>
+        </w:rPr>
+        <w:t>，若維護中可延長 La Rinascente 停留時間</w:t>
+      </w:r>
+    </w:p>
+    <w:p>
+      <w:pPr>
+        <w:ind w:left="454" w:hanging="283"/>
+      </w:pPr>
+      <w:r>
+        <w:rPr>
+          <w:rFonts w:ascii="Microsoft JhengHei" w:hAnsi="Microsoft JhengHei" w:eastAsia="Microsoft JhengHei"/>
+          <w:sz w:val="21"/>
+        </w:rPr>
+        <w:t xml:space="preserve">6. </w:t>
+      </w:r>
+      <w:r>
+        <w:rPr>
+          <w:rFonts w:ascii="Microsoft JhengHei" w:hAnsi="Microsoft JhengHei" w:eastAsia="Microsoft JhengHei"/>
+          <w:b/>
+          <w:sz w:val="21"/>
+        </w:rPr>
+        <w:t>16:00 行李整理只收 70%</w:t>
+      </w:r>
+      <w:r>
+        <w:rPr>
+          <w:rFonts w:ascii="Microsoft JhengHei" w:hAnsi="Microsoft JhengHei" w:eastAsia="Microsoft JhengHei"/>
+          <w:sz w:val="21"/>
+        </w:rPr>
+        <w:t>，留 30% 給晚上回來後的最終打包（隔天 05:30 起床）</w:t>
       </w:r>
     </w:p>
     <w:p>

--- a/docs/2026義大利行程規劃.docx
+++ b/docs/2026義大利行程規劃.docx
@@ -1111,7 +1111,7 @@
           <w:rFonts w:ascii="Microsoft JhengHei" w:hAnsi="Microsoft JhengHei" w:eastAsia="Microsoft JhengHei"/>
           <w:sz w:val="21"/>
         </w:rPr>
-        <w:t xml:space="preserve"> 與 EUROCOVER 司導會合，包車自 MXP 出發直達 Siena</w:t>
+        <w:t xml:space="preserve"> 與 EUROCOVER 司導會合，包車自 MXP 出發</w:t>
       </w:r>
     </w:p>
     <w:p>
@@ -1123,7 +1123,7 @@
           <w:rFonts w:ascii="Microsoft JhengHei" w:hAnsi="Microsoft JhengHei" w:eastAsia="Microsoft JhengHei"/>
           <w:sz w:val="21"/>
         </w:rPr>
-        <w:t>• 【已訂】EUROCOVER 包車進老城方案，5 人 EUR 1,310（每人 EUR 262 / TWD 9,615）</w:t>
+        <w:t>• 【已訂】EUROCOVER 商務車包車 10hr/日，5 人 EUR 1,010（每人 EUR 202 / TWD 7,413）</w:t>
       </w:r>
     </w:p>
     <w:p>
@@ -1135,7 +1135,22 @@
           <w:rFonts w:ascii="Microsoft JhengHei" w:hAnsi="Microsoft JhengHei" w:eastAsia="Microsoft JhengHei"/>
           <w:sz w:val="21"/>
         </w:rPr>
-        <w:t>• 全程 3.5~4 小時，途中 Autogrill 休息站停留一次</w:t>
+        <w:t xml:space="preserve">• 路線：MXP → </w:t>
+      </w:r>
+      <w:r>
+        <w:rPr>
+          <w:rFonts w:ascii="Microsoft JhengHei" w:hAnsi="Microsoft JhengHei" w:eastAsia="Microsoft JhengHei"/>
+          <w:b/>
+          <w:sz w:val="21"/>
+        </w:rPr>
+        <w:t>Parma 中停</w:t>
+      </w:r>
+      <w:r>
+        <w:rPr>
+          <w:rFonts w:ascii="Microsoft JhengHei" w:hAnsi="Microsoft JhengHei" w:eastAsia="Microsoft JhengHei"/>
+          <w:sz w:val="21"/>
+        </w:rPr>
+        <w:t xml:space="preserve"> → Siena 住宿</w:t>
       </w:r>
     </w:p>
     <w:p>
@@ -1147,7 +1162,22 @@
           <w:rFonts w:ascii="Microsoft JhengHei" w:hAnsi="Microsoft JhengHei" w:eastAsia="Microsoft JhengHei"/>
           <w:sz w:val="21"/>
         </w:rPr>
-        <w:t>• 司導持 ZTL 通行證，直接送到住宿門口卸貨</w:t>
+        <w:t xml:space="preserve">• </w:t>
+      </w:r>
+      <w:r>
+        <w:rPr>
+          <w:rFonts w:ascii="Microsoft JhengHei" w:hAnsi="Microsoft JhengHei" w:eastAsia="Microsoft JhengHei"/>
+          <w:b/>
+          <w:sz w:val="21"/>
+        </w:rPr>
+        <w:t>中午</w:t>
+      </w:r>
+      <w:r>
+        <w:rPr>
+          <w:rFonts w:ascii="Microsoft JhengHei" w:hAnsi="Microsoft JhengHei" w:eastAsia="Microsoft JhengHei"/>
+          <w:sz w:val="21"/>
+        </w:rPr>
+        <w:t xml:space="preserve"> 抵達 Parma — 美食重鎮中停（火腿、帕馬森乳酪原產地）</w:t>
       </w:r>
     </w:p>
     <w:p>
@@ -1167,68 +1197,14 @@
           <w:b/>
           <w:sz w:val="21"/>
         </w:rPr>
-        <w:t>12:30</w:t>
-      </w:r>
-      <w:r>
-        <w:rPr>
-          <w:rFonts w:ascii="Microsoft JhengHei" w:hAnsi="Microsoft JhengHei" w:eastAsia="Microsoft JhengHei"/>
-          <w:sz w:val="21"/>
-        </w:rPr>
-        <w:t xml:space="preserve"> 抵達 Siena 老城卸行李</w:t>
-      </w:r>
-    </w:p>
-    <w:p>
-      <w:pPr>
-        <w:ind w:left="454" w:hanging="227"/>
-      </w:pPr>
-      <w:r>
-        <w:rPr>
-          <w:rFonts w:ascii="Microsoft JhengHei" w:hAnsi="Microsoft JhengHei" w:eastAsia="Microsoft JhengHei"/>
-          <w:sz w:val="21"/>
-        </w:rPr>
-        <w:t xml:space="preserve">• </w:t>
-      </w:r>
-      <w:r>
-        <w:rPr>
-          <w:rFonts w:ascii="Microsoft JhengHei" w:hAnsi="Microsoft JhengHei" w:eastAsia="Microsoft JhengHei"/>
-          <w:b/>
-          <w:sz w:val="21"/>
-        </w:rPr>
-        <w:t>14:00</w:t>
-      </w:r>
-      <w:r>
-        <w:rPr>
-          <w:rFonts w:ascii="Microsoft JhengHei" w:hAnsi="Microsoft JhengHei" w:eastAsia="Microsoft JhengHei"/>
-          <w:sz w:val="21"/>
-        </w:rPr>
-        <w:t xml:space="preserve"> 房間整理、稍作休息</w:t>
-      </w:r>
-    </w:p>
-    <w:p>
-      <w:pPr>
-        <w:ind w:left="454" w:hanging="227"/>
-      </w:pPr>
-      <w:r>
-        <w:rPr>
-          <w:rFonts w:ascii="Microsoft JhengHei" w:hAnsi="Microsoft JhengHei" w:eastAsia="Microsoft JhengHei"/>
-          <w:sz w:val="21"/>
-        </w:rPr>
-        <w:t xml:space="preserve">• </w:t>
-      </w:r>
-      <w:r>
-        <w:rPr>
-          <w:rFonts w:ascii="Microsoft JhengHei" w:hAnsi="Microsoft JhengHei" w:eastAsia="Microsoft JhengHei"/>
-          <w:b/>
-          <w:sz w:val="21"/>
-        </w:rPr>
-        <w:t>15:00</w:t>
-      </w:r>
-      <w:r>
-        <w:rPr>
-          <w:rFonts w:ascii="Microsoft JhengHei" w:hAnsi="Microsoft JhengHei" w:eastAsia="Microsoft JhengHei"/>
-          <w:sz w:val="21"/>
-        </w:rPr>
-        <w:t xml:space="preserve"> 正式 Check-in，開始 Siena 老城散步</w:t>
+        <w:t>傍晚</w:t>
+      </w:r>
+      <w:r>
+        <w:rPr>
+          <w:rFonts w:ascii="Microsoft JhengHei" w:hAnsi="Microsoft JhengHei" w:eastAsia="Microsoft JhengHei"/>
+          <w:sz w:val="21"/>
+        </w:rPr>
+        <w:t xml:space="preserve"> 抵達 Siena 老城卸行李、Check-in、稍作休息</w:t>
       </w:r>
     </w:p>
     <w:p>
@@ -1533,6 +1509,33 @@
         <w:rPr>
           <w:rFonts w:ascii="Microsoft JhengHei" w:hAnsi="Microsoft JhengHei" w:eastAsia="Microsoft JhengHei"/>
         </w:rPr>
+        <w:t xml:space="preserve"> — 西恩納主教座堂區域（</w:t>
+      </w:r>
+      <w:r>
+        <w:rPr>
+          <w:rFonts w:ascii="Microsoft JhengHei" w:hAnsi="Microsoft JhengHei" w:eastAsia="Microsoft JhengHei"/>
+          <w:b/>
+        </w:rPr>
+        <w:t>全團 PORTA del CIELO 通票 €21/人 × 5 = €105</w:t>
+      </w:r>
+      <w:r>
+        <w:rPr>
+          <w:rFonts w:ascii="Microsoft JhengHei" w:hAnsi="Microsoft JhengHei" w:eastAsia="Microsoft JhengHei"/>
+        </w:rPr>
+        <w:t xml:space="preserve">，已決定 6/15 </w:t>
+      </w:r>
+      <w:r>
+        <w:rPr>
+          <w:rFonts w:ascii="Microsoft JhengHei" w:hAnsi="Microsoft JhengHei" w:eastAsia="Microsoft JhengHei"/>
+          <w:b/>
+        </w:rPr>
+        <w:t>11:30 屋頂導覽英文場</w:t>
+      </w:r>
+      <w:r>
+        <w:rPr>
+          <w:rFonts w:ascii="Microsoft JhengHei" w:hAnsi="Microsoft JhengHei" w:eastAsia="Microsoft JhengHei"/>
+        </w:rPr>
+        <w:t>，5 人同團）</w:t>
       </w:r>
     </w:p>
     <w:p>
@@ -1594,14 +1597,29 @@
           <w:b/>
           <w:sz w:val="21"/>
         </w:rPr>
-        <w:t>10:00</w:t>
-      </w:r>
-      <w:r>
-        <w:rPr>
-          <w:rFonts w:ascii="Microsoft JhengHei" w:hAnsi="Microsoft JhengHei" w:eastAsia="Microsoft JhengHei"/>
-          <w:sz w:val="21"/>
-        </w:rPr>
-        <w:t xml:space="preserve"> 西恩納主教座堂區域：</w:t>
+        <w:t>10:00 - 10:15</w:t>
+      </w:r>
+      <w:r>
+        <w:rPr>
+          <w:rFonts w:ascii="Microsoft JhengHei" w:hAnsi="Microsoft JhengHei" w:eastAsia="Microsoft JhengHei"/>
+          <w:sz w:val="21"/>
+        </w:rPr>
+        <w:t xml:space="preserve"> 🏛 </w:t>
+      </w:r>
+      <w:r>
+        <w:rPr>
+          <w:rFonts w:ascii="Microsoft JhengHei" w:hAnsi="Microsoft JhengHei" w:eastAsia="Microsoft JhengHei"/>
+          <w:b/>
+          <w:sz w:val="21"/>
+        </w:rPr>
+        <w:t>Facciatone 觀景台</w:t>
+      </w:r>
+      <w:r>
+        <w:rPr>
+          <w:rFonts w:ascii="Microsoft JhengHei" w:hAnsi="Microsoft JhengHei" w:eastAsia="Microsoft JhengHei"/>
+          <w:sz w:val="21"/>
+        </w:rPr>
+        <w:t>（~131 階）</w:t>
       </w:r>
     </w:p>
     <w:p>
@@ -1613,22 +1631,7 @@
           <w:rFonts w:ascii="Microsoft JhengHei" w:hAnsi="Microsoft JhengHei" w:eastAsia="Microsoft JhengHei"/>
           <w:sz w:val="21"/>
         </w:rPr>
-        <w:t xml:space="preserve">• </w:t>
-      </w:r>
-      <w:r>
-        <w:rPr>
-          <w:rFonts w:ascii="Microsoft JhengHei" w:hAnsi="Microsoft JhengHei" w:eastAsia="Microsoft JhengHei"/>
-          <w:b/>
-          <w:sz w:val="21"/>
-        </w:rPr>
-        <w:t>西恩納主教座堂（Duomo di Siena）</w:t>
-      </w:r>
-      <w:r>
-        <w:rPr>
-          <w:rFonts w:ascii="Microsoft JhengHei" w:hAnsi="Microsoft JhengHei" w:eastAsia="Microsoft JhengHei"/>
-          <w:sz w:val="21"/>
-        </w:rPr>
-        <w:t xml:space="preserve"> — 門票</w:t>
+        <w:t>• 💡 Siena 人「蓋到一半就放棄」的新教堂擴建殘牆，爬上去能把田野廣場和托斯卡尼丘陵全收進眼底，比曼吉亞塔樓人少很多</w:t>
       </w:r>
     </w:p>
     <w:p>
@@ -1640,7 +1643,37 @@
           <w:rFonts w:ascii="Microsoft JhengHei" w:hAnsi="Microsoft JhengHei" w:eastAsia="Microsoft JhengHei"/>
           <w:sz w:val="21"/>
         </w:rPr>
-        <w:t>• 💡 黑白條紋大理石哥德式教堂，地板上 56 幅大理石鑲嵌畫都是藝術品，Piccolomini 圖書館裡色彩炸裂的濕壁畫必看</w:t>
+        <w:t xml:space="preserve">• </w:t>
+      </w:r>
+      <w:r>
+        <w:rPr>
+          <w:rFonts w:ascii="Microsoft JhengHei" w:hAnsi="Microsoft JhengHei" w:eastAsia="Microsoft JhengHei"/>
+          <w:b/>
+          <w:sz w:val="21"/>
+        </w:rPr>
+        <w:t>10:15 - 10:40</w:t>
+      </w:r>
+      <w:r>
+        <w:rPr>
+          <w:rFonts w:ascii="Microsoft JhengHei" w:hAnsi="Microsoft JhengHei" w:eastAsia="Microsoft JhengHei"/>
+          <w:sz w:val="21"/>
+        </w:rPr>
+        <w:t xml:space="preserve"> 🖼 </w:t>
+      </w:r>
+      <w:r>
+        <w:rPr>
+          <w:rFonts w:ascii="Microsoft JhengHei" w:hAnsi="Microsoft JhengHei" w:eastAsia="Microsoft JhengHei"/>
+          <w:b/>
+          <w:sz w:val="21"/>
+        </w:rPr>
+        <w:t>主教座堂博物館（Museo dell'Opera del Duomo）</w:t>
+      </w:r>
+      <w:r>
+        <w:rPr>
+          <w:rFonts w:ascii="Microsoft JhengHei" w:hAnsi="Microsoft JhengHei" w:eastAsia="Microsoft JhengHei"/>
+          <w:sz w:val="21"/>
+        </w:rPr>
+        <w:t>：杜喬《Maestà》、重點展品</w:t>
       </w:r>
     </w:p>
     <w:p>
@@ -1660,14 +1693,28 @@
           <w:b/>
           <w:sz w:val="21"/>
         </w:rPr>
-        <w:t>博物館</w:t>
-      </w:r>
-      <w:r>
-        <w:rPr>
-          <w:rFonts w:ascii="Microsoft JhengHei" w:hAnsi="Microsoft JhengHei" w:eastAsia="Microsoft JhengHei"/>
-          <w:sz w:val="21"/>
-        </w:rPr>
-        <w:t xml:space="preserve"> — 門票</w:t>
+        <w:t>10:40 - 11:10</w:t>
+      </w:r>
+      <w:r>
+        <w:rPr>
+          <w:rFonts w:ascii="Microsoft JhengHei" w:hAnsi="Microsoft JhengHei" w:eastAsia="Microsoft JhengHei"/>
+          <w:sz w:val="21"/>
+        </w:rPr>
+        <w:t xml:space="preserve"> 🏛 </w:t>
+      </w:r>
+      <w:r>
+        <w:rPr>
+          <w:rFonts w:ascii="Microsoft JhengHei" w:hAnsi="Microsoft JhengHei" w:eastAsia="Microsoft JhengHei"/>
+          <w:b/>
+          <w:sz w:val="21"/>
+        </w:rPr>
+        <w:t>西恩納主教座堂本體 + Piccolomini 圖書館</w:t>
+      </w:r>
+      <w:r>
+        <w:rPr>
+          <w:rFonts w:ascii="Microsoft JhengHei" w:hAnsi="Microsoft JhengHei" w:eastAsia="Microsoft JhengHei"/>
+          <w:sz w:val="21"/>
+        </w:rPr>
       </w:r>
     </w:p>
     <w:p>
@@ -1679,22 +1726,7 @@
           <w:rFonts w:ascii="Microsoft JhengHei" w:hAnsi="Microsoft JhengHei" w:eastAsia="Microsoft JhengHei"/>
           <w:sz w:val="21"/>
         </w:rPr>
-        <w:t xml:space="preserve">• </w:t>
-      </w:r>
-      <w:r>
-        <w:rPr>
-          <w:rFonts w:ascii="Microsoft JhengHei" w:hAnsi="Microsoft JhengHei" w:eastAsia="Microsoft JhengHei"/>
-          <w:b/>
-          <w:sz w:val="21"/>
-        </w:rPr>
-        <w:t>Facciatone 觀景台</w:t>
-      </w:r>
-      <w:r>
-        <w:rPr>
-          <w:rFonts w:ascii="Microsoft JhengHei" w:hAnsi="Microsoft JhengHei" w:eastAsia="Microsoft JhengHei"/>
-          <w:sz w:val="21"/>
-        </w:rPr>
-        <w:t xml:space="preserve"> — 門票</w:t>
+        <w:t>• 💡 黑白條紋大理石哥德式教堂，Piccolomini 圖書館裡色彩鮮明的濕壁畫必看</w:t>
       </w:r>
     </w:p>
     <w:p>
@@ -1706,7 +1738,37 @@
           <w:rFonts w:ascii="Microsoft JhengHei" w:hAnsi="Microsoft JhengHei" w:eastAsia="Microsoft JhengHei"/>
           <w:sz w:val="21"/>
         </w:rPr>
-        <w:t>• 💡 Siena 人「蓋到一半就放棄」的新教堂擴建殘牆，爬上去能把田野廣場和托斯卡尼丘陵全收進眼底，比曼吉亞塔樓人少很多</w:t>
+        <w:t xml:space="preserve">• </w:t>
+      </w:r>
+      <w:r>
+        <w:rPr>
+          <w:rFonts w:ascii="Microsoft JhengHei" w:hAnsi="Microsoft JhengHei" w:eastAsia="Microsoft JhengHei"/>
+          <w:b/>
+          <w:sz w:val="21"/>
+        </w:rPr>
+        <w:t>11:10 - 11:15</w:t>
+      </w:r>
+      <w:r>
+        <w:rPr>
+          <w:rFonts w:ascii="Microsoft JhengHei" w:hAnsi="Microsoft JhengHei" w:eastAsia="Microsoft JhengHei"/>
+          <w:sz w:val="21"/>
+        </w:rPr>
+        <w:t xml:space="preserve"> 🚶 走到屋頂導覽報到處（</w:t>
+      </w:r>
+      <w:r>
+        <w:rPr>
+          <w:rFonts w:ascii="Microsoft JhengHei" w:hAnsi="Microsoft JhengHei" w:eastAsia="Microsoft JhengHei"/>
+          <w:b/>
+          <w:sz w:val="21"/>
+        </w:rPr>
+        <w:t>必須 11:15 前到</w:t>
+      </w:r>
+      <w:r>
+        <w:rPr>
+          <w:rFonts w:ascii="Microsoft JhengHei" w:hAnsi="Microsoft JhengHei" w:eastAsia="Microsoft JhengHei"/>
+          <w:sz w:val="21"/>
+        </w:rPr>
+        <w:t xml:space="preserve"> — 導覽 15 分鐘前報到 + 安檢，出示電子票）</w:t>
       </w:r>
     </w:p>
     <w:p>
@@ -1718,7 +1780,7 @@
           <w:rFonts w:ascii="Microsoft JhengHei" w:hAnsi="Microsoft JhengHei" w:eastAsia="Microsoft JhengHei"/>
           <w:sz w:val="21"/>
         </w:rPr>
-        <w:t xml:space="preserve">• 建議購買 </w:t>
+        <w:t xml:space="preserve">• </w:t>
       </w:r>
       <w:r>
         <w:rPr>
@@ -1726,14 +1788,194 @@
           <w:b/>
           <w:sz w:val="21"/>
         </w:rPr>
-        <w:t>Opa Si Pass</w:t>
-      </w:r>
-      <w:r>
-        <w:rPr>
-          <w:rFonts w:ascii="Microsoft JhengHei" w:hAnsi="Microsoft JhengHei" w:eastAsia="Microsoft JhengHei"/>
-          <w:sz w:val="21"/>
-        </w:rPr>
-        <w:t>（全包票 ~€15-17，含教堂+博物館+觀景台）</w:t>
+        <w:t>11:15 - 11:30</w:t>
+      </w:r>
+      <w:r>
+        <w:rPr>
+          <w:rFonts w:ascii="Microsoft JhengHei" w:hAnsi="Microsoft JhengHei" w:eastAsia="Microsoft JhengHei"/>
+          <w:sz w:val="21"/>
+        </w:rPr>
+        <w:t xml:space="preserve"> ⏳ 報到完成 + 等候集合（15 分鐘 buffer）</w:t>
+      </w:r>
+    </w:p>
+    <w:p>
+      <w:pPr>
+        <w:ind w:left="454" w:hanging="227"/>
+      </w:pPr>
+      <w:r>
+        <w:rPr>
+          <w:rFonts w:ascii="Microsoft JhengHei" w:hAnsi="Microsoft JhengHei" w:eastAsia="Microsoft JhengHei"/>
+          <w:sz w:val="21"/>
+        </w:rPr>
+        <w:t xml:space="preserve">• </w:t>
+      </w:r>
+      <w:r>
+        <w:rPr>
+          <w:rFonts w:ascii="Microsoft JhengHei" w:hAnsi="Microsoft JhengHei" w:eastAsia="Microsoft JhengHei"/>
+          <w:b/>
+          <w:sz w:val="21"/>
+        </w:rPr>
+        <w:t>11:30 - 12:00</w:t>
+      </w:r>
+      <w:r>
+        <w:rPr>
+          <w:rFonts w:ascii="Microsoft JhengHei" w:hAnsi="Microsoft JhengHei" w:eastAsia="Microsoft JhengHei"/>
+          <w:sz w:val="21"/>
+        </w:rPr>
+        <w:t xml:space="preserve"> 🆙 </w:t>
+      </w:r>
+      <w:r>
+        <w:rPr>
+          <w:rFonts w:ascii="Microsoft JhengHei" w:hAnsi="Microsoft JhengHei" w:eastAsia="Microsoft JhengHei"/>
+          <w:b/>
+          <w:sz w:val="21"/>
+        </w:rPr>
+        <w:t>PORTA del CIELO 屋頂導覽</w:t>
+      </w:r>
+      <w:r>
+        <w:rPr>
+          <w:rFonts w:ascii="Microsoft JhengHei" w:hAnsi="Microsoft JhengHei" w:eastAsia="Microsoft JhengHei"/>
+          <w:sz w:val="21"/>
+        </w:rPr>
+        <w:t xml:space="preserve"> 🎫（30 分鐘；實際場次、語言、人數上限以購票系統為準）</w:t>
+      </w:r>
+    </w:p>
+    <w:p>
+      <w:pPr>
+        <w:ind w:left="454" w:hanging="227"/>
+      </w:pPr>
+      <w:r>
+        <w:rPr>
+          <w:rFonts w:ascii="Microsoft JhengHei" w:hAnsi="Microsoft JhengHei" w:eastAsia="Microsoft JhengHei"/>
+          <w:sz w:val="21"/>
+        </w:rPr>
+        <w:t xml:space="preserve">• ⚠ </w:t>
+      </w:r>
+      <w:r>
+        <w:rPr>
+          <w:rFonts w:ascii="Microsoft JhengHei" w:hAnsi="Microsoft JhengHei" w:eastAsia="Microsoft JhengHei"/>
+          <w:b/>
+          <w:sz w:val="21"/>
+        </w:rPr>
+        <w:t>體力警告</w:t>
+      </w:r>
+      <w:r>
+        <w:rPr>
+          <w:rFonts w:ascii="Microsoft JhengHei" w:hAnsi="Microsoft JhengHei" w:eastAsia="Microsoft JhengHei"/>
+          <w:sz w:val="21"/>
+        </w:rPr>
+        <w:t>：屋頂另爬約 70-80 階窄陡石梯，加上 Facciatone 與傍晚曼吉亞塔樓一天約 600+ 階；恐高或膝蓋不適者可放棄屋頂（票款無法退回）</w:t>
+      </w:r>
+    </w:p>
+    <w:p>
+      <w:pPr>
+        <w:ind w:left="454" w:hanging="227"/>
+      </w:pPr>
+      <w:r>
+        <w:rPr>
+          <w:rFonts w:ascii="Microsoft JhengHei" w:hAnsi="Microsoft JhengHei" w:eastAsia="Microsoft JhengHei"/>
+          <w:sz w:val="21"/>
+        </w:rPr>
+        <w:t>• ⚠ 6/15 是「</w:t>
+      </w:r>
+      <w:r>
+        <w:rPr>
+          <w:rFonts w:ascii="Microsoft JhengHei" w:hAnsi="Microsoft JhengHei" w:eastAsia="Microsoft JhengHei"/>
+          <w:b/>
+          <w:sz w:val="21"/>
+        </w:rPr>
+        <w:t>地板覆蓋保護期</w:t>
+      </w:r>
+      <w:r>
+        <w:rPr>
+          <w:rFonts w:ascii="Microsoft JhengHei" w:hAnsi="Microsoft JhengHei" w:eastAsia="Microsoft JhengHei"/>
+          <w:sz w:val="21"/>
+        </w:rPr>
+        <w:t>」（2026 地板開放期為 6/27-7/31、8/18-11/15），看不到 56 幅鑲嵌畫精華；屋頂導覽改看彩繪玻璃近距離 + 星空穹頂 + 拱頂內部結構</w:t>
+      </w:r>
+    </w:p>
+    <w:p>
+      <w:pPr>
+        <w:ind w:left="454" w:hanging="227"/>
+      </w:pPr>
+      <w:r>
+        <w:rPr>
+          <w:rFonts w:ascii="Microsoft JhengHei" w:hAnsi="Microsoft JhengHei" w:eastAsia="Microsoft JhengHei"/>
+          <w:sz w:val="21"/>
+        </w:rPr>
+        <w:t xml:space="preserve">• </w:t>
+      </w:r>
+      <w:r>
+        <w:rPr>
+          <w:rFonts w:ascii="Microsoft JhengHei" w:hAnsi="Microsoft JhengHei" w:eastAsia="Microsoft JhengHei"/>
+          <w:b/>
+          <w:sz w:val="21"/>
+        </w:rPr>
+        <w:t>12:00 - 12:20</w:t>
+      </w:r>
+      <w:r>
+        <w:rPr>
+          <w:rFonts w:ascii="Microsoft JhengHei" w:hAnsi="Microsoft JhengHei" w:eastAsia="Microsoft JhengHei"/>
+          <w:sz w:val="21"/>
+        </w:rPr>
+        <w:t xml:space="preserve"> 🏛 </w:t>
+      </w:r>
+      <w:r>
+        <w:rPr>
+          <w:rFonts w:ascii="Microsoft JhengHei" w:hAnsi="Microsoft JhengHei" w:eastAsia="Microsoft JhengHei"/>
+          <w:b/>
+          <w:sz w:val="21"/>
+        </w:rPr>
+        <w:t>洗禮堂（Battistero）</w:t>
+      </w:r>
+      <w:r>
+        <w:rPr>
+          <w:rFonts w:ascii="Microsoft JhengHei" w:hAnsi="Microsoft JhengHei" w:eastAsia="Microsoft JhengHei"/>
+          <w:sz w:val="21"/>
+        </w:rPr>
+        <w:t>：多那太羅「希律王宴席」青銅浮雕</w:t>
+      </w:r>
+    </w:p>
+    <w:p>
+      <w:pPr>
+        <w:ind w:left="454" w:hanging="227"/>
+      </w:pPr>
+      <w:r>
+        <w:rPr>
+          <w:rFonts w:ascii="Microsoft JhengHei" w:hAnsi="Microsoft JhengHei" w:eastAsia="Microsoft JhengHei"/>
+          <w:sz w:val="21"/>
+        </w:rPr>
+        <w:t xml:space="preserve">• </w:t>
+      </w:r>
+      <w:r>
+        <w:rPr>
+          <w:rFonts w:ascii="Microsoft JhengHei" w:hAnsi="Microsoft JhengHei" w:eastAsia="Microsoft JhengHei"/>
+          <w:b/>
+          <w:sz w:val="21"/>
+        </w:rPr>
+        <w:t>12:20 - 12:40</w:t>
+      </w:r>
+      <w:r>
+        <w:rPr>
+          <w:rFonts w:ascii="Microsoft JhengHei" w:hAnsi="Microsoft JhengHei" w:eastAsia="Microsoft JhengHei"/>
+          <w:sz w:val="21"/>
+        </w:rPr>
+        <w:t xml:space="preserve"> 🏛 </w:t>
+      </w:r>
+      <w:r>
+        <w:rPr>
+          <w:rFonts w:ascii="Microsoft JhengHei" w:hAnsi="Microsoft JhengHei" w:eastAsia="Microsoft JhengHei"/>
+          <w:b/>
+          <w:sz w:val="21"/>
+        </w:rPr>
+        <w:t>地下聖殿（Cripta）</w:t>
+      </w:r>
+      <w:r>
+        <w:rPr>
+          <w:rFonts w:ascii="Microsoft JhengHei" w:hAnsi="Microsoft JhengHei" w:eastAsia="Microsoft JhengHei"/>
+          <w:sz w:val="21"/>
+        </w:rPr>
+        <w:t>（可視體力決定，PASS 已涵蓋）</w:t>
       </w:r>
     </w:p>
     <w:p>
@@ -1773,7 +2015,7 @@
           <w:b/>
           <w:sz w:val="21"/>
         </w:rPr>
-        <w:t>12:30</w:t>
+        <w:t>12:45</w:t>
       </w:r>
       <w:r>
         <w:rPr>
@@ -1795,7 +2037,7 @@
           <w:rFonts w:ascii="Microsoft JhengHei" w:hAnsi="Microsoft JhengHei" w:eastAsia="Microsoft JhengHei"/>
           <w:sz w:val="21"/>
         </w:rPr>
-        <w:t>（在地老牌草根餐館）</w:t>
+        <w:t>（在地老牌草根餐館，因加入 Porta del Cielo 押後 15 分鐘）</w:t>
       </w:r>
     </w:p>
     <w:p>
@@ -1997,7 +2239,22 @@
           <w:rFonts w:ascii="Microsoft JhengHei" w:hAnsi="Microsoft JhengHei" w:eastAsia="Microsoft JhengHei"/>
           <w:sz w:val="21"/>
         </w:rPr>
-        <w:t xml:space="preserve"> — 門票 ~€10，視體力決定是否登頂</w:t>
+        <w:t xml:space="preserve"> — 門票 ~€10，🆕 </w:t>
+      </w:r>
+      <w:r>
+        <w:rPr>
+          <w:rFonts w:ascii="Microsoft JhengHei" w:hAnsi="Microsoft JhengHei" w:eastAsia="Microsoft JhengHei"/>
+          <w:b/>
+          <w:sz w:val="21"/>
+        </w:rPr>
+        <w:t>改為自由參加</w:t>
+      </w:r>
+      <w:r>
+        <w:rPr>
+          <w:rFonts w:ascii="Microsoft JhengHei" w:hAnsi="Microsoft JhengHei" w:eastAsia="Microsoft JhengHei"/>
+          <w:sz w:val="21"/>
+        </w:rPr>
+        <w:t>（一天已累積 ~600 階，膝蓋不適者改在田野廣場斜坡坐著看夕陽 + Aperol Spritz）</w:t>
       </w:r>
     </w:p>
     <w:p>
@@ -2009,7 +2266,7 @@
           <w:rFonts w:ascii="Microsoft JhengHei" w:hAnsi="Microsoft JhengHei" w:eastAsia="Microsoft JhengHei"/>
           <w:sz w:val="21"/>
         </w:rPr>
-        <w:t>• 💡 102 公尺高、義大利第二高中世紀塔樓，塔名來自一位綽號「吃貨」的敲鐘人，爬完 400 階可俯瞰整座 Siena 城</w:t>
+        <w:t>• 💡 102 公尺高、義大利第二高中世紀塔樓，塔名來自一位綽號「吃貨」的敲鐘人，官方寫「約 400 階」可俯瞰整座 Siena 城</w:t>
       </w:r>
     </w:p>
     <w:p>
@@ -3047,14 +3304,14 @@
           <w:b/>
           <w:sz w:val="21"/>
         </w:rPr>
-        <w:t>12:00</w:t>
-      </w:r>
-      <w:r>
-        <w:rPr>
-          <w:rFonts w:ascii="Microsoft JhengHei" w:hAnsi="Microsoft JhengHei" w:eastAsia="Microsoft JhengHei"/>
-          <w:sz w:val="21"/>
-        </w:rPr>
-        <w:t xml:space="preserve"> 🍽 午餐：</w:t>
+        <w:t>11:40</w:t>
+      </w:r>
+      <w:r>
+        <w:rPr>
+          <w:rFonts w:ascii="Microsoft JhengHei" w:hAnsi="Microsoft JhengHei" w:eastAsia="Microsoft JhengHei"/>
+          <w:sz w:val="21"/>
+        </w:rPr>
+        <w:t xml:space="preserve"> 🥖 午餐：</w:t>
       </w:r>
       <w:r>
         <w:rPr>
@@ -3062,14 +3319,206 @@
           <w:b/>
           <w:sz w:val="21"/>
         </w:rPr>
-        <w:t>Osteria del Cinghiale Bianco</w:t>
-      </w:r>
-      <w:r>
-        <w:rPr>
-          <w:rFonts w:ascii="Microsoft JhengHei" w:hAnsi="Microsoft JhengHei" w:eastAsia="Microsoft JhengHei"/>
-          <w:sz w:val="21"/>
-        </w:rPr>
-        <w:t>（白野豬）：跨過老橋即抵達，南岸知名老店。</w:t>
+        <w:t>All'Antico Vinaio</w:t>
+      </w:r>
+      <w:r>
+        <w:rPr>
+          <w:rFonts w:ascii="Microsoft JhengHei" w:hAnsi="Microsoft JhengHei" w:eastAsia="Microsoft JhengHei"/>
+          <w:sz w:val="21"/>
+        </w:rPr>
+        <w:t xml:space="preserve">（Via dei Neri 同街有 65/74/76/78 四個店面，建議選 </w:t>
+      </w:r>
+      <w:r>
+        <w:rPr>
+          <w:rFonts w:ascii="Microsoft JhengHei" w:hAnsi="Microsoft JhengHei" w:eastAsia="Microsoft JhengHei"/>
+          <w:b/>
+          <w:sz w:val="21"/>
+        </w:rPr>
+        <w:t>74r 或 76r 較少排隊</w:t>
+      </w:r>
+      <w:r>
+        <w:rPr>
+          <w:rFonts w:ascii="Microsoft JhengHei" w:hAnsi="Microsoft JhengHei" w:eastAsia="Microsoft JhengHei"/>
+          <w:sz w:val="21"/>
+        </w:rPr>
+        <w:t>，避開最熱門 65r 旗艦店）：烏菲茲走路 3 分鐘抵達。</w:t>
+      </w:r>
+    </w:p>
+    <w:p>
+      <w:pPr>
+        <w:ind w:left="454" w:hanging="227"/>
+      </w:pPr>
+      <w:r>
+        <w:rPr>
+          <w:rFonts w:ascii="Microsoft JhengHei" w:hAnsi="Microsoft JhengHei" w:eastAsia="Microsoft JhengHei"/>
+          <w:sz w:val="21"/>
+        </w:rPr>
+        <w:t xml:space="preserve">• 招牌 Schiacciata 三明治約 </w:t>
+      </w:r>
+      <w:r>
+        <w:rPr>
+          <w:rFonts w:ascii="Microsoft JhengHei" w:hAnsi="Microsoft JhengHei" w:eastAsia="Microsoft JhengHei"/>
+          <w:b/>
+          <w:sz w:val="21"/>
+        </w:rPr>
+        <w:t>€8-€12</w:t>
+      </w:r>
+      <w:r>
+        <w:rPr>
+          <w:rFonts w:ascii="Microsoft JhengHei" w:hAnsi="Microsoft JhengHei" w:eastAsia="Microsoft JhengHei"/>
+          <w:sz w:val="21"/>
+        </w:rPr>
+        <w:t>（部分品項至 €14）+ 紅酒一杯（價格現場確認）</w:t>
+      </w:r>
+    </w:p>
+    <w:p>
+      <w:pPr>
+        <w:ind w:left="454" w:hanging="227"/>
+      </w:pPr>
+      <w:r>
+        <w:rPr>
+          <w:rFonts w:ascii="Microsoft JhengHei" w:hAnsi="Microsoft JhengHei" w:eastAsia="Microsoft JhengHei"/>
+          <w:sz w:val="21"/>
+        </w:rPr>
+        <w:t>• 💡 1991 創立家族店，</w:t>
+      </w:r>
+      <w:r>
+        <w:rPr>
+          <w:rFonts w:ascii="Microsoft JhengHei" w:hAnsi="Microsoft JhengHei" w:eastAsia="Microsoft JhengHei"/>
+          <w:b/>
+          <w:sz w:val="21"/>
+        </w:rPr>
+        <w:t>Gambero Rosso 多次報導的佛羅倫斯街頭美食名店</w:t>
+      </w:r>
+      <w:r>
+        <w:rPr>
+          <w:rFonts w:ascii="Microsoft JhengHei" w:hAnsi="Microsoft JhengHei" w:eastAsia="Microsoft JhengHei"/>
+          <w:sz w:val="21"/>
+        </w:rPr>
+        <w:t>，Saveur 雜誌「世界最佳三明治」推薦</w:t>
+      </w:r>
+    </w:p>
+    <w:p>
+      <w:pPr>
+        <w:ind w:left="454" w:hanging="227"/>
+      </w:pPr>
+      <w:r>
+        <w:rPr>
+          <w:rFonts w:ascii="Microsoft JhengHei" w:hAnsi="Microsoft JhengHei" w:eastAsia="Microsoft JhengHei"/>
+          <w:sz w:val="21"/>
+        </w:rPr>
+        <w:t>• ⚠ 原訂白野豬週四中午本來就不營業（cinghialebianco.net/contatti 官方確認），改到 6/19 晚餐</w:t>
+      </w:r>
+    </w:p>
+    <w:p>
+      <w:pPr>
+        <w:ind w:left="454" w:hanging="227"/>
+      </w:pPr>
+      <w:r>
+        <w:rPr>
+          <w:rFonts w:ascii="Microsoft JhengHei" w:hAnsi="Microsoft JhengHei" w:eastAsia="Microsoft JhengHei"/>
+          <w:sz w:val="21"/>
+        </w:rPr>
+        <w:t xml:space="preserve">• ⚠ </w:t>
+      </w:r>
+      <w:r>
+        <w:rPr>
+          <w:rFonts w:ascii="Microsoft JhengHei" w:hAnsi="Microsoft JhengHei" w:eastAsia="Microsoft JhengHei"/>
+          <w:b/>
+          <w:sz w:val="21"/>
+        </w:rPr>
+        <w:t>重要：佛羅倫斯禁食規定</w:t>
+      </w:r>
+      <w:r>
+        <w:rPr>
+          <w:rFonts w:ascii="Microsoft JhengHei" w:hAnsi="Microsoft JhengHei" w:eastAsia="Microsoft JhengHei"/>
+          <w:sz w:val="21"/>
+        </w:rPr>
+        <w:t xml:space="preserve">：Via dei Neri、Piazzale degli Uffizi 等熱門路段 12:00-15:00 </w:t>
+      </w:r>
+      <w:r>
+        <w:rPr>
+          <w:rFonts w:ascii="Microsoft JhengHei" w:hAnsi="Microsoft JhengHei" w:eastAsia="Microsoft JhengHei"/>
+          <w:b/>
+          <w:sz w:val="21"/>
+        </w:rPr>
+        <w:t>禁止在人行道、店門口、廣場階梯蹲坐進食</w:t>
+      </w:r>
+      <w:r>
+        <w:rPr>
+          <w:rFonts w:ascii="Microsoft JhengHei" w:hAnsi="Microsoft JhengHei" w:eastAsia="Microsoft JhengHei"/>
+          <w:sz w:val="21"/>
+        </w:rPr>
+        <w:t xml:space="preserve">，違者罰款。拿三明治後請走到 </w:t>
+      </w:r>
+      <w:r>
+        <w:rPr>
+          <w:rFonts w:ascii="Microsoft JhengHei" w:hAnsi="Microsoft JhengHei" w:eastAsia="Microsoft JhengHei"/>
+          <w:b/>
+          <w:sz w:val="21"/>
+        </w:rPr>
+        <w:t>阿諾河邊 Lungarno</w:t>
+      </w:r>
+      <w:r>
+        <w:rPr>
+          <w:rFonts w:ascii="Microsoft JhengHei" w:hAnsi="Microsoft JhengHei" w:eastAsia="Microsoft JhengHei"/>
+          <w:sz w:val="21"/>
+        </w:rPr>
+        <w:t>（沿河護欄外側）或共和廣場（Piazza della Repubblica）長椅，找不妨礙通行的位置吃</w:t>
+      </w:r>
+    </w:p>
+    <w:p>
+      <w:pPr>
+        <w:ind w:left="454" w:hanging="227"/>
+      </w:pPr>
+      <w:r>
+        <w:rPr>
+          <w:rFonts w:ascii="Microsoft JhengHei" w:hAnsi="Microsoft JhengHei" w:eastAsia="Microsoft JhengHei"/>
+          <w:sz w:val="21"/>
+        </w:rPr>
+        <w:t>• 必試 5 款分食：</w:t>
+      </w:r>
+      <w:r>
+        <w:rPr>
+          <w:rFonts w:ascii="Microsoft JhengHei" w:hAnsi="Microsoft JhengHei" w:eastAsia="Microsoft JhengHei"/>
+          <w:b/>
+          <w:sz w:val="21"/>
+        </w:rPr>
+        <w:t>La Favolosa</w:t>
+      </w:r>
+      <w:r>
+        <w:rPr>
+          <w:rFonts w:ascii="Microsoft JhengHei" w:hAnsi="Microsoft JhengHei" w:eastAsia="Microsoft JhengHei"/>
+          <w:sz w:val="21"/>
+        </w:rPr>
+        <w:t>（開心果奶油+佩科里諾+肉腸）、</w:t>
+      </w:r>
+      <w:r>
+        <w:rPr>
+          <w:rFonts w:ascii="Microsoft JhengHei" w:hAnsi="Microsoft JhengHei" w:eastAsia="Microsoft JhengHei"/>
+          <w:b/>
+          <w:sz w:val="21"/>
+        </w:rPr>
+        <w:t>La Boss</w:t>
+      </w:r>
+      <w:r>
+        <w:rPr>
+          <w:rFonts w:ascii="Microsoft JhengHei" w:hAnsi="Microsoft JhengHei" w:eastAsia="Microsoft JhengHei"/>
+          <w:sz w:val="21"/>
+        </w:rPr>
+        <w:t>（托斯卡尼火腿+佩科里諾+松露醬）、La Paradiso、La Inferno、La Dante</w:t>
+      </w:r>
+    </w:p>
+    <w:p>
+      <w:pPr>
+        <w:ind w:left="454" w:hanging="227"/>
+      </w:pPr>
+      <w:r>
+        <w:rPr>
+          <w:rFonts w:ascii="Microsoft JhengHei" w:hAnsi="Microsoft JhengHei" w:eastAsia="Microsoft JhengHei"/>
+          <w:sz w:val="21"/>
+        </w:rPr>
+        <w:t>• 🍷 紅酒規矩：結帳時加點 → 拿杯子去酒桶區自己倒（店員通常不代倒）→ 倒完即離開酒桶區（不要擋後面的人）</w:t>
       </w:r>
     </w:p>
     <w:p>
@@ -3715,7 +4164,7 @@
           <w:b/>
           <w:sz w:val="21"/>
         </w:rPr>
-        <w:t>18:30</w:t>
+        <w:t>18:00 - 19:00</w:t>
       </w:r>
       <w:r>
         <w:rPr>
@@ -3737,7 +4186,103 @@
           <w:rFonts w:ascii="Microsoft JhengHei" w:hAnsi="Microsoft JhengHei" w:eastAsia="Microsoft JhengHei"/>
           <w:sz w:val="21"/>
         </w:rPr>
-        <w:t>（酒窗體驗）：南岸著名的紅酒窗口。</w:t>
+        <w:t>（酒窗體驗）：南岸著名的紅酒窗口（提前 30 分鐘，當開胃酒）</w:t>
+      </w:r>
+    </w:p>
+    <w:p>
+      <w:pPr>
+        <w:ind w:left="454" w:hanging="227"/>
+      </w:pPr>
+      <w:r>
+        <w:rPr>
+          <w:rFonts w:ascii="Microsoft JhengHei" w:hAnsi="Microsoft JhengHei" w:eastAsia="Microsoft JhengHei"/>
+          <w:sz w:val="21"/>
+        </w:rPr>
+        <w:t xml:space="preserve">• </w:t>
+      </w:r>
+      <w:r>
+        <w:rPr>
+          <w:rFonts w:ascii="Microsoft JhengHei" w:hAnsi="Microsoft JhengHei" w:eastAsia="Microsoft JhengHei"/>
+          <w:b/>
+          <w:sz w:val="21"/>
+        </w:rPr>
+        <w:t>19:30</w:t>
+      </w:r>
+      <w:r>
+        <w:rPr>
+          <w:rFonts w:ascii="Microsoft JhengHei" w:hAnsi="Microsoft JhengHei" w:eastAsia="Microsoft JhengHei"/>
+          <w:sz w:val="21"/>
+        </w:rPr>
+        <w:t xml:space="preserve"> 🍽 晚餐：</w:t>
+      </w:r>
+      <w:r>
+        <w:rPr>
+          <w:rFonts w:ascii="Microsoft JhengHei" w:hAnsi="Microsoft JhengHei" w:eastAsia="Microsoft JhengHei"/>
+          <w:b/>
+          <w:sz w:val="21"/>
+        </w:rPr>
+        <w:t>Osteria del Cinghiale Bianco</w:t>
+      </w:r>
+      <w:r>
+        <w:rPr>
+          <w:rFonts w:ascii="Microsoft JhengHei" w:hAnsi="Microsoft JhengHei" w:eastAsia="Microsoft JhengHei"/>
+          <w:sz w:val="21"/>
+        </w:rPr>
+        <w:t>（白野豬）：南岸知名老店，野豬肉醬寬扁麵 + 佛羅倫斯丁骨牛排</w:t>
+      </w:r>
+    </w:p>
+    <w:p>
+      <w:pPr>
+        <w:ind w:left="454" w:hanging="227"/>
+      </w:pPr>
+      <w:r>
+        <w:rPr>
+          <w:rFonts w:ascii="Microsoft JhengHei" w:hAnsi="Microsoft JhengHei" w:eastAsia="Microsoft JhengHei"/>
+          <w:sz w:val="21"/>
+        </w:rPr>
+        <w:t>• 💡 原訂 6/18 中午但</w:t>
+      </w:r>
+      <w:r>
+        <w:rPr>
+          <w:rFonts w:ascii="Microsoft JhengHei" w:hAnsi="Microsoft JhengHei" w:eastAsia="Microsoft JhengHei"/>
+          <w:b/>
+          <w:sz w:val="21"/>
+        </w:rPr>
+        <w:t>週四中午不營業（官方確認）</w:t>
+      </w:r>
+      <w:r>
+        <w:rPr>
+          <w:rFonts w:ascii="Microsoft JhengHei" w:hAnsi="Microsoft JhengHei" w:eastAsia="Microsoft JhengHei"/>
+          <w:sz w:val="21"/>
+        </w:rPr>
+        <w:t>，挪到 6/19 晚餐 — 週五晚正常營業</w:t>
+      </w:r>
+    </w:p>
+    <w:p>
+      <w:pPr>
+        <w:ind w:left="454" w:hanging="227"/>
+      </w:pPr>
+      <w:r>
+        <w:rPr>
+          <w:rFonts w:ascii="Microsoft JhengHei" w:hAnsi="Microsoft JhengHei" w:eastAsia="Microsoft JhengHei"/>
+          <w:sz w:val="21"/>
+        </w:rPr>
+        <w:t xml:space="preserve">• ⚠ 建議 </w:t>
+      </w:r>
+      <w:r>
+        <w:rPr>
+          <w:rFonts w:ascii="Microsoft JhengHei" w:hAnsi="Microsoft JhengHei" w:eastAsia="Microsoft JhengHei"/>
+          <w:b/>
+          <w:sz w:val="21"/>
+        </w:rPr>
+        <w:t>5/30 前</w:t>
+      </w:r>
+      <w:r>
+        <w:rPr>
+          <w:rFonts w:ascii="Microsoft JhengHei" w:hAnsi="Microsoft JhengHei" w:eastAsia="Microsoft JhengHei"/>
+          <w:sz w:val="21"/>
+        </w:rPr>
+        <w:t>訂位（5 人桌，旺季熱門）</w:t>
       </w:r>
     </w:p>
     <w:p>
@@ -4655,7 +5200,7 @@
           <w:b/>
           <w:sz w:val="21"/>
         </w:rPr>
-        <w:t>09:00 - 09:30</w:t>
+        <w:t>09:00 進場 - 約 12:00 結束</w:t>
       </w:r>
       <w:r>
         <w:rPr>
@@ -4678,6 +5223,60 @@
           <w:sz w:val="21"/>
         </w:rPr>
         <w:t xml:space="preserve"> 🎫 已訂：Combo Lift x5</w:t>
+      </w:r>
+    </w:p>
+    <w:p>
+      <w:pPr>
+        <w:ind w:left="454" w:hanging="227"/>
+      </w:pPr>
+      <w:r>
+        <w:rPr>
+          <w:rFonts w:ascii="Microsoft JhengHei" w:hAnsi="Microsoft JhengHei" w:eastAsia="Microsoft JhengHei"/>
+          <w:sz w:val="21"/>
+        </w:rPr>
+        <w:t xml:space="preserve">• </w:t>
+      </w:r>
+      <w:r>
+        <w:rPr>
+          <w:rFonts w:ascii="Microsoft JhengHei" w:hAnsi="Microsoft JhengHei" w:eastAsia="Microsoft JhengHei"/>
+          <w:b/>
+          <w:sz w:val="21"/>
+        </w:rPr>
+        <w:t>預約入場時段：09:00-09:30</w:t>
+      </w:r>
+      <w:r>
+        <w:rPr>
+          <w:rFonts w:ascii="Microsoft JhengHei" w:hAnsi="Microsoft JhengHei" w:eastAsia="Microsoft JhengHei"/>
+          <w:sz w:val="21"/>
+        </w:rPr>
+        <w:t>（必須在此時間區間內進場，逾時無法遞補）</w:t>
+      </w:r>
+    </w:p>
+    <w:p>
+      <w:pPr>
+        <w:ind w:left="454" w:hanging="227"/>
+      </w:pPr>
+      <w:r>
+        <w:rPr>
+          <w:rFonts w:ascii="Microsoft JhengHei" w:hAnsi="Microsoft JhengHei" w:eastAsia="Microsoft JhengHei"/>
+          <w:sz w:val="21"/>
+        </w:rPr>
+        <w:t xml:space="preserve">• </w:t>
+      </w:r>
+      <w:r>
+        <w:rPr>
+          <w:rFonts w:ascii="Microsoft JhengHei" w:hAnsi="Microsoft JhengHei" w:eastAsia="Microsoft JhengHei"/>
+          <w:b/>
+          <w:sz w:val="21"/>
+        </w:rPr>
+        <w:t>完整參觀流程</w:t>
+      </w:r>
+      <w:r>
+        <w:rPr>
+          <w:rFonts w:ascii="Microsoft JhengHei" w:hAnsi="Microsoft JhengHei" w:eastAsia="Microsoft JhengHei"/>
+          <w:sz w:val="21"/>
+        </w:rPr>
+        <w:t>：教堂內部（30-45 分）→ 屋頂露台（電梯上、樓梯下，60-75 分）→ 大教堂博物館（45 分）→ San Gottardo 教堂（15 分），預計約 12:00 結束</w:t>
       </w:r>
     </w:p>
     <w:p>
@@ -6482,14 +7081,14 @@
           <w:b/>
           <w:sz w:val="21"/>
         </w:rPr>
-        <w:t>隔天 07:30 要出發前往 Malpensa</w:t>
-      </w:r>
-      <w:r>
-        <w:rPr>
-          <w:rFonts w:ascii="Microsoft JhengHei" w:hAnsi="Microsoft JhengHei" w:eastAsia="Microsoft JhengHei"/>
-          <w:sz w:val="21"/>
-        </w:rPr>
-        <w:t>，建議 22:30 前回住宿確認行李</w:t>
+        <w:t>隔天 07:00 要出發前往 Malpensa</w:t>
+      </w:r>
+      <w:r>
+        <w:rPr>
+          <w:rFonts w:ascii="Microsoft JhengHei" w:hAnsi="Microsoft JhengHei" w:eastAsia="Microsoft JhengHei"/>
+          <w:sz w:val="21"/>
+        </w:rPr>
+        <w:t>（08:15 前抵達機場），建議 22:30 前回住宿確認行李</w:t>
       </w:r>
     </w:p>
     <w:p>
@@ -6672,14 +7271,14 @@
           <w:b/>
           <w:sz w:val="21"/>
         </w:rPr>
-        <w:t>上午</w:t>
-      </w:r>
-      <w:r>
-        <w:rPr>
-          <w:rFonts w:ascii="Microsoft JhengHei" w:hAnsi="Microsoft JhengHei" w:eastAsia="Microsoft JhengHei"/>
-          <w:sz w:val="21"/>
-        </w:rPr>
-        <w:t xml:space="preserve"> 退房，最後檢查行李</w:t>
+        <w:t>05:30</w:t>
+      </w:r>
+      <w:r>
+        <w:rPr>
+          <w:rFonts w:ascii="Microsoft JhengHei" w:hAnsi="Microsoft JhengHei" w:eastAsia="Microsoft JhengHei"/>
+          <w:sz w:val="21"/>
+        </w:rPr>
+        <w:t xml:space="preserve"> 起床（提早起床避免凌晨手忙腳亂）</w:t>
       </w:r>
     </w:p>
     <w:p>
@@ -6699,14 +7298,14 @@
           <w:b/>
           <w:sz w:val="21"/>
         </w:rPr>
-        <w:t>07:30～08:00</w:t>
-      </w:r>
-      <w:r>
-        <w:rPr>
-          <w:rFonts w:ascii="Microsoft JhengHei" w:hAnsi="Microsoft JhengHei" w:eastAsia="Microsoft JhengHei"/>
-          <w:sz w:val="21"/>
-        </w:rPr>
-        <w:t xml:space="preserve"> 出發前往 Malpensa 機場</w:t>
+        <w:t>06:00 - 06:50</w:t>
+      </w:r>
+      <w:r>
+        <w:rPr>
+          <w:rFonts w:ascii="Microsoft JhengHei" w:hAnsi="Microsoft JhengHei" w:eastAsia="Microsoft JhengHei"/>
+          <w:sz w:val="21"/>
+        </w:rPr>
+        <w:t xml:space="preserve"> 完成最後 30% 打包、退房、最後檢查行李</w:t>
       </w:r>
     </w:p>
     <w:p>
@@ -6718,7 +7317,22 @@
           <w:rFonts w:ascii="Microsoft JhengHei" w:hAnsi="Microsoft JhengHei" w:eastAsia="Microsoft JhengHei"/>
           <w:sz w:val="21"/>
         </w:rPr>
-        <w:t>• 選項 A：Malpensa Express 火車（約 52 分鐘，€15/人）— 建議搭 07:25 或 07:55 班次</w:t>
+        <w:t xml:space="preserve">• </w:t>
+      </w:r>
+      <w:r>
+        <w:rPr>
+          <w:rFonts w:ascii="Microsoft JhengHei" w:hAnsi="Microsoft JhengHei" w:eastAsia="Microsoft JhengHei"/>
+          <w:b/>
+          <w:sz w:val="21"/>
+        </w:rPr>
+        <w:t>07:00</w:t>
+      </w:r>
+      <w:r>
+        <w:rPr>
+          <w:rFonts w:ascii="Microsoft JhengHei" w:hAnsi="Microsoft JhengHei" w:eastAsia="Microsoft JhengHei"/>
+          <w:sz w:val="21"/>
+        </w:rPr>
+        <w:t xml:space="preserve"> 出發前往 Malpensa 機場</w:t>
       </w:r>
     </w:p>
     <w:p>
@@ -6730,7 +7344,22 @@
           <w:rFonts w:ascii="Microsoft JhengHei" w:hAnsi="Microsoft JhengHei" w:eastAsia="Microsoft JhengHei"/>
           <w:sz w:val="21"/>
         </w:rPr>
-        <w:t>• 選項 B：機場巴士（約 50 分鐘，€10/人）</w:t>
+        <w:t xml:space="preserve">• 🥇 </w:t>
+      </w:r>
+      <w:r>
+        <w:rPr>
+          <w:rFonts w:ascii="Microsoft JhengHei" w:hAnsi="Microsoft JhengHei" w:eastAsia="Microsoft JhengHei"/>
+          <w:b/>
+          <w:sz w:val="21"/>
+        </w:rPr>
+        <w:t>選項 A（5 人團體推薦）</w:t>
+      </w:r>
+      <w:r>
+        <w:rPr>
+          <w:rFonts w:ascii="Microsoft JhengHei" w:hAnsi="Microsoft JhengHei" w:eastAsia="Microsoft JhengHei"/>
+          <w:sz w:val="21"/>
+        </w:rPr>
+        <w:t>：包車（固定費率約 €110）— 不用搬行李上下車，最省心；建議前一晚預訂</w:t>
       </w:r>
     </w:p>
     <w:p>
@@ -6742,7 +7371,22 @@
           <w:rFonts w:ascii="Microsoft JhengHei" w:hAnsi="Microsoft JhengHei" w:eastAsia="Microsoft JhengHei"/>
           <w:sz w:val="21"/>
         </w:rPr>
-        <w:t>• 選項 C：包車（固定費率約 €110）</w:t>
+        <w:t xml:space="preserve">• 選項 B：Malpensa Express 火車（約 52 分鐘，€15/人）— 建議搭 </w:t>
+      </w:r>
+      <w:r>
+        <w:rPr>
+          <w:rFonts w:ascii="Microsoft JhengHei" w:hAnsi="Microsoft JhengHei" w:eastAsia="Microsoft JhengHei"/>
+          <w:b/>
+          <w:sz w:val="21"/>
+        </w:rPr>
+        <w:t>07:25 班次</w:t>
+      </w:r>
+      <w:r>
+        <w:rPr>
+          <w:rFonts w:ascii="Microsoft JhengHei" w:hAnsi="Microsoft JhengHei" w:eastAsia="Microsoft JhengHei"/>
+          <w:sz w:val="21"/>
+        </w:rPr>
+        <w:t>（保守），備案 07:55；需自行搬行李上下車與月台轉乘</w:t>
       </w:r>
     </w:p>
     <w:p>
@@ -6754,6 +7398,18 @@
           <w:rFonts w:ascii="Microsoft JhengHei" w:hAnsi="Microsoft JhengHei" w:eastAsia="Microsoft JhengHei"/>
           <w:sz w:val="21"/>
         </w:rPr>
+        <w:t>• 選項 C：機場巴士（約 50 分鐘，€10/人）— 最便宜但行李空間有限</w:t>
+      </w:r>
+    </w:p>
+    <w:p>
+      <w:pPr>
+        <w:ind w:left="454" w:hanging="227"/>
+      </w:pPr>
+      <w:r>
+        <w:rPr>
+          <w:rFonts w:ascii="Microsoft JhengHei" w:hAnsi="Microsoft JhengHei" w:eastAsia="Microsoft JhengHei"/>
+          <w:sz w:val="21"/>
+        </w:rPr>
         <w:t xml:space="preserve">• </w:t>
       </w:r>
       <w:r>
@@ -6762,14 +7418,95 @@
           <w:b/>
           <w:sz w:val="21"/>
         </w:rPr>
-        <w:t>09:00～09:30</w:t>
-      </w:r>
-      <w:r>
-        <w:rPr>
-          <w:rFonts w:ascii="Microsoft JhengHei" w:hAnsi="Microsoft JhengHei" w:eastAsia="Microsoft JhengHei"/>
-          <w:sz w:val="21"/>
-        </w:rPr>
-        <w:t xml:space="preserve"> 抵達機場，辦理報到、退稅</w:t>
+        <w:t>約 08:15</w:t>
+      </w:r>
+      <w:r>
+        <w:rPr>
+          <w:rFonts w:ascii="Microsoft JhengHei" w:hAnsi="Microsoft JhengHei" w:eastAsia="Microsoft JhengHei"/>
+          <w:sz w:val="21"/>
+        </w:rPr>
+        <w:t xml:space="preserve"> 抵達機場，辦理報到、退稅、託運</w:t>
+      </w:r>
+    </w:p>
+    <w:p>
+      <w:pPr>
+        <w:ind w:left="454" w:hanging="227"/>
+      </w:pPr>
+      <w:r>
+        <w:rPr>
+          <w:rFonts w:ascii="Microsoft JhengHei" w:hAnsi="Microsoft JhengHei" w:eastAsia="Microsoft JhengHei"/>
+          <w:sz w:val="21"/>
+        </w:rPr>
+        <w:t xml:space="preserve">• ⚠ </w:t>
+      </w:r>
+      <w:r>
+        <w:rPr>
+          <w:rFonts w:ascii="Microsoft JhengHei" w:hAnsi="Microsoft JhengHei" w:eastAsia="Microsoft JhengHei"/>
+          <w:b/>
+          <w:sz w:val="21"/>
+        </w:rPr>
+        <w:t>5 人 + 國際線 + 退稅</w:t>
+      </w:r>
+      <w:r>
+        <w:rPr>
+          <w:rFonts w:ascii="Microsoft JhengHei" w:hAnsi="Microsoft JhengHei" w:eastAsia="Microsoft JhengHei"/>
+          <w:sz w:val="21"/>
+        </w:rPr>
+        <w:t xml:space="preserve">至少需 </w:t>
+      </w:r>
+      <w:r>
+        <w:rPr>
+          <w:rFonts w:ascii="Microsoft JhengHei" w:hAnsi="Microsoft JhengHei" w:eastAsia="Microsoft JhengHei"/>
+          <w:b/>
+          <w:sz w:val="21"/>
+        </w:rPr>
+        <w:t>3 小時 buffer</w:t>
+      </w:r>
+      <w:r>
+        <w:rPr>
+          <w:rFonts w:ascii="Microsoft JhengHei" w:hAnsi="Microsoft JhengHei" w:eastAsia="Microsoft JhengHei"/>
+          <w:sz w:val="21"/>
+        </w:rPr>
+        <w:t>，務必 08:15 前抵達；長榮櫃台一般起飛前 50 分鐘關櫃</w:t>
+      </w:r>
+    </w:p>
+    <w:p>
+      <w:pPr>
+        <w:ind w:left="454" w:hanging="227"/>
+      </w:pPr>
+      <w:r>
+        <w:rPr>
+          <w:rFonts w:ascii="Microsoft JhengHei" w:hAnsi="Microsoft JhengHei" w:eastAsia="Microsoft JhengHei"/>
+          <w:sz w:val="21"/>
+        </w:rPr>
+        <w:t>• 退稅商品先不要託運（海關可能要查看）</w:t>
+      </w:r>
+    </w:p>
+    <w:p>
+      <w:pPr>
+        <w:ind w:left="454" w:hanging="227"/>
+      </w:pPr>
+      <w:r>
+        <w:rPr>
+          <w:rFonts w:ascii="Microsoft JhengHei" w:hAnsi="Microsoft JhengHei" w:eastAsia="Microsoft JhengHei"/>
+          <w:sz w:val="21"/>
+        </w:rPr>
+        <w:t xml:space="preserve">• </w:t>
+      </w:r>
+      <w:r>
+        <w:rPr>
+          <w:rFonts w:ascii="Microsoft JhengHei" w:hAnsi="Microsoft JhengHei" w:eastAsia="Microsoft JhengHei"/>
+          <w:b/>
+          <w:sz w:val="21"/>
+        </w:rPr>
+        <w:t>10:15</w:t>
+      </w:r>
+      <w:r>
+        <w:rPr>
+          <w:rFonts w:ascii="Microsoft JhengHei" w:hAnsi="Microsoft JhengHei" w:eastAsia="Microsoft JhengHei"/>
+          <w:sz w:val="21"/>
+        </w:rPr>
+        <w:t xml:space="preserve"> 通過安檢完畢，登機口候機</w:t>
       </w:r>
     </w:p>
     <w:p>
@@ -7241,7 +7978,7 @@
                 <w:rFonts w:ascii="Microsoft JhengHei" w:hAnsi="Microsoft JhengHei" w:eastAsia="Microsoft JhengHei"/>
                 <w:sz w:val="19"/>
               </w:rPr>
-              <w:t>EUR 1,310 / TWD 48,077</w:t>
+              <w:t>EUR 1,010 / TWD 37,067</w:t>
             </w:r>
           </w:p>
         </w:tc>
@@ -7257,7 +7994,7 @@
                 <w:rFonts w:ascii="Microsoft JhengHei" w:hAnsi="Microsoft JhengHei" w:eastAsia="Microsoft JhengHei"/>
                 <w:sz w:val="19"/>
               </w:rPr>
-              <w:t>MXP → Siena 直達進老城（已訂，每人 €262）</w:t>
+              <w:t>MXP → Parma → Siena（10hr/日，已訂，每人 €202）</w:t>
             </w:r>
           </w:p>
         </w:tc>
@@ -7322,7 +8059,7 @@
                 <w:rFonts w:ascii="Microsoft JhengHei" w:hAnsi="Microsoft JhengHei" w:eastAsia="Microsoft JhengHei"/>
                 <w:sz w:val="19"/>
               </w:rPr>
-              <w:t>烏菲茲美術館 x5</w:t>
+              <w:t>Siena 主教座堂 PORTA del CIELO x5</w:t>
             </w:r>
           </w:p>
         </w:tc>
@@ -7338,6 +8075,54 @@
                 <w:rFonts w:ascii="Microsoft JhengHei" w:hAnsi="Microsoft JhengHei" w:eastAsia="Microsoft JhengHei"/>
                 <w:sz w:val="19"/>
               </w:rPr>
+              <w:t>EUR 105（每人 €21）</w:t>
+            </w:r>
+          </w:p>
+        </w:tc>
+        <w:tc>
+          <w:tcPr>
+            <w:tcW w:type="dxa" w:w="3024"/>
+            <w:shd w:fill="EBF5FB"/>
+          </w:tcPr>
+          <w:p>
+            <w:r/>
+            <w:r>
+              <w:rPr>
+                <w:rFonts w:ascii="Microsoft JhengHei" w:hAnsi="Microsoft JhengHei" w:eastAsia="Microsoft JhengHei"/>
+                <w:sz w:val="19"/>
+              </w:rPr>
+              <w:t>6/15 11:30 屋頂導覽英文場（待訂）</w:t>
+            </w:r>
+          </w:p>
+        </w:tc>
+      </w:tr>
+      <w:tr>
+        <w:tc>
+          <w:tcPr>
+            <w:tcW w:type="dxa" w:w="3024"/>
+          </w:tcPr>
+          <w:p>
+            <w:r/>
+            <w:r>
+              <w:rPr>
+                <w:rFonts w:ascii="Microsoft JhengHei" w:hAnsi="Microsoft JhengHei" w:eastAsia="Microsoft JhengHei"/>
+                <w:sz w:val="19"/>
+              </w:rPr>
+              <w:t>烏菲茲美術館 x5</w:t>
+            </w:r>
+          </w:p>
+        </w:tc>
+        <w:tc>
+          <w:tcPr>
+            <w:tcW w:type="dxa" w:w="3024"/>
+          </w:tcPr>
+          <w:p>
+            <w:r/>
+            <w:r>
+              <w:rPr>
+                <w:rFonts w:ascii="Microsoft JhengHei" w:hAnsi="Microsoft JhengHei" w:eastAsia="Microsoft JhengHei"/>
+                <w:sz w:val="19"/>
+              </w:rPr>
               <w:t>EUR 145（每人 €29）</w:t>
             </w:r>
           </w:p>
@@ -7345,7 +8130,6 @@
         <w:tc>
           <w:tcPr>
             <w:tcW w:type="dxa" w:w="3024"/>
-            <w:shd w:fill="EBF5FB"/>
           </w:tcPr>
           <w:p>
             <w:r/>
@@ -7363,6 +8147,7 @@
         <w:tc>
           <w:tcPr>
             <w:tcW w:type="dxa" w:w="3024"/>
+            <w:shd w:fill="EBF5FB"/>
           </w:tcPr>
           <w:p>
             <w:r/>
@@ -7378,6 +8163,7 @@
         <w:tc>
           <w:tcPr>
             <w:tcW w:type="dxa" w:w="3024"/>
+            <w:shd w:fill="EBF5FB"/>
           </w:tcPr>
           <w:p>
             <w:r/>
@@ -7393,6 +8179,7 @@
         <w:tc>
           <w:tcPr>
             <w:tcW w:type="dxa" w:w="3024"/>
+            <w:shd w:fill="EBF5FB"/>
           </w:tcPr>
           <w:p>
             <w:r/>
@@ -7410,7 +8197,6 @@
         <w:tc>
           <w:tcPr>
             <w:tcW w:type="dxa" w:w="3024"/>
-            <w:shd w:fill="EBF5FB"/>
           </w:tcPr>
           <w:p>
             <w:r/>
@@ -7426,7 +8212,6 @@
         <w:tc>
           <w:tcPr>
             <w:tcW w:type="dxa" w:w="3024"/>
-            <w:shd w:fill="EBF5FB"/>
           </w:tcPr>
           <w:p>
             <w:r/>
@@ -7442,7 +8227,6 @@
         <w:tc>
           <w:tcPr>
             <w:tcW w:type="dxa" w:w="3024"/>
-            <w:shd w:fill="EBF5FB"/>
           </w:tcPr>
           <w:p>
             <w:r/>
@@ -7460,6 +8244,40 @@
     <w:p/>
     <w:p>
       <w:pPr>
+        <w:ind w:left="283"/>
+        <w:pBdr>
+          <w:left w:val="single" w:sz="12" w:space="4" w:color="2E86C1"/>
+        </w:pBdr>
+        <w:shd w:fill="EBF5FB"/>
+      </w:pPr>
+      <w:r>
+        <w:rPr>
+          <w:rFonts w:ascii="Microsoft JhengHei" w:hAnsi="Microsoft JhengHei" w:eastAsia="Microsoft JhengHei"/>
+          <w:color w:val="5D6D7E"/>
+          <w:sz w:val="21"/>
+        </w:rPr>
+        <w:t xml:space="preserve">💱 </w:t>
+      </w:r>
+      <w:r>
+        <w:rPr>
+          <w:rFonts w:ascii="Microsoft JhengHei" w:hAnsi="Microsoft JhengHei" w:eastAsia="Microsoft JhengHei"/>
+          <w:b/>
+          <w:color w:val="5D6D7E"/>
+          <w:sz w:val="21"/>
+        </w:rPr>
+        <w:t>預估匯率</w:t>
+      </w:r>
+      <w:r>
+        <w:rPr>
+          <w:rFonts w:ascii="Microsoft JhengHei" w:hAnsi="Microsoft JhengHei" w:eastAsia="Microsoft JhengHei"/>
+          <w:color w:val="5D6D7E"/>
+          <w:sz w:val="21"/>
+        </w:rPr>
+        <w:t>：1 EUR ≈ TWD 36.7-37.2（實際以信用卡刷卡日銀行匯率為準，浮動 ±1% 為正常範圍）</w:t>
+      </w:r>
+    </w:p>
+    <w:p>
+      <w:pPr>
         <w:spacing w:before="40" w:after="40"/>
         <w:pBdr>
           <w:bottom w:val="single" w:sz="4" w:space="1" w:color="BDC3C7"/>
@@ -7488,7 +8306,7 @@
           <w:rFonts w:ascii="Microsoft JhengHei" w:hAnsi="Microsoft JhengHei" w:eastAsia="Microsoft JhengHei"/>
           <w:sz w:val="21"/>
         </w:rPr>
-        <w:t>☑ 預訂 6/14 MXP→Siena EUROCOVER 包車（進老城方案 EUR 1,310）✅</w:t>
+        <w:t>☑ 預訂 6/14 MXP→Parma→Siena EUROCOVER 包車（EUR 1,010）✅</w:t>
       </w:r>
     </w:p>
     <w:p>
@@ -7587,7 +8405,7 @@
           <w:rFonts w:ascii="Microsoft JhengHei" w:hAnsi="Microsoft JhengHei" w:eastAsia="Microsoft JhengHei"/>
           <w:sz w:val="21"/>
         </w:rPr>
-        <w:t>☐ 預約百花大教堂圓頂登頂（必須線上預約）</w:t>
+        <w:t>☐ 訂 Siena 主教座堂 PORTA del CIELO 6/15 11:30 屋頂導覽英文場（5 人 €105，5/15 前訂）</w:t>
       </w:r>
     </w:p>
     <w:p>
@@ -7599,7 +8417,7 @@
           <w:rFonts w:ascii="Microsoft JhengHei" w:hAnsi="Microsoft JhengHei" w:eastAsia="Microsoft JhengHei"/>
           <w:sz w:val="21"/>
         </w:rPr>
-        <w:t>☐ 購買義大利 eSIM 或 SIM 卡</w:t>
+        <w:t>☐ 訂 6/19 晚餐 Osteria del Cinghiale Bianco（5 人桌，5/30 前訂位）</w:t>
       </w:r>
     </w:p>
     <w:p>
@@ -7611,7 +8429,7 @@
           <w:rFonts w:ascii="Microsoft JhengHei" w:hAnsi="Microsoft JhengHei" w:eastAsia="Microsoft JhengHei"/>
           <w:sz w:val="21"/>
         </w:rPr>
-        <w:t>☐ 確認護照效期（需 6 個月以上）</w:t>
+        <w:t>☐ 預約百花大教堂圓頂登頂（必須線上預約）</w:t>
       </w:r>
     </w:p>
     <w:p>
@@ -7623,7 +8441,7 @@
           <w:rFonts w:ascii="Microsoft JhengHei" w:hAnsi="Microsoft JhengHei" w:eastAsia="Microsoft JhengHei"/>
           <w:sz w:val="21"/>
         </w:rPr>
-        <w:t>☐ 準備旅平險</w:t>
+        <w:t>☐ 購買義大利 eSIM 或 SIM 卡</w:t>
       </w:r>
     </w:p>
     <w:p>
@@ -7635,7 +8453,7 @@
           <w:rFonts w:ascii="Microsoft JhengHei" w:hAnsi="Microsoft JhengHei" w:eastAsia="Microsoft JhengHei"/>
           <w:sz w:val="21"/>
         </w:rPr>
-        <w:t>☐ 確認信用卡海外刷卡功能開通</w:t>
+        <w:t>☐ 確認護照效期（需 6 個月以上）</w:t>
       </w:r>
     </w:p>
     <w:p>
@@ -7647,7 +8465,7 @@
           <w:rFonts w:ascii="Microsoft JhengHei" w:hAnsi="Microsoft JhengHei" w:eastAsia="Microsoft JhengHei"/>
           <w:sz w:val="21"/>
         </w:rPr>
-        <w:t>☐ 下載離線地圖（Google Maps 義大利地區）</w:t>
+        <w:t>☐ 準備旅平險</w:t>
       </w:r>
     </w:p>
     <w:p>
@@ -7659,7 +8477,7 @@
           <w:rFonts w:ascii="Microsoft JhengHei" w:hAnsi="Microsoft JhengHei" w:eastAsia="Microsoft JhengHei"/>
           <w:sz w:val="21"/>
         </w:rPr>
-        <w:t>☐ 下載 Trenitalia / Italo App（查火車時刻）</w:t>
+        <w:t>☐ 確認信用卡海外刷卡功能開通</w:t>
       </w:r>
     </w:p>
     <w:p>
@@ -7671,7 +8489,31 @@
           <w:rFonts w:ascii="Microsoft JhengHei" w:hAnsi="Microsoft JhengHei" w:eastAsia="Microsoft JhengHei"/>
           <w:sz w:val="21"/>
         </w:rPr>
-        <w:t>☐ 列印門票（烏菲茲美術館、學院美術館、米蘭大教堂）</w:t>
+        <w:t>☐ 下載離線地圖（Google Maps 義大利地區）</w:t>
+      </w:r>
+    </w:p>
+    <w:p>
+      <w:pPr>
+        <w:ind w:left="454" w:hanging="227"/>
+      </w:pPr>
+      <w:r>
+        <w:rPr>
+          <w:rFonts w:ascii="Microsoft JhengHei" w:hAnsi="Microsoft JhengHei" w:eastAsia="Microsoft JhengHei"/>
+          <w:sz w:val="21"/>
+        </w:rPr>
+        <w:t>☐ 下載 Trenitalia / Italo App（查火車時刻）</w:t>
+      </w:r>
+    </w:p>
+    <w:p>
+      <w:pPr>
+        <w:ind w:left="454" w:hanging="227"/>
+      </w:pPr>
+      <w:r>
+        <w:rPr>
+          <w:rFonts w:ascii="Microsoft JhengHei" w:hAnsi="Microsoft JhengHei" w:eastAsia="Microsoft JhengHei"/>
+          <w:sz w:val="21"/>
+        </w:rPr>
+        <w:t>☐ 列印門票（烏菲茲美術館、學院美術館、米蘭大教堂、Siena PORTA del CIELO）</w:t>
       </w:r>
     </w:p>
     <w:p>
@@ -7694,7 +8536,7 @@
           <w:rFonts w:ascii="Microsoft JhengHei" w:hAnsi="Microsoft JhengHei" w:eastAsia="Microsoft JhengHei"/>
           <w:i/>
         </w:rPr>
-        <w:t>最後更新：2026/5/1</w:t>
+        <w:t>最後更新：2026/5/12</w:t>
       </w:r>
       <w:r>
         <w:rPr>

--- a/docs/2026義大利行程規劃.docx
+++ b/docs/2026義大利行程規劃.docx
@@ -724,7 +724,7 @@
                 <w:rFonts w:ascii="Microsoft JhengHei" w:hAnsi="Microsoft JhengHei" w:eastAsia="Microsoft JhengHei"/>
                 <w:sz w:val="19"/>
               </w:rPr>
-              <w:t>Boeing 787-9</w:t>
+              <w:t>Boeing 787-9（近期實飛資料另有 777-300ER，以長榮訂位管理頁為準）</w:t>
             </w:r>
           </w:p>
         </w:tc>
@@ -740,7 +740,7 @@
                 <w:rFonts w:ascii="Microsoft JhengHei" w:hAnsi="Microsoft JhengHei" w:eastAsia="Microsoft JhengHei"/>
                 <w:sz w:val="19"/>
               </w:rPr>
-              <w:t>Boeing 787-9</w:t>
+              <w:t>Boeing 787-9（同左）</w:t>
             </w:r>
           </w:p>
         </w:tc>
@@ -4439,7 +4439,7 @@
           <w:rFonts w:ascii="Microsoft JhengHei" w:hAnsi="Microsoft JhengHei" w:eastAsia="Microsoft JhengHei"/>
           <w:sz w:val="21"/>
         </w:rPr>
-        <w:t>• 💡 5.17 公尺高的大理石巨人，從肌肉線條到手背浮起的血管都栩栩如生，站在他面前的震撼感是照片完全無法傳達的</w:t>
+        <w:t>• 💡 5.17 公尺高的大理石巨人，從肌肉線條到手背浮起的血管都栩栩如生</w:t>
       </w:r>
     </w:p>
     <w:p>
@@ -4459,14 +4459,14 @@
           <w:b/>
           <w:sz w:val="21"/>
         </w:rPr>
-        <w:t>11:00</w:t>
-      </w:r>
-      <w:r>
-        <w:rPr>
-          <w:rFonts w:ascii="Microsoft JhengHei" w:hAnsi="Microsoft JhengHei" w:eastAsia="Microsoft JhengHei"/>
-          <w:sz w:val="21"/>
-        </w:rPr>
-        <w:t xml:space="preserve"> 🍽 午餐：</w:t>
+        <w:t>10:30</w:t>
+      </w:r>
+      <w:r>
+        <w:rPr>
+          <w:rFonts w:ascii="Microsoft JhengHei" w:hAnsi="Microsoft JhengHei" w:eastAsia="Microsoft JhengHei"/>
+          <w:sz w:val="21"/>
+        </w:rPr>
+        <w:t xml:space="preserve"> 🔀 </w:t>
       </w:r>
       <w:r>
         <w:rPr>
@@ -4474,14 +4474,14 @@
           <w:b/>
           <w:sz w:val="21"/>
         </w:rPr>
-        <w:t>Mercato Centrale Firenze（中央市場）</w:t>
-      </w:r>
-      <w:r>
-        <w:rPr>
-          <w:rFonts w:ascii="Microsoft JhengHei" w:hAnsi="Microsoft JhengHei" w:eastAsia="Microsoft JhengHei"/>
-          <w:sz w:val="21"/>
-        </w:rPr>
-        <w:t>：</w:t>
+        <w:t>此時段全團分頭行動</w:t>
+      </w:r>
+      <w:r>
+        <w:rPr>
+          <w:rFonts w:ascii="Microsoft JhengHei" w:hAnsi="Microsoft JhengHei" w:eastAsia="Microsoft JhengHei"/>
+          <w:sz w:val="21"/>
+        </w:rPr>
+        <w:t>（12:30 中央市場會合）</w:t>
       </w:r>
     </w:p>
     <w:p>
@@ -4493,7 +4493,37 @@
           <w:rFonts w:ascii="Microsoft JhengHei" w:hAnsi="Microsoft JhengHei" w:eastAsia="Microsoft JhengHei"/>
           <w:sz w:val="21"/>
         </w:rPr>
-        <w:t>• 備註： 1 樓買松露、乾貨伴手禮；2 樓美食廣場自選餐點（適合 5 人口味多樣化）。</w:t>
+        <w:t xml:space="preserve">• </w:t>
+      </w:r>
+      <w:r>
+        <w:rPr>
+          <w:rFonts w:ascii="Microsoft JhengHei" w:hAnsi="Microsoft JhengHei" w:eastAsia="Microsoft JhengHei"/>
+          <w:b/>
+          <w:sz w:val="21"/>
+        </w:rPr>
+        <w:t>10:45 - 12:00</w:t>
+      </w:r>
+      <w:r>
+        <w:rPr>
+          <w:rFonts w:ascii="Microsoft JhengHei" w:hAnsi="Microsoft JhengHei" w:eastAsia="Microsoft JhengHei"/>
+          <w:sz w:val="21"/>
+        </w:rPr>
+        <w:t xml:space="preserve"> 🏛 </w:t>
+      </w:r>
+      <w:r>
+        <w:rPr>
+          <w:rFonts w:ascii="Microsoft JhengHei" w:hAnsi="Microsoft JhengHei" w:eastAsia="Microsoft JhengHei"/>
+          <w:b/>
+          <w:sz w:val="21"/>
+        </w:rPr>
+        <w:t>【鷹架組 2 人】Mosaics up close — 洗禮堂修復鷹架近距離導覽</w:t>
+      </w:r>
+      <w:r>
+        <w:rPr>
+          <w:rFonts w:ascii="Microsoft JhengHei" w:hAnsi="Microsoft JhengHei" w:eastAsia="Microsoft JhengHei"/>
+          <w:sz w:val="21"/>
+        </w:rPr>
+        <w:t xml:space="preserve"> 🎫（2 張已訂）</w:t>
       </w:r>
     </w:p>
     <w:p>
@@ -4505,7 +4535,22 @@
           <w:rFonts w:ascii="Microsoft JhengHei" w:hAnsi="Microsoft JhengHei" w:eastAsia="Microsoft JhengHei"/>
           <w:sz w:val="21"/>
         </w:rPr>
-        <w:t>• 💡 1874 年鑄鐵玻璃建築裡的美食天堂，一樓傳統市場買松露起司風乾火腿當伴手禮，二樓美食廣場各攤各有專精</w:t>
+        <w:t xml:space="preserve">• 集合於 </w:t>
+      </w:r>
+      <w:r>
+        <w:rPr>
+          <w:rFonts w:ascii="Microsoft JhengHei" w:hAnsi="Microsoft JhengHei" w:eastAsia="Microsoft JhengHei"/>
+          <w:b/>
+          <w:sz w:val="21"/>
+        </w:rPr>
+        <w:t>Antica Canonica di San Giovanni, Piazza San Giovanni 7</w:t>
+      </w:r>
+      <w:r>
+        <w:rPr>
+          <w:rFonts w:ascii="Microsoft JhengHei" w:hAnsi="Microsoft JhengHei" w:eastAsia="Microsoft JhengHei"/>
+          <w:sz w:val="21"/>
+        </w:rPr>
+        <w:t>，11:00 開始</w:t>
       </w:r>
     </w:p>
     <w:p>
@@ -4517,22 +4562,7 @@
           <w:rFonts w:ascii="Microsoft JhengHei" w:hAnsi="Microsoft JhengHei" w:eastAsia="Microsoft JhengHei"/>
           <w:sz w:val="21"/>
         </w:rPr>
-        <w:t xml:space="preserve">• </w:t>
-      </w:r>
-      <w:r>
-        <w:rPr>
-          <w:rFonts w:ascii="Microsoft JhengHei" w:hAnsi="Microsoft JhengHei" w:eastAsia="Microsoft JhengHei"/>
-          <w:b/>
-          <w:sz w:val="21"/>
-        </w:rPr>
-        <w:t>13:00 - 15:00</w:t>
-      </w:r>
-      <w:r>
-        <w:rPr>
-          <w:rFonts w:ascii="Microsoft JhengHei" w:hAnsi="Microsoft JhengHei" w:eastAsia="Microsoft JhengHei"/>
-          <w:sz w:val="21"/>
-        </w:rPr>
-        <w:t xml:space="preserve"> 💤 回飯店休息（2 小時）。</w:t>
+        <w:t>• 票價：每張 €65（含 3 天內可進 Santa Reparata 地下遺跡 + Opera del Duomo 博物館）</w:t>
       </w:r>
     </w:p>
     <w:p>
@@ -4544,7 +4574,7 @@
           <w:rFonts w:ascii="Microsoft JhengHei" w:hAnsi="Microsoft JhengHei" w:eastAsia="Microsoft JhengHei"/>
           <w:sz w:val="21"/>
         </w:rPr>
-        <w:t xml:space="preserve">• </w:t>
+        <w:t xml:space="preserve">• ⚠ </w:t>
       </w:r>
       <w:r>
         <w:rPr>
@@ -4552,29 +4582,14 @@
           <w:b/>
           <w:sz w:val="21"/>
         </w:rPr>
-        <w:t>15:30</w:t>
-      </w:r>
-      <w:r>
-        <w:rPr>
-          <w:rFonts w:ascii="Microsoft JhengHei" w:hAnsi="Microsoft JhengHei" w:eastAsia="Microsoft JhengHei"/>
-          <w:sz w:val="21"/>
-        </w:rPr>
-        <w:t xml:space="preserve"> 🛍 </w:t>
-      </w:r>
-      <w:r>
-        <w:rPr>
-          <w:rFonts w:ascii="Microsoft JhengHei" w:hAnsi="Microsoft JhengHei" w:eastAsia="Microsoft JhengHei"/>
-          <w:b/>
-          <w:sz w:val="21"/>
-        </w:rPr>
-        <w:t>AquaFlor Firenze</w:t>
-      </w:r>
-      <w:r>
-        <w:rPr>
-          <w:rFonts w:ascii="Microsoft JhengHei" w:hAnsi="Microsoft JhengHei" w:eastAsia="Microsoft JhengHei"/>
-          <w:sz w:val="21"/>
-        </w:rPr>
-        <w:t>：</w:t>
+        <w:t>服裝</w:t>
+      </w:r>
+      <w:r>
+        <w:rPr>
+          <w:rFonts w:ascii="Microsoft JhengHei" w:hAnsi="Microsoft JhengHei" w:eastAsia="Microsoft JhengHei"/>
+          <w:sz w:val="21"/>
+        </w:rPr>
+        <w:t>：強制 closed-toe shoes（不可穿涼鞋/夾腳拖）</w:t>
       </w:r>
     </w:p>
     <w:p>
@@ -4586,7 +4601,7 @@
           <w:rFonts w:ascii="Microsoft JhengHei" w:hAnsi="Microsoft JhengHei" w:eastAsia="Microsoft JhengHei"/>
           <w:sz w:val="21"/>
         </w:rPr>
-        <w:t>• 備註：【必逛：宮殿地窖香氛店】。地址：Borgo Santa Croce, 6。</w:t>
+        <w:t>• 💡 13-14 世紀拜占庭金色馬賽克，可登上 31.5 公尺高蘑菇形鷹架近距離看，修復至 2028 年限定</w:t>
       </w:r>
     </w:p>
     <w:p>
@@ -4598,7 +4613,22 @@
           <w:rFonts w:ascii="Microsoft JhengHei" w:hAnsi="Microsoft JhengHei" w:eastAsia="Microsoft JhengHei"/>
           <w:sz w:val="21"/>
         </w:rPr>
-        <w:t>• 💡 藏在文藝復興宮殿地窖裡的手工香水店，老闆會親自幫你調香，整間店像煉金術士的實驗室，連瓶身都美到可以當擺飾</w:t>
+        <w:t xml:space="preserve">• 📌 </w:t>
+      </w:r>
+      <w:r>
+        <w:rPr>
+          <w:rFonts w:ascii="Microsoft JhengHei" w:hAnsi="Microsoft JhengHei" w:eastAsia="Microsoft JhengHei"/>
+          <w:b/>
+          <w:sz w:val="21"/>
+        </w:rPr>
+        <w:t>【學院組 3 人】10:30-12:15 繼續在學院美術館慢慢看</w:t>
+      </w:r>
+      <w:r>
+        <w:rPr>
+          <w:rFonts w:ascii="Microsoft JhengHei" w:hAnsi="Microsoft JhengHei" w:eastAsia="Microsoft JhengHei"/>
+          <w:sz w:val="21"/>
+        </w:rPr>
+        <w:t>（囚徒群像、聖馬太、樂器博物館、畫作展廳），12:00-12:15 離館 → 12:30 中央市場會合</w:t>
       </w:r>
     </w:p>
     <w:p>
@@ -4618,14 +4648,14 @@
           <w:b/>
           <w:sz w:val="21"/>
         </w:rPr>
-        <w:t>16:30</w:t>
-      </w:r>
-      <w:r>
-        <w:rPr>
-          <w:rFonts w:ascii="Microsoft JhengHei" w:hAnsi="Microsoft JhengHei" w:eastAsia="Microsoft JhengHei"/>
-          <w:sz w:val="21"/>
-        </w:rPr>
-        <w:t xml:space="preserve"> 🏛 </w:t>
+        <w:t>12:30</w:t>
+      </w:r>
+      <w:r>
+        <w:rPr>
+          <w:rFonts w:ascii="Microsoft JhengHei" w:hAnsi="Microsoft JhengHei" w:eastAsia="Microsoft JhengHei"/>
+          <w:sz w:val="21"/>
+        </w:rPr>
+        <w:t xml:space="preserve"> 🍽 午餐：</w:t>
       </w:r>
       <w:r>
         <w:rPr>
@@ -4633,29 +4663,14 @@
           <w:b/>
           <w:sz w:val="21"/>
         </w:rPr>
-        <w:t>Basilica di Santa Croce（聖十字聖殿）</w:t>
-      </w:r>
-      <w:r>
-        <w:rPr>
-          <w:rFonts w:ascii="Microsoft JhengHei" w:hAnsi="Microsoft JhengHei" w:eastAsia="Microsoft JhengHei"/>
-          <w:sz w:val="21"/>
-        </w:rPr>
-        <w:t xml:space="preserve"> → 🏛 </w:t>
-      </w:r>
-      <w:r>
-        <w:rPr>
-          <w:rFonts w:ascii="Microsoft JhengHei" w:hAnsi="Microsoft JhengHei" w:eastAsia="Microsoft JhengHei"/>
-          <w:b/>
-          <w:sz w:val="21"/>
-        </w:rPr>
-        <w:t>洗禮堂（Baptistery）</w:t>
-      </w:r>
-      <w:r>
-        <w:rPr>
-          <w:rFonts w:ascii="Microsoft JhengHei" w:hAnsi="Microsoft JhengHei" w:eastAsia="Microsoft JhengHei"/>
-          <w:sz w:val="21"/>
-        </w:rPr>
-        <w:t xml:space="preserve"> 🎫：看金色馬賽克穹頂。</w:t>
+        <w:t>Mercato Centrale Firenze（中央市場）</w:t>
+      </w:r>
+      <w:r>
+        <w:rPr>
+          <w:rFonts w:ascii="Microsoft JhengHei" w:hAnsi="Microsoft JhengHei" w:eastAsia="Microsoft JhengHei"/>
+          <w:sz w:val="21"/>
+        </w:rPr>
+        <w:t>：</w:t>
       </w:r>
     </w:p>
     <w:p>
@@ -4667,7 +4682,178 @@
           <w:rFonts w:ascii="Microsoft JhengHei" w:hAnsi="Microsoft JhengHei" w:eastAsia="Microsoft JhengHei"/>
           <w:sz w:val="21"/>
         </w:rPr>
-        <w:t>• 💡 聖十字聖殿是義大利「先賢祠」，米開朗基羅、伽利略、馬基維利都長眠於此，教堂裡有喬托的濕壁畫傑作；洗禮堂比百花大教堂還老，但丁在此受洗，穹頂金色拜占庭馬賽克鑲嵌畫氣勢磅礴</w:t>
+        <w:t>• 備註： 1 樓買松露、乾貨伴手禮；2 樓美食廣場自選餐點（適合 5 人口味多樣化）。</w:t>
+      </w:r>
+    </w:p>
+    <w:p>
+      <w:pPr>
+        <w:ind w:left="454" w:hanging="227"/>
+      </w:pPr>
+      <w:r>
+        <w:rPr>
+          <w:rFonts w:ascii="Microsoft JhengHei" w:hAnsi="Microsoft JhengHei" w:eastAsia="Microsoft JhengHei"/>
+          <w:sz w:val="21"/>
+        </w:rPr>
+        <w:t>• 💡 1874 年鑄鐵玻璃建築，二樓美食廣場各攤各有專精</w:t>
+      </w:r>
+    </w:p>
+    <w:p>
+      <w:pPr>
+        <w:ind w:left="454" w:hanging="227"/>
+      </w:pPr>
+      <w:r>
+        <w:rPr>
+          <w:rFonts w:ascii="Microsoft JhengHei" w:hAnsi="Microsoft JhengHei" w:eastAsia="Microsoft JhengHei"/>
+          <w:sz w:val="21"/>
+        </w:rPr>
+        <w:t xml:space="preserve">• </w:t>
+      </w:r>
+      <w:r>
+        <w:rPr>
+          <w:rFonts w:ascii="Microsoft JhengHei" w:hAnsi="Microsoft JhengHei" w:eastAsia="Microsoft JhengHei"/>
+          <w:b/>
+          <w:sz w:val="21"/>
+        </w:rPr>
+        <w:t>14:00 - 15:30</w:t>
+      </w:r>
+      <w:r>
+        <w:rPr>
+          <w:rFonts w:ascii="Microsoft JhengHei" w:hAnsi="Microsoft JhengHei" w:eastAsia="Microsoft JhengHei"/>
+          <w:sz w:val="21"/>
+        </w:rPr>
+        <w:t xml:space="preserve"> 💤 回飯店休息</w:t>
+      </w:r>
+    </w:p>
+    <w:p>
+      <w:pPr>
+        <w:ind w:left="454" w:hanging="227"/>
+      </w:pPr>
+      <w:r>
+        <w:rPr>
+          <w:rFonts w:ascii="Microsoft JhengHei" w:hAnsi="Microsoft JhengHei" w:eastAsia="Microsoft JhengHei"/>
+          <w:sz w:val="21"/>
+        </w:rPr>
+        <w:t xml:space="preserve">• </w:t>
+      </w:r>
+      <w:r>
+        <w:rPr>
+          <w:rFonts w:ascii="Microsoft JhengHei" w:hAnsi="Microsoft JhengHei" w:eastAsia="Microsoft JhengHei"/>
+          <w:b/>
+          <w:sz w:val="21"/>
+        </w:rPr>
+        <w:t>15:30</w:t>
+      </w:r>
+      <w:r>
+        <w:rPr>
+          <w:rFonts w:ascii="Microsoft JhengHei" w:hAnsi="Microsoft JhengHei" w:eastAsia="Microsoft JhengHei"/>
+          <w:sz w:val="21"/>
+        </w:rPr>
+        <w:t xml:space="preserve"> 🛍 </w:t>
+      </w:r>
+      <w:r>
+        <w:rPr>
+          <w:rFonts w:ascii="Microsoft JhengHei" w:hAnsi="Microsoft JhengHei" w:eastAsia="Microsoft JhengHei"/>
+          <w:b/>
+          <w:sz w:val="21"/>
+        </w:rPr>
+        <w:t>AquaFlor Firenze</w:t>
+      </w:r>
+      <w:r>
+        <w:rPr>
+          <w:rFonts w:ascii="Microsoft JhengHei" w:hAnsi="Microsoft JhengHei" w:eastAsia="Microsoft JhengHei"/>
+          <w:sz w:val="21"/>
+        </w:rPr>
+        <w:t>：</w:t>
+      </w:r>
+    </w:p>
+    <w:p>
+      <w:pPr>
+        <w:ind w:left="454" w:hanging="227"/>
+      </w:pPr>
+      <w:r>
+        <w:rPr>
+          <w:rFonts w:ascii="Microsoft JhengHei" w:hAnsi="Microsoft JhengHei" w:eastAsia="Microsoft JhengHei"/>
+          <w:sz w:val="21"/>
+        </w:rPr>
+        <w:t>• 備註：【必逛：宮殿地窖香氛店】。地址：Borgo Santa Croce, 6。</w:t>
+      </w:r>
+    </w:p>
+    <w:p>
+      <w:pPr>
+        <w:ind w:left="454" w:hanging="227"/>
+      </w:pPr>
+      <w:r>
+        <w:rPr>
+          <w:rFonts w:ascii="Microsoft JhengHei" w:hAnsi="Microsoft JhengHei" w:eastAsia="Microsoft JhengHei"/>
+          <w:sz w:val="21"/>
+        </w:rPr>
+        <w:t>• 💡 藏在文藝復興宮殿地窖裡的手工香水店，老闆會親自幫你調香，連瓶身都美到可以當擺飾</w:t>
+      </w:r>
+    </w:p>
+    <w:p>
+      <w:pPr>
+        <w:ind w:left="454" w:hanging="227"/>
+      </w:pPr>
+      <w:r>
+        <w:rPr>
+          <w:rFonts w:ascii="Microsoft JhengHei" w:hAnsi="Microsoft JhengHei" w:eastAsia="Microsoft JhengHei"/>
+          <w:sz w:val="21"/>
+        </w:rPr>
+        <w:t xml:space="preserve">• </w:t>
+      </w:r>
+      <w:r>
+        <w:rPr>
+          <w:rFonts w:ascii="Microsoft JhengHei" w:hAnsi="Microsoft JhengHei" w:eastAsia="Microsoft JhengHei"/>
+          <w:b/>
+          <w:sz w:val="21"/>
+        </w:rPr>
+        <w:t>16:30</w:t>
+      </w:r>
+      <w:r>
+        <w:rPr>
+          <w:rFonts w:ascii="Microsoft JhengHei" w:hAnsi="Microsoft JhengHei" w:eastAsia="Microsoft JhengHei"/>
+          <w:sz w:val="21"/>
+        </w:rPr>
+        <w:t xml:space="preserve"> 🏛 </w:t>
+      </w:r>
+      <w:r>
+        <w:rPr>
+          <w:rFonts w:ascii="Microsoft JhengHei" w:hAnsi="Microsoft JhengHei" w:eastAsia="Microsoft JhengHei"/>
+          <w:b/>
+          <w:sz w:val="21"/>
+        </w:rPr>
+        <w:t>Basilica di Santa Croce（聖十字聖殿）</w:t>
+      </w:r>
+      <w:r>
+        <w:rPr>
+          <w:rFonts w:ascii="Microsoft JhengHei" w:hAnsi="Microsoft JhengHei" w:eastAsia="Microsoft JhengHei"/>
+          <w:sz w:val="21"/>
+        </w:rPr>
+        <w:t>：看名人墓碑與喬托濕壁畫</w:t>
+      </w:r>
+    </w:p>
+    <w:p>
+      <w:pPr>
+        <w:ind w:left="454" w:hanging="227"/>
+      </w:pPr>
+      <w:r>
+        <w:rPr>
+          <w:rFonts w:ascii="Microsoft JhengHei" w:hAnsi="Microsoft JhengHei" w:eastAsia="Microsoft JhengHei"/>
+          <w:sz w:val="21"/>
+        </w:rPr>
+        <w:t>• 💡 義大利「先賢祠」，米開朗基羅、伽利略、馬基維利都長眠於此</w:t>
+      </w:r>
+    </w:p>
+    <w:p>
+      <w:pPr>
+        <w:ind w:left="454" w:hanging="227"/>
+      </w:pPr>
+      <w:r>
+        <w:rPr>
+          <w:rFonts w:ascii="Microsoft JhengHei" w:hAnsi="Microsoft JhengHei" w:eastAsia="Microsoft JhengHei"/>
+          <w:sz w:val="21"/>
+        </w:rPr>
+        <w:t>• ⚠ 巴爾迪禮拜堂目前修復中，喬托《聖方濟各生平》可能搭鷹架</w:t>
       </w:r>
     </w:p>
     <w:p>
@@ -7359,7 +7545,22 @@
           <w:rFonts w:ascii="Microsoft JhengHei" w:hAnsi="Microsoft JhengHei" w:eastAsia="Microsoft JhengHei"/>
           <w:sz w:val="21"/>
         </w:rPr>
-        <w:t>：包車（固定費率約 €110）— 不用搬行李上下車，最省心；建議前一晚預訂</w:t>
+        <w:t xml:space="preserve">：包車 / NCC（5 人 + 行李載得下的廂型車，需報價確認）— 不用搬行李上下車，最省心；建議前一晚預訂；正式 taxi 公定價 </w:t>
+      </w:r>
+      <w:r>
+        <w:rPr>
+          <w:rFonts w:ascii="Microsoft JhengHei" w:hAnsi="Microsoft JhengHei" w:eastAsia="Microsoft JhengHei"/>
+          <w:b/>
+          <w:sz w:val="21"/>
+        </w:rPr>
+        <w:t>€114/車</w:t>
+      </w:r>
+      <w:r>
+        <w:rPr>
+          <w:rFonts w:ascii="Microsoft JhengHei" w:hAnsi="Microsoft JhengHei" w:eastAsia="Microsoft JhengHei"/>
+          <w:sz w:val="21"/>
+        </w:rPr>
+        <w:t xml:space="preserve"> 但僅 4 人座</w:t>
       </w:r>
     </w:p>
     <w:p>
@@ -7371,7 +7572,7 @@
           <w:rFonts w:ascii="Microsoft JhengHei" w:hAnsi="Microsoft JhengHei" w:eastAsia="Microsoft JhengHei"/>
           <w:sz w:val="21"/>
         </w:rPr>
-        <w:t xml:space="preserve">• 選項 B：Malpensa Express 火車（約 52 分鐘，€15/人）— 建議搭 </w:t>
+        <w:t xml:space="preserve">• 選項 B：Malpensa Express 火車（約 51 分鐘，€15/人）— 建議搭 </w:t>
       </w:r>
       <w:r>
         <w:rPr>
@@ -7386,7 +7587,22 @@
           <w:rFonts w:ascii="Microsoft JhengHei" w:hAnsi="Microsoft JhengHei" w:eastAsia="Microsoft JhengHei"/>
           <w:sz w:val="21"/>
         </w:rPr>
-        <w:t>（保守），備案 07:55；需自行搬行李上下車與月台轉乘</w:t>
+        <w:t>（保守，6/13 後夏季時刻表上路，出發前再確認）；備案 07:55；需自行搬行李上下車；列車</w:t>
+      </w:r>
+      <w:r>
+        <w:rPr>
+          <w:rFonts w:ascii="Microsoft JhengHei" w:hAnsi="Microsoft JhengHei" w:eastAsia="Microsoft JhengHei"/>
+          <w:b/>
+          <w:sz w:val="21"/>
+        </w:rPr>
+        <w:t>先停 T1 再到 T2</w:t>
+      </w:r>
+      <w:r>
+        <w:rPr>
+          <w:rFonts w:ascii="Microsoft JhengHei" w:hAnsi="Microsoft JhengHei" w:eastAsia="Microsoft JhengHei"/>
+          <w:sz w:val="21"/>
+        </w:rPr>
+        <w:t>，長榮在 T1</w:t>
       </w:r>
     </w:p>
     <w:p>
@@ -8536,7 +8752,7 @@
           <w:rFonts w:ascii="Microsoft JhengHei" w:hAnsi="Microsoft JhengHei" w:eastAsia="Microsoft JhengHei"/>
           <w:i/>
         </w:rPr>
-        <w:t>最後更新：2026/5/12</w:t>
+        <w:t>最後更新：2026/05/13（第二輪三方審查修訂版）</w:t>
       </w:r>
       <w:r>
         <w:rPr>

--- a/docs/2026義大利行程規劃.docx
+++ b/docs/2026義大利行程規劃.docx
@@ -3758,7 +3758,210 @@
           <w:rFonts w:ascii="Microsoft JhengHei" w:hAnsi="Microsoft JhengHei" w:eastAsia="Microsoft JhengHei"/>
           <w:sz w:val="21"/>
         </w:rPr>
-        <w:t xml:space="preserve"> 🍽 晚餐：自由安排。</w:t>
+        <w:t xml:space="preserve"> 🍽 晚餐：南岸或舊橋附近（待挑：須 20:00 前能吃完）</w:t>
+      </w:r>
+    </w:p>
+    <w:p>
+      <w:pPr>
+        <w:ind w:left="454" w:hanging="227"/>
+      </w:pPr>
+      <w:r>
+        <w:rPr>
+          <w:rFonts w:ascii="Microsoft JhengHei" w:hAnsi="Microsoft JhengHei" w:eastAsia="Microsoft JhengHei"/>
+          <w:sz w:val="21"/>
+        </w:rPr>
+        <w:t xml:space="preserve">• </w:t>
+      </w:r>
+      <w:r>
+        <w:rPr>
+          <w:rFonts w:ascii="Microsoft JhengHei" w:hAnsi="Microsoft JhengHei" w:eastAsia="Microsoft JhengHei"/>
+          <w:b/>
+          <w:sz w:val="21"/>
+        </w:rPr>
+        <w:t>20:00</w:t>
+      </w:r>
+      <w:r>
+        <w:rPr>
+          <w:rFonts w:ascii="Microsoft JhengHei" w:hAnsi="Microsoft JhengHei" w:eastAsia="Microsoft JhengHei"/>
+          <w:sz w:val="21"/>
+        </w:rPr>
+        <w:t xml:space="preserve"> 🚕 計程車上山前往 Piazzale Michelangelo（€15-18，車程約 12 分鐘）</w:t>
+      </w:r>
+    </w:p>
+    <w:p>
+      <w:pPr>
+        <w:ind w:left="454" w:hanging="227"/>
+      </w:pPr>
+      <w:r>
+        <w:rPr>
+          <w:rFonts w:ascii="Microsoft JhengHei" w:hAnsi="Microsoft JhengHei" w:eastAsia="Microsoft JhengHei"/>
+          <w:sz w:val="21"/>
+        </w:rPr>
+        <w:t xml:space="preserve">• </w:t>
+      </w:r>
+      <w:r>
+        <w:rPr>
+          <w:rFonts w:ascii="Microsoft JhengHei" w:hAnsi="Microsoft JhengHei" w:eastAsia="Microsoft JhengHei"/>
+          <w:b/>
+          <w:sz w:val="21"/>
+        </w:rPr>
+        <w:t>20:15 - 20:55</w:t>
+      </w:r>
+      <w:r>
+        <w:rPr>
+          <w:rFonts w:ascii="Microsoft JhengHei" w:hAnsi="Microsoft JhengHei" w:eastAsia="Microsoft JhengHei"/>
+          <w:sz w:val="21"/>
+        </w:rPr>
+        <w:t xml:space="preserve"> 🌄 </w:t>
+      </w:r>
+      <w:r>
+        <w:rPr>
+          <w:rFonts w:ascii="Microsoft JhengHei" w:hAnsi="Microsoft JhengHei" w:eastAsia="Microsoft JhengHei"/>
+          <w:b/>
+          <w:sz w:val="21"/>
+        </w:rPr>
+        <w:t>Piazzale Michelangelo（米開朗基羅廣場）+ San Miniato al Monte 外部平台</w:t>
+      </w:r>
+      <w:r>
+        <w:rPr>
+          <w:rFonts w:ascii="Microsoft JhengHei" w:hAnsi="Microsoft JhengHei" w:eastAsia="Microsoft JhengHei"/>
+          <w:sz w:val="21"/>
+        </w:rPr>
+      </w:r>
+    </w:p>
+    <w:p>
+      <w:pPr>
+        <w:ind w:left="454" w:hanging="227"/>
+      </w:pPr>
+      <w:r>
+        <w:rPr>
+          <w:rFonts w:ascii="Microsoft JhengHei" w:hAnsi="Microsoft JhengHei" w:eastAsia="Microsoft JhengHei"/>
+          <w:sz w:val="21"/>
+        </w:rPr>
+        <w:t>• 廣場大衛像複製品右後方拍 Duomo + Ponte Vecchio + 阿諾河</w:t>
+      </w:r>
+    </w:p>
+    <w:p>
+      <w:pPr>
+        <w:ind w:left="454" w:hanging="227"/>
+      </w:pPr>
+      <w:r>
+        <w:rPr>
+          <w:rFonts w:ascii="Microsoft JhengHei" w:hAnsi="Microsoft JhengHei" w:eastAsia="Microsoft JhengHei"/>
+          <w:sz w:val="21"/>
+        </w:rPr>
+        <w:t>• 步行 5 分鐘上 San Miniato al Monte 教堂前平台（外部平台視野更高、人少）</w:t>
+      </w:r>
+    </w:p>
+    <w:p>
+      <w:pPr>
+        <w:ind w:left="454" w:hanging="227"/>
+      </w:pPr>
+      <w:r>
+        <w:rPr>
+          <w:rFonts w:ascii="Microsoft JhengHei" w:hAnsi="Microsoft JhengHei" w:eastAsia="Microsoft JhengHei"/>
+          <w:sz w:val="21"/>
+        </w:rPr>
+        <w:t xml:space="preserve">• </w:t>
+      </w:r>
+      <w:r>
+        <w:rPr>
+          <w:rFonts w:ascii="Microsoft JhengHei" w:hAnsi="Microsoft JhengHei" w:eastAsia="Microsoft JhengHei"/>
+          <w:b/>
+          <w:sz w:val="21"/>
+        </w:rPr>
+        <w:t>20:59</w:t>
+      </w:r>
+      <w:r>
+        <w:rPr>
+          <w:rFonts w:ascii="Microsoft JhengHei" w:hAnsi="Microsoft JhengHei" w:eastAsia="Microsoft JhengHei"/>
+          <w:sz w:val="21"/>
+        </w:rPr>
+        <w:t xml:space="preserve"> ✨ </w:t>
+      </w:r>
+      <w:r>
+        <w:rPr>
+          <w:rFonts w:ascii="Microsoft JhengHei" w:hAnsi="Microsoft JhengHei" w:eastAsia="Microsoft JhengHei"/>
+          <w:b/>
+          <w:sz w:val="21"/>
+        </w:rPr>
+        <w:t>日落</w:t>
+      </w:r>
+      <w:r>
+        <w:rPr>
+          <w:rFonts w:ascii="Microsoft JhengHei" w:hAnsi="Microsoft JhengHei" w:eastAsia="Microsoft JhengHei"/>
+          <w:sz w:val="21"/>
+        </w:rPr>
+        <w:t>（2026/6/18 佛羅倫斯確切日落）</w:t>
+      </w:r>
+    </w:p>
+    <w:p>
+      <w:pPr>
+        <w:ind w:left="454" w:hanging="227"/>
+      </w:pPr>
+      <w:r>
+        <w:rPr>
+          <w:rFonts w:ascii="Microsoft JhengHei" w:hAnsi="Microsoft JhengHei" w:eastAsia="Microsoft JhengHei"/>
+          <w:sz w:val="21"/>
+        </w:rPr>
+        <w:t xml:space="preserve">• </w:t>
+      </w:r>
+      <w:r>
+        <w:rPr>
+          <w:rFonts w:ascii="Microsoft JhengHei" w:hAnsi="Microsoft JhengHei" w:eastAsia="Microsoft JhengHei"/>
+          <w:b/>
+          <w:sz w:val="21"/>
+        </w:rPr>
+        <w:t>21:00 - 21:35</w:t>
+      </w:r>
+      <w:r>
+        <w:rPr>
+          <w:rFonts w:ascii="Microsoft JhengHei" w:hAnsi="Microsoft JhengHei" w:eastAsia="Microsoft JhengHei"/>
+          <w:sz w:val="21"/>
+        </w:rPr>
+        <w:t xml:space="preserve"> 📷 藍調夜景時段（最美時段）</w:t>
+      </w:r>
+    </w:p>
+    <w:p>
+      <w:pPr>
+        <w:ind w:left="454" w:hanging="227"/>
+      </w:pPr>
+      <w:r>
+        <w:rPr>
+          <w:rFonts w:ascii="Microsoft JhengHei" w:hAnsi="Microsoft JhengHei" w:eastAsia="Microsoft JhengHei"/>
+          <w:sz w:val="21"/>
+        </w:rPr>
+        <w:t xml:space="preserve">• </w:t>
+      </w:r>
+      <w:r>
+        <w:rPr>
+          <w:rFonts w:ascii="Microsoft JhengHei" w:hAnsi="Microsoft JhengHei" w:eastAsia="Microsoft JhengHei"/>
+          <w:b/>
+          <w:sz w:val="21"/>
+        </w:rPr>
+        <w:t>21:40</w:t>
+      </w:r>
+      <w:r>
+        <w:rPr>
+          <w:rFonts w:ascii="Microsoft JhengHei" w:hAnsi="Microsoft JhengHei" w:eastAsia="Microsoft JhengHei"/>
+          <w:sz w:val="21"/>
+        </w:rPr>
+        <w:t xml:space="preserve"> 🚌 回程：itTaxi App 叫車 或 </w:t>
+      </w:r>
+      <w:r>
+        <w:rPr>
+          <w:rFonts w:ascii="Microsoft JhengHei" w:hAnsi="Microsoft JhengHei" w:eastAsia="Microsoft JhengHei"/>
+          <w:b/>
+          <w:sz w:val="21"/>
+        </w:rPr>
+        <w:t>13 路公車</w:t>
+      </w:r>
+      <w:r>
+        <w:rPr>
+          <w:rFonts w:ascii="Microsoft JhengHei" w:hAnsi="Microsoft JhengHei" w:eastAsia="Microsoft JhengHei"/>
+          <w:sz w:val="21"/>
+        </w:rPr>
+        <w:t>回 SMN 火車站（€1.70/人，營運至 23:30）</w:t>
       </w:r>
     </w:p>
     <w:p>

--- a/docs/2026義大利行程規劃.docx
+++ b/docs/2026義大利行程規劃.docx
@@ -3165,7 +3165,7 @@
         <w:pStyle w:val="Heading3"/>
       </w:pPr>
       <w:r>
-        <w:t>Day 5｜6/18（四）— 烏菲茲藝術 → 南岸午餐 → 領主廣場 → 刺繡郵票</w:t>
+        <w:t>Day 5｜6/18（四）— 烏菲茲 → 領主廣場 → 刺繡郵票 → 米開朗基羅廣場夜景</w:t>
       </w:r>
     </w:p>
     <w:p>
@@ -3538,7 +3538,7 @@
           <w:b/>
           <w:sz w:val="21"/>
         </w:rPr>
-        <w:t>13:30</w:t>
+        <w:t>13:30 - 14:00</w:t>
       </w:r>
       <w:r>
         <w:rPr>
@@ -3572,7 +3572,7 @@
           <w:rFonts w:ascii="Microsoft JhengHei" w:hAnsi="Microsoft JhengHei" w:eastAsia="Microsoft JhengHei"/>
           <w:sz w:val="21"/>
         </w:rPr>
-        <w:t>• 💡 佛羅倫斯的政治心臟，露天雕塑多到像沒有圍牆的博物館，舊宮門前站著大衛像複製品，海神噴泉和乘女掠奪雕塑群隨便一個都是教科書等級</w:t>
+        <w:t>• 💡 佛羅倫斯的政治心臟，露天雕塑多到像沒有圍牆的博物館，舊宮門前站著大衛像複製品，海神噴泉和《薩賓婦女的掠奪》雕塑群隨便一個都是教科書等級</w:t>
       </w:r>
     </w:p>
     <w:p>
@@ -3592,14 +3592,44 @@
           <w:b/>
           <w:sz w:val="21"/>
         </w:rPr>
-        <w:t>14:30 - 16:30</w:t>
-      </w:r>
-      <w:r>
-        <w:rPr>
-          <w:rFonts w:ascii="Microsoft JhengHei" w:hAnsi="Microsoft JhengHei" w:eastAsia="Microsoft JhengHei"/>
-          <w:sz w:val="21"/>
-        </w:rPr>
-        <w:t xml:space="preserve"> 💤 回飯店休息（2 小時）。</w:t>
+        <w:t>14:00 - 14:45</w:t>
+      </w:r>
+      <w:r>
+        <w:rPr>
+          <w:rFonts w:ascii="Microsoft JhengHei" w:hAnsi="Microsoft JhengHei" w:eastAsia="Microsoft JhengHei"/>
+          <w:sz w:val="21"/>
+        </w:rPr>
+        <w:t xml:space="preserve"> ✉ </w:t>
+      </w:r>
+      <w:r>
+        <w:rPr>
+          <w:rFonts w:ascii="Microsoft JhengHei" w:hAnsi="Microsoft JhengHei" w:eastAsia="Microsoft JhengHei"/>
+          <w:b/>
+          <w:sz w:val="21"/>
+        </w:rPr>
+        <w:t>Spazio Filatelia Firenze</w:t>
+      </w:r>
+      <w:r>
+        <w:rPr>
+          <w:rFonts w:ascii="Microsoft JhengHei" w:hAnsi="Microsoft JhengHei" w:eastAsia="Microsoft JhengHei"/>
+          <w:sz w:val="21"/>
+        </w:rPr>
+        <w:t>（</w:t>
+      </w:r>
+      <w:r>
+        <w:rPr>
+          <w:rFonts w:ascii="Microsoft JhengHei" w:hAnsi="Microsoft JhengHei" w:eastAsia="Microsoft JhengHei"/>
+          <w:b/>
+          <w:sz w:val="21"/>
+        </w:rPr>
+        <w:t>必須在 15:30 關門前到</w:t>
+      </w:r>
+      <w:r>
+        <w:rPr>
+          <w:rFonts w:ascii="Microsoft JhengHei" w:hAnsi="Microsoft JhengHei" w:eastAsia="Microsoft JhengHei"/>
+          <w:sz w:val="21"/>
+        </w:rPr>
+        <w:t>）</w:t>
       </w:r>
     </w:p>
     <w:p>
@@ -3611,37 +3641,7 @@
           <w:rFonts w:ascii="Microsoft JhengHei" w:hAnsi="Microsoft JhengHei" w:eastAsia="Microsoft JhengHei"/>
           <w:sz w:val="21"/>
         </w:rPr>
-        <w:t xml:space="preserve">• </w:t>
-      </w:r>
-      <w:r>
-        <w:rPr>
-          <w:rFonts w:ascii="Microsoft JhengHei" w:hAnsi="Microsoft JhengHei" w:eastAsia="Microsoft JhengHei"/>
-          <w:b/>
-          <w:sz w:val="21"/>
-        </w:rPr>
-        <w:t>17:00</w:t>
-      </w:r>
-      <w:r>
-        <w:rPr>
-          <w:rFonts w:ascii="Microsoft JhengHei" w:hAnsi="Microsoft JhengHei" w:eastAsia="Microsoft JhengHei"/>
-          <w:sz w:val="21"/>
-        </w:rPr>
-        <w:t xml:space="preserve"> ✉ </w:t>
-      </w:r>
-      <w:r>
-        <w:rPr>
-          <w:rFonts w:ascii="Microsoft JhengHei" w:hAnsi="Microsoft JhengHei" w:eastAsia="Microsoft JhengHei"/>
-          <w:b/>
-          <w:sz w:val="21"/>
-        </w:rPr>
-        <w:t>Spazio Filatelia Firenze</w:t>
-      </w:r>
-      <w:r>
-        <w:rPr>
-          <w:rFonts w:ascii="Microsoft JhengHei" w:hAnsi="Microsoft JhengHei" w:eastAsia="Microsoft JhengHei"/>
-          <w:sz w:val="21"/>
-        </w:rPr>
-        <w:t>：</w:t>
+        <w:t>• 備註：【必逛：買限定刺繡郵票】。Via Pellicceria, 3，距領主廣場步行 3 分鐘</w:t>
       </w:r>
     </w:p>
     <w:p>
@@ -3653,7 +3653,22 @@
           <w:rFonts w:ascii="Microsoft JhengHei" w:hAnsi="Microsoft JhengHei" w:eastAsia="Microsoft JhengHei"/>
           <w:sz w:val="21"/>
         </w:rPr>
-        <w:t>• 備註：【必逛：買限定刺繡郵票】。關鍵字：Spazio Filatelia Firenze。</w:t>
+        <w:t xml:space="preserve">• ⚠ </w:t>
+      </w:r>
+      <w:r>
+        <w:rPr>
+          <w:rFonts w:ascii="Microsoft JhengHei" w:hAnsi="Microsoft JhengHei" w:eastAsia="Microsoft JhengHei"/>
+          <w:b/>
+          <w:sz w:val="21"/>
+        </w:rPr>
+        <w:t>官方營業時間平日 08:20-15:30</w:t>
+      </w:r>
+      <w:r>
+        <w:rPr>
+          <w:rFonts w:ascii="Microsoft JhengHei" w:hAnsi="Microsoft JhengHei" w:eastAsia="Microsoft JhengHei"/>
+          <w:sz w:val="21"/>
+        </w:rPr>
+        <w:t>（週末更早），須在午後完成</w:t>
       </w:r>
     </w:p>
     <w:p>
@@ -3665,7 +3680,37 @@
           <w:rFonts w:ascii="Microsoft JhengHei" w:hAnsi="Microsoft JhengHei" w:eastAsia="Microsoft JhengHei"/>
           <w:sz w:val="21"/>
         </w:rPr>
-        <w:t>• 💡 義大利郵政特色門市，能買到真的用布繡出來的佛羅倫斯限定郵票，可實寄也可收藏，非常獨特又輕便的伴手禮</w:t>
+        <w:t xml:space="preserve">• </w:t>
+      </w:r>
+      <w:r>
+        <w:rPr>
+          <w:rFonts w:ascii="Microsoft JhengHei" w:hAnsi="Microsoft JhengHei" w:eastAsia="Microsoft JhengHei"/>
+          <w:b/>
+          <w:sz w:val="21"/>
+        </w:rPr>
+        <w:t>14:45 - 15:30</w:t>
+      </w:r>
+      <w:r>
+        <w:rPr>
+          <w:rFonts w:ascii="Microsoft JhengHei" w:hAnsi="Microsoft JhengHei" w:eastAsia="Microsoft JhengHei"/>
+          <w:sz w:val="21"/>
+        </w:rPr>
+        <w:t xml:space="preserve"> 🛍 </w:t>
+      </w:r>
+      <w:r>
+        <w:rPr>
+          <w:rFonts w:ascii="Microsoft JhengHei" w:hAnsi="Microsoft JhengHei" w:eastAsia="Microsoft JhengHei"/>
+          <w:b/>
+          <w:sz w:val="21"/>
+        </w:rPr>
+        <w:t>Via dei Calzaiuoli</w:t>
+      </w:r>
+      <w:r>
+        <w:rPr>
+          <w:rFonts w:ascii="Microsoft JhengHei" w:hAnsi="Microsoft JhengHei" w:eastAsia="Microsoft JhengHei"/>
+          <w:sz w:val="21"/>
+        </w:rPr>
+        <w:t>：閒逛名店街 + 拍百花穹頂</w:t>
       </w:r>
     </w:p>
     <w:p>
@@ -3685,29 +3730,14 @@
           <w:b/>
           <w:sz w:val="21"/>
         </w:rPr>
-        <w:t>17:45</w:t>
-      </w:r>
-      <w:r>
-        <w:rPr>
-          <w:rFonts w:ascii="Microsoft JhengHei" w:hAnsi="Microsoft JhengHei" w:eastAsia="Microsoft JhengHei"/>
-          <w:sz w:val="21"/>
-        </w:rPr>
-        <w:t xml:space="preserve"> 🛍 </w:t>
-      </w:r>
-      <w:r>
-        <w:rPr>
-          <w:rFonts w:ascii="Microsoft JhengHei" w:hAnsi="Microsoft JhengHei" w:eastAsia="Microsoft JhengHei"/>
-          <w:b/>
-          <w:sz w:val="21"/>
-        </w:rPr>
-        <w:t>Via dei Calzaiuoli（卡爾查依優歐利大道）</w:t>
-      </w:r>
-      <w:r>
-        <w:rPr>
-          <w:rFonts w:ascii="Microsoft JhengHei" w:hAnsi="Microsoft JhengHei" w:eastAsia="Microsoft JhengHei"/>
-          <w:sz w:val="21"/>
-        </w:rPr>
-        <w:t>：</w:t>
+        <w:t>15:30 - 17:30</w:t>
+      </w:r>
+      <w:r>
+        <w:rPr>
+          <w:rFonts w:ascii="Microsoft JhengHei" w:hAnsi="Microsoft JhengHei" w:eastAsia="Microsoft JhengHei"/>
+          <w:sz w:val="21"/>
+        </w:rPr>
+        <w:t xml:space="preserve"> 💤 回飯店休息（2 小時）。</w:t>
       </w:r>
     </w:p>
     <w:p>
@@ -3719,7 +3749,22 @@
           <w:rFonts w:ascii="Microsoft JhengHei" w:hAnsi="Microsoft JhengHei" w:eastAsia="Microsoft JhengHei"/>
           <w:sz w:val="21"/>
         </w:rPr>
-        <w:t>• 關鍵字： Via dei Calzaiuoli。連結領主廣場與大教堂的名店街。</w:t>
+        <w:t xml:space="preserve">• </w:t>
+      </w:r>
+      <w:r>
+        <w:rPr>
+          <w:rFonts w:ascii="Microsoft JhengHei" w:hAnsi="Microsoft JhengHei" w:eastAsia="Microsoft JhengHei"/>
+          <w:b/>
+          <w:sz w:val="21"/>
+        </w:rPr>
+        <w:t>17:30 - 19:00</w:t>
+      </w:r>
+      <w:r>
+        <w:rPr>
+          <w:rFonts w:ascii="Microsoft JhengHei" w:hAnsi="Microsoft JhengHei" w:eastAsia="Microsoft JhengHei"/>
+          <w:sz w:val="21"/>
+        </w:rPr>
+        <w:t xml:space="preserve"> 自由時間（伴手禮補逛、共和廣場、街頭咖啡）</w:t>
       </w:r>
     </w:p>
     <w:p>
@@ -3731,7 +3776,37 @@
           <w:rFonts w:ascii="Microsoft JhengHei" w:hAnsi="Microsoft JhengHei" w:eastAsia="Microsoft JhengHei"/>
           <w:sz w:val="21"/>
         </w:rPr>
-        <w:t>• 💡 名字來自中世紀的「襪子工匠」，現在是品牌店和冰淇淋店林立的逛街主動線，走著走著一抬頭就會撞見百花大教堂穹頂</w:t>
+        <w:t xml:space="preserve">• </w:t>
+      </w:r>
+      <w:r>
+        <w:rPr>
+          <w:rFonts w:ascii="Microsoft JhengHei" w:hAnsi="Microsoft JhengHei" w:eastAsia="Microsoft JhengHei"/>
+          <w:b/>
+          <w:sz w:val="21"/>
+        </w:rPr>
+        <w:t>19:00</w:t>
+      </w:r>
+      <w:r>
+        <w:rPr>
+          <w:rFonts w:ascii="Microsoft JhengHei" w:hAnsi="Microsoft JhengHei" w:eastAsia="Microsoft JhengHei"/>
+          <w:sz w:val="21"/>
+        </w:rPr>
+        <w:t xml:space="preserve"> 🍽 晚餐：</w:t>
+      </w:r>
+      <w:r>
+        <w:rPr>
+          <w:rFonts w:ascii="Microsoft JhengHei" w:hAnsi="Microsoft JhengHei" w:eastAsia="Microsoft JhengHei"/>
+          <w:b/>
+          <w:sz w:val="21"/>
+        </w:rPr>
+        <w:t>Trattoria 4 Leoni（首推）</w:t>
+      </w:r>
+      <w:r>
+        <w:rPr>
+          <w:rFonts w:ascii="Microsoft JhengHei" w:hAnsi="Microsoft JhengHei" w:eastAsia="Microsoft JhengHei"/>
+          <w:sz w:val="21"/>
+        </w:rPr>
+        <w:t xml:space="preserve"> — Via dei Vellutini, 1r, Piazza della Passera（南岸 Oltrarno）</w:t>
       </w:r>
     </w:p>
     <w:p>
@@ -3743,22 +3818,7 @@
           <w:rFonts w:ascii="Microsoft JhengHei" w:hAnsi="Microsoft JhengHei" w:eastAsia="Microsoft JhengHei"/>
           <w:sz w:val="21"/>
         </w:rPr>
-        <w:t xml:space="preserve">• </w:t>
-      </w:r>
-      <w:r>
-        <w:rPr>
-          <w:rFonts w:ascii="Microsoft JhengHei" w:hAnsi="Microsoft JhengHei" w:eastAsia="Microsoft JhengHei"/>
-          <w:b/>
-          <w:sz w:val="21"/>
-        </w:rPr>
-        <w:t>19:00</w:t>
-      </w:r>
-      <w:r>
-        <w:rPr>
-          <w:rFonts w:ascii="Microsoft JhengHei" w:hAnsi="Microsoft JhengHei" w:eastAsia="Microsoft JhengHei"/>
-          <w:sz w:val="21"/>
-        </w:rPr>
-        <w:t xml:space="preserve"> 🍽 晚餐：南岸或舊橋附近（待挑：須 20:00 前能吃完）</w:t>
+        <w:t>• Gambero Rosso「Trattorie d'Italia」歷史榜單、創於 1550 年；招牌梨子起司包餡麵食、佛羅倫斯牛排</w:t>
       </w:r>
     </w:p>
     <w:p>
@@ -3770,22 +3830,7 @@
           <w:rFonts w:ascii="Microsoft JhengHei" w:hAnsi="Microsoft JhengHei" w:eastAsia="Microsoft JhengHei"/>
           <w:sz w:val="21"/>
         </w:rPr>
-        <w:t xml:space="preserve">• </w:t>
-      </w:r>
-      <w:r>
-        <w:rPr>
-          <w:rFonts w:ascii="Microsoft JhengHei" w:hAnsi="Microsoft JhengHei" w:eastAsia="Microsoft JhengHei"/>
-          <w:b/>
-          <w:sz w:val="21"/>
-        </w:rPr>
-        <w:t>20:00</w:t>
-      </w:r>
-      <w:r>
-        <w:rPr>
-          <w:rFonts w:ascii="Microsoft JhengHei" w:hAnsi="Microsoft JhengHei" w:eastAsia="Microsoft JhengHei"/>
-          <w:sz w:val="21"/>
-        </w:rPr>
-        <w:t xml:space="preserve"> 🚕 計程車上山前往 Piazzale Michelangelo（€15-18，車程約 12 分鐘）</w:t>
+        <w:t>• 12:00-23:00 連續營業（南岸唯一可 19:00 入座；其他多 19:30 才開）</w:t>
       </w:r>
     </w:p>
     <w:p>
@@ -3797,36 +3842,7 @@
           <w:rFonts w:ascii="Microsoft JhengHei" w:hAnsi="Microsoft JhengHei" w:eastAsia="Microsoft JhengHei"/>
           <w:sz w:val="21"/>
         </w:rPr>
-        <w:t xml:space="preserve">• </w:t>
-      </w:r>
-      <w:r>
-        <w:rPr>
-          <w:rFonts w:ascii="Microsoft JhengHei" w:hAnsi="Microsoft JhengHei" w:eastAsia="Microsoft JhengHei"/>
-          <w:b/>
-          <w:sz w:val="21"/>
-        </w:rPr>
-        <w:t>20:15 - 20:55</w:t>
-      </w:r>
-      <w:r>
-        <w:rPr>
-          <w:rFonts w:ascii="Microsoft JhengHei" w:hAnsi="Microsoft JhengHei" w:eastAsia="Microsoft JhengHei"/>
-          <w:sz w:val="21"/>
-        </w:rPr>
-        <w:t xml:space="preserve"> 🌄 </w:t>
-      </w:r>
-      <w:r>
-        <w:rPr>
-          <w:rFonts w:ascii="Microsoft JhengHei" w:hAnsi="Microsoft JhengHei" w:eastAsia="Microsoft JhengHei"/>
-          <w:b/>
-          <w:sz w:val="21"/>
-        </w:rPr>
-        <w:t>Piazzale Michelangelo（米開朗基羅廣場）+ San Miniato al Monte 外部平台</w:t>
-      </w:r>
-      <w:r>
-        <w:rPr>
-          <w:rFonts w:ascii="Microsoft JhengHei" w:hAnsi="Microsoft JhengHei" w:eastAsia="Microsoft JhengHei"/>
-          <w:sz w:val="21"/>
-        </w:rPr>
+        <w:t>• 訂位 +39 055 218562，至少 2 週前；註明 5 人、19:00、20:30 前離席</w:t>
       </w:r>
     </w:p>
     <w:p>
@@ -3838,7 +3854,7 @@
           <w:rFonts w:ascii="Microsoft JhengHei" w:hAnsi="Microsoft JhengHei" w:eastAsia="Microsoft JhengHei"/>
           <w:sz w:val="21"/>
         </w:rPr>
-        <w:t>• 廣場大衛像複製品右後方拍 Duomo + Ponte Vecchio + 阿諾河</w:t>
+        <w:t>• 備案：Il Santo Bevitore（米其林 2026 推薦，19:30 開）、Osteria Tripperia Il Magazzino（19:30 開）</w:t>
       </w:r>
     </w:p>
     <w:p>
@@ -3850,7 +3866,7 @@
           <w:rFonts w:ascii="Microsoft JhengHei" w:hAnsi="Microsoft JhengHei" w:eastAsia="Microsoft JhengHei"/>
           <w:sz w:val="21"/>
         </w:rPr>
-        <w:t>• 步行 5 分鐘上 San Miniato al Monte 教堂前平台（外部平台視野更高、人少）</w:t>
+        <w:t>• 預算：每人 €35-45</w:t>
       </w:r>
     </w:p>
     <w:p>
@@ -3870,29 +3886,14 @@
           <w:b/>
           <w:sz w:val="21"/>
         </w:rPr>
-        <w:t>20:59</w:t>
-      </w:r>
-      <w:r>
-        <w:rPr>
-          <w:rFonts w:ascii="Microsoft JhengHei" w:hAnsi="Microsoft JhengHei" w:eastAsia="Microsoft JhengHei"/>
-          <w:sz w:val="21"/>
-        </w:rPr>
-        <w:t xml:space="preserve"> ✨ </w:t>
-      </w:r>
-      <w:r>
-        <w:rPr>
-          <w:rFonts w:ascii="Microsoft JhengHei" w:hAnsi="Microsoft JhengHei" w:eastAsia="Microsoft JhengHei"/>
-          <w:b/>
-          <w:sz w:val="21"/>
-        </w:rPr>
-        <w:t>日落</w:t>
-      </w:r>
-      <w:r>
-        <w:rPr>
-          <w:rFonts w:ascii="Microsoft JhengHei" w:hAnsi="Microsoft JhengHei" w:eastAsia="Microsoft JhengHei"/>
-          <w:sz w:val="21"/>
-        </w:rPr>
-        <w:t>（2026/6/18 佛羅倫斯確切日落）</w:t>
+        <w:t>20:00</w:t>
+      </w:r>
+      <w:r>
+        <w:rPr>
+          <w:rFonts w:ascii="Microsoft JhengHei" w:hAnsi="Microsoft JhengHei" w:eastAsia="Microsoft JhengHei"/>
+          <w:sz w:val="21"/>
+        </w:rPr>
+        <w:t xml:space="preserve"> 🚕 計程車上山前往 Piazzale Michelangelo（€15-18，車程約 12 分鐘）</w:t>
       </w:r>
     </w:p>
     <w:p>
@@ -3904,7 +3905,7 @@
           <w:rFonts w:ascii="Microsoft JhengHei" w:hAnsi="Microsoft JhengHei" w:eastAsia="Microsoft JhengHei"/>
           <w:sz w:val="21"/>
         </w:rPr>
-        <w:t xml:space="preserve">• </w:t>
+        <w:t xml:space="preserve">• ⚠ </w:t>
       </w:r>
       <w:r>
         <w:rPr>
@@ -3912,14 +3913,14 @@
           <w:b/>
           <w:sz w:val="21"/>
         </w:rPr>
-        <w:t>21:00 - 21:35</w:t>
-      </w:r>
-      <w:r>
-        <w:rPr>
-          <w:rFonts w:ascii="Microsoft JhengHei" w:hAnsi="Microsoft JhengHei" w:eastAsia="Microsoft JhengHei"/>
-          <w:sz w:val="21"/>
-        </w:rPr>
-        <w:t xml:space="preserve"> 📷 藍調夜景時段（最美時段）</w:t>
+        <w:t>5 人需叫 Large Taxi / Van</w:t>
+      </w:r>
+      <w:r>
+        <w:rPr>
+          <w:rFonts w:ascii="Microsoft JhengHei" w:hAnsi="Microsoft JhengHei" w:eastAsia="Microsoft JhengHei"/>
+          <w:sz w:val="21"/>
+        </w:rPr>
+        <w:t>（一般義大利計程車僅 4 人座）</w:t>
       </w:r>
     </w:p>
     <w:p>
@@ -3931,6 +3932,18 @@
           <w:rFonts w:ascii="Microsoft JhengHei" w:hAnsi="Microsoft JhengHei" w:eastAsia="Microsoft JhengHei"/>
           <w:sz w:val="21"/>
         </w:rPr>
+        <w:t>• 佛羅倫斯計程車夜間費率 22:00-06:00（夜間起跳 €7.70、最低 €9.70）；21:45 回程仍屬日間</w:t>
+      </w:r>
+    </w:p>
+    <w:p>
+      <w:pPr>
+        <w:ind w:left="454" w:hanging="227"/>
+      </w:pPr>
+      <w:r>
+        <w:rPr>
+          <w:rFonts w:ascii="Microsoft JhengHei" w:hAnsi="Microsoft JhengHei" w:eastAsia="Microsoft JhengHei"/>
+          <w:sz w:val="21"/>
+        </w:rPr>
         <w:t xml:space="preserve">• </w:t>
       </w:r>
       <w:r>
@@ -3939,14 +3952,14 @@
           <w:b/>
           <w:sz w:val="21"/>
         </w:rPr>
-        <w:t>21:40</w:t>
-      </w:r>
-      <w:r>
-        <w:rPr>
-          <w:rFonts w:ascii="Microsoft JhengHei" w:hAnsi="Microsoft JhengHei" w:eastAsia="Microsoft JhengHei"/>
-          <w:sz w:val="21"/>
-        </w:rPr>
-        <w:t xml:space="preserve"> 🚌 回程：itTaxi App 叫車 或 </w:t>
+        <w:t>20:10 - 20:45</w:t>
+      </w:r>
+      <w:r>
+        <w:rPr>
+          <w:rFonts w:ascii="Microsoft JhengHei" w:hAnsi="Microsoft JhengHei" w:eastAsia="Microsoft JhengHei"/>
+          <w:sz w:val="21"/>
+        </w:rPr>
+        <w:t xml:space="preserve"> 🌄 </w:t>
       </w:r>
       <w:r>
         <w:rPr>
@@ -3954,14 +3967,235 @@
           <w:b/>
           <w:sz w:val="21"/>
         </w:rPr>
-        <w:t>13 路公車</w:t>
-      </w:r>
-      <w:r>
-        <w:rPr>
-          <w:rFonts w:ascii="Microsoft JhengHei" w:hAnsi="Microsoft JhengHei" w:eastAsia="Microsoft JhengHei"/>
-          <w:sz w:val="21"/>
-        </w:rPr>
-        <w:t>回 SMN 火車站（€1.70/人，營運至 23:30）</w:t>
+        <w:t>Piazzale Michelangelo + San Miniato al Monte 外部平台</w:t>
+      </w:r>
+      <w:r>
+        <w:rPr>
+          <w:rFonts w:ascii="Microsoft JhengHei" w:hAnsi="Microsoft JhengHei" w:eastAsia="Microsoft JhengHei"/>
+          <w:sz w:val="21"/>
+        </w:rPr>
+      </w:r>
+    </w:p>
+    <w:p>
+      <w:pPr>
+        <w:ind w:left="454" w:hanging="227"/>
+      </w:pPr>
+      <w:r>
+        <w:rPr>
+          <w:rFonts w:ascii="Microsoft JhengHei" w:hAnsi="Microsoft JhengHei" w:eastAsia="Microsoft JhengHei"/>
+          <w:sz w:val="21"/>
+        </w:rPr>
+        <w:t>• 20:10 抵達廣場（先卡日落位置）</w:t>
+      </w:r>
+    </w:p>
+    <w:p>
+      <w:pPr>
+        <w:ind w:left="454" w:hanging="227"/>
+      </w:pPr>
+      <w:r>
+        <w:rPr>
+          <w:rFonts w:ascii="Microsoft JhengHei" w:hAnsi="Microsoft JhengHei" w:eastAsia="Microsoft JhengHei"/>
+          <w:sz w:val="21"/>
+        </w:rPr>
+        <w:t>• 20:15-20:40 步行 5 分鐘上 San Miniato al Monte 教堂前平台（19:00 後內部已關；若鐵門關閉則在米開朗基羅廣場大階梯觀賞）</w:t>
+      </w:r>
+    </w:p>
+    <w:p>
+      <w:pPr>
+        <w:ind w:left="454" w:hanging="227"/>
+      </w:pPr>
+      <w:r>
+        <w:rPr>
+          <w:rFonts w:ascii="Microsoft JhengHei" w:hAnsi="Microsoft JhengHei" w:eastAsia="Microsoft JhengHei"/>
+          <w:sz w:val="21"/>
+        </w:rPr>
+        <w:t>• 拍 Duomo + Ponte Vecchio + 阿諾河（廣場大衛像複製品右後方為經典壓縮構圖）</w:t>
+      </w:r>
+    </w:p>
+    <w:p>
+      <w:pPr>
+        <w:ind w:left="454" w:hanging="227"/>
+      </w:pPr>
+      <w:r>
+        <w:rPr>
+          <w:rFonts w:ascii="Microsoft JhengHei" w:hAnsi="Microsoft JhengHei" w:eastAsia="Microsoft JhengHei"/>
+          <w:sz w:val="21"/>
+        </w:rPr>
+        <w:t>• ⚠ 玫瑰花園 5-9 月開放至 20:00，日落時已關，不用繞</w:t>
+      </w:r>
+    </w:p>
+    <w:p>
+      <w:pPr>
+        <w:ind w:left="454" w:hanging="227"/>
+      </w:pPr>
+      <w:r>
+        <w:rPr>
+          <w:rFonts w:ascii="Microsoft JhengHei" w:hAnsi="Microsoft JhengHei" w:eastAsia="Microsoft JhengHei"/>
+          <w:sz w:val="21"/>
+        </w:rPr>
+        <w:t xml:space="preserve">• </w:t>
+      </w:r>
+      <w:r>
+        <w:rPr>
+          <w:rFonts w:ascii="Microsoft JhengHei" w:hAnsi="Microsoft JhengHei" w:eastAsia="Microsoft JhengHei"/>
+          <w:b/>
+          <w:sz w:val="21"/>
+        </w:rPr>
+        <w:t>20:59</w:t>
+      </w:r>
+      <w:r>
+        <w:rPr>
+          <w:rFonts w:ascii="Microsoft JhengHei" w:hAnsi="Microsoft JhengHei" w:eastAsia="Microsoft JhengHei"/>
+          <w:sz w:val="21"/>
+        </w:rPr>
+        <w:t xml:space="preserve"> ✨ </w:t>
+      </w:r>
+      <w:r>
+        <w:rPr>
+          <w:rFonts w:ascii="Microsoft JhengHei" w:hAnsi="Microsoft JhengHei" w:eastAsia="Microsoft JhengHei"/>
+          <w:b/>
+          <w:sz w:val="21"/>
+        </w:rPr>
+        <w:t>日落</w:t>
+      </w:r>
+      <w:r>
+        <w:rPr>
+          <w:rFonts w:ascii="Microsoft JhengHei" w:hAnsi="Microsoft JhengHei" w:eastAsia="Microsoft JhengHei"/>
+          <w:sz w:val="21"/>
+        </w:rPr>
+        <w:t>（2026/6/18 佛羅倫斯確切日落）</w:t>
+      </w:r>
+    </w:p>
+    <w:p>
+      <w:pPr>
+        <w:ind w:left="454" w:hanging="227"/>
+      </w:pPr>
+      <w:r>
+        <w:rPr>
+          <w:rFonts w:ascii="Microsoft JhengHei" w:hAnsi="Microsoft JhengHei" w:eastAsia="Microsoft JhengHei"/>
+          <w:sz w:val="21"/>
+        </w:rPr>
+        <w:t xml:space="preserve">• </w:t>
+      </w:r>
+      <w:r>
+        <w:rPr>
+          <w:rFonts w:ascii="Microsoft JhengHei" w:hAnsi="Microsoft JhengHei" w:eastAsia="Microsoft JhengHei"/>
+          <w:b/>
+          <w:sz w:val="21"/>
+        </w:rPr>
+        <w:t>21:00 - 21:30</w:t>
+      </w:r>
+      <w:r>
+        <w:rPr>
+          <w:rFonts w:ascii="Microsoft JhengHei" w:hAnsi="Microsoft JhengHei" w:eastAsia="Microsoft JhengHei"/>
+          <w:sz w:val="21"/>
+        </w:rPr>
+        <w:t xml:space="preserve"> 📷 藍調夜景時段</w:t>
+      </w:r>
+    </w:p>
+    <w:p>
+      <w:pPr>
+        <w:ind w:left="454" w:hanging="227"/>
+      </w:pPr>
+      <w:r>
+        <w:rPr>
+          <w:rFonts w:ascii="Microsoft JhengHei" w:hAnsi="Microsoft JhengHei" w:eastAsia="Microsoft JhengHei"/>
+          <w:sz w:val="21"/>
+        </w:rPr>
+        <w:t xml:space="preserve">• </w:t>
+      </w:r>
+      <w:r>
+        <w:rPr>
+          <w:rFonts w:ascii="Microsoft JhengHei" w:hAnsi="Microsoft JhengHei" w:eastAsia="Microsoft JhengHei"/>
+          <w:b/>
+          <w:sz w:val="21"/>
+        </w:rPr>
+        <w:t>21:35</w:t>
+      </w:r>
+      <w:r>
+        <w:rPr>
+          <w:rFonts w:ascii="Microsoft JhengHei" w:hAnsi="Microsoft JhengHei" w:eastAsia="Microsoft JhengHei"/>
+          <w:sz w:val="21"/>
+        </w:rPr>
+        <w:t xml:space="preserve"> 🚌 開始撤退（22:15 前回住宿，確保隔天 Day 6 圓頂 463 階體力）</w:t>
+      </w:r>
+    </w:p>
+    <w:p>
+      <w:pPr>
+        <w:ind w:left="454" w:hanging="227"/>
+      </w:pPr>
+      <w:r>
+        <w:rPr>
+          <w:rFonts w:ascii="Microsoft JhengHei" w:hAnsi="Microsoft JhengHei" w:eastAsia="Microsoft JhengHei"/>
+          <w:sz w:val="21"/>
+        </w:rPr>
+        <w:t>• 首選：itTaxi App 預先叫車（5 人指定 Van）</w:t>
+      </w:r>
+    </w:p>
+    <w:p>
+      <w:pPr>
+        <w:ind w:left="454" w:hanging="227"/>
+      </w:pPr>
+      <w:r>
+        <w:rPr>
+          <w:rFonts w:ascii="Microsoft JhengHei" w:hAnsi="Microsoft JhengHei" w:eastAsia="Microsoft JhengHei"/>
+          <w:sz w:val="21"/>
+        </w:rPr>
+        <w:t>• 備案：</w:t>
+      </w:r>
+      <w:r>
+        <w:rPr>
+          <w:rFonts w:ascii="Microsoft JhengHei" w:hAnsi="Microsoft JhengHei" w:eastAsia="Microsoft JhengHei"/>
+          <w:b/>
+          <w:sz w:val="21"/>
+        </w:rPr>
+        <w:t>12 路公車</w:t>
+      </w:r>
+      <w:r>
+        <w:rPr>
+          <w:rFonts w:ascii="Microsoft JhengHei" w:hAnsi="Microsoft JhengHei" w:eastAsia="Microsoft JhengHei"/>
+          <w:sz w:val="21"/>
+        </w:rPr>
+        <w:t>回 Stazione FS SMN（€1.70/人，末班約 23:30）</w:t>
+      </w:r>
+    </w:p>
+    <w:p>
+      <w:pPr>
+        <w:ind w:left="454" w:hanging="227"/>
+      </w:pPr>
+      <w:r>
+        <w:rPr>
+          <w:rFonts w:ascii="Microsoft JhengHei" w:hAnsi="Microsoft JhengHei" w:eastAsia="Microsoft JhengHei"/>
+          <w:sz w:val="21"/>
+        </w:rPr>
+        <w:t>• 注意：13 路為「Piazzale Michelangiolo - Rotonda Barbetti」，非首選回程</w:t>
+      </w:r>
+    </w:p>
+    <w:p>
+      <w:pPr>
+        <w:ind w:left="454" w:hanging="227"/>
+      </w:pPr>
+      <w:r>
+        <w:rPr>
+          <w:rFonts w:ascii="Microsoft JhengHei" w:hAnsi="Microsoft JhengHei" w:eastAsia="Microsoft JhengHei"/>
+          <w:sz w:val="21"/>
+        </w:rPr>
+        <w:t xml:space="preserve">• </w:t>
+      </w:r>
+      <w:r>
+        <w:rPr>
+          <w:rFonts w:ascii="Microsoft JhengHei" w:hAnsi="Microsoft JhengHei" w:eastAsia="Microsoft JhengHei"/>
+          <w:b/>
+          <w:sz w:val="21"/>
+        </w:rPr>
+        <w:t>防扒</w:t>
+      </w:r>
+      <w:r>
+        <w:rPr>
+          <w:rFonts w:ascii="Microsoft JhengHei" w:hAnsi="Microsoft JhengHei" w:eastAsia="Microsoft JhengHei"/>
+          <w:sz w:val="21"/>
+        </w:rPr>
+        <w:t>：廣場日落時人潮極多、扒手熱點，包包前背、手機別放後口袋</w:t>
       </w:r>
     </w:p>
     <w:p>
@@ -4424,14 +4658,14 @@
           <w:b/>
           <w:sz w:val="21"/>
         </w:rPr>
-        <w:t>Osteria del Cinghiale Bianco</w:t>
-      </w:r>
-      <w:r>
-        <w:rPr>
-          <w:rFonts w:ascii="Microsoft JhengHei" w:hAnsi="Microsoft JhengHei" w:eastAsia="Microsoft JhengHei"/>
-          <w:sz w:val="21"/>
-        </w:rPr>
-        <w:t>（白野豬）：南岸知名老店，野豬肉醬寬扁麵 + 佛羅倫斯丁骨牛排</w:t>
+        <w:t>彈性 walk-in（隨遇而安）</w:t>
+      </w:r>
+      <w:r>
+        <w:rPr>
+          <w:rFonts w:ascii="Microsoft JhengHei" w:hAnsi="Microsoft JhengHei" w:eastAsia="Microsoft JhengHei"/>
+          <w:sz w:val="21"/>
+        </w:rPr>
+        <w:t xml:space="preserve"> — 南岸 Oltrarno 區任選</w:t>
       </w:r>
     </w:p>
     <w:p>
@@ -4443,7 +4677,7 @@
           <w:rFonts w:ascii="Microsoft JhengHei" w:hAnsi="Microsoft JhengHei" w:eastAsia="Microsoft JhengHei"/>
           <w:sz w:val="21"/>
         </w:rPr>
-        <w:t>• 💡 原訂 6/18 中午但</w:t>
+        <w:t>• 🥇 首選：</w:t>
       </w:r>
       <w:r>
         <w:rPr>
@@ -4451,14 +4685,14 @@
           <w:b/>
           <w:sz w:val="21"/>
         </w:rPr>
-        <w:t>週四中午不營業（官方確認）</w:t>
-      </w:r>
-      <w:r>
-        <w:rPr>
-          <w:rFonts w:ascii="Microsoft JhengHei" w:hAnsi="Microsoft JhengHei" w:eastAsia="Microsoft JhengHei"/>
-          <w:sz w:val="21"/>
-        </w:rPr>
-        <w:t>，挪到 6/19 晚餐 — 週五晚正常營業</w:t>
+        <w:t>Osteria del Cinghiale Bianco</w:t>
+      </w:r>
+      <w:r>
+        <w:rPr>
+          <w:rFonts w:ascii="Microsoft JhengHei" w:hAnsi="Microsoft JhengHei" w:eastAsia="Microsoft JhengHei"/>
+          <w:sz w:val="21"/>
+        </w:rPr>
+        <w:t>（白野豬）— 野豬肉醬寬扁麵 + 丁骨牛排</w:t>
       </w:r>
     </w:p>
     <w:p>
@@ -4470,7 +4704,7 @@
           <w:rFonts w:ascii="Microsoft JhengHei" w:hAnsi="Microsoft JhengHei" w:eastAsia="Microsoft JhengHei"/>
           <w:sz w:val="21"/>
         </w:rPr>
-        <w:t xml:space="preserve">• ⚠ 建議 </w:t>
+        <w:t xml:space="preserve">• 🥈 替代鏈：白野豬滿位 → </w:t>
       </w:r>
       <w:r>
         <w:rPr>
@@ -4478,14 +4712,41 @@
           <w:b/>
           <w:sz w:val="21"/>
         </w:rPr>
-        <w:t>5/30 前</w:t>
-      </w:r>
-      <w:r>
-        <w:rPr>
-          <w:rFonts w:ascii="Microsoft JhengHei" w:hAnsi="Microsoft JhengHei" w:eastAsia="Microsoft JhengHei"/>
-          <w:sz w:val="21"/>
-        </w:rPr>
-        <w:t>訂位（5 人桌，旺季熱門）</w:t>
+        <w:t>Trattoria Cammillo</w:t>
+      </w:r>
+      <w:r>
+        <w:rPr>
+          <w:rFonts w:ascii="Microsoft JhengHei" w:hAnsi="Microsoft JhengHei" w:eastAsia="Microsoft JhengHei"/>
+          <w:sz w:val="21"/>
+        </w:rPr>
+        <w:t xml:space="preserve">（同條街 100m，米其林指南收錄）→ </w:t>
+      </w:r>
+      <w:r>
+        <w:rPr>
+          <w:rFonts w:ascii="Microsoft JhengHei" w:hAnsi="Microsoft JhengHei" w:eastAsia="Microsoft JhengHei"/>
+          <w:b/>
+          <w:sz w:val="21"/>
+        </w:rPr>
+        <w:t>Mercato Centrale 二樓</w:t>
+      </w:r>
+      <w:r>
+        <w:rPr>
+          <w:rFonts w:ascii="Microsoft JhengHei" w:hAnsi="Microsoft JhengHei" w:eastAsia="Microsoft JhengHei"/>
+          <w:sz w:val="21"/>
+        </w:rPr>
+        <w:t>（北岸 backup）</w:t>
+      </w:r>
+    </w:p>
+    <w:p>
+      <w:pPr>
+        <w:ind w:left="454" w:hanging="227"/>
+      </w:pPr>
+      <w:r>
+        <w:rPr>
+          <w:rFonts w:ascii="Microsoft JhengHei" w:hAnsi="Microsoft JhengHei" w:eastAsia="Microsoft JhengHei"/>
+          <w:sz w:val="21"/>
+        </w:rPr>
+        <w:t>• 💡 19:30 前到通常有位（旺季 20:00 後地獄時段）</w:t>
       </w:r>
     </w:p>
     <w:p>
@@ -8836,7 +9097,22 @@
           <w:rFonts w:ascii="Microsoft JhengHei" w:hAnsi="Microsoft JhengHei" w:eastAsia="Microsoft JhengHei"/>
           <w:sz w:val="21"/>
         </w:rPr>
-        <w:t>☐ 訂 6/19 晚餐 Osteria del Cinghiale Bianco（5 人桌，5/30 前訂位）</w:t>
+        <w:t xml:space="preserve">☑ ~~訂 6/19 晚餐 Osteria del Cinghiale Bianco~~ → </w:t>
+      </w:r>
+      <w:r>
+        <w:rPr>
+          <w:rFonts w:ascii="Microsoft JhengHei" w:hAnsi="Microsoft JhengHei" w:eastAsia="Microsoft JhengHei"/>
+          <w:b/>
+          <w:sz w:val="21"/>
+        </w:rPr>
+        <w:t>改走彈性 walk-in 風格</w:t>
+      </w:r>
+      <w:r>
+        <w:rPr>
+          <w:rFonts w:ascii="Microsoft JhengHei" w:hAnsi="Microsoft JhengHei" w:eastAsia="Microsoft JhengHei"/>
+          <w:sz w:val="21"/>
+        </w:rPr>
+        <w:t>（不訂位，當天走南岸：白野豬→Cammillo→Mercato Centrale 二樓）</w:t>
       </w:r>
     </w:p>
     <w:p>

--- a/docs/2026義大利行程規劃.docx
+++ b/docs/2026義大利行程規劃.docx
@@ -1111,7 +1111,7 @@
           <w:rFonts w:ascii="Microsoft JhengHei" w:hAnsi="Microsoft JhengHei" w:eastAsia="Microsoft JhengHei"/>
           <w:sz w:val="21"/>
         </w:rPr>
-        <w:t xml:space="preserve"> 與 EUROCOVER 司導會合，包車自 MXP 出發</w:t>
+        <w:t xml:space="preserve"> 與 EUROCOVER 司導會合,包車自 MXP 出發</w:t>
       </w:r>
     </w:p>
     <w:p>
@@ -1162,6 +1162,18 @@
           <w:rFonts w:ascii="Microsoft JhengHei" w:hAnsi="Microsoft JhengHei" w:eastAsia="Microsoft JhengHei"/>
           <w:sz w:val="21"/>
         </w:rPr>
+        <w:t>• 司導送至住宿門口卸貨</w:t>
+      </w:r>
+    </w:p>
+    <w:p>
+      <w:pPr>
+        <w:ind w:left="454" w:hanging="227"/>
+      </w:pPr>
+      <w:r>
+        <w:rPr>
+          <w:rFonts w:ascii="Microsoft JhengHei" w:hAnsi="Microsoft JhengHei" w:eastAsia="Microsoft JhengHei"/>
+          <w:sz w:val="21"/>
+        </w:rPr>
         <w:t xml:space="preserve">• </w:t>
       </w:r>
       <w:r>
@@ -1204,7 +1216,7 @@
           <w:rFonts w:ascii="Microsoft JhengHei" w:hAnsi="Microsoft JhengHei" w:eastAsia="Microsoft JhengHei"/>
           <w:sz w:val="21"/>
         </w:rPr>
-        <w:t xml:space="preserve"> 抵達 Siena 老城卸行李、Check-in、稍作休息</w:t>
+        <w:t xml:space="preserve"> 抵達 Siena 老城 — Loggia Senensis 卸行李、Check-in、稍作休息</w:t>
       </w:r>
     </w:p>
     <w:p>
@@ -1522,13 +1534,26 @@
         <w:rPr>
           <w:rFonts w:ascii="Microsoft JhengHei" w:hAnsi="Microsoft JhengHei" w:eastAsia="Microsoft JhengHei"/>
         </w:rPr>
-        <w:t xml:space="preserve">，已決定 6/15 </w:t>
+        <w:t>，</w:t>
       </w:r>
       <w:r>
         <w:rPr>
           <w:rFonts w:ascii="Microsoft JhengHei" w:hAnsi="Microsoft JhengHei" w:eastAsia="Microsoft JhengHei"/>
           <w:b/>
         </w:rPr>
+        <w:t>5/15 前完成預訂</w:t>
+      </w:r>
+      <w:r>
+        <w:rPr>
+          <w:rFonts w:ascii="Microsoft JhengHei" w:hAnsi="Microsoft JhengHei" w:eastAsia="Microsoft JhengHei"/>
+        </w:rPr>
+        <w:t xml:space="preserve"> 6/15 </w:t>
+      </w:r>
+      <w:r>
+        <w:rPr>
+          <w:rFonts w:ascii="Microsoft JhengHei" w:hAnsi="Microsoft JhengHei" w:eastAsia="Microsoft JhengHei"/>
+          <w:b/>
+        </w:rPr>
         <w:t>11:30 屋頂導覽英文場</w:t>
       </w:r>
       <w:r>
@@ -1726,7 +1751,7 @@
           <w:rFonts w:ascii="Microsoft JhengHei" w:hAnsi="Microsoft JhengHei" w:eastAsia="Microsoft JhengHei"/>
           <w:sz w:val="21"/>
         </w:rPr>
-        <w:t>• 💡 黑白條紋大理石哥德式教堂，Piccolomini 圖書館裡色彩鮮明的濕壁畫必看</w:t>
+        <w:t>• 💡 黑白條紋大理石哥德式教堂，Piccolomini 圖書館裡色彩鮮明的濕壁畫必看（核心動線必看）</w:t>
       </w:r>
     </w:p>
     <w:p>
@@ -1864,7 +1889,7 @@
           <w:rFonts w:ascii="Microsoft JhengHei" w:hAnsi="Microsoft JhengHei" w:eastAsia="Microsoft JhengHei"/>
           <w:sz w:val="21"/>
         </w:rPr>
-        <w:t>：屋頂另爬約 70-80 階窄陡石梯，加上 Facciatone 與傍晚曼吉亞塔樓一天約 600+ 階；恐高或膝蓋不適者可放棄屋頂（票款無法退回）</w:t>
+        <w:t>：屋頂另爬約 70-80 階窄陡石梯，加上 Facciatone 與傍晚曼吉亞塔樓一天約 600+ 階；恐高或膝蓋不適者可放棄屋頂（票款無法退回，但其他人不受影響）</w:t>
       </w:r>
     </w:p>
     <w:p>
@@ -1891,7 +1916,7 @@
           <w:rFonts w:ascii="Microsoft JhengHei" w:hAnsi="Microsoft JhengHei" w:eastAsia="Microsoft JhengHei"/>
           <w:sz w:val="21"/>
         </w:rPr>
-        <w:t>」（2026 地板開放期為 6/27-7/31、8/18-11/15），看不到 56 幅鑲嵌畫精華；屋頂導覽改看彩繪玻璃近距離 + 星空穹頂 + 拱頂內部結構</w:t>
+        <w:t>」（2026 地板開放期為 6/27-7/31、8/18-10/30、11/1-11/15），看不到 56 幅鑲嵌畫精華；屋頂導覽改看彩繪玻璃近距離 + 星空穹頂 + 拱頂內部結構</w:t>
       </w:r>
     </w:p>
     <w:p>
@@ -2224,7 +2249,7 @@
           <w:rFonts w:ascii="Microsoft JhengHei" w:hAnsi="Microsoft JhengHei" w:eastAsia="Microsoft JhengHei"/>
           <w:sz w:val="21"/>
         </w:rPr>
-        <w:t xml:space="preserve"> </w:t>
+        <w:t xml:space="preserve"> ✨ </w:t>
       </w:r>
       <w:r>
         <w:rPr>
@@ -2232,14 +2257,14 @@
           <w:b/>
           <w:sz w:val="21"/>
         </w:rPr>
-        <w:t>曼吉亞塔樓（Torre del Mangia）</w:t>
-      </w:r>
-      <w:r>
-        <w:rPr>
-          <w:rFonts w:ascii="Microsoft JhengHei" w:hAnsi="Microsoft JhengHei" w:eastAsia="Microsoft JhengHei"/>
-          <w:sz w:val="21"/>
-        </w:rPr>
-        <w:t xml:space="preserve"> — 門票 ~€10，🆕 </w:t>
+        <w:t>田野廣場斜坡 + Aperol Spritz</w:t>
+      </w:r>
+      <w:r>
+        <w:rPr>
+          <w:rFonts w:ascii="Microsoft JhengHei" w:hAnsi="Microsoft JhengHei" w:eastAsia="Microsoft JhengHei"/>
+          <w:sz w:val="21"/>
+        </w:rPr>
+        <w:t>（</w:t>
       </w:r>
       <w:r>
         <w:rPr>
@@ -2247,14 +2272,14 @@
           <w:b/>
           <w:sz w:val="21"/>
         </w:rPr>
-        <w:t>改為自由參加</w:t>
-      </w:r>
-      <w:r>
-        <w:rPr>
-          <w:rFonts w:ascii="Microsoft JhengHei" w:hAnsi="Microsoft JhengHei" w:eastAsia="Microsoft JhengHei"/>
-          <w:sz w:val="21"/>
-        </w:rPr>
-        <w:t>（一天已累積 ~600 階，膝蓋不適者改在田野廣場斜坡坐著看夕陽 + Aperol Spritz）</w:t>
+        <w:t>已跳過 Torre del Mangia</w:t>
+      </w:r>
+      <w:r>
+        <w:rPr>
+          <w:rFonts w:ascii="Microsoft JhengHei" w:hAnsi="Microsoft JhengHei" w:eastAsia="Microsoft JhengHei"/>
+          <w:sz w:val="21"/>
+        </w:rPr>
+        <w:t>）</w:t>
       </w:r>
     </w:p>
     <w:p>
@@ -2266,7 +2291,61 @@
           <w:rFonts w:ascii="Microsoft JhengHei" w:hAnsi="Microsoft JhengHei" w:eastAsia="Microsoft JhengHei"/>
           <w:sz w:val="21"/>
         </w:rPr>
-        <w:t>• 💡 102 公尺高、義大利第二高中世紀塔樓，塔名來自一位綽號「吃貨」的敲鐘人，官方寫「約 400 階」可俯瞰整座 Siena 城</w:t>
+        <w:t>• ⚠ 原訂 18:30 登塔已</w:t>
+      </w:r>
+      <w:r>
+        <w:rPr>
+          <w:rFonts w:ascii="Microsoft JhengHei" w:hAnsi="Microsoft JhengHei" w:eastAsia="Microsoft JhengHei"/>
+          <w:b/>
+          <w:sz w:val="21"/>
+        </w:rPr>
+        <w:t>過末班</w:t>
+      </w:r>
+      <w:r>
+        <w:rPr>
+          <w:rFonts w:ascii="Microsoft JhengHei" w:hAnsi="Microsoft JhengHei" w:eastAsia="Microsoft JhengHei"/>
+          <w:sz w:val="21"/>
+        </w:rPr>
+        <w:t xml:space="preserve">（官方末班登塔 </w:t>
+      </w:r>
+      <w:r>
+        <w:rPr>
+          <w:rFonts w:ascii="Microsoft JhengHei" w:hAnsi="Microsoft JhengHei" w:eastAsia="Microsoft JhengHei"/>
+          <w:b/>
+          <w:sz w:val="21"/>
+        </w:rPr>
+        <w:t>18:00</w:t>
+      </w:r>
+      <w:r>
+        <w:rPr>
+          <w:rFonts w:ascii="Microsoft JhengHei" w:hAnsi="Microsoft JhengHei" w:eastAsia="Microsoft JhengHei"/>
+          <w:sz w:val="21"/>
+        </w:rPr>
+        <w:t>，現場排隊不能預約）</w:t>
+      </w:r>
+    </w:p>
+    <w:p>
+      <w:pPr>
+        <w:ind w:left="454" w:hanging="227"/>
+      </w:pPr>
+      <w:r>
+        <w:rPr>
+          <w:rFonts w:ascii="Microsoft JhengHei" w:hAnsi="Microsoft JhengHei" w:eastAsia="Microsoft JhengHei"/>
+          <w:sz w:val="21"/>
+        </w:rPr>
+        <w:t>• 🆕 改坐田野廣場斜坡看夕陽打在市政廳上 + Aperol Spritz — 一天已累積 600+ 階、Facciatone 已看過全景，省 400 階體力 + €10/人</w:t>
+      </w:r>
+    </w:p>
+    <w:p>
+      <w:pPr>
+        <w:ind w:left="454" w:hanging="227"/>
+      </w:pPr>
+      <w:r>
+        <w:rPr>
+          <w:rFonts w:ascii="Microsoft JhengHei" w:hAnsi="Microsoft JhengHei" w:eastAsia="Microsoft JhengHei"/>
+          <w:sz w:val="21"/>
+        </w:rPr>
+        <w:t>• 💡 全世界最美的扇形廣場，斜坡像巨大貝殼，是 Siena 最 chill 的傍晚方式</w:t>
       </w:r>
     </w:p>
     <w:p>
@@ -3165,7 +3244,7 @@
         <w:pStyle w:val="Heading3"/>
       </w:pPr>
       <w:r>
-        <w:t>Day 5｜6/18（四）— 烏菲茲 → 領主廣場 → 刺繡郵票 → 米開朗基羅廣場夜景</w:t>
+        <w:t>Day 5｜6/18（四）— 烏菲茲藝術 → 領主廣場 → 刺繡郵票 → 米開朗基羅廣場夜景</w:t>
       </w:r>
     </w:p>
     <w:p>
@@ -3668,7 +3747,7 @@
           <w:rFonts w:ascii="Microsoft JhengHei" w:hAnsi="Microsoft JhengHei" w:eastAsia="Microsoft JhengHei"/>
           <w:sz w:val="21"/>
         </w:rPr>
-        <w:t>（週末更早），須在午後完成</w:t>
+        <w:t>（週末更早），原 17:00 行程會撲空，須提前到午後</w:t>
       </w:r>
     </w:p>
     <w:p>
@@ -3680,6 +3759,18 @@
           <w:rFonts w:ascii="Microsoft JhengHei" w:hAnsi="Microsoft JhengHei" w:eastAsia="Microsoft JhengHei"/>
           <w:sz w:val="21"/>
         </w:rPr>
+        <w:t>• 💡 義大利郵政特色門市，能買到真的用布繡出來的佛羅倫斯限定郵票，可實寄也可收藏</w:t>
+      </w:r>
+    </w:p>
+    <w:p>
+      <w:pPr>
+        <w:ind w:left="454" w:hanging="227"/>
+      </w:pPr>
+      <w:r>
+        <w:rPr>
+          <w:rFonts w:ascii="Microsoft JhengHei" w:hAnsi="Microsoft JhengHei" w:eastAsia="Microsoft JhengHei"/>
+          <w:sz w:val="21"/>
+        </w:rPr>
         <w:t xml:space="preserve">• </w:t>
       </w:r>
       <w:r>
@@ -3703,14 +3794,14 @@
           <w:b/>
           <w:sz w:val="21"/>
         </w:rPr>
-        <w:t>Via dei Calzaiuoli</w:t>
-      </w:r>
-      <w:r>
-        <w:rPr>
-          <w:rFonts w:ascii="Microsoft JhengHei" w:hAnsi="Microsoft JhengHei" w:eastAsia="Microsoft JhengHei"/>
-          <w:sz w:val="21"/>
-        </w:rPr>
-        <w:t>：閒逛名店街 + 拍百花穹頂</w:t>
+        <w:t>Via dei Calzaiuoli（卡爾查依優歐利大道）</w:t>
+      </w:r>
+      <w:r>
+        <w:rPr>
+          <w:rFonts w:ascii="Microsoft JhengHei" w:hAnsi="Microsoft JhengHei" w:eastAsia="Microsoft JhengHei"/>
+          <w:sz w:val="21"/>
+        </w:rPr>
+        <w:t>：</w:t>
       </w:r>
     </w:p>
     <w:p>
@@ -3722,6 +3813,18 @@
           <w:rFonts w:ascii="Microsoft JhengHei" w:hAnsi="Microsoft JhengHei" w:eastAsia="Microsoft JhengHei"/>
           <w:sz w:val="21"/>
         </w:rPr>
+        <w:t>• 連結領主廣場與大教堂的名店街，閒逛 + 拍百花穹頂</w:t>
+      </w:r>
+    </w:p>
+    <w:p>
+      <w:pPr>
+        <w:ind w:left="454" w:hanging="227"/>
+      </w:pPr>
+      <w:r>
+        <w:rPr>
+          <w:rFonts w:ascii="Microsoft JhengHei" w:hAnsi="Microsoft JhengHei" w:eastAsia="Microsoft JhengHei"/>
+          <w:sz w:val="21"/>
+        </w:rPr>
         <w:t xml:space="preserve">• </w:t>
       </w:r>
       <w:r>
@@ -3799,14 +3902,14 @@
           <w:b/>
           <w:sz w:val="21"/>
         </w:rPr>
-        <w:t>Trattoria 4 Leoni（首推）</w:t>
-      </w:r>
-      <w:r>
-        <w:rPr>
-          <w:rFonts w:ascii="Microsoft JhengHei" w:hAnsi="Microsoft JhengHei" w:eastAsia="Microsoft JhengHei"/>
-          <w:sz w:val="21"/>
-        </w:rPr>
-        <w:t xml:space="preserve"> — Via dei Vellutini, 1r, Piazza della Passera（南岸 Oltrarno）</w:t>
+        <w:t>彈性 walk-in（隨遇而安）</w:t>
+      </w:r>
+      <w:r>
+        <w:rPr>
+          <w:rFonts w:ascii="Microsoft JhengHei" w:hAnsi="Microsoft JhengHei" w:eastAsia="Microsoft JhengHei"/>
+          <w:sz w:val="21"/>
+        </w:rPr>
+        <w:t xml:space="preserve"> — 南岸 Piazza della Passera 一帶</w:t>
       </w:r>
     </w:p>
     <w:p>
@@ -3818,7 +3921,52 @@
           <w:rFonts w:ascii="Microsoft JhengHei" w:hAnsi="Microsoft JhengHei" w:eastAsia="Microsoft JhengHei"/>
           <w:sz w:val="21"/>
         </w:rPr>
-        <w:t>• Gambero Rosso「Trattorie d'Italia」歷史榜單、創於 1550 年；招牌梨子起司包餡麵食、佛羅倫斯牛排</w:t>
+        <w:t>• 🥇 首選：</w:t>
+      </w:r>
+      <w:r>
+        <w:rPr>
+          <w:rFonts w:ascii="Microsoft JhengHei" w:hAnsi="Microsoft JhengHei" w:eastAsia="Microsoft JhengHei"/>
+          <w:b/>
+          <w:sz w:val="21"/>
+        </w:rPr>
+        <w:t>Trattoria 4 Leoni</w:t>
+      </w:r>
+      <w:r>
+        <w:rPr>
+          <w:rFonts w:ascii="Microsoft JhengHei" w:hAnsi="Microsoft JhengHei" w:eastAsia="Microsoft JhengHei"/>
+          <w:sz w:val="21"/>
+        </w:rPr>
+        <w:t xml:space="preserve">（Via dei Vellutini 1r）— 官方標示每日 </w:t>
+      </w:r>
+      <w:r>
+        <w:rPr>
+          <w:rFonts w:ascii="Microsoft JhengHei" w:hAnsi="Microsoft JhengHei" w:eastAsia="Microsoft JhengHei"/>
+          <w:b/>
+          <w:sz w:val="21"/>
+        </w:rPr>
+        <w:t>12:00-24:00 連續營業</w:t>
+      </w:r>
+      <w:r>
+        <w:rPr>
+          <w:rFonts w:ascii="Microsoft JhengHei" w:hAnsi="Microsoft JhengHei" w:eastAsia="Microsoft JhengHei"/>
+          <w:sz w:val="21"/>
+        </w:rPr>
+        <w:t>，是南岸</w:t>
+      </w:r>
+      <w:r>
+        <w:rPr>
+          <w:rFonts w:ascii="Microsoft JhengHei" w:hAnsi="Microsoft JhengHei" w:eastAsia="Microsoft JhengHei"/>
+          <w:b/>
+          <w:sz w:val="21"/>
+        </w:rPr>
+        <w:t>少數</w:t>
+      </w:r>
+      <w:r>
+        <w:rPr>
+          <w:rFonts w:ascii="Microsoft JhengHei" w:hAnsi="Microsoft JhengHei" w:eastAsia="Microsoft JhengHei"/>
+          <w:sz w:val="21"/>
+        </w:rPr>
+        <w:t>可 19:00 用餐的選項(多數鄰店 19:30 才開）</w:t>
       </w:r>
     </w:p>
     <w:p>
@@ -3830,7 +3978,37 @@
           <w:rFonts w:ascii="Microsoft JhengHei" w:hAnsi="Microsoft JhengHei" w:eastAsia="Microsoft JhengHei"/>
           <w:sz w:val="21"/>
         </w:rPr>
-        <w:t>• 12:00-23:00 連續營業（南岸唯一可 19:00 入座；其他多 19:30 才開）</w:t>
+        <w:t xml:space="preserve">• 🥈 替代鏈：4 Leoni 滿位等候 → </w:t>
+      </w:r>
+      <w:r>
+        <w:rPr>
+          <w:rFonts w:ascii="Microsoft JhengHei" w:hAnsi="Microsoft JhengHei" w:eastAsia="Microsoft JhengHei"/>
+          <w:b/>
+          <w:sz w:val="21"/>
+        </w:rPr>
+        <w:t>Il Santo Bevitore</w:t>
+      </w:r>
+      <w:r>
+        <w:rPr>
+          <w:rFonts w:ascii="Microsoft JhengHei" w:hAnsi="Microsoft JhengHei" w:eastAsia="Microsoft JhengHei"/>
+          <w:sz w:val="21"/>
+        </w:rPr>
+        <w:t xml:space="preserve">（Via Santo Spirito 64r，19:30 開）→ </w:t>
+      </w:r>
+      <w:r>
+        <w:rPr>
+          <w:rFonts w:ascii="Microsoft JhengHei" w:hAnsi="Microsoft JhengHei" w:eastAsia="Microsoft JhengHei"/>
+          <w:b/>
+          <w:sz w:val="21"/>
+        </w:rPr>
+        <w:t>Osteria Tripperia Il Magazzino</w:t>
+      </w:r>
+      <w:r>
+        <w:rPr>
+          <w:rFonts w:ascii="Microsoft JhengHei" w:hAnsi="Microsoft JhengHei" w:eastAsia="Microsoft JhengHei"/>
+          <w:sz w:val="21"/>
+        </w:rPr>
+        <w:t>（Piazza della Passera 2，19:30 開）</w:t>
       </w:r>
     </w:p>
     <w:p>
@@ -3842,7 +4020,7 @@
           <w:rFonts w:ascii="Microsoft JhengHei" w:hAnsi="Microsoft JhengHei" w:eastAsia="Microsoft JhengHei"/>
           <w:sz w:val="21"/>
         </w:rPr>
-        <w:t>• 訂位 +39 055 218562，至少 2 週前；註明 5 人、19:00、20:30 前離席</w:t>
+        <w:t>• 💡 6 月旺季週四晚仍熱門，若想保險可當天下午用 TheFork app 看即時空位</w:t>
       </w:r>
     </w:p>
     <w:p>
@@ -3854,7 +4032,7 @@
           <w:rFonts w:ascii="Microsoft JhengHei" w:hAnsi="Microsoft JhengHei" w:eastAsia="Microsoft JhengHei"/>
           <w:sz w:val="21"/>
         </w:rPr>
-        <w:t>• 備案：Il Santo Bevitore（米其林 2026 推薦，19:30 開）、Osteria Tripperia Il Magazzino（19:30 開）</w:t>
+        <w:t>• 預算：每人 €35-45（TWD 1,225-1,575）</w:t>
       </w:r>
     </w:p>
     <w:p>
@@ -3866,7 +4044,37 @@
           <w:rFonts w:ascii="Microsoft JhengHei" w:hAnsi="Microsoft JhengHei" w:eastAsia="Microsoft JhengHei"/>
           <w:sz w:val="21"/>
         </w:rPr>
-        <w:t>• 預算：每人 €35-45</w:t>
+        <w:t xml:space="preserve">• </w:t>
+      </w:r>
+      <w:r>
+        <w:rPr>
+          <w:rFonts w:ascii="Microsoft JhengHei" w:hAnsi="Microsoft JhengHei" w:eastAsia="Microsoft JhengHei"/>
+          <w:b/>
+          <w:sz w:val="21"/>
+        </w:rPr>
+        <w:t>20:00</w:t>
+      </w:r>
+      <w:r>
+        <w:rPr>
+          <w:rFonts w:ascii="Microsoft JhengHei" w:hAnsi="Microsoft JhengHei" w:eastAsia="Microsoft JhengHei"/>
+          <w:sz w:val="21"/>
+        </w:rPr>
+        <w:t xml:space="preserve"> 🚕 計程車上山前往 Piazzale Michelangelo（</w:t>
+      </w:r>
+      <w:r>
+        <w:rPr>
+          <w:rFonts w:ascii="Microsoft JhengHei" w:hAnsi="Microsoft JhengHei" w:eastAsia="Microsoft JhengHei"/>
+          <w:b/>
+          <w:sz w:val="21"/>
+        </w:rPr>
+        <w:t>€15-18</w:t>
+      </w:r>
+      <w:r>
+        <w:rPr>
+          <w:rFonts w:ascii="Microsoft JhengHei" w:hAnsi="Microsoft JhengHei" w:eastAsia="Microsoft JhengHei"/>
+          <w:sz w:val="21"/>
+        </w:rPr>
+        <w:t>，車程約 12 分鐘）</w:t>
       </w:r>
     </w:p>
     <w:p>
@@ -3878,6 +4086,45 @@
           <w:rFonts w:ascii="Microsoft JhengHei" w:hAnsi="Microsoft JhengHei" w:eastAsia="Microsoft JhengHei"/>
           <w:sz w:val="21"/>
         </w:rPr>
+        <w:t xml:space="preserve">• ⚠ </w:t>
+      </w:r>
+      <w:r>
+        <w:rPr>
+          <w:rFonts w:ascii="Microsoft JhengHei" w:hAnsi="Microsoft JhengHei" w:eastAsia="Microsoft JhengHei"/>
+          <w:b/>
+          <w:sz w:val="21"/>
+        </w:rPr>
+        <w:t>5 人需叫 Large Taxi / Van</w:t>
+      </w:r>
+      <w:r>
+        <w:rPr>
+          <w:rFonts w:ascii="Microsoft JhengHei" w:hAnsi="Microsoft JhengHei" w:eastAsia="Microsoft JhengHei"/>
+          <w:sz w:val="21"/>
+        </w:rPr>
+        <w:t>（一般義大利計程車僅 4 人座），或拆 2 台車</w:t>
+      </w:r>
+    </w:p>
+    <w:p>
+      <w:pPr>
+        <w:ind w:left="454" w:hanging="227"/>
+      </w:pPr>
+      <w:r>
+        <w:rPr>
+          <w:rFonts w:ascii="Microsoft JhengHei" w:hAnsi="Microsoft JhengHei" w:eastAsia="Microsoft JhengHei"/>
+          <w:sz w:val="21"/>
+        </w:rPr>
+        <w:t>• 佛羅倫斯計程車夜間費率為 22:00-06:00（夜間起跳 €7.70、最低 €9.70）；21:45 回程仍屬日間</w:t>
+      </w:r>
+    </w:p>
+    <w:p>
+      <w:pPr>
+        <w:ind w:left="454" w:hanging="227"/>
+      </w:pPr>
+      <w:r>
+        <w:rPr>
+          <w:rFonts w:ascii="Microsoft JhengHei" w:hAnsi="Microsoft JhengHei" w:eastAsia="Microsoft JhengHei"/>
+          <w:sz w:val="21"/>
+        </w:rPr>
         <w:t xml:space="preserve">• </w:t>
       </w:r>
       <w:r>
@@ -3886,14 +4133,28 @@
           <w:b/>
           <w:sz w:val="21"/>
         </w:rPr>
-        <w:t>20:00</w:t>
-      </w:r>
-      <w:r>
-        <w:rPr>
-          <w:rFonts w:ascii="Microsoft JhengHei" w:hAnsi="Microsoft JhengHei" w:eastAsia="Microsoft JhengHei"/>
-          <w:sz w:val="21"/>
-        </w:rPr>
-        <w:t xml:space="preserve"> 🚕 計程車上山前往 Piazzale Michelangelo（€15-18，車程約 12 分鐘）</w:t>
+        <w:t>20:10 - 20:45</w:t>
+      </w:r>
+      <w:r>
+        <w:rPr>
+          <w:rFonts w:ascii="Microsoft JhengHei" w:hAnsi="Microsoft JhengHei" w:eastAsia="Microsoft JhengHei"/>
+          <w:sz w:val="21"/>
+        </w:rPr>
+        <w:t xml:space="preserve"> 🌄 </w:t>
+      </w:r>
+      <w:r>
+        <w:rPr>
+          <w:rFonts w:ascii="Microsoft JhengHei" w:hAnsi="Microsoft JhengHei" w:eastAsia="Microsoft JhengHei"/>
+          <w:b/>
+          <w:sz w:val="21"/>
+        </w:rPr>
+        <w:t>Piazzale Michelangelo + San Miniato al Monte 外部平台</w:t>
+      </w:r>
+      <w:r>
+        <w:rPr>
+          <w:rFonts w:ascii="Microsoft JhengHei" w:hAnsi="Microsoft JhengHei" w:eastAsia="Microsoft JhengHei"/>
+          <w:sz w:val="21"/>
+        </w:rPr>
       </w:r>
     </w:p>
     <w:p>
@@ -3905,7 +4166,19 @@
           <w:rFonts w:ascii="Microsoft JhengHei" w:hAnsi="Microsoft JhengHei" w:eastAsia="Microsoft JhengHei"/>
           <w:sz w:val="21"/>
         </w:rPr>
-        <w:t xml:space="preserve">• ⚠ </w:t>
+        <w:t>• 20:10 抵達廣場（先卡日落位置）</w:t>
+      </w:r>
+    </w:p>
+    <w:p>
+      <w:pPr>
+        <w:ind w:left="454" w:hanging="227"/>
+      </w:pPr>
+      <w:r>
+        <w:rPr>
+          <w:rFonts w:ascii="Microsoft JhengHei" w:hAnsi="Microsoft JhengHei" w:eastAsia="Microsoft JhengHei"/>
+          <w:sz w:val="21"/>
+        </w:rPr>
+        <w:t xml:space="preserve">• 20:15-20:40 步行 5 分鐘上 </w:t>
       </w:r>
       <w:r>
         <w:rPr>
@@ -3913,14 +4186,14 @@
           <w:b/>
           <w:sz w:val="21"/>
         </w:rPr>
-        <w:t>5 人需叫 Large Taxi / Van</w:t>
-      </w:r>
-      <w:r>
-        <w:rPr>
-          <w:rFonts w:ascii="Microsoft JhengHei" w:hAnsi="Microsoft JhengHei" w:eastAsia="Microsoft JhengHei"/>
-          <w:sz w:val="21"/>
-        </w:rPr>
-        <w:t>（一般義大利計程車僅 4 人座）</w:t>
+        <w:t>San Miniato al Monte 教堂前平台</w:t>
+      </w:r>
+      <w:r>
+        <w:rPr>
+          <w:rFonts w:ascii="Microsoft JhengHei" w:hAnsi="Microsoft JhengHei" w:eastAsia="Microsoft JhengHei"/>
+          <w:sz w:val="21"/>
+        </w:rPr>
+        <w:t>（19:00 後內部已關；外部平台視野更高、人少，但若鐵門關閉則改在米開朗基羅廣場大階梯觀賞）</w:t>
       </w:r>
     </w:p>
     <w:p>
@@ -3932,7 +4205,7 @@
           <w:rFonts w:ascii="Microsoft JhengHei" w:hAnsi="Microsoft JhengHei" w:eastAsia="Microsoft JhengHei"/>
           <w:sz w:val="21"/>
         </w:rPr>
-        <w:t>• 佛羅倫斯計程車夜間費率 22:00-06:00（夜間起跳 €7.70、最低 €9.70）；21:45 回程仍屬日間</w:t>
+        <w:t>• 拍 Duomo + Ponte Vecchio + 阿諾河（廣場大衛像複製品右後方為經典壓縮構圖）</w:t>
       </w:r>
     </w:p>
     <w:p>
@@ -3944,6 +4217,32 @@
           <w:rFonts w:ascii="Microsoft JhengHei" w:hAnsi="Microsoft JhengHei" w:eastAsia="Microsoft JhengHei"/>
           <w:sz w:val="21"/>
         </w:rPr>
+        <w:t>• ⚠ 玫瑰花園（Giardino delle Rose）5-9 月開放至 20:00，</w:t>
+      </w:r>
+      <w:r>
+        <w:rPr>
+          <w:rFonts w:ascii="Microsoft JhengHei" w:hAnsi="Microsoft JhengHei" w:eastAsia="Microsoft JhengHei"/>
+          <w:b/>
+          <w:sz w:val="21"/>
+        </w:rPr>
+        <w:t>日落時已關，不用繞</w:t>
+      </w:r>
+      <w:r>
+        <w:rPr>
+          <w:rFonts w:ascii="Microsoft JhengHei" w:hAnsi="Microsoft JhengHei" w:eastAsia="Microsoft JhengHei"/>
+          <w:sz w:val="21"/>
+        </w:rPr>
+      </w:r>
+    </w:p>
+    <w:p>
+      <w:pPr>
+        <w:ind w:left="454" w:hanging="227"/>
+      </w:pPr>
+      <w:r>
+        <w:rPr>
+          <w:rFonts w:ascii="Microsoft JhengHei" w:hAnsi="Microsoft JhengHei" w:eastAsia="Microsoft JhengHei"/>
+          <w:sz w:val="21"/>
+        </w:rPr>
         <w:t xml:space="preserve">• </w:t>
       </w:r>
       <w:r>
@@ -3952,14 +4251,14 @@
           <w:b/>
           <w:sz w:val="21"/>
         </w:rPr>
-        <w:t>20:10 - 20:45</w:t>
-      </w:r>
-      <w:r>
-        <w:rPr>
-          <w:rFonts w:ascii="Microsoft JhengHei" w:hAnsi="Microsoft JhengHei" w:eastAsia="Microsoft JhengHei"/>
-          <w:sz w:val="21"/>
-        </w:rPr>
-        <w:t xml:space="preserve"> 🌄 </w:t>
+        <w:t>20:59</w:t>
+      </w:r>
+      <w:r>
+        <w:rPr>
+          <w:rFonts w:ascii="Microsoft JhengHei" w:hAnsi="Microsoft JhengHei" w:eastAsia="Microsoft JhengHei"/>
+          <w:sz w:val="21"/>
+        </w:rPr>
+        <w:t xml:space="preserve"> ✨ </w:t>
       </w:r>
       <w:r>
         <w:rPr>
@@ -3967,13 +4266,14 @@
           <w:b/>
           <w:sz w:val="21"/>
         </w:rPr>
-        <w:t>Piazzale Michelangelo + San Miniato al Monte 外部平台</w:t>
-      </w:r>
-      <w:r>
-        <w:rPr>
-          <w:rFonts w:ascii="Microsoft JhengHei" w:hAnsi="Microsoft JhengHei" w:eastAsia="Microsoft JhengHei"/>
-          <w:sz w:val="21"/>
-        </w:rPr>
+        <w:t>日落</w:t>
+      </w:r>
+      <w:r>
+        <w:rPr>
+          <w:rFonts w:ascii="Microsoft JhengHei" w:hAnsi="Microsoft JhengHei" w:eastAsia="Microsoft JhengHei"/>
+          <w:sz w:val="21"/>
+        </w:rPr>
+        <w:t>（2026/6/18 佛羅倫斯確切日落時間）</w:t>
       </w:r>
     </w:p>
     <w:p>
@@ -3985,7 +4285,22 @@
           <w:rFonts w:ascii="Microsoft JhengHei" w:hAnsi="Microsoft JhengHei" w:eastAsia="Microsoft JhengHei"/>
           <w:sz w:val="21"/>
         </w:rPr>
-        <w:t>• 20:10 抵達廣場（先卡日落位置）</w:t>
+        <w:t xml:space="preserve">• </w:t>
+      </w:r>
+      <w:r>
+        <w:rPr>
+          <w:rFonts w:ascii="Microsoft JhengHei" w:hAnsi="Microsoft JhengHei" w:eastAsia="Microsoft JhengHei"/>
+          <w:b/>
+          <w:sz w:val="21"/>
+        </w:rPr>
+        <w:t>21:00 - 21:30</w:t>
+      </w:r>
+      <w:r>
+        <w:rPr>
+          <w:rFonts w:ascii="Microsoft JhengHei" w:hAnsi="Microsoft JhengHei" w:eastAsia="Microsoft JhengHei"/>
+          <w:sz w:val="21"/>
+        </w:rPr>
+        <w:t xml:space="preserve"> 📷 藍調夜景時段（最美時段，城市開始亮燈，天空呈深藍色）</w:t>
       </w:r>
     </w:p>
     <w:p>
@@ -3997,7 +4312,22 @@
           <w:rFonts w:ascii="Microsoft JhengHei" w:hAnsi="Microsoft JhengHei" w:eastAsia="Microsoft JhengHei"/>
           <w:sz w:val="21"/>
         </w:rPr>
-        <w:t>• 20:15-20:40 步行 5 分鐘上 San Miniato al Monte 教堂前平台（19:00 後內部已關；若鐵門關閉則在米開朗基羅廣場大階梯觀賞）</w:t>
+        <w:t xml:space="preserve">• </w:t>
+      </w:r>
+      <w:r>
+        <w:rPr>
+          <w:rFonts w:ascii="Microsoft JhengHei" w:hAnsi="Microsoft JhengHei" w:eastAsia="Microsoft JhengHei"/>
+          <w:b/>
+          <w:sz w:val="21"/>
+        </w:rPr>
+        <w:t>21:35</w:t>
+      </w:r>
+      <w:r>
+        <w:rPr>
+          <w:rFonts w:ascii="Microsoft JhengHei" w:hAnsi="Microsoft JhengHei" w:eastAsia="Microsoft JhengHei"/>
+          <w:sz w:val="21"/>
+        </w:rPr>
+        <w:t xml:space="preserve"> 🚌 開始撤退（22:15 前回住宿，確保隔天 Day 6 圓頂 463 階體力）</w:t>
       </w:r>
     </w:p>
     <w:p>
@@ -4009,7 +4339,22 @@
           <w:rFonts w:ascii="Microsoft JhengHei" w:hAnsi="Microsoft JhengHei" w:eastAsia="Microsoft JhengHei"/>
           <w:sz w:val="21"/>
         </w:rPr>
-        <w:t>• 拍 Duomo + Ponte Vecchio + 阿諾河（廣場大衛像複製品右後方為經典壓縮構圖）</w:t>
+        <w:t xml:space="preserve">• </w:t>
+      </w:r>
+      <w:r>
+        <w:rPr>
+          <w:rFonts w:ascii="Microsoft JhengHei" w:hAnsi="Microsoft JhengHei" w:eastAsia="Microsoft JhengHei"/>
+          <w:b/>
+          <w:sz w:val="21"/>
+        </w:rPr>
+        <w:t>首選</w:t>
+      </w:r>
+      <w:r>
+        <w:rPr>
+          <w:rFonts w:ascii="Microsoft JhengHei" w:hAnsi="Microsoft JhengHei" w:eastAsia="Microsoft JhengHei"/>
+          <w:sz w:val="21"/>
+        </w:rPr>
+        <w:t>：itTaxi App 預先叫車（廣場上計程車有限，6 月旺季建議出發前 30 分鐘預訂回程；5 人指定 Van）</w:t>
       </w:r>
     </w:p>
     <w:p>
@@ -4021,7 +4366,37 @@
           <w:rFonts w:ascii="Microsoft JhengHei" w:hAnsi="Microsoft JhengHei" w:eastAsia="Microsoft JhengHei"/>
           <w:sz w:val="21"/>
         </w:rPr>
-        <w:t>• ⚠ 玫瑰花園 5-9 月開放至 20:00，日落時已關，不用繞</w:t>
+        <w:t xml:space="preserve">• </w:t>
+      </w:r>
+      <w:r>
+        <w:rPr>
+          <w:rFonts w:ascii="Microsoft JhengHei" w:hAnsi="Microsoft JhengHei" w:eastAsia="Microsoft JhengHei"/>
+          <w:b/>
+          <w:sz w:val="21"/>
+        </w:rPr>
+        <w:t>備案</w:t>
+      </w:r>
+      <w:r>
+        <w:rPr>
+          <w:rFonts w:ascii="Microsoft JhengHei" w:hAnsi="Microsoft JhengHei" w:eastAsia="Microsoft JhengHei"/>
+          <w:sz w:val="21"/>
+        </w:rPr>
+        <w:t xml:space="preserve">：搭 </w:t>
+      </w:r>
+      <w:r>
+        <w:rPr>
+          <w:rFonts w:ascii="Microsoft JhengHei" w:hAnsi="Microsoft JhengHei" w:eastAsia="Microsoft JhengHei"/>
+          <w:b/>
+          <w:sz w:val="21"/>
+        </w:rPr>
+        <w:t>12 路公車</w:t>
+      </w:r>
+      <w:r>
+        <w:rPr>
+          <w:rFonts w:ascii="Microsoft JhengHei" w:hAnsi="Microsoft JhengHei" w:eastAsia="Microsoft JhengHei"/>
+          <w:sz w:val="21"/>
+        </w:rPr>
+        <w:t>回 Stazione FS SMN（€1.70/人，90 分鐘有效；末班約 23:30，出發前用 AT bus App 確認）</w:t>
       </w:r>
     </w:p>
     <w:p>
@@ -4033,6 +4408,18 @@
           <w:rFonts w:ascii="Microsoft JhengHei" w:hAnsi="Microsoft JhengHei" w:eastAsia="Microsoft JhengHei"/>
           <w:sz w:val="21"/>
         </w:rPr>
+        <w:t>• 注意：13 路為「Piazzale Michelangiolo - Rotonda Barbetti」非直回 SMN，不是首選</w:t>
+      </w:r>
+    </w:p>
+    <w:p>
+      <w:pPr>
+        <w:ind w:left="454" w:hanging="227"/>
+      </w:pPr>
+      <w:r>
+        <w:rPr>
+          <w:rFonts w:ascii="Microsoft JhengHei" w:hAnsi="Microsoft JhengHei" w:eastAsia="Microsoft JhengHei"/>
+          <w:sz w:val="21"/>
+        </w:rPr>
         <w:t xml:space="preserve">• </w:t>
       </w:r>
       <w:r>
@@ -4041,14 +4428,26 @@
           <w:b/>
           <w:sz w:val="21"/>
         </w:rPr>
-        <w:t>20:59</w:t>
-      </w:r>
-      <w:r>
-        <w:rPr>
-          <w:rFonts w:ascii="Microsoft JhengHei" w:hAnsi="Microsoft JhengHei" w:eastAsia="Microsoft JhengHei"/>
-          <w:sz w:val="21"/>
-        </w:rPr>
-        <w:t xml:space="preserve"> ✨ </w:t>
+        <w:t>避免</w:t>
+      </w:r>
+      <w:r>
+        <w:rPr>
+          <w:rFonts w:ascii="Microsoft JhengHei" w:hAnsi="Microsoft JhengHei" w:eastAsia="Microsoft JhengHei"/>
+          <w:sz w:val="21"/>
+        </w:rPr>
+        <w:t>：夜間走 Rampe del Poggi 階梯下山到 San Niccolò 路較暗、不建議</w:t>
+      </w:r>
+    </w:p>
+    <w:p>
+      <w:pPr>
+        <w:ind w:left="454" w:hanging="227"/>
+      </w:pPr>
+      <w:r>
+        <w:rPr>
+          <w:rFonts w:ascii="Microsoft JhengHei" w:hAnsi="Microsoft JhengHei" w:eastAsia="Microsoft JhengHei"/>
+          <w:sz w:val="21"/>
+        </w:rPr>
+        <w:t xml:space="preserve">• </w:t>
       </w:r>
       <w:r>
         <w:rPr>
@@ -4056,146 +4455,14 @@
           <w:b/>
           <w:sz w:val="21"/>
         </w:rPr>
-        <w:t>日落</w:t>
-      </w:r>
-      <w:r>
-        <w:rPr>
-          <w:rFonts w:ascii="Microsoft JhengHei" w:hAnsi="Microsoft JhengHei" w:eastAsia="Microsoft JhengHei"/>
-          <w:sz w:val="21"/>
-        </w:rPr>
-        <w:t>（2026/6/18 佛羅倫斯確切日落）</w:t>
-      </w:r>
-    </w:p>
-    <w:p>
-      <w:pPr>
-        <w:ind w:left="454" w:hanging="227"/>
-      </w:pPr>
-      <w:r>
-        <w:rPr>
-          <w:rFonts w:ascii="Microsoft JhengHei" w:hAnsi="Microsoft JhengHei" w:eastAsia="Microsoft JhengHei"/>
-          <w:sz w:val="21"/>
-        </w:rPr>
-        <w:t xml:space="preserve">• </w:t>
-      </w:r>
-      <w:r>
-        <w:rPr>
-          <w:rFonts w:ascii="Microsoft JhengHei" w:hAnsi="Microsoft JhengHei" w:eastAsia="Microsoft JhengHei"/>
-          <w:b/>
-          <w:sz w:val="21"/>
-        </w:rPr>
-        <w:t>21:00 - 21:30</w:t>
-      </w:r>
-      <w:r>
-        <w:rPr>
-          <w:rFonts w:ascii="Microsoft JhengHei" w:hAnsi="Microsoft JhengHei" w:eastAsia="Microsoft JhengHei"/>
-          <w:sz w:val="21"/>
-        </w:rPr>
-        <w:t xml:space="preserve"> 📷 藍調夜景時段</w:t>
-      </w:r>
-    </w:p>
-    <w:p>
-      <w:pPr>
-        <w:ind w:left="454" w:hanging="227"/>
-      </w:pPr>
-      <w:r>
-        <w:rPr>
-          <w:rFonts w:ascii="Microsoft JhengHei" w:hAnsi="Microsoft JhengHei" w:eastAsia="Microsoft JhengHei"/>
-          <w:sz w:val="21"/>
-        </w:rPr>
-        <w:t xml:space="preserve">• </w:t>
-      </w:r>
-      <w:r>
-        <w:rPr>
-          <w:rFonts w:ascii="Microsoft JhengHei" w:hAnsi="Microsoft JhengHei" w:eastAsia="Microsoft JhengHei"/>
-          <w:b/>
-          <w:sz w:val="21"/>
-        </w:rPr>
-        <w:t>21:35</w:t>
-      </w:r>
-      <w:r>
-        <w:rPr>
-          <w:rFonts w:ascii="Microsoft JhengHei" w:hAnsi="Microsoft JhengHei" w:eastAsia="Microsoft JhengHei"/>
-          <w:sz w:val="21"/>
-        </w:rPr>
-        <w:t xml:space="preserve"> 🚌 開始撤退（22:15 前回住宿，確保隔天 Day 6 圓頂 463 階體力）</w:t>
-      </w:r>
-    </w:p>
-    <w:p>
-      <w:pPr>
-        <w:ind w:left="454" w:hanging="227"/>
-      </w:pPr>
-      <w:r>
-        <w:rPr>
-          <w:rFonts w:ascii="Microsoft JhengHei" w:hAnsi="Microsoft JhengHei" w:eastAsia="Microsoft JhengHei"/>
-          <w:sz w:val="21"/>
-        </w:rPr>
-        <w:t>• 首選：itTaxi App 預先叫車（5 人指定 Van）</w:t>
-      </w:r>
-    </w:p>
-    <w:p>
-      <w:pPr>
-        <w:ind w:left="454" w:hanging="227"/>
-      </w:pPr>
-      <w:r>
-        <w:rPr>
-          <w:rFonts w:ascii="Microsoft JhengHei" w:hAnsi="Microsoft JhengHei" w:eastAsia="Microsoft JhengHei"/>
-          <w:sz w:val="21"/>
-        </w:rPr>
-        <w:t>• 備案：</w:t>
-      </w:r>
-      <w:r>
-        <w:rPr>
-          <w:rFonts w:ascii="Microsoft JhengHei" w:hAnsi="Microsoft JhengHei" w:eastAsia="Microsoft JhengHei"/>
-          <w:b/>
-          <w:sz w:val="21"/>
-        </w:rPr>
-        <w:t>12 路公車</w:t>
-      </w:r>
-      <w:r>
-        <w:rPr>
-          <w:rFonts w:ascii="Microsoft JhengHei" w:hAnsi="Microsoft JhengHei" w:eastAsia="Microsoft JhengHei"/>
-          <w:sz w:val="21"/>
-        </w:rPr>
-        <w:t>回 Stazione FS SMN（€1.70/人，末班約 23:30）</w:t>
-      </w:r>
-    </w:p>
-    <w:p>
-      <w:pPr>
-        <w:ind w:left="454" w:hanging="227"/>
-      </w:pPr>
-      <w:r>
-        <w:rPr>
-          <w:rFonts w:ascii="Microsoft JhengHei" w:hAnsi="Microsoft JhengHei" w:eastAsia="Microsoft JhengHei"/>
-          <w:sz w:val="21"/>
-        </w:rPr>
-        <w:t>• 注意：13 路為「Piazzale Michelangiolo - Rotonda Barbetti」，非首選回程</w:t>
-      </w:r>
-    </w:p>
-    <w:p>
-      <w:pPr>
-        <w:ind w:left="454" w:hanging="227"/>
-      </w:pPr>
-      <w:r>
-        <w:rPr>
-          <w:rFonts w:ascii="Microsoft JhengHei" w:hAnsi="Microsoft JhengHei" w:eastAsia="Microsoft JhengHei"/>
-          <w:sz w:val="21"/>
-        </w:rPr>
-        <w:t xml:space="preserve">• </w:t>
-      </w:r>
-      <w:r>
-        <w:rPr>
-          <w:rFonts w:ascii="Microsoft JhengHei" w:hAnsi="Microsoft JhengHei" w:eastAsia="Microsoft JhengHei"/>
-          <w:b/>
-          <w:sz w:val="21"/>
-        </w:rPr>
-        <w:t>防扒</w:t>
-      </w:r>
-      <w:r>
-        <w:rPr>
-          <w:rFonts w:ascii="Microsoft JhengHei" w:hAnsi="Microsoft JhengHei" w:eastAsia="Microsoft JhengHei"/>
-          <w:sz w:val="21"/>
-        </w:rPr>
-        <w:t>：廣場日落時人潮極多、扒手熱點，包包前背、手機別放後口袋</w:t>
+        <w:t>防扒提醒</w:t>
+      </w:r>
+      <w:r>
+        <w:rPr>
+          <w:rFonts w:ascii="Microsoft JhengHei" w:hAnsi="Microsoft JhengHei" w:eastAsia="Microsoft JhengHei"/>
+          <w:sz w:val="21"/>
+        </w:rPr>
+        <w:t>：廣場日落時人潮極多、扒手熱點，包包前背、手機別放後口袋、不與陌生人攀談</w:t>
       </w:r>
     </w:p>
     <w:p>
@@ -4692,7 +4959,7 @@
           <w:rFonts w:ascii="Microsoft JhengHei" w:hAnsi="Microsoft JhengHei" w:eastAsia="Microsoft JhengHei"/>
           <w:sz w:val="21"/>
         </w:rPr>
-        <w:t>（白野豬）— 野豬肉醬寬扁麵 + 丁骨牛排</w:t>
+        <w:t>（白野豬，Borgo San Iacopo 43R）— 野豬肉醬寬扁麵 + 丁骨牛排</w:t>
       </w:r>
     </w:p>
     <w:p>
@@ -4719,7 +4986,7 @@
           <w:rFonts w:ascii="Microsoft JhengHei" w:hAnsi="Microsoft JhengHei" w:eastAsia="Microsoft JhengHei"/>
           <w:sz w:val="21"/>
         </w:rPr>
-        <w:t xml:space="preserve">（同條街 100m，米其林指南收錄）→ </w:t>
+        <w:t xml:space="preserve">（同條街 100m，米其林指南收錄；週二+週三公休、週四只晚餐 19:30 開，6/19 週五午晚兩餐都開）→ </w:t>
       </w:r>
       <w:r>
         <w:rPr>
@@ -4734,7 +5001,7 @@
           <w:rFonts w:ascii="Microsoft JhengHei" w:hAnsi="Microsoft JhengHei" w:eastAsia="Microsoft JhengHei"/>
           <w:sz w:val="21"/>
         </w:rPr>
-        <w:t>（北岸 backup）</w:t>
+        <w:t>（北岸，雨天/大團 backup）</w:t>
       </w:r>
     </w:p>
     <w:p>
@@ -4746,7 +5013,34 @@
           <w:rFonts w:ascii="Microsoft JhengHei" w:hAnsi="Microsoft JhengHei" w:eastAsia="Microsoft JhengHei"/>
           <w:sz w:val="21"/>
         </w:rPr>
-        <w:t>• 💡 19:30 前到通常有位（旺季 20:00 後地獄時段）</w:t>
+        <w:t xml:space="preserve">• ⚠ </w:t>
+      </w:r>
+      <w:r>
+        <w:rPr>
+          <w:rFonts w:ascii="Microsoft JhengHei" w:hAnsi="Microsoft JhengHei" w:eastAsia="Microsoft JhengHei"/>
+          <w:b/>
+          <w:sz w:val="21"/>
+        </w:rPr>
+        <w:t>白野豬週一-週五整個白天不開</w:t>
+      </w:r>
+      <w:r>
+        <w:rPr>
+          <w:rFonts w:ascii="Microsoft JhengHei" w:hAnsi="Microsoft JhengHei" w:eastAsia="Microsoft JhengHei"/>
+          <w:sz w:val="21"/>
+        </w:rPr>
+        <w:t>，只開 18:00-22:30（週末才有午餐）；6/19 週五 19:30 屬晚餐早段，但仍熱門，建議盡量早到避免客滿</w:t>
+      </w:r>
+    </w:p>
+    <w:p>
+      <w:pPr>
+        <w:ind w:left="454" w:hanging="227"/>
+      </w:pPr>
+      <w:r>
+        <w:rPr>
+          <w:rFonts w:ascii="Microsoft JhengHei" w:hAnsi="Microsoft JhengHei" w:eastAsia="Microsoft JhengHei"/>
+          <w:sz w:val="21"/>
+        </w:rPr>
+        <w:t>• 💡 旺季 20:00 後地獄時段；若想保險可當天下午用 TheFork app 看即時空位</w:t>
       </w:r>
     </w:p>
     <w:p>
@@ -4784,7 +5078,7 @@
         <w:pStyle w:val="Heading3"/>
       </w:pPr>
       <w:r>
-        <w:t>Day 7｜6/20（六）— 大衛像 → 中央市場伴手禮 → 香氛購物 → 牛排大餐</w:t>
+        <w:t>Day 7｜6/20（六）— 大衛像 → Mosaics up close → 中央市場 → 香氛 → 牛排</w:t>
       </w:r>
     </w:p>
     <w:p>
@@ -4965,6 +5259,48 @@
           <w:b/>
           <w:sz w:val="21"/>
         </w:rPr>
+        <w:t>10:30 - 10:45</w:t>
+      </w:r>
+      <w:r>
+        <w:rPr>
+          <w:rFonts w:ascii="Microsoft JhengHei" w:hAnsi="Microsoft JhengHei" w:eastAsia="Microsoft JhengHei"/>
+          <w:sz w:val="21"/>
+        </w:rPr>
+        <w:t xml:space="preserve"> 🚶 </w:t>
+      </w:r>
+      <w:r>
+        <w:rPr>
+          <w:rFonts w:ascii="Microsoft JhengHei" w:hAnsi="Microsoft JhengHei" w:eastAsia="Microsoft JhengHei"/>
+          <w:b/>
+          <w:sz w:val="21"/>
+        </w:rPr>
+        <w:t>【鷹架組 2 人】</w:t>
+      </w:r>
+      <w:r>
+        <w:rPr>
+          <w:rFonts w:ascii="Microsoft JhengHei" w:hAnsi="Microsoft JhengHei" w:eastAsia="Microsoft JhengHei"/>
+          <w:sz w:val="21"/>
+        </w:rPr>
+        <w:t xml:space="preserve"> 步行至洗禮堂集合點（Piazza San Giovanni 7，約 5 分鐘）</w:t>
+      </w:r>
+    </w:p>
+    <w:p>
+      <w:pPr>
+        <w:ind w:left="454" w:hanging="227"/>
+      </w:pPr>
+      <w:r>
+        <w:rPr>
+          <w:rFonts w:ascii="Microsoft JhengHei" w:hAnsi="Microsoft JhengHei" w:eastAsia="Microsoft JhengHei"/>
+          <w:sz w:val="21"/>
+        </w:rPr>
+        <w:t xml:space="preserve">• </w:t>
+      </w:r>
+      <w:r>
+        <w:rPr>
+          <w:rFonts w:ascii="Microsoft JhengHei" w:hAnsi="Microsoft JhengHei" w:eastAsia="Microsoft JhengHei"/>
+          <w:b/>
+          <w:sz w:val="21"/>
+        </w:rPr>
         <w:t>10:45 - 12:00</w:t>
       </w:r>
       <w:r>
@@ -4987,7 +5323,22 @@
           <w:rFonts w:ascii="Microsoft JhengHei" w:hAnsi="Microsoft JhengHei" w:eastAsia="Microsoft JhengHei"/>
           <w:sz w:val="21"/>
         </w:rPr>
-        <w:t xml:space="preserve"> 🎫（2 張已訂）</w:t>
+        <w:t xml:space="preserve"> 🎫 已訂（</w:t>
+      </w:r>
+      <w:r>
+        <w:rPr>
+          <w:rFonts w:ascii="Microsoft JhengHei" w:hAnsi="Microsoft JhengHei" w:eastAsia="Microsoft JhengHei"/>
+          <w:b/>
+          <w:sz w:val="21"/>
+        </w:rPr>
+        <w:t>2 張</w:t>
+      </w:r>
+      <w:r>
+        <w:rPr>
+          <w:rFonts w:ascii="Microsoft JhengHei" w:hAnsi="Microsoft JhengHei" w:eastAsia="Microsoft JhengHei"/>
+          <w:sz w:val="21"/>
+        </w:rPr>
+        <w:t>）</w:t>
       </w:r>
     </w:p>
     <w:p>
@@ -4999,7 +5350,7 @@
           <w:rFonts w:ascii="Microsoft JhengHei" w:hAnsi="Microsoft JhengHei" w:eastAsia="Microsoft JhengHei"/>
           <w:sz w:val="21"/>
         </w:rPr>
-        <w:t xml:space="preserve">• 集合於 </w:t>
+        <w:t>• 票券：</w:t>
       </w:r>
       <w:r>
         <w:rPr>
@@ -5007,6 +5358,48 @@
           <w:b/>
           <w:sz w:val="21"/>
         </w:rPr>
+        <w:t>Guided Tour to Baptistery's Restoration Site</w:t>
+      </w:r>
+      <w:r>
+        <w:rPr>
+          <w:rFonts w:ascii="Microsoft JhengHei" w:hAnsi="Microsoft JhengHei" w:eastAsia="Microsoft JhengHei"/>
+          <w:sz w:val="21"/>
+        </w:rPr>
+        <w:t>（English）</w:t>
+      </w:r>
+    </w:p>
+    <w:p>
+      <w:pPr>
+        <w:ind w:left="454" w:hanging="227"/>
+      </w:pPr>
+      <w:r>
+        <w:rPr>
+          <w:rFonts w:ascii="Microsoft JhengHei" w:hAnsi="Microsoft JhengHei" w:eastAsia="Microsoft JhengHei"/>
+          <w:sz w:val="21"/>
+        </w:rPr>
+        <w:t>• 時間：</w:t>
+      </w:r>
+      <w:r>
+        <w:rPr>
+          <w:rFonts w:ascii="Microsoft JhengHei" w:hAnsi="Microsoft JhengHei" w:eastAsia="Microsoft JhengHei"/>
+          <w:b/>
+          <w:sz w:val="21"/>
+        </w:rPr>
+        <w:t>11:00 開始</w:t>
+      </w:r>
+      <w:r>
+        <w:rPr>
+          <w:rFonts w:ascii="Microsoft JhengHei" w:hAnsi="Microsoft JhengHei" w:eastAsia="Microsoft JhengHei"/>
+          <w:sz w:val="21"/>
+        </w:rPr>
+        <w:t xml:space="preserve">（10:45 集合於 </w:t>
+      </w:r>
+      <w:r>
+        <w:rPr>
+          <w:rFonts w:ascii="Microsoft JhengHei" w:hAnsi="Microsoft JhengHei" w:eastAsia="Microsoft JhengHei"/>
+          <w:b/>
+          <w:sz w:val="21"/>
+        </w:rPr>
         <w:t>Antica Canonica di San Giovanni, Piazza San Giovanni 7</w:t>
       </w:r>
       <w:r>
@@ -5014,7 +5407,7 @@
           <w:rFonts w:ascii="Microsoft JhengHei" w:hAnsi="Microsoft JhengHei" w:eastAsia="Microsoft JhengHei"/>
           <w:sz w:val="21"/>
         </w:rPr>
-        <w:t>，11:00 開始</w:t>
+        <w:t>）</w:t>
       </w:r>
     </w:p>
     <w:p>
@@ -5026,7 +5419,22 @@
           <w:rFonts w:ascii="Microsoft JhengHei" w:hAnsi="Microsoft JhengHei" w:eastAsia="Microsoft JhengHei"/>
           <w:sz w:val="21"/>
         </w:rPr>
-        <w:t>• 票價：每張 €65（含 3 天內可進 Santa Reparata 地下遺跡 + Opera del Duomo 博物館）</w:t>
+        <w:t xml:space="preserve">• 票價：每張 €65，2 張共 </w:t>
+      </w:r>
+      <w:r>
+        <w:rPr>
+          <w:rFonts w:ascii="Microsoft JhengHei" w:hAnsi="Microsoft JhengHei" w:eastAsia="Microsoft JhengHei"/>
+          <w:b/>
+          <w:sz w:val="21"/>
+        </w:rPr>
+        <w:t>€130</w:t>
+      </w:r>
+      <w:r>
+        <w:rPr>
+          <w:rFonts w:ascii="Microsoft JhengHei" w:hAnsi="Microsoft JhengHei" w:eastAsia="Microsoft JhengHei"/>
+          <w:sz w:val="21"/>
+        </w:rPr>
+        <w:t>（TWD 約 4,771；訂單編號請查群組）</w:t>
       </w:r>
     </w:p>
     <w:p>
@@ -5038,6 +5446,18 @@
           <w:rFonts w:ascii="Microsoft JhengHei" w:hAnsi="Microsoft JhengHei" w:eastAsia="Microsoft JhengHei"/>
           <w:sz w:val="21"/>
         </w:rPr>
+        <w:t>• 含贈：3 天內可進 Santa Reparata 地下遺跡 + Opera del Duomo 博物館</w:t>
+      </w:r>
+    </w:p>
+    <w:p>
+      <w:pPr>
+        <w:ind w:left="454" w:hanging="227"/>
+      </w:pPr>
+      <w:r>
+        <w:rPr>
+          <w:rFonts w:ascii="Microsoft JhengHei" w:hAnsi="Microsoft JhengHei" w:eastAsia="Microsoft JhengHei"/>
+          <w:sz w:val="21"/>
+        </w:rPr>
         <w:t xml:space="preserve">• ⚠ </w:t>
       </w:r>
       <w:r>
@@ -5053,7 +5473,7 @@
           <w:rFonts w:ascii="Microsoft JhengHei" w:hAnsi="Microsoft JhengHei" w:eastAsia="Microsoft JhengHei"/>
           <w:sz w:val="21"/>
         </w:rPr>
-        <w:t>：強制 closed-toe shoes（不可穿涼鞋/夾腳拖）</w:t>
+        <w:t>：強制 closed-toe shoes（不可穿高跟鞋、涼鞋、夾腳拖）</w:t>
       </w:r>
     </w:p>
     <w:p>
@@ -5065,7 +5485,22 @@
           <w:rFonts w:ascii="Microsoft JhengHei" w:hAnsi="Microsoft JhengHei" w:eastAsia="Microsoft JhengHei"/>
           <w:sz w:val="21"/>
         </w:rPr>
-        <w:t>• 💡 13-14 世紀拜占庭金色馬賽克，可登上 31.5 公尺高蘑菇形鷹架近距離看，修復至 2028 年限定</w:t>
+        <w:t xml:space="preserve">• ⚠ </w:t>
+      </w:r>
+      <w:r>
+        <w:rPr>
+          <w:rFonts w:ascii="Microsoft JhengHei" w:hAnsi="Microsoft JhengHei" w:eastAsia="Microsoft JhengHei"/>
+          <w:b/>
+          <w:sz w:val="21"/>
+        </w:rPr>
+        <w:t>要把票券印出來</w:t>
+      </w:r>
+      <w:r>
+        <w:rPr>
+          <w:rFonts w:ascii="Microsoft JhengHei" w:hAnsi="Microsoft JhengHei" w:eastAsia="Microsoft JhengHei"/>
+          <w:sz w:val="21"/>
+        </w:rPr>
+        <w:t>或截圖存手機</w:t>
       </w:r>
     </w:p>
     <w:p>
@@ -5077,6 +5512,47 @@
           <w:rFonts w:ascii="Microsoft JhengHei" w:hAnsi="Microsoft JhengHei" w:eastAsia="Microsoft JhengHei"/>
           <w:sz w:val="21"/>
         </w:rPr>
+        <w:t>• 💡 13-14 世紀拜占庭金色馬賽克，平常從地面看，這次可</w:t>
+      </w:r>
+      <w:r>
+        <w:rPr>
+          <w:rFonts w:ascii="Microsoft JhengHei" w:hAnsi="Microsoft JhengHei" w:eastAsia="Microsoft JhengHei"/>
+          <w:b/>
+          <w:sz w:val="21"/>
+        </w:rPr>
+        <w:t>登上 31.5 公尺高蘑菇形鷹架近距離看</w:t>
+      </w:r>
+      <w:r>
+        <w:rPr>
+          <w:rFonts w:ascii="Microsoft JhengHei" w:hAnsi="Microsoft JhengHei" w:eastAsia="Microsoft JhengHei"/>
+          <w:sz w:val="21"/>
+        </w:rPr>
+        <w:t>。馬賽克修復至 2028 年，</w:t>
+      </w:r>
+      <w:r>
+        <w:rPr>
+          <w:rFonts w:ascii="Microsoft JhengHei" w:hAnsi="Microsoft JhengHei" w:eastAsia="Microsoft JhengHei"/>
+          <w:b/>
+          <w:sz w:val="21"/>
+        </w:rPr>
+        <w:t>修復期限定</w:t>
+      </w:r>
+      <w:r>
+        <w:rPr>
+          <w:rFonts w:ascii="Microsoft JhengHei" w:hAnsi="Microsoft JhengHei" w:eastAsia="Microsoft JhengHei"/>
+          <w:sz w:val="21"/>
+        </w:rPr>
+      </w:r>
+    </w:p>
+    <w:p>
+      <w:pPr>
+        <w:ind w:left="454" w:hanging="227"/>
+      </w:pPr>
+      <w:r>
+        <w:rPr>
+          <w:rFonts w:ascii="Microsoft JhengHei" w:hAnsi="Microsoft JhengHei" w:eastAsia="Microsoft JhengHei"/>
+          <w:sz w:val="21"/>
+        </w:rPr>
         <w:t xml:space="preserve">• 📌 </w:t>
       </w:r>
       <w:r>
@@ -5085,14 +5561,28 @@
           <w:b/>
           <w:sz w:val="21"/>
         </w:rPr>
-        <w:t>【學院組 3 人】10:30-12:15 繼續在學院美術館慢慢看</w:t>
-      </w:r>
-      <w:r>
-        <w:rPr>
-          <w:rFonts w:ascii="Microsoft JhengHei" w:hAnsi="Microsoft JhengHei" w:eastAsia="Microsoft JhengHei"/>
-          <w:sz w:val="21"/>
-        </w:rPr>
-        <w:t>（囚徒群像、聖馬太、樂器博物館、畫作展廳），12:00-12:15 離館 → 12:30 中央市場會合</w:t>
+        <w:t>【學院組 3 人】10:30 - 12:15 繼續在學院美術館慢慢看</w:t>
+      </w:r>
+      <w:r>
+        <w:rPr>
+          <w:rFonts w:ascii="Microsoft JhengHei" w:hAnsi="Microsoft JhengHei" w:eastAsia="Microsoft JhengHei"/>
+          <w:sz w:val="21"/>
+        </w:rPr>
+        <w:t xml:space="preserve">（囚徒群像、聖馬太、樂器博物館、畫作展廳），12:00-12:15 離館 → 步行 8 分鐘 → </w:t>
+      </w:r>
+      <w:r>
+        <w:rPr>
+          <w:rFonts w:ascii="Microsoft JhengHei" w:hAnsi="Microsoft JhengHei" w:eastAsia="Microsoft JhengHei"/>
+          <w:b/>
+          <w:sz w:val="21"/>
+        </w:rPr>
+        <w:t>12:30 中央市場集合午餐</w:t>
+      </w:r>
+      <w:r>
+        <w:rPr>
+          <w:rFonts w:ascii="Microsoft JhengHei" w:hAnsi="Microsoft JhengHei" w:eastAsia="Microsoft JhengHei"/>
+          <w:sz w:val="21"/>
+        </w:rPr>
       </w:r>
     </w:p>
     <w:p>
@@ -5146,7 +5636,7 @@
           <w:rFonts w:ascii="Microsoft JhengHei" w:hAnsi="Microsoft JhengHei" w:eastAsia="Microsoft JhengHei"/>
           <w:sz w:val="21"/>
         </w:rPr>
-        <w:t>• 備註： 1 樓買松露、乾貨伴手禮；2 樓美食廣場自選餐點（適合 5 人口味多樣化）。</w:t>
+        <w:t>• 兩組會合午餐（鷹架組約 12:10 結束 → 步行 8 分鐘到中央市場；另一組自行抵達）</w:t>
       </w:r>
     </w:p>
     <w:p>
@@ -5158,6 +5648,18 @@
           <w:rFonts w:ascii="Microsoft JhengHei" w:hAnsi="Microsoft JhengHei" w:eastAsia="Microsoft JhengHei"/>
           <w:sz w:val="21"/>
         </w:rPr>
+        <w:t>• 1 樓買松露、乾貨伴手禮；2 樓美食廣場自選餐點（適合 5 人口味多樣化）</w:t>
+      </w:r>
+    </w:p>
+    <w:p>
+      <w:pPr>
+        <w:ind w:left="454" w:hanging="227"/>
+      </w:pPr>
+      <w:r>
+        <w:rPr>
+          <w:rFonts w:ascii="Microsoft JhengHei" w:hAnsi="Microsoft JhengHei" w:eastAsia="Microsoft JhengHei"/>
+          <w:sz w:val="21"/>
+        </w:rPr>
         <w:t>• 💡 1874 年鑄鐵玻璃建築，二樓美食廣場各攤各有專精</w:t>
       </w:r>
     </w:p>
@@ -5263,6 +5765,78 @@
           <w:rFonts w:ascii="Microsoft JhengHei" w:hAnsi="Microsoft JhengHei" w:eastAsia="Microsoft JhengHei"/>
           <w:sz w:val="21"/>
         </w:rPr>
+        <w:t xml:space="preserve">• ⚠ </w:t>
+      </w:r>
+      <w:r>
+        <w:rPr>
+          <w:rFonts w:ascii="Microsoft JhengHei" w:hAnsi="Microsoft JhengHei" w:eastAsia="Microsoft JhengHei"/>
+          <w:b/>
+          <w:sz w:val="21"/>
+        </w:rPr>
+        <w:t>Calcio Storico 古式足球賽事影響</w:t>
+      </w:r>
+      <w:r>
+        <w:rPr>
+          <w:rFonts w:ascii="Microsoft JhengHei" w:hAnsi="Microsoft JhengHei" w:eastAsia="Microsoft JhengHei"/>
+          <w:sz w:val="21"/>
+        </w:rPr>
+        <w:t xml:space="preserve">：2026 準決賽 </w:t>
+      </w:r>
+      <w:r>
+        <w:rPr>
+          <w:rFonts w:ascii="Microsoft JhengHei" w:hAnsi="Microsoft JhengHei" w:eastAsia="Microsoft JhengHei"/>
+          <w:b/>
+          <w:sz w:val="21"/>
+        </w:rPr>
+        <w:t>6/13、6/14</w:t>
+      </w:r>
+      <w:r>
+        <w:rPr>
+          <w:rFonts w:ascii="Microsoft JhengHei" w:hAnsi="Microsoft JhengHei" w:eastAsia="Microsoft JhengHei"/>
+          <w:sz w:val="21"/>
+        </w:rPr>
+        <w:t xml:space="preserve"> 已在聖十字廣場舉行，</w:t>
+      </w:r>
+      <w:r>
+        <w:rPr>
+          <w:rFonts w:ascii="Microsoft JhengHei" w:hAnsi="Microsoft JhengHei" w:eastAsia="Microsoft JhengHei"/>
+          <w:b/>
+          <w:sz w:val="21"/>
+        </w:rPr>
+        <w:t>賽場 5 月底已搭好並維持到 6/24 決賽</w:t>
+      </w:r>
+      <w:r>
+        <w:rPr>
+          <w:rFonts w:ascii="Microsoft JhengHei" w:hAnsi="Microsoft JhengHei" w:eastAsia="Microsoft JhengHei"/>
+          <w:sz w:val="21"/>
+        </w:rPr>
+        <w:t>；6/20 廣場處於</w:t>
+      </w:r>
+      <w:r>
+        <w:rPr>
+          <w:rFonts w:ascii="Microsoft JhengHei" w:hAnsi="Microsoft JhengHei" w:eastAsia="Microsoft JhengHei"/>
+          <w:b/>
+          <w:sz w:val="21"/>
+        </w:rPr>
+        <w:t>決賽前夕封閉狀態</w:t>
+      </w:r>
+      <w:r>
+        <w:rPr>
+          <w:rFonts w:ascii="Microsoft JhengHei" w:hAnsi="Microsoft JhengHei" w:eastAsia="Microsoft JhengHei"/>
+          <w:sz w:val="21"/>
+        </w:rPr>
+        <w:t>，AquaFlor + Santa Croce 周邊動線可能受阻 — 預留多 15-20 分鐘交通 buffer，出發前查官方公告</w:t>
+      </w:r>
+    </w:p>
+    <w:p>
+      <w:pPr>
+        <w:ind w:left="454" w:hanging="227"/>
+      </w:pPr>
+      <w:r>
+        <w:rPr>
+          <w:rFonts w:ascii="Microsoft JhengHei" w:hAnsi="Microsoft JhengHei" w:eastAsia="Microsoft JhengHei"/>
+          <w:sz w:val="21"/>
+        </w:rPr>
         <w:t xml:space="preserve">• </w:t>
       </w:r>
       <w:r>
@@ -5329,6 +5903,60 @@
           <w:rFonts w:ascii="Microsoft JhengHei" w:hAnsi="Microsoft JhengHei" w:eastAsia="Microsoft JhengHei"/>
           <w:sz w:val="21"/>
         </w:rPr>
+        <w:t xml:space="preserve">• ⚠ </w:t>
+      </w:r>
+      <w:r>
+        <w:rPr>
+          <w:rFonts w:ascii="Microsoft JhengHei" w:hAnsi="Microsoft JhengHei" w:eastAsia="Microsoft JhengHei"/>
+          <w:b/>
+          <w:sz w:val="21"/>
+        </w:rPr>
+        <w:t>官方末班入場 17:00</w:t>
+      </w:r>
+      <w:r>
+        <w:rPr>
+          <w:rFonts w:ascii="Microsoft JhengHei" w:hAnsi="Microsoft JhengHei" w:eastAsia="Microsoft JhengHei"/>
+          <w:sz w:val="21"/>
+        </w:rPr>
+        <w:t>，週六 9:30-17:30；16:30 抵達只有 30 分鐘，建議快走重點</w:t>
+      </w:r>
+    </w:p>
+    <w:p>
+      <w:pPr>
+        <w:ind w:left="454" w:hanging="227"/>
+      </w:pPr>
+      <w:r>
+        <w:rPr>
+          <w:rFonts w:ascii="Microsoft JhengHei" w:hAnsi="Microsoft JhengHei" w:eastAsia="Microsoft JhengHei"/>
+          <w:sz w:val="21"/>
+        </w:rPr>
+        <w:t xml:space="preserve">• 📌 </w:t>
+      </w:r>
+      <w:r>
+        <w:rPr>
+          <w:rFonts w:ascii="Microsoft JhengHei" w:hAnsi="Microsoft JhengHei" w:eastAsia="Microsoft JhengHei"/>
+          <w:b/>
+          <w:sz w:val="21"/>
+        </w:rPr>
+        <w:t>洗禮堂下午不再排</w:t>
+      </w:r>
+      <w:r>
+        <w:rPr>
+          <w:rFonts w:ascii="Microsoft JhengHei" w:hAnsi="Microsoft JhengHei" w:eastAsia="Microsoft JhengHei"/>
+          <w:sz w:val="21"/>
+        </w:rPr>
+        <w:t>（鷹架組上午已看過；其他人若想看，但穹頂目前修復中無法看到馬賽克）</w:t>
+      </w:r>
+    </w:p>
+    <w:p>
+      <w:pPr>
+        <w:ind w:left="454" w:hanging="227"/>
+      </w:pPr>
+      <w:r>
+        <w:rPr>
+          <w:rFonts w:ascii="Microsoft JhengHei" w:hAnsi="Microsoft JhengHei" w:eastAsia="Microsoft JhengHei"/>
+          <w:sz w:val="21"/>
+        </w:rPr>
         <w:t xml:space="preserve">• </w:t>
       </w:r>
       <w:r>
@@ -5337,7 +5965,7 @@
           <w:b/>
           <w:sz w:val="21"/>
         </w:rPr>
-        <w:t>18:30</w:t>
+        <w:t>18:00</w:t>
       </w:r>
       <w:r>
         <w:rPr>
@@ -5359,7 +5987,7 @@
           <w:rFonts w:ascii="Microsoft JhengHei" w:hAnsi="Microsoft JhengHei" w:eastAsia="Microsoft JhengHei"/>
           <w:sz w:val="21"/>
         </w:rPr>
-        <w:t>：【必吃：T-Bone 托斯卡尼大牛排，需預約】。</w:t>
+        <w:t>（彈性 walk-in，Piazza del Mercato Centrale）：【必吃：T-Bone 托斯卡尼大牛排】</w:t>
       </w:r>
     </w:p>
     <w:p>
@@ -5371,6 +5999,45 @@
           <w:rFonts w:ascii="Microsoft JhengHei" w:hAnsi="Microsoft JhengHei" w:eastAsia="Microsoft JhengHei"/>
           <w:sz w:val="21"/>
         </w:rPr>
+        <w:t xml:space="preserve">• ⚠ </w:t>
+      </w:r>
+      <w:r>
+        <w:rPr>
+          <w:rFonts w:ascii="Microsoft JhengHei" w:hAnsi="Microsoft JhengHei" w:eastAsia="Microsoft JhengHei"/>
+          <w:b/>
+          <w:sz w:val="21"/>
+        </w:rPr>
+        <w:t>時間提前到 18:00</w:t>
+      </w:r>
+      <w:r>
+        <w:rPr>
+          <w:rFonts w:ascii="Microsoft JhengHei" w:hAnsi="Microsoft JhengHei" w:eastAsia="Microsoft JhengHei"/>
+          <w:sz w:val="21"/>
+        </w:rPr>
+        <w:t xml:space="preserve"> — 為接 19:30 Vivoli（Vivoli 週六 21:00 關）；旺季週六晚不訂位走 walk-in 可能等 30-60 分</w:t>
+      </w:r>
+    </w:p>
+    <w:p>
+      <w:pPr>
+        <w:ind w:left="454" w:hanging="227"/>
+      </w:pPr>
+      <w:r>
+        <w:rPr>
+          <w:rFonts w:ascii="Microsoft JhengHei" w:hAnsi="Microsoft JhengHei" w:eastAsia="Microsoft JhengHei"/>
+          <w:sz w:val="21"/>
+        </w:rPr>
+        <w:t>• 💡 連續營業 11:00-23:00（多數平台確認），18:00 屬晚餐早段、5 人桌相對好等</w:t>
+      </w:r>
+    </w:p>
+    <w:p>
+      <w:pPr>
+        <w:ind w:left="454" w:hanging="227"/>
+      </w:pPr>
+      <w:r>
+        <w:rPr>
+          <w:rFonts w:ascii="Microsoft JhengHei" w:hAnsi="Microsoft JhengHei" w:eastAsia="Microsoft JhengHei"/>
+          <w:sz w:val="21"/>
+        </w:rPr>
         <w:t xml:space="preserve">• </w:t>
       </w:r>
       <w:r>
@@ -5379,7 +6046,7 @@
           <w:b/>
           <w:sz w:val="21"/>
         </w:rPr>
-        <w:t>20:30</w:t>
+        <w:t>19:30</w:t>
       </w:r>
       <w:r>
         <w:rPr>
@@ -5401,7 +6068,75 @@
           <w:rFonts w:ascii="Microsoft JhengHei" w:hAnsi="Microsoft JhengHei" w:eastAsia="Microsoft JhengHei"/>
           <w:sz w:val="21"/>
         </w:rPr>
-        <w:t>：老牌冰淇淋店，就在聖十字區。</w:t>
+        <w:t xml:space="preserve">（Via Isola delle Stinche 7r）：源自 </w:t>
+      </w:r>
+      <w:r>
+        <w:rPr>
+          <w:rFonts w:ascii="Microsoft JhengHei" w:hAnsi="Microsoft JhengHei" w:eastAsia="Microsoft JhengHei"/>
+          <w:b/>
+          <w:sz w:val="21"/>
+        </w:rPr>
+        <w:t>1929 年 Latteria Vivoli</w:t>
+      </w:r>
+      <w:r>
+        <w:rPr>
+          <w:rFonts w:ascii="Microsoft JhengHei" w:hAnsi="Microsoft JhengHei" w:eastAsia="Microsoft JhengHei"/>
+          <w:sz w:val="21"/>
+        </w:rPr>
+        <w:t>，常被列為</w:t>
+      </w:r>
+      <w:r>
+        <w:rPr>
+          <w:rFonts w:ascii="Microsoft JhengHei" w:hAnsi="Microsoft JhengHei" w:eastAsia="Microsoft JhengHei"/>
+          <w:b/>
+          <w:sz w:val="21"/>
+        </w:rPr>
+        <w:t>佛羅倫斯最古老冰淇淋店之一</w:t>
+      </w:r>
+      <w:r>
+        <w:rPr>
+          <w:rFonts w:ascii="Microsoft JhengHei" w:hAnsi="Microsoft JhengHei" w:eastAsia="Microsoft JhengHei"/>
+          <w:sz w:val="21"/>
+        </w:rPr>
+      </w:r>
+    </w:p>
+    <w:p>
+      <w:pPr>
+        <w:ind w:left="454" w:hanging="227"/>
+      </w:pPr>
+      <w:r>
+        <w:rPr>
+          <w:rFonts w:ascii="Microsoft JhengHei" w:hAnsi="Microsoft JhengHei" w:eastAsia="Microsoft JhengHei"/>
+          <w:sz w:val="21"/>
+        </w:rPr>
+        <w:t xml:space="preserve">• ⚠ </w:t>
+      </w:r>
+      <w:r>
+        <w:rPr>
+          <w:rFonts w:ascii="Microsoft JhengHei" w:hAnsi="Microsoft JhengHei" w:eastAsia="Microsoft JhengHei"/>
+          <w:b/>
+          <w:sz w:val="21"/>
+        </w:rPr>
+        <w:t>時間提前到 19:30</w:t>
+      </w:r>
+      <w:r>
+        <w:rPr>
+          <w:rFonts w:ascii="Microsoft JhengHei" w:hAnsi="Microsoft JhengHei" w:eastAsia="Microsoft JhengHei"/>
+          <w:sz w:val="21"/>
+        </w:rPr>
+        <w:t xml:space="preserve"> — 多數平台顯示週六 21:00 關門（原訂 20:30 只剩 30 分鐘風險高）；當日以 Google Maps / 電話最終確認</w:t>
+      </w:r>
+    </w:p>
+    <w:p>
+      <w:pPr>
+        <w:ind w:left="454" w:hanging="227"/>
+      </w:pPr>
+      <w:r>
+        <w:rPr>
+          <w:rFonts w:ascii="Microsoft JhengHei" w:hAnsi="Microsoft JhengHei" w:eastAsia="Microsoft JhengHei"/>
+          <w:sz w:val="21"/>
+        </w:rPr>
+        <w:t>• 💡 從 Za Za 走路約 8 分，順路朝聖聖十字區百年老店</w:t>
       </w:r>
     </w:p>
     <w:p>
@@ -5950,7 +6685,7 @@
           <w:rFonts w:ascii="Microsoft JhengHei" w:hAnsi="Microsoft JhengHei" w:eastAsia="Microsoft JhengHei"/>
           <w:sz w:val="21"/>
         </w:rPr>
-        <w:t>• 包含：教堂內部（DUOMO）+ 屋頂露台（TERRACES，電梯上、樓梯下）+ 大教堂博物館（DUOMO MUSEUM）+ San Gottardo 教堂（CHURCH OF SAN GOTTARDO）</w:t>
+        <w:t>• 包含：教堂內部（DUOMO）+ 屋頂露台（TERRACES，電梯上、樓梯下）+ 大教堂博物館(DUOMO MUSEUM）+ San Gottardo 教堂（CHURCH OF SAN GOTTARDO）</w:t>
       </w:r>
     </w:p>
     <w:p>
@@ -6070,7 +6805,7 @@
           <w:color w:val="5D6D7E"/>
           <w:sz w:val="21"/>
         </w:rPr>
-        <w:t>6/22 是週一，米蘭幾乎所有博物館都公休</w:t>
+        <w:t>6/22 是週一，米蘭多數博物館公休</w:t>
       </w:r>
       <w:r>
         <w:rPr>
@@ -6078,7 +6813,92 @@
           <w:color w:val="5D6D7E"/>
           <w:sz w:val="21"/>
         </w:rPr>
-        <w:t>（Pinacoteca di Brera、Cenacolo Vinciano 最後的晚餐、Pinacoteca Ambrosiana、Museo del Novecento、Sforzesco 城堡內所有博物館、Branca 塔、Bar Basso 均週一閉館），行程已針對週一特別調整。</w:t>
+        <w:t>（Pinacoteca di Brera、Cenacolo Vinciano 最後的晚餐、Museo del Novecento、Sforzesco 城堡內所有博物館、Torre Branca 均週一閉館），行程已針對週一特別調整。</w:t>
+      </w:r>
+    </w:p>
+    <w:p>
+      <w:pPr>
+        <w:ind w:left="283"/>
+        <w:pBdr>
+          <w:left w:val="single" w:sz="12" w:space="4" w:color="2E86C1"/>
+        </w:pBdr>
+        <w:shd w:fill="EBF5FB"/>
+      </w:pPr>
+      <w:r>
+        <w:rPr>
+          <w:rFonts w:ascii="Microsoft JhengHei" w:hAnsi="Microsoft JhengHei" w:eastAsia="Microsoft JhengHei"/>
+          <w:color w:val="5D6D7E"/>
+          <w:sz w:val="21"/>
+        </w:rPr>
+        <w:t xml:space="preserve">⚠ </w:t>
+      </w:r>
+      <w:r>
+        <w:rPr>
+          <w:rFonts w:ascii="Microsoft JhengHei" w:hAnsi="Microsoft JhengHei" w:eastAsia="Microsoft JhengHei"/>
+          <w:b/>
+          <w:color w:val="5D6D7E"/>
+          <w:sz w:val="21"/>
+        </w:rPr>
+        <w:t>Highline Galleria 也是週一公休</w:t>
+      </w:r>
+      <w:r>
+        <w:rPr>
+          <w:rFonts w:ascii="Microsoft JhengHei" w:hAnsi="Microsoft JhengHei" w:eastAsia="Microsoft JhengHei"/>
+          <w:color w:val="5D6D7E"/>
+          <w:sz w:val="21"/>
+        </w:rPr>
+        <w:t>（2026 重新開幕後新規）— 已從行程刪除。</w:t>
+      </w:r>
+    </w:p>
+    <w:p>
+      <w:pPr>
+        <w:ind w:left="283"/>
+        <w:pBdr>
+          <w:left w:val="single" w:sz="12" w:space="4" w:color="2E86C1"/>
+        </w:pBdr>
+        <w:shd w:fill="EBF5FB"/>
+      </w:pPr>
+      <w:r>
+        <w:rPr>
+          <w:rFonts w:ascii="Microsoft JhengHei" w:hAnsi="Microsoft JhengHei" w:eastAsia="Microsoft JhengHei"/>
+          <w:color w:val="5D6D7E"/>
+          <w:sz w:val="21"/>
+        </w:rPr>
+        <w:t xml:space="preserve">✅ </w:t>
+      </w:r>
+      <w:r>
+        <w:rPr>
+          <w:rFonts w:ascii="Microsoft JhengHei" w:hAnsi="Microsoft JhengHei" w:eastAsia="Microsoft JhengHei"/>
+          <w:b/>
+          <w:color w:val="5D6D7E"/>
+          <w:sz w:val="21"/>
+        </w:rPr>
+        <w:t>Pinacoteca Ambrosiana 週一開放</w:t>
+      </w:r>
+      <w:r>
+        <w:rPr>
+          <w:rFonts w:ascii="Microsoft JhengHei" w:hAnsi="Microsoft JhengHei" w:eastAsia="Microsoft JhengHei"/>
+          <w:color w:val="5D6D7E"/>
+          <w:sz w:val="21"/>
+        </w:rPr>
+        <w:t>（每週三公休）；</w:t>
+      </w:r>
+      <w:r>
+        <w:rPr>
+          <w:rFonts w:ascii="Microsoft JhengHei" w:hAnsi="Microsoft JhengHei" w:eastAsia="Microsoft JhengHei"/>
+          <w:b/>
+          <w:color w:val="5D6D7E"/>
+          <w:sz w:val="21"/>
+        </w:rPr>
+        <w:t>Bar Basso 週一營業</w:t>
+      </w:r>
+      <w:r>
+        <w:rPr>
+          <w:rFonts w:ascii="Microsoft JhengHei" w:hAnsi="Microsoft JhengHei" w:eastAsia="Microsoft JhengHei"/>
+          <w:color w:val="5D6D7E"/>
+          <w:sz w:val="21"/>
+        </w:rPr>
+        <w:t>（週二公休），想朝聖 Sbagliato 發源地可挑 6/22 或 Day 8 晚上。</w:t>
       </w:r>
     </w:p>
     <w:p>
@@ -6462,7 +7282,7 @@
         <w:rPr>
           <w:rFonts w:ascii="Microsoft JhengHei" w:hAnsi="Microsoft JhengHei" w:eastAsia="Microsoft JhengHei"/>
         </w:rPr>
-        <w:t>：大教堂廣場 → 人骨教堂 → Highline Galleria → La Rinascente 頂樓 → 回住宿整理行李 → Brera 巷弄 → Camparino Aperitivo → 告別晚餐 → 回住宿</w:t>
+        <w:t>：大教堂廣場 → 人骨教堂 → La Rinascente 頂樓 → 回住宿整理行李 → Brera 巷弄 → Camparino Aperitivo → 告別晚餐 → 回住宿</w:t>
       </w:r>
     </w:p>
     <w:p>
@@ -6501,6 +7321,63 @@
           <w:rFonts w:ascii="Microsoft JhengHei" w:hAnsi="Microsoft JhengHei" w:eastAsia="Microsoft JhengHei"/>
           <w:sz w:val="21"/>
         </w:rPr>
+        <w:t>• ~~</w:t>
+      </w:r>
+      <w:r>
+        <w:rPr>
+          <w:rFonts w:ascii="Microsoft JhengHei" w:hAnsi="Microsoft JhengHei" w:eastAsia="Microsoft JhengHei"/>
+          <w:b/>
+          <w:sz w:val="21"/>
+        </w:rPr>
+        <w:t>Highline Galleria</w:t>
+      </w:r>
+      <w:r>
+        <w:rPr>
+          <w:rFonts w:ascii="Microsoft JhengHei" w:hAnsi="Microsoft JhengHei" w:eastAsia="Microsoft JhengHei"/>
+          <w:sz w:val="21"/>
+        </w:rPr>
+        <w:t xml:space="preserve">~~ ❌ </w:t>
+      </w:r>
+      <w:r>
+        <w:rPr>
+          <w:rFonts w:ascii="Microsoft JhengHei" w:hAnsi="Microsoft JhengHei" w:eastAsia="Microsoft JhengHei"/>
+          <w:b/>
+          <w:sz w:val="21"/>
+        </w:rPr>
+        <w:t>已刪除</w:t>
+      </w:r>
+      <w:r>
+        <w:rPr>
+          <w:rFonts w:ascii="Microsoft JhengHei" w:hAnsi="Microsoft JhengHei" w:eastAsia="Microsoft JhengHei"/>
+          <w:sz w:val="21"/>
+        </w:rPr>
+        <w:t>（</w:t>
+      </w:r>
+      <w:r>
+        <w:rPr>
+          <w:rFonts w:ascii="Microsoft JhengHei" w:hAnsi="Microsoft JhengHei" w:eastAsia="Microsoft JhengHei"/>
+          <w:b/>
+          <w:sz w:val="21"/>
+        </w:rPr>
+        <w:t>週一公休必撲空</w:t>
+      </w:r>
+      <w:r>
+        <w:rPr>
+          <w:rFonts w:ascii="Microsoft JhengHei" w:hAnsi="Microsoft JhengHei" w:eastAsia="Microsoft JhengHei"/>
+          <w:sz w:val="21"/>
+        </w:rPr>
+        <w:t>，2026 重新開幕後新規）— 省 €60 + 30 分鐘給 Brera 從容散步</w:t>
+      </w:r>
+    </w:p>
+    <w:p>
+      <w:pPr>
+        <w:ind w:left="454" w:hanging="227"/>
+      </w:pPr>
+      <w:r>
+        <w:rPr>
+          <w:rFonts w:ascii="Microsoft JhengHei" w:hAnsi="Microsoft JhengHei" w:eastAsia="Microsoft JhengHei"/>
+          <w:sz w:val="21"/>
+        </w:rPr>
         <w:t xml:space="preserve">• </w:t>
       </w:r>
       <w:r>
@@ -6509,14 +7386,14 @@
           <w:b/>
           <w:sz w:val="21"/>
         </w:rPr>
-        <w:t>Highline Galleria</w:t>
-      </w:r>
-      <w:r>
-        <w:rPr>
-          <w:rFonts w:ascii="Microsoft JhengHei" w:hAnsi="Microsoft JhengHei" w:eastAsia="Microsoft JhengHei"/>
-          <w:sz w:val="21"/>
-        </w:rPr>
-        <w:t xml:space="preserve">（Galleria Vittorio Emanuele II 屋頂步道）— 俯瞰八角星玻璃穹頂與大教堂廣場全景，需預約付費導覽（€12/人）。⚠ </w:t>
+        <w:t>La Rinascente 頂樓</w:t>
+      </w:r>
+      <w:r>
+        <w:rPr>
+          <w:rFonts w:ascii="Microsoft JhengHei" w:hAnsi="Microsoft JhengHei" w:eastAsia="Microsoft JhengHei"/>
+          <w:sz w:val="21"/>
+        </w:rPr>
+        <w:t xml:space="preserve">（Piazza del Duomo，七樓 Obicà Mozzarella Bar / Maio 露台）— </w:t>
       </w:r>
       <w:r>
         <w:rPr>
@@ -6524,14 +7401,14 @@
           <w:b/>
           <w:sz w:val="21"/>
         </w:rPr>
-        <w:t>出發前請官網確認當日開放</w:t>
-      </w:r>
-      <w:r>
-        <w:rPr>
-          <w:rFonts w:ascii="Microsoft JhengHei" w:hAnsi="Microsoft JhengHei" w:eastAsia="Microsoft JhengHei"/>
-          <w:sz w:val="21"/>
-        </w:rPr>
-        <w:t>，過去曾因維護臨時關閉</w:t>
+        <w:t>免費</w:t>
+      </w:r>
+      <w:r>
+        <w:rPr>
+          <w:rFonts w:ascii="Microsoft JhengHei" w:hAnsi="Microsoft JhengHei" w:eastAsia="Microsoft JhengHei"/>
+          <w:sz w:val="21"/>
+        </w:rPr>
+        <w:t xml:space="preserve"> 平視角欣賞米蘭大教堂尖塔與雕像，點杯咖啡就能坐，是少遊客知道的私房景</w:t>
       </w:r>
     </w:p>
     <w:p>
@@ -6551,56 +7428,14 @@
           <w:b/>
           <w:sz w:val="21"/>
         </w:rPr>
-        <w:t>La Rinascente 頂樓</w:t>
-      </w:r>
-      <w:r>
-        <w:rPr>
-          <w:rFonts w:ascii="Microsoft JhengHei" w:hAnsi="Microsoft JhengHei" w:eastAsia="Microsoft JhengHei"/>
-          <w:sz w:val="21"/>
-        </w:rPr>
-        <w:t xml:space="preserve">（Piazza del Duomo，七樓 Obicà Mozzarella Bar / Maio 露台）— </w:t>
-      </w:r>
-      <w:r>
-        <w:rPr>
-          <w:rFonts w:ascii="Microsoft JhengHei" w:hAnsi="Microsoft JhengHei" w:eastAsia="Microsoft JhengHei"/>
-          <w:b/>
-          <w:sz w:val="21"/>
-        </w:rPr>
-        <w:t>免費</w:t>
-      </w:r>
-      <w:r>
-        <w:rPr>
-          <w:rFonts w:ascii="Microsoft JhengHei" w:hAnsi="Microsoft JhengHei" w:eastAsia="Microsoft JhengHei"/>
-          <w:sz w:val="21"/>
-        </w:rPr>
-        <w:t xml:space="preserve"> 平視角欣賞米蘭大教堂尖塔與雕像，點杯咖啡就能坐，是少遊客知道的私房景</w:t>
-      </w:r>
-    </w:p>
-    <w:p>
-      <w:pPr>
-        <w:ind w:left="454" w:hanging="227"/>
-      </w:pPr>
-      <w:r>
-        <w:rPr>
-          <w:rFonts w:ascii="Microsoft JhengHei" w:hAnsi="Microsoft JhengHei" w:eastAsia="Microsoft JhengHei"/>
-          <w:sz w:val="21"/>
-        </w:rPr>
-        <w:t xml:space="preserve">• </w:t>
-      </w:r>
-      <w:r>
-        <w:rPr>
-          <w:rFonts w:ascii="Microsoft JhengHei" w:hAnsi="Microsoft JhengHei" w:eastAsia="Microsoft JhengHei"/>
-          <w:b/>
-          <w:sz w:val="21"/>
-        </w:rPr>
-        <w:t>Brera 區巷弄</w:t>
-      </w:r>
-      <w:r>
-        <w:rPr>
-          <w:rFonts w:ascii="Microsoft JhengHei" w:hAnsi="Microsoft JhengHei" w:eastAsia="Microsoft JhengHei"/>
-          <w:sz w:val="21"/>
-        </w:rPr>
-        <w:t xml:space="preserve"> — 文青小店、藝廊，不累又有氣氛</w:t>
+        <w:t>Brera 區巷弄（延長散步）</w:t>
+      </w:r>
+      <w:r>
+        <w:rPr>
+          <w:rFonts w:ascii="Microsoft JhengHei" w:hAnsi="Microsoft JhengHei" w:eastAsia="Microsoft JhengHei"/>
+          <w:sz w:val="21"/>
+        </w:rPr>
+        <w:t xml:space="preserve"> — 文青小店、藝廊、Via Brera 巷弄、Brera 美術館外觀，不累又有氣氛</w:t>
       </w:r>
     </w:p>
     <w:p>
@@ -6795,13 +7630,29 @@
           <w:b/>
           <w:sz w:val="21"/>
         </w:rPr>
-        <w:t>週一營業（週二公休），務必提前訂位</w:t>
-      </w:r>
-      <w:r>
-        <w:rPr>
-          <w:rFonts w:ascii="Microsoft JhengHei" w:hAnsi="Microsoft JhengHei" w:eastAsia="Microsoft JhengHei"/>
-          <w:sz w:val="21"/>
-        </w:rPr>
+        <w:t>週一營業（週日公休）</w:t>
+      </w:r>
+      <w:r>
+        <w:rPr>
+          <w:rFonts w:ascii="Microsoft JhengHei" w:hAnsi="Microsoft JhengHei" w:eastAsia="Microsoft JhengHei"/>
+          <w:sz w:val="21"/>
+        </w:rPr>
+        <w:t>。</w:t>
+      </w:r>
+      <w:r>
+        <w:rPr>
+          <w:rFonts w:ascii="Microsoft JhengHei" w:hAnsi="Microsoft JhengHei" w:eastAsia="Microsoft JhengHei"/>
+          <w:b/>
+          <w:sz w:val="21"/>
+        </w:rPr>
+        <w:t>走 walk-in：12:00 開門前到通常有位</w:t>
+      </w:r>
+      <w:r>
+        <w:rPr>
+          <w:rFonts w:ascii="Microsoft JhengHei" w:hAnsi="Microsoft JhengHei" w:eastAsia="Microsoft JhengHei"/>
+          <w:sz w:val="21"/>
+        </w:rPr>
+        <w:t>；旺季週一中午想保險可當天早上打 +39 02 8645 1991 看現場狀況</w:t>
       </w:r>
     </w:p>
     <w:p>
@@ -6880,20 +7731,20 @@
         <w:rPr>
           <w:rFonts w:ascii="Microsoft JhengHei" w:hAnsi="Microsoft JhengHei" w:eastAsia="Microsoft JhengHei"/>
         </w:rPr>
-        <w:t xml:space="preserve">⚠ </w:t>
+        <w:t xml:space="preserve">✅ </w:t>
       </w:r>
       <w:r>
         <w:rPr>
           <w:rFonts w:ascii="Microsoft JhengHei" w:hAnsi="Microsoft JhengHei" w:eastAsia="Microsoft JhengHei"/>
           <w:b/>
         </w:rPr>
-        <w:t>Bar Basso 週一公休</w:t>
-      </w:r>
-      <w:r>
-        <w:rPr>
-          <w:rFonts w:ascii="Microsoft JhengHei" w:hAnsi="Microsoft JhengHei" w:eastAsia="Microsoft JhengHei"/>
-        </w:rPr>
-        <w:t>，想朝聖 Sbagliato 發源地需改其他日（例如 Day 8 晚上）。</w:t>
+        <w:t>Bar Basso 週一營業</w:t>
+      </w:r>
+      <w:r>
+        <w:rPr>
+          <w:rFonts w:ascii="Microsoft JhengHei" w:hAnsi="Microsoft JhengHei" w:eastAsia="Microsoft JhengHei"/>
+        </w:rPr>
+        <w:t>（週二公休），想朝聖 Sbagliato 發源地 6/22 週一晚上 OK，或挪到 Day 8（6/21 週日）晚上更從容。</w:t>
       </w:r>
     </w:p>
     <w:p>
@@ -6942,6 +7793,63 @@
           <w:sz w:val="21"/>
         </w:rPr>
         <w:t>（Piazza del Duomo 21，Galleria Vittorio Emanuele II 入口）— 1915 年 Davide Campari 創立，金碧輝煌的百年老店。€15–20/杯</w:t>
+      </w:r>
+    </w:p>
+    <w:p>
+      <w:pPr>
+        <w:ind w:left="454" w:hanging="227"/>
+      </w:pPr>
+      <w:r>
+        <w:rPr>
+          <w:rFonts w:ascii="Microsoft JhengHei" w:hAnsi="Microsoft JhengHei" w:eastAsia="Microsoft JhengHei"/>
+          <w:sz w:val="21"/>
+        </w:rPr>
+        <w:t xml:space="preserve">• ⚠ </w:t>
+      </w:r>
+      <w:r>
+        <w:rPr>
+          <w:rFonts w:ascii="Microsoft JhengHei" w:hAnsi="Microsoft JhengHei" w:eastAsia="Microsoft JhengHei"/>
+          <w:b/>
+          <w:sz w:val="21"/>
+        </w:rPr>
+        <w:t>分區營業時間</w:t>
+      </w:r>
+      <w:r>
+        <w:rPr>
+          <w:rFonts w:ascii="Microsoft JhengHei" w:hAnsi="Microsoft JhengHei" w:eastAsia="Microsoft JhengHei"/>
+          <w:sz w:val="21"/>
+        </w:rPr>
+        <w:t xml:space="preserve">：17:30 抵達只能在 </w:t>
+      </w:r>
+      <w:r>
+        <w:rPr>
+          <w:rFonts w:ascii="Microsoft JhengHei" w:hAnsi="Microsoft JhengHei" w:eastAsia="Microsoft JhengHei"/>
+          <w:b/>
+          <w:sz w:val="21"/>
+        </w:rPr>
+        <w:t>Bar di Passo 站位區</w:t>
+      </w:r>
+      <w:r>
+        <w:rPr>
+          <w:rFonts w:ascii="Microsoft JhengHei" w:hAnsi="Microsoft JhengHei" w:eastAsia="Microsoft JhengHei"/>
+          <w:sz w:val="21"/>
+        </w:rPr>
+        <w:t>（週一-五 09:30-23:00）；</w:t>
+      </w:r>
+      <w:r>
+        <w:rPr>
+          <w:rFonts w:ascii="Microsoft JhengHei" w:hAnsi="Microsoft JhengHei" w:eastAsia="Microsoft JhengHei"/>
+          <w:b/>
+          <w:sz w:val="21"/>
+        </w:rPr>
+        <w:t>Sala Spiritello 坐位區 18:00 才開</w:t>
+      </w:r>
+      <w:r>
+        <w:rPr>
+          <w:rFonts w:ascii="Microsoft JhengHei" w:hAnsi="Microsoft JhengHei" w:eastAsia="Microsoft JhengHei"/>
+          <w:sz w:val="21"/>
+        </w:rPr>
+        <w:t>（週一-五 12:00-15:00 + 18:00-00:00）。想坐著喝 → 等 18:00；站位 aperitivo → 17:30 直接進</w:t>
       </w:r>
     </w:p>
     <w:p>
@@ -7368,7 +8276,7 @@
                 <w:rFonts w:ascii="Microsoft JhengHei" w:hAnsi="Microsoft JhengHei" w:eastAsia="Microsoft JhengHei"/>
                 <w:sz w:val="19"/>
               </w:rPr>
-              <w:t>14:45–15:30</w:t>
+              <w:t>14:30–15:30</w:t>
             </w:r>
           </w:p>
         </w:tc>
@@ -7384,7 +8292,7 @@
                 <w:rFonts w:ascii="Microsoft JhengHei" w:hAnsi="Microsoft JhengHei" w:eastAsia="Microsoft JhengHei"/>
                 <w:sz w:val="19"/>
               </w:rPr>
-              <w:t xml:space="preserve">📸 </w:t>
+              <w:t xml:space="preserve">🚶 </w:t>
             </w:r>
             <w:r>
               <w:rPr>
@@ -7392,14 +8300,14 @@
                 <w:b/>
                 <w:sz w:val="19"/>
               </w:rPr>
-              <w:t>Highline Galleria 屋頂步道</w:t>
+              <w:t>Brera 區從容深度散步 ①</w:t>
             </w:r>
             <w:r>
               <w:rPr>
                 <w:rFonts w:ascii="Microsoft JhengHei" w:hAnsi="Microsoft JhengHei" w:eastAsia="Microsoft JhengHei"/>
                 <w:sz w:val="19"/>
               </w:rPr>
-              <w:t>（€12/人，建議 15:30 前排隊）</w:t>
+              <w:t>（Via Brera 巷弄、藝廊、Brera 美術館外觀）</w:t>
             </w:r>
           </w:p>
         </w:tc>
@@ -7525,7 +8433,7 @@
                 <w:rFonts w:ascii="Microsoft JhengHei" w:hAnsi="Microsoft JhengHei" w:eastAsia="Microsoft JhengHei"/>
                 <w:sz w:val="19"/>
               </w:rPr>
-              <w:t>17:00–17:30</w:t>
+              <w:t>16:40–17:30</w:t>
             </w:r>
           </w:p>
         </w:tc>
@@ -7540,7 +8448,22 @@
                 <w:rFonts w:ascii="Microsoft JhengHei" w:hAnsi="Microsoft JhengHei" w:eastAsia="Microsoft JhengHei"/>
                 <w:sz w:val="19"/>
               </w:rPr>
-              <w:t>🚶 Brera 區輕鬆散步（Via Brera 巷弄、文青小店）</w:t>
+              <w:t xml:space="preserve">🚶 </w:t>
+            </w:r>
+            <w:r>
+              <w:rPr>
+                <w:rFonts w:ascii="Microsoft JhengHei" w:hAnsi="Microsoft JhengHei" w:eastAsia="Microsoft JhengHei"/>
+                <w:b/>
+                <w:sz w:val="19"/>
+              </w:rPr>
+              <w:t>Brera 區散步 ② / 自由時間</w:t>
+            </w:r>
+            <w:r>
+              <w:rPr>
+                <w:rFonts w:ascii="Microsoft JhengHei" w:hAnsi="Microsoft JhengHei" w:eastAsia="Microsoft JhengHei"/>
+                <w:sz w:val="19"/>
+              </w:rPr>
+              <w:t>（補逛文青小店、咖啡、大教堂廣場）</w:t>
             </w:r>
           </w:p>
         </w:tc>
@@ -7574,7 +8497,7 @@
                 <w:rFonts w:ascii="Microsoft JhengHei" w:hAnsi="Microsoft JhengHei" w:eastAsia="Microsoft JhengHei"/>
                 <w:sz w:val="19"/>
               </w:rPr>
-              <w:t>🍹 Aperitivo（Camparino in Galleria，1915 年 Campari 本家）</w:t>
+              <w:t>🍹 Aperitivo（Camparino in Galleria，1915 年 Campari 本家；17:30 限 Bar di Passo 站位，18:00 後 Sala Spiritello 開放坐位）</w:t>
             </w:r>
           </w:p>
         </w:tc>
@@ -7812,14 +8735,14 @@
           <w:b/>
           <w:sz w:val="21"/>
         </w:rPr>
-        <w:t>Highline Galleria 出發前確認開放</w:t>
-      </w:r>
-      <w:r>
-        <w:rPr>
-          <w:rFonts w:ascii="Microsoft JhengHei" w:hAnsi="Microsoft JhengHei" w:eastAsia="Microsoft JhengHei"/>
-          <w:sz w:val="21"/>
-        </w:rPr>
-        <w:t>，若維護中可延長 La Rinascente 停留時間</w:t>
+        <w:t>Camparino 17:30 到只能站位</w:t>
+      </w:r>
+      <w:r>
+        <w:rPr>
+          <w:rFonts w:ascii="Microsoft JhengHei" w:hAnsi="Microsoft JhengHei" w:eastAsia="Microsoft JhengHei"/>
+          <w:sz w:val="21"/>
+        </w:rPr>
+        <w:t>（Bar di Passo 區）；想坐著喝 → 等到 18:00 Sala Spiritello 開放</w:t>
       </w:r>
     </w:p>
     <w:p>
@@ -8051,7 +8974,7 @@
           <w:rFonts w:ascii="Microsoft JhengHei" w:hAnsi="Microsoft JhengHei" w:eastAsia="Microsoft JhengHei"/>
           <w:sz w:val="21"/>
         </w:rPr>
-        <w:t>（保守，6/13 後夏季時刻表上路，出發前再確認）；備案 07:55；需自行搬行李上下車；列車</w:t>
+        <w:t>（保守，6/13 後夏季時刻表上路，出發前再確認 Trenord/Malpensa Express App）；備案 07:55；需自行搬行李上下車與月台轉乘；列車從 Milano Centrale 往機場方向</w:t>
       </w:r>
       <w:r>
         <w:rPr>
@@ -8249,6 +9172,74 @@
           <w:sz w:val="21"/>
         </w:rPr>
         <w:t xml:space="preserve"> 抵達台北桃園機場 T2，旅程結束</w:t>
+      </w:r>
+    </w:p>
+    <w:p>
+      <w:pPr>
+        <w:ind w:left="283"/>
+        <w:pBdr>
+          <w:left w:val="single" w:sz="12" w:space="4" w:color="2E86C1"/>
+        </w:pBdr>
+        <w:shd w:fill="EBF5FB"/>
+      </w:pPr>
+      <w:r>
+        <w:rPr>
+          <w:rFonts w:ascii="Microsoft JhengHei" w:hAnsi="Microsoft JhengHei" w:eastAsia="Microsoft JhengHei"/>
+          <w:color w:val="5D6D7E"/>
+          <w:sz w:val="21"/>
+        </w:rPr>
+        <w:t xml:space="preserve">📌 </w:t>
+      </w:r>
+      <w:r>
+        <w:rPr>
+          <w:rFonts w:ascii="Microsoft JhengHei" w:hAnsi="Microsoft JhengHei" w:eastAsia="Microsoft JhengHei"/>
+          <w:b/>
+          <w:color w:val="5D6D7E"/>
+          <w:sz w:val="21"/>
+        </w:rPr>
+        <w:t>冷知識</w:t>
+      </w:r>
+      <w:r>
+        <w:rPr>
+          <w:rFonts w:ascii="Microsoft JhengHei" w:hAnsi="Microsoft JhengHei" w:eastAsia="Microsoft JhengHei"/>
+          <w:color w:val="5D6D7E"/>
+          <w:sz w:val="21"/>
+        </w:rPr>
+        <w:t xml:space="preserve">：6/24 是 </w:t>
+      </w:r>
+      <w:r>
+        <w:rPr>
+          <w:rFonts w:ascii="Microsoft JhengHei" w:hAnsi="Microsoft JhengHei" w:eastAsia="Microsoft JhengHei"/>
+          <w:b/>
+          <w:color w:val="5D6D7E"/>
+          <w:sz w:val="21"/>
+        </w:rPr>
+        <w:t>San Giovanni Battista</w:t>
+      </w:r>
+      <w:r>
+        <w:rPr>
+          <w:rFonts w:ascii="Microsoft JhengHei" w:hAnsi="Microsoft JhengHei" w:eastAsia="Microsoft JhengHei"/>
+          <w:color w:val="5D6D7E"/>
+          <w:sz w:val="21"/>
+        </w:rPr>
+        <w:t xml:space="preserve">（施洗者聖約翰）— </w:t>
+      </w:r>
+      <w:r>
+        <w:rPr>
+          <w:rFonts w:ascii="Microsoft JhengHei" w:hAnsi="Microsoft JhengHei" w:eastAsia="Microsoft JhengHei"/>
+          <w:b/>
+          <w:color w:val="5D6D7E"/>
+          <w:sz w:val="21"/>
+        </w:rPr>
+        <w:t>佛羅倫斯主保聖人節</w:t>
+      </w:r>
+      <w:r>
+        <w:rPr>
+          <w:rFonts w:ascii="Microsoft JhengHei" w:hAnsi="Microsoft JhengHei" w:eastAsia="Microsoft JhengHei"/>
+          <w:color w:val="5D6D7E"/>
+          <w:sz w:val="21"/>
+        </w:rPr>
+        <w:t>，當天百花大教堂（Cattedrale）會因宗教慶典關閉一般遊客參觀，市區會有獻蠟儀式、歷史足球賽決賽、晚間阿諾河煙火。我們已飛回台北，不影響本團行程，但若有人想延期或下次來，6/24 在佛羅倫斯是個特別的日子。</w:t>
       </w:r>
     </w:p>
     <w:p>
@@ -8771,7 +9762,22 @@
                 <w:rFonts w:ascii="Microsoft JhengHei" w:hAnsi="Microsoft JhengHei" w:eastAsia="Microsoft JhengHei"/>
                 <w:sz w:val="19"/>
               </w:rPr>
-              <w:t>6/15 11:30 屋頂導覽英文場（待訂）</w:t>
+              <w:t>6/15 11:30 屋頂導覽英文場（</w:t>
+            </w:r>
+            <w:r>
+              <w:rPr>
+                <w:rFonts w:ascii="Microsoft JhengHei" w:hAnsi="Microsoft JhengHei" w:eastAsia="Microsoft JhengHei"/>
+                <w:b/>
+                <w:sz w:val="19"/>
+              </w:rPr>
+              <w:t>5/15 前完成預訂</w:t>
+            </w:r>
+            <w:r>
+              <w:rPr>
+                <w:rFonts w:ascii="Microsoft JhengHei" w:hAnsi="Microsoft JhengHei" w:eastAsia="Microsoft JhengHei"/>
+                <w:sz w:val="19"/>
+              </w:rPr>
+              <w:t>）</w:t>
             </w:r>
           </w:p>
         </w:tc>
@@ -8852,7 +9858,7 @@
                 <w:rFonts w:ascii="Microsoft JhengHei" w:hAnsi="Microsoft JhengHei" w:eastAsia="Microsoft JhengHei"/>
                 <w:sz w:val="19"/>
               </w:rPr>
-              <w:t>EUR 120（每人 €24）</w:t>
+              <w:t>EUR 120（每人 €24＝門票 €20＋預約費 €4）</w:t>
             </w:r>
           </w:p>
         </w:tc>
@@ -8885,6 +9891,54 @@
                 <w:rFonts w:ascii="Microsoft JhengHei" w:hAnsi="Microsoft JhengHei" w:eastAsia="Microsoft JhengHei"/>
                 <w:sz w:val="19"/>
               </w:rPr>
+              <w:t>Mosaics up close x2</w:t>
+            </w:r>
+          </w:p>
+        </w:tc>
+        <w:tc>
+          <w:tcPr>
+            <w:tcW w:type="dxa" w:w="3024"/>
+          </w:tcPr>
+          <w:p>
+            <w:r/>
+            <w:r>
+              <w:rPr>
+                <w:rFonts w:ascii="Microsoft JhengHei" w:hAnsi="Microsoft JhengHei" w:eastAsia="Microsoft JhengHei"/>
+                <w:sz w:val="19"/>
+              </w:rPr>
+              <w:t>EUR 130 / TWD 4,771（每張 €65）</w:t>
+            </w:r>
+          </w:p>
+        </w:tc>
+        <w:tc>
+          <w:tcPr>
+            <w:tcW w:type="dxa" w:w="3024"/>
+          </w:tcPr>
+          <w:p>
+            <w:r/>
+            <w:r>
+              <w:rPr>
+                <w:rFonts w:ascii="Microsoft JhengHei" w:hAnsi="Microsoft JhengHei" w:eastAsia="Microsoft JhengHei"/>
+                <w:sz w:val="19"/>
+              </w:rPr>
+              <w:t>6/20 11:00 英文場（含 Santa Reparata + Opera del Duomo 博物館 3 日票；需列印票券）</w:t>
+            </w:r>
+          </w:p>
+        </w:tc>
+      </w:tr>
+      <w:tr>
+        <w:tc>
+          <w:tcPr>
+            <w:tcW w:type="dxa" w:w="3024"/>
+            <w:shd w:fill="EBF5FB"/>
+          </w:tcPr>
+          <w:p>
+            <w:r/>
+            <w:r>
+              <w:rPr>
+                <w:rFonts w:ascii="Microsoft JhengHei" w:hAnsi="Microsoft JhengHei" w:eastAsia="Microsoft JhengHei"/>
+                <w:sz w:val="19"/>
+              </w:rPr>
               <w:t>米蘭大教堂 Combo Lift x5</w:t>
             </w:r>
           </w:p>
@@ -8892,6 +9946,7 @@
         <w:tc>
           <w:tcPr>
             <w:tcW w:type="dxa" w:w="3024"/>
+            <w:shd w:fill="EBF5FB"/>
           </w:tcPr>
           <w:p>
             <w:r/>
@@ -8907,6 +9962,7 @@
         <w:tc>
           <w:tcPr>
             <w:tcW w:type="dxa" w:w="3024"/>
+            <w:shd w:fill="EBF5FB"/>
           </w:tcPr>
           <w:p>
             <w:r/>
@@ -8915,7 +9971,7 @@
                 <w:rFonts w:ascii="Microsoft JhengHei" w:hAnsi="Microsoft JhengHei" w:eastAsia="Microsoft JhengHei"/>
                 <w:sz w:val="19"/>
               </w:rPr>
-              <w:t>6/22 09:00-09:30（不可退款，需列印門票）</w:t>
+              <w:t>6/22 09:00-09:30（預約編號請查群組，不可退款，需列印門票）</w:t>
             </w:r>
           </w:p>
         </w:tc>
@@ -8998,6 +10054,33 @@
           <w:rFonts w:ascii="Microsoft JhengHei" w:hAnsi="Microsoft JhengHei" w:eastAsia="Microsoft JhengHei"/>
           <w:sz w:val="21"/>
         </w:rPr>
+        <w:t xml:space="preserve">☐ ⚠️ </w:t>
+      </w:r>
+      <w:r>
+        <w:rPr>
+          <w:rFonts w:ascii="Microsoft JhengHei" w:hAnsi="Microsoft JhengHei" w:eastAsia="Microsoft JhengHei"/>
+          <w:b/>
+          <w:sz w:val="21"/>
+        </w:rPr>
+        <w:t>2026/05/07 截止日已過，請確認是否已付款</w:t>
+      </w:r>
+      <w:r>
+        <w:rPr>
+          <w:rFonts w:ascii="Microsoft JhengHei" w:hAnsi="Microsoft JhengHei" w:eastAsia="Microsoft JhengHei"/>
+          <w:sz w:val="21"/>
+        </w:rPr>
+        <w:t xml:space="preserve"> — EUROCOVER 包車訂金 EUR 606（60%）</w:t>
+      </w:r>
+    </w:p>
+    <w:p>
+      <w:pPr>
+        <w:ind w:left="454" w:hanging="227"/>
+      </w:pPr>
+      <w:r>
+        <w:rPr>
+          <w:rFonts w:ascii="Microsoft JhengHei" w:hAnsi="Microsoft JhengHei" w:eastAsia="Microsoft JhengHei"/>
+          <w:sz w:val="21"/>
+        </w:rPr>
         <w:t xml:space="preserve">☐ </w:t>
       </w:r>
       <w:r>
@@ -9006,6 +10089,33 @@
           <w:b/>
           <w:sz w:val="21"/>
         </w:rPr>
+        <w:t>2026/06/07</w:t>
+      </w:r>
+      <w:r>
+        <w:rPr>
+          <w:rFonts w:ascii="Microsoft JhengHei" w:hAnsi="Microsoft JhengHei" w:eastAsia="Microsoft JhengHei"/>
+          <w:sz w:val="21"/>
+        </w:rPr>
+        <w:t>：支付 EUROCOVER 包車尾款 EUR 404（40%）</w:t>
+      </w:r>
+    </w:p>
+    <w:p>
+      <w:pPr>
+        <w:ind w:left="454" w:hanging="227"/>
+      </w:pPr>
+      <w:r>
+        <w:rPr>
+          <w:rFonts w:ascii="Microsoft JhengHei" w:hAnsi="Microsoft JhengHei" w:eastAsia="Microsoft JhengHei"/>
+          <w:sz w:val="21"/>
+        </w:rPr>
+        <w:t xml:space="preserve">☐ </w:t>
+      </w:r>
+      <w:r>
+        <w:rPr>
+          <w:rFonts w:ascii="Microsoft JhengHei" w:hAnsi="Microsoft JhengHei" w:eastAsia="Microsoft JhengHei"/>
+          <w:b/>
+          <w:sz w:val="21"/>
+        </w:rPr>
         <w:t>取消</w:t>
       </w:r>
       <w:r>
@@ -9085,7 +10195,7 @@
           <w:rFonts w:ascii="Microsoft JhengHei" w:hAnsi="Microsoft JhengHei" w:eastAsia="Microsoft JhengHei"/>
           <w:sz w:val="21"/>
         </w:rPr>
-        <w:t>☐ 訂 Siena 主教座堂 PORTA del CIELO 6/15 11:30 屋頂導覽英文場（5 人 €105，5/15 前訂）</w:t>
+        <w:t>☑ 預訂 Mosaics up close 鷹架近距離導覽 ✅ 6/20 11:00 英文場，€130（2 張）</w:t>
       </w:r>
     </w:p>
     <w:p>
@@ -9097,6 +10207,33 @@
           <w:rFonts w:ascii="Microsoft JhengHei" w:hAnsi="Microsoft JhengHei" w:eastAsia="Microsoft JhengHei"/>
           <w:sz w:val="21"/>
         </w:rPr>
+        <w:t xml:space="preserve">☐ </w:t>
+      </w:r>
+      <w:r>
+        <w:rPr>
+          <w:rFonts w:ascii="Microsoft JhengHei" w:hAnsi="Microsoft JhengHei" w:eastAsia="Microsoft JhengHei"/>
+          <w:b/>
+          <w:sz w:val="21"/>
+        </w:rPr>
+        <w:t>5/15 前</w:t>
+      </w:r>
+      <w:r>
+        <w:rPr>
+          <w:rFonts w:ascii="Microsoft JhengHei" w:hAnsi="Microsoft JhengHei" w:eastAsia="Microsoft JhengHei"/>
+          <w:sz w:val="21"/>
+        </w:rPr>
+        <w:t>：訂 Siena 主教座堂 PORTA del CIELO 6/15 11:30 屋頂導覽英文場（5 人 €105）</w:t>
+      </w:r>
+    </w:p>
+    <w:p>
+      <w:pPr>
+        <w:ind w:left="454" w:hanging="227"/>
+      </w:pPr>
+      <w:r>
+        <w:rPr>
+          <w:rFonts w:ascii="Microsoft JhengHei" w:hAnsi="Microsoft JhengHei" w:eastAsia="Microsoft JhengHei"/>
+          <w:sz w:val="21"/>
+        </w:rPr>
         <w:t xml:space="preserve">☑ ~~訂 6/19 晚餐 Osteria del Cinghiale Bianco~~ → </w:t>
       </w:r>
       <w:r>
@@ -9112,7 +10249,7 @@
           <w:rFonts w:ascii="Microsoft JhengHei" w:hAnsi="Microsoft JhengHei" w:eastAsia="Microsoft JhengHei"/>
           <w:sz w:val="21"/>
         </w:rPr>
-        <w:t>（不訂位，當天走南岸：白野豬→Cammillo→Mercato Centrale 二樓）</w:t>
+        <w:t>（2026/5/13 修訂：不訂位，當天走南岸 Oltrarno，首選白野豬→Cammillo→Mercato Centrale 二樓）</w:t>
       </w:r>
     </w:p>
     <w:p>
@@ -9208,7 +10345,142 @@
           <w:rFonts w:ascii="Microsoft JhengHei" w:hAnsi="Microsoft JhengHei" w:eastAsia="Microsoft JhengHei"/>
           <w:sz w:val="21"/>
         </w:rPr>
-        <w:t>☐ 列印門票（烏菲茲美術館、學院美術館、米蘭大教堂、Siena PORTA del CIELO）</w:t>
+        <w:t>☐ 列印門票（烏菲茲美術館、學院美術館、米蘭大教堂、Siena PORTA del CIELO、</w:t>
+      </w:r>
+      <w:r>
+        <w:rPr>
+          <w:rFonts w:ascii="Microsoft JhengHei" w:hAnsi="Microsoft JhengHei" w:eastAsia="Microsoft JhengHei"/>
+          <w:b/>
+          <w:sz w:val="21"/>
+        </w:rPr>
+        <w:t>Mosaics up close x2</w:t>
+      </w:r>
+      <w:r>
+        <w:rPr>
+          <w:rFonts w:ascii="Microsoft JhengHei" w:hAnsi="Microsoft JhengHei" w:eastAsia="Microsoft JhengHei"/>
+          <w:sz w:val="21"/>
+        </w:rPr>
+        <w:t>）</w:t>
+      </w:r>
+    </w:p>
+    <w:p>
+      <w:pPr>
+        <w:ind w:left="454" w:hanging="227"/>
+      </w:pPr>
+      <w:r>
+        <w:rPr>
+          <w:rFonts w:ascii="Microsoft JhengHei" w:hAnsi="Microsoft JhengHei" w:eastAsia="Microsoft JhengHei"/>
+          <w:sz w:val="21"/>
+        </w:rPr>
+        <w:t>☐ 6/20 當天 10:30 從學院美術館散步至 Piazza San Giovanni 7（Antica Canonica），10:45 集合 Mosaics up close</w:t>
+      </w:r>
+    </w:p>
+    <w:p>
+      <w:pPr>
+        <w:ind w:left="454" w:hanging="227"/>
+      </w:pPr>
+      <w:r>
+        <w:rPr>
+          <w:rFonts w:ascii="Microsoft JhengHei" w:hAnsi="Microsoft JhengHei" w:eastAsia="Microsoft JhengHei"/>
+          <w:sz w:val="21"/>
+        </w:rPr>
+        <w:t xml:space="preserve">☐ </w:t>
+      </w:r>
+      <w:r>
+        <w:rPr>
+          <w:rFonts w:ascii="Microsoft JhengHei" w:hAnsi="Microsoft JhengHei" w:eastAsia="Microsoft JhengHei"/>
+          <w:b/>
+          <w:sz w:val="21"/>
+        </w:rPr>
+        <w:t>closed-toe shoes 必備</w:t>
+      </w:r>
+      <w:r>
+        <w:rPr>
+          <w:rFonts w:ascii="Microsoft JhengHei" w:hAnsi="Microsoft JhengHei" w:eastAsia="Microsoft JhengHei"/>
+          <w:sz w:val="21"/>
+        </w:rPr>
+        <w:t>（6/20 鷹架導覽強制要求，不可穿涼鞋/夾腳拖）</w:t>
+      </w:r>
+    </w:p>
+    <w:p>
+      <w:pPr>
+        <w:ind w:left="454" w:hanging="227"/>
+      </w:pPr>
+      <w:r>
+        <w:rPr>
+          <w:rFonts w:ascii="Microsoft JhengHei" w:hAnsi="Microsoft JhengHei" w:eastAsia="Microsoft JhengHei"/>
+          <w:sz w:val="21"/>
+        </w:rPr>
+        <w:t xml:space="preserve">☐ </w:t>
+      </w:r>
+      <w:r>
+        <w:rPr>
+          <w:rFonts w:ascii="Microsoft JhengHei" w:hAnsi="Microsoft JhengHei" w:eastAsia="Microsoft JhengHei"/>
+          <w:b/>
+          <w:sz w:val="21"/>
+        </w:rPr>
+        <w:t>致電 ARCAICO Ceramic Siena</w:t>
+      </w:r>
+      <w:r>
+        <w:rPr>
+          <w:rFonts w:ascii="Microsoft JhengHei" w:hAnsi="Microsoft JhengHei" w:eastAsia="Microsoft JhengHei"/>
+          <w:sz w:val="21"/>
+        </w:rPr>
+        <w:t>（+39 0577 287873）確認 6/15 週一營業時間（官網無公告）</w:t>
+      </w:r>
+    </w:p>
+    <w:p>
+      <w:pPr>
+        <w:ind w:left="454" w:hanging="227"/>
+      </w:pPr>
+      <w:r>
+        <w:rPr>
+          <w:rFonts w:ascii="Microsoft JhengHei" w:hAnsi="Microsoft JhengHei" w:eastAsia="Microsoft JhengHei"/>
+          <w:sz w:val="21"/>
+        </w:rPr>
+        <w:t>☐ 提醒旅伴：6/15 Siena 主教座堂</w:t>
+      </w:r>
+      <w:r>
+        <w:rPr>
+          <w:rFonts w:ascii="Microsoft JhengHei" w:hAnsi="Microsoft JhengHei" w:eastAsia="Microsoft JhengHei"/>
+          <w:b/>
+          <w:sz w:val="21"/>
+        </w:rPr>
+        <w:t>大理石地板被覆蓋</w:t>
+      </w:r>
+      <w:r>
+        <w:rPr>
+          <w:rFonts w:ascii="Microsoft JhengHei" w:hAnsi="Microsoft JhengHei" w:eastAsia="Microsoft JhengHei"/>
+          <w:sz w:val="21"/>
+        </w:rPr>
+        <w:t>（揭幕 6/27 才開始），看不到 56 幅鑲嵌畫精華</w:t>
+      </w:r>
+    </w:p>
+    <w:p>
+      <w:pPr>
+        <w:ind w:left="454" w:hanging="227"/>
+      </w:pPr>
+      <w:r>
+        <w:rPr>
+          <w:rFonts w:ascii="Microsoft JhengHei" w:hAnsi="Microsoft JhengHei" w:eastAsia="Microsoft JhengHei"/>
+          <w:sz w:val="21"/>
+        </w:rPr>
+        <w:t>☐ 提醒旅伴：6/20 下午聖十字廣場處於</w:t>
+      </w:r>
+      <w:r>
+        <w:rPr>
+          <w:rFonts w:ascii="Microsoft JhengHei" w:hAnsi="Microsoft JhengHei" w:eastAsia="Microsoft JhengHei"/>
+          <w:b/>
+          <w:sz w:val="21"/>
+        </w:rPr>
+        <w:t>決賽前夕封閉狀態</w:t>
+      </w:r>
+      <w:r>
+        <w:rPr>
+          <w:rFonts w:ascii="Microsoft JhengHei" w:hAnsi="Microsoft JhengHei" w:eastAsia="Microsoft JhengHei"/>
+          <w:sz w:val="21"/>
+        </w:rPr>
+        <w:t>（賽場 5 月底已搭好至 6/24 決賽），AquaFlor + Santa Croce 動線可能受阻，多留 15-20 分鐘交通 buffer</w:t>
       </w:r>
     </w:p>
     <w:p>
@@ -9231,7 +10503,7 @@
           <w:rFonts w:ascii="Microsoft JhengHei" w:hAnsi="Microsoft JhengHei" w:eastAsia="Microsoft JhengHei"/>
           <w:i/>
         </w:rPr>
-        <w:t>最後更新：2026/05/13（第二輪三方審查修訂版）</w:t>
+        <w:t>最後更新：2026/05/14（同步 master 內容：Mosaics up close 完整資訊、EUROCOVER 付款期限、Bar Basso/Pinacoteca Ambrosiana 週一營業修正、Calcio Storico 提醒、致電 ARCAICO 提醒）</w:t>
       </w:r>
       <w:r>
         <w:rPr>

--- a/docs/2026義大利行程規劃.docx
+++ b/docs/2026義大利行程規劃.docx
@@ -1190,6 +1190,201 @@
           <w:sz w:val="21"/>
         </w:rPr>
         <w:t xml:space="preserve"> 抵達 Parma — 美食重鎮中停（火腿、帕馬森乳酪原產地）</w:t>
+      </w:r>
+    </w:p>
+    <w:p>
+      <w:pPr>
+        <w:ind w:left="454" w:hanging="227"/>
+      </w:pPr>
+      <w:r>
+        <w:rPr>
+          <w:rFonts w:ascii="Microsoft JhengHei" w:hAnsi="Microsoft JhengHei" w:eastAsia="Microsoft JhengHei"/>
+          <w:sz w:val="21"/>
+        </w:rPr>
+        <w:t xml:space="preserve">• </w:t>
+      </w:r>
+      <w:r>
+        <w:rPr>
+          <w:rFonts w:ascii="Microsoft JhengHei" w:hAnsi="Microsoft JhengHei" w:eastAsia="Microsoft JhengHei"/>
+          <w:b/>
+          <w:sz w:val="21"/>
+        </w:rPr>
+        <w:t>🍽 餐廳推薦</w:t>
+      </w:r>
+      <w:r>
+        <w:rPr>
+          <w:rFonts w:ascii="Microsoft JhengHei" w:hAnsi="Microsoft JhengHei" w:eastAsia="Microsoft JhengHei"/>
+          <w:sz w:val="21"/>
+        </w:rPr>
+        <w:t>：</w:t>
+      </w:r>
+      <w:r>
+        <w:rPr>
+          <w:rFonts w:ascii="Microsoft JhengHei" w:hAnsi="Microsoft JhengHei" w:eastAsia="Microsoft JhengHei"/>
+          <w:b/>
+          <w:sz w:val="21"/>
+        </w:rPr>
+        <w:t>BRISLA TRATTORIA</w:t>
+      </w:r>
+      <w:r>
+        <w:rPr>
+          <w:rFonts w:ascii="Microsoft JhengHei" w:hAnsi="Microsoft JhengHei" w:eastAsia="Microsoft JhengHei"/>
+          <w:sz w:val="21"/>
+        </w:rPr>
+        <w:t xml:space="preserve">（米其林 Bib Gourmand 必比登；午餐 12:30~14:30；鎮店之寶 Bomba di Riso 烤米飯盅 timballo）/ </w:t>
+      </w:r>
+      <w:r>
+        <w:rPr>
+          <w:rFonts w:ascii="Microsoft JhengHei" w:hAnsi="Microsoft JhengHei" w:eastAsia="Microsoft JhengHei"/>
+          <w:b/>
+          <w:sz w:val="21"/>
+        </w:rPr>
+        <w:t>DEGUSTERIA ROMANI</w:t>
+      </w:r>
+      <w:r>
+        <w:rPr>
+          <w:rFonts w:ascii="Microsoft JhengHei" w:hAnsi="Microsoft JhengHei" w:eastAsia="Microsoft JhengHei"/>
+          <w:sz w:val="21"/>
+        </w:rPr>
+        <w:t>（一站式品鑑火腿+起司+酒，11:00 後可進入）</w:t>
+      </w:r>
+    </w:p>
+    <w:p>
+      <w:pPr>
+        <w:ind w:left="454" w:hanging="227"/>
+      </w:pPr>
+      <w:r>
+        <w:rPr>
+          <w:rFonts w:ascii="Microsoft JhengHei" w:hAnsi="Microsoft JhengHei" w:eastAsia="Microsoft JhengHei"/>
+          <w:sz w:val="21"/>
+        </w:rPr>
+        <w:t xml:space="preserve">• </w:t>
+      </w:r>
+      <w:r>
+        <w:rPr>
+          <w:rFonts w:ascii="Microsoft JhengHei" w:hAnsi="Microsoft JhengHei" w:eastAsia="Microsoft JhengHei"/>
+          <w:b/>
+          <w:sz w:val="21"/>
+        </w:rPr>
+        <w:t>🏪 特產店</w:t>
+      </w:r>
+      <w:r>
+        <w:rPr>
+          <w:rFonts w:ascii="Microsoft JhengHei" w:hAnsi="Microsoft JhengHei" w:eastAsia="Microsoft JhengHei"/>
+          <w:sz w:val="21"/>
+        </w:rPr>
+        <w:t>：</w:t>
+      </w:r>
+      <w:r>
+        <w:rPr>
+          <w:rFonts w:ascii="Microsoft JhengHei" w:hAnsi="Microsoft JhengHei" w:eastAsia="Microsoft JhengHei"/>
+          <w:b/>
+          <w:sz w:val="21"/>
+        </w:rPr>
+        <w:t>LA PROSCIUTTERIA NOI</w:t>
+      </w:r>
+      <w:r>
+        <w:rPr>
+          <w:rFonts w:ascii="Microsoft JhengHei" w:hAnsi="Microsoft JhengHei" w:eastAsia="Microsoft JhengHei"/>
+          <w:sz w:val="21"/>
+        </w:rPr>
+        <w:t xml:space="preserve">（傳統現切火腿）/ </w:t>
+      </w:r>
+      <w:r>
+        <w:rPr>
+          <w:rFonts w:ascii="Microsoft JhengHei" w:hAnsi="Microsoft JhengHei" w:eastAsia="Microsoft JhengHei"/>
+          <w:b/>
+          <w:sz w:val="21"/>
+        </w:rPr>
+        <w:t>LA BECCHERIA</w:t>
+      </w:r>
+      <w:r>
+        <w:rPr>
+          <w:rFonts w:ascii="Microsoft JhengHei" w:hAnsi="Microsoft JhengHei" w:eastAsia="Microsoft JhengHei"/>
+          <w:sz w:val="21"/>
+        </w:rPr>
+        <w:t>（精緻伴手禮）</w:t>
+      </w:r>
+    </w:p>
+    <w:p>
+      <w:pPr>
+        <w:ind w:left="454" w:hanging="227"/>
+      </w:pPr>
+      <w:r>
+        <w:rPr>
+          <w:rFonts w:ascii="Microsoft JhengHei" w:hAnsi="Microsoft JhengHei" w:eastAsia="Microsoft JhengHei"/>
+          <w:sz w:val="21"/>
+        </w:rPr>
+        <w:t xml:space="preserve">• ⚠ </w:t>
+      </w:r>
+      <w:r>
+        <w:rPr>
+          <w:rFonts w:ascii="Microsoft JhengHei" w:hAnsi="Microsoft JhengHei" w:eastAsia="Microsoft JhengHei"/>
+          <w:b/>
+          <w:sz w:val="21"/>
+        </w:rPr>
+        <w:t>帕馬火腿禁止帶回台灣</w:t>
+      </w:r>
+      <w:r>
+        <w:rPr>
+          <w:rFonts w:ascii="Microsoft JhengHei" w:hAnsi="Microsoft JhengHei" w:eastAsia="Microsoft JhengHei"/>
+          <w:sz w:val="21"/>
+        </w:rPr>
+        <w:t xml:space="preserve">（非洲豬瘟疫區，依《動物傳染病防治條例》第 45 條之 1 可罰 1~100 萬，自疫區攜入豬肉產品實務初犯裁罰 </w:t>
+      </w:r>
+      <w:r>
+        <w:rPr>
+          <w:rFonts w:ascii="Microsoft JhengHei" w:hAnsi="Microsoft JhengHei" w:eastAsia="Microsoft JhengHei"/>
+          <w:b/>
+          <w:sz w:val="21"/>
+        </w:rPr>
+        <w:t>NT$20 萬</w:t>
+      </w:r>
+      <w:r>
+        <w:rPr>
+          <w:rFonts w:ascii="Microsoft JhengHei" w:hAnsi="Microsoft JhengHei" w:eastAsia="Microsoft JhengHei"/>
+          <w:sz w:val="21"/>
+        </w:rPr>
+        <w:t>）— 請在當地食用或留在義大利境內，不要塞行李回台；Parmigiano-Reggiano 起司可帶（食藥署 6 公斤／1,000 美元自用限量 + 海關 NT$35,000 免稅額）</w:t>
+      </w:r>
+    </w:p>
+    <w:p>
+      <w:pPr>
+        <w:ind w:left="454" w:hanging="227"/>
+      </w:pPr>
+      <w:r>
+        <w:rPr>
+          <w:rFonts w:ascii="Microsoft JhengHei" w:hAnsi="Microsoft JhengHei" w:eastAsia="Microsoft JhengHei"/>
+          <w:sz w:val="21"/>
+        </w:rPr>
+        <w:t xml:space="preserve">• ⏰ </w:t>
+      </w:r>
+      <w:r>
+        <w:rPr>
+          <w:rFonts w:ascii="Microsoft JhengHei" w:hAnsi="Microsoft JhengHei" w:eastAsia="Microsoft JhengHei"/>
+          <w:b/>
+          <w:sz w:val="21"/>
+        </w:rPr>
+        <w:t>排程提醒</w:t>
+      </w:r>
+      <w:r>
+        <w:rPr>
+          <w:rFonts w:ascii="Microsoft JhengHei" w:hAnsi="Microsoft JhengHei" w:eastAsia="Microsoft JhengHei"/>
+          <w:sz w:val="21"/>
+        </w:rPr>
+        <w:t>：若選 BRISLA 用餐，中停須拉長至約 3.5 小時，Siena 抵達順延至 17:00~17:15</w:t>
+      </w:r>
+    </w:p>
+    <w:p>
+      <w:pPr>
+        <w:ind w:left="454" w:hanging="227"/>
+      </w:pPr>
+      <w:r>
+        <w:rPr>
+          <w:rFonts w:ascii="Microsoft JhengHei" w:hAnsi="Microsoft JhengHei" w:eastAsia="Microsoft JhengHei"/>
+          <w:sz w:val="21"/>
+        </w:rPr>
+        <w:t>• 詳細店家清單／動線／訂位提醒見 `Day1_米蘭機場到Siena.md`</w:t>
       </w:r>
     </w:p>
     <w:p>

--- a/docs/2026義大利行程規劃.docx
+++ b/docs/2026義大利行程規劃.docx
@@ -1209,7 +1209,7 @@
           <w:b/>
           <w:sz w:val="21"/>
         </w:rPr>
-        <w:t>🍽 餐廳推薦</w:t>
+        <w:t>🍽 午餐首推</w:t>
       </w:r>
       <w:r>
         <w:rPr>
@@ -1231,22 +1231,37 @@
           <w:rFonts w:ascii="Microsoft JhengHei" w:hAnsi="Microsoft JhengHei" w:eastAsia="Microsoft JhengHei"/>
           <w:sz w:val="21"/>
         </w:rPr>
-        <w:t xml:space="preserve">（米其林 Bib Gourmand 必比登；午餐 12:30~14:30；鎮店之寶 Bomba di Riso 烤米飯盅 timballo）/ </w:t>
-      </w:r>
-      <w:r>
-        <w:rPr>
-          <w:rFonts w:ascii="Microsoft JhengHei" w:hAnsi="Microsoft JhengHei" w:eastAsia="Microsoft JhengHei"/>
-          <w:b/>
-          <w:sz w:val="21"/>
-        </w:rPr>
-        <w:t>DEGUSTERIA ROMANI</w:t>
-      </w:r>
-      <w:r>
-        <w:rPr>
-          <w:rFonts w:ascii="Microsoft JhengHei" w:hAnsi="Microsoft JhengHei" w:eastAsia="Microsoft JhengHei"/>
-          <w:sz w:val="21"/>
-        </w:rPr>
-        <w:t>（一站式品鑑火腿+起司+酒，11:00 後可進入）</w:t>
+        <w:t xml:space="preserve">（Strada Luigi Carlo Farini 41/A）— 米其林 2026 新晉 Bib Gourmand；週日 12:30~14:30；鎮店之寶 </w:t>
+      </w:r>
+      <w:r>
+        <w:rPr>
+          <w:rFonts w:ascii="Microsoft JhengHei" w:hAnsi="Microsoft JhengHei" w:eastAsia="Microsoft JhengHei"/>
+          <w:b/>
+          <w:sz w:val="21"/>
+        </w:rPr>
+        <w:t>Bomba di Riso con ragù di piccione</w:t>
+      </w:r>
+      <w:r>
+        <w:rPr>
+          <w:rFonts w:ascii="Microsoft JhengHei" w:hAnsi="Microsoft JhengHei" w:eastAsia="Microsoft JhengHei"/>
+          <w:sz w:val="21"/>
+        </w:rPr>
+        <w:t>（傳統烤米飯盅 timballo 配鴿肉醬，€22，</w:t>
+      </w:r>
+      <w:r>
+        <w:rPr>
+          <w:rFonts w:ascii="Microsoft JhengHei" w:hAnsi="Microsoft JhengHei" w:eastAsia="Microsoft JhengHei"/>
+          <w:b/>
+          <w:sz w:val="21"/>
+        </w:rPr>
+        <w:t>現做要等 25 分鐘</w:t>
+      </w:r>
+      <w:r>
+        <w:rPr>
+          <w:rFonts w:ascii="Microsoft JhengHei" w:hAnsi="Microsoft JhengHei" w:eastAsia="Microsoft JhengHei"/>
+          <w:sz w:val="21"/>
+        </w:rPr>
+        <w:t>，5 人團體訂位時請預告請廚房備料）</w:t>
       </w:r>
     </w:p>
     <w:p>
@@ -1258,6 +1273,18 @@
           <w:rFonts w:ascii="Microsoft JhengHei" w:hAnsi="Microsoft JhengHei" w:eastAsia="Microsoft JhengHei"/>
           <w:sz w:val="21"/>
         </w:rPr>
+        <w:t>• 訂位：官網 brislaparma.com 線上預訂（首選）／WhatsApp +39 334 8963990／市話 +39 0521 885619（廣泛使用但官網 Contatti 頁未明列，建議優先線上或 WhatsApp）</w:t>
+      </w:r>
+    </w:p>
+    <w:p>
+      <w:pPr>
+        <w:ind w:left="454" w:hanging="227"/>
+      </w:pPr>
+      <w:r>
+        <w:rPr>
+          <w:rFonts w:ascii="Microsoft JhengHei" w:hAnsi="Microsoft JhengHei" w:eastAsia="Microsoft JhengHei"/>
+          <w:sz w:val="21"/>
+        </w:rPr>
         <w:t xml:space="preserve">• </w:t>
       </w:r>
       <w:r>
@@ -1266,7 +1293,7 @@
           <w:b/>
           <w:sz w:val="21"/>
         </w:rPr>
-        <w:t>🏪 特產店</w:t>
+        <w:t>🏪 採買首推（當地享用為主）</w:t>
       </w:r>
       <w:r>
         <w:rPr>
@@ -1281,6 +1308,33 @@
           <w:b/>
           <w:sz w:val="21"/>
         </w:rPr>
+        <w:t>SALUMERIA GARIBALDI</w:t>
+      </w:r>
+      <w:r>
+        <w:rPr>
+          <w:rFonts w:ascii="Microsoft JhengHei" w:hAnsi="Microsoft JhengHei" w:eastAsia="Microsoft JhengHei"/>
+          <w:sz w:val="21"/>
+        </w:rPr>
+        <w:t>（Strada Garibaldi 42, 43121 Parma）— 1958 年創立的老牌 salumeria，Monocle 雜誌報導推薦、東京新宿伊勢丹／銀座三越有分店；可現切火腿+起司+品鑑盤</w:t>
+      </w:r>
+    </w:p>
+    <w:p>
+      <w:pPr>
+        <w:ind w:left="454" w:hanging="227"/>
+      </w:pPr>
+      <w:r>
+        <w:rPr>
+          <w:rFonts w:ascii="Microsoft JhengHei" w:hAnsi="Microsoft JhengHei" w:eastAsia="Microsoft JhengHei"/>
+          <w:sz w:val="21"/>
+        </w:rPr>
+        <w:t>• 步行近的次選：</w:t>
+      </w:r>
+      <w:r>
+        <w:rPr>
+          <w:rFonts w:ascii="Microsoft JhengHei" w:hAnsi="Microsoft JhengHei" w:eastAsia="Microsoft JhengHei"/>
+          <w:b/>
+          <w:sz w:val="21"/>
+        </w:rPr>
         <w:t>LA PROSCIUTTERIA NOI</w:t>
       </w:r>
       <w:r>
@@ -1288,22 +1342,7 @@
           <w:rFonts w:ascii="Microsoft JhengHei" w:hAnsi="Microsoft JhengHei" w:eastAsia="Microsoft JhengHei"/>
           <w:sz w:val="21"/>
         </w:rPr>
-        <w:t xml:space="preserve">（傳統現切火腿）/ </w:t>
-      </w:r>
-      <w:r>
-        <w:rPr>
-          <w:rFonts w:ascii="Microsoft JhengHei" w:hAnsi="Microsoft JhengHei" w:eastAsia="Microsoft JhengHei"/>
-          <w:b/>
-          <w:sz w:val="21"/>
-        </w:rPr>
-        <w:t>LA BECCHERIA</w:t>
-      </w:r>
-      <w:r>
-        <w:rPr>
-          <w:rFonts w:ascii="Microsoft JhengHei" w:hAnsi="Microsoft JhengHei" w:eastAsia="Microsoft JhengHei"/>
-          <w:sz w:val="21"/>
-        </w:rPr>
-        <w:t>（精緻伴手禮）</w:t>
+        <w:t>（Strada Luigi Carlo Farini 9/C，Silvano Romani 集團市中心展示店，現切服務 + 英文接待）</w:t>
       </w:r>
     </w:p>
     <w:p>
@@ -1315,6 +1354,33 @@
           <w:rFonts w:ascii="Microsoft JhengHei" w:hAnsi="Microsoft JhengHei" w:eastAsia="Microsoft JhengHei"/>
           <w:sz w:val="21"/>
         </w:rPr>
+        <w:t xml:space="preserve">• </w:t>
+      </w:r>
+      <w:r>
+        <w:rPr>
+          <w:rFonts w:ascii="Microsoft JhengHei" w:hAnsi="Microsoft JhengHei" w:eastAsia="Microsoft JhengHei"/>
+          <w:b/>
+          <w:sz w:val="21"/>
+        </w:rPr>
+        <w:t>不推薦</w:t>
+      </w:r>
+      <w:r>
+        <w:rPr>
+          <w:rFonts w:ascii="Microsoft JhengHei" w:hAnsi="Microsoft JhengHei" w:eastAsia="Microsoft JhengHei"/>
+          <w:sz w:val="21"/>
+        </w:rPr>
+        <w:t>：~~LA BECCHERIA~~（社區肉舖，主力鮮肉+自製麵點，非伴手禮店）、~~DEGUSTERIA ROMANI~~（空間小，不適合 5 人團體用餐）</w:t>
+      </w:r>
+    </w:p>
+    <w:p>
+      <w:pPr>
+        <w:ind w:left="454" w:hanging="227"/>
+      </w:pPr>
+      <w:r>
+        <w:rPr>
+          <w:rFonts w:ascii="Microsoft JhengHei" w:hAnsi="Microsoft JhengHei" w:eastAsia="Microsoft JhengHei"/>
+          <w:sz w:val="21"/>
+        </w:rPr>
         <w:t xml:space="preserve">• ⚠ </w:t>
       </w:r>
       <w:r>
@@ -1323,14 +1389,14 @@
           <w:b/>
           <w:sz w:val="21"/>
         </w:rPr>
-        <w:t>帕馬火腿禁止帶回台灣</w:t>
-      </w:r>
-      <w:r>
-        <w:rPr>
-          <w:rFonts w:ascii="Microsoft JhengHei" w:hAnsi="Microsoft JhengHei" w:eastAsia="Microsoft JhengHei"/>
-          <w:sz w:val="21"/>
-        </w:rPr>
-        <w:t xml:space="preserve">（非洲豬瘟疫區，依《動物傳染病防治條例》第 45 條之 1 可罰 1~100 萬，自疫區攜入豬肉產品實務初犯裁罰 </w:t>
+        <w:t>豬肉製品絕對不能帶回台灣</w:t>
+      </w:r>
+      <w:r>
+        <w:rPr>
+          <w:rFonts w:ascii="Microsoft JhengHei" w:hAnsi="Microsoft JhengHei" w:eastAsia="Microsoft JhengHei"/>
+          <w:sz w:val="21"/>
+        </w:rPr>
+        <w:t xml:space="preserve">（義大利為非洲豬瘟疫區，依《動物傳染病防治條例》第 45 條之 1 可罰 1~100 萬，自疫區攜入豬肉產品實務初犯裁罰 </w:t>
       </w:r>
       <w:r>
         <w:rPr>
@@ -1345,7 +1411,37 @@
           <w:rFonts w:ascii="Microsoft JhengHei" w:hAnsi="Microsoft JhengHei" w:eastAsia="Microsoft JhengHei"/>
           <w:sz w:val="21"/>
         </w:rPr>
-        <w:t>）— 請在當地食用或留在義大利境內，不要塞行李回台；Parmigiano-Reggiano 起司可帶（食藥署 6 公斤／1,000 美元自用限量 + 海關 NT$35,000 免稅額）</w:t>
+        <w:t xml:space="preserve">，第二次起 </w:t>
+      </w:r>
+      <w:r>
+        <w:rPr>
+          <w:rFonts w:ascii="Microsoft JhengHei" w:hAnsi="Microsoft JhengHei" w:eastAsia="Microsoft JhengHei"/>
+          <w:b/>
+          <w:sz w:val="21"/>
+        </w:rPr>
+        <w:t>NT$100 萬</w:t>
+      </w:r>
+      <w:r>
+        <w:rPr>
+          <w:rFonts w:ascii="Microsoft JhengHei" w:hAnsi="Microsoft JhengHei" w:eastAsia="Microsoft JhengHei"/>
+          <w:sz w:val="21"/>
+        </w:rPr>
+        <w:t>）— Prosciutto di Parma、Salame、Mortadella、Culatello、Pancetta、Coppa 等</w:t>
+      </w:r>
+      <w:r>
+        <w:rPr>
+          <w:rFonts w:ascii="Microsoft JhengHei" w:hAnsi="Microsoft JhengHei" w:eastAsia="Microsoft JhengHei"/>
+          <w:b/>
+          <w:sz w:val="21"/>
+        </w:rPr>
+        <w:t>全部禁帶</w:t>
+      </w:r>
+      <w:r>
+        <w:rPr>
+          <w:rFonts w:ascii="Microsoft JhengHei" w:hAnsi="Microsoft JhengHei" w:eastAsia="Microsoft JhengHei"/>
+          <w:sz w:val="21"/>
+        </w:rPr>
+        <w:t>；在 BRISLA 當場吃個夠就好，不要打包</w:t>
       </w:r>
     </w:p>
     <w:p>
@@ -1357,6 +1453,33 @@
           <w:rFonts w:ascii="Microsoft JhengHei" w:hAnsi="Microsoft JhengHei" w:eastAsia="Microsoft JhengHei"/>
           <w:sz w:val="21"/>
         </w:rPr>
+        <w:t xml:space="preserve">• ✅ </w:t>
+      </w:r>
+      <w:r>
+        <w:rPr>
+          <w:rFonts w:ascii="Microsoft JhengHei" w:hAnsi="Microsoft JhengHei" w:eastAsia="Microsoft JhengHei"/>
+          <w:b/>
+          <w:sz w:val="21"/>
+        </w:rPr>
+        <w:t>可帶回的安全伴手禮</w:t>
+      </w:r>
+      <w:r>
+        <w:rPr>
+          <w:rFonts w:ascii="Microsoft JhengHei" w:hAnsi="Microsoft JhengHei" w:eastAsia="Microsoft JhengHei"/>
+          <w:sz w:val="21"/>
+        </w:rPr>
+        <w:t>：陳年巴薩米克醋（Aceto Balsamico Tradizionale di Modena）、Lambrusco 氣泡紅酒、乾燥義大利麵、橄欖油、松露醬；Parmigiano-Reggiano 起司可帶（食藥署「一般食品」自用通則為 6 公斤／1,000 美元以下免申請輸入查驗，超過或不確定時請主動向海關申報；另適用海關 NT$35,000 免稅額）</w:t>
+      </w:r>
+    </w:p>
+    <w:p>
+      <w:pPr>
+        <w:ind w:left="454" w:hanging="227"/>
+      </w:pPr>
+      <w:r>
+        <w:rPr>
+          <w:rFonts w:ascii="Microsoft JhengHei" w:hAnsi="Microsoft JhengHei" w:eastAsia="Microsoft JhengHei"/>
+          <w:sz w:val="21"/>
+        </w:rPr>
         <w:t xml:space="preserve">• ⏰ </w:t>
       </w:r>
       <w:r>
@@ -1372,7 +1495,7 @@
           <w:rFonts w:ascii="Microsoft JhengHei" w:hAnsi="Microsoft JhengHei" w:eastAsia="Microsoft JhengHei"/>
           <w:sz w:val="21"/>
         </w:rPr>
-        <w:t>：若選 BRISLA 用餐，中停須拉長至約 3.5 小時，Siena 抵達順延至 17:00~17:15</w:t>
+        <w:t>：若選 BRISLA 用餐（含 25 分鐘 Bomba 現做），中停須拉長至約 3.5 小時，Siena 抵達順延至 17:00~17:15</w:t>
       </w:r>
     </w:p>
     <w:p>
@@ -1678,7 +1801,7 @@
         <w:pStyle w:val="Heading3"/>
       </w:pPr>
       <w:r>
-        <w:t>Day 2｜6/15（一）— 錫耶納藝術巔峰與深度購物</w:t>
+        <w:t>Day 2｜6/15（一）— 錫耶納主教座堂巔峰日（OPA 7 景點 + 田野廣場 Aperol）</w:t>
       </w:r>
     </w:p>
     <w:p>
@@ -1695,890 +1818,7 @@
           <w:color w:val="5D6D7E"/>
           <w:sz w:val="21"/>
         </w:rPr>
-        <w:t>整天留在 Siena，藝術 + 購物 + 美食</w:t>
-      </w:r>
-    </w:p>
-    <w:p>
-      <w:pPr/>
-      <w:r>
-        <w:rPr>
-          <w:rFonts w:ascii="Microsoft JhengHei" w:hAnsi="Microsoft JhengHei" w:eastAsia="Microsoft JhengHei"/>
-        </w:rPr>
-      </w:r>
-      <w:r>
-        <w:rPr>
-          <w:rFonts w:ascii="Microsoft JhengHei" w:hAnsi="Microsoft JhengHei" w:eastAsia="Microsoft JhengHei"/>
-          <w:b/>
-        </w:rPr>
-        <w:t>上午</w:t>
-      </w:r>
-      <w:r>
-        <w:rPr>
-          <w:rFonts w:ascii="Microsoft JhengHei" w:hAnsi="Microsoft JhengHei" w:eastAsia="Microsoft JhengHei"/>
-        </w:rPr>
-        <w:t xml:space="preserve"> — 西恩納主教座堂區域（</w:t>
-      </w:r>
-      <w:r>
-        <w:rPr>
-          <w:rFonts w:ascii="Microsoft JhengHei" w:hAnsi="Microsoft JhengHei" w:eastAsia="Microsoft JhengHei"/>
-          <w:b/>
-        </w:rPr>
-        <w:t>全團 PORTA del CIELO 通票 €21/人 × 5 = €105</w:t>
-      </w:r>
-      <w:r>
-        <w:rPr>
-          <w:rFonts w:ascii="Microsoft JhengHei" w:hAnsi="Microsoft JhengHei" w:eastAsia="Microsoft JhengHei"/>
-        </w:rPr>
-        <w:t>，</w:t>
-      </w:r>
-      <w:r>
-        <w:rPr>
-          <w:rFonts w:ascii="Microsoft JhengHei" w:hAnsi="Microsoft JhengHei" w:eastAsia="Microsoft JhengHei"/>
-          <w:b/>
-        </w:rPr>
-        <w:t>5/15 前完成預訂</w:t>
-      </w:r>
-      <w:r>
-        <w:rPr>
-          <w:rFonts w:ascii="Microsoft JhengHei" w:hAnsi="Microsoft JhengHei" w:eastAsia="Microsoft JhengHei"/>
-        </w:rPr>
-        <w:t xml:space="preserve"> 6/15 </w:t>
-      </w:r>
-      <w:r>
-        <w:rPr>
-          <w:rFonts w:ascii="Microsoft JhengHei" w:hAnsi="Microsoft JhengHei" w:eastAsia="Microsoft JhengHei"/>
-          <w:b/>
-        </w:rPr>
-        <w:t>11:30 屋頂導覽英文場</w:t>
-      </w:r>
-      <w:r>
-        <w:rPr>
-          <w:rFonts w:ascii="Microsoft JhengHei" w:hAnsi="Microsoft JhengHei" w:eastAsia="Microsoft JhengHei"/>
-        </w:rPr>
-        <w:t>，5 人同團）</w:t>
-      </w:r>
-    </w:p>
-    <w:p>
-      <w:pPr>
-        <w:ind w:left="454" w:hanging="227"/>
-      </w:pPr>
-      <w:r>
-        <w:rPr>
-          <w:rFonts w:ascii="Microsoft JhengHei" w:hAnsi="Microsoft JhengHei" w:eastAsia="Microsoft JhengHei"/>
-          <w:sz w:val="21"/>
-        </w:rPr>
-        <w:t xml:space="preserve">• </w:t>
-      </w:r>
-      <w:r>
-        <w:rPr>
-          <w:rFonts w:ascii="Microsoft JhengHei" w:hAnsi="Microsoft JhengHei" w:eastAsia="Microsoft JhengHei"/>
-          <w:b/>
-          <w:sz w:val="21"/>
-        </w:rPr>
-        <w:t>09:00</w:t>
-      </w:r>
-      <w:r>
-        <w:rPr>
-          <w:rFonts w:ascii="Microsoft JhengHei" w:hAnsi="Microsoft JhengHei" w:eastAsia="Microsoft JhengHei"/>
-          <w:sz w:val="21"/>
-        </w:rPr>
-        <w:t xml:space="preserve"> 早餐：</w:t>
-      </w:r>
-      <w:r>
-        <w:rPr>
-          <w:rFonts w:ascii="Microsoft JhengHei" w:hAnsi="Microsoft JhengHei" w:eastAsia="Microsoft JhengHei"/>
-          <w:b/>
-          <w:sz w:val="21"/>
-        </w:rPr>
-        <w:t>De miccoli antonio</w:t>
-      </w:r>
-      <w:r>
-        <w:rPr>
-          <w:rFonts w:ascii="Microsoft JhengHei" w:hAnsi="Microsoft JhengHei" w:eastAsia="Microsoft JhengHei"/>
-          <w:sz w:val="21"/>
-        </w:rPr>
-        <w:t>（買招牌帕尼尼當體力早餐）</w:t>
-      </w:r>
-    </w:p>
-    <w:p>
-      <w:pPr>
-        <w:ind w:left="454" w:hanging="227"/>
-      </w:pPr>
-      <w:r>
-        <w:rPr>
-          <w:rFonts w:ascii="Microsoft JhengHei" w:hAnsi="Microsoft JhengHei" w:eastAsia="Microsoft JhengHei"/>
-          <w:sz w:val="21"/>
-        </w:rPr>
-        <w:t xml:space="preserve">• </w:t>
-      </w:r>
-      <w:r>
-        <w:rPr>
-          <w:rFonts w:ascii="Microsoft JhengHei" w:hAnsi="Microsoft JhengHei" w:eastAsia="Microsoft JhengHei"/>
-          <w:b/>
-          <w:sz w:val="21"/>
-        </w:rPr>
-        <w:t>10:00 - 10:15</w:t>
-      </w:r>
-      <w:r>
-        <w:rPr>
-          <w:rFonts w:ascii="Microsoft JhengHei" w:hAnsi="Microsoft JhengHei" w:eastAsia="Microsoft JhengHei"/>
-          <w:sz w:val="21"/>
-        </w:rPr>
-        <w:t xml:space="preserve"> 🏛 </w:t>
-      </w:r>
-      <w:r>
-        <w:rPr>
-          <w:rFonts w:ascii="Microsoft JhengHei" w:hAnsi="Microsoft JhengHei" w:eastAsia="Microsoft JhengHei"/>
-          <w:b/>
-          <w:sz w:val="21"/>
-        </w:rPr>
-        <w:t>Facciatone 觀景台</w:t>
-      </w:r>
-      <w:r>
-        <w:rPr>
-          <w:rFonts w:ascii="Microsoft JhengHei" w:hAnsi="Microsoft JhengHei" w:eastAsia="Microsoft JhengHei"/>
-          <w:sz w:val="21"/>
-        </w:rPr>
-        <w:t>（~131 階）</w:t>
-      </w:r>
-    </w:p>
-    <w:p>
-      <w:pPr>
-        <w:ind w:left="454" w:hanging="227"/>
-      </w:pPr>
-      <w:r>
-        <w:rPr>
-          <w:rFonts w:ascii="Microsoft JhengHei" w:hAnsi="Microsoft JhengHei" w:eastAsia="Microsoft JhengHei"/>
-          <w:sz w:val="21"/>
-        </w:rPr>
-        <w:t>• 💡 Siena 人「蓋到一半就放棄」的新教堂擴建殘牆，爬上去能把田野廣場和托斯卡尼丘陵全收進眼底，比曼吉亞塔樓人少很多</w:t>
-      </w:r>
-    </w:p>
-    <w:p>
-      <w:pPr>
-        <w:ind w:left="454" w:hanging="227"/>
-      </w:pPr>
-      <w:r>
-        <w:rPr>
-          <w:rFonts w:ascii="Microsoft JhengHei" w:hAnsi="Microsoft JhengHei" w:eastAsia="Microsoft JhengHei"/>
-          <w:sz w:val="21"/>
-        </w:rPr>
-        <w:t xml:space="preserve">• </w:t>
-      </w:r>
-      <w:r>
-        <w:rPr>
-          <w:rFonts w:ascii="Microsoft JhengHei" w:hAnsi="Microsoft JhengHei" w:eastAsia="Microsoft JhengHei"/>
-          <w:b/>
-          <w:sz w:val="21"/>
-        </w:rPr>
-        <w:t>10:15 - 10:40</w:t>
-      </w:r>
-      <w:r>
-        <w:rPr>
-          <w:rFonts w:ascii="Microsoft JhengHei" w:hAnsi="Microsoft JhengHei" w:eastAsia="Microsoft JhengHei"/>
-          <w:sz w:val="21"/>
-        </w:rPr>
-        <w:t xml:space="preserve"> 🖼 </w:t>
-      </w:r>
-      <w:r>
-        <w:rPr>
-          <w:rFonts w:ascii="Microsoft JhengHei" w:hAnsi="Microsoft JhengHei" w:eastAsia="Microsoft JhengHei"/>
-          <w:b/>
-          <w:sz w:val="21"/>
-        </w:rPr>
-        <w:t>主教座堂博物館（Museo dell'Opera del Duomo）</w:t>
-      </w:r>
-      <w:r>
-        <w:rPr>
-          <w:rFonts w:ascii="Microsoft JhengHei" w:hAnsi="Microsoft JhengHei" w:eastAsia="Microsoft JhengHei"/>
-          <w:sz w:val="21"/>
-        </w:rPr>
-        <w:t>：杜喬《Maestà》、重點展品</w:t>
-      </w:r>
-    </w:p>
-    <w:p>
-      <w:pPr>
-        <w:ind w:left="454" w:hanging="227"/>
-      </w:pPr>
-      <w:r>
-        <w:rPr>
-          <w:rFonts w:ascii="Microsoft JhengHei" w:hAnsi="Microsoft JhengHei" w:eastAsia="Microsoft JhengHei"/>
-          <w:sz w:val="21"/>
-        </w:rPr>
-        <w:t xml:space="preserve">• </w:t>
-      </w:r>
-      <w:r>
-        <w:rPr>
-          <w:rFonts w:ascii="Microsoft JhengHei" w:hAnsi="Microsoft JhengHei" w:eastAsia="Microsoft JhengHei"/>
-          <w:b/>
-          <w:sz w:val="21"/>
-        </w:rPr>
-        <w:t>10:40 - 11:10</w:t>
-      </w:r>
-      <w:r>
-        <w:rPr>
-          <w:rFonts w:ascii="Microsoft JhengHei" w:hAnsi="Microsoft JhengHei" w:eastAsia="Microsoft JhengHei"/>
-          <w:sz w:val="21"/>
-        </w:rPr>
-        <w:t xml:space="preserve"> 🏛 </w:t>
-      </w:r>
-      <w:r>
-        <w:rPr>
-          <w:rFonts w:ascii="Microsoft JhengHei" w:hAnsi="Microsoft JhengHei" w:eastAsia="Microsoft JhengHei"/>
-          <w:b/>
-          <w:sz w:val="21"/>
-        </w:rPr>
-        <w:t>西恩納主教座堂本體 + Piccolomini 圖書館</w:t>
-      </w:r>
-      <w:r>
-        <w:rPr>
-          <w:rFonts w:ascii="Microsoft JhengHei" w:hAnsi="Microsoft JhengHei" w:eastAsia="Microsoft JhengHei"/>
-          <w:sz w:val="21"/>
-        </w:rPr>
-      </w:r>
-    </w:p>
-    <w:p>
-      <w:pPr>
-        <w:ind w:left="454" w:hanging="227"/>
-      </w:pPr>
-      <w:r>
-        <w:rPr>
-          <w:rFonts w:ascii="Microsoft JhengHei" w:hAnsi="Microsoft JhengHei" w:eastAsia="Microsoft JhengHei"/>
-          <w:sz w:val="21"/>
-        </w:rPr>
-        <w:t>• 💡 黑白條紋大理石哥德式教堂，Piccolomini 圖書館裡色彩鮮明的濕壁畫必看（核心動線必看）</w:t>
-      </w:r>
-    </w:p>
-    <w:p>
-      <w:pPr>
-        <w:ind w:left="454" w:hanging="227"/>
-      </w:pPr>
-      <w:r>
-        <w:rPr>
-          <w:rFonts w:ascii="Microsoft JhengHei" w:hAnsi="Microsoft JhengHei" w:eastAsia="Microsoft JhengHei"/>
-          <w:sz w:val="21"/>
-        </w:rPr>
-        <w:t xml:space="preserve">• </w:t>
-      </w:r>
-      <w:r>
-        <w:rPr>
-          <w:rFonts w:ascii="Microsoft JhengHei" w:hAnsi="Microsoft JhengHei" w:eastAsia="Microsoft JhengHei"/>
-          <w:b/>
-          <w:sz w:val="21"/>
-        </w:rPr>
-        <w:t>11:10 - 11:15</w:t>
-      </w:r>
-      <w:r>
-        <w:rPr>
-          <w:rFonts w:ascii="Microsoft JhengHei" w:hAnsi="Microsoft JhengHei" w:eastAsia="Microsoft JhengHei"/>
-          <w:sz w:val="21"/>
-        </w:rPr>
-        <w:t xml:space="preserve"> 🚶 走到屋頂導覽報到處（</w:t>
-      </w:r>
-      <w:r>
-        <w:rPr>
-          <w:rFonts w:ascii="Microsoft JhengHei" w:hAnsi="Microsoft JhengHei" w:eastAsia="Microsoft JhengHei"/>
-          <w:b/>
-          <w:sz w:val="21"/>
-        </w:rPr>
-        <w:t>必須 11:15 前到</w:t>
-      </w:r>
-      <w:r>
-        <w:rPr>
-          <w:rFonts w:ascii="Microsoft JhengHei" w:hAnsi="Microsoft JhengHei" w:eastAsia="Microsoft JhengHei"/>
-          <w:sz w:val="21"/>
-        </w:rPr>
-        <w:t xml:space="preserve"> — 導覽 15 分鐘前報到 + 安檢，出示電子票）</w:t>
-      </w:r>
-    </w:p>
-    <w:p>
-      <w:pPr>
-        <w:ind w:left="454" w:hanging="227"/>
-      </w:pPr>
-      <w:r>
-        <w:rPr>
-          <w:rFonts w:ascii="Microsoft JhengHei" w:hAnsi="Microsoft JhengHei" w:eastAsia="Microsoft JhengHei"/>
-          <w:sz w:val="21"/>
-        </w:rPr>
-        <w:t xml:space="preserve">• </w:t>
-      </w:r>
-      <w:r>
-        <w:rPr>
-          <w:rFonts w:ascii="Microsoft JhengHei" w:hAnsi="Microsoft JhengHei" w:eastAsia="Microsoft JhengHei"/>
-          <w:b/>
-          <w:sz w:val="21"/>
-        </w:rPr>
-        <w:t>11:15 - 11:30</w:t>
-      </w:r>
-      <w:r>
-        <w:rPr>
-          <w:rFonts w:ascii="Microsoft JhengHei" w:hAnsi="Microsoft JhengHei" w:eastAsia="Microsoft JhengHei"/>
-          <w:sz w:val="21"/>
-        </w:rPr>
-        <w:t xml:space="preserve"> ⏳ 報到完成 + 等候集合（15 分鐘 buffer）</w:t>
-      </w:r>
-    </w:p>
-    <w:p>
-      <w:pPr>
-        <w:ind w:left="454" w:hanging="227"/>
-      </w:pPr>
-      <w:r>
-        <w:rPr>
-          <w:rFonts w:ascii="Microsoft JhengHei" w:hAnsi="Microsoft JhengHei" w:eastAsia="Microsoft JhengHei"/>
-          <w:sz w:val="21"/>
-        </w:rPr>
-        <w:t xml:space="preserve">• </w:t>
-      </w:r>
-      <w:r>
-        <w:rPr>
-          <w:rFonts w:ascii="Microsoft JhengHei" w:hAnsi="Microsoft JhengHei" w:eastAsia="Microsoft JhengHei"/>
-          <w:b/>
-          <w:sz w:val="21"/>
-        </w:rPr>
-        <w:t>11:30 - 12:00</w:t>
-      </w:r>
-      <w:r>
-        <w:rPr>
-          <w:rFonts w:ascii="Microsoft JhengHei" w:hAnsi="Microsoft JhengHei" w:eastAsia="Microsoft JhengHei"/>
-          <w:sz w:val="21"/>
-        </w:rPr>
-        <w:t xml:space="preserve"> 🆙 </w:t>
-      </w:r>
-      <w:r>
-        <w:rPr>
-          <w:rFonts w:ascii="Microsoft JhengHei" w:hAnsi="Microsoft JhengHei" w:eastAsia="Microsoft JhengHei"/>
-          <w:b/>
-          <w:sz w:val="21"/>
-        </w:rPr>
-        <w:t>PORTA del CIELO 屋頂導覽</w:t>
-      </w:r>
-      <w:r>
-        <w:rPr>
-          <w:rFonts w:ascii="Microsoft JhengHei" w:hAnsi="Microsoft JhengHei" w:eastAsia="Microsoft JhengHei"/>
-          <w:sz w:val="21"/>
-        </w:rPr>
-        <w:t xml:space="preserve"> 🎫（30 分鐘；實際場次、語言、人數上限以購票系統為準）</w:t>
-      </w:r>
-    </w:p>
-    <w:p>
-      <w:pPr>
-        <w:ind w:left="454" w:hanging="227"/>
-      </w:pPr>
-      <w:r>
-        <w:rPr>
-          <w:rFonts w:ascii="Microsoft JhengHei" w:hAnsi="Microsoft JhengHei" w:eastAsia="Microsoft JhengHei"/>
-          <w:sz w:val="21"/>
-        </w:rPr>
-        <w:t xml:space="preserve">• ⚠ </w:t>
-      </w:r>
-      <w:r>
-        <w:rPr>
-          <w:rFonts w:ascii="Microsoft JhengHei" w:hAnsi="Microsoft JhengHei" w:eastAsia="Microsoft JhengHei"/>
-          <w:b/>
-          <w:sz w:val="21"/>
-        </w:rPr>
-        <w:t>體力警告</w:t>
-      </w:r>
-      <w:r>
-        <w:rPr>
-          <w:rFonts w:ascii="Microsoft JhengHei" w:hAnsi="Microsoft JhengHei" w:eastAsia="Microsoft JhengHei"/>
-          <w:sz w:val="21"/>
-        </w:rPr>
-        <w:t>：屋頂另爬約 70-80 階窄陡石梯，加上 Facciatone 與傍晚曼吉亞塔樓一天約 600+ 階；恐高或膝蓋不適者可放棄屋頂（票款無法退回，但其他人不受影響）</w:t>
-      </w:r>
-    </w:p>
-    <w:p>
-      <w:pPr>
-        <w:ind w:left="454" w:hanging="227"/>
-      </w:pPr>
-      <w:r>
-        <w:rPr>
-          <w:rFonts w:ascii="Microsoft JhengHei" w:hAnsi="Microsoft JhengHei" w:eastAsia="Microsoft JhengHei"/>
-          <w:sz w:val="21"/>
-        </w:rPr>
-        <w:t>• ⚠ 6/15 是「</w:t>
-      </w:r>
-      <w:r>
-        <w:rPr>
-          <w:rFonts w:ascii="Microsoft JhengHei" w:hAnsi="Microsoft JhengHei" w:eastAsia="Microsoft JhengHei"/>
-          <w:b/>
-          <w:sz w:val="21"/>
-        </w:rPr>
-        <w:t>地板覆蓋保護期</w:t>
-      </w:r>
-      <w:r>
-        <w:rPr>
-          <w:rFonts w:ascii="Microsoft JhengHei" w:hAnsi="Microsoft JhengHei" w:eastAsia="Microsoft JhengHei"/>
-          <w:sz w:val="21"/>
-        </w:rPr>
-        <w:t>」（2026 地板開放期為 6/27-7/31、8/18-10/30、11/1-11/15），看不到 56 幅鑲嵌畫精華；屋頂導覽改看彩繪玻璃近距離 + 星空穹頂 + 拱頂內部結構</w:t>
-      </w:r>
-    </w:p>
-    <w:p>
-      <w:pPr>
-        <w:ind w:left="454" w:hanging="227"/>
-      </w:pPr>
-      <w:r>
-        <w:rPr>
-          <w:rFonts w:ascii="Microsoft JhengHei" w:hAnsi="Microsoft JhengHei" w:eastAsia="Microsoft JhengHei"/>
-          <w:sz w:val="21"/>
-        </w:rPr>
-        <w:t xml:space="preserve">• </w:t>
-      </w:r>
-      <w:r>
-        <w:rPr>
-          <w:rFonts w:ascii="Microsoft JhengHei" w:hAnsi="Microsoft JhengHei" w:eastAsia="Microsoft JhengHei"/>
-          <w:b/>
-          <w:sz w:val="21"/>
-        </w:rPr>
-        <w:t>12:00 - 12:20</w:t>
-      </w:r>
-      <w:r>
-        <w:rPr>
-          <w:rFonts w:ascii="Microsoft JhengHei" w:hAnsi="Microsoft JhengHei" w:eastAsia="Microsoft JhengHei"/>
-          <w:sz w:val="21"/>
-        </w:rPr>
-        <w:t xml:space="preserve"> 🏛 </w:t>
-      </w:r>
-      <w:r>
-        <w:rPr>
-          <w:rFonts w:ascii="Microsoft JhengHei" w:hAnsi="Microsoft JhengHei" w:eastAsia="Microsoft JhengHei"/>
-          <w:b/>
-          <w:sz w:val="21"/>
-        </w:rPr>
-        <w:t>洗禮堂（Battistero）</w:t>
-      </w:r>
-      <w:r>
-        <w:rPr>
-          <w:rFonts w:ascii="Microsoft JhengHei" w:hAnsi="Microsoft JhengHei" w:eastAsia="Microsoft JhengHei"/>
-          <w:sz w:val="21"/>
-        </w:rPr>
-        <w:t>：多那太羅「希律王宴席」青銅浮雕</w:t>
-      </w:r>
-    </w:p>
-    <w:p>
-      <w:pPr>
-        <w:ind w:left="454" w:hanging="227"/>
-      </w:pPr>
-      <w:r>
-        <w:rPr>
-          <w:rFonts w:ascii="Microsoft JhengHei" w:hAnsi="Microsoft JhengHei" w:eastAsia="Microsoft JhengHei"/>
-          <w:sz w:val="21"/>
-        </w:rPr>
-        <w:t xml:space="preserve">• </w:t>
-      </w:r>
-      <w:r>
-        <w:rPr>
-          <w:rFonts w:ascii="Microsoft JhengHei" w:hAnsi="Microsoft JhengHei" w:eastAsia="Microsoft JhengHei"/>
-          <w:b/>
-          <w:sz w:val="21"/>
-        </w:rPr>
-        <w:t>12:20 - 12:40</w:t>
-      </w:r>
-      <w:r>
-        <w:rPr>
-          <w:rFonts w:ascii="Microsoft JhengHei" w:hAnsi="Microsoft JhengHei" w:eastAsia="Microsoft JhengHei"/>
-          <w:sz w:val="21"/>
-        </w:rPr>
-        <w:t xml:space="preserve"> 🏛 </w:t>
-      </w:r>
-      <w:r>
-        <w:rPr>
-          <w:rFonts w:ascii="Microsoft JhengHei" w:hAnsi="Microsoft JhengHei" w:eastAsia="Microsoft JhengHei"/>
-          <w:b/>
-          <w:sz w:val="21"/>
-        </w:rPr>
-        <w:t>地下聖殿（Cripta）</w:t>
-      </w:r>
-      <w:r>
-        <w:rPr>
-          <w:rFonts w:ascii="Microsoft JhengHei" w:hAnsi="Microsoft JhengHei" w:eastAsia="Microsoft JhengHei"/>
-          <w:sz w:val="21"/>
-        </w:rPr>
-        <w:t>（可視體力決定，PASS 已涵蓋）</w:t>
-      </w:r>
-    </w:p>
-    <w:p>
-      <w:pPr/>
-      <w:r>
-        <w:rPr>
-          <w:rFonts w:ascii="Microsoft JhengHei" w:hAnsi="Microsoft JhengHei" w:eastAsia="Microsoft JhengHei"/>
-        </w:rPr>
-      </w:r>
-      <w:r>
-        <w:rPr>
-          <w:rFonts w:ascii="Microsoft JhengHei" w:hAnsi="Microsoft JhengHei" w:eastAsia="Microsoft JhengHei"/>
-          <w:b/>
-        </w:rPr>
-        <w:t>午餐</w:t>
-      </w:r>
-      <w:r>
-        <w:rPr>
-          <w:rFonts w:ascii="Microsoft JhengHei" w:hAnsi="Microsoft JhengHei" w:eastAsia="Microsoft JhengHei"/>
-        </w:rPr>
-      </w:r>
-    </w:p>
-    <w:p>
-      <w:pPr>
-        <w:ind w:left="454" w:hanging="227"/>
-      </w:pPr>
-      <w:r>
-        <w:rPr>
-          <w:rFonts w:ascii="Microsoft JhengHei" w:hAnsi="Microsoft JhengHei" w:eastAsia="Microsoft JhengHei"/>
-          <w:sz w:val="21"/>
-        </w:rPr>
-        <w:t xml:space="preserve">• </w:t>
-      </w:r>
-      <w:r>
-        <w:rPr>
-          <w:rFonts w:ascii="Microsoft JhengHei" w:hAnsi="Microsoft JhengHei" w:eastAsia="Microsoft JhengHei"/>
-          <w:b/>
-          <w:sz w:val="21"/>
-        </w:rPr>
-        <w:t>12:45</w:t>
-      </w:r>
-      <w:r>
-        <w:rPr>
-          <w:rFonts w:ascii="Microsoft JhengHei" w:hAnsi="Microsoft JhengHei" w:eastAsia="Microsoft JhengHei"/>
-          <w:sz w:val="21"/>
-        </w:rPr>
-        <w:t xml:space="preserve"> </w:t>
-      </w:r>
-      <w:r>
-        <w:rPr>
-          <w:rFonts w:ascii="Microsoft JhengHei" w:hAnsi="Microsoft JhengHei" w:eastAsia="Microsoft JhengHei"/>
-          <w:b/>
-          <w:sz w:val="21"/>
-        </w:rPr>
-        <w:t>Osteria Il Grattacielo</w:t>
-      </w:r>
-      <w:r>
-        <w:rPr>
-          <w:rFonts w:ascii="Microsoft JhengHei" w:hAnsi="Microsoft JhengHei" w:eastAsia="Microsoft JhengHei"/>
-          <w:sz w:val="21"/>
-        </w:rPr>
-        <w:t>（在地老牌草根餐館，因加入 Porta del Cielo 押後 15 分鐘）</w:t>
-      </w:r>
-    </w:p>
-    <w:p>
-      <w:pPr/>
-      <w:r>
-        <w:rPr>
-          <w:rFonts w:ascii="Microsoft JhengHei" w:hAnsi="Microsoft JhengHei" w:eastAsia="Microsoft JhengHei"/>
-        </w:rPr>
-      </w:r>
-      <w:r>
-        <w:rPr>
-          <w:rFonts w:ascii="Microsoft JhengHei" w:hAnsi="Microsoft JhengHei" w:eastAsia="Microsoft JhengHei"/>
-          <w:b/>
-        </w:rPr>
-        <w:t>下午 — 午休 + 深度購物</w:t>
-      </w:r>
-      <w:r>
-        <w:rPr>
-          <w:rFonts w:ascii="Microsoft JhengHei" w:hAnsi="Microsoft JhengHei" w:eastAsia="Microsoft JhengHei"/>
-        </w:rPr>
-      </w:r>
-    </w:p>
-    <w:p>
-      <w:pPr>
-        <w:ind w:left="454" w:hanging="227"/>
-      </w:pPr>
-      <w:r>
-        <w:rPr>
-          <w:rFonts w:ascii="Microsoft JhengHei" w:hAnsi="Microsoft JhengHei" w:eastAsia="Microsoft JhengHei"/>
-          <w:sz w:val="21"/>
-        </w:rPr>
-        <w:t xml:space="preserve">• </w:t>
-      </w:r>
-      <w:r>
-        <w:rPr>
-          <w:rFonts w:ascii="Microsoft JhengHei" w:hAnsi="Microsoft JhengHei" w:eastAsia="Microsoft JhengHei"/>
-          <w:b/>
-          <w:sz w:val="21"/>
-        </w:rPr>
-        <w:t>13:30～15:30</w:t>
-      </w:r>
-      <w:r>
-        <w:rPr>
-          <w:rFonts w:ascii="Microsoft JhengHei" w:hAnsi="Microsoft JhengHei" w:eastAsia="Microsoft JhengHei"/>
-          <w:sz w:val="21"/>
-        </w:rPr>
-        <w:t xml:space="preserve"> 回飯店休息（避開陽光與店家午休時段）</w:t>
-      </w:r>
-    </w:p>
-    <w:p>
-      <w:pPr>
-        <w:ind w:left="454" w:hanging="227"/>
-      </w:pPr>
-      <w:r>
-        <w:rPr>
-          <w:rFonts w:ascii="Microsoft JhengHei" w:hAnsi="Microsoft JhengHei" w:eastAsia="Microsoft JhengHei"/>
-          <w:sz w:val="21"/>
-        </w:rPr>
-        <w:t xml:space="preserve">• </w:t>
-      </w:r>
-      <w:r>
-        <w:rPr>
-          <w:rFonts w:ascii="Microsoft JhengHei" w:hAnsi="Microsoft JhengHei" w:eastAsia="Microsoft JhengHei"/>
-          <w:b/>
-          <w:sz w:val="21"/>
-        </w:rPr>
-        <w:t>16:00～18:30</w:t>
-      </w:r>
-      <w:r>
-        <w:rPr>
-          <w:rFonts w:ascii="Microsoft JhengHei" w:hAnsi="Microsoft JhengHei" w:eastAsia="Microsoft JhengHei"/>
-          <w:sz w:val="21"/>
-        </w:rPr>
-        <w:t xml:space="preserve"> 深度購物時間（店家重新營業）：</w:t>
-      </w:r>
-    </w:p>
-    <w:p>
-      <w:pPr>
-        <w:ind w:left="454" w:hanging="227"/>
-      </w:pPr>
-      <w:r>
-        <w:rPr>
-          <w:rFonts w:ascii="Microsoft JhengHei" w:hAnsi="Microsoft JhengHei" w:eastAsia="Microsoft JhengHei"/>
-          <w:sz w:val="21"/>
-        </w:rPr>
-        <w:t xml:space="preserve">• </w:t>
-      </w:r>
-      <w:r>
-        <w:rPr>
-          <w:rFonts w:ascii="Microsoft JhengHei" w:hAnsi="Microsoft JhengHei" w:eastAsia="Microsoft JhengHei"/>
-          <w:b/>
-          <w:sz w:val="21"/>
-        </w:rPr>
-        <w:t>Antica Drogheria Manganelli 1879</w:t>
-      </w:r>
-      <w:r>
-        <w:rPr>
-          <w:rFonts w:ascii="Microsoft JhengHei" w:hAnsi="Microsoft JhengHei" w:eastAsia="Microsoft JhengHei"/>
-          <w:sz w:val="21"/>
-        </w:rPr>
-        <w:t>（土產、甜點、香料）</w:t>
-      </w:r>
-    </w:p>
-    <w:p>
-      <w:pPr>
-        <w:ind w:left="454" w:hanging="227"/>
-      </w:pPr>
-      <w:r>
-        <w:rPr>
-          <w:rFonts w:ascii="Microsoft JhengHei" w:hAnsi="Microsoft JhengHei" w:eastAsia="Microsoft JhengHei"/>
-          <w:sz w:val="21"/>
-        </w:rPr>
-        <w:t xml:space="preserve">• </w:t>
-      </w:r>
-      <w:r>
-        <w:rPr>
-          <w:rFonts w:ascii="Microsoft JhengHei" w:hAnsi="Microsoft JhengHei" w:eastAsia="Microsoft JhengHei"/>
-          <w:b/>
-          <w:sz w:val="21"/>
-        </w:rPr>
-        <w:t>Ceramiche Antica Siena &amp; ARCAICO CERAMIC SIENA</w:t>
-      </w:r>
-      <w:r>
-        <w:rPr>
-          <w:rFonts w:ascii="Microsoft JhengHei" w:hAnsi="Microsoft JhengHei" w:eastAsia="Microsoft JhengHei"/>
-          <w:sz w:val="21"/>
-        </w:rPr>
-        <w:t>（陶藝品）</w:t>
-      </w:r>
-    </w:p>
-    <w:p>
-      <w:pPr>
-        <w:ind w:left="454" w:hanging="227"/>
-      </w:pPr>
-      <w:r>
-        <w:rPr>
-          <w:rFonts w:ascii="Microsoft JhengHei" w:hAnsi="Microsoft JhengHei" w:eastAsia="Microsoft JhengHei"/>
-          <w:sz w:val="21"/>
-        </w:rPr>
-        <w:t>• 路線：商品涼廊 → 銀行下街 → 城市街 → 特色美食街（Via dei Pellegrini）</w:t>
-      </w:r>
-    </w:p>
-    <w:p>
-      <w:pPr/>
-      <w:r>
-        <w:rPr>
-          <w:rFonts w:ascii="Microsoft JhengHei" w:hAnsi="Microsoft JhengHei" w:eastAsia="Microsoft JhengHei"/>
-        </w:rPr>
-      </w:r>
-      <w:r>
-        <w:rPr>
-          <w:rFonts w:ascii="Microsoft JhengHei" w:hAnsi="Microsoft JhengHei" w:eastAsia="Microsoft JhengHei"/>
-          <w:b/>
-        </w:rPr>
-        <w:t>傍晚</w:t>
-      </w:r>
-      <w:r>
-        <w:rPr>
-          <w:rFonts w:ascii="Microsoft JhengHei" w:hAnsi="Microsoft JhengHei" w:eastAsia="Microsoft JhengHei"/>
-        </w:rPr>
-      </w:r>
-    </w:p>
-    <w:p>
-      <w:pPr>
-        <w:ind w:left="454" w:hanging="227"/>
-      </w:pPr>
-      <w:r>
-        <w:rPr>
-          <w:rFonts w:ascii="Microsoft JhengHei" w:hAnsi="Microsoft JhengHei" w:eastAsia="Microsoft JhengHei"/>
-          <w:sz w:val="21"/>
-        </w:rPr>
-        <w:t xml:space="preserve">• </w:t>
-      </w:r>
-      <w:r>
-        <w:rPr>
-          <w:rFonts w:ascii="Microsoft JhengHei" w:hAnsi="Microsoft JhengHei" w:eastAsia="Microsoft JhengHei"/>
-          <w:b/>
-          <w:sz w:val="21"/>
-        </w:rPr>
-        <w:t>18:30</w:t>
-      </w:r>
-      <w:r>
-        <w:rPr>
-          <w:rFonts w:ascii="Microsoft JhengHei" w:hAnsi="Microsoft JhengHei" w:eastAsia="Microsoft JhengHei"/>
-          <w:sz w:val="21"/>
-        </w:rPr>
-        <w:t xml:space="preserve"> ✨ </w:t>
-      </w:r>
-      <w:r>
-        <w:rPr>
-          <w:rFonts w:ascii="Microsoft JhengHei" w:hAnsi="Microsoft JhengHei" w:eastAsia="Microsoft JhengHei"/>
-          <w:b/>
-          <w:sz w:val="21"/>
-        </w:rPr>
-        <w:t>田野廣場斜坡 + Aperol Spritz</w:t>
-      </w:r>
-      <w:r>
-        <w:rPr>
-          <w:rFonts w:ascii="Microsoft JhengHei" w:hAnsi="Microsoft JhengHei" w:eastAsia="Microsoft JhengHei"/>
-          <w:sz w:val="21"/>
-        </w:rPr>
-        <w:t>（</w:t>
-      </w:r>
-      <w:r>
-        <w:rPr>
-          <w:rFonts w:ascii="Microsoft JhengHei" w:hAnsi="Microsoft JhengHei" w:eastAsia="Microsoft JhengHei"/>
-          <w:b/>
-          <w:sz w:val="21"/>
-        </w:rPr>
-        <w:t>已跳過 Torre del Mangia</w:t>
-      </w:r>
-      <w:r>
-        <w:rPr>
-          <w:rFonts w:ascii="Microsoft JhengHei" w:hAnsi="Microsoft JhengHei" w:eastAsia="Microsoft JhengHei"/>
-          <w:sz w:val="21"/>
-        </w:rPr>
-        <w:t>）</w:t>
-      </w:r>
-    </w:p>
-    <w:p>
-      <w:pPr>
-        <w:ind w:left="454" w:hanging="227"/>
-      </w:pPr>
-      <w:r>
-        <w:rPr>
-          <w:rFonts w:ascii="Microsoft JhengHei" w:hAnsi="Microsoft JhengHei" w:eastAsia="Microsoft JhengHei"/>
-          <w:sz w:val="21"/>
-        </w:rPr>
-        <w:t>• ⚠ 原訂 18:30 登塔已</w:t>
-      </w:r>
-      <w:r>
-        <w:rPr>
-          <w:rFonts w:ascii="Microsoft JhengHei" w:hAnsi="Microsoft JhengHei" w:eastAsia="Microsoft JhengHei"/>
-          <w:b/>
-          <w:sz w:val="21"/>
-        </w:rPr>
-        <w:t>過末班</w:t>
-      </w:r>
-      <w:r>
-        <w:rPr>
-          <w:rFonts w:ascii="Microsoft JhengHei" w:hAnsi="Microsoft JhengHei" w:eastAsia="Microsoft JhengHei"/>
-          <w:sz w:val="21"/>
-        </w:rPr>
-        <w:t xml:space="preserve">（官方末班登塔 </w:t>
-      </w:r>
-      <w:r>
-        <w:rPr>
-          <w:rFonts w:ascii="Microsoft JhengHei" w:hAnsi="Microsoft JhengHei" w:eastAsia="Microsoft JhengHei"/>
-          <w:b/>
-          <w:sz w:val="21"/>
-        </w:rPr>
-        <w:t>18:00</w:t>
-      </w:r>
-      <w:r>
-        <w:rPr>
-          <w:rFonts w:ascii="Microsoft JhengHei" w:hAnsi="Microsoft JhengHei" w:eastAsia="Microsoft JhengHei"/>
-          <w:sz w:val="21"/>
-        </w:rPr>
-        <w:t>，現場排隊不能預約）</w:t>
-      </w:r>
-    </w:p>
-    <w:p>
-      <w:pPr>
-        <w:ind w:left="454" w:hanging="227"/>
-      </w:pPr>
-      <w:r>
-        <w:rPr>
-          <w:rFonts w:ascii="Microsoft JhengHei" w:hAnsi="Microsoft JhengHei" w:eastAsia="Microsoft JhengHei"/>
-          <w:sz w:val="21"/>
-        </w:rPr>
-        <w:t>• 🆕 改坐田野廣場斜坡看夕陽打在市政廳上 + Aperol Spritz — 一天已累積 600+ 階、Facciatone 已看過全景，省 400 階體力 + €10/人</w:t>
-      </w:r>
-    </w:p>
-    <w:p>
-      <w:pPr>
-        <w:ind w:left="454" w:hanging="227"/>
-      </w:pPr>
-      <w:r>
-        <w:rPr>
-          <w:rFonts w:ascii="Microsoft JhengHei" w:hAnsi="Microsoft JhengHei" w:eastAsia="Microsoft JhengHei"/>
-          <w:sz w:val="21"/>
-        </w:rPr>
-        <w:t>• 💡 全世界最美的扇形廣場，斜坡像巨大貝殼，是 Siena 最 chill 的傍晚方式</w:t>
-      </w:r>
-    </w:p>
-    <w:p>
-      <w:pPr/>
-      <w:r>
-        <w:rPr>
-          <w:rFonts w:ascii="Microsoft JhengHei" w:hAnsi="Microsoft JhengHei" w:eastAsia="Microsoft JhengHei"/>
-        </w:rPr>
-        <w:t xml:space="preserve">🛏 </w:t>
-      </w:r>
-      <w:r>
-        <w:rPr>
-          <w:rFonts w:ascii="Microsoft JhengHei" w:hAnsi="Microsoft JhengHei" w:eastAsia="Microsoft JhengHei"/>
-          <w:b/>
-        </w:rPr>
-        <w:t>住宿</w:t>
-      </w:r>
-      <w:r>
-        <w:rPr>
-          <w:rFonts w:ascii="Microsoft JhengHei" w:hAnsi="Microsoft JhengHei" w:eastAsia="Microsoft JhengHei"/>
-        </w:rPr>
-        <w:t>：Loggia Senensis, Siena</w:t>
-      </w:r>
-    </w:p>
-    <w:p>
-      <w:pPr>
-        <w:spacing w:before="40" w:after="40"/>
-        <w:pBdr>
-          <w:bottom w:val="single" w:sz="4" w:space="1" w:color="BDC3C7"/>
-        </w:pBdr>
-      </w:pPr>
-    </w:p>
-    <w:p>
-      <w:pPr>
-        <w:pStyle w:val="Heading3"/>
-      </w:pPr>
-      <w:r>
-        <w:t>Day 3｜6/16（二）— San Gimignano 一日遊</w:t>
+        <w:t>整天留在 Siena：上午 OPA 4 景點 + 午餐 + 午休 + 下午 OPA 2 景點 + 傍晚購物 + Aperol</w:t>
       </w:r>
     </w:p>
     <w:p>
@@ -2595,7 +1835,40 @@
           <w:color w:val="5D6D7E"/>
           <w:sz w:val="21"/>
         </w:rPr>
-        <w:t>「中世紀曼哈頓」— 以 14 座古塔聞名的山城</w:t>
+      </w:r>
+      <w:r>
+        <w:rPr>
+          <w:rFonts w:ascii="Microsoft JhengHei" w:hAnsi="Microsoft JhengHei" w:eastAsia="Microsoft JhengHei"/>
+          <w:b/>
+          <w:color w:val="5D6D7E"/>
+          <w:sz w:val="21"/>
+        </w:rPr>
+        <w:t>核心錨點</w:t>
+      </w:r>
+      <w:r>
+        <w:rPr>
+          <w:rFonts w:ascii="Microsoft JhengHei" w:hAnsi="Microsoft JhengHei" w:eastAsia="Microsoft JhengHei"/>
+          <w:color w:val="5D6D7E"/>
+          <w:sz w:val="21"/>
+        </w:rPr>
+        <w:t>：</w:t>
+      </w:r>
+      <w:r>
+        <w:rPr>
+          <w:rFonts w:ascii="Microsoft JhengHei" w:hAnsi="Microsoft JhengHei" w:eastAsia="Microsoft JhengHei"/>
+          <w:b/>
+          <w:color w:val="5D6D7E"/>
+          <w:sz w:val="21"/>
+        </w:rPr>
+        <w:t>10:30 PORTA del CIELO 屋頂導覽</w:t>
+      </w:r>
+      <w:r>
+        <w:rPr>
+          <w:rFonts w:ascii="Microsoft JhengHei" w:hAnsi="Microsoft JhengHei" w:eastAsia="Microsoft JhengHei"/>
+          <w:color w:val="5D6D7E"/>
+          <w:sz w:val="21"/>
+        </w:rPr>
+        <w:t>（已預訂；10:10 必須到場驗票）</w:t>
       </w:r>
     </w:p>
     <w:p>
@@ -2616,6 +1889,33 @@
         <w:rPr>
           <w:rFonts w:ascii="Microsoft JhengHei" w:hAnsi="Microsoft JhengHei" w:eastAsia="Microsoft JhengHei"/>
         </w:rPr>
+        <w:t xml:space="preserve"> — 西恩納主教座堂區域（</w:t>
+      </w:r>
+      <w:r>
+        <w:rPr>
+          <w:rFonts w:ascii="Microsoft JhengHei" w:hAnsi="Microsoft JhengHei" w:eastAsia="Microsoft JhengHei"/>
+          <w:b/>
+        </w:rPr>
+        <w:t>已完成預訂</w:t>
+      </w:r>
+      <w:r>
+        <w:rPr>
+          <w:rFonts w:ascii="Microsoft JhengHei" w:hAnsi="Microsoft JhengHei" w:eastAsia="Microsoft JhengHei"/>
+        </w:rPr>
+        <w:t>：PORTA del CIELO 全包通票 €23/張 × 5 = €115，含手續費總計 €120.65；</w:t>
+      </w:r>
+      <w:r>
+        <w:rPr>
+          <w:rFonts w:ascii="Microsoft JhengHei" w:hAnsi="Microsoft JhengHei" w:eastAsia="Microsoft JhengHei"/>
+          <w:b/>
+        </w:rPr>
+        <w:t>6/15 10:30 屋頂導覽英文場</w:t>
+      </w:r>
+      <w:r>
+        <w:rPr>
+          <w:rFonts w:ascii="Microsoft JhengHei" w:hAnsi="Microsoft JhengHei" w:eastAsia="Microsoft JhengHei"/>
+        </w:rPr>
+        <w:t>；PDF 5 張獨立 QR 票券）</w:t>
       </w:r>
     </w:p>
     <w:p>
@@ -2635,14 +1935,29 @@
           <w:b/>
           <w:sz w:val="21"/>
         </w:rPr>
-        <w:t>09:30</w:t>
-      </w:r>
-      <w:r>
-        <w:rPr>
-          <w:rFonts w:ascii="Microsoft JhengHei" w:hAnsi="Microsoft JhengHei" w:eastAsia="Microsoft JhengHei"/>
-          <w:sz w:val="21"/>
-        </w:rPr>
-        <w:t xml:space="preserve"> 出發移動</w:t>
+        <w:t>09:00 - 09:30</w:t>
+      </w:r>
+      <w:r>
+        <w:rPr>
+          <w:rFonts w:ascii="Microsoft JhengHei" w:hAnsi="Microsoft JhengHei" w:eastAsia="Microsoft JhengHei"/>
+          <w:sz w:val="21"/>
+        </w:rPr>
+        <w:t xml:space="preserve"> ☕ 早餐：</w:t>
+      </w:r>
+      <w:r>
+        <w:rPr>
+          <w:rFonts w:ascii="Microsoft JhengHei" w:hAnsi="Microsoft JhengHei" w:eastAsia="Microsoft JhengHei"/>
+          <w:b/>
+          <w:sz w:val="21"/>
+        </w:rPr>
+        <w:t>De Miccoli Antonio</w:t>
+      </w:r>
+      <w:r>
+        <w:rPr>
+          <w:rFonts w:ascii="Microsoft JhengHei" w:hAnsi="Microsoft JhengHei" w:eastAsia="Microsoft JhengHei"/>
+          <w:sz w:val="21"/>
+        </w:rPr>
+        <w:t>（Via di Città 93-95，買招牌帕尼尼當體力早餐）</w:t>
       </w:r>
     </w:p>
     <w:p>
@@ -2654,7 +1969,22 @@
           <w:rFonts w:ascii="Microsoft JhengHei" w:hAnsi="Microsoft JhengHei" w:eastAsia="Microsoft JhengHei"/>
           <w:sz w:val="21"/>
         </w:rPr>
-        <w:t>• 【交通預定】提早請房東幫忙預約計程車 Minivan 往返</w:t>
+        <w:t xml:space="preserve">• </w:t>
+      </w:r>
+      <w:r>
+        <w:rPr>
+          <w:rFonts w:ascii="Microsoft JhengHei" w:hAnsi="Microsoft JhengHei" w:eastAsia="Microsoft JhengHei"/>
+          <w:b/>
+          <w:sz w:val="21"/>
+        </w:rPr>
+        <w:t>09:30 - 09:45</w:t>
+      </w:r>
+      <w:r>
+        <w:rPr>
+          <w:rFonts w:ascii="Microsoft JhengHei" w:hAnsi="Microsoft JhengHei" w:eastAsia="Microsoft JhengHei"/>
+          <w:sz w:val="21"/>
+        </w:rPr>
+        <w:t xml:space="preserve"> 🚶 從住宿步行至主教座堂廣場（10-15 分鐘，沿 Via di San Pietro → Via dei Pellegrini）</w:t>
       </w:r>
     </w:p>
     <w:p>
@@ -2674,44 +2004,14 @@
           <w:b/>
           <w:sz w:val="21"/>
         </w:rPr>
-        <w:t>10:30</w:t>
-      </w:r>
-      <w:r>
-        <w:rPr>
-          <w:rFonts w:ascii="Microsoft JhengHei" w:hAnsi="Microsoft JhengHei" w:eastAsia="Microsoft JhengHei"/>
-          <w:sz w:val="21"/>
-        </w:rPr>
-        <w:t xml:space="preserve"> </w:t>
-      </w:r>
-      <w:r>
-        <w:rPr>
-          <w:rFonts w:ascii="Microsoft JhengHei" w:hAnsi="Microsoft JhengHei" w:eastAsia="Microsoft JhengHei"/>
-          <w:b/>
-          <w:sz w:val="21"/>
-        </w:rPr>
-        <w:t>水井廣場（Piazza della Cisterna）</w:t>
-      </w:r>
-      <w:r>
-        <w:rPr>
-          <w:rFonts w:ascii="Microsoft JhengHei" w:hAnsi="Microsoft JhengHei" w:eastAsia="Microsoft JhengHei"/>
-          <w:sz w:val="21"/>
-        </w:rPr>
-        <w:t xml:space="preserve"> → </w:t>
-      </w:r>
-      <w:r>
-        <w:rPr>
-          <w:rFonts w:ascii="Microsoft JhengHei" w:hAnsi="Microsoft JhengHei" w:eastAsia="Microsoft JhengHei"/>
-          <w:b/>
-          <w:sz w:val="21"/>
-        </w:rPr>
-        <w:t>主教座堂（Duomo）</w:t>
-      </w:r>
-      <w:r>
-        <w:rPr>
-          <w:rFonts w:ascii="Microsoft JhengHei" w:hAnsi="Microsoft JhengHei" w:eastAsia="Microsoft JhengHei"/>
-          <w:sz w:val="21"/>
-        </w:rPr>
-        <w:t xml:space="preserve"> — 門票 ~€5（賞壁畫）</w:t>
+        <w:t>09:45 - 10:10</w:t>
+      </w:r>
+      <w:r>
+        <w:rPr>
+          <w:rFonts w:ascii="Microsoft JhengHei" w:hAnsi="Microsoft JhengHei" w:eastAsia="Microsoft JhengHei"/>
+          <w:sz w:val="21"/>
+        </w:rPr>
+        <w:t xml:space="preserve"> 🏛 抵達 Piazza del Duomo + 主教座堂正立面外觀拍照（金色晨光時段）</w:t>
       </w:r>
     </w:p>
     <w:p>
@@ -2723,7 +2023,22 @@
           <w:rFonts w:ascii="Microsoft JhengHei" w:hAnsi="Microsoft JhengHei" w:eastAsia="Microsoft JhengHei"/>
           <w:sz w:val="21"/>
         </w:rPr>
-        <w:t>• 💡 水井廣場中央有 1287 年古井，四周中世紀石塔和暖色老房子美到像電影場景；教堂外觀樸素，但一推門進去整面牆的中世紀濕壁畫會讓你震撼，堪稱小鎮裡的西斯汀禮拜堂</w:t>
+        <w:t xml:space="preserve">• ⚠ </w:t>
+      </w:r>
+      <w:r>
+        <w:rPr>
+          <w:rFonts w:ascii="Microsoft JhengHei" w:hAnsi="Microsoft JhengHei" w:eastAsia="Microsoft JhengHei"/>
+          <w:b/>
+          <w:sz w:val="21"/>
+        </w:rPr>
+        <w:t>不要走錯到 Santa Maria della Scala</w:t>
+      </w:r>
+      <w:r>
+        <w:rPr>
+          <w:rFonts w:ascii="Microsoft JhengHei" w:hAnsi="Microsoft JhengHei" w:eastAsia="Microsoft JhengHei"/>
+          <w:sz w:val="21"/>
+        </w:rPr>
+        <w:t>（廣場正對面、台階下的另一棟博物館，常被搞混）</w:t>
       </w:r>
     </w:p>
     <w:p>
@@ -2735,6 +2050,18 @@
           <w:rFonts w:ascii="Microsoft JhengHei" w:hAnsi="Microsoft JhengHei" w:eastAsia="Microsoft JhengHei"/>
           <w:sz w:val="21"/>
         </w:rPr>
+        <w:t>• ⚠ 廁所在此時段之前先解決（屋頂無廁所）</w:t>
+      </w:r>
+    </w:p>
+    <w:p>
+      <w:pPr>
+        <w:ind w:left="454" w:hanging="227"/>
+      </w:pPr>
+      <w:r>
+        <w:rPr>
+          <w:rFonts w:ascii="Microsoft JhengHei" w:hAnsi="Microsoft JhengHei" w:eastAsia="Microsoft JhengHei"/>
+          <w:sz w:val="21"/>
+        </w:rPr>
         <w:t xml:space="preserve">• </w:t>
       </w:r>
       <w:r>
@@ -2743,44 +2070,29 @@
           <w:b/>
           <w:sz w:val="21"/>
         </w:rPr>
-        <w:t>11:00</w:t>
-      </w:r>
-      <w:r>
-        <w:rPr>
-          <w:rFonts w:ascii="Microsoft JhengHei" w:hAnsi="Microsoft JhengHei" w:eastAsia="Microsoft JhengHei"/>
-          <w:sz w:val="21"/>
-        </w:rPr>
-        <w:t xml:space="preserve"> </w:t>
-      </w:r>
-      <w:r>
-        <w:rPr>
-          <w:rFonts w:ascii="Microsoft JhengHei" w:hAnsi="Microsoft JhengHei" w:eastAsia="Microsoft JhengHei"/>
-          <w:b/>
-          <w:sz w:val="21"/>
-        </w:rPr>
-        <w:t>市政宮（Palazzo Comunale）</w:t>
-      </w:r>
-      <w:r>
-        <w:rPr>
-          <w:rFonts w:ascii="Microsoft JhengHei" w:hAnsi="Microsoft JhengHei" w:eastAsia="Microsoft JhengHei"/>
-          <w:sz w:val="21"/>
-        </w:rPr>
-        <w:t xml:space="preserve"> — 門票 → </w:t>
-      </w:r>
-      <w:r>
-        <w:rPr>
-          <w:rFonts w:ascii="Microsoft JhengHei" w:hAnsi="Microsoft JhengHei" w:eastAsia="Microsoft JhengHei"/>
-          <w:b/>
-          <w:sz w:val="21"/>
-        </w:rPr>
-        <w:t>Torre Grossa 塔樓</w:t>
-      </w:r>
-      <w:r>
-        <w:rPr>
-          <w:rFonts w:ascii="Microsoft JhengHei" w:hAnsi="Microsoft JhengHei" w:eastAsia="Microsoft JhengHei"/>
-          <w:sz w:val="21"/>
-        </w:rPr>
-        <w:t xml:space="preserve"> — 門票 ~€9（登頂約 30 分鐘）</w:t>
+        <w:t>10:10</w:t>
+      </w:r>
+      <w:r>
+        <w:rPr>
+          <w:rFonts w:ascii="Microsoft JhengHei" w:hAnsi="Microsoft JhengHei" w:eastAsia="Microsoft JhengHei"/>
+          <w:sz w:val="21"/>
+        </w:rPr>
+        <w:t xml:space="preserve"> 🎫 抵達主教座堂正門驗票 — </w:t>
+      </w:r>
+      <w:r>
+        <w:rPr>
+          <w:rFonts w:ascii="Microsoft JhengHei" w:hAnsi="Microsoft JhengHei" w:eastAsia="Microsoft JhengHei"/>
+          <w:b/>
+          <w:sz w:val="21"/>
+        </w:rPr>
+        <w:t>依現場人員指示集合於 Porta del Cielo 螺旋樓梯入口</w:t>
+      </w:r>
+      <w:r>
+        <w:rPr>
+          <w:rFonts w:ascii="Microsoft JhengHei" w:hAnsi="Microsoft JhengHei" w:eastAsia="Microsoft JhengHei"/>
+          <w:sz w:val="21"/>
+        </w:rPr>
+        <w:t>（位於正門內側專屬集合點；網路資料對左/右翼說法不一，請以現場為準）</w:t>
       </w:r>
     </w:p>
     <w:p>
@@ -2792,7 +2104,355 @@
           <w:rFonts w:ascii="Microsoft JhengHei" w:hAnsi="Microsoft JhengHei" w:eastAsia="Microsoft JhengHei"/>
           <w:sz w:val="21"/>
         </w:rPr>
-        <w:t>• 💡 San Gimignano 唯一開放登頂的塔樓，也是全城最高（54 公尺），登頂後 360 度俯瞰古塔群和一望無際的葡萄園</w:t>
+        <w:t>• ⚠ 手機亮度調最高出示 PDF 票券 QR Code；建議帶護照影本備查</w:t>
+      </w:r>
+    </w:p>
+    <w:p>
+      <w:pPr>
+        <w:ind w:left="454" w:hanging="227"/>
+      </w:pPr>
+      <w:r>
+        <w:rPr>
+          <w:rFonts w:ascii="Microsoft JhengHei" w:hAnsi="Microsoft JhengHei" w:eastAsia="Microsoft JhengHei"/>
+          <w:sz w:val="21"/>
+        </w:rPr>
+        <w:t>• ⚠ 大型背包、雨傘、登山杖必須寄存</w:t>
+      </w:r>
+    </w:p>
+    <w:p>
+      <w:pPr>
+        <w:ind w:left="454" w:hanging="227"/>
+      </w:pPr>
+      <w:r>
+        <w:rPr>
+          <w:rFonts w:ascii="Microsoft JhengHei" w:hAnsi="Microsoft JhengHei" w:eastAsia="Microsoft JhengHei"/>
+          <w:sz w:val="21"/>
+        </w:rPr>
+        <w:t xml:space="preserve">• </w:t>
+      </w:r>
+      <w:r>
+        <w:rPr>
+          <w:rFonts w:ascii="Microsoft JhengHei" w:hAnsi="Microsoft JhengHei" w:eastAsia="Microsoft JhengHei"/>
+          <w:b/>
+          <w:sz w:val="21"/>
+        </w:rPr>
+        <w:t>10:30 - 11:00</w:t>
+      </w:r>
+      <w:r>
+        <w:rPr>
+          <w:rFonts w:ascii="Microsoft JhengHei" w:hAnsi="Microsoft JhengHei" w:eastAsia="Microsoft JhengHei"/>
+          <w:sz w:val="21"/>
+        </w:rPr>
+        <w:t xml:space="preserve"> 🆙 </w:t>
+      </w:r>
+      <w:r>
+        <w:rPr>
+          <w:rFonts w:ascii="Microsoft JhengHei" w:hAnsi="Microsoft JhengHei" w:eastAsia="Microsoft JhengHei"/>
+          <w:b/>
+          <w:sz w:val="21"/>
+        </w:rPr>
+        <w:t>第一站：Porta del Cielo 屋頂導覽</w:t>
+      </w:r>
+      <w:r>
+        <w:rPr>
+          <w:rFonts w:ascii="Microsoft JhengHei" w:hAnsi="Microsoft JhengHei" w:eastAsia="Microsoft JhengHei"/>
+          <w:sz w:val="21"/>
+        </w:rPr>
+        <w:t xml:space="preserve"> 🎫（30 分鐘英語場，</w:t>
+      </w:r>
+      <w:r>
+        <w:rPr>
+          <w:rFonts w:ascii="Microsoft JhengHei" w:hAnsi="Microsoft JhengHei" w:eastAsia="Microsoft JhengHei"/>
+          <w:b/>
+          <w:sz w:val="21"/>
+        </w:rPr>
+        <w:t>現場人員陪同帶領 timed escorted visit，非完整藝術史導覽</w:t>
+      </w:r>
+      <w:r>
+        <w:rPr>
+          <w:rFonts w:ascii="Microsoft JhengHei" w:hAnsi="Microsoft JhengHei" w:eastAsia="Microsoft JhengHei"/>
+          <w:sz w:val="21"/>
+        </w:rPr>
+        <w:t>）</w:t>
+      </w:r>
+    </w:p>
+    <w:p>
+      <w:pPr>
+        <w:ind w:left="454" w:hanging="227"/>
+      </w:pPr>
+      <w:r>
+        <w:rPr>
+          <w:rFonts w:ascii="Microsoft JhengHei" w:hAnsi="Microsoft JhengHei" w:eastAsia="Microsoft JhengHei"/>
+          <w:sz w:val="21"/>
+        </w:rPr>
+        <w:t>• 看點：星空藍金穹頂近距離 + 14 世紀彩繪玻璃內側 + 拱頂內部結構 + 正立面陽台俯瞰廣場</w:t>
+      </w:r>
+    </w:p>
+    <w:p>
+      <w:pPr>
+        <w:ind w:left="454" w:hanging="227"/>
+      </w:pPr>
+      <w:r>
+        <w:rPr>
+          <w:rFonts w:ascii="Microsoft JhengHei" w:hAnsi="Microsoft JhengHei" w:eastAsia="Microsoft JhengHei"/>
+          <w:sz w:val="21"/>
+        </w:rPr>
+        <w:t xml:space="preserve">• </w:t>
+      </w:r>
+      <w:r>
+        <w:rPr>
+          <w:rFonts w:ascii="Microsoft JhengHei" w:hAnsi="Microsoft JhengHei" w:eastAsia="Microsoft JhengHei"/>
+          <w:b/>
+          <w:sz w:val="21"/>
+        </w:rPr>
+        <w:t>結束時通常回到主教座堂內部主層</w:t>
+      </w:r>
+      <w:r>
+        <w:rPr>
+          <w:rFonts w:ascii="Microsoft JhengHei" w:hAnsi="Microsoft JhengHei" w:eastAsia="Microsoft JhengHei"/>
+          <w:sz w:val="21"/>
+        </w:rPr>
+        <w:t>，若現場動線未改可直接接續自由參觀（不需重新排隊）</w:t>
+      </w:r>
+    </w:p>
+    <w:p>
+      <w:pPr>
+        <w:ind w:left="454" w:hanging="227"/>
+      </w:pPr>
+      <w:r>
+        <w:rPr>
+          <w:rFonts w:ascii="Microsoft JhengHei" w:hAnsi="Microsoft JhengHei" w:eastAsia="Microsoft JhengHei"/>
+          <w:sz w:val="21"/>
+        </w:rPr>
+        <w:t>• ⚠ 屋頂爬約 80-100 階上下窄陡石梯（第三方資料 70-80/85/100+ 階說法不一），恐高或膝蓋不適者可放棄</w:t>
+      </w:r>
+    </w:p>
+    <w:p>
+      <w:pPr>
+        <w:ind w:left="454" w:hanging="227"/>
+      </w:pPr>
+      <w:r>
+        <w:rPr>
+          <w:rFonts w:ascii="Microsoft JhengHei" w:hAnsi="Microsoft JhengHei" w:eastAsia="Microsoft JhengHei"/>
+          <w:sz w:val="21"/>
+        </w:rPr>
+        <w:t xml:space="preserve">• </w:t>
+      </w:r>
+      <w:r>
+        <w:rPr>
+          <w:rFonts w:ascii="Microsoft JhengHei" w:hAnsi="Microsoft JhengHei" w:eastAsia="Microsoft JhengHei"/>
+          <w:b/>
+          <w:sz w:val="21"/>
+        </w:rPr>
+        <w:t>11:00 - 12:00</w:t>
+      </w:r>
+      <w:r>
+        <w:rPr>
+          <w:rFonts w:ascii="Microsoft JhengHei" w:hAnsi="Microsoft JhengHei" w:eastAsia="Microsoft JhengHei"/>
+          <w:sz w:val="21"/>
+        </w:rPr>
+        <w:t xml:space="preserve"> 🏛 </w:t>
+      </w:r>
+      <w:r>
+        <w:rPr>
+          <w:rFonts w:ascii="Microsoft JhengHei" w:hAnsi="Microsoft JhengHei" w:eastAsia="Microsoft JhengHei"/>
+          <w:b/>
+          <w:sz w:val="21"/>
+        </w:rPr>
+        <w:t>第二站：主教座堂內部 + Piccolomini 圖書館</w:t>
+      </w:r>
+      <w:r>
+        <w:rPr>
+          <w:rFonts w:ascii="Microsoft JhengHei" w:hAnsi="Microsoft JhengHei" w:eastAsia="Microsoft JhengHei"/>
+          <w:sz w:val="21"/>
+        </w:rPr>
+        <w:t>（60 分鐘，無縫接續）</w:t>
+      </w:r>
+    </w:p>
+    <w:p>
+      <w:pPr>
+        <w:ind w:left="454" w:hanging="227"/>
+      </w:pPr>
+      <w:r>
+        <w:rPr>
+          <w:rFonts w:ascii="Microsoft JhengHei" w:hAnsi="Microsoft JhengHei" w:eastAsia="Microsoft JhengHei"/>
+          <w:sz w:val="21"/>
+        </w:rPr>
+        <w:t>• 教堂：星空穹頂 + 黑白條紋柱、Pisano 講道壇（屠殺嬰孩浮雕）、Donatello 銅像（缺右前臂）、Michelangelo 4 尊聖人、Bernini 奇吉禮拜堂</w:t>
+      </w:r>
+    </w:p>
+    <w:p>
+      <w:pPr>
+        <w:ind w:left="454" w:hanging="227"/>
+      </w:pPr>
+      <w:r>
+        <w:rPr>
+          <w:rFonts w:ascii="Microsoft JhengHei" w:hAnsi="Microsoft JhengHei" w:eastAsia="Microsoft JhengHei"/>
+          <w:sz w:val="21"/>
+        </w:rPr>
+        <w:t xml:space="preserve">• </w:t>
+      </w:r>
+      <w:r>
+        <w:rPr>
+          <w:rFonts w:ascii="Microsoft JhengHei" w:hAnsi="Microsoft JhengHei" w:eastAsia="Microsoft JhengHei"/>
+          <w:b/>
+          <w:sz w:val="21"/>
+        </w:rPr>
+        <w:t>Piccolomini 圖書館</w:t>
+      </w:r>
+      <w:r>
+        <w:rPr>
+          <w:rFonts w:ascii="Microsoft JhengHei" w:hAnsi="Microsoft JhengHei" w:eastAsia="Microsoft JhengHei"/>
+          <w:sz w:val="21"/>
+        </w:rPr>
+        <w:t>（左側殿中段）：Pinturicchio 10 幅大型場景畫（庇護二世生平）、20 歲 Raphael 參與底稿、三美神雕像、怪誕風格天頂</w:t>
+      </w:r>
+    </w:p>
+    <w:p>
+      <w:pPr>
+        <w:ind w:left="454" w:hanging="227"/>
+      </w:pPr>
+      <w:r>
+        <w:rPr>
+          <w:rFonts w:ascii="Microsoft JhengHei" w:hAnsi="Microsoft JhengHei" w:eastAsia="Microsoft JhengHei"/>
+          <w:sz w:val="21"/>
+        </w:rPr>
+        <w:t>• ⚠ 6/15 是「</w:t>
+      </w:r>
+      <w:r>
+        <w:rPr>
+          <w:rFonts w:ascii="Microsoft JhengHei" w:hAnsi="Microsoft JhengHei" w:eastAsia="Microsoft JhengHei"/>
+          <w:b/>
+          <w:sz w:val="21"/>
+        </w:rPr>
+        <w:t>地板覆蓋保護期</w:t>
+      </w:r>
+      <w:r>
+        <w:rPr>
+          <w:rFonts w:ascii="Microsoft JhengHei" w:hAnsi="Microsoft JhengHei" w:eastAsia="Microsoft JhengHei"/>
+          <w:sz w:val="21"/>
+        </w:rPr>
+        <w:t>」(揭幕從 6/27 起，2026 全面開放期 6/27-7/31、8/18-11/15；11/1 起冬季縮短時間)，看不到 56 幅鑲嵌畫精華；好處是人潮比 6/27 後少很多</w:t>
+      </w:r>
+    </w:p>
+    <w:p>
+      <w:pPr>
+        <w:ind w:left="454" w:hanging="227"/>
+      </w:pPr>
+      <w:r>
+        <w:rPr>
+          <w:rFonts w:ascii="Microsoft JhengHei" w:hAnsi="Microsoft JhengHei" w:eastAsia="Microsoft JhengHei"/>
+          <w:sz w:val="21"/>
+        </w:rPr>
+        <w:t xml:space="preserve">• </w:t>
+      </w:r>
+      <w:r>
+        <w:rPr>
+          <w:rFonts w:ascii="Microsoft JhengHei" w:hAnsi="Microsoft JhengHei" w:eastAsia="Microsoft JhengHei"/>
+          <w:b/>
+          <w:sz w:val="21"/>
+        </w:rPr>
+        <w:t>12:00 - 12:20</w:t>
+      </w:r>
+      <w:r>
+        <w:rPr>
+          <w:rFonts w:ascii="Microsoft JhengHei" w:hAnsi="Microsoft JhengHei" w:eastAsia="Microsoft JhengHei"/>
+          <w:sz w:val="21"/>
+        </w:rPr>
+        <w:t xml:space="preserve"> 🏛 </w:t>
+      </w:r>
+      <w:r>
+        <w:rPr>
+          <w:rFonts w:ascii="Microsoft JhengHei" w:hAnsi="Microsoft JhengHei" w:eastAsia="Microsoft JhengHei"/>
+          <w:b/>
+          <w:sz w:val="21"/>
+        </w:rPr>
+        <w:t>第三站：地穴（Cripta）</w:t>
+      </w:r>
+      <w:r>
+        <w:rPr>
+          <w:rFonts w:ascii="Microsoft JhengHei" w:hAnsi="Microsoft JhengHei" w:eastAsia="Microsoft JhengHei"/>
+          <w:sz w:val="21"/>
+        </w:rPr>
+        <w:t>（約 20 分鐘）</w:t>
+      </w:r>
+    </w:p>
+    <w:p>
+      <w:pPr>
+        <w:ind w:left="454" w:hanging="227"/>
+      </w:pPr>
+      <w:r>
+        <w:rPr>
+          <w:rFonts w:ascii="Microsoft JhengHei" w:hAnsi="Microsoft JhengHei" w:eastAsia="Microsoft JhengHei"/>
+          <w:sz w:val="21"/>
+        </w:rPr>
+        <w:t>• 從教堂東側出，走 2 分鐘到 Piazza San Giovanni</w:t>
+      </w:r>
+    </w:p>
+    <w:p>
+      <w:pPr>
+        <w:ind w:left="454" w:hanging="227"/>
+      </w:pPr>
+      <w:r>
+        <w:rPr>
+          <w:rFonts w:ascii="Microsoft JhengHei" w:hAnsi="Microsoft JhengHei" w:eastAsia="Microsoft JhengHei"/>
+          <w:sz w:val="21"/>
+        </w:rPr>
+        <w:t>• 1999 年才被意外發現的 13 世紀濕壁畫考古寶藏</w:t>
+      </w:r>
+    </w:p>
+    <w:p>
+      <w:pPr>
+        <w:ind w:left="454" w:hanging="227"/>
+      </w:pPr>
+      <w:r>
+        <w:rPr>
+          <w:rFonts w:ascii="Microsoft JhengHei" w:hAnsi="Microsoft JhengHei" w:eastAsia="Microsoft JhengHei"/>
+          <w:sz w:val="21"/>
+        </w:rPr>
+        <w:t xml:space="preserve">• </w:t>
+      </w:r>
+      <w:r>
+        <w:rPr>
+          <w:rFonts w:ascii="Microsoft JhengHei" w:hAnsi="Microsoft JhengHei" w:eastAsia="Microsoft JhengHei"/>
+          <w:b/>
+          <w:sz w:val="21"/>
+        </w:rPr>
+        <w:t>12:20 - 12:45</w:t>
+      </w:r>
+      <w:r>
+        <w:rPr>
+          <w:rFonts w:ascii="Microsoft JhengHei" w:hAnsi="Microsoft JhengHei" w:eastAsia="Microsoft JhengHei"/>
+          <w:sz w:val="21"/>
+        </w:rPr>
+        <w:t xml:space="preserve"> 🏛 </w:t>
+      </w:r>
+      <w:r>
+        <w:rPr>
+          <w:rFonts w:ascii="Microsoft JhengHei" w:hAnsi="Microsoft JhengHei" w:eastAsia="Microsoft JhengHei"/>
+          <w:b/>
+          <w:sz w:val="21"/>
+        </w:rPr>
+        <w:t>第四站：洗禮堂（Battistero di San Giovanni）</w:t>
+      </w:r>
+      <w:r>
+        <w:rPr>
+          <w:rFonts w:ascii="Microsoft JhengHei" w:hAnsi="Microsoft JhengHei" w:eastAsia="Microsoft JhengHei"/>
+          <w:sz w:val="21"/>
+        </w:rPr>
+        <w:t>（約 25 分鐘，緊鄰地穴下方）</w:t>
+      </w:r>
+    </w:p>
+    <w:p>
+      <w:pPr>
+        <w:ind w:left="454" w:hanging="227"/>
+      </w:pPr>
+      <w:r>
+        <w:rPr>
+          <w:rFonts w:ascii="Microsoft JhengHei" w:hAnsi="Microsoft JhengHei" w:eastAsia="Microsoft JhengHei"/>
+          <w:sz w:val="21"/>
+        </w:rPr>
+        <w:t>• 六角形洗禮池：Donatello「希律王宴席」雙點透視神作、Ghiberti「基督的洗禮」stiacciato 扁壓浮雕、Donatello 信德/望德雕像</w:t>
       </w:r>
     </w:p>
     <w:p>
@@ -2832,29 +2492,56 @@
           <w:b/>
           <w:sz w:val="21"/>
         </w:rPr>
-        <w:t>12:30</w:t>
-      </w:r>
-      <w:r>
-        <w:rPr>
-          <w:rFonts w:ascii="Microsoft JhengHei" w:hAnsi="Microsoft JhengHei" w:eastAsia="Microsoft JhengHei"/>
-          <w:sz w:val="21"/>
-        </w:rPr>
-        <w:t xml:space="preserve"> </w:t>
-      </w:r>
-      <w:r>
-        <w:rPr>
-          <w:rFonts w:ascii="Microsoft JhengHei" w:hAnsi="Microsoft JhengHei" w:eastAsia="Microsoft JhengHei"/>
-          <w:b/>
-          <w:sz w:val="21"/>
-        </w:rPr>
-        <w:t>Bar Ristorante Boboli</w:t>
-      </w:r>
-      <w:r>
-        <w:rPr>
-          <w:rFonts w:ascii="Microsoft JhengHei" w:hAnsi="Microsoft JhengHei" w:eastAsia="Microsoft JhengHei"/>
-          <w:sz w:val="21"/>
-        </w:rPr>
-        <w:t>（朝聖 Nana Tour）</w:t>
+        <w:t>12:45 - 13:15</w:t>
+      </w:r>
+      <w:r>
+        <w:rPr>
+          <w:rFonts w:ascii="Microsoft JhengHei" w:hAnsi="Microsoft JhengHei" w:eastAsia="Microsoft JhengHei"/>
+          <w:sz w:val="21"/>
+        </w:rPr>
+        <w:t xml:space="preserve"> 🚶 走到 Osteria Il Grattacielo + 預留 buffer（廁所/找路/5 人團拖延）</w:t>
+      </w:r>
+    </w:p>
+    <w:p>
+      <w:pPr>
+        <w:ind w:left="454" w:hanging="227"/>
+      </w:pPr>
+      <w:r>
+        <w:rPr>
+          <w:rFonts w:ascii="Microsoft JhengHei" w:hAnsi="Microsoft JhengHei" w:eastAsia="Microsoft JhengHei"/>
+          <w:sz w:val="21"/>
+        </w:rPr>
+        <w:t xml:space="preserve">• </w:t>
+      </w:r>
+      <w:r>
+        <w:rPr>
+          <w:rFonts w:ascii="Microsoft JhengHei" w:hAnsi="Microsoft JhengHei" w:eastAsia="Microsoft JhengHei"/>
+          <w:b/>
+          <w:sz w:val="21"/>
+        </w:rPr>
+        <w:t>13:15 - 14:30</w:t>
+      </w:r>
+      <w:r>
+        <w:rPr>
+          <w:rFonts w:ascii="Microsoft JhengHei" w:hAnsi="Microsoft JhengHei" w:eastAsia="Microsoft JhengHei"/>
+          <w:sz w:val="21"/>
+        </w:rPr>
+        <w:t xml:space="preserve"> 🍽 </w:t>
+      </w:r>
+      <w:r>
+        <w:rPr>
+          <w:rFonts w:ascii="Microsoft JhengHei" w:hAnsi="Microsoft JhengHei" w:eastAsia="Microsoft JhengHei"/>
+          <w:b/>
+          <w:sz w:val="21"/>
+        </w:rPr>
+        <w:t>Osteria Il Grattacielo</w:t>
+      </w:r>
+      <w:r>
+        <w:rPr>
+          <w:rFonts w:ascii="Microsoft JhengHei" w:hAnsi="Microsoft JhengHei" w:eastAsia="Microsoft JhengHei"/>
+          <w:sz w:val="21"/>
+        </w:rPr>
+        <w:t>（在地老牌草根餐館，步行 5 分鐘抵達）</w:t>
       </w:r>
     </w:p>
     <w:p>
@@ -2869,7 +2556,7 @@
           <w:rFonts w:ascii="Microsoft JhengHei" w:hAnsi="Microsoft JhengHei" w:eastAsia="Microsoft JhengHei"/>
           <w:b/>
         </w:rPr>
-        <w:t>下午</w:t>
+        <w:t>下午 — 午休 + OPA 後半段</w:t>
       </w:r>
       <w:r>
         <w:rPr>
@@ -2894,29 +2581,14 @@
           <w:b/>
           <w:sz w:val="21"/>
         </w:rPr>
-        <w:t>14:30</w:t>
-      </w:r>
-      <w:r>
-        <w:rPr>
-          <w:rFonts w:ascii="Microsoft JhengHei" w:hAnsi="Microsoft JhengHei" w:eastAsia="Microsoft JhengHei"/>
-          <w:sz w:val="21"/>
-        </w:rPr>
-        <w:t xml:space="preserve"> </w:t>
-      </w:r>
-      <w:r>
-        <w:rPr>
-          <w:rFonts w:ascii="Microsoft JhengHei" w:hAnsi="Microsoft JhengHei" w:eastAsia="Microsoft JhengHei"/>
-          <w:b/>
-          <w:sz w:val="21"/>
-        </w:rPr>
-        <w:t>Gelateria Dondoli</w:t>
-      </w:r>
-      <w:r>
-        <w:rPr>
-          <w:rFonts w:ascii="Microsoft JhengHei" w:hAnsi="Microsoft JhengHei" w:eastAsia="Microsoft JhengHei"/>
-          <w:sz w:val="21"/>
-        </w:rPr>
-        <w:t>（世界第一冰淇淋）</w:t>
+        <w:t>14:30 - 16:00</w:t>
+      </w:r>
+      <w:r>
+        <w:rPr>
+          <w:rFonts w:ascii="Microsoft JhengHei" w:hAnsi="Microsoft JhengHei" w:eastAsia="Microsoft JhengHei"/>
+          <w:sz w:val="21"/>
+        </w:rPr>
+        <w:t xml:space="preserve"> 💤 回住宿休息（避開烈日 + 店家午休時段）</w:t>
       </w:r>
     </w:p>
     <w:p>
@@ -2936,29 +2608,198 @@
           <w:b/>
           <w:sz w:val="21"/>
         </w:rPr>
-        <w:t>15:00</w:t>
-      </w:r>
-      <w:r>
-        <w:rPr>
-          <w:rFonts w:ascii="Microsoft JhengHei" w:hAnsi="Microsoft JhengHei" w:eastAsia="Microsoft JhengHei"/>
-          <w:sz w:val="21"/>
-        </w:rPr>
-        <w:t xml:space="preserve"> </w:t>
-      </w:r>
-      <w:r>
-        <w:rPr>
-          <w:rFonts w:ascii="Microsoft JhengHei" w:hAnsi="Microsoft JhengHei" w:eastAsia="Microsoft JhengHei"/>
-          <w:b/>
-          <w:sz w:val="21"/>
-        </w:rPr>
-        <w:t>Maria's Pelletterie</w:t>
-      </w:r>
-      <w:r>
-        <w:rPr>
-          <w:rFonts w:ascii="Microsoft JhengHei" w:hAnsi="Microsoft JhengHei" w:eastAsia="Microsoft JhengHei"/>
-          <w:sz w:val="21"/>
-        </w:rPr>
-        <w:t>（珉奎同款包店）</w:t>
+        <w:t>16:00 - 16:45</w:t>
+      </w:r>
+      <w:r>
+        <w:rPr>
+          <w:rFonts w:ascii="Microsoft JhengHei" w:hAnsi="Microsoft JhengHei" w:eastAsia="Microsoft JhengHei"/>
+          <w:sz w:val="21"/>
+        </w:rPr>
+        <w:t xml:space="preserve"> 🖼 </w:t>
+      </w:r>
+      <w:r>
+        <w:rPr>
+          <w:rFonts w:ascii="Microsoft JhengHei" w:hAnsi="Microsoft JhengHei" w:eastAsia="Microsoft JhengHei"/>
+          <w:b/>
+          <w:sz w:val="21"/>
+        </w:rPr>
+        <w:t>第五站：主教座堂博物館（Museo dell'Opera del Duomo）</w:t>
+      </w:r>
+      <w:r>
+        <w:rPr>
+          <w:rFonts w:ascii="Microsoft JhengHei" w:hAnsi="Microsoft JhengHei" w:eastAsia="Microsoft JhengHei"/>
+          <w:sz w:val="21"/>
+        </w:rPr>
+        <w:t>（45 分鐘）</w:t>
+      </w:r>
+    </w:p>
+    <w:p>
+      <w:pPr>
+        <w:ind w:left="454" w:hanging="227"/>
+      </w:pPr>
+      <w:r>
+        <w:rPr>
+          <w:rFonts w:ascii="Microsoft JhengHei" w:hAnsi="Microsoft JhengHei" w:eastAsia="Microsoft JhengHei"/>
+          <w:sz w:val="21"/>
+        </w:rPr>
+        <w:t xml:space="preserve">• </w:t>
+      </w:r>
+      <w:r>
+        <w:rPr>
+          <w:rFonts w:ascii="Microsoft JhengHei" w:hAnsi="Microsoft JhengHei" w:eastAsia="Microsoft JhengHei"/>
+          <w:b/>
+          <w:sz w:val="21"/>
+        </w:rPr>
+        <w:t>必看：Duccio《Maestà》真跡</w:t>
+      </w:r>
+      <w:r>
+        <w:rPr>
+          <w:rFonts w:ascii="Microsoft JhengHei" w:hAnsi="Microsoft JhengHei" w:eastAsia="Microsoft JhengHei"/>
+          <w:sz w:val="21"/>
+        </w:rPr>
+        <w:t>（1308-1311，5×4.9m 巨型雙面祭壇畫，Siena 藝術史最重要單一作品）</w:t>
+      </w:r>
+    </w:p>
+    <w:p>
+      <w:pPr>
+        <w:ind w:left="454" w:hanging="227"/>
+      </w:pPr>
+      <w:r>
+        <w:rPr>
+          <w:rFonts w:ascii="Microsoft JhengHei" w:hAnsi="Microsoft JhengHei" w:eastAsia="Microsoft JhengHei"/>
+          <w:sz w:val="21"/>
+        </w:rPr>
+        <w:t>• Giovanni Pisano 原始外牆雕像真跡（外面是複製品）、Donatello《Madonna del Perdono》</w:t>
+      </w:r>
+    </w:p>
+    <w:p>
+      <w:pPr>
+        <w:ind w:left="454" w:hanging="227"/>
+      </w:pPr>
+      <w:r>
+        <w:rPr>
+          <w:rFonts w:ascii="Microsoft JhengHei" w:hAnsi="Microsoft JhengHei" w:eastAsia="Microsoft JhengHei"/>
+          <w:sz w:val="21"/>
+        </w:rPr>
+        <w:t>• ⚠ 有冷氣、有電梯、有沙發 — 完美避暑充電站</w:t>
+      </w:r>
+    </w:p>
+    <w:p>
+      <w:pPr>
+        <w:ind w:left="454" w:hanging="227"/>
+      </w:pPr>
+      <w:r>
+        <w:rPr>
+          <w:rFonts w:ascii="Microsoft JhengHei" w:hAnsi="Microsoft JhengHei" w:eastAsia="Microsoft JhengHei"/>
+          <w:sz w:val="21"/>
+        </w:rPr>
+        <w:t xml:space="preserve">• </w:t>
+      </w:r>
+      <w:r>
+        <w:rPr>
+          <w:rFonts w:ascii="Microsoft JhengHei" w:hAnsi="Microsoft JhengHei" w:eastAsia="Microsoft JhengHei"/>
+          <w:b/>
+          <w:sz w:val="21"/>
+        </w:rPr>
+        <w:t>16:45 - 17:30</w:t>
+      </w:r>
+      <w:r>
+        <w:rPr>
+          <w:rFonts w:ascii="Microsoft JhengHei" w:hAnsi="Microsoft JhengHei" w:eastAsia="Microsoft JhengHei"/>
+          <w:sz w:val="21"/>
+        </w:rPr>
+        <w:t xml:space="preserve"> 🆙 </w:t>
+      </w:r>
+      <w:r>
+        <w:rPr>
+          <w:rFonts w:ascii="Microsoft JhengHei" w:hAnsi="Microsoft JhengHei" w:eastAsia="Microsoft JhengHei"/>
+          <w:b/>
+          <w:sz w:val="21"/>
+        </w:rPr>
+        <w:t>第六站：Facciatone（新主教座堂未完成大立面觀景台）</w:t>
+      </w:r>
+      <w:r>
+        <w:rPr>
+          <w:rFonts w:ascii="Microsoft JhengHei" w:hAnsi="Microsoft JhengHei" w:eastAsia="Microsoft JhengHei"/>
+          <w:sz w:val="21"/>
+        </w:rPr>
+        <w:t>（約 45 分鐘）</w:t>
+      </w:r>
+    </w:p>
+    <w:p>
+      <w:pPr>
+        <w:ind w:left="454" w:hanging="227"/>
+      </w:pPr>
+      <w:r>
+        <w:rPr>
+          <w:rFonts w:ascii="Microsoft JhengHei" w:hAnsi="Microsoft JhengHei" w:eastAsia="Microsoft JhengHei"/>
+          <w:sz w:val="21"/>
+        </w:rPr>
+        <w:t xml:space="preserve">• </w:t>
+      </w:r>
+      <w:r>
+        <w:rPr>
+          <w:rFonts w:ascii="Microsoft JhengHei" w:hAnsi="Microsoft JhengHei" w:eastAsia="Microsoft JhengHei"/>
+          <w:b/>
+          <w:sz w:val="21"/>
+        </w:rPr>
+        <w:t>⚠ 入口在 Museo dell'Opera 上層／館內動線末段，不是獨立入口；依館內 Facciatone / Panorama 指標前往</w:t>
+      </w:r>
+      <w:r>
+        <w:rPr>
+          <w:rFonts w:ascii="Microsoft JhengHei" w:hAnsi="Microsoft JhengHei" w:eastAsia="Microsoft JhengHei"/>
+          <w:sz w:val="21"/>
+        </w:rPr>
+      </w:r>
+    </w:p>
+    <w:p>
+      <w:pPr>
+        <w:ind w:left="454" w:hanging="227"/>
+      </w:pPr>
+      <w:r>
+        <w:rPr>
+          <w:rFonts w:ascii="Microsoft JhengHei" w:hAnsi="Microsoft JhengHei" w:eastAsia="Microsoft JhengHei"/>
+          <w:sz w:val="21"/>
+        </w:rPr>
+        <w:t>• 爬約 131 階窄螺旋梯，頂層平台空間小，</w:t>
+      </w:r>
+      <w:r>
+        <w:rPr>
+          <w:rFonts w:ascii="Microsoft JhengHei" w:hAnsi="Microsoft JhengHei" w:eastAsia="Microsoft JhengHei"/>
+          <w:b/>
+          <w:sz w:val="21"/>
+        </w:rPr>
+        <w:t>5 人團要分批上</w:t>
+      </w:r>
+      <w:r>
+        <w:rPr>
+          <w:rFonts w:ascii="Microsoft JhengHei" w:hAnsi="Microsoft JhengHei" w:eastAsia="Microsoft JhengHei"/>
+          <w:sz w:val="21"/>
+        </w:rPr>
+      </w:r>
+    </w:p>
+    <w:p>
+      <w:pPr>
+        <w:ind w:left="454" w:hanging="227"/>
+      </w:pPr>
+      <w:r>
+        <w:rPr>
+          <w:rFonts w:ascii="Microsoft JhengHei" w:hAnsi="Microsoft JhengHei" w:eastAsia="Microsoft JhengHei"/>
+          <w:sz w:val="21"/>
+        </w:rPr>
+        <w:t>• 360 度俯瞰田野廣場扇形 + 曼吉亞塔樓 + 主教座堂穹頂 + 托斯卡尼丘陵</w:t>
+      </w:r>
+    </w:p>
+    <w:p>
+      <w:pPr>
+        <w:ind w:left="454" w:hanging="227"/>
+      </w:pPr>
+      <w:r>
+        <w:rPr>
+          <w:rFonts w:ascii="Microsoft JhengHei" w:hAnsi="Microsoft JhengHei" w:eastAsia="Microsoft JhengHei"/>
+          <w:sz w:val="21"/>
+        </w:rPr>
+        <w:t>• 下午側光順光，立體感最強</w:t>
       </w:r>
     </w:p>
     <w:p>
@@ -2973,7 +2814,7 @@
           <w:rFonts w:ascii="Microsoft JhengHei" w:hAnsi="Microsoft JhengHei" w:eastAsia="Microsoft JhengHei"/>
           <w:b/>
         </w:rPr>
-        <w:t>傍晚</w:t>
+        <w:t>傍晚 — 購物 + 田野廣場 Aperol</w:t>
       </w:r>
       <w:r>
         <w:rPr>
@@ -2998,43 +2839,29 @@
           <w:b/>
           <w:sz w:val="21"/>
         </w:rPr>
-        <w:t>17:00</w:t>
-      </w:r>
-      <w:r>
-        <w:rPr>
-          <w:rFonts w:ascii="Microsoft JhengHei" w:hAnsi="Microsoft JhengHei" w:eastAsia="Microsoft JhengHei"/>
-          <w:sz w:val="21"/>
-        </w:rPr>
-        <w:t xml:space="preserve"> 返回 Siena → </w:t>
-      </w:r>
-      <w:r>
-        <w:rPr>
-          <w:rFonts w:ascii="Microsoft JhengHei" w:hAnsi="Microsoft JhengHei" w:eastAsia="Microsoft JhengHei"/>
-          <w:b/>
-          <w:sz w:val="21"/>
-        </w:rPr>
-        <w:t>聖多明我聖殿</w:t>
-      </w:r>
-      <w:r>
-        <w:rPr>
-          <w:rFonts w:ascii="Microsoft JhengHei" w:hAnsi="Microsoft JhengHei" w:eastAsia="Microsoft JhengHei"/>
-          <w:sz w:val="21"/>
-        </w:rPr>
-        <w:t xml:space="preserve"> → </w:t>
-      </w:r>
-      <w:r>
-        <w:rPr>
-          <w:rFonts w:ascii="Microsoft JhengHei" w:hAnsi="Microsoft JhengHei" w:eastAsia="Microsoft JhengHei"/>
-          <w:b/>
-          <w:sz w:val="21"/>
-        </w:rPr>
-        <w:t>梅迪奇要塞</w:t>
-      </w:r>
-      <w:r>
-        <w:rPr>
-          <w:rFonts w:ascii="Microsoft JhengHei" w:hAnsi="Microsoft JhengHei" w:eastAsia="Microsoft JhengHei"/>
-          <w:sz w:val="21"/>
-        </w:rPr>
+        <w:t>17:30 - 18:30</w:t>
+      </w:r>
+      <w:r>
+        <w:rPr>
+          <w:rFonts w:ascii="Microsoft JhengHei" w:hAnsi="Microsoft JhengHei" w:eastAsia="Microsoft JhengHei"/>
+          <w:sz w:val="21"/>
+        </w:rPr>
+        <w:t xml:space="preserve"> 🛍 深度購物（</w:t>
+      </w:r>
+      <w:r>
+        <w:rPr>
+          <w:rFonts w:ascii="Microsoft JhengHei" w:hAnsi="Microsoft JhengHei" w:eastAsia="Microsoft JhengHei"/>
+          <w:b/>
+          <w:sz w:val="21"/>
+        </w:rPr>
+        <w:t>時間縮短到 1 小時</w:t>
+      </w:r>
+      <w:r>
+        <w:rPr>
+          <w:rFonts w:ascii="Microsoft JhengHei" w:hAnsi="Microsoft JhengHei" w:eastAsia="Microsoft JhengHei"/>
+          <w:sz w:val="21"/>
+        </w:rPr>
+        <w:t>，店家剛重新營業）：</w:t>
       </w:r>
     </w:p>
     <w:p>
@@ -3046,7 +2873,257 @@
           <w:rFonts w:ascii="Microsoft JhengHei" w:hAnsi="Microsoft JhengHei" w:eastAsia="Microsoft JhengHei"/>
           <w:sz w:val="21"/>
         </w:rPr>
-        <w:t>• 💡 聖多明我聖殿保存了 Siena 守護聖人聖加大利納的頭顱聖髑，是中世紀信仰文化最真實的一面；梅迪奇要塞現在變成散步喝酒好地方，裡面有國家酒窖，傍晚在城牆上配紅酒看夕陽超享受</w:t>
+        <w:t xml:space="preserve">• </w:t>
+      </w:r>
+      <w:r>
+        <w:rPr>
+          <w:rFonts w:ascii="Microsoft JhengHei" w:hAnsi="Microsoft JhengHei" w:eastAsia="Microsoft JhengHei"/>
+          <w:b/>
+          <w:sz w:val="21"/>
+        </w:rPr>
+        <w:t>Antica Drogheria Manganelli 1879</w:t>
+      </w:r>
+      <w:r>
+        <w:rPr>
+          <w:rFonts w:ascii="Microsoft JhengHei" w:hAnsi="Microsoft JhengHei" w:eastAsia="Microsoft JhengHei"/>
+          <w:sz w:val="21"/>
+        </w:rPr>
+        <w:t>（土產、甜點、香料）</w:t>
+      </w:r>
+    </w:p>
+    <w:p>
+      <w:pPr>
+        <w:ind w:left="454" w:hanging="227"/>
+      </w:pPr>
+      <w:r>
+        <w:rPr>
+          <w:rFonts w:ascii="Microsoft JhengHei" w:hAnsi="Microsoft JhengHei" w:eastAsia="Microsoft JhengHei"/>
+          <w:sz w:val="21"/>
+        </w:rPr>
+        <w:t xml:space="preserve">• </w:t>
+      </w:r>
+      <w:r>
+        <w:rPr>
+          <w:rFonts w:ascii="Microsoft JhengHei" w:hAnsi="Microsoft JhengHei" w:eastAsia="Microsoft JhengHei"/>
+          <w:b/>
+          <w:sz w:val="21"/>
+        </w:rPr>
+        <w:t>Ceramiche Antica Siena &amp; ARCAICO CERAMIC SIENA</w:t>
+      </w:r>
+      <w:r>
+        <w:rPr>
+          <w:rFonts w:ascii="Microsoft JhengHei" w:hAnsi="Microsoft JhengHei" w:eastAsia="Microsoft JhengHei"/>
+          <w:sz w:val="21"/>
+        </w:rPr>
+        <w:t>（陶藝品）</w:t>
+      </w:r>
+    </w:p>
+    <w:p>
+      <w:pPr>
+        <w:ind w:left="454" w:hanging="227"/>
+      </w:pPr>
+      <w:r>
+        <w:rPr>
+          <w:rFonts w:ascii="Microsoft JhengHei" w:hAnsi="Microsoft JhengHei" w:eastAsia="Microsoft JhengHei"/>
+          <w:sz w:val="21"/>
+        </w:rPr>
+        <w:t>• 路線：商品涼廊 → 銀行下街 → 城市街 → 特色美食街（Via dei Pellegrini）</w:t>
+      </w:r>
+    </w:p>
+    <w:p>
+      <w:pPr>
+        <w:ind w:left="454" w:hanging="227"/>
+      </w:pPr>
+      <w:r>
+        <w:rPr>
+          <w:rFonts w:ascii="Microsoft JhengHei" w:hAnsi="Microsoft JhengHei" w:eastAsia="Microsoft JhengHei"/>
+          <w:sz w:val="21"/>
+        </w:rPr>
+        <w:t xml:space="preserve">• </w:t>
+      </w:r>
+      <w:r>
+        <w:rPr>
+          <w:rFonts w:ascii="Microsoft JhengHei" w:hAnsi="Microsoft JhengHei" w:eastAsia="Microsoft JhengHei"/>
+          <w:b/>
+          <w:sz w:val="21"/>
+        </w:rPr>
+        <w:t>18:30</w:t>
+      </w:r>
+      <w:r>
+        <w:rPr>
+          <w:rFonts w:ascii="Microsoft JhengHei" w:hAnsi="Microsoft JhengHei" w:eastAsia="Microsoft JhengHei"/>
+          <w:sz w:val="21"/>
+        </w:rPr>
+        <w:t xml:space="preserve"> ✨ </w:t>
+      </w:r>
+      <w:r>
+        <w:rPr>
+          <w:rFonts w:ascii="Microsoft JhengHei" w:hAnsi="Microsoft JhengHei" w:eastAsia="Microsoft JhengHei"/>
+          <w:b/>
+          <w:sz w:val="21"/>
+        </w:rPr>
+        <w:t>田野廣場斜坡 + Aperol Spritz</w:t>
+      </w:r>
+      <w:r>
+        <w:rPr>
+          <w:rFonts w:ascii="Microsoft JhengHei" w:hAnsi="Microsoft JhengHei" w:eastAsia="Microsoft JhengHei"/>
+          <w:sz w:val="21"/>
+        </w:rPr>
+        <w:t>（</w:t>
+      </w:r>
+      <w:r>
+        <w:rPr>
+          <w:rFonts w:ascii="Microsoft JhengHei" w:hAnsi="Microsoft JhengHei" w:eastAsia="Microsoft JhengHei"/>
+          <w:b/>
+          <w:sz w:val="21"/>
+        </w:rPr>
+        <w:t>已跳過 Torre del Mangia</w:t>
+      </w:r>
+      <w:r>
+        <w:rPr>
+          <w:rFonts w:ascii="Microsoft JhengHei" w:hAnsi="Microsoft JhengHei" w:eastAsia="Microsoft JhengHei"/>
+          <w:sz w:val="21"/>
+        </w:rPr>
+        <w:t>）</w:t>
+      </w:r>
+    </w:p>
+    <w:p>
+      <w:pPr>
+        <w:ind w:left="454" w:hanging="227"/>
+      </w:pPr>
+      <w:r>
+        <w:rPr>
+          <w:rFonts w:ascii="Microsoft JhengHei" w:hAnsi="Microsoft JhengHei" w:eastAsia="Microsoft JhengHei"/>
+          <w:sz w:val="21"/>
+        </w:rPr>
+        <w:t>• ⚠ 原訂 18:30 登塔已</w:t>
+      </w:r>
+      <w:r>
+        <w:rPr>
+          <w:rFonts w:ascii="Microsoft JhengHei" w:hAnsi="Microsoft JhengHei" w:eastAsia="Microsoft JhengHei"/>
+          <w:b/>
+          <w:sz w:val="21"/>
+        </w:rPr>
+        <w:t>過末班</w:t>
+      </w:r>
+      <w:r>
+        <w:rPr>
+          <w:rFonts w:ascii="Microsoft JhengHei" w:hAnsi="Microsoft JhengHei" w:eastAsia="Microsoft JhengHei"/>
+          <w:sz w:val="21"/>
+        </w:rPr>
+        <w:t xml:space="preserve">（官方末班登塔 </w:t>
+      </w:r>
+      <w:r>
+        <w:rPr>
+          <w:rFonts w:ascii="Microsoft JhengHei" w:hAnsi="Microsoft JhengHei" w:eastAsia="Microsoft JhengHei"/>
+          <w:b/>
+          <w:sz w:val="21"/>
+        </w:rPr>
+        <w:t>18:00</w:t>
+      </w:r>
+      <w:r>
+        <w:rPr>
+          <w:rFonts w:ascii="Microsoft JhengHei" w:hAnsi="Microsoft JhengHei" w:eastAsia="Microsoft JhengHei"/>
+          <w:sz w:val="21"/>
+        </w:rPr>
+        <w:t>，現場排隊不能預約）</w:t>
+      </w:r>
+    </w:p>
+    <w:p>
+      <w:pPr>
+        <w:ind w:left="454" w:hanging="227"/>
+      </w:pPr>
+      <w:r>
+        <w:rPr>
+          <w:rFonts w:ascii="Microsoft JhengHei" w:hAnsi="Microsoft JhengHei" w:eastAsia="Microsoft JhengHei"/>
+          <w:sz w:val="21"/>
+        </w:rPr>
+        <w:t>• 🆕 改坐田野廣場斜坡看夕陽打在市政廳上 + Aperol Spritz — 一天已累積約 220-250 階（屋頂約 80-100 + Facciatone 131），省 400 階體力 + €10/人</w:t>
+      </w:r>
+    </w:p>
+    <w:p>
+      <w:pPr>
+        <w:ind w:left="454" w:hanging="227"/>
+      </w:pPr>
+      <w:r>
+        <w:rPr>
+          <w:rFonts w:ascii="Microsoft JhengHei" w:hAnsi="Microsoft JhengHei" w:eastAsia="Microsoft JhengHei"/>
+          <w:sz w:val="21"/>
+        </w:rPr>
+        <w:t>• 💡 全世界最美的扇形廣場，斜坡像巨大貝殼，是 Siena 最 chill 的傍晚方式</w:t>
+      </w:r>
+    </w:p>
+    <w:p>
+      <w:pPr>
+        <w:ind w:left="454" w:hanging="227"/>
+      </w:pPr>
+      <w:r>
+        <w:rPr>
+          <w:rFonts w:ascii="Microsoft JhengHei" w:hAnsi="Microsoft JhengHei" w:eastAsia="Microsoft JhengHei"/>
+          <w:sz w:val="21"/>
+        </w:rPr>
+        <w:t>• 6/15 義大利日落約 20:45，黃金時刻很長</w:t>
+      </w:r>
+    </w:p>
+    <w:p>
+      <w:pPr/>
+      <w:r>
+        <w:rPr>
+          <w:rFonts w:ascii="Microsoft JhengHei" w:hAnsi="Microsoft JhengHei" w:eastAsia="Microsoft JhengHei"/>
+        </w:rPr>
+        <w:t xml:space="preserve">⚠ </w:t>
+      </w:r>
+      <w:r>
+        <w:rPr>
+          <w:rFonts w:ascii="Microsoft JhengHei" w:hAnsi="Microsoft JhengHei" w:eastAsia="Microsoft JhengHei"/>
+          <w:b/>
+        </w:rPr>
+        <w:t>QR 語音導覽提醒</w:t>
+      </w:r>
+      <w:r>
+        <w:rPr>
+          <w:rFonts w:ascii="Microsoft JhengHei" w:hAnsi="Microsoft JhengHei" w:eastAsia="Microsoft JhengHei"/>
+        </w:rPr>
+        <w:t>：5 張 PDF 票券右下方各有獨立 QR Code，掃描後</w:t>
+      </w:r>
+      <w:r>
+        <w:rPr>
+          <w:rFonts w:ascii="Microsoft JhengHei" w:hAnsi="Microsoft JhengHei" w:eastAsia="Microsoft JhengHei"/>
+          <w:b/>
+        </w:rPr>
+        <w:t>依頁面指示使用</w:t>
+      </w:r>
+      <w:r>
+        <w:rPr>
+          <w:rFonts w:ascii="Microsoft JhengHei" w:hAnsi="Microsoft JhengHei" w:eastAsia="Microsoft JhengHei"/>
+        </w:rPr>
+        <w:t>（多為瀏覽器直接開啟的 Web App，但部分售票頁稱 smartphone app，實際機制可能為純瀏覽器/PWA/App，</w:t>
+      </w:r>
+      <w:r>
+        <w:rPr>
+          <w:rFonts w:ascii="Microsoft JhengHei" w:hAnsi="Microsoft JhengHei" w:eastAsia="Microsoft JhengHei"/>
+          <w:b/>
+        </w:rPr>
+        <w:t>強烈建議出發前用一張 QR 在住宿 Wi-Fi 實測</w:t>
+      </w:r>
+      <w:r>
+        <w:rPr>
+          <w:rFonts w:ascii="Microsoft JhengHei" w:hAnsi="Microsoft JhengHei" w:eastAsia="Microsoft JhengHei"/>
+        </w:rPr>
+        <w:t>）。官方涵蓋主教座堂、Piccolomini、博物館、Facciatone、洗禮堂、地穴、聖伯納迪諾祈禱堂（</w:t>
+      </w:r>
+      <w:r>
+        <w:rPr>
+          <w:rFonts w:ascii="Microsoft JhengHei" w:hAnsi="Microsoft JhengHei" w:eastAsia="Microsoft JhengHei"/>
+          <w:b/>
+        </w:rPr>
+        <w:t>無中文，建議用英文</w:t>
+      </w:r>
+      <w:r>
+        <w:rPr>
+          <w:rFonts w:ascii="Microsoft JhengHei" w:hAnsi="Microsoft JhengHei" w:eastAsia="Microsoft JhengHei"/>
+        </w:rPr>
+        <w:t>）；Porta del Cielo 屋頂為現場人員陪同帶領不適用語音導覽。</w:t>
       </w:r>
     </w:p>
     <w:p>
@@ -3084,7 +3161,7 @@
         <w:pStyle w:val="Heading3"/>
       </w:pPr>
       <w:r>
-        <w:t>Day 4｜6/17（三）— 跨城移動、提早入住與藥妝巡禮</w:t>
+        <w:t>Day 3｜6/16（二）— San Gimignano 一日遊</w:t>
       </w:r>
     </w:p>
     <w:p>
@@ -3101,7 +3178,27 @@
           <w:color w:val="5D6D7E"/>
           <w:sz w:val="21"/>
         </w:rPr>
-        <w:t>第二階段：佛羅倫斯（6/17 - 6/21）</w:t>
+        <w:t>「中世紀曼哈頓」— 以 14 座古塔聞名的山城</w:t>
+      </w:r>
+    </w:p>
+    <w:p>
+      <w:pPr/>
+      <w:r>
+        <w:rPr>
+          <w:rFonts w:ascii="Microsoft JhengHei" w:hAnsi="Microsoft JhengHei" w:eastAsia="Microsoft JhengHei"/>
+        </w:rPr>
+      </w:r>
+      <w:r>
+        <w:rPr>
+          <w:rFonts w:ascii="Microsoft JhengHei" w:hAnsi="Microsoft JhengHei" w:eastAsia="Microsoft JhengHei"/>
+          <w:b/>
+        </w:rPr>
+        <w:t>上午</w:t>
+      </w:r>
+      <w:r>
+        <w:rPr>
+          <w:rFonts w:ascii="Microsoft JhengHei" w:hAnsi="Microsoft JhengHei" w:eastAsia="Microsoft JhengHei"/>
+        </w:rPr>
       </w:r>
     </w:p>
     <w:p>
@@ -3121,6 +3218,45 @@
           <w:b/>
           <w:sz w:val="21"/>
         </w:rPr>
+        <w:t>09:30</w:t>
+      </w:r>
+      <w:r>
+        <w:rPr>
+          <w:rFonts w:ascii="Microsoft JhengHei" w:hAnsi="Microsoft JhengHei" w:eastAsia="Microsoft JhengHei"/>
+          <w:sz w:val="21"/>
+        </w:rPr>
+        <w:t xml:space="preserve"> 出發移動</w:t>
+      </w:r>
+    </w:p>
+    <w:p>
+      <w:pPr>
+        <w:ind w:left="454" w:hanging="227"/>
+      </w:pPr>
+      <w:r>
+        <w:rPr>
+          <w:rFonts w:ascii="Microsoft JhengHei" w:hAnsi="Microsoft JhengHei" w:eastAsia="Microsoft JhengHei"/>
+          <w:sz w:val="21"/>
+        </w:rPr>
+        <w:t>• 【交通預定】提早請房東幫忙預約計程車 Minivan 往返</w:t>
+      </w:r>
+    </w:p>
+    <w:p>
+      <w:pPr>
+        <w:ind w:left="454" w:hanging="227"/>
+      </w:pPr>
+      <w:r>
+        <w:rPr>
+          <w:rFonts w:ascii="Microsoft JhengHei" w:hAnsi="Microsoft JhengHei" w:eastAsia="Microsoft JhengHei"/>
+          <w:sz w:val="21"/>
+        </w:rPr>
+        <w:t xml:space="preserve">• </w:t>
+      </w:r>
+      <w:r>
+        <w:rPr>
+          <w:rFonts w:ascii="Microsoft JhengHei" w:hAnsi="Microsoft JhengHei" w:eastAsia="Microsoft JhengHei"/>
+          <w:b/>
+          <w:sz w:val="21"/>
+        </w:rPr>
         <w:t>10:30</w:t>
       </w:r>
       <w:r>
@@ -3128,7 +3264,37 @@
           <w:rFonts w:ascii="Microsoft JhengHei" w:hAnsi="Microsoft JhengHei" w:eastAsia="Microsoft JhengHei"/>
           <w:sz w:val="21"/>
         </w:rPr>
-        <w:t xml:space="preserve"> 🏨 Siena 退房 → 搭乘預約大台計程車 (Van) 前往佛羅倫斯。</w:t>
+        <w:t xml:space="preserve"> </w:t>
+      </w:r>
+      <w:r>
+        <w:rPr>
+          <w:rFonts w:ascii="Microsoft JhengHei" w:hAnsi="Microsoft JhengHei" w:eastAsia="Microsoft JhengHei"/>
+          <w:b/>
+          <w:sz w:val="21"/>
+        </w:rPr>
+        <w:t>水井廣場（Piazza della Cisterna）</w:t>
+      </w:r>
+      <w:r>
+        <w:rPr>
+          <w:rFonts w:ascii="Microsoft JhengHei" w:hAnsi="Microsoft JhengHei" w:eastAsia="Microsoft JhengHei"/>
+          <w:sz w:val="21"/>
+        </w:rPr>
+        <w:t xml:space="preserve"> → </w:t>
+      </w:r>
+      <w:r>
+        <w:rPr>
+          <w:rFonts w:ascii="Microsoft JhengHei" w:hAnsi="Microsoft JhengHei" w:eastAsia="Microsoft JhengHei"/>
+          <w:b/>
+          <w:sz w:val="21"/>
+        </w:rPr>
+        <w:t>主教座堂（Duomo）</w:t>
+      </w:r>
+      <w:r>
+        <w:rPr>
+          <w:rFonts w:ascii="Microsoft JhengHei" w:hAnsi="Microsoft JhengHei" w:eastAsia="Microsoft JhengHei"/>
+          <w:sz w:val="21"/>
+        </w:rPr>
+        <w:t xml:space="preserve"> — 門票 ~€5（賞壁畫）</w:t>
       </w:r>
     </w:p>
     <w:p>
@@ -3140,6 +3306,18 @@
           <w:rFonts w:ascii="Microsoft JhengHei" w:hAnsi="Microsoft JhengHei" w:eastAsia="Microsoft JhengHei"/>
           <w:sz w:val="21"/>
         </w:rPr>
+        <w:t>• 💡 水井廣場中央有 1287 年古井，四周中世紀石塔和暖色老房子美到像電影場景；教堂外觀樸素，但一推門進去整面牆的中世紀濕壁畫會讓你震撼，堪稱小鎮裡的西斯汀禮拜堂</w:t>
+      </w:r>
+    </w:p>
+    <w:p>
+      <w:pPr>
+        <w:ind w:left="454" w:hanging="227"/>
+      </w:pPr>
+      <w:r>
+        <w:rPr>
+          <w:rFonts w:ascii="Microsoft JhengHei" w:hAnsi="Microsoft JhengHei" w:eastAsia="Microsoft JhengHei"/>
+          <w:sz w:val="21"/>
+        </w:rPr>
         <w:t xml:space="preserve">• </w:t>
       </w:r>
       <w:r>
@@ -3148,14 +3326,44 @@
           <w:b/>
           <w:sz w:val="21"/>
         </w:rPr>
-        <w:t>12:00</w:t>
-      </w:r>
-      <w:r>
-        <w:rPr>
-          <w:rFonts w:ascii="Microsoft JhengHei" w:hAnsi="Microsoft JhengHei" w:eastAsia="Microsoft JhengHei"/>
-          <w:sz w:val="21"/>
-        </w:rPr>
-        <w:t xml:space="preserve"> 🏨 UNYCA 提早入住。若房間未好，先寄放行李於櫃檯或 KiPoint。</w:t>
+        <w:t>11:00</w:t>
+      </w:r>
+      <w:r>
+        <w:rPr>
+          <w:rFonts w:ascii="Microsoft JhengHei" w:hAnsi="Microsoft JhengHei" w:eastAsia="Microsoft JhengHei"/>
+          <w:sz w:val="21"/>
+        </w:rPr>
+        <w:t xml:space="preserve"> </w:t>
+      </w:r>
+      <w:r>
+        <w:rPr>
+          <w:rFonts w:ascii="Microsoft JhengHei" w:hAnsi="Microsoft JhengHei" w:eastAsia="Microsoft JhengHei"/>
+          <w:b/>
+          <w:sz w:val="21"/>
+        </w:rPr>
+        <w:t>市政宮（Palazzo Comunale）</w:t>
+      </w:r>
+      <w:r>
+        <w:rPr>
+          <w:rFonts w:ascii="Microsoft JhengHei" w:hAnsi="Microsoft JhengHei" w:eastAsia="Microsoft JhengHei"/>
+          <w:sz w:val="21"/>
+        </w:rPr>
+        <w:t xml:space="preserve"> — 門票 → </w:t>
+      </w:r>
+      <w:r>
+        <w:rPr>
+          <w:rFonts w:ascii="Microsoft JhengHei" w:hAnsi="Microsoft JhengHei" w:eastAsia="Microsoft JhengHei"/>
+          <w:b/>
+          <w:sz w:val="21"/>
+        </w:rPr>
+        <w:t>Torre Grossa 塔樓</w:t>
+      </w:r>
+      <w:r>
+        <w:rPr>
+          <w:rFonts w:ascii="Microsoft JhengHei" w:hAnsi="Microsoft JhengHei" w:eastAsia="Microsoft JhengHei"/>
+          <w:sz w:val="21"/>
+        </w:rPr>
+        <w:t xml:space="preserve"> — 門票 ~€9（登頂約 30 分鐘）</w:t>
       </w:r>
     </w:p>
     <w:p>
@@ -3167,6 +3375,38 @@
           <w:rFonts w:ascii="Microsoft JhengHei" w:hAnsi="Microsoft JhengHei" w:eastAsia="Microsoft JhengHei"/>
           <w:sz w:val="21"/>
         </w:rPr>
+        <w:t>• 💡 San Gimignano 唯一開放登頂的塔樓，也是全城最高（54 公尺），登頂後 360 度俯瞰古塔群和一望無際的葡萄園</w:t>
+      </w:r>
+    </w:p>
+    <w:p>
+      <w:pPr/>
+      <w:r>
+        <w:rPr>
+          <w:rFonts w:ascii="Microsoft JhengHei" w:hAnsi="Microsoft JhengHei" w:eastAsia="Microsoft JhengHei"/>
+        </w:rPr>
+      </w:r>
+      <w:r>
+        <w:rPr>
+          <w:rFonts w:ascii="Microsoft JhengHei" w:hAnsi="Microsoft JhengHei" w:eastAsia="Microsoft JhengHei"/>
+          <w:b/>
+        </w:rPr>
+        <w:t>午餐</w:t>
+      </w:r>
+      <w:r>
+        <w:rPr>
+          <w:rFonts w:ascii="Microsoft JhengHei" w:hAnsi="Microsoft JhengHei" w:eastAsia="Microsoft JhengHei"/>
+        </w:rPr>
+      </w:r>
+    </w:p>
+    <w:p>
+      <w:pPr>
+        <w:ind w:left="454" w:hanging="227"/>
+      </w:pPr>
+      <w:r>
+        <w:rPr>
+          <w:rFonts w:ascii="Microsoft JhengHei" w:hAnsi="Microsoft JhengHei" w:eastAsia="Microsoft JhengHei"/>
+          <w:sz w:val="21"/>
+        </w:rPr>
         <w:t xml:space="preserve">• </w:t>
       </w:r>
       <w:r>
@@ -3182,22 +3422,42 @@
           <w:rFonts w:ascii="Microsoft JhengHei" w:hAnsi="Microsoft JhengHei" w:eastAsia="Microsoft JhengHei"/>
           <w:sz w:val="21"/>
         </w:rPr>
-        <w:t xml:space="preserve"> 🍽 午餐：</w:t>
-      </w:r>
-      <w:r>
-        <w:rPr>
-          <w:rFonts w:ascii="Microsoft JhengHei" w:hAnsi="Microsoft JhengHei" w:eastAsia="Microsoft JhengHei"/>
-          <w:b/>
-          <w:sz w:val="21"/>
-        </w:rPr>
-        <w:t>Osteria Gusto Toscano Steakhouse</w:t>
-      </w:r>
-      <w:r>
-        <w:rPr>
-          <w:rFonts w:ascii="Microsoft JhengHei" w:hAnsi="Microsoft JhengHei" w:eastAsia="Microsoft JhengHei"/>
-          <w:sz w:val="21"/>
-        </w:rPr>
-        <w:t>（就在住宿同條街上，步行 1 分鐘）。</w:t>
+        <w:t xml:space="preserve"> </w:t>
+      </w:r>
+      <w:r>
+        <w:rPr>
+          <w:rFonts w:ascii="Microsoft JhengHei" w:hAnsi="Microsoft JhengHei" w:eastAsia="Microsoft JhengHei"/>
+          <w:b/>
+          <w:sz w:val="21"/>
+        </w:rPr>
+        <w:t>Bar Ristorante Boboli</w:t>
+      </w:r>
+      <w:r>
+        <w:rPr>
+          <w:rFonts w:ascii="Microsoft JhengHei" w:hAnsi="Microsoft JhengHei" w:eastAsia="Microsoft JhengHei"/>
+          <w:sz w:val="21"/>
+        </w:rPr>
+        <w:t>（朝聖 Nana Tour）</w:t>
+      </w:r>
+    </w:p>
+    <w:p>
+      <w:pPr/>
+      <w:r>
+        <w:rPr>
+          <w:rFonts w:ascii="Microsoft JhengHei" w:hAnsi="Microsoft JhengHei" w:eastAsia="Microsoft JhengHei"/>
+        </w:rPr>
+      </w:r>
+      <w:r>
+        <w:rPr>
+          <w:rFonts w:ascii="Microsoft JhengHei" w:hAnsi="Microsoft JhengHei" w:eastAsia="Microsoft JhengHei"/>
+          <w:b/>
+        </w:rPr>
+        <w:t>下午</w:t>
+      </w:r>
+      <w:r>
+        <w:rPr>
+          <w:rFonts w:ascii="Microsoft JhengHei" w:hAnsi="Microsoft JhengHei" w:eastAsia="Microsoft JhengHei"/>
+        </w:rPr>
       </w:r>
     </w:p>
     <w:p>
@@ -3217,14 +3477,29 @@
           <w:b/>
           <w:sz w:val="21"/>
         </w:rPr>
-        <w:t>14:00 - 16:00</w:t>
-      </w:r>
-      <w:r>
-        <w:rPr>
-          <w:rFonts w:ascii="Microsoft JhengHei" w:hAnsi="Microsoft JhengHei" w:eastAsia="Microsoft JhengHei"/>
-          <w:sz w:val="21"/>
-        </w:rPr>
-        <w:t xml:space="preserve"> 💤 回飯店午休（2 小時）：避開正午烈日，讓 5 位大人蓄電。</w:t>
+        <w:t>14:30</w:t>
+      </w:r>
+      <w:r>
+        <w:rPr>
+          <w:rFonts w:ascii="Microsoft JhengHei" w:hAnsi="Microsoft JhengHei" w:eastAsia="Microsoft JhengHei"/>
+          <w:sz w:val="21"/>
+        </w:rPr>
+        <w:t xml:space="preserve"> </w:t>
+      </w:r>
+      <w:r>
+        <w:rPr>
+          <w:rFonts w:ascii="Microsoft JhengHei" w:hAnsi="Microsoft JhengHei" w:eastAsia="Microsoft JhengHei"/>
+          <w:b/>
+          <w:sz w:val="21"/>
+        </w:rPr>
+        <w:t>Gelateria Dondoli</w:t>
+      </w:r>
+      <w:r>
+        <w:rPr>
+          <w:rFonts w:ascii="Microsoft JhengHei" w:hAnsi="Microsoft JhengHei" w:eastAsia="Microsoft JhengHei"/>
+          <w:sz w:val="21"/>
+        </w:rPr>
+        <w:t>（世界第一冰淇淋）</w:t>
       </w:r>
     </w:p>
     <w:p>
@@ -3244,29 +3519,49 @@
           <w:b/>
           <w:sz w:val="21"/>
         </w:rPr>
-        <w:t>16:30</w:t>
-      </w:r>
-      <w:r>
-        <w:rPr>
-          <w:rFonts w:ascii="Microsoft JhengHei" w:hAnsi="Microsoft JhengHei" w:eastAsia="Microsoft JhengHei"/>
-          <w:sz w:val="21"/>
-        </w:rPr>
-        <w:t xml:space="preserve"> 🛍 </w:t>
-      </w:r>
-      <w:r>
-        <w:rPr>
-          <w:rFonts w:ascii="Microsoft JhengHei" w:hAnsi="Microsoft JhengHei" w:eastAsia="Microsoft JhengHei"/>
-          <w:b/>
-          <w:sz w:val="21"/>
-        </w:rPr>
-        <w:t>Officina Profumo-Farmaceutica di Santa Maria Novella</w:t>
-      </w:r>
-      <w:r>
-        <w:rPr>
-          <w:rFonts w:ascii="Microsoft JhengHei" w:hAnsi="Microsoft JhengHei" w:eastAsia="Microsoft JhengHei"/>
-          <w:sz w:val="21"/>
-        </w:rPr>
-        <w:t>：</w:t>
+        <w:t>15:00</w:t>
+      </w:r>
+      <w:r>
+        <w:rPr>
+          <w:rFonts w:ascii="Microsoft JhengHei" w:hAnsi="Microsoft JhengHei" w:eastAsia="Microsoft JhengHei"/>
+          <w:sz w:val="21"/>
+        </w:rPr>
+        <w:t xml:space="preserve"> </w:t>
+      </w:r>
+      <w:r>
+        <w:rPr>
+          <w:rFonts w:ascii="Microsoft JhengHei" w:hAnsi="Microsoft JhengHei" w:eastAsia="Microsoft JhengHei"/>
+          <w:b/>
+          <w:sz w:val="21"/>
+        </w:rPr>
+        <w:t>Maria's Pelletterie</w:t>
+      </w:r>
+      <w:r>
+        <w:rPr>
+          <w:rFonts w:ascii="Microsoft JhengHei" w:hAnsi="Microsoft JhengHei" w:eastAsia="Microsoft JhengHei"/>
+          <w:sz w:val="21"/>
+        </w:rPr>
+        <w:t>（珉奎同款包店）</w:t>
+      </w:r>
+    </w:p>
+    <w:p>
+      <w:pPr/>
+      <w:r>
+        <w:rPr>
+          <w:rFonts w:ascii="Microsoft JhengHei" w:hAnsi="Microsoft JhengHei" w:eastAsia="Microsoft JhengHei"/>
+        </w:rPr>
+      </w:r>
+      <w:r>
+        <w:rPr>
+          <w:rFonts w:ascii="Microsoft JhengHei" w:hAnsi="Microsoft JhengHei" w:eastAsia="Microsoft JhengHei"/>
+          <w:b/>
+        </w:rPr>
+        <w:t>傍晚</w:t>
+      </w:r>
+      <w:r>
+        <w:rPr>
+          <w:rFonts w:ascii="Microsoft JhengHei" w:hAnsi="Microsoft JhengHei" w:eastAsia="Microsoft JhengHei"/>
+        </w:rPr>
       </w:r>
     </w:p>
     <w:p>
@@ -3278,7 +3573,51 @@
           <w:rFonts w:ascii="Microsoft JhengHei" w:hAnsi="Microsoft JhengHei" w:eastAsia="Microsoft JhengHei"/>
           <w:sz w:val="21"/>
         </w:rPr>
-        <w:t>• 備註：【必逛：世界最古老藥妝店】。必看修道院裝潢，買薔薇水、刺繡蠟塊。</w:t>
+        <w:t xml:space="preserve">• </w:t>
+      </w:r>
+      <w:r>
+        <w:rPr>
+          <w:rFonts w:ascii="Microsoft JhengHei" w:hAnsi="Microsoft JhengHei" w:eastAsia="Microsoft JhengHei"/>
+          <w:b/>
+          <w:sz w:val="21"/>
+        </w:rPr>
+        <w:t>17:00</w:t>
+      </w:r>
+      <w:r>
+        <w:rPr>
+          <w:rFonts w:ascii="Microsoft JhengHei" w:hAnsi="Microsoft JhengHei" w:eastAsia="Microsoft JhengHei"/>
+          <w:sz w:val="21"/>
+        </w:rPr>
+        <w:t xml:space="preserve"> 返回 Siena → </w:t>
+      </w:r>
+      <w:r>
+        <w:rPr>
+          <w:rFonts w:ascii="Microsoft JhengHei" w:hAnsi="Microsoft JhengHei" w:eastAsia="Microsoft JhengHei"/>
+          <w:b/>
+          <w:sz w:val="21"/>
+        </w:rPr>
+        <w:t>聖多明我聖殿</w:t>
+      </w:r>
+      <w:r>
+        <w:rPr>
+          <w:rFonts w:ascii="Microsoft JhengHei" w:hAnsi="Microsoft JhengHei" w:eastAsia="Microsoft JhengHei"/>
+          <w:sz w:val="21"/>
+        </w:rPr>
+        <w:t xml:space="preserve"> → </w:t>
+      </w:r>
+      <w:r>
+        <w:rPr>
+          <w:rFonts w:ascii="Microsoft JhengHei" w:hAnsi="Microsoft JhengHei" w:eastAsia="Microsoft JhengHei"/>
+          <w:b/>
+          <w:sz w:val="21"/>
+        </w:rPr>
+        <w:t>梅迪奇要塞</w:t>
+      </w:r>
+      <w:r>
+        <w:rPr>
+          <w:rFonts w:ascii="Microsoft JhengHei" w:hAnsi="Microsoft JhengHei" w:eastAsia="Microsoft JhengHei"/>
+          <w:sz w:val="21"/>
+        </w:rPr>
       </w:r>
     </w:p>
     <w:p>
@@ -3290,118 +3629,7 @@
           <w:rFonts w:ascii="Microsoft JhengHei" w:hAnsi="Microsoft JhengHei" w:eastAsia="Microsoft JhengHei"/>
           <w:sz w:val="21"/>
         </w:rPr>
-        <w:t>• 💡 創立於 1612 年，前身是道明會修道士的草藥工坊。走進那像教堂一樣華麗的店面就值得了，招牌薔薇水和佛手柑古龍水是最經典伴手禮</w:t>
-      </w:r>
-    </w:p>
-    <w:p>
-      <w:pPr>
-        <w:ind w:left="454" w:hanging="227"/>
-      </w:pPr>
-      <w:r>
-        <w:rPr>
-          <w:rFonts w:ascii="Microsoft JhengHei" w:hAnsi="Microsoft JhengHei" w:eastAsia="Microsoft JhengHei"/>
-          <w:sz w:val="21"/>
-        </w:rPr>
-        <w:t xml:space="preserve">• </w:t>
-      </w:r>
-      <w:r>
-        <w:rPr>
-          <w:rFonts w:ascii="Microsoft JhengHei" w:hAnsi="Microsoft JhengHei" w:eastAsia="Microsoft JhengHei"/>
-          <w:b/>
-          <w:sz w:val="21"/>
-        </w:rPr>
-        <w:t>17:30</w:t>
-      </w:r>
-      <w:r>
-        <w:rPr>
-          <w:rFonts w:ascii="Microsoft JhengHei" w:hAnsi="Microsoft JhengHei" w:eastAsia="Microsoft JhengHei"/>
-          <w:sz w:val="21"/>
-        </w:rPr>
-        <w:t xml:space="preserve"> 📖 </w:t>
-      </w:r>
-      <w:r>
-        <w:rPr>
-          <w:rFonts w:ascii="Microsoft JhengHei" w:hAnsi="Microsoft JhengHei" w:eastAsia="Microsoft JhengHei"/>
-          <w:b/>
-          <w:sz w:val="21"/>
-        </w:rPr>
-        <w:t>Odeon Cinema &amp; Bookstore</w:t>
-      </w:r>
-      <w:r>
-        <w:rPr>
-          <w:rFonts w:ascii="Microsoft JhengHei" w:hAnsi="Microsoft JhengHei" w:eastAsia="Microsoft JhengHei"/>
-          <w:sz w:val="21"/>
-        </w:rPr>
-        <w:t xml:space="preserve">（劇院改建書店）→ 🚶 </w:t>
-      </w:r>
-      <w:r>
-        <w:rPr>
-          <w:rFonts w:ascii="Microsoft JhengHei" w:hAnsi="Microsoft JhengHei" w:eastAsia="Microsoft JhengHei"/>
-          <w:b/>
-          <w:sz w:val="21"/>
-        </w:rPr>
-        <w:t>Piazza della Repubblica</w:t>
-      </w:r>
-      <w:r>
-        <w:rPr>
-          <w:rFonts w:ascii="Microsoft JhengHei" w:hAnsi="Microsoft JhengHei" w:eastAsia="Microsoft JhengHei"/>
-          <w:sz w:val="21"/>
-        </w:rPr>
-        <w:t>（共和廣場）長椅坐坐看旋轉木馬。</w:t>
-      </w:r>
-    </w:p>
-    <w:p>
-      <w:pPr>
-        <w:ind w:left="454" w:hanging="227"/>
-      </w:pPr>
-      <w:r>
-        <w:rPr>
-          <w:rFonts w:ascii="Microsoft JhengHei" w:hAnsi="Microsoft JhengHei" w:eastAsia="Microsoft JhengHei"/>
-          <w:sz w:val="21"/>
-        </w:rPr>
-        <w:t>• 💡 書店是 1920 年代新藝術風格電影院改建，挑高天花板和復古座椅超有氛圍；共和廣場是佛羅倫斯的「客廳」，旁邊百年咖啡館 Giubbe Rosse 曾是未來主義藝術家的據點</w:t>
-      </w:r>
-    </w:p>
-    <w:p>
-      <w:pPr>
-        <w:ind w:left="454" w:hanging="227"/>
-      </w:pPr>
-      <w:r>
-        <w:rPr>
-          <w:rFonts w:ascii="Microsoft JhengHei" w:hAnsi="Microsoft JhengHei" w:eastAsia="Microsoft JhengHei"/>
-          <w:sz w:val="21"/>
-        </w:rPr>
-        <w:t xml:space="preserve">• </w:t>
-      </w:r>
-      <w:r>
-        <w:rPr>
-          <w:rFonts w:ascii="Microsoft JhengHei" w:hAnsi="Microsoft JhengHei" w:eastAsia="Microsoft JhengHei"/>
-          <w:b/>
-          <w:sz w:val="21"/>
-        </w:rPr>
-        <w:t>19:30</w:t>
-      </w:r>
-      <w:r>
-        <w:rPr>
-          <w:rFonts w:ascii="Microsoft JhengHei" w:hAnsi="Microsoft JhengHei" w:eastAsia="Microsoft JhengHei"/>
-          <w:sz w:val="21"/>
-        </w:rPr>
-        <w:t xml:space="preserve"> 🍽 晚餐：</w:t>
-      </w:r>
-      <w:r>
-        <w:rPr>
-          <w:rFonts w:ascii="Microsoft JhengHei" w:hAnsi="Microsoft JhengHei" w:eastAsia="Microsoft JhengHei"/>
-          <w:b/>
-          <w:sz w:val="21"/>
-        </w:rPr>
-        <w:t>Pho Pho</w:t>
-      </w:r>
-      <w:r>
-        <w:rPr>
-          <w:rFonts w:ascii="Microsoft JhengHei" w:hAnsi="Microsoft JhengHei" w:eastAsia="Microsoft JhengHei"/>
-          <w:sz w:val="21"/>
-        </w:rPr>
-        <w:t>（清爽越式河粉，平衡抵達第一天的胃口）。</w:t>
+        <w:t>• 💡 聖多明我聖殿保存了 Siena 守護聖人聖加大利納的頭顱聖髑，是中世紀信仰文化最真實的一面；梅迪奇要塞現在變成散步喝酒好地方，裡面有國家酒窖，傍晚在城牆上配紅酒看夕陽超享受</w:t>
       </w:r>
     </w:p>
     <w:p>
@@ -3423,7 +3651,7 @@
         <w:rPr>
           <w:rFonts w:ascii="Microsoft JhengHei" w:hAnsi="Microsoft JhengHei" w:eastAsia="Microsoft JhengHei"/>
         </w:rPr>
-        <w:t>：UNYCA - Luxury Central Suite, 佛羅倫斯</w:t>
+        <w:t>：Loggia Senensis, Siena</w:t>
       </w:r>
     </w:p>
     <w:p>
@@ -3439,7 +3667,24 @@
         <w:pStyle w:val="Heading3"/>
       </w:pPr>
       <w:r>
-        <w:t>Day 5｜6/18（四）— 烏菲茲藝術 → 領主廣場 → 刺繡郵票 → 米開朗基羅廣場夜景</w:t>
+        <w:t>Day 4｜6/17（三）— 跨城移動、提早入住與藥妝巡禮</w:t>
+      </w:r>
+    </w:p>
+    <w:p>
+      <w:pPr>
+        <w:ind w:left="283"/>
+        <w:pBdr>
+          <w:left w:val="single" w:sz="12" w:space="4" w:color="2E86C1"/>
+        </w:pBdr>
+        <w:shd w:fill="EBF5FB"/>
+      </w:pPr>
+      <w:r>
+        <w:rPr>
+          <w:rFonts w:ascii="Microsoft JhengHei" w:hAnsi="Microsoft JhengHei" w:eastAsia="Microsoft JhengHei"/>
+          <w:color w:val="5D6D7E"/>
+          <w:sz w:val="21"/>
+        </w:rPr>
+        <w:t>第二階段：佛羅倫斯（6/17 - 6/21）</w:t>
       </w:r>
     </w:p>
     <w:p>
@@ -3459,14 +3704,14 @@
           <w:b/>
           <w:sz w:val="21"/>
         </w:rPr>
-        <w:t>08:30</w:t>
-      </w:r>
-      <w:r>
-        <w:rPr>
-          <w:rFonts w:ascii="Microsoft JhengHei" w:hAnsi="Microsoft JhengHei" w:eastAsia="Microsoft JhengHei"/>
-          <w:sz w:val="21"/>
-        </w:rPr>
-        <w:t xml:space="preserve"> 抵達 Uffizi Gallery 預備安檢。</w:t>
+        <w:t>10:30</w:t>
+      </w:r>
+      <w:r>
+        <w:rPr>
+          <w:rFonts w:ascii="Microsoft JhengHei" w:hAnsi="Microsoft JhengHei" w:eastAsia="Microsoft JhengHei"/>
+          <w:sz w:val="21"/>
+        </w:rPr>
+        <w:t xml:space="preserve"> 🏨 Siena 退房 → 搭乘預約大台計程車 (Van) 前往佛羅倫斯。</w:t>
       </w:r>
     </w:p>
     <w:p>
@@ -3486,29 +3731,14 @@
           <w:b/>
           <w:sz w:val="21"/>
         </w:rPr>
-        <w:t>09:00 - 11:30</w:t>
-      </w:r>
-      <w:r>
-        <w:rPr>
-          <w:rFonts w:ascii="Microsoft JhengHei" w:hAnsi="Microsoft JhengHei" w:eastAsia="Microsoft JhengHei"/>
-          <w:sz w:val="21"/>
-        </w:rPr>
-        <w:t xml:space="preserve"> 🖼 </w:t>
-      </w:r>
-      <w:r>
-        <w:rPr>
-          <w:rFonts w:ascii="Microsoft JhengHei" w:hAnsi="Microsoft JhengHei" w:eastAsia="Microsoft JhengHei"/>
-          <w:b/>
-          <w:sz w:val="21"/>
-        </w:rPr>
-        <w:t>Uffizi Gallery（烏菲茲美術館）</w:t>
-      </w:r>
-      <w:r>
-        <w:rPr>
-          <w:rFonts w:ascii="Microsoft JhengHei" w:hAnsi="Microsoft JhengHei" w:eastAsia="Microsoft JhengHei"/>
-          <w:sz w:val="21"/>
-        </w:rPr>
-        <w:t xml:space="preserve"> 🎫 已訂：預約 09:00 場次。</w:t>
+        <w:t>12:00</w:t>
+      </w:r>
+      <w:r>
+        <w:rPr>
+          <w:rFonts w:ascii="Microsoft JhengHei" w:hAnsi="Microsoft JhengHei" w:eastAsia="Microsoft JhengHei"/>
+          <w:sz w:val="21"/>
+        </w:rPr>
+        <w:t xml:space="preserve"> 🏨 UNYCA 提早入住。若房間未好，先寄放行李於櫃檯或 KiPoint。</w:t>
       </w:r>
     </w:p>
     <w:p>
@@ -3520,7 +3750,37 @@
           <w:rFonts w:ascii="Microsoft JhengHei" w:hAnsi="Microsoft JhengHei" w:eastAsia="Microsoft JhengHei"/>
           <w:sz w:val="21"/>
         </w:rPr>
-        <w:t>• 票價：每人 €29，共 €145（TWD 5,369）</w:t>
+        <w:t xml:space="preserve">• </w:t>
+      </w:r>
+      <w:r>
+        <w:rPr>
+          <w:rFonts w:ascii="Microsoft JhengHei" w:hAnsi="Microsoft JhengHei" w:eastAsia="Microsoft JhengHei"/>
+          <w:b/>
+          <w:sz w:val="21"/>
+        </w:rPr>
+        <w:t>12:30</w:t>
+      </w:r>
+      <w:r>
+        <w:rPr>
+          <w:rFonts w:ascii="Microsoft JhengHei" w:hAnsi="Microsoft JhengHei" w:eastAsia="Microsoft JhengHei"/>
+          <w:sz w:val="21"/>
+        </w:rPr>
+        <w:t xml:space="preserve"> 🍽 午餐：</w:t>
+      </w:r>
+      <w:r>
+        <w:rPr>
+          <w:rFonts w:ascii="Microsoft JhengHei" w:hAnsi="Microsoft JhengHei" w:eastAsia="Microsoft JhengHei"/>
+          <w:b/>
+          <w:sz w:val="21"/>
+        </w:rPr>
+        <w:t>Osteria Gusto Toscano Steakhouse</w:t>
+      </w:r>
+      <w:r>
+        <w:rPr>
+          <w:rFonts w:ascii="Microsoft JhengHei" w:hAnsi="Microsoft JhengHei" w:eastAsia="Microsoft JhengHei"/>
+          <w:sz w:val="21"/>
+        </w:rPr>
+        <w:t>（就在住宿同條街上，步行 1 分鐘）。</w:t>
       </w:r>
     </w:p>
     <w:p>
@@ -3532,21 +3792,22 @@
           <w:rFonts w:ascii="Microsoft JhengHei" w:hAnsi="Microsoft JhengHei" w:eastAsia="Microsoft JhengHei"/>
           <w:sz w:val="21"/>
         </w:rPr>
-        <w:t xml:space="preserve">• ⚠ </w:t>
-      </w:r>
-      <w:r>
-        <w:rPr>
-          <w:rFonts w:ascii="Microsoft JhengHei" w:hAnsi="Microsoft JhengHei" w:eastAsia="Microsoft JhengHei"/>
-          <w:b/>
-          <w:sz w:val="21"/>
-        </w:rPr>
-        <w:t>要把門票印出來</w:t>
-      </w:r>
-      <w:r>
-        <w:rPr>
-          <w:rFonts w:ascii="Microsoft JhengHei" w:hAnsi="Microsoft JhengHei" w:eastAsia="Microsoft JhengHei"/>
-          <w:sz w:val="21"/>
-        </w:rPr>
+        <w:t xml:space="preserve">• </w:t>
+      </w:r>
+      <w:r>
+        <w:rPr>
+          <w:rFonts w:ascii="Microsoft JhengHei" w:hAnsi="Microsoft JhengHei" w:eastAsia="Microsoft JhengHei"/>
+          <w:b/>
+          <w:sz w:val="21"/>
+        </w:rPr>
+        <w:t>14:00 - 16:00</w:t>
+      </w:r>
+      <w:r>
+        <w:rPr>
+          <w:rFonts w:ascii="Microsoft JhengHei" w:hAnsi="Microsoft JhengHei" w:eastAsia="Microsoft JhengHei"/>
+          <w:sz w:val="21"/>
+        </w:rPr>
+        <w:t xml:space="preserve"> 💤 回飯店午休（2 小時）：避開正午烈日，讓 5 位大人蓄電。</w:t>
       </w:r>
     </w:p>
     <w:p>
@@ -3558,7 +3819,37 @@
           <w:rFonts w:ascii="Microsoft JhengHei" w:hAnsi="Microsoft JhengHei" w:eastAsia="Microsoft JhengHei"/>
           <w:sz w:val="21"/>
         </w:rPr>
-        <w:t>• 💡 文藝復興藝術最高殿堂，波提切利「維納斯的誕生」和「春」都在這裡，梅迪奇家族幾代人的收藏全擠在這棟 U 型建築裡</w:t>
+        <w:t xml:space="preserve">• </w:t>
+      </w:r>
+      <w:r>
+        <w:rPr>
+          <w:rFonts w:ascii="Microsoft JhengHei" w:hAnsi="Microsoft JhengHei" w:eastAsia="Microsoft JhengHei"/>
+          <w:b/>
+          <w:sz w:val="21"/>
+        </w:rPr>
+        <w:t>16:30</w:t>
+      </w:r>
+      <w:r>
+        <w:rPr>
+          <w:rFonts w:ascii="Microsoft JhengHei" w:hAnsi="Microsoft JhengHei" w:eastAsia="Microsoft JhengHei"/>
+          <w:sz w:val="21"/>
+        </w:rPr>
+        <w:t xml:space="preserve"> 🛍 </w:t>
+      </w:r>
+      <w:r>
+        <w:rPr>
+          <w:rFonts w:ascii="Microsoft JhengHei" w:hAnsi="Microsoft JhengHei" w:eastAsia="Microsoft JhengHei"/>
+          <w:b/>
+          <w:sz w:val="21"/>
+        </w:rPr>
+        <w:t>Officina Profumo-Farmaceutica di Santa Maria Novella</w:t>
+      </w:r>
+      <w:r>
+        <w:rPr>
+          <w:rFonts w:ascii="Microsoft JhengHei" w:hAnsi="Microsoft JhengHei" w:eastAsia="Microsoft JhengHei"/>
+          <w:sz w:val="21"/>
+        </w:rPr>
+        <w:t>：</w:t>
       </w:r>
     </w:p>
     <w:p>
@@ -3570,6 +3861,30 @@
           <w:rFonts w:ascii="Microsoft JhengHei" w:hAnsi="Microsoft JhengHei" w:eastAsia="Microsoft JhengHei"/>
           <w:sz w:val="21"/>
         </w:rPr>
+        <w:t>• 備註：【必逛：世界最古老藥妝店】。必看修道院裝潢，買薔薇水、刺繡蠟塊。</w:t>
+      </w:r>
+    </w:p>
+    <w:p>
+      <w:pPr>
+        <w:ind w:left="454" w:hanging="227"/>
+      </w:pPr>
+      <w:r>
+        <w:rPr>
+          <w:rFonts w:ascii="Microsoft JhengHei" w:hAnsi="Microsoft JhengHei" w:eastAsia="Microsoft JhengHei"/>
+          <w:sz w:val="21"/>
+        </w:rPr>
+        <w:t>• 💡 創立於 1612 年，前身是道明會修道士的草藥工坊。走進那像教堂一樣華麗的店面就值得了，招牌薔薇水和佛手柑古龍水是最經典伴手禮</w:t>
+      </w:r>
+    </w:p>
+    <w:p>
+      <w:pPr>
+        <w:ind w:left="454" w:hanging="227"/>
+      </w:pPr>
+      <w:r>
+        <w:rPr>
+          <w:rFonts w:ascii="Microsoft JhengHei" w:hAnsi="Microsoft JhengHei" w:eastAsia="Microsoft JhengHei"/>
+          <w:sz w:val="21"/>
+        </w:rPr>
         <w:t xml:space="preserve">• </w:t>
       </w:r>
       <w:r>
@@ -3578,44 +3893,44 @@
           <w:b/>
           <w:sz w:val="21"/>
         </w:rPr>
-        <w:t>11:40</w:t>
-      </w:r>
-      <w:r>
-        <w:rPr>
-          <w:rFonts w:ascii="Microsoft JhengHei" w:hAnsi="Microsoft JhengHei" w:eastAsia="Microsoft JhengHei"/>
-          <w:sz w:val="21"/>
-        </w:rPr>
-        <w:t xml:space="preserve"> 🥖 午餐：</w:t>
-      </w:r>
-      <w:r>
-        <w:rPr>
-          <w:rFonts w:ascii="Microsoft JhengHei" w:hAnsi="Microsoft JhengHei" w:eastAsia="Microsoft JhengHei"/>
-          <w:b/>
-          <w:sz w:val="21"/>
-        </w:rPr>
-        <w:t>All'Antico Vinaio</w:t>
-      </w:r>
-      <w:r>
-        <w:rPr>
-          <w:rFonts w:ascii="Microsoft JhengHei" w:hAnsi="Microsoft JhengHei" w:eastAsia="Microsoft JhengHei"/>
-          <w:sz w:val="21"/>
-        </w:rPr>
-        <w:t xml:space="preserve">（Via dei Neri 同街有 65/74/76/78 四個店面，建議選 </w:t>
-      </w:r>
-      <w:r>
-        <w:rPr>
-          <w:rFonts w:ascii="Microsoft JhengHei" w:hAnsi="Microsoft JhengHei" w:eastAsia="Microsoft JhengHei"/>
-          <w:b/>
-          <w:sz w:val="21"/>
-        </w:rPr>
-        <w:t>74r 或 76r 較少排隊</w:t>
-      </w:r>
-      <w:r>
-        <w:rPr>
-          <w:rFonts w:ascii="Microsoft JhengHei" w:hAnsi="Microsoft JhengHei" w:eastAsia="Microsoft JhengHei"/>
-          <w:sz w:val="21"/>
-        </w:rPr>
-        <w:t>，避開最熱門 65r 旗艦店）：烏菲茲走路 3 分鐘抵達。</w:t>
+        <w:t>17:30</w:t>
+      </w:r>
+      <w:r>
+        <w:rPr>
+          <w:rFonts w:ascii="Microsoft JhengHei" w:hAnsi="Microsoft JhengHei" w:eastAsia="Microsoft JhengHei"/>
+          <w:sz w:val="21"/>
+        </w:rPr>
+        <w:t xml:space="preserve"> 📖 </w:t>
+      </w:r>
+      <w:r>
+        <w:rPr>
+          <w:rFonts w:ascii="Microsoft JhengHei" w:hAnsi="Microsoft JhengHei" w:eastAsia="Microsoft JhengHei"/>
+          <w:b/>
+          <w:sz w:val="21"/>
+        </w:rPr>
+        <w:t>Odeon Cinema &amp; Bookstore</w:t>
+      </w:r>
+      <w:r>
+        <w:rPr>
+          <w:rFonts w:ascii="Microsoft JhengHei" w:hAnsi="Microsoft JhengHei" w:eastAsia="Microsoft JhengHei"/>
+          <w:sz w:val="21"/>
+        </w:rPr>
+        <w:t xml:space="preserve">（劇院改建書店）→ 🚶 </w:t>
+      </w:r>
+      <w:r>
+        <w:rPr>
+          <w:rFonts w:ascii="Microsoft JhengHei" w:hAnsi="Microsoft JhengHei" w:eastAsia="Microsoft JhengHei"/>
+          <w:b/>
+          <w:sz w:val="21"/>
+        </w:rPr>
+        <w:t>Piazza della Repubblica</w:t>
+      </w:r>
+      <w:r>
+        <w:rPr>
+          <w:rFonts w:ascii="Microsoft JhengHei" w:hAnsi="Microsoft JhengHei" w:eastAsia="Microsoft JhengHei"/>
+          <w:sz w:val="21"/>
+        </w:rPr>
+        <w:t>（共和廣場）長椅坐坐看旋轉木馬。</w:t>
       </w:r>
     </w:p>
     <w:p>
@@ -3627,22 +3942,7 @@
           <w:rFonts w:ascii="Microsoft JhengHei" w:hAnsi="Microsoft JhengHei" w:eastAsia="Microsoft JhengHei"/>
           <w:sz w:val="21"/>
         </w:rPr>
-        <w:t xml:space="preserve">• 招牌 Schiacciata 三明治約 </w:t>
-      </w:r>
-      <w:r>
-        <w:rPr>
-          <w:rFonts w:ascii="Microsoft JhengHei" w:hAnsi="Microsoft JhengHei" w:eastAsia="Microsoft JhengHei"/>
-          <w:b/>
-          <w:sz w:val="21"/>
-        </w:rPr>
-        <w:t>€8-€12</w:t>
-      </w:r>
-      <w:r>
-        <w:rPr>
-          <w:rFonts w:ascii="Microsoft JhengHei" w:hAnsi="Microsoft JhengHei" w:eastAsia="Microsoft JhengHei"/>
-          <w:sz w:val="21"/>
-        </w:rPr>
-        <w:t>（部分品項至 €14）+ 紅酒一杯（價格現場確認）</w:t>
+        <w:t>• 💡 書店是 1920 年代新藝術風格電影院改建，挑高天花板和復古座椅超有氛圍；共和廣場是佛羅倫斯的「客廳」，旁邊百年咖啡館 Giubbe Rosse 曾是未來主義藝術家的據點</w:t>
       </w:r>
     </w:p>
     <w:p>
@@ -3654,156 +3954,6 @@
           <w:rFonts w:ascii="Microsoft JhengHei" w:hAnsi="Microsoft JhengHei" w:eastAsia="Microsoft JhengHei"/>
           <w:sz w:val="21"/>
         </w:rPr>
-        <w:t>• 💡 1991 創立家族店，</w:t>
-      </w:r>
-      <w:r>
-        <w:rPr>
-          <w:rFonts w:ascii="Microsoft JhengHei" w:hAnsi="Microsoft JhengHei" w:eastAsia="Microsoft JhengHei"/>
-          <w:b/>
-          <w:sz w:val="21"/>
-        </w:rPr>
-        <w:t>Gambero Rosso 多次報導的佛羅倫斯街頭美食名店</w:t>
-      </w:r>
-      <w:r>
-        <w:rPr>
-          <w:rFonts w:ascii="Microsoft JhengHei" w:hAnsi="Microsoft JhengHei" w:eastAsia="Microsoft JhengHei"/>
-          <w:sz w:val="21"/>
-        </w:rPr>
-        <w:t>，Saveur 雜誌「世界最佳三明治」推薦</w:t>
-      </w:r>
-    </w:p>
-    <w:p>
-      <w:pPr>
-        <w:ind w:left="454" w:hanging="227"/>
-      </w:pPr>
-      <w:r>
-        <w:rPr>
-          <w:rFonts w:ascii="Microsoft JhengHei" w:hAnsi="Microsoft JhengHei" w:eastAsia="Microsoft JhengHei"/>
-          <w:sz w:val="21"/>
-        </w:rPr>
-        <w:t>• ⚠ 原訂白野豬週四中午本來就不營業（cinghialebianco.net/contatti 官方確認），改到 6/19 晚餐</w:t>
-      </w:r>
-    </w:p>
-    <w:p>
-      <w:pPr>
-        <w:ind w:left="454" w:hanging="227"/>
-      </w:pPr>
-      <w:r>
-        <w:rPr>
-          <w:rFonts w:ascii="Microsoft JhengHei" w:hAnsi="Microsoft JhengHei" w:eastAsia="Microsoft JhengHei"/>
-          <w:sz w:val="21"/>
-        </w:rPr>
-        <w:t xml:space="preserve">• ⚠ </w:t>
-      </w:r>
-      <w:r>
-        <w:rPr>
-          <w:rFonts w:ascii="Microsoft JhengHei" w:hAnsi="Microsoft JhengHei" w:eastAsia="Microsoft JhengHei"/>
-          <w:b/>
-          <w:sz w:val="21"/>
-        </w:rPr>
-        <w:t>重要：佛羅倫斯禁食規定</w:t>
-      </w:r>
-      <w:r>
-        <w:rPr>
-          <w:rFonts w:ascii="Microsoft JhengHei" w:hAnsi="Microsoft JhengHei" w:eastAsia="Microsoft JhengHei"/>
-          <w:sz w:val="21"/>
-        </w:rPr>
-        <w:t xml:space="preserve">：Via dei Neri、Piazzale degli Uffizi 等熱門路段 12:00-15:00 </w:t>
-      </w:r>
-      <w:r>
-        <w:rPr>
-          <w:rFonts w:ascii="Microsoft JhengHei" w:hAnsi="Microsoft JhengHei" w:eastAsia="Microsoft JhengHei"/>
-          <w:b/>
-          <w:sz w:val="21"/>
-        </w:rPr>
-        <w:t>禁止在人行道、店門口、廣場階梯蹲坐進食</w:t>
-      </w:r>
-      <w:r>
-        <w:rPr>
-          <w:rFonts w:ascii="Microsoft JhengHei" w:hAnsi="Microsoft JhengHei" w:eastAsia="Microsoft JhengHei"/>
-          <w:sz w:val="21"/>
-        </w:rPr>
-        <w:t xml:space="preserve">，違者罰款。拿三明治後請走到 </w:t>
-      </w:r>
-      <w:r>
-        <w:rPr>
-          <w:rFonts w:ascii="Microsoft JhengHei" w:hAnsi="Microsoft JhengHei" w:eastAsia="Microsoft JhengHei"/>
-          <w:b/>
-          <w:sz w:val="21"/>
-        </w:rPr>
-        <w:t>阿諾河邊 Lungarno</w:t>
-      </w:r>
-      <w:r>
-        <w:rPr>
-          <w:rFonts w:ascii="Microsoft JhengHei" w:hAnsi="Microsoft JhengHei" w:eastAsia="Microsoft JhengHei"/>
-          <w:sz w:val="21"/>
-        </w:rPr>
-        <w:t>（沿河護欄外側）或共和廣場（Piazza della Repubblica）長椅，找不妨礙通行的位置吃</w:t>
-      </w:r>
-    </w:p>
-    <w:p>
-      <w:pPr>
-        <w:ind w:left="454" w:hanging="227"/>
-      </w:pPr>
-      <w:r>
-        <w:rPr>
-          <w:rFonts w:ascii="Microsoft JhengHei" w:hAnsi="Microsoft JhengHei" w:eastAsia="Microsoft JhengHei"/>
-          <w:sz w:val="21"/>
-        </w:rPr>
-        <w:t>• 必試 5 款分食：</w:t>
-      </w:r>
-      <w:r>
-        <w:rPr>
-          <w:rFonts w:ascii="Microsoft JhengHei" w:hAnsi="Microsoft JhengHei" w:eastAsia="Microsoft JhengHei"/>
-          <w:b/>
-          <w:sz w:val="21"/>
-        </w:rPr>
-        <w:t>La Favolosa</w:t>
-      </w:r>
-      <w:r>
-        <w:rPr>
-          <w:rFonts w:ascii="Microsoft JhengHei" w:hAnsi="Microsoft JhengHei" w:eastAsia="Microsoft JhengHei"/>
-          <w:sz w:val="21"/>
-        </w:rPr>
-        <w:t>（開心果奶油+佩科里諾+肉腸）、</w:t>
-      </w:r>
-      <w:r>
-        <w:rPr>
-          <w:rFonts w:ascii="Microsoft JhengHei" w:hAnsi="Microsoft JhengHei" w:eastAsia="Microsoft JhengHei"/>
-          <w:b/>
-          <w:sz w:val="21"/>
-        </w:rPr>
-        <w:t>La Boss</w:t>
-      </w:r>
-      <w:r>
-        <w:rPr>
-          <w:rFonts w:ascii="Microsoft JhengHei" w:hAnsi="Microsoft JhengHei" w:eastAsia="Microsoft JhengHei"/>
-          <w:sz w:val="21"/>
-        </w:rPr>
-        <w:t>（托斯卡尼火腿+佩科里諾+松露醬）、La Paradiso、La Inferno、La Dante</w:t>
-      </w:r>
-    </w:p>
-    <w:p>
-      <w:pPr>
-        <w:ind w:left="454" w:hanging="227"/>
-      </w:pPr>
-      <w:r>
-        <w:rPr>
-          <w:rFonts w:ascii="Microsoft JhengHei" w:hAnsi="Microsoft JhengHei" w:eastAsia="Microsoft JhengHei"/>
-          <w:sz w:val="21"/>
-        </w:rPr>
-        <w:t>• 🍷 紅酒規矩：結帳時加點 → 拿杯子去酒桶區自己倒（店員通常不代倒）→ 倒完即離開酒桶區（不要擋後面的人）</w:t>
-      </w:r>
-    </w:p>
-    <w:p>
-      <w:pPr>
-        <w:ind w:left="454" w:hanging="227"/>
-      </w:pPr>
-      <w:r>
-        <w:rPr>
-          <w:rFonts w:ascii="Microsoft JhengHei" w:hAnsi="Microsoft JhengHei" w:eastAsia="Microsoft JhengHei"/>
-          <w:sz w:val="21"/>
-        </w:rPr>
         <w:t xml:space="preserve">• </w:t>
       </w:r>
       <w:r>
@@ -3812,277 +3962,7 @@
           <w:b/>
           <w:sz w:val="21"/>
         </w:rPr>
-        <w:t>13:30 - 14:00</w:t>
-      </w:r>
-      <w:r>
-        <w:rPr>
-          <w:rFonts w:ascii="Microsoft JhengHei" w:hAnsi="Microsoft JhengHei" w:eastAsia="Microsoft JhengHei"/>
-          <w:sz w:val="21"/>
-        </w:rPr>
-        <w:t xml:space="preserve"> 🏛 </w:t>
-      </w:r>
-      <w:r>
-        <w:rPr>
-          <w:rFonts w:ascii="Microsoft JhengHei" w:hAnsi="Microsoft JhengHei" w:eastAsia="Microsoft JhengHei"/>
-          <w:b/>
-          <w:sz w:val="21"/>
-        </w:rPr>
-        <w:t>Piazza della Signoria（領主廣場）</w:t>
-      </w:r>
-      <w:r>
-        <w:rPr>
-          <w:rFonts w:ascii="Microsoft JhengHei" w:hAnsi="Microsoft JhengHei" w:eastAsia="Microsoft JhengHei"/>
-          <w:sz w:val="21"/>
-        </w:rPr>
-        <w:t>：欣賞舊宮、海神噴泉。</w:t>
-      </w:r>
-    </w:p>
-    <w:p>
-      <w:pPr>
-        <w:ind w:left="454" w:hanging="227"/>
-      </w:pPr>
-      <w:r>
-        <w:rPr>
-          <w:rFonts w:ascii="Microsoft JhengHei" w:hAnsi="Microsoft JhengHei" w:eastAsia="Microsoft JhengHei"/>
-          <w:sz w:val="21"/>
-        </w:rPr>
-        <w:t>• 💡 佛羅倫斯的政治心臟，露天雕塑多到像沒有圍牆的博物館，舊宮門前站著大衛像複製品，海神噴泉和《薩賓婦女的掠奪》雕塑群隨便一個都是教科書等級</w:t>
-      </w:r>
-    </w:p>
-    <w:p>
-      <w:pPr>
-        <w:ind w:left="454" w:hanging="227"/>
-      </w:pPr>
-      <w:r>
-        <w:rPr>
-          <w:rFonts w:ascii="Microsoft JhengHei" w:hAnsi="Microsoft JhengHei" w:eastAsia="Microsoft JhengHei"/>
-          <w:sz w:val="21"/>
-        </w:rPr>
-        <w:t xml:space="preserve">• </w:t>
-      </w:r>
-      <w:r>
-        <w:rPr>
-          <w:rFonts w:ascii="Microsoft JhengHei" w:hAnsi="Microsoft JhengHei" w:eastAsia="Microsoft JhengHei"/>
-          <w:b/>
-          <w:sz w:val="21"/>
-        </w:rPr>
-        <w:t>14:00 - 14:45</w:t>
-      </w:r>
-      <w:r>
-        <w:rPr>
-          <w:rFonts w:ascii="Microsoft JhengHei" w:hAnsi="Microsoft JhengHei" w:eastAsia="Microsoft JhengHei"/>
-          <w:sz w:val="21"/>
-        </w:rPr>
-        <w:t xml:space="preserve"> ✉ </w:t>
-      </w:r>
-      <w:r>
-        <w:rPr>
-          <w:rFonts w:ascii="Microsoft JhengHei" w:hAnsi="Microsoft JhengHei" w:eastAsia="Microsoft JhengHei"/>
-          <w:b/>
-          <w:sz w:val="21"/>
-        </w:rPr>
-        <w:t>Spazio Filatelia Firenze</w:t>
-      </w:r>
-      <w:r>
-        <w:rPr>
-          <w:rFonts w:ascii="Microsoft JhengHei" w:hAnsi="Microsoft JhengHei" w:eastAsia="Microsoft JhengHei"/>
-          <w:sz w:val="21"/>
-        </w:rPr>
-        <w:t>（</w:t>
-      </w:r>
-      <w:r>
-        <w:rPr>
-          <w:rFonts w:ascii="Microsoft JhengHei" w:hAnsi="Microsoft JhengHei" w:eastAsia="Microsoft JhengHei"/>
-          <w:b/>
-          <w:sz w:val="21"/>
-        </w:rPr>
-        <w:t>必須在 15:30 關門前到</w:t>
-      </w:r>
-      <w:r>
-        <w:rPr>
-          <w:rFonts w:ascii="Microsoft JhengHei" w:hAnsi="Microsoft JhengHei" w:eastAsia="Microsoft JhengHei"/>
-          <w:sz w:val="21"/>
-        </w:rPr>
-        <w:t>）</w:t>
-      </w:r>
-    </w:p>
-    <w:p>
-      <w:pPr>
-        <w:ind w:left="454" w:hanging="227"/>
-      </w:pPr>
-      <w:r>
-        <w:rPr>
-          <w:rFonts w:ascii="Microsoft JhengHei" w:hAnsi="Microsoft JhengHei" w:eastAsia="Microsoft JhengHei"/>
-          <w:sz w:val="21"/>
-        </w:rPr>
-        <w:t>• 備註：【必逛：買限定刺繡郵票】。Via Pellicceria, 3，距領主廣場步行 3 分鐘</w:t>
-      </w:r>
-    </w:p>
-    <w:p>
-      <w:pPr>
-        <w:ind w:left="454" w:hanging="227"/>
-      </w:pPr>
-      <w:r>
-        <w:rPr>
-          <w:rFonts w:ascii="Microsoft JhengHei" w:hAnsi="Microsoft JhengHei" w:eastAsia="Microsoft JhengHei"/>
-          <w:sz w:val="21"/>
-        </w:rPr>
-        <w:t xml:space="preserve">• ⚠ </w:t>
-      </w:r>
-      <w:r>
-        <w:rPr>
-          <w:rFonts w:ascii="Microsoft JhengHei" w:hAnsi="Microsoft JhengHei" w:eastAsia="Microsoft JhengHei"/>
-          <w:b/>
-          <w:sz w:val="21"/>
-        </w:rPr>
-        <w:t>官方營業時間平日 08:20-15:30</w:t>
-      </w:r>
-      <w:r>
-        <w:rPr>
-          <w:rFonts w:ascii="Microsoft JhengHei" w:hAnsi="Microsoft JhengHei" w:eastAsia="Microsoft JhengHei"/>
-          <w:sz w:val="21"/>
-        </w:rPr>
-        <w:t>（週末更早），原 17:00 行程會撲空，須提前到午後</w:t>
-      </w:r>
-    </w:p>
-    <w:p>
-      <w:pPr>
-        <w:ind w:left="454" w:hanging="227"/>
-      </w:pPr>
-      <w:r>
-        <w:rPr>
-          <w:rFonts w:ascii="Microsoft JhengHei" w:hAnsi="Microsoft JhengHei" w:eastAsia="Microsoft JhengHei"/>
-          <w:sz w:val="21"/>
-        </w:rPr>
-        <w:t>• 💡 義大利郵政特色門市，能買到真的用布繡出來的佛羅倫斯限定郵票，可實寄也可收藏</w:t>
-      </w:r>
-    </w:p>
-    <w:p>
-      <w:pPr>
-        <w:ind w:left="454" w:hanging="227"/>
-      </w:pPr>
-      <w:r>
-        <w:rPr>
-          <w:rFonts w:ascii="Microsoft JhengHei" w:hAnsi="Microsoft JhengHei" w:eastAsia="Microsoft JhengHei"/>
-          <w:sz w:val="21"/>
-        </w:rPr>
-        <w:t xml:space="preserve">• </w:t>
-      </w:r>
-      <w:r>
-        <w:rPr>
-          <w:rFonts w:ascii="Microsoft JhengHei" w:hAnsi="Microsoft JhengHei" w:eastAsia="Microsoft JhengHei"/>
-          <w:b/>
-          <w:sz w:val="21"/>
-        </w:rPr>
-        <w:t>14:45 - 15:30</w:t>
-      </w:r>
-      <w:r>
-        <w:rPr>
-          <w:rFonts w:ascii="Microsoft JhengHei" w:hAnsi="Microsoft JhengHei" w:eastAsia="Microsoft JhengHei"/>
-          <w:sz w:val="21"/>
-        </w:rPr>
-        <w:t xml:space="preserve"> 🛍 </w:t>
-      </w:r>
-      <w:r>
-        <w:rPr>
-          <w:rFonts w:ascii="Microsoft JhengHei" w:hAnsi="Microsoft JhengHei" w:eastAsia="Microsoft JhengHei"/>
-          <w:b/>
-          <w:sz w:val="21"/>
-        </w:rPr>
-        <w:t>Via dei Calzaiuoli（卡爾查依優歐利大道）</w:t>
-      </w:r>
-      <w:r>
-        <w:rPr>
-          <w:rFonts w:ascii="Microsoft JhengHei" w:hAnsi="Microsoft JhengHei" w:eastAsia="Microsoft JhengHei"/>
-          <w:sz w:val="21"/>
-        </w:rPr>
-        <w:t>：</w:t>
-      </w:r>
-    </w:p>
-    <w:p>
-      <w:pPr>
-        <w:ind w:left="454" w:hanging="227"/>
-      </w:pPr>
-      <w:r>
-        <w:rPr>
-          <w:rFonts w:ascii="Microsoft JhengHei" w:hAnsi="Microsoft JhengHei" w:eastAsia="Microsoft JhengHei"/>
-          <w:sz w:val="21"/>
-        </w:rPr>
-        <w:t>• 連結領主廣場與大教堂的名店街，閒逛 + 拍百花穹頂</w:t>
-      </w:r>
-    </w:p>
-    <w:p>
-      <w:pPr>
-        <w:ind w:left="454" w:hanging="227"/>
-      </w:pPr>
-      <w:r>
-        <w:rPr>
-          <w:rFonts w:ascii="Microsoft JhengHei" w:hAnsi="Microsoft JhengHei" w:eastAsia="Microsoft JhengHei"/>
-          <w:sz w:val="21"/>
-        </w:rPr>
-        <w:t xml:space="preserve">• </w:t>
-      </w:r>
-      <w:r>
-        <w:rPr>
-          <w:rFonts w:ascii="Microsoft JhengHei" w:hAnsi="Microsoft JhengHei" w:eastAsia="Microsoft JhengHei"/>
-          <w:b/>
-          <w:sz w:val="21"/>
-        </w:rPr>
-        <w:t>15:30 - 17:30</w:t>
-      </w:r>
-      <w:r>
-        <w:rPr>
-          <w:rFonts w:ascii="Microsoft JhengHei" w:hAnsi="Microsoft JhengHei" w:eastAsia="Microsoft JhengHei"/>
-          <w:sz w:val="21"/>
-        </w:rPr>
-        <w:t xml:space="preserve"> 💤 回飯店休息（2 小時）。</w:t>
-      </w:r>
-    </w:p>
-    <w:p>
-      <w:pPr>
-        <w:ind w:left="454" w:hanging="227"/>
-      </w:pPr>
-      <w:r>
-        <w:rPr>
-          <w:rFonts w:ascii="Microsoft JhengHei" w:hAnsi="Microsoft JhengHei" w:eastAsia="Microsoft JhengHei"/>
-          <w:sz w:val="21"/>
-        </w:rPr>
-        <w:t xml:space="preserve">• </w:t>
-      </w:r>
-      <w:r>
-        <w:rPr>
-          <w:rFonts w:ascii="Microsoft JhengHei" w:hAnsi="Microsoft JhengHei" w:eastAsia="Microsoft JhengHei"/>
-          <w:b/>
-          <w:sz w:val="21"/>
-        </w:rPr>
-        <w:t>17:30 - 19:00</w:t>
-      </w:r>
-      <w:r>
-        <w:rPr>
-          <w:rFonts w:ascii="Microsoft JhengHei" w:hAnsi="Microsoft JhengHei" w:eastAsia="Microsoft JhengHei"/>
-          <w:sz w:val="21"/>
-        </w:rPr>
-        <w:t xml:space="preserve"> 自由時間（伴手禮補逛、共和廣場、街頭咖啡）</w:t>
-      </w:r>
-    </w:p>
-    <w:p>
-      <w:pPr>
-        <w:ind w:left="454" w:hanging="227"/>
-      </w:pPr>
-      <w:r>
-        <w:rPr>
-          <w:rFonts w:ascii="Microsoft JhengHei" w:hAnsi="Microsoft JhengHei" w:eastAsia="Microsoft JhengHei"/>
-          <w:sz w:val="21"/>
-        </w:rPr>
-        <w:t xml:space="preserve">• </w:t>
-      </w:r>
-      <w:r>
-        <w:rPr>
-          <w:rFonts w:ascii="Microsoft JhengHei" w:hAnsi="Microsoft JhengHei" w:eastAsia="Microsoft JhengHei"/>
-          <w:b/>
-          <w:sz w:val="21"/>
-        </w:rPr>
-        <w:t>19:00</w:t>
+        <w:t>19:30</w:t>
       </w:r>
       <w:r>
         <w:rPr>
@@ -4097,567 +3977,14 @@
           <w:b/>
           <w:sz w:val="21"/>
         </w:rPr>
-        <w:t>彈性 walk-in（隨遇而安）</w:t>
-      </w:r>
-      <w:r>
-        <w:rPr>
-          <w:rFonts w:ascii="Microsoft JhengHei" w:hAnsi="Microsoft JhengHei" w:eastAsia="Microsoft JhengHei"/>
-          <w:sz w:val="21"/>
-        </w:rPr>
-        <w:t xml:space="preserve"> — 南岸 Piazza della Passera 一帶</w:t>
-      </w:r>
-    </w:p>
-    <w:p>
-      <w:pPr>
-        <w:ind w:left="454" w:hanging="227"/>
-      </w:pPr>
-      <w:r>
-        <w:rPr>
-          <w:rFonts w:ascii="Microsoft JhengHei" w:hAnsi="Microsoft JhengHei" w:eastAsia="Microsoft JhengHei"/>
-          <w:sz w:val="21"/>
-        </w:rPr>
-        <w:t>• 🥇 首選：</w:t>
-      </w:r>
-      <w:r>
-        <w:rPr>
-          <w:rFonts w:ascii="Microsoft JhengHei" w:hAnsi="Microsoft JhengHei" w:eastAsia="Microsoft JhengHei"/>
-          <w:b/>
-          <w:sz w:val="21"/>
-        </w:rPr>
-        <w:t>Trattoria 4 Leoni</w:t>
-      </w:r>
-      <w:r>
-        <w:rPr>
-          <w:rFonts w:ascii="Microsoft JhengHei" w:hAnsi="Microsoft JhengHei" w:eastAsia="Microsoft JhengHei"/>
-          <w:sz w:val="21"/>
-        </w:rPr>
-        <w:t xml:space="preserve">（Via dei Vellutini 1r）— 官方標示每日 </w:t>
-      </w:r>
-      <w:r>
-        <w:rPr>
-          <w:rFonts w:ascii="Microsoft JhengHei" w:hAnsi="Microsoft JhengHei" w:eastAsia="Microsoft JhengHei"/>
-          <w:b/>
-          <w:sz w:val="21"/>
-        </w:rPr>
-        <w:t>12:00-24:00 連續營業</w:t>
-      </w:r>
-      <w:r>
-        <w:rPr>
-          <w:rFonts w:ascii="Microsoft JhengHei" w:hAnsi="Microsoft JhengHei" w:eastAsia="Microsoft JhengHei"/>
-          <w:sz w:val="21"/>
-        </w:rPr>
-        <w:t>，是南岸</w:t>
-      </w:r>
-      <w:r>
-        <w:rPr>
-          <w:rFonts w:ascii="Microsoft JhengHei" w:hAnsi="Microsoft JhengHei" w:eastAsia="Microsoft JhengHei"/>
-          <w:b/>
-          <w:sz w:val="21"/>
-        </w:rPr>
-        <w:t>少數</w:t>
-      </w:r>
-      <w:r>
-        <w:rPr>
-          <w:rFonts w:ascii="Microsoft JhengHei" w:hAnsi="Microsoft JhengHei" w:eastAsia="Microsoft JhengHei"/>
-          <w:sz w:val="21"/>
-        </w:rPr>
-        <w:t>可 19:00 用餐的選項(多數鄰店 19:30 才開）</w:t>
-      </w:r>
-    </w:p>
-    <w:p>
-      <w:pPr>
-        <w:ind w:left="454" w:hanging="227"/>
-      </w:pPr>
-      <w:r>
-        <w:rPr>
-          <w:rFonts w:ascii="Microsoft JhengHei" w:hAnsi="Microsoft JhengHei" w:eastAsia="Microsoft JhengHei"/>
-          <w:sz w:val="21"/>
-        </w:rPr>
-        <w:t xml:space="preserve">• 🥈 替代鏈：4 Leoni 滿位等候 → </w:t>
-      </w:r>
-      <w:r>
-        <w:rPr>
-          <w:rFonts w:ascii="Microsoft JhengHei" w:hAnsi="Microsoft JhengHei" w:eastAsia="Microsoft JhengHei"/>
-          <w:b/>
-          <w:sz w:val="21"/>
-        </w:rPr>
-        <w:t>Il Santo Bevitore</w:t>
-      </w:r>
-      <w:r>
-        <w:rPr>
-          <w:rFonts w:ascii="Microsoft JhengHei" w:hAnsi="Microsoft JhengHei" w:eastAsia="Microsoft JhengHei"/>
-          <w:sz w:val="21"/>
-        </w:rPr>
-        <w:t xml:space="preserve">（Via Santo Spirito 64r，19:30 開）→ </w:t>
-      </w:r>
-      <w:r>
-        <w:rPr>
-          <w:rFonts w:ascii="Microsoft JhengHei" w:hAnsi="Microsoft JhengHei" w:eastAsia="Microsoft JhengHei"/>
-          <w:b/>
-          <w:sz w:val="21"/>
-        </w:rPr>
-        <w:t>Osteria Tripperia Il Magazzino</w:t>
-      </w:r>
-      <w:r>
-        <w:rPr>
-          <w:rFonts w:ascii="Microsoft JhengHei" w:hAnsi="Microsoft JhengHei" w:eastAsia="Microsoft JhengHei"/>
-          <w:sz w:val="21"/>
-        </w:rPr>
-        <w:t>（Piazza della Passera 2，19:30 開）</w:t>
-      </w:r>
-    </w:p>
-    <w:p>
-      <w:pPr>
-        <w:ind w:left="454" w:hanging="227"/>
-      </w:pPr>
-      <w:r>
-        <w:rPr>
-          <w:rFonts w:ascii="Microsoft JhengHei" w:hAnsi="Microsoft JhengHei" w:eastAsia="Microsoft JhengHei"/>
-          <w:sz w:val="21"/>
-        </w:rPr>
-        <w:t>• 💡 6 月旺季週四晚仍熱門，若想保險可當天下午用 TheFork app 看即時空位</w:t>
-      </w:r>
-    </w:p>
-    <w:p>
-      <w:pPr>
-        <w:ind w:left="454" w:hanging="227"/>
-      </w:pPr>
-      <w:r>
-        <w:rPr>
-          <w:rFonts w:ascii="Microsoft JhengHei" w:hAnsi="Microsoft JhengHei" w:eastAsia="Microsoft JhengHei"/>
-          <w:sz w:val="21"/>
-        </w:rPr>
-        <w:t>• 預算：每人 €35-45（TWD 1,225-1,575）</w:t>
-      </w:r>
-    </w:p>
-    <w:p>
-      <w:pPr>
-        <w:ind w:left="454" w:hanging="227"/>
-      </w:pPr>
-      <w:r>
-        <w:rPr>
-          <w:rFonts w:ascii="Microsoft JhengHei" w:hAnsi="Microsoft JhengHei" w:eastAsia="Microsoft JhengHei"/>
-          <w:sz w:val="21"/>
-        </w:rPr>
-        <w:t xml:space="preserve">• </w:t>
-      </w:r>
-      <w:r>
-        <w:rPr>
-          <w:rFonts w:ascii="Microsoft JhengHei" w:hAnsi="Microsoft JhengHei" w:eastAsia="Microsoft JhengHei"/>
-          <w:b/>
-          <w:sz w:val="21"/>
-        </w:rPr>
-        <w:t>20:00</w:t>
-      </w:r>
-      <w:r>
-        <w:rPr>
-          <w:rFonts w:ascii="Microsoft JhengHei" w:hAnsi="Microsoft JhengHei" w:eastAsia="Microsoft JhengHei"/>
-          <w:sz w:val="21"/>
-        </w:rPr>
-        <w:t xml:space="preserve"> 🚕 計程車上山前往 Piazzale Michelangelo（</w:t>
-      </w:r>
-      <w:r>
-        <w:rPr>
-          <w:rFonts w:ascii="Microsoft JhengHei" w:hAnsi="Microsoft JhengHei" w:eastAsia="Microsoft JhengHei"/>
-          <w:b/>
-          <w:sz w:val="21"/>
-        </w:rPr>
-        <w:t>€15-18</w:t>
-      </w:r>
-      <w:r>
-        <w:rPr>
-          <w:rFonts w:ascii="Microsoft JhengHei" w:hAnsi="Microsoft JhengHei" w:eastAsia="Microsoft JhengHei"/>
-          <w:sz w:val="21"/>
-        </w:rPr>
-        <w:t>，車程約 12 分鐘）</w:t>
-      </w:r>
-    </w:p>
-    <w:p>
-      <w:pPr>
-        <w:ind w:left="454" w:hanging="227"/>
-      </w:pPr>
-      <w:r>
-        <w:rPr>
-          <w:rFonts w:ascii="Microsoft JhengHei" w:hAnsi="Microsoft JhengHei" w:eastAsia="Microsoft JhengHei"/>
-          <w:sz w:val="21"/>
-        </w:rPr>
-        <w:t xml:space="preserve">• ⚠ </w:t>
-      </w:r>
-      <w:r>
-        <w:rPr>
-          <w:rFonts w:ascii="Microsoft JhengHei" w:hAnsi="Microsoft JhengHei" w:eastAsia="Microsoft JhengHei"/>
-          <w:b/>
-          <w:sz w:val="21"/>
-        </w:rPr>
-        <w:t>5 人需叫 Large Taxi / Van</w:t>
-      </w:r>
-      <w:r>
-        <w:rPr>
-          <w:rFonts w:ascii="Microsoft JhengHei" w:hAnsi="Microsoft JhengHei" w:eastAsia="Microsoft JhengHei"/>
-          <w:sz w:val="21"/>
-        </w:rPr>
-        <w:t>（一般義大利計程車僅 4 人座），或拆 2 台車</w:t>
-      </w:r>
-    </w:p>
-    <w:p>
-      <w:pPr>
-        <w:ind w:left="454" w:hanging="227"/>
-      </w:pPr>
-      <w:r>
-        <w:rPr>
-          <w:rFonts w:ascii="Microsoft JhengHei" w:hAnsi="Microsoft JhengHei" w:eastAsia="Microsoft JhengHei"/>
-          <w:sz w:val="21"/>
-        </w:rPr>
-        <w:t>• 佛羅倫斯計程車夜間費率為 22:00-06:00（夜間起跳 €7.70、最低 €9.70）；21:45 回程仍屬日間</w:t>
-      </w:r>
-    </w:p>
-    <w:p>
-      <w:pPr>
-        <w:ind w:left="454" w:hanging="227"/>
-      </w:pPr>
-      <w:r>
-        <w:rPr>
-          <w:rFonts w:ascii="Microsoft JhengHei" w:hAnsi="Microsoft JhengHei" w:eastAsia="Microsoft JhengHei"/>
-          <w:sz w:val="21"/>
-        </w:rPr>
-        <w:t xml:space="preserve">• </w:t>
-      </w:r>
-      <w:r>
-        <w:rPr>
-          <w:rFonts w:ascii="Microsoft JhengHei" w:hAnsi="Microsoft JhengHei" w:eastAsia="Microsoft JhengHei"/>
-          <w:b/>
-          <w:sz w:val="21"/>
-        </w:rPr>
-        <w:t>20:10 - 20:45</w:t>
-      </w:r>
-      <w:r>
-        <w:rPr>
-          <w:rFonts w:ascii="Microsoft JhengHei" w:hAnsi="Microsoft JhengHei" w:eastAsia="Microsoft JhengHei"/>
-          <w:sz w:val="21"/>
-        </w:rPr>
-        <w:t xml:space="preserve"> 🌄 </w:t>
-      </w:r>
-      <w:r>
-        <w:rPr>
-          <w:rFonts w:ascii="Microsoft JhengHei" w:hAnsi="Microsoft JhengHei" w:eastAsia="Microsoft JhengHei"/>
-          <w:b/>
-          <w:sz w:val="21"/>
-        </w:rPr>
-        <w:t>Piazzale Michelangelo + San Miniato al Monte 外部平台</w:t>
-      </w:r>
-      <w:r>
-        <w:rPr>
-          <w:rFonts w:ascii="Microsoft JhengHei" w:hAnsi="Microsoft JhengHei" w:eastAsia="Microsoft JhengHei"/>
-          <w:sz w:val="21"/>
-        </w:rPr>
-      </w:r>
-    </w:p>
-    <w:p>
-      <w:pPr>
-        <w:ind w:left="454" w:hanging="227"/>
-      </w:pPr>
-      <w:r>
-        <w:rPr>
-          <w:rFonts w:ascii="Microsoft JhengHei" w:hAnsi="Microsoft JhengHei" w:eastAsia="Microsoft JhengHei"/>
-          <w:sz w:val="21"/>
-        </w:rPr>
-        <w:t>• 20:10 抵達廣場（先卡日落位置）</w:t>
-      </w:r>
-    </w:p>
-    <w:p>
-      <w:pPr>
-        <w:ind w:left="454" w:hanging="227"/>
-      </w:pPr>
-      <w:r>
-        <w:rPr>
-          <w:rFonts w:ascii="Microsoft JhengHei" w:hAnsi="Microsoft JhengHei" w:eastAsia="Microsoft JhengHei"/>
-          <w:sz w:val="21"/>
-        </w:rPr>
-        <w:t xml:space="preserve">• 20:15-20:40 步行 5 分鐘上 </w:t>
-      </w:r>
-      <w:r>
-        <w:rPr>
-          <w:rFonts w:ascii="Microsoft JhengHei" w:hAnsi="Microsoft JhengHei" w:eastAsia="Microsoft JhengHei"/>
-          <w:b/>
-          <w:sz w:val="21"/>
-        </w:rPr>
-        <w:t>San Miniato al Monte 教堂前平台</w:t>
-      </w:r>
-      <w:r>
-        <w:rPr>
-          <w:rFonts w:ascii="Microsoft JhengHei" w:hAnsi="Microsoft JhengHei" w:eastAsia="Microsoft JhengHei"/>
-          <w:sz w:val="21"/>
-        </w:rPr>
-        <w:t>（19:00 後內部已關；外部平台視野更高、人少，但若鐵門關閉則改在米開朗基羅廣場大階梯觀賞）</w:t>
-      </w:r>
-    </w:p>
-    <w:p>
-      <w:pPr>
-        <w:ind w:left="454" w:hanging="227"/>
-      </w:pPr>
-      <w:r>
-        <w:rPr>
-          <w:rFonts w:ascii="Microsoft JhengHei" w:hAnsi="Microsoft JhengHei" w:eastAsia="Microsoft JhengHei"/>
-          <w:sz w:val="21"/>
-        </w:rPr>
-        <w:t>• 拍 Duomo + Ponte Vecchio + 阿諾河（廣場大衛像複製品右後方為經典壓縮構圖）</w:t>
-      </w:r>
-    </w:p>
-    <w:p>
-      <w:pPr>
-        <w:ind w:left="454" w:hanging="227"/>
-      </w:pPr>
-      <w:r>
-        <w:rPr>
-          <w:rFonts w:ascii="Microsoft JhengHei" w:hAnsi="Microsoft JhengHei" w:eastAsia="Microsoft JhengHei"/>
-          <w:sz w:val="21"/>
-        </w:rPr>
-        <w:t>• ⚠ 玫瑰花園（Giardino delle Rose）5-9 月開放至 20:00，</w:t>
-      </w:r>
-      <w:r>
-        <w:rPr>
-          <w:rFonts w:ascii="Microsoft JhengHei" w:hAnsi="Microsoft JhengHei" w:eastAsia="Microsoft JhengHei"/>
-          <w:b/>
-          <w:sz w:val="21"/>
-        </w:rPr>
-        <w:t>日落時已關，不用繞</w:t>
-      </w:r>
-      <w:r>
-        <w:rPr>
-          <w:rFonts w:ascii="Microsoft JhengHei" w:hAnsi="Microsoft JhengHei" w:eastAsia="Microsoft JhengHei"/>
-          <w:sz w:val="21"/>
-        </w:rPr>
-      </w:r>
-    </w:p>
-    <w:p>
-      <w:pPr>
-        <w:ind w:left="454" w:hanging="227"/>
-      </w:pPr>
-      <w:r>
-        <w:rPr>
-          <w:rFonts w:ascii="Microsoft JhengHei" w:hAnsi="Microsoft JhengHei" w:eastAsia="Microsoft JhengHei"/>
-          <w:sz w:val="21"/>
-        </w:rPr>
-        <w:t xml:space="preserve">• </w:t>
-      </w:r>
-      <w:r>
-        <w:rPr>
-          <w:rFonts w:ascii="Microsoft JhengHei" w:hAnsi="Microsoft JhengHei" w:eastAsia="Microsoft JhengHei"/>
-          <w:b/>
-          <w:sz w:val="21"/>
-        </w:rPr>
-        <w:t>20:59</w:t>
-      </w:r>
-      <w:r>
-        <w:rPr>
-          <w:rFonts w:ascii="Microsoft JhengHei" w:hAnsi="Microsoft JhengHei" w:eastAsia="Microsoft JhengHei"/>
-          <w:sz w:val="21"/>
-        </w:rPr>
-        <w:t xml:space="preserve"> ✨ </w:t>
-      </w:r>
-      <w:r>
-        <w:rPr>
-          <w:rFonts w:ascii="Microsoft JhengHei" w:hAnsi="Microsoft JhengHei" w:eastAsia="Microsoft JhengHei"/>
-          <w:b/>
-          <w:sz w:val="21"/>
-        </w:rPr>
-        <w:t>日落</w:t>
-      </w:r>
-      <w:r>
-        <w:rPr>
-          <w:rFonts w:ascii="Microsoft JhengHei" w:hAnsi="Microsoft JhengHei" w:eastAsia="Microsoft JhengHei"/>
-          <w:sz w:val="21"/>
-        </w:rPr>
-        <w:t>（2026/6/18 佛羅倫斯確切日落時間）</w:t>
-      </w:r>
-    </w:p>
-    <w:p>
-      <w:pPr>
-        <w:ind w:left="454" w:hanging="227"/>
-      </w:pPr>
-      <w:r>
-        <w:rPr>
-          <w:rFonts w:ascii="Microsoft JhengHei" w:hAnsi="Microsoft JhengHei" w:eastAsia="Microsoft JhengHei"/>
-          <w:sz w:val="21"/>
-        </w:rPr>
-        <w:t xml:space="preserve">• </w:t>
-      </w:r>
-      <w:r>
-        <w:rPr>
-          <w:rFonts w:ascii="Microsoft JhengHei" w:hAnsi="Microsoft JhengHei" w:eastAsia="Microsoft JhengHei"/>
-          <w:b/>
-          <w:sz w:val="21"/>
-        </w:rPr>
-        <w:t>21:00 - 21:30</w:t>
-      </w:r>
-      <w:r>
-        <w:rPr>
-          <w:rFonts w:ascii="Microsoft JhengHei" w:hAnsi="Microsoft JhengHei" w:eastAsia="Microsoft JhengHei"/>
-          <w:sz w:val="21"/>
-        </w:rPr>
-        <w:t xml:space="preserve"> 📷 藍調夜景時段（最美時段，城市開始亮燈，天空呈深藍色）</w:t>
-      </w:r>
-    </w:p>
-    <w:p>
-      <w:pPr>
-        <w:ind w:left="454" w:hanging="227"/>
-      </w:pPr>
-      <w:r>
-        <w:rPr>
-          <w:rFonts w:ascii="Microsoft JhengHei" w:hAnsi="Microsoft JhengHei" w:eastAsia="Microsoft JhengHei"/>
-          <w:sz w:val="21"/>
-        </w:rPr>
-        <w:t xml:space="preserve">• </w:t>
-      </w:r>
-      <w:r>
-        <w:rPr>
-          <w:rFonts w:ascii="Microsoft JhengHei" w:hAnsi="Microsoft JhengHei" w:eastAsia="Microsoft JhengHei"/>
-          <w:b/>
-          <w:sz w:val="21"/>
-        </w:rPr>
-        <w:t>21:35</w:t>
-      </w:r>
-      <w:r>
-        <w:rPr>
-          <w:rFonts w:ascii="Microsoft JhengHei" w:hAnsi="Microsoft JhengHei" w:eastAsia="Microsoft JhengHei"/>
-          <w:sz w:val="21"/>
-        </w:rPr>
-        <w:t xml:space="preserve"> 🚌 開始撤退（22:15 前回住宿，確保隔天 Day 6 圓頂 463 階體力）</w:t>
-      </w:r>
-    </w:p>
-    <w:p>
-      <w:pPr>
-        <w:ind w:left="454" w:hanging="227"/>
-      </w:pPr>
-      <w:r>
-        <w:rPr>
-          <w:rFonts w:ascii="Microsoft JhengHei" w:hAnsi="Microsoft JhengHei" w:eastAsia="Microsoft JhengHei"/>
-          <w:sz w:val="21"/>
-        </w:rPr>
-        <w:t xml:space="preserve">• </w:t>
-      </w:r>
-      <w:r>
-        <w:rPr>
-          <w:rFonts w:ascii="Microsoft JhengHei" w:hAnsi="Microsoft JhengHei" w:eastAsia="Microsoft JhengHei"/>
-          <w:b/>
-          <w:sz w:val="21"/>
-        </w:rPr>
-        <w:t>首選</w:t>
-      </w:r>
-      <w:r>
-        <w:rPr>
-          <w:rFonts w:ascii="Microsoft JhengHei" w:hAnsi="Microsoft JhengHei" w:eastAsia="Microsoft JhengHei"/>
-          <w:sz w:val="21"/>
-        </w:rPr>
-        <w:t>：itTaxi App 預先叫車（廣場上計程車有限，6 月旺季建議出發前 30 分鐘預訂回程；5 人指定 Van）</w:t>
-      </w:r>
-    </w:p>
-    <w:p>
-      <w:pPr>
-        <w:ind w:left="454" w:hanging="227"/>
-      </w:pPr>
-      <w:r>
-        <w:rPr>
-          <w:rFonts w:ascii="Microsoft JhengHei" w:hAnsi="Microsoft JhengHei" w:eastAsia="Microsoft JhengHei"/>
-          <w:sz w:val="21"/>
-        </w:rPr>
-        <w:t xml:space="preserve">• </w:t>
-      </w:r>
-      <w:r>
-        <w:rPr>
-          <w:rFonts w:ascii="Microsoft JhengHei" w:hAnsi="Microsoft JhengHei" w:eastAsia="Microsoft JhengHei"/>
-          <w:b/>
-          <w:sz w:val="21"/>
-        </w:rPr>
-        <w:t>備案</w:t>
-      </w:r>
-      <w:r>
-        <w:rPr>
-          <w:rFonts w:ascii="Microsoft JhengHei" w:hAnsi="Microsoft JhengHei" w:eastAsia="Microsoft JhengHei"/>
-          <w:sz w:val="21"/>
-        </w:rPr>
-        <w:t xml:space="preserve">：搭 </w:t>
-      </w:r>
-      <w:r>
-        <w:rPr>
-          <w:rFonts w:ascii="Microsoft JhengHei" w:hAnsi="Microsoft JhengHei" w:eastAsia="Microsoft JhengHei"/>
-          <w:b/>
-          <w:sz w:val="21"/>
-        </w:rPr>
-        <w:t>12 路公車</w:t>
-      </w:r>
-      <w:r>
-        <w:rPr>
-          <w:rFonts w:ascii="Microsoft JhengHei" w:hAnsi="Microsoft JhengHei" w:eastAsia="Microsoft JhengHei"/>
-          <w:sz w:val="21"/>
-        </w:rPr>
-        <w:t>回 Stazione FS SMN（€1.70/人，90 分鐘有效；末班約 23:30，出發前用 AT bus App 確認）</w:t>
-      </w:r>
-    </w:p>
-    <w:p>
-      <w:pPr>
-        <w:ind w:left="454" w:hanging="227"/>
-      </w:pPr>
-      <w:r>
-        <w:rPr>
-          <w:rFonts w:ascii="Microsoft JhengHei" w:hAnsi="Microsoft JhengHei" w:eastAsia="Microsoft JhengHei"/>
-          <w:sz w:val="21"/>
-        </w:rPr>
-        <w:t>• 注意：13 路為「Piazzale Michelangiolo - Rotonda Barbetti」非直回 SMN，不是首選</w:t>
-      </w:r>
-    </w:p>
-    <w:p>
-      <w:pPr>
-        <w:ind w:left="454" w:hanging="227"/>
-      </w:pPr>
-      <w:r>
-        <w:rPr>
-          <w:rFonts w:ascii="Microsoft JhengHei" w:hAnsi="Microsoft JhengHei" w:eastAsia="Microsoft JhengHei"/>
-          <w:sz w:val="21"/>
-        </w:rPr>
-        <w:t xml:space="preserve">• </w:t>
-      </w:r>
-      <w:r>
-        <w:rPr>
-          <w:rFonts w:ascii="Microsoft JhengHei" w:hAnsi="Microsoft JhengHei" w:eastAsia="Microsoft JhengHei"/>
-          <w:b/>
-          <w:sz w:val="21"/>
-        </w:rPr>
-        <w:t>避免</w:t>
-      </w:r>
-      <w:r>
-        <w:rPr>
-          <w:rFonts w:ascii="Microsoft JhengHei" w:hAnsi="Microsoft JhengHei" w:eastAsia="Microsoft JhengHei"/>
-          <w:sz w:val="21"/>
-        </w:rPr>
-        <w:t>：夜間走 Rampe del Poggi 階梯下山到 San Niccolò 路較暗、不建議</w:t>
-      </w:r>
-    </w:p>
-    <w:p>
-      <w:pPr>
-        <w:ind w:left="454" w:hanging="227"/>
-      </w:pPr>
-      <w:r>
-        <w:rPr>
-          <w:rFonts w:ascii="Microsoft JhengHei" w:hAnsi="Microsoft JhengHei" w:eastAsia="Microsoft JhengHei"/>
-          <w:sz w:val="21"/>
-        </w:rPr>
-        <w:t xml:space="preserve">• </w:t>
-      </w:r>
-      <w:r>
-        <w:rPr>
-          <w:rFonts w:ascii="Microsoft JhengHei" w:hAnsi="Microsoft JhengHei" w:eastAsia="Microsoft JhengHei"/>
-          <w:b/>
-          <w:sz w:val="21"/>
-        </w:rPr>
-        <w:t>防扒提醒</w:t>
-      </w:r>
-      <w:r>
-        <w:rPr>
-          <w:rFonts w:ascii="Microsoft JhengHei" w:hAnsi="Microsoft JhengHei" w:eastAsia="Microsoft JhengHei"/>
-          <w:sz w:val="21"/>
-        </w:rPr>
-        <w:t>：廣場日落時人潮極多、扒手熱點，包包前背、手機別放後口袋、不與陌生人攀談</w:t>
+        <w:t>Pho Pho</w:t>
+      </w:r>
+      <w:r>
+        <w:rPr>
+          <w:rFonts w:ascii="Microsoft JhengHei" w:hAnsi="Microsoft JhengHei" w:eastAsia="Microsoft JhengHei"/>
+          <w:sz w:val="21"/>
+        </w:rPr>
+        <w:t>（清爽越式河粉，平衡抵達第一天的胃口）。</w:t>
       </w:r>
     </w:p>
     <w:p>
@@ -4695,7 +4022,7 @@
         <w:pStyle w:val="Heading3"/>
       </w:pPr>
       <w:r>
-        <w:t>Day 6｜6/19（五）— 百花圓頂 → 博物館避暑 → 南岸隱藏花園</w:t>
+        <w:t>Day 5｜6/18（四）— 烏菲茲藝術 → 領主廣場 → 刺繡郵票 → 米開朗基羅廣場夜景</w:t>
       </w:r>
     </w:p>
     <w:p>
@@ -4722,7 +4049,7 @@
           <w:rFonts w:ascii="Microsoft JhengHei" w:hAnsi="Microsoft JhengHei" w:eastAsia="Microsoft JhengHei"/>
           <w:sz w:val="21"/>
         </w:rPr>
-        <w:t xml:space="preserve"> 抵達百花大教堂預備安檢。</w:t>
+        <w:t xml:space="preserve"> 抵達 Uffizi Gallery 預備安檢。</w:t>
       </w:r>
     </w:p>
     <w:p>
@@ -4742,7 +4069,333 @@
           <w:b/>
           <w:sz w:val="21"/>
         </w:rPr>
-        <w:t>09:00 - 10:30</w:t>
+        <w:t>09:00 - 11:30</w:t>
+      </w:r>
+      <w:r>
+        <w:rPr>
+          <w:rFonts w:ascii="Microsoft JhengHei" w:hAnsi="Microsoft JhengHei" w:eastAsia="Microsoft JhengHei"/>
+          <w:sz w:val="21"/>
+        </w:rPr>
+        <w:t xml:space="preserve"> 🖼 </w:t>
+      </w:r>
+      <w:r>
+        <w:rPr>
+          <w:rFonts w:ascii="Microsoft JhengHei" w:hAnsi="Microsoft JhengHei" w:eastAsia="Microsoft JhengHei"/>
+          <w:b/>
+          <w:sz w:val="21"/>
+        </w:rPr>
+        <w:t>Uffizi Gallery（烏菲茲美術館）</w:t>
+      </w:r>
+      <w:r>
+        <w:rPr>
+          <w:rFonts w:ascii="Microsoft JhengHei" w:hAnsi="Microsoft JhengHei" w:eastAsia="Microsoft JhengHei"/>
+          <w:sz w:val="21"/>
+        </w:rPr>
+        <w:t xml:space="preserve"> 🎫 已訂：預約 09:00 場次。</w:t>
+      </w:r>
+    </w:p>
+    <w:p>
+      <w:pPr>
+        <w:ind w:left="454" w:hanging="227"/>
+      </w:pPr>
+      <w:r>
+        <w:rPr>
+          <w:rFonts w:ascii="Microsoft JhengHei" w:hAnsi="Microsoft JhengHei" w:eastAsia="Microsoft JhengHei"/>
+          <w:sz w:val="21"/>
+        </w:rPr>
+        <w:t>• 票價：每人 €29，共 €145（TWD 5,369）</w:t>
+      </w:r>
+    </w:p>
+    <w:p>
+      <w:pPr>
+        <w:ind w:left="454" w:hanging="227"/>
+      </w:pPr>
+      <w:r>
+        <w:rPr>
+          <w:rFonts w:ascii="Microsoft JhengHei" w:hAnsi="Microsoft JhengHei" w:eastAsia="Microsoft JhengHei"/>
+          <w:sz w:val="21"/>
+        </w:rPr>
+        <w:t xml:space="preserve">• ⚠ </w:t>
+      </w:r>
+      <w:r>
+        <w:rPr>
+          <w:rFonts w:ascii="Microsoft JhengHei" w:hAnsi="Microsoft JhengHei" w:eastAsia="Microsoft JhengHei"/>
+          <w:b/>
+          <w:sz w:val="21"/>
+        </w:rPr>
+        <w:t>要把門票印出來</w:t>
+      </w:r>
+      <w:r>
+        <w:rPr>
+          <w:rFonts w:ascii="Microsoft JhengHei" w:hAnsi="Microsoft JhengHei" w:eastAsia="Microsoft JhengHei"/>
+          <w:sz w:val="21"/>
+        </w:rPr>
+      </w:r>
+    </w:p>
+    <w:p>
+      <w:pPr>
+        <w:ind w:left="454" w:hanging="227"/>
+      </w:pPr>
+      <w:r>
+        <w:rPr>
+          <w:rFonts w:ascii="Microsoft JhengHei" w:hAnsi="Microsoft JhengHei" w:eastAsia="Microsoft JhengHei"/>
+          <w:sz w:val="21"/>
+        </w:rPr>
+        <w:t>• 💡 文藝復興藝術最高殿堂，波提切利「維納斯的誕生」和「春」都在這裡，梅迪奇家族幾代人的收藏全擠在這棟 U 型建築裡</w:t>
+      </w:r>
+    </w:p>
+    <w:p>
+      <w:pPr>
+        <w:ind w:left="454" w:hanging="227"/>
+      </w:pPr>
+      <w:r>
+        <w:rPr>
+          <w:rFonts w:ascii="Microsoft JhengHei" w:hAnsi="Microsoft JhengHei" w:eastAsia="Microsoft JhengHei"/>
+          <w:sz w:val="21"/>
+        </w:rPr>
+        <w:t xml:space="preserve">• </w:t>
+      </w:r>
+      <w:r>
+        <w:rPr>
+          <w:rFonts w:ascii="Microsoft JhengHei" w:hAnsi="Microsoft JhengHei" w:eastAsia="Microsoft JhengHei"/>
+          <w:b/>
+          <w:sz w:val="21"/>
+        </w:rPr>
+        <w:t>11:40</w:t>
+      </w:r>
+      <w:r>
+        <w:rPr>
+          <w:rFonts w:ascii="Microsoft JhengHei" w:hAnsi="Microsoft JhengHei" w:eastAsia="Microsoft JhengHei"/>
+          <w:sz w:val="21"/>
+        </w:rPr>
+        <w:t xml:space="preserve"> 🥖 午餐：</w:t>
+      </w:r>
+      <w:r>
+        <w:rPr>
+          <w:rFonts w:ascii="Microsoft JhengHei" w:hAnsi="Microsoft JhengHei" w:eastAsia="Microsoft JhengHei"/>
+          <w:b/>
+          <w:sz w:val="21"/>
+        </w:rPr>
+        <w:t>All'Antico Vinaio</w:t>
+      </w:r>
+      <w:r>
+        <w:rPr>
+          <w:rFonts w:ascii="Microsoft JhengHei" w:hAnsi="Microsoft JhengHei" w:eastAsia="Microsoft JhengHei"/>
+          <w:sz w:val="21"/>
+        </w:rPr>
+        <w:t xml:space="preserve">（Via dei Neri 同街有 65/74/76/78 四個店面，建議選 </w:t>
+      </w:r>
+      <w:r>
+        <w:rPr>
+          <w:rFonts w:ascii="Microsoft JhengHei" w:hAnsi="Microsoft JhengHei" w:eastAsia="Microsoft JhengHei"/>
+          <w:b/>
+          <w:sz w:val="21"/>
+        </w:rPr>
+        <w:t>74r 或 76r 較少排隊</w:t>
+      </w:r>
+      <w:r>
+        <w:rPr>
+          <w:rFonts w:ascii="Microsoft JhengHei" w:hAnsi="Microsoft JhengHei" w:eastAsia="Microsoft JhengHei"/>
+          <w:sz w:val="21"/>
+        </w:rPr>
+        <w:t>，避開最熱門 65r 旗艦店）：烏菲茲走路 3 分鐘抵達。</w:t>
+      </w:r>
+    </w:p>
+    <w:p>
+      <w:pPr>
+        <w:ind w:left="454" w:hanging="227"/>
+      </w:pPr>
+      <w:r>
+        <w:rPr>
+          <w:rFonts w:ascii="Microsoft JhengHei" w:hAnsi="Microsoft JhengHei" w:eastAsia="Microsoft JhengHei"/>
+          <w:sz w:val="21"/>
+        </w:rPr>
+        <w:t xml:space="preserve">• 招牌 Schiacciata 三明治約 </w:t>
+      </w:r>
+      <w:r>
+        <w:rPr>
+          <w:rFonts w:ascii="Microsoft JhengHei" w:hAnsi="Microsoft JhengHei" w:eastAsia="Microsoft JhengHei"/>
+          <w:b/>
+          <w:sz w:val="21"/>
+        </w:rPr>
+        <w:t>€8-€12</w:t>
+      </w:r>
+      <w:r>
+        <w:rPr>
+          <w:rFonts w:ascii="Microsoft JhengHei" w:hAnsi="Microsoft JhengHei" w:eastAsia="Microsoft JhengHei"/>
+          <w:sz w:val="21"/>
+        </w:rPr>
+        <w:t>（部分品項至 €14）+ 紅酒一杯（價格現場確認）</w:t>
+      </w:r>
+    </w:p>
+    <w:p>
+      <w:pPr>
+        <w:ind w:left="454" w:hanging="227"/>
+      </w:pPr>
+      <w:r>
+        <w:rPr>
+          <w:rFonts w:ascii="Microsoft JhengHei" w:hAnsi="Microsoft JhengHei" w:eastAsia="Microsoft JhengHei"/>
+          <w:sz w:val="21"/>
+        </w:rPr>
+        <w:t>• 💡 1991 創立家族店，</w:t>
+      </w:r>
+      <w:r>
+        <w:rPr>
+          <w:rFonts w:ascii="Microsoft JhengHei" w:hAnsi="Microsoft JhengHei" w:eastAsia="Microsoft JhengHei"/>
+          <w:b/>
+          <w:sz w:val="21"/>
+        </w:rPr>
+        <w:t>Gambero Rosso 多次報導的佛羅倫斯街頭美食名店</w:t>
+      </w:r>
+      <w:r>
+        <w:rPr>
+          <w:rFonts w:ascii="Microsoft JhengHei" w:hAnsi="Microsoft JhengHei" w:eastAsia="Microsoft JhengHei"/>
+          <w:sz w:val="21"/>
+        </w:rPr>
+        <w:t>，Saveur 雜誌「世界最佳三明治」推薦</w:t>
+      </w:r>
+    </w:p>
+    <w:p>
+      <w:pPr>
+        <w:ind w:left="454" w:hanging="227"/>
+      </w:pPr>
+      <w:r>
+        <w:rPr>
+          <w:rFonts w:ascii="Microsoft JhengHei" w:hAnsi="Microsoft JhengHei" w:eastAsia="Microsoft JhengHei"/>
+          <w:sz w:val="21"/>
+        </w:rPr>
+        <w:t>• ⚠ 原訂白野豬週四中午本來就不營業（cinghialebianco.net/contatti 官方確認），改到 6/19 晚餐</w:t>
+      </w:r>
+    </w:p>
+    <w:p>
+      <w:pPr>
+        <w:ind w:left="454" w:hanging="227"/>
+      </w:pPr>
+      <w:r>
+        <w:rPr>
+          <w:rFonts w:ascii="Microsoft JhengHei" w:hAnsi="Microsoft JhengHei" w:eastAsia="Microsoft JhengHei"/>
+          <w:sz w:val="21"/>
+        </w:rPr>
+        <w:t xml:space="preserve">• ⚠ </w:t>
+      </w:r>
+      <w:r>
+        <w:rPr>
+          <w:rFonts w:ascii="Microsoft JhengHei" w:hAnsi="Microsoft JhengHei" w:eastAsia="Microsoft JhengHei"/>
+          <w:b/>
+          <w:sz w:val="21"/>
+        </w:rPr>
+        <w:t>重要：佛羅倫斯禁食規定</w:t>
+      </w:r>
+      <w:r>
+        <w:rPr>
+          <w:rFonts w:ascii="Microsoft JhengHei" w:hAnsi="Microsoft JhengHei" w:eastAsia="Microsoft JhengHei"/>
+          <w:sz w:val="21"/>
+        </w:rPr>
+        <w:t xml:space="preserve">：Via dei Neri、Piazzale degli Uffizi 等熱門路段 12:00-15:00 </w:t>
+      </w:r>
+      <w:r>
+        <w:rPr>
+          <w:rFonts w:ascii="Microsoft JhengHei" w:hAnsi="Microsoft JhengHei" w:eastAsia="Microsoft JhengHei"/>
+          <w:b/>
+          <w:sz w:val="21"/>
+        </w:rPr>
+        <w:t>禁止在人行道、店門口、廣場階梯蹲坐進食</w:t>
+      </w:r>
+      <w:r>
+        <w:rPr>
+          <w:rFonts w:ascii="Microsoft JhengHei" w:hAnsi="Microsoft JhengHei" w:eastAsia="Microsoft JhengHei"/>
+          <w:sz w:val="21"/>
+        </w:rPr>
+        <w:t xml:space="preserve">，違者罰款。拿三明治後請走到 </w:t>
+      </w:r>
+      <w:r>
+        <w:rPr>
+          <w:rFonts w:ascii="Microsoft JhengHei" w:hAnsi="Microsoft JhengHei" w:eastAsia="Microsoft JhengHei"/>
+          <w:b/>
+          <w:sz w:val="21"/>
+        </w:rPr>
+        <w:t>阿諾河邊 Lungarno</w:t>
+      </w:r>
+      <w:r>
+        <w:rPr>
+          <w:rFonts w:ascii="Microsoft JhengHei" w:hAnsi="Microsoft JhengHei" w:eastAsia="Microsoft JhengHei"/>
+          <w:sz w:val="21"/>
+        </w:rPr>
+        <w:t>（沿河護欄外側）或共和廣場（Piazza della Repubblica）長椅，找不妨礙通行的位置吃</w:t>
+      </w:r>
+    </w:p>
+    <w:p>
+      <w:pPr>
+        <w:ind w:left="454" w:hanging="227"/>
+      </w:pPr>
+      <w:r>
+        <w:rPr>
+          <w:rFonts w:ascii="Microsoft JhengHei" w:hAnsi="Microsoft JhengHei" w:eastAsia="Microsoft JhengHei"/>
+          <w:sz w:val="21"/>
+        </w:rPr>
+        <w:t>• 必試 5 款分食：</w:t>
+      </w:r>
+      <w:r>
+        <w:rPr>
+          <w:rFonts w:ascii="Microsoft JhengHei" w:hAnsi="Microsoft JhengHei" w:eastAsia="Microsoft JhengHei"/>
+          <w:b/>
+          <w:sz w:val="21"/>
+        </w:rPr>
+        <w:t>La Favolosa</w:t>
+      </w:r>
+      <w:r>
+        <w:rPr>
+          <w:rFonts w:ascii="Microsoft JhengHei" w:hAnsi="Microsoft JhengHei" w:eastAsia="Microsoft JhengHei"/>
+          <w:sz w:val="21"/>
+        </w:rPr>
+        <w:t>（開心果奶油+佩科里諾+肉腸）、</w:t>
+      </w:r>
+      <w:r>
+        <w:rPr>
+          <w:rFonts w:ascii="Microsoft JhengHei" w:hAnsi="Microsoft JhengHei" w:eastAsia="Microsoft JhengHei"/>
+          <w:b/>
+          <w:sz w:val="21"/>
+        </w:rPr>
+        <w:t>La Boss</w:t>
+      </w:r>
+      <w:r>
+        <w:rPr>
+          <w:rFonts w:ascii="Microsoft JhengHei" w:hAnsi="Microsoft JhengHei" w:eastAsia="Microsoft JhengHei"/>
+          <w:sz w:val="21"/>
+        </w:rPr>
+        <w:t>（托斯卡尼火腿+佩科里諾+松露醬）、La Paradiso、La Inferno、La Dante</w:t>
+      </w:r>
+    </w:p>
+    <w:p>
+      <w:pPr>
+        <w:ind w:left="454" w:hanging="227"/>
+      </w:pPr>
+      <w:r>
+        <w:rPr>
+          <w:rFonts w:ascii="Microsoft JhengHei" w:hAnsi="Microsoft JhengHei" w:eastAsia="Microsoft JhengHei"/>
+          <w:sz w:val="21"/>
+        </w:rPr>
+        <w:t>• 🍷 紅酒規矩：結帳時加點 → 拿杯子去酒桶區自己倒（店員通常不代倒）→ 倒完即離開酒桶區（不要擋後面的人）</w:t>
+      </w:r>
+    </w:p>
+    <w:p>
+      <w:pPr>
+        <w:ind w:left="454" w:hanging="227"/>
+      </w:pPr>
+      <w:r>
+        <w:rPr>
+          <w:rFonts w:ascii="Microsoft JhengHei" w:hAnsi="Microsoft JhengHei" w:eastAsia="Microsoft JhengHei"/>
+          <w:sz w:val="21"/>
+        </w:rPr>
+        <w:t xml:space="preserve">• </w:t>
+      </w:r>
+      <w:r>
+        <w:rPr>
+          <w:rFonts w:ascii="Microsoft JhengHei" w:hAnsi="Microsoft JhengHei" w:eastAsia="Microsoft JhengHei"/>
+          <w:b/>
+          <w:sz w:val="21"/>
+        </w:rPr>
+        <w:t>13:30 - 14:00</w:t>
       </w:r>
       <w:r>
         <w:rPr>
@@ -4757,6 +4410,1622 @@
           <w:b/>
           <w:sz w:val="21"/>
         </w:rPr>
+        <w:t>Piazza della Signoria（領主廣場）</w:t>
+      </w:r>
+      <w:r>
+        <w:rPr>
+          <w:rFonts w:ascii="Microsoft JhengHei" w:hAnsi="Microsoft JhengHei" w:eastAsia="Microsoft JhengHei"/>
+          <w:sz w:val="21"/>
+        </w:rPr>
+        <w:t>：欣賞舊宮、海神噴泉。</w:t>
+      </w:r>
+    </w:p>
+    <w:p>
+      <w:pPr>
+        <w:ind w:left="454" w:hanging="227"/>
+      </w:pPr>
+      <w:r>
+        <w:rPr>
+          <w:rFonts w:ascii="Microsoft JhengHei" w:hAnsi="Microsoft JhengHei" w:eastAsia="Microsoft JhengHei"/>
+          <w:sz w:val="21"/>
+        </w:rPr>
+        <w:t>• 💡 佛羅倫斯的政治心臟，露天雕塑多到像沒有圍牆的博物館，舊宮門前站著大衛像複製品，海神噴泉和《薩賓婦女的掠奪》雕塑群隨便一個都是教科書等級</w:t>
+      </w:r>
+    </w:p>
+    <w:p>
+      <w:pPr>
+        <w:ind w:left="454" w:hanging="227"/>
+      </w:pPr>
+      <w:r>
+        <w:rPr>
+          <w:rFonts w:ascii="Microsoft JhengHei" w:hAnsi="Microsoft JhengHei" w:eastAsia="Microsoft JhengHei"/>
+          <w:sz w:val="21"/>
+        </w:rPr>
+        <w:t xml:space="preserve">• </w:t>
+      </w:r>
+      <w:r>
+        <w:rPr>
+          <w:rFonts w:ascii="Microsoft JhengHei" w:hAnsi="Microsoft JhengHei" w:eastAsia="Microsoft JhengHei"/>
+          <w:b/>
+          <w:sz w:val="21"/>
+        </w:rPr>
+        <w:t>14:00 - 14:45</w:t>
+      </w:r>
+      <w:r>
+        <w:rPr>
+          <w:rFonts w:ascii="Microsoft JhengHei" w:hAnsi="Microsoft JhengHei" w:eastAsia="Microsoft JhengHei"/>
+          <w:sz w:val="21"/>
+        </w:rPr>
+        <w:t xml:space="preserve"> ✉ </w:t>
+      </w:r>
+      <w:r>
+        <w:rPr>
+          <w:rFonts w:ascii="Microsoft JhengHei" w:hAnsi="Microsoft JhengHei" w:eastAsia="Microsoft JhengHei"/>
+          <w:b/>
+          <w:sz w:val="21"/>
+        </w:rPr>
+        <w:t>Spazio Filatelia Firenze</w:t>
+      </w:r>
+      <w:r>
+        <w:rPr>
+          <w:rFonts w:ascii="Microsoft JhengHei" w:hAnsi="Microsoft JhengHei" w:eastAsia="Microsoft JhengHei"/>
+          <w:sz w:val="21"/>
+        </w:rPr>
+        <w:t>（</w:t>
+      </w:r>
+      <w:r>
+        <w:rPr>
+          <w:rFonts w:ascii="Microsoft JhengHei" w:hAnsi="Microsoft JhengHei" w:eastAsia="Microsoft JhengHei"/>
+          <w:b/>
+          <w:sz w:val="21"/>
+        </w:rPr>
+        <w:t>必須在 15:30 關門前到</w:t>
+      </w:r>
+      <w:r>
+        <w:rPr>
+          <w:rFonts w:ascii="Microsoft JhengHei" w:hAnsi="Microsoft JhengHei" w:eastAsia="Microsoft JhengHei"/>
+          <w:sz w:val="21"/>
+        </w:rPr>
+        <w:t>）</w:t>
+      </w:r>
+    </w:p>
+    <w:p>
+      <w:pPr>
+        <w:ind w:left="454" w:hanging="227"/>
+      </w:pPr>
+      <w:r>
+        <w:rPr>
+          <w:rFonts w:ascii="Microsoft JhengHei" w:hAnsi="Microsoft JhengHei" w:eastAsia="Microsoft JhengHei"/>
+          <w:sz w:val="21"/>
+        </w:rPr>
+        <w:t>• 備註：【必逛：買限定刺繡郵票】。Via Pellicceria, 3，距領主廣場步行 3 分鐘</w:t>
+      </w:r>
+    </w:p>
+    <w:p>
+      <w:pPr>
+        <w:ind w:left="454" w:hanging="227"/>
+      </w:pPr>
+      <w:r>
+        <w:rPr>
+          <w:rFonts w:ascii="Microsoft JhengHei" w:hAnsi="Microsoft JhengHei" w:eastAsia="Microsoft JhengHei"/>
+          <w:sz w:val="21"/>
+        </w:rPr>
+        <w:t xml:space="preserve">• ⚠ </w:t>
+      </w:r>
+      <w:r>
+        <w:rPr>
+          <w:rFonts w:ascii="Microsoft JhengHei" w:hAnsi="Microsoft JhengHei" w:eastAsia="Microsoft JhengHei"/>
+          <w:b/>
+          <w:sz w:val="21"/>
+        </w:rPr>
+        <w:t>官方營業時間平日 08:20-15:30</w:t>
+      </w:r>
+      <w:r>
+        <w:rPr>
+          <w:rFonts w:ascii="Microsoft JhengHei" w:hAnsi="Microsoft JhengHei" w:eastAsia="Microsoft JhengHei"/>
+          <w:sz w:val="21"/>
+        </w:rPr>
+        <w:t>（週末更早），原 17:00 行程會撲空，須提前到午後</w:t>
+      </w:r>
+    </w:p>
+    <w:p>
+      <w:pPr>
+        <w:ind w:left="454" w:hanging="227"/>
+      </w:pPr>
+      <w:r>
+        <w:rPr>
+          <w:rFonts w:ascii="Microsoft JhengHei" w:hAnsi="Microsoft JhengHei" w:eastAsia="Microsoft JhengHei"/>
+          <w:sz w:val="21"/>
+        </w:rPr>
+        <w:t>• 💡 義大利郵政特色門市，能買到真的用布繡出來的佛羅倫斯限定郵票，可實寄也可收藏</w:t>
+      </w:r>
+    </w:p>
+    <w:p>
+      <w:pPr>
+        <w:ind w:left="454" w:hanging="227"/>
+      </w:pPr>
+      <w:r>
+        <w:rPr>
+          <w:rFonts w:ascii="Microsoft JhengHei" w:hAnsi="Microsoft JhengHei" w:eastAsia="Microsoft JhengHei"/>
+          <w:sz w:val="21"/>
+        </w:rPr>
+        <w:t xml:space="preserve">• </w:t>
+      </w:r>
+      <w:r>
+        <w:rPr>
+          <w:rFonts w:ascii="Microsoft JhengHei" w:hAnsi="Microsoft JhengHei" w:eastAsia="Microsoft JhengHei"/>
+          <w:b/>
+          <w:sz w:val="21"/>
+        </w:rPr>
+        <w:t>14:45 - 15:30</w:t>
+      </w:r>
+      <w:r>
+        <w:rPr>
+          <w:rFonts w:ascii="Microsoft JhengHei" w:hAnsi="Microsoft JhengHei" w:eastAsia="Microsoft JhengHei"/>
+          <w:sz w:val="21"/>
+        </w:rPr>
+        <w:t xml:space="preserve"> 🛍 </w:t>
+      </w:r>
+      <w:r>
+        <w:rPr>
+          <w:rFonts w:ascii="Microsoft JhengHei" w:hAnsi="Microsoft JhengHei" w:eastAsia="Microsoft JhengHei"/>
+          <w:b/>
+          <w:sz w:val="21"/>
+        </w:rPr>
+        <w:t>Via dei Calzaiuoli（卡爾查依優歐利大道）</w:t>
+      </w:r>
+      <w:r>
+        <w:rPr>
+          <w:rFonts w:ascii="Microsoft JhengHei" w:hAnsi="Microsoft JhengHei" w:eastAsia="Microsoft JhengHei"/>
+          <w:sz w:val="21"/>
+        </w:rPr>
+        <w:t>：</w:t>
+      </w:r>
+    </w:p>
+    <w:p>
+      <w:pPr>
+        <w:ind w:left="454" w:hanging="227"/>
+      </w:pPr>
+      <w:r>
+        <w:rPr>
+          <w:rFonts w:ascii="Microsoft JhengHei" w:hAnsi="Microsoft JhengHei" w:eastAsia="Microsoft JhengHei"/>
+          <w:sz w:val="21"/>
+        </w:rPr>
+        <w:t>• 連結領主廣場與大教堂的名店街，閒逛 + 拍百花穹頂</w:t>
+      </w:r>
+    </w:p>
+    <w:p>
+      <w:pPr>
+        <w:ind w:left="454" w:hanging="227"/>
+      </w:pPr>
+      <w:r>
+        <w:rPr>
+          <w:rFonts w:ascii="Microsoft JhengHei" w:hAnsi="Microsoft JhengHei" w:eastAsia="Microsoft JhengHei"/>
+          <w:sz w:val="21"/>
+        </w:rPr>
+        <w:t xml:space="preserve">• </w:t>
+      </w:r>
+      <w:r>
+        <w:rPr>
+          <w:rFonts w:ascii="Microsoft JhengHei" w:hAnsi="Microsoft JhengHei" w:eastAsia="Microsoft JhengHei"/>
+          <w:b/>
+          <w:sz w:val="21"/>
+        </w:rPr>
+        <w:t>15:30 - 17:30</w:t>
+      </w:r>
+      <w:r>
+        <w:rPr>
+          <w:rFonts w:ascii="Microsoft JhengHei" w:hAnsi="Microsoft JhengHei" w:eastAsia="Microsoft JhengHei"/>
+          <w:sz w:val="21"/>
+        </w:rPr>
+        <w:t xml:space="preserve"> 💤 回飯店休息（2 小時）。</w:t>
+      </w:r>
+    </w:p>
+    <w:p>
+      <w:pPr>
+        <w:ind w:left="454" w:hanging="227"/>
+      </w:pPr>
+      <w:r>
+        <w:rPr>
+          <w:rFonts w:ascii="Microsoft JhengHei" w:hAnsi="Microsoft JhengHei" w:eastAsia="Microsoft JhengHei"/>
+          <w:sz w:val="21"/>
+        </w:rPr>
+        <w:t xml:space="preserve">• </w:t>
+      </w:r>
+      <w:r>
+        <w:rPr>
+          <w:rFonts w:ascii="Microsoft JhengHei" w:hAnsi="Microsoft JhengHei" w:eastAsia="Microsoft JhengHei"/>
+          <w:b/>
+          <w:sz w:val="21"/>
+        </w:rPr>
+        <w:t>17:30 - 19:00</w:t>
+      </w:r>
+      <w:r>
+        <w:rPr>
+          <w:rFonts w:ascii="Microsoft JhengHei" w:hAnsi="Microsoft JhengHei" w:eastAsia="Microsoft JhengHei"/>
+          <w:sz w:val="21"/>
+        </w:rPr>
+        <w:t xml:space="preserve"> 自由時間（伴手禮補逛、共和廣場、街頭咖啡）</w:t>
+      </w:r>
+    </w:p>
+    <w:p>
+      <w:pPr>
+        <w:ind w:left="454" w:hanging="227"/>
+      </w:pPr>
+      <w:r>
+        <w:rPr>
+          <w:rFonts w:ascii="Microsoft JhengHei" w:hAnsi="Microsoft JhengHei" w:eastAsia="Microsoft JhengHei"/>
+          <w:sz w:val="21"/>
+        </w:rPr>
+        <w:t xml:space="preserve">• </w:t>
+      </w:r>
+      <w:r>
+        <w:rPr>
+          <w:rFonts w:ascii="Microsoft JhengHei" w:hAnsi="Microsoft JhengHei" w:eastAsia="Microsoft JhengHei"/>
+          <w:b/>
+          <w:sz w:val="21"/>
+        </w:rPr>
+        <w:t>19:00</w:t>
+      </w:r>
+      <w:r>
+        <w:rPr>
+          <w:rFonts w:ascii="Microsoft JhengHei" w:hAnsi="Microsoft JhengHei" w:eastAsia="Microsoft JhengHei"/>
+          <w:sz w:val="21"/>
+        </w:rPr>
+        <w:t xml:space="preserve"> 🍽 晚餐：</w:t>
+      </w:r>
+      <w:r>
+        <w:rPr>
+          <w:rFonts w:ascii="Microsoft JhengHei" w:hAnsi="Microsoft JhengHei" w:eastAsia="Microsoft JhengHei"/>
+          <w:b/>
+          <w:sz w:val="21"/>
+        </w:rPr>
+        <w:t>彈性 walk-in（隨遇而安）</w:t>
+      </w:r>
+      <w:r>
+        <w:rPr>
+          <w:rFonts w:ascii="Microsoft JhengHei" w:hAnsi="Microsoft JhengHei" w:eastAsia="Microsoft JhengHei"/>
+          <w:sz w:val="21"/>
+        </w:rPr>
+        <w:t xml:space="preserve"> — 南岸 Piazza della Passera 一帶</w:t>
+      </w:r>
+    </w:p>
+    <w:p>
+      <w:pPr>
+        <w:ind w:left="454" w:hanging="227"/>
+      </w:pPr>
+      <w:r>
+        <w:rPr>
+          <w:rFonts w:ascii="Microsoft JhengHei" w:hAnsi="Microsoft JhengHei" w:eastAsia="Microsoft JhengHei"/>
+          <w:sz w:val="21"/>
+        </w:rPr>
+        <w:t>• 🥇 首選：</w:t>
+      </w:r>
+      <w:r>
+        <w:rPr>
+          <w:rFonts w:ascii="Microsoft JhengHei" w:hAnsi="Microsoft JhengHei" w:eastAsia="Microsoft JhengHei"/>
+          <w:b/>
+          <w:sz w:val="21"/>
+        </w:rPr>
+        <w:t>Trattoria 4 Leoni</w:t>
+      </w:r>
+      <w:r>
+        <w:rPr>
+          <w:rFonts w:ascii="Microsoft JhengHei" w:hAnsi="Microsoft JhengHei" w:eastAsia="Microsoft JhengHei"/>
+          <w:sz w:val="21"/>
+        </w:rPr>
+        <w:t xml:space="preserve">（Via dei Vellutini 1r）— 官方標示每日 </w:t>
+      </w:r>
+      <w:r>
+        <w:rPr>
+          <w:rFonts w:ascii="Microsoft JhengHei" w:hAnsi="Microsoft JhengHei" w:eastAsia="Microsoft JhengHei"/>
+          <w:b/>
+          <w:sz w:val="21"/>
+        </w:rPr>
+        <w:t>12:00-24:00 連續營業</w:t>
+      </w:r>
+      <w:r>
+        <w:rPr>
+          <w:rFonts w:ascii="Microsoft JhengHei" w:hAnsi="Microsoft JhengHei" w:eastAsia="Microsoft JhengHei"/>
+          <w:sz w:val="21"/>
+        </w:rPr>
+        <w:t>，是南岸</w:t>
+      </w:r>
+      <w:r>
+        <w:rPr>
+          <w:rFonts w:ascii="Microsoft JhengHei" w:hAnsi="Microsoft JhengHei" w:eastAsia="Microsoft JhengHei"/>
+          <w:b/>
+          <w:sz w:val="21"/>
+        </w:rPr>
+        <w:t>少數</w:t>
+      </w:r>
+      <w:r>
+        <w:rPr>
+          <w:rFonts w:ascii="Microsoft JhengHei" w:hAnsi="Microsoft JhengHei" w:eastAsia="Microsoft JhengHei"/>
+          <w:sz w:val="21"/>
+        </w:rPr>
+        <w:t>可 19:00 用餐的選項(多數鄰店 19:30 才開）</w:t>
+      </w:r>
+    </w:p>
+    <w:p>
+      <w:pPr>
+        <w:ind w:left="454" w:hanging="227"/>
+      </w:pPr>
+      <w:r>
+        <w:rPr>
+          <w:rFonts w:ascii="Microsoft JhengHei" w:hAnsi="Microsoft JhengHei" w:eastAsia="Microsoft JhengHei"/>
+          <w:sz w:val="21"/>
+        </w:rPr>
+        <w:t xml:space="preserve">• 🥈 替代鏈：4 Leoni 滿位等候 → </w:t>
+      </w:r>
+      <w:r>
+        <w:rPr>
+          <w:rFonts w:ascii="Microsoft JhengHei" w:hAnsi="Microsoft JhengHei" w:eastAsia="Microsoft JhengHei"/>
+          <w:b/>
+          <w:sz w:val="21"/>
+        </w:rPr>
+        <w:t>Il Santo Bevitore</w:t>
+      </w:r>
+      <w:r>
+        <w:rPr>
+          <w:rFonts w:ascii="Microsoft JhengHei" w:hAnsi="Microsoft JhengHei" w:eastAsia="Microsoft JhengHei"/>
+          <w:sz w:val="21"/>
+        </w:rPr>
+        <w:t xml:space="preserve">（Via Santo Spirito 64r，19:30 開）→ </w:t>
+      </w:r>
+      <w:r>
+        <w:rPr>
+          <w:rFonts w:ascii="Microsoft JhengHei" w:hAnsi="Microsoft JhengHei" w:eastAsia="Microsoft JhengHei"/>
+          <w:b/>
+          <w:sz w:val="21"/>
+        </w:rPr>
+        <w:t>Osteria Tripperia Il Magazzino</w:t>
+      </w:r>
+      <w:r>
+        <w:rPr>
+          <w:rFonts w:ascii="Microsoft JhengHei" w:hAnsi="Microsoft JhengHei" w:eastAsia="Microsoft JhengHei"/>
+          <w:sz w:val="21"/>
+        </w:rPr>
+        <w:t>（Piazza della Passera 2，19:30 開）</w:t>
+      </w:r>
+    </w:p>
+    <w:p>
+      <w:pPr>
+        <w:ind w:left="454" w:hanging="227"/>
+      </w:pPr>
+      <w:r>
+        <w:rPr>
+          <w:rFonts w:ascii="Microsoft JhengHei" w:hAnsi="Microsoft JhengHei" w:eastAsia="Microsoft JhengHei"/>
+          <w:sz w:val="21"/>
+        </w:rPr>
+        <w:t>• 💡 6 月旺季週四晚仍熱門，若想保險可當天下午用 TheFork app 看即時空位</w:t>
+      </w:r>
+    </w:p>
+    <w:p>
+      <w:pPr>
+        <w:ind w:left="454" w:hanging="227"/>
+      </w:pPr>
+      <w:r>
+        <w:rPr>
+          <w:rFonts w:ascii="Microsoft JhengHei" w:hAnsi="Microsoft JhengHei" w:eastAsia="Microsoft JhengHei"/>
+          <w:sz w:val="21"/>
+        </w:rPr>
+        <w:t>• 預算：每人 €35-45（TWD 1,225-1,575）</w:t>
+      </w:r>
+    </w:p>
+    <w:p>
+      <w:pPr>
+        <w:ind w:left="454" w:hanging="227"/>
+      </w:pPr>
+      <w:r>
+        <w:rPr>
+          <w:rFonts w:ascii="Microsoft JhengHei" w:hAnsi="Microsoft JhengHei" w:eastAsia="Microsoft JhengHei"/>
+          <w:sz w:val="21"/>
+        </w:rPr>
+        <w:t xml:space="preserve">• </w:t>
+      </w:r>
+      <w:r>
+        <w:rPr>
+          <w:rFonts w:ascii="Microsoft JhengHei" w:hAnsi="Microsoft JhengHei" w:eastAsia="Microsoft JhengHei"/>
+          <w:b/>
+          <w:sz w:val="21"/>
+        </w:rPr>
+        <w:t>20:00</w:t>
+      </w:r>
+      <w:r>
+        <w:rPr>
+          <w:rFonts w:ascii="Microsoft JhengHei" w:hAnsi="Microsoft JhengHei" w:eastAsia="Microsoft JhengHei"/>
+          <w:sz w:val="21"/>
+        </w:rPr>
+        <w:t xml:space="preserve"> 🚕 計程車上山前往 Piazzale Michelangelo（</w:t>
+      </w:r>
+      <w:r>
+        <w:rPr>
+          <w:rFonts w:ascii="Microsoft JhengHei" w:hAnsi="Microsoft JhengHei" w:eastAsia="Microsoft JhengHei"/>
+          <w:b/>
+          <w:sz w:val="21"/>
+        </w:rPr>
+        <w:t>€15-18</w:t>
+      </w:r>
+      <w:r>
+        <w:rPr>
+          <w:rFonts w:ascii="Microsoft JhengHei" w:hAnsi="Microsoft JhengHei" w:eastAsia="Microsoft JhengHei"/>
+          <w:sz w:val="21"/>
+        </w:rPr>
+        <w:t>，車程約 12 分鐘）</w:t>
+      </w:r>
+    </w:p>
+    <w:p>
+      <w:pPr>
+        <w:ind w:left="454" w:hanging="227"/>
+      </w:pPr>
+      <w:r>
+        <w:rPr>
+          <w:rFonts w:ascii="Microsoft JhengHei" w:hAnsi="Microsoft JhengHei" w:eastAsia="Microsoft JhengHei"/>
+          <w:sz w:val="21"/>
+        </w:rPr>
+        <w:t xml:space="preserve">• ⚠ </w:t>
+      </w:r>
+      <w:r>
+        <w:rPr>
+          <w:rFonts w:ascii="Microsoft JhengHei" w:hAnsi="Microsoft JhengHei" w:eastAsia="Microsoft JhengHei"/>
+          <w:b/>
+          <w:sz w:val="21"/>
+        </w:rPr>
+        <w:t>5 人需叫 Large Taxi / Van</w:t>
+      </w:r>
+      <w:r>
+        <w:rPr>
+          <w:rFonts w:ascii="Microsoft JhengHei" w:hAnsi="Microsoft JhengHei" w:eastAsia="Microsoft JhengHei"/>
+          <w:sz w:val="21"/>
+        </w:rPr>
+        <w:t>（一般義大利計程車僅 4 人座），或拆 2 台車</w:t>
+      </w:r>
+    </w:p>
+    <w:p>
+      <w:pPr>
+        <w:ind w:left="454" w:hanging="227"/>
+      </w:pPr>
+      <w:r>
+        <w:rPr>
+          <w:rFonts w:ascii="Microsoft JhengHei" w:hAnsi="Microsoft JhengHei" w:eastAsia="Microsoft JhengHei"/>
+          <w:sz w:val="21"/>
+        </w:rPr>
+        <w:t>• 佛羅倫斯計程車夜間費率為 22:00-06:00（夜間起跳 €7.70、最低 €9.70）；21:45 回程仍屬日間</w:t>
+      </w:r>
+    </w:p>
+    <w:p>
+      <w:pPr>
+        <w:ind w:left="454" w:hanging="227"/>
+      </w:pPr>
+      <w:r>
+        <w:rPr>
+          <w:rFonts w:ascii="Microsoft JhengHei" w:hAnsi="Microsoft JhengHei" w:eastAsia="Microsoft JhengHei"/>
+          <w:sz w:val="21"/>
+        </w:rPr>
+        <w:t xml:space="preserve">• </w:t>
+      </w:r>
+      <w:r>
+        <w:rPr>
+          <w:rFonts w:ascii="Microsoft JhengHei" w:hAnsi="Microsoft JhengHei" w:eastAsia="Microsoft JhengHei"/>
+          <w:b/>
+          <w:sz w:val="21"/>
+        </w:rPr>
+        <w:t>20:10 - 20:45</w:t>
+      </w:r>
+      <w:r>
+        <w:rPr>
+          <w:rFonts w:ascii="Microsoft JhengHei" w:hAnsi="Microsoft JhengHei" w:eastAsia="Microsoft JhengHei"/>
+          <w:sz w:val="21"/>
+        </w:rPr>
+        <w:t xml:space="preserve"> 🌄 </w:t>
+      </w:r>
+      <w:r>
+        <w:rPr>
+          <w:rFonts w:ascii="Microsoft JhengHei" w:hAnsi="Microsoft JhengHei" w:eastAsia="Microsoft JhengHei"/>
+          <w:b/>
+          <w:sz w:val="21"/>
+        </w:rPr>
+        <w:t>Piazzale Michelangelo + San Miniato al Monte 外部平台</w:t>
+      </w:r>
+      <w:r>
+        <w:rPr>
+          <w:rFonts w:ascii="Microsoft JhengHei" w:hAnsi="Microsoft JhengHei" w:eastAsia="Microsoft JhengHei"/>
+          <w:sz w:val="21"/>
+        </w:rPr>
+      </w:r>
+    </w:p>
+    <w:p>
+      <w:pPr>
+        <w:ind w:left="454" w:hanging="227"/>
+      </w:pPr>
+      <w:r>
+        <w:rPr>
+          <w:rFonts w:ascii="Microsoft JhengHei" w:hAnsi="Microsoft JhengHei" w:eastAsia="Microsoft JhengHei"/>
+          <w:sz w:val="21"/>
+        </w:rPr>
+        <w:t>• 20:10 抵達廣場（先卡日落位置）</w:t>
+      </w:r>
+    </w:p>
+    <w:p>
+      <w:pPr>
+        <w:ind w:left="454" w:hanging="227"/>
+      </w:pPr>
+      <w:r>
+        <w:rPr>
+          <w:rFonts w:ascii="Microsoft JhengHei" w:hAnsi="Microsoft JhengHei" w:eastAsia="Microsoft JhengHei"/>
+          <w:sz w:val="21"/>
+        </w:rPr>
+        <w:t xml:space="preserve">• 20:15-20:40 步行 5 分鐘上 </w:t>
+      </w:r>
+      <w:r>
+        <w:rPr>
+          <w:rFonts w:ascii="Microsoft JhengHei" w:hAnsi="Microsoft JhengHei" w:eastAsia="Microsoft JhengHei"/>
+          <w:b/>
+          <w:sz w:val="21"/>
+        </w:rPr>
+        <w:t>San Miniato al Monte 教堂前平台</w:t>
+      </w:r>
+      <w:r>
+        <w:rPr>
+          <w:rFonts w:ascii="Microsoft JhengHei" w:hAnsi="Microsoft JhengHei" w:eastAsia="Microsoft JhengHei"/>
+          <w:sz w:val="21"/>
+        </w:rPr>
+        <w:t>（19:00 後內部已關；外部平台視野更高、人少，但若鐵門關閉則改在米開朗基羅廣場大階梯觀賞）</w:t>
+      </w:r>
+    </w:p>
+    <w:p>
+      <w:pPr>
+        <w:ind w:left="454" w:hanging="227"/>
+      </w:pPr>
+      <w:r>
+        <w:rPr>
+          <w:rFonts w:ascii="Microsoft JhengHei" w:hAnsi="Microsoft JhengHei" w:eastAsia="Microsoft JhengHei"/>
+          <w:sz w:val="21"/>
+        </w:rPr>
+        <w:t>• 拍 Duomo + Ponte Vecchio + 阿諾河（廣場大衛像複製品右後方為經典壓縮構圖）</w:t>
+      </w:r>
+    </w:p>
+    <w:p>
+      <w:pPr>
+        <w:ind w:left="454" w:hanging="227"/>
+      </w:pPr>
+      <w:r>
+        <w:rPr>
+          <w:rFonts w:ascii="Microsoft JhengHei" w:hAnsi="Microsoft JhengHei" w:eastAsia="Microsoft JhengHei"/>
+          <w:sz w:val="21"/>
+        </w:rPr>
+        <w:t>• ⚠ 玫瑰花園（Giardino delle Rose）5-9 月開放至 20:00，</w:t>
+      </w:r>
+      <w:r>
+        <w:rPr>
+          <w:rFonts w:ascii="Microsoft JhengHei" w:hAnsi="Microsoft JhengHei" w:eastAsia="Microsoft JhengHei"/>
+          <w:b/>
+          <w:sz w:val="21"/>
+        </w:rPr>
+        <w:t>日落時已關，不用繞</w:t>
+      </w:r>
+      <w:r>
+        <w:rPr>
+          <w:rFonts w:ascii="Microsoft JhengHei" w:hAnsi="Microsoft JhengHei" w:eastAsia="Microsoft JhengHei"/>
+          <w:sz w:val="21"/>
+        </w:rPr>
+      </w:r>
+    </w:p>
+    <w:p>
+      <w:pPr>
+        <w:ind w:left="454" w:hanging="227"/>
+      </w:pPr>
+      <w:r>
+        <w:rPr>
+          <w:rFonts w:ascii="Microsoft JhengHei" w:hAnsi="Microsoft JhengHei" w:eastAsia="Microsoft JhengHei"/>
+          <w:sz w:val="21"/>
+        </w:rPr>
+        <w:t xml:space="preserve">• </w:t>
+      </w:r>
+      <w:r>
+        <w:rPr>
+          <w:rFonts w:ascii="Microsoft JhengHei" w:hAnsi="Microsoft JhengHei" w:eastAsia="Microsoft JhengHei"/>
+          <w:b/>
+          <w:sz w:val="21"/>
+        </w:rPr>
+        <w:t>20:59</w:t>
+      </w:r>
+      <w:r>
+        <w:rPr>
+          <w:rFonts w:ascii="Microsoft JhengHei" w:hAnsi="Microsoft JhengHei" w:eastAsia="Microsoft JhengHei"/>
+          <w:sz w:val="21"/>
+        </w:rPr>
+        <w:t xml:space="preserve"> ✨ </w:t>
+      </w:r>
+      <w:r>
+        <w:rPr>
+          <w:rFonts w:ascii="Microsoft JhengHei" w:hAnsi="Microsoft JhengHei" w:eastAsia="Microsoft JhengHei"/>
+          <w:b/>
+          <w:sz w:val="21"/>
+        </w:rPr>
+        <w:t>日落</w:t>
+      </w:r>
+      <w:r>
+        <w:rPr>
+          <w:rFonts w:ascii="Microsoft JhengHei" w:hAnsi="Microsoft JhengHei" w:eastAsia="Microsoft JhengHei"/>
+          <w:sz w:val="21"/>
+        </w:rPr>
+        <w:t>（2026/6/18 佛羅倫斯確切日落時間）</w:t>
+      </w:r>
+    </w:p>
+    <w:p>
+      <w:pPr>
+        <w:ind w:left="454" w:hanging="227"/>
+      </w:pPr>
+      <w:r>
+        <w:rPr>
+          <w:rFonts w:ascii="Microsoft JhengHei" w:hAnsi="Microsoft JhengHei" w:eastAsia="Microsoft JhengHei"/>
+          <w:sz w:val="21"/>
+        </w:rPr>
+        <w:t xml:space="preserve">• </w:t>
+      </w:r>
+      <w:r>
+        <w:rPr>
+          <w:rFonts w:ascii="Microsoft JhengHei" w:hAnsi="Microsoft JhengHei" w:eastAsia="Microsoft JhengHei"/>
+          <w:b/>
+          <w:sz w:val="21"/>
+        </w:rPr>
+        <w:t>21:00 - 21:30</w:t>
+      </w:r>
+      <w:r>
+        <w:rPr>
+          <w:rFonts w:ascii="Microsoft JhengHei" w:hAnsi="Microsoft JhengHei" w:eastAsia="Microsoft JhengHei"/>
+          <w:sz w:val="21"/>
+        </w:rPr>
+        <w:t xml:space="preserve"> 📷 藍調夜景時段（最美時段，城市開始亮燈，天空呈深藍色）</w:t>
+      </w:r>
+    </w:p>
+    <w:p>
+      <w:pPr>
+        <w:ind w:left="454" w:hanging="227"/>
+      </w:pPr>
+      <w:r>
+        <w:rPr>
+          <w:rFonts w:ascii="Microsoft JhengHei" w:hAnsi="Microsoft JhengHei" w:eastAsia="Microsoft JhengHei"/>
+          <w:sz w:val="21"/>
+        </w:rPr>
+        <w:t xml:space="preserve">• </w:t>
+      </w:r>
+      <w:r>
+        <w:rPr>
+          <w:rFonts w:ascii="Microsoft JhengHei" w:hAnsi="Microsoft JhengHei" w:eastAsia="Microsoft JhengHei"/>
+          <w:b/>
+          <w:sz w:val="21"/>
+        </w:rPr>
+        <w:t>21:35</w:t>
+      </w:r>
+      <w:r>
+        <w:rPr>
+          <w:rFonts w:ascii="Microsoft JhengHei" w:hAnsi="Microsoft JhengHei" w:eastAsia="Microsoft JhengHei"/>
+          <w:sz w:val="21"/>
+        </w:rPr>
+        <w:t xml:space="preserve"> 🚌 開始撤退（22:15 前回住宿，確保隔天 Day 6 圓頂 463 階體力）</w:t>
+      </w:r>
+    </w:p>
+    <w:p>
+      <w:pPr>
+        <w:ind w:left="454" w:hanging="227"/>
+      </w:pPr>
+      <w:r>
+        <w:rPr>
+          <w:rFonts w:ascii="Microsoft JhengHei" w:hAnsi="Microsoft JhengHei" w:eastAsia="Microsoft JhengHei"/>
+          <w:sz w:val="21"/>
+        </w:rPr>
+        <w:t xml:space="preserve">• </w:t>
+      </w:r>
+      <w:r>
+        <w:rPr>
+          <w:rFonts w:ascii="Microsoft JhengHei" w:hAnsi="Microsoft JhengHei" w:eastAsia="Microsoft JhengHei"/>
+          <w:b/>
+          <w:sz w:val="21"/>
+        </w:rPr>
+        <w:t>首選</w:t>
+      </w:r>
+      <w:r>
+        <w:rPr>
+          <w:rFonts w:ascii="Microsoft JhengHei" w:hAnsi="Microsoft JhengHei" w:eastAsia="Microsoft JhengHei"/>
+          <w:sz w:val="21"/>
+        </w:rPr>
+        <w:t>：itTaxi App 預先叫車（廣場上計程車有限，6 月旺季建議出發前 30 分鐘預訂回程；5 人指定 Van）</w:t>
+      </w:r>
+    </w:p>
+    <w:p>
+      <w:pPr>
+        <w:ind w:left="454" w:hanging="227"/>
+      </w:pPr>
+      <w:r>
+        <w:rPr>
+          <w:rFonts w:ascii="Microsoft JhengHei" w:hAnsi="Microsoft JhengHei" w:eastAsia="Microsoft JhengHei"/>
+          <w:sz w:val="21"/>
+        </w:rPr>
+        <w:t xml:space="preserve">• </w:t>
+      </w:r>
+      <w:r>
+        <w:rPr>
+          <w:rFonts w:ascii="Microsoft JhengHei" w:hAnsi="Microsoft JhengHei" w:eastAsia="Microsoft JhengHei"/>
+          <w:b/>
+          <w:sz w:val="21"/>
+        </w:rPr>
+        <w:t>備案</w:t>
+      </w:r>
+      <w:r>
+        <w:rPr>
+          <w:rFonts w:ascii="Microsoft JhengHei" w:hAnsi="Microsoft JhengHei" w:eastAsia="Microsoft JhengHei"/>
+          <w:sz w:val="21"/>
+        </w:rPr>
+        <w:t xml:space="preserve">：搭 </w:t>
+      </w:r>
+      <w:r>
+        <w:rPr>
+          <w:rFonts w:ascii="Microsoft JhengHei" w:hAnsi="Microsoft JhengHei" w:eastAsia="Microsoft JhengHei"/>
+          <w:b/>
+          <w:sz w:val="21"/>
+        </w:rPr>
+        <w:t>12 路公車</w:t>
+      </w:r>
+      <w:r>
+        <w:rPr>
+          <w:rFonts w:ascii="Microsoft JhengHei" w:hAnsi="Microsoft JhengHei" w:eastAsia="Microsoft JhengHei"/>
+          <w:sz w:val="21"/>
+        </w:rPr>
+        <w:t>回 Stazione FS SMN（€1.70/人，90 分鐘有效；末班約 23:30，出發前用 AT bus App 確認）</w:t>
+      </w:r>
+    </w:p>
+    <w:p>
+      <w:pPr>
+        <w:ind w:left="454" w:hanging="227"/>
+      </w:pPr>
+      <w:r>
+        <w:rPr>
+          <w:rFonts w:ascii="Microsoft JhengHei" w:hAnsi="Microsoft JhengHei" w:eastAsia="Microsoft JhengHei"/>
+          <w:sz w:val="21"/>
+        </w:rPr>
+        <w:t>• 注意：13 路為「Piazzale Michelangiolo - Rotonda Barbetti」非直回 SMN，不是首選</w:t>
+      </w:r>
+    </w:p>
+    <w:p>
+      <w:pPr>
+        <w:ind w:left="454" w:hanging="227"/>
+      </w:pPr>
+      <w:r>
+        <w:rPr>
+          <w:rFonts w:ascii="Microsoft JhengHei" w:hAnsi="Microsoft JhengHei" w:eastAsia="Microsoft JhengHei"/>
+          <w:sz w:val="21"/>
+        </w:rPr>
+        <w:t xml:space="preserve">• </w:t>
+      </w:r>
+      <w:r>
+        <w:rPr>
+          <w:rFonts w:ascii="Microsoft JhengHei" w:hAnsi="Microsoft JhengHei" w:eastAsia="Microsoft JhengHei"/>
+          <w:b/>
+          <w:sz w:val="21"/>
+        </w:rPr>
+        <w:t>避免</w:t>
+      </w:r>
+      <w:r>
+        <w:rPr>
+          <w:rFonts w:ascii="Microsoft JhengHei" w:hAnsi="Microsoft JhengHei" w:eastAsia="Microsoft JhengHei"/>
+          <w:sz w:val="21"/>
+        </w:rPr>
+        <w:t>：夜間走 Rampe del Poggi 階梯下山到 San Niccolò 路較暗、不建議</w:t>
+      </w:r>
+    </w:p>
+    <w:p>
+      <w:pPr>
+        <w:ind w:left="454" w:hanging="227"/>
+      </w:pPr>
+      <w:r>
+        <w:rPr>
+          <w:rFonts w:ascii="Microsoft JhengHei" w:hAnsi="Microsoft JhengHei" w:eastAsia="Microsoft JhengHei"/>
+          <w:sz w:val="21"/>
+        </w:rPr>
+        <w:t xml:space="preserve">• </w:t>
+      </w:r>
+      <w:r>
+        <w:rPr>
+          <w:rFonts w:ascii="Microsoft JhengHei" w:hAnsi="Microsoft JhengHei" w:eastAsia="Microsoft JhengHei"/>
+          <w:b/>
+          <w:sz w:val="21"/>
+        </w:rPr>
+        <w:t>防扒提醒</w:t>
+      </w:r>
+      <w:r>
+        <w:rPr>
+          <w:rFonts w:ascii="Microsoft JhengHei" w:hAnsi="Microsoft JhengHei" w:eastAsia="Microsoft JhengHei"/>
+          <w:sz w:val="21"/>
+        </w:rPr>
+        <w:t>：廣場日落時人潮極多、扒手熱點，包包前背、手機別放後口袋、不與陌生人攀談</w:t>
+      </w:r>
+    </w:p>
+    <w:p>
+      <w:pPr/>
+      <w:r>
+        <w:rPr>
+          <w:rFonts w:ascii="Microsoft JhengHei" w:hAnsi="Microsoft JhengHei" w:eastAsia="Microsoft JhengHei"/>
+        </w:rPr>
+        <w:t xml:space="preserve">🛏 </w:t>
+      </w:r>
+      <w:r>
+        <w:rPr>
+          <w:rFonts w:ascii="Microsoft JhengHei" w:hAnsi="Microsoft JhengHei" w:eastAsia="Microsoft JhengHei"/>
+          <w:b/>
+        </w:rPr>
+        <w:t>住宿</w:t>
+      </w:r>
+      <w:r>
+        <w:rPr>
+          <w:rFonts w:ascii="Microsoft JhengHei" w:hAnsi="Microsoft JhengHei" w:eastAsia="Microsoft JhengHei"/>
+        </w:rPr>
+        <w:t>：UNYCA - Luxury Central Suite, 佛羅倫斯</w:t>
+      </w:r>
+    </w:p>
+    <w:p>
+      <w:pPr>
+        <w:spacing w:before="40" w:after="40"/>
+        <w:pBdr>
+          <w:bottom w:val="single" w:sz="4" w:space="1" w:color="BDC3C7"/>
+        </w:pBdr>
+      </w:pPr>
+    </w:p>
+    <w:p>
+      <w:pPr>
+        <w:pStyle w:val="Heading3"/>
+      </w:pPr>
+      <w:r>
+        <w:t>Day 6｜6/19（五）— 百花建築群整日（上午博物館/教堂/地下/洗禮堂 → 傍晚 17:15 黃金圓頂 → Bistecca 晚餐）</w:t>
+      </w:r>
+    </w:p>
+    <w:p>
+      <w:pPr>
+        <w:ind w:left="283"/>
+        <w:pBdr>
+          <w:left w:val="single" w:sz="12" w:space="4" w:color="2E86C1"/>
+        </w:pBdr>
+        <w:shd w:fill="EBF5FB"/>
+      </w:pPr>
+      <w:r>
+        <w:rPr>
+          <w:rFonts w:ascii="Microsoft JhengHei" w:hAnsi="Microsoft JhengHei" w:eastAsia="Microsoft JhengHei"/>
+          <w:color w:val="5D6D7E"/>
+          <w:sz w:val="21"/>
+        </w:rPr>
+        <w:t xml:space="preserve">🆕 </w:t>
+      </w:r>
+      <w:r>
+        <w:rPr>
+          <w:rFonts w:ascii="Microsoft JhengHei" w:hAnsi="Microsoft JhengHei" w:eastAsia="Microsoft JhengHei"/>
+          <w:b/>
+          <w:color w:val="5D6D7E"/>
+          <w:sz w:val="21"/>
+        </w:rPr>
+        <w:t>重大調整（2026/5/17）</w:t>
+      </w:r>
+      <w:r>
+        <w:rPr>
+          <w:rFonts w:ascii="Microsoft JhengHei" w:hAnsi="Microsoft JhengHei" w:eastAsia="Microsoft JhengHei"/>
+          <w:color w:val="5D6D7E"/>
+          <w:sz w:val="21"/>
+        </w:rPr>
+        <w:t xml:space="preserve">：百花大教堂套票 </w:t>
+      </w:r>
+      <w:r>
+        <w:rPr>
+          <w:rFonts w:ascii="Microsoft JhengHei" w:hAnsi="Microsoft JhengHei" w:eastAsia="Microsoft JhengHei"/>
+          <w:b/>
+          <w:color w:val="5D6D7E"/>
+          <w:sz w:val="21"/>
+        </w:rPr>
+        <w:t>Brunelleschi Pass × 5 已訂</w:t>
+      </w:r>
+      <w:r>
+        <w:rPr>
+          <w:rFonts w:ascii="Microsoft JhengHei" w:hAnsi="Microsoft JhengHei" w:eastAsia="Microsoft JhengHei"/>
+          <w:color w:val="5D6D7E"/>
+          <w:sz w:val="21"/>
+        </w:rPr>
+        <w:t xml:space="preserve">，登頂時段 </w:t>
+      </w:r>
+      <w:r>
+        <w:rPr>
+          <w:rFonts w:ascii="Microsoft JhengHei" w:hAnsi="Microsoft JhengHei" w:eastAsia="Microsoft JhengHei"/>
+          <w:b/>
+          <w:color w:val="5D6D7E"/>
+          <w:sz w:val="21"/>
+        </w:rPr>
+        <w:t>17:15 sharp</w:t>
+      </w:r>
+      <w:r>
+        <w:rPr>
+          <w:rFonts w:ascii="Microsoft JhengHei" w:hAnsi="Microsoft JhengHei" w:eastAsia="Microsoft JhengHei"/>
+          <w:color w:val="5D6D7E"/>
+          <w:sz w:val="21"/>
+        </w:rPr>
+        <w:t>（官方僅約 5 分鐘寬限）。原本 6/19 上午圓頂的計畫全部改成傍晚黃金時段，理由：避開 30-34°C 高溫、拍照光線最美（接近黃金時刻、6/19 日落約 21:00 CEST）、動線最順可接 Bistecca alla Fiorentina（佛羅倫斯丁骨牛排）晚餐。</w:t>
+      </w:r>
+    </w:p>
+    <w:p>
+      <w:pPr/>
+      <w:r>
+        <w:rPr>
+          <w:rFonts w:ascii="Microsoft JhengHei" w:hAnsi="Microsoft JhengHei" w:eastAsia="Microsoft JhengHei"/>
+        </w:rPr>
+      </w:r>
+      <w:r>
+        <w:rPr>
+          <w:rFonts w:ascii="Microsoft JhengHei" w:hAnsi="Microsoft JhengHei" w:eastAsia="Microsoft JhengHei"/>
+          <w:b/>
+        </w:rPr>
+        <w:t>上午 — 百花大教堂建築群 Pass 內景點（10:15-12:30，6/19 週五大教堂內部 15:45 後關閉，必須早上看完）</w:t>
+      </w:r>
+      <w:r>
+        <w:rPr>
+          <w:rFonts w:ascii="Microsoft JhengHei" w:hAnsi="Microsoft JhengHei" w:eastAsia="Microsoft JhengHei"/>
+        </w:rPr>
+      </w:r>
+    </w:p>
+    <w:p>
+      <w:pPr>
+        <w:ind w:left="454" w:hanging="227"/>
+      </w:pPr>
+      <w:r>
+        <w:rPr>
+          <w:rFonts w:ascii="Microsoft JhengHei" w:hAnsi="Microsoft JhengHei" w:eastAsia="Microsoft JhengHei"/>
+          <w:sz w:val="21"/>
+        </w:rPr>
+        <w:t xml:space="preserve">• </w:t>
+      </w:r>
+      <w:r>
+        <w:rPr>
+          <w:rFonts w:ascii="Microsoft JhengHei" w:hAnsi="Microsoft JhengHei" w:eastAsia="Microsoft JhengHei"/>
+          <w:b/>
+          <w:sz w:val="21"/>
+        </w:rPr>
+        <w:t>08:30</w:t>
+      </w:r>
+      <w:r>
+        <w:rPr>
+          <w:rFonts w:ascii="Microsoft JhengHei" w:hAnsi="Microsoft JhengHei" w:eastAsia="Microsoft JhengHei"/>
+          <w:sz w:val="21"/>
+        </w:rPr>
+        <w:t xml:space="preserve"> 早餐（住宿附近 / 25 in Condotta）</w:t>
+      </w:r>
+    </w:p>
+    <w:p>
+      <w:pPr>
+        <w:ind w:left="454" w:hanging="227"/>
+      </w:pPr>
+      <w:r>
+        <w:rPr>
+          <w:rFonts w:ascii="Microsoft JhengHei" w:hAnsi="Microsoft JhengHei" w:eastAsia="Microsoft JhengHei"/>
+          <w:sz w:val="21"/>
+        </w:rPr>
+        <w:t xml:space="preserve">• </w:t>
+      </w:r>
+      <w:r>
+        <w:rPr>
+          <w:rFonts w:ascii="Microsoft JhengHei" w:hAnsi="Microsoft JhengHei" w:eastAsia="Microsoft JhengHei"/>
+          <w:b/>
+          <w:sz w:val="21"/>
+        </w:rPr>
+        <w:t>09:25</w:t>
+      </w:r>
+      <w:r>
+        <w:rPr>
+          <w:rFonts w:ascii="Microsoft JhengHei" w:hAnsi="Microsoft JhengHei" w:eastAsia="Microsoft JhengHei"/>
+          <w:sz w:val="21"/>
+        </w:rPr>
+        <w:t xml:space="preserve"> 從住宿步行 → 大教堂廣場（步行約 14-16 分鐘）</w:t>
+      </w:r>
+    </w:p>
+    <w:p>
+      <w:pPr>
+        <w:ind w:left="454" w:hanging="227"/>
+      </w:pPr>
+      <w:r>
+        <w:rPr>
+          <w:rFonts w:ascii="Microsoft JhengHei" w:hAnsi="Microsoft JhengHei" w:eastAsia="Microsoft JhengHei"/>
+          <w:sz w:val="21"/>
+        </w:rPr>
+        <w:t xml:space="preserve">• </w:t>
+      </w:r>
+      <w:r>
+        <w:rPr>
+          <w:rFonts w:ascii="Microsoft JhengHei" w:hAnsi="Microsoft JhengHei" w:eastAsia="Microsoft JhengHei"/>
+          <w:b/>
+          <w:sz w:val="21"/>
+        </w:rPr>
+        <w:t>09:45 - 10:15</w:t>
+      </w:r>
+      <w:r>
+        <w:rPr>
+          <w:rFonts w:ascii="Microsoft JhengHei" w:hAnsi="Microsoft JhengHei" w:eastAsia="Microsoft JhengHei"/>
+          <w:sz w:val="21"/>
+        </w:rPr>
+        <w:t xml:space="preserve"> 廣場外圍拍照（三色立面、洗禮堂、鐘樓、穹頂全景）</w:t>
+      </w:r>
+    </w:p>
+    <w:p>
+      <w:pPr>
+        <w:ind w:left="454" w:hanging="227"/>
+      </w:pPr>
+      <w:r>
+        <w:rPr>
+          <w:rFonts w:ascii="Microsoft JhengHei" w:hAnsi="Microsoft JhengHei" w:eastAsia="Microsoft JhengHei"/>
+          <w:sz w:val="21"/>
+        </w:rPr>
+        <w:t xml:space="preserve">• </w:t>
+      </w:r>
+      <w:r>
+        <w:rPr>
+          <w:rFonts w:ascii="Microsoft JhengHei" w:hAnsi="Microsoft JhengHei" w:eastAsia="Microsoft JhengHei"/>
+          <w:b/>
+          <w:sz w:val="21"/>
+        </w:rPr>
+        <w:t>10:15 - 11:00</w:t>
+      </w:r>
+      <w:r>
+        <w:rPr>
+          <w:rFonts w:ascii="Microsoft JhengHei" w:hAnsi="Microsoft JhengHei" w:eastAsia="Microsoft JhengHei"/>
+          <w:sz w:val="21"/>
+        </w:rPr>
+        <w:t xml:space="preserve"> 🏛 </w:t>
+      </w:r>
+      <w:r>
+        <w:rPr>
+          <w:rFonts w:ascii="Microsoft JhengHei" w:hAnsi="Microsoft JhengHei" w:eastAsia="Microsoft JhengHei"/>
+          <w:b/>
+          <w:sz w:val="21"/>
+        </w:rPr>
+        <w:t>主教座堂內部</w:t>
+      </w:r>
+      <w:r>
+        <w:rPr>
+          <w:rFonts w:ascii="Microsoft JhengHei" w:hAnsi="Microsoft JhengHei" w:eastAsia="Microsoft JhengHei"/>
+          <w:sz w:val="21"/>
+        </w:rPr>
+        <w:t>（免費入場，週一-週六 10:15-15:45）</w:t>
+      </w:r>
+    </w:p>
+    <w:p>
+      <w:pPr>
+        <w:ind w:left="454" w:hanging="227"/>
+      </w:pPr>
+      <w:r>
+        <w:rPr>
+          <w:rFonts w:ascii="Microsoft JhengHei" w:hAnsi="Microsoft JhengHei" w:eastAsia="Microsoft JhengHei"/>
+          <w:sz w:val="21"/>
+        </w:rPr>
+        <w:t>• 瓦薩里穹頂壁畫《最後的審判》（地面仰望）、烏切洛時鐘、但丁壁畫</w:t>
+      </w:r>
+    </w:p>
+    <w:p>
+      <w:pPr>
+        <w:ind w:left="454" w:hanging="227"/>
+      </w:pPr>
+      <w:r>
+        <w:rPr>
+          <w:rFonts w:ascii="Microsoft JhengHei" w:hAnsi="Microsoft JhengHei" w:eastAsia="Microsoft JhengHei"/>
+          <w:sz w:val="21"/>
+        </w:rPr>
+        <w:t>• 從 Porta Campanile（鐘樓旁）下到 Santa Reparata 地下遺跡（Pass 涵蓋，10:15-16:00 開放）</w:t>
+      </w:r>
+    </w:p>
+    <w:p>
+      <w:pPr>
+        <w:ind w:left="454" w:hanging="227"/>
+      </w:pPr>
+      <w:r>
+        <w:rPr>
+          <w:rFonts w:ascii="Microsoft JhengHei" w:hAnsi="Microsoft JhengHei" w:eastAsia="Microsoft JhengHei"/>
+          <w:sz w:val="21"/>
+        </w:rPr>
+        <w:t xml:space="preserve">• </w:t>
+      </w:r>
+      <w:r>
+        <w:rPr>
+          <w:rFonts w:ascii="Microsoft JhengHei" w:hAnsi="Microsoft JhengHei" w:eastAsia="Microsoft JhengHei"/>
+          <w:b/>
+          <w:sz w:val="21"/>
+        </w:rPr>
+        <w:t>11:00 - 11:30</w:t>
+      </w:r>
+      <w:r>
+        <w:rPr>
+          <w:rFonts w:ascii="Microsoft JhengHei" w:hAnsi="Microsoft JhengHei" w:eastAsia="Microsoft JhengHei"/>
+          <w:sz w:val="21"/>
+        </w:rPr>
+        <w:t xml:space="preserve"> 🏛 </w:t>
+      </w:r>
+      <w:r>
+        <w:rPr>
+          <w:rFonts w:ascii="Microsoft JhengHei" w:hAnsi="Microsoft JhengHei" w:eastAsia="Microsoft JhengHei"/>
+          <w:b/>
+          <w:sz w:val="21"/>
+        </w:rPr>
+        <w:t>洗禮堂（Battistero）</w:t>
+      </w:r>
+      <w:r>
+        <w:rPr>
+          <w:rFonts w:ascii="Microsoft JhengHei" w:hAnsi="Microsoft JhengHei" w:eastAsia="Microsoft JhengHei"/>
+          <w:sz w:val="21"/>
+        </w:rPr>
+        <w:t xml:space="preserve"> 🎫（Pass）</w:t>
+      </w:r>
+    </w:p>
+    <w:p>
+      <w:pPr>
+        <w:ind w:left="454" w:hanging="227"/>
+      </w:pPr>
+      <w:r>
+        <w:rPr>
+          <w:rFonts w:ascii="Microsoft JhengHei" w:hAnsi="Microsoft JhengHei" w:eastAsia="Microsoft JhengHei"/>
+          <w:sz w:val="21"/>
+        </w:rPr>
+        <w:t>• ⚠ 馬賽克穹頂修復工程預計至 2028 年，內部可見度低；但可看天堂之門複製品、八角形結構、多納太羅墓碑</w:t>
+      </w:r>
+    </w:p>
+    <w:p>
+      <w:pPr>
+        <w:ind w:left="454" w:hanging="227"/>
+      </w:pPr>
+      <w:r>
+        <w:rPr>
+          <w:rFonts w:ascii="Microsoft JhengHei" w:hAnsi="Microsoft JhengHei" w:eastAsia="Microsoft JhengHei"/>
+          <w:sz w:val="21"/>
+        </w:rPr>
+        <w:t>• 鷹架組 2 人 6/20 11:00 另有近距離馬賽克鷹架導覽（已訂 €130/2 張）</w:t>
+      </w:r>
+    </w:p>
+    <w:p>
+      <w:pPr>
+        <w:ind w:left="454" w:hanging="227"/>
+      </w:pPr>
+      <w:r>
+        <w:rPr>
+          <w:rFonts w:ascii="Microsoft JhengHei" w:hAnsi="Microsoft JhengHei" w:eastAsia="Microsoft JhengHei"/>
+          <w:sz w:val="21"/>
+        </w:rPr>
+        <w:t xml:space="preserve">• </w:t>
+      </w:r>
+      <w:r>
+        <w:rPr>
+          <w:rFonts w:ascii="Microsoft JhengHei" w:hAnsi="Microsoft JhengHei" w:eastAsia="Microsoft JhengHei"/>
+          <w:b/>
+          <w:sz w:val="21"/>
+        </w:rPr>
+        <w:t>11:30 - 12:30</w:t>
+      </w:r>
+      <w:r>
+        <w:rPr>
+          <w:rFonts w:ascii="Microsoft JhengHei" w:hAnsi="Microsoft JhengHei" w:eastAsia="Microsoft JhengHei"/>
+          <w:sz w:val="21"/>
+        </w:rPr>
+        <w:t xml:space="preserve"> 🖼 </w:t>
+      </w:r>
+      <w:r>
+        <w:rPr>
+          <w:rFonts w:ascii="Microsoft JhengHei" w:hAnsi="Microsoft JhengHei" w:eastAsia="Microsoft JhengHei"/>
+          <w:b/>
+          <w:sz w:val="21"/>
+        </w:rPr>
+        <w:t>主教座堂博物館（Museo dell'Opera）</w:t>
+      </w:r>
+      <w:r>
+        <w:rPr>
+          <w:rFonts w:ascii="Microsoft JhengHei" w:hAnsi="Microsoft JhengHei" w:eastAsia="Microsoft JhengHei"/>
+          <w:sz w:val="21"/>
+        </w:rPr>
+        <w:t xml:space="preserve"> 🎫（Pass）— 上午重頭戲</w:t>
+      </w:r>
+    </w:p>
+    <w:p>
+      <w:pPr>
+        <w:ind w:left="454" w:hanging="227"/>
+      </w:pPr>
+      <w:r>
+        <w:rPr>
+          <w:rFonts w:ascii="Microsoft JhengHei" w:hAnsi="Microsoft JhengHei" w:eastAsia="Microsoft JhengHei"/>
+          <w:sz w:val="21"/>
+        </w:rPr>
+        <w:t>• 天堂之門真跡（恆溫恆濕展廳）、米開朗基羅《佛羅倫斯聖殤》Pietà Bandini、多納太羅《懺悔的抹大拉》</w:t>
+      </w:r>
+    </w:p>
+    <w:p>
+      <w:pPr>
+        <w:ind w:left="454" w:hanging="227"/>
+      </w:pPr>
+      <w:r>
+        <w:rPr>
+          <w:rFonts w:ascii="Microsoft JhengHei" w:hAnsi="Microsoft JhengHei" w:eastAsia="Microsoft JhengHei"/>
+          <w:sz w:val="21"/>
+        </w:rPr>
+        <w:t>• 布魯內列斯基穹頂建造模型與工具（先看完模型，傍晚去爬更有感覺）</w:t>
+      </w:r>
+    </w:p>
+    <w:p>
+      <w:pPr>
+        <w:ind w:left="454" w:hanging="227"/>
+      </w:pPr>
+      <w:r>
+        <w:rPr>
+          <w:rFonts w:ascii="Microsoft JhengHei" w:hAnsi="Microsoft JhengHei" w:eastAsia="Microsoft JhengHei"/>
+          <w:sz w:val="21"/>
+        </w:rPr>
+        <w:t>• 室內冷氣，恢復體力站</w:t>
+      </w:r>
+    </w:p>
+    <w:p>
+      <w:pPr>
+        <w:ind w:left="454" w:hanging="227"/>
+      </w:pPr>
+      <w:r>
+        <w:rPr>
+          <w:rFonts w:ascii="Microsoft JhengHei" w:hAnsi="Microsoft JhengHei" w:eastAsia="Microsoft JhengHei"/>
+          <w:sz w:val="21"/>
+        </w:rPr>
+        <w:t xml:space="preserve">• </w:t>
+      </w:r>
+      <w:r>
+        <w:rPr>
+          <w:rFonts w:ascii="Microsoft JhengHei" w:hAnsi="Microsoft JhengHei" w:eastAsia="Microsoft JhengHei"/>
+          <w:b/>
+          <w:sz w:val="21"/>
+        </w:rPr>
+        <w:t>12:45</w:t>
+      </w:r>
+      <w:r>
+        <w:rPr>
+          <w:rFonts w:ascii="Microsoft JhengHei" w:hAnsi="Microsoft JhengHei" w:eastAsia="Microsoft JhengHei"/>
+          <w:sz w:val="21"/>
+        </w:rPr>
+        <w:t xml:space="preserve"> 🍽 午餐：</w:t>
+      </w:r>
+      <w:r>
+        <w:rPr>
+          <w:rFonts w:ascii="Microsoft JhengHei" w:hAnsi="Microsoft JhengHei" w:eastAsia="Microsoft JhengHei"/>
+          <w:b/>
+          <w:sz w:val="21"/>
+        </w:rPr>
+        <w:t>Il Nutino</w:t>
+      </w:r>
+      <w:r>
+        <w:rPr>
+          <w:rFonts w:ascii="Microsoft JhengHei" w:hAnsi="Microsoft JhengHei" w:eastAsia="Microsoft JhengHei"/>
+          <w:sz w:val="21"/>
+        </w:rPr>
+        <w:t>（Borgo S. Lorenzo, 39R）：就在教堂旁，步行 2 分鐘</w:t>
+      </w:r>
+    </w:p>
+    <w:p>
+      <w:pPr/>
+      <w:r>
+        <w:rPr>
+          <w:rFonts w:ascii="Microsoft JhengHei" w:hAnsi="Microsoft JhengHei" w:eastAsia="Microsoft JhengHei"/>
+        </w:rPr>
+      </w:r>
+      <w:r>
+        <w:rPr>
+          <w:rFonts w:ascii="Microsoft JhengHei" w:hAnsi="Microsoft JhengHei" w:eastAsia="Microsoft JhengHei"/>
+          <w:b/>
+        </w:rPr>
+        <w:t>下午 — 午休（避開 30-34°C 高溫，為傍晚 463 階儲備體力）</w:t>
+      </w:r>
+      <w:r>
+        <w:rPr>
+          <w:rFonts w:ascii="Microsoft JhengHei" w:hAnsi="Microsoft JhengHei" w:eastAsia="Microsoft JhengHei"/>
+        </w:rPr>
+      </w:r>
+    </w:p>
+    <w:p>
+      <w:pPr>
+        <w:ind w:left="454" w:hanging="227"/>
+      </w:pPr>
+      <w:r>
+        <w:rPr>
+          <w:rFonts w:ascii="Microsoft JhengHei" w:hAnsi="Microsoft JhengHei" w:eastAsia="Microsoft JhengHei"/>
+          <w:sz w:val="21"/>
+        </w:rPr>
+        <w:t xml:space="preserve">• </w:t>
+      </w:r>
+      <w:r>
+        <w:rPr>
+          <w:rFonts w:ascii="Microsoft JhengHei" w:hAnsi="Microsoft JhengHei" w:eastAsia="Microsoft JhengHei"/>
+          <w:b/>
+          <w:sz w:val="21"/>
+        </w:rPr>
+        <w:t>14:00 - 16:00</w:t>
+      </w:r>
+      <w:r>
+        <w:rPr>
+          <w:rFonts w:ascii="Microsoft JhengHei" w:hAnsi="Microsoft JhengHei" w:eastAsia="Microsoft JhengHei"/>
+          <w:sz w:val="21"/>
+        </w:rPr>
+        <w:t xml:space="preserve"> 💤 回住宿午休（2 小時）</w:t>
+      </w:r>
+    </w:p>
+    <w:p>
+      <w:pPr>
+        <w:ind w:left="454" w:hanging="227"/>
+      </w:pPr>
+      <w:r>
+        <w:rPr>
+          <w:rFonts w:ascii="Microsoft JhengHei" w:hAnsi="Microsoft JhengHei" w:eastAsia="Microsoft JhengHei"/>
+          <w:sz w:val="21"/>
+        </w:rPr>
+        <w:t>• 補水、上廁所、手機充電、整理裝備（擦汗小毛巾 + 濕紙巾 + 礦泉水 + 遮陽帽）</w:t>
+      </w:r>
+    </w:p>
+    <w:p>
+      <w:pPr>
+        <w:ind w:left="454" w:hanging="227"/>
+      </w:pPr>
+      <w:r>
+        <w:rPr>
+          <w:rFonts w:ascii="Microsoft JhengHei" w:hAnsi="Microsoft JhengHei" w:eastAsia="Microsoft JhengHei"/>
+          <w:sz w:val="21"/>
+        </w:rPr>
+        <w:t xml:space="preserve">• ⚠ </w:t>
+      </w:r>
+      <w:r>
+        <w:rPr>
+          <w:rFonts w:ascii="Microsoft JhengHei" w:hAnsi="Microsoft JhengHei" w:eastAsia="Microsoft JhengHei"/>
+          <w:b/>
+          <w:sz w:val="21"/>
+        </w:rPr>
+        <w:t>不要排其他活動</w:t>
+      </w:r>
+      <w:r>
+        <w:rPr>
+          <w:rFonts w:ascii="Microsoft JhengHei" w:hAnsi="Microsoft JhengHei" w:eastAsia="Microsoft JhengHei"/>
+          <w:sz w:val="21"/>
+        </w:rPr>
+        <w:t xml:space="preserve"> — 463 階體力消耗極大</w:t>
+      </w:r>
+    </w:p>
+    <w:p>
+      <w:pPr/>
+      <w:r>
+        <w:rPr>
+          <w:rFonts w:ascii="Microsoft JhengHei" w:hAnsi="Microsoft JhengHei" w:eastAsia="Microsoft JhengHei"/>
+        </w:rPr>
+      </w:r>
+      <w:r>
+        <w:rPr>
+          <w:rFonts w:ascii="Microsoft JhengHei" w:hAnsi="Microsoft JhengHei" w:eastAsia="Microsoft JhengHei"/>
+          <w:b/>
+        </w:rPr>
+        <w:t>傍晚 — Brunelleschi Pass 圓頂登頂 17:15 黃金時段</w:t>
+      </w:r>
+      <w:r>
+        <w:rPr>
+          <w:rFonts w:ascii="Microsoft JhengHei" w:hAnsi="Microsoft JhengHei" w:eastAsia="Microsoft JhengHei"/>
+        </w:rPr>
+      </w:r>
+    </w:p>
+    <w:p>
+      <w:pPr>
+        <w:ind w:left="454" w:hanging="227"/>
+      </w:pPr>
+      <w:r>
+        <w:rPr>
+          <w:rFonts w:ascii="Microsoft JhengHei" w:hAnsi="Microsoft JhengHei" w:eastAsia="Microsoft JhengHei"/>
+          <w:sz w:val="21"/>
+        </w:rPr>
+        <w:t xml:space="preserve">• </w:t>
+      </w:r>
+      <w:r>
+        <w:rPr>
+          <w:rFonts w:ascii="Microsoft JhengHei" w:hAnsi="Microsoft JhengHei" w:eastAsia="Microsoft JhengHei"/>
+          <w:b/>
+          <w:sz w:val="21"/>
+        </w:rPr>
+        <w:t>16:10</w:t>
+      </w:r>
+      <w:r>
+        <w:rPr>
+          <w:rFonts w:ascii="Microsoft JhengHei" w:hAnsi="Microsoft JhengHei" w:eastAsia="Microsoft JhengHei"/>
+          <w:sz w:val="21"/>
+        </w:rPr>
+        <w:t xml:space="preserve"> 從住宿步行出發（步行約 14-16 分鐘）</w:t>
+      </w:r>
+    </w:p>
+    <w:p>
+      <w:pPr>
+        <w:ind w:left="454" w:hanging="227"/>
+      </w:pPr>
+      <w:r>
+        <w:rPr>
+          <w:rFonts w:ascii="Microsoft JhengHei" w:hAnsi="Microsoft JhengHei" w:eastAsia="Microsoft JhengHei"/>
+          <w:sz w:val="21"/>
+        </w:rPr>
+        <w:t xml:space="preserve">• </w:t>
+      </w:r>
+      <w:r>
+        <w:rPr>
+          <w:rFonts w:ascii="Microsoft JhengHei" w:hAnsi="Microsoft JhengHei" w:eastAsia="Microsoft JhengHei"/>
+          <w:b/>
+          <w:sz w:val="21"/>
+        </w:rPr>
+        <w:t>16:30</w:t>
+      </w:r>
+      <w:r>
+        <w:rPr>
+          <w:rFonts w:ascii="Microsoft JhengHei" w:hAnsi="Microsoft JhengHei" w:eastAsia="Microsoft JhengHei"/>
+          <w:sz w:val="21"/>
+        </w:rPr>
+        <w:t xml:space="preserve"> 抵達廣場，前往寄物處 </w:t>
+      </w:r>
+      <w:r>
+        <w:rPr>
+          <w:rFonts w:ascii="Microsoft JhengHei" w:hAnsi="Microsoft JhengHei" w:eastAsia="Microsoft JhengHei"/>
+          <w:b/>
+          <w:sz w:val="21"/>
+        </w:rPr>
+        <w:t>Piazza Duomo 38/r</w:t>
+      </w:r>
+      <w:r>
+        <w:rPr>
+          <w:rFonts w:ascii="Microsoft JhengHei" w:hAnsi="Microsoft JhengHei" w:eastAsia="Microsoft JhengHei"/>
+          <w:sz w:val="21"/>
+        </w:rPr>
+        <w:t>（博物館旁）</w:t>
+      </w:r>
+    </w:p>
+    <w:p>
+      <w:pPr>
+        <w:ind w:left="454" w:hanging="227"/>
+      </w:pPr>
+      <w:r>
+        <w:rPr>
+          <w:rFonts w:ascii="Microsoft JhengHei" w:hAnsi="Microsoft JhengHei" w:eastAsia="Microsoft JhengHei"/>
+          <w:sz w:val="21"/>
+        </w:rPr>
+        <w:t>• ⚠ 所有大包/中等背包/雨傘/三腳架/自拍桿都要寄</w:t>
+      </w:r>
+    </w:p>
+    <w:p>
+      <w:pPr>
+        <w:ind w:left="454" w:hanging="227"/>
+      </w:pPr>
+      <w:r>
+        <w:rPr>
+          <w:rFonts w:ascii="Microsoft JhengHei" w:hAnsi="Microsoft JhengHei" w:eastAsia="Microsoft JhengHei"/>
+          <w:sz w:val="21"/>
+        </w:rPr>
+        <w:t>• ⚠ 旺季週五 5 人寄物可能排隊，最晚 16:50 寄好為佳</w:t>
+      </w:r>
+    </w:p>
+    <w:p>
+      <w:pPr>
+        <w:ind w:left="454" w:hanging="227"/>
+      </w:pPr>
+      <w:r>
+        <w:rPr>
+          <w:rFonts w:ascii="Microsoft JhengHei" w:hAnsi="Microsoft JhengHei" w:eastAsia="Microsoft JhengHei"/>
+          <w:sz w:val="21"/>
+        </w:rPr>
+        <w:t xml:space="preserve">• </w:t>
+      </w:r>
+      <w:r>
+        <w:rPr>
+          <w:rFonts w:ascii="Microsoft JhengHei" w:hAnsi="Microsoft JhengHei" w:eastAsia="Microsoft JhengHei"/>
+          <w:b/>
+          <w:sz w:val="21"/>
+        </w:rPr>
+        <w:t>16:55</w:t>
+      </w:r>
+      <w:r>
+        <w:rPr>
+          <w:rFonts w:ascii="Microsoft JhengHei" w:hAnsi="Microsoft JhengHei" w:eastAsia="Microsoft JhengHei"/>
+          <w:sz w:val="21"/>
+        </w:rPr>
+        <w:t xml:space="preserve"> 行李寄好</w:t>
+      </w:r>
+    </w:p>
+    <w:p>
+      <w:pPr>
+        <w:ind w:left="454" w:hanging="227"/>
+      </w:pPr>
+      <w:r>
+        <w:rPr>
+          <w:rFonts w:ascii="Microsoft JhengHei" w:hAnsi="Microsoft JhengHei" w:eastAsia="Microsoft JhengHei"/>
+          <w:sz w:val="21"/>
+        </w:rPr>
+        <w:t xml:space="preserve">• </w:t>
+      </w:r>
+      <w:r>
+        <w:rPr>
+          <w:rFonts w:ascii="Microsoft JhengHei" w:hAnsi="Microsoft JhengHei" w:eastAsia="Microsoft JhengHei"/>
+          <w:b/>
+          <w:sz w:val="21"/>
+        </w:rPr>
+        <w:t>17:10</w:t>
+      </w:r>
+      <w:r>
+        <w:rPr>
+          <w:rFonts w:ascii="Microsoft JhengHei" w:hAnsi="Microsoft JhengHei" w:eastAsia="Microsoft JhengHei"/>
+          <w:sz w:val="21"/>
+        </w:rPr>
+        <w:t xml:space="preserve"> 在 </w:t>
+      </w:r>
+      <w:r>
+        <w:rPr>
+          <w:rFonts w:ascii="Microsoft JhengHei" w:hAnsi="Microsoft JhengHei" w:eastAsia="Microsoft JhengHei"/>
+          <w:b/>
+          <w:sz w:val="21"/>
+        </w:rPr>
+        <w:t>Porta della Mandorla</w:t>
+      </w:r>
+      <w:r>
+        <w:rPr>
+          <w:rFonts w:ascii="Microsoft JhengHei" w:hAnsi="Microsoft JhengHei" w:eastAsia="Microsoft JhengHei"/>
+          <w:sz w:val="21"/>
+        </w:rPr>
+        <w:t>（大教堂北側）入口集合（從寄物處步行 2 分鐘）</w:t>
+      </w:r>
+    </w:p>
+    <w:p>
+      <w:pPr>
+        <w:ind w:left="454" w:hanging="227"/>
+      </w:pPr>
+      <w:r>
+        <w:rPr>
+          <w:rFonts w:ascii="Microsoft JhengHei" w:hAnsi="Microsoft JhengHei" w:eastAsia="Microsoft JhengHei"/>
+          <w:sz w:val="21"/>
+        </w:rPr>
+        <w:t>• Opera 工作人員核對票上姓名 + 護照（票券是有名字的，5 張對應 5 人，名字須與護照一致）</w:t>
+      </w:r>
+    </w:p>
+    <w:p>
+      <w:pPr>
+        <w:ind w:left="454" w:hanging="227"/>
+      </w:pPr>
+      <w:r>
+        <w:rPr>
+          <w:rFonts w:ascii="Microsoft JhengHei" w:hAnsi="Microsoft JhengHei" w:eastAsia="Microsoft JhengHei"/>
+          <w:sz w:val="21"/>
+        </w:rPr>
+        <w:t>• 包包檢查</w:t>
+      </w:r>
+    </w:p>
+    <w:p>
+      <w:pPr>
+        <w:ind w:left="454" w:hanging="227"/>
+      </w:pPr>
+      <w:r>
+        <w:rPr>
+          <w:rFonts w:ascii="Microsoft JhengHei" w:hAnsi="Microsoft JhengHei" w:eastAsia="Microsoft JhengHei"/>
+          <w:sz w:val="21"/>
+        </w:rPr>
+        <w:t xml:space="preserve">• </w:t>
+      </w:r>
+      <w:r>
+        <w:rPr>
+          <w:rFonts w:ascii="Microsoft JhengHei" w:hAnsi="Microsoft JhengHei" w:eastAsia="Microsoft JhengHei"/>
+          <w:b/>
+          <w:sz w:val="21"/>
+        </w:rPr>
+        <w:t>17:15 準時</w:t>
+      </w:r>
+      <w:r>
+        <w:rPr>
+          <w:rFonts w:ascii="Microsoft JhengHei" w:hAnsi="Microsoft JhengHei" w:eastAsia="Microsoft JhengHei"/>
+          <w:sz w:val="21"/>
+        </w:rPr>
+        <w:t xml:space="preserve"> 🏛 </w:t>
+      </w:r>
+      <w:r>
+        <w:rPr>
+          <w:rFonts w:ascii="Microsoft JhengHei" w:hAnsi="Microsoft JhengHei" w:eastAsia="Microsoft JhengHei"/>
+          <w:b/>
+          <w:sz w:val="21"/>
+        </w:rPr>
         <w:t>Brunelleschi's Dome（百花大教堂圓頂登頂）</w:t>
       </w:r>
       <w:r>
@@ -4764,7 +6033,7 @@
           <w:rFonts w:ascii="Microsoft JhengHei" w:hAnsi="Microsoft JhengHei" w:eastAsia="Microsoft JhengHei"/>
           <w:sz w:val="21"/>
         </w:rPr>
-        <w:t xml:space="preserve"> 🎫：【體力挑戰：463 階】。</w:t>
+        <w:t xml:space="preserve"> 🎫（Pass）</w:t>
       </w:r>
     </w:p>
     <w:p>
@@ -4776,7 +6045,22 @@
           <w:rFonts w:ascii="Microsoft JhengHei" w:hAnsi="Microsoft JhengHei" w:eastAsia="Microsoft JhengHei"/>
           <w:sz w:val="21"/>
         </w:rPr>
-        <w:t>• 💡 布魯內列斯基不用鷹架就蓋出直徑 45 公尺的穹頂，至今仍是世界最大磚造圓頂。沿途還能近距離看瓦薩利的「最後的審判」濕壁畫</w:t>
+        <w:t xml:space="preserve">• ⚠ </w:t>
+      </w:r>
+      <w:r>
+        <w:rPr>
+          <w:rFonts w:ascii="Microsoft JhengHei" w:hAnsi="Microsoft JhengHei" w:eastAsia="Microsoft JhengHei"/>
+          <w:b/>
+          <w:sz w:val="21"/>
+        </w:rPr>
+        <w:t>17:15 sharp 無遲到寬限</w:t>
+      </w:r>
+      <w:r>
+        <w:rPr>
+          <w:rFonts w:ascii="Microsoft JhengHei" w:hAnsi="Microsoft JhengHei" w:eastAsia="Microsoft JhengHei"/>
+          <w:sz w:val="21"/>
+        </w:rPr>
+        <w:t>！逾時不可補救、不可退款</w:t>
       </w:r>
     </w:p>
     <w:p>
@@ -4788,6 +6072,72 @@
           <w:rFonts w:ascii="Microsoft JhengHei" w:hAnsi="Microsoft JhengHei" w:eastAsia="Microsoft JhengHei"/>
           <w:sz w:val="21"/>
         </w:rPr>
+        <w:t>• 票價：每人 €30，5 張共 EUR 150（TWD 約 5,505）</w:t>
+      </w:r>
+    </w:p>
+    <w:p>
+      <w:pPr>
+        <w:ind w:left="454" w:hanging="227"/>
+      </w:pPr>
+      <w:r>
+        <w:rPr>
+          <w:rFonts w:ascii="Microsoft JhengHei" w:hAnsi="Microsoft JhengHei" w:eastAsia="Microsoft JhengHei"/>
+          <w:sz w:val="21"/>
+        </w:rPr>
+        <w:t xml:space="preserve">• ⚠ </w:t>
+      </w:r>
+      <w:r>
+        <w:rPr>
+          <w:rFonts w:ascii="Microsoft JhengHei" w:hAnsi="Microsoft JhengHei" w:eastAsia="Microsoft JhengHei"/>
+          <w:b/>
+          <w:sz w:val="21"/>
+        </w:rPr>
+        <w:t>要把門票印出來</w:t>
+      </w:r>
+      <w:r>
+        <w:rPr>
+          <w:rFonts w:ascii="Microsoft JhengHei" w:hAnsi="Microsoft JhengHei" w:eastAsia="Microsoft JhengHei"/>
+          <w:sz w:val="21"/>
+        </w:rPr>
+        <w:t>（每人一張，配合票上姓名）</w:t>
+      </w:r>
+    </w:p>
+    <w:p>
+      <w:pPr>
+        <w:ind w:left="454" w:hanging="227"/>
+      </w:pPr>
+      <w:r>
+        <w:rPr>
+          <w:rFonts w:ascii="Microsoft JhengHei" w:hAnsi="Microsoft JhengHei" w:eastAsia="Microsoft JhengHei"/>
+          <w:sz w:val="21"/>
+        </w:rPr>
+        <w:t xml:space="preserve">• ⚠ </w:t>
+      </w:r>
+      <w:r>
+        <w:rPr>
+          <w:rFonts w:ascii="Microsoft JhengHei" w:hAnsi="Microsoft JhengHei" w:eastAsia="Microsoft JhengHei"/>
+          <w:b/>
+          <w:sz w:val="21"/>
+        </w:rPr>
+        <w:t>每人攜帶護照原件或數位副本</w:t>
+      </w:r>
+      <w:r>
+        <w:rPr>
+          <w:rFonts w:ascii="Microsoft JhengHei" w:hAnsi="Microsoft JhengHei" w:eastAsia="Microsoft JhengHei"/>
+          <w:sz w:val="21"/>
+        </w:rPr>
+        <w:t xml:space="preserve"> — 登頂入口核對</w:t>
+      </w:r>
+    </w:p>
+    <w:p>
+      <w:pPr>
+        <w:ind w:left="454" w:hanging="227"/>
+      </w:pPr>
+      <w:r>
+        <w:rPr>
+          <w:rFonts w:ascii="Microsoft JhengHei" w:hAnsi="Microsoft JhengHei" w:eastAsia="Microsoft JhengHei"/>
+          <w:sz w:val="21"/>
+        </w:rPr>
         <w:t xml:space="preserve">• </w:t>
       </w:r>
       <w:r>
@@ -4796,29 +6146,14 @@
           <w:b/>
           <w:sz w:val="21"/>
         </w:rPr>
-        <w:t>10:30 - 11:15</w:t>
-      </w:r>
-      <w:r>
-        <w:rPr>
-          <w:rFonts w:ascii="Microsoft JhengHei" w:hAnsi="Microsoft JhengHei" w:eastAsia="Microsoft JhengHei"/>
-          <w:sz w:val="21"/>
-        </w:rPr>
-        <w:t xml:space="preserve"> 🖼 </w:t>
-      </w:r>
-      <w:r>
-        <w:rPr>
-          <w:rFonts w:ascii="Microsoft JhengHei" w:hAnsi="Microsoft JhengHei" w:eastAsia="Microsoft JhengHei"/>
-          <w:b/>
-          <w:sz w:val="21"/>
-        </w:rPr>
-        <w:t>Opera del Duomo Museum（主教座堂博物館）</w:t>
-      </w:r>
-      <w:r>
-        <w:rPr>
-          <w:rFonts w:ascii="Microsoft JhengHei" w:hAnsi="Microsoft JhengHei" w:eastAsia="Microsoft JhengHei"/>
-          <w:sz w:val="21"/>
-        </w:rPr>
-        <w:t xml:space="preserve"> 🎫：</w:t>
+        <w:t>17:15 - 18:00</w:t>
+      </w:r>
+      <w:r>
+        <w:rPr>
+          <w:rFonts w:ascii="Microsoft JhengHei" w:hAnsi="Microsoft JhengHei" w:eastAsia="Microsoft JhengHei"/>
+          <w:sz w:val="21"/>
+        </w:rPr>
+        <w:t xml:space="preserve"> 圓頂登頂 463 階（無電梯）</w:t>
       </w:r>
     </w:p>
     <w:p>
@@ -4830,7 +6165,7 @@
           <w:rFonts w:ascii="Microsoft JhengHei" w:hAnsi="Microsoft JhengHei" w:eastAsia="Microsoft JhengHei"/>
           <w:sz w:val="21"/>
         </w:rPr>
-        <w:t>• 備註： 室內冷氣強、有電梯與沙發，是爬完塔後最完美的體力緩衝點。看天堂之門真跡。</w:t>
+        <w:t>• 上行約 20-25 分鐘：途中經過瓦薩里《最後的審判》環形走廊近距離壁畫、雙層殼體結構、布魯內列斯基魚骨砌磚法</w:t>
       </w:r>
     </w:p>
     <w:p>
@@ -4842,7 +6177,7 @@
           <w:rFonts w:ascii="Microsoft JhengHei" w:hAnsi="Microsoft JhengHei" w:eastAsia="Microsoft JhengHei"/>
           <w:sz w:val="21"/>
         </w:rPr>
-        <w:t>• 💡 吉伯提花了 27 年打造的「天堂之門」青銅浮雕真跡在這裡（外面洗禮堂上的是複製品），還有米開朗基羅晚年未完成的聖殤像</w:t>
+        <w:t>• 頂部 360 度全景：紅磚屋頂、阿諾河、托斯卡尼丘陵</w:t>
       </w:r>
     </w:p>
     <w:p>
@@ -4854,6 +6189,33 @@
           <w:rFonts w:ascii="Microsoft JhengHei" w:hAnsi="Microsoft JhengHei" w:eastAsia="Microsoft JhengHei"/>
           <w:sz w:val="21"/>
         </w:rPr>
+        <w:t xml:space="preserve">• 💡 </w:t>
+      </w:r>
+      <w:r>
+        <w:rPr>
+          <w:rFonts w:ascii="Microsoft JhengHei" w:hAnsi="Microsoft JhengHei" w:eastAsia="Microsoft JhengHei"/>
+          <w:b/>
+          <w:sz w:val="21"/>
+        </w:rPr>
+        <w:t>17:15 黃金時段拍照</w:t>
+      </w:r>
+      <w:r>
+        <w:rPr>
+          <w:rFonts w:ascii="Microsoft JhengHei" w:hAnsi="Microsoft JhengHei" w:eastAsia="Microsoft JhengHei"/>
+          <w:sz w:val="21"/>
+        </w:rPr>
+        <w:t>：陽光角度低、光線柔和，紅磚屋頂帶金色調</w:t>
+      </w:r>
+    </w:p>
+    <w:p>
+      <w:pPr>
+        <w:ind w:left="454" w:hanging="227"/>
+      </w:pPr>
+      <w:r>
+        <w:rPr>
+          <w:rFonts w:ascii="Microsoft JhengHei" w:hAnsi="Microsoft JhengHei" w:eastAsia="Microsoft JhengHei"/>
+          <w:sz w:val="21"/>
+        </w:rPr>
         <w:t xml:space="preserve">• </w:t>
       </w:r>
       <w:r>
@@ -4862,29 +6224,14 @@
           <w:b/>
           <w:sz w:val="21"/>
         </w:rPr>
-        <w:t>11:30</w:t>
-      </w:r>
-      <w:r>
-        <w:rPr>
-          <w:rFonts w:ascii="Microsoft JhengHei" w:hAnsi="Microsoft JhengHei" w:eastAsia="Microsoft JhengHei"/>
-          <w:sz w:val="21"/>
-        </w:rPr>
-        <w:t xml:space="preserve"> 🍽 午餐：</w:t>
-      </w:r>
-      <w:r>
-        <w:rPr>
-          <w:rFonts w:ascii="Microsoft JhengHei" w:hAnsi="Microsoft JhengHei" w:eastAsia="Microsoft JhengHei"/>
-          <w:b/>
-          <w:sz w:val="21"/>
-        </w:rPr>
-        <w:t>Il Nutino</w:t>
-      </w:r>
-      <w:r>
-        <w:rPr>
-          <w:rFonts w:ascii="Microsoft JhengHei" w:hAnsi="Microsoft JhengHei" w:eastAsia="Microsoft JhengHei"/>
-          <w:sz w:val="21"/>
-        </w:rPr>
-        <w:t>（地址：Borgo S. Lorenzo, 39R）：就在教堂旁，下塔後直接用餐。</w:t>
+        <w:t>18:00 - 18:20</w:t>
+      </w:r>
+      <w:r>
+        <w:rPr>
+          <w:rFonts w:ascii="Microsoft JhengHei" w:hAnsi="Microsoft JhengHei" w:eastAsia="Microsoft JhengHei"/>
+          <w:sz w:val="21"/>
+        </w:rPr>
+        <w:t xml:space="preserve"> 下塔（5 人 463 階下行+頂部停留實務 15-20 分鐘）</w:t>
       </w:r>
     </w:p>
     <w:p>
@@ -4904,14 +6251,14 @@
           <w:b/>
           <w:sz w:val="21"/>
         </w:rPr>
-        <w:t>13:00 - 15:00</w:t>
-      </w:r>
-      <w:r>
-        <w:rPr>
-          <w:rFonts w:ascii="Microsoft JhengHei" w:hAnsi="Microsoft JhengHei" w:eastAsia="Microsoft JhengHei"/>
-          <w:sz w:val="21"/>
-        </w:rPr>
-        <w:t xml:space="preserve"> 💤 回飯店休息（2 小時）。</w:t>
+        <w:t>18:20 - 18:30</w:t>
+      </w:r>
+      <w:r>
+        <w:rPr>
+          <w:rFonts w:ascii="Microsoft JhengHei" w:hAnsi="Microsoft JhengHei" w:eastAsia="Microsoft JhengHei"/>
+          <w:sz w:val="21"/>
+        </w:rPr>
+        <w:t xml:space="preserve"> 取回寄存行李、廣場最後拍照</w:t>
       </w:r>
     </w:p>
     <w:p>
@@ -4931,29 +6278,34 @@
           <w:b/>
           <w:sz w:val="21"/>
         </w:rPr>
-        <w:t>15:30</w:t>
-      </w:r>
-      <w:r>
-        <w:rPr>
-          <w:rFonts w:ascii="Microsoft JhengHei" w:hAnsi="Microsoft JhengHei" w:eastAsia="Microsoft JhengHei"/>
-          <w:sz w:val="21"/>
-        </w:rPr>
-        <w:t xml:space="preserve"> 🚩 </w:t>
-      </w:r>
-      <w:r>
-        <w:rPr>
-          <w:rFonts w:ascii="Microsoft JhengHei" w:hAnsi="Microsoft JhengHei" w:eastAsia="Microsoft JhengHei"/>
-          <w:b/>
-          <w:sz w:val="21"/>
-        </w:rPr>
-        <w:t>Oltrarno 區（南岸）深度探索</w:t>
-      </w:r>
-      <w:r>
-        <w:rPr>
-          <w:rFonts w:ascii="Microsoft JhengHei" w:hAnsi="Microsoft JhengHei" w:eastAsia="Microsoft JhengHei"/>
-          <w:sz w:val="21"/>
-        </w:rPr>
-        <w:t>：</w:t>
+        <w:t>18:30 - 18:50</w:t>
+      </w:r>
+      <w:r>
+        <w:rPr>
+          <w:rFonts w:ascii="Microsoft JhengHei" w:hAnsi="Microsoft JhengHei" w:eastAsia="Microsoft JhengHei"/>
+          <w:sz w:val="21"/>
+        </w:rPr>
+        <w:t xml:space="preserve"> 步行老橋 Ponte Vecchio 過河到南岸（步行約 14 分鐘）</w:t>
+      </w:r>
+    </w:p>
+    <w:p>
+      <w:pPr/>
+      <w:r>
+        <w:rPr>
+          <w:rFonts w:ascii="Microsoft JhengHei" w:hAnsi="Microsoft JhengHei" w:eastAsia="Microsoft JhengHei"/>
+        </w:rPr>
+      </w:r>
+      <w:r>
+        <w:rPr>
+          <w:rFonts w:ascii="Microsoft JhengHei" w:hAnsi="Microsoft JhengHei" w:eastAsia="Microsoft JhengHei"/>
+          <w:b/>
+        </w:rPr>
+        <w:t>晚餐</w:t>
+      </w:r>
+      <w:r>
+        <w:rPr>
+          <w:rFonts w:ascii="Microsoft JhengHei" w:hAnsi="Microsoft JhengHei" w:eastAsia="Microsoft JhengHei"/>
+        </w:rPr>
       </w:r>
     </w:p>
     <w:p>
@@ -4965,7 +6317,37 @@
           <w:rFonts w:ascii="Microsoft JhengHei" w:hAnsi="Microsoft JhengHei" w:eastAsia="Microsoft JhengHei"/>
           <w:sz w:val="21"/>
         </w:rPr>
-        <w:t>• 🖼 Ponte Vecchio（老橋）→ 🛍 Giulio Giannini e Figlio（百年手工紙店）→ 🏛 聖靈廣場。</w:t>
+        <w:t xml:space="preserve">• </w:t>
+      </w:r>
+      <w:r>
+        <w:rPr>
+          <w:rFonts w:ascii="Microsoft JhengHei" w:hAnsi="Microsoft JhengHei" w:eastAsia="Microsoft JhengHei"/>
+          <w:b/>
+          <w:sz w:val="21"/>
+        </w:rPr>
+        <w:t>19:00</w:t>
+      </w:r>
+      <w:r>
+        <w:rPr>
+          <w:rFonts w:ascii="Microsoft JhengHei" w:hAnsi="Microsoft JhengHei" w:eastAsia="Microsoft JhengHei"/>
+          <w:sz w:val="21"/>
+        </w:rPr>
+        <w:t xml:space="preserve"> 🍽 晚餐：</w:t>
+      </w:r>
+      <w:r>
+        <w:rPr>
+          <w:rFonts w:ascii="Microsoft JhengHei" w:hAnsi="Microsoft JhengHei" w:eastAsia="Microsoft JhengHei"/>
+          <w:b/>
+          <w:sz w:val="21"/>
+        </w:rPr>
+        <w:t>現場候位</w:t>
+      </w:r>
+      <w:r>
+        <w:rPr>
+          <w:rFonts w:ascii="Microsoft JhengHei" w:hAnsi="Microsoft JhengHei" w:eastAsia="Microsoft JhengHei"/>
+          <w:sz w:val="21"/>
+        </w:rPr>
+        <w:t xml:space="preserve"> — 南岸 Oltrarno 區</w:t>
       </w:r>
     </w:p>
     <w:p>
@@ -4977,7 +6359,36 @@
           <w:rFonts w:ascii="Microsoft JhengHei" w:hAnsi="Microsoft JhengHei" w:eastAsia="Microsoft JhengHei"/>
           <w:sz w:val="21"/>
         </w:rPr>
-        <w:t>• 💡 老橋是二戰時唯一沒被炸掉的橋，16 世紀梅迪奇大公嫌肉販太臭改成金匠街，橋上方藏著瓦薩利走廊秘密通道；Giannini 是 1856 年創立的手工紙老店，大理石紋紙筆記本美到捨不得用；聖靈廣場是觀光客少的南岸在地廣場，教堂裡藏著布魯內列斯基設計的完美文藝復興空間</w:t>
+        <w:t>• 🥇 首選：</w:t>
+      </w:r>
+      <w:r>
+        <w:rPr>
+          <w:rFonts w:ascii="Microsoft JhengHei" w:hAnsi="Microsoft JhengHei" w:eastAsia="Microsoft JhengHei"/>
+          <w:b/>
+          <w:sz w:val="21"/>
+        </w:rPr>
+        <w:t>Osteria del Cinghiale Bianco</w:t>
+      </w:r>
+      <w:r>
+        <w:rPr>
+          <w:rFonts w:ascii="Microsoft JhengHei" w:hAnsi="Microsoft JhengHei" w:eastAsia="Microsoft JhengHei"/>
+          <w:sz w:val="21"/>
+        </w:rPr>
+        <w:t xml:space="preserve">（白野豬，Borgo San Iacopo 43R）— </w:t>
+      </w:r>
+      <w:r>
+        <w:rPr>
+          <w:rFonts w:ascii="Microsoft JhengHei" w:hAnsi="Microsoft JhengHei" w:eastAsia="Microsoft JhengHei"/>
+          <w:b/>
+          <w:sz w:val="21"/>
+        </w:rPr>
+        <w:t>野豬肉醬寬扁麵 + Bistecca alla Fiorentina（佛羅倫斯丁骨牛排）</w:t>
+      </w:r>
+      <w:r>
+        <w:rPr>
+          <w:rFonts w:ascii="Microsoft JhengHei" w:hAnsi="Microsoft JhengHei" w:eastAsia="Microsoft JhengHei"/>
+          <w:sz w:val="21"/>
+        </w:rPr>
       </w:r>
     </w:p>
     <w:p>
@@ -4989,6 +6400,99 @@
           <w:rFonts w:ascii="Microsoft JhengHei" w:hAnsi="Microsoft JhengHei" w:eastAsia="Microsoft JhengHei"/>
           <w:sz w:val="21"/>
         </w:rPr>
+        <w:t>• 動線完美：18:30 從穹頂走過老橋約 14 分，19:00 抵達；白野豬 18:00-22:30 營業，19:00 屬晚餐早段，5 人桌相對好等</w:t>
+      </w:r>
+    </w:p>
+    <w:p>
+      <w:pPr>
+        <w:ind w:left="454" w:hanging="227"/>
+      </w:pPr>
+      <w:r>
+        <w:rPr>
+          <w:rFonts w:ascii="Microsoft JhengHei" w:hAnsi="Microsoft JhengHei" w:eastAsia="Microsoft JhengHei"/>
+          <w:sz w:val="21"/>
+        </w:rPr>
+        <w:t xml:space="preserve">• 🥈 替代鏈：白野豬滿位 → </w:t>
+      </w:r>
+      <w:r>
+        <w:rPr>
+          <w:rFonts w:ascii="Microsoft JhengHei" w:hAnsi="Microsoft JhengHei" w:eastAsia="Microsoft JhengHei"/>
+          <w:b/>
+          <w:sz w:val="21"/>
+        </w:rPr>
+        <w:t>Trattoria Cammillo</w:t>
+      </w:r>
+      <w:r>
+        <w:rPr>
+          <w:rFonts w:ascii="Microsoft JhengHei" w:hAnsi="Microsoft JhengHei" w:eastAsia="Microsoft JhengHei"/>
+          <w:sz w:val="21"/>
+        </w:rPr>
+        <w:t xml:space="preserve">（同條街 100m，米其林指南收錄；週二+週三公休、週四只晚餐 19:30 開，6/19 週五午晚兩餐都開）→ </w:t>
+      </w:r>
+      <w:r>
+        <w:rPr>
+          <w:rFonts w:ascii="Microsoft JhengHei" w:hAnsi="Microsoft JhengHei" w:eastAsia="Microsoft JhengHei"/>
+          <w:b/>
+          <w:sz w:val="21"/>
+        </w:rPr>
+        <w:t>Mercato Centrale 二樓</w:t>
+      </w:r>
+      <w:r>
+        <w:rPr>
+          <w:rFonts w:ascii="Microsoft JhengHei" w:hAnsi="Microsoft JhengHei" w:eastAsia="Microsoft JhengHei"/>
+          <w:sz w:val="21"/>
+        </w:rPr>
+        <w:t>（北岸，雨天/大團 backup）</w:t>
+      </w:r>
+    </w:p>
+    <w:p>
+      <w:pPr>
+        <w:ind w:left="454" w:hanging="227"/>
+      </w:pPr>
+      <w:r>
+        <w:rPr>
+          <w:rFonts w:ascii="Microsoft JhengHei" w:hAnsi="Microsoft JhengHei" w:eastAsia="Microsoft JhengHei"/>
+          <w:sz w:val="21"/>
+        </w:rPr>
+        <w:t xml:space="preserve">• ⚠ </w:t>
+      </w:r>
+      <w:r>
+        <w:rPr>
+          <w:rFonts w:ascii="Microsoft JhengHei" w:hAnsi="Microsoft JhengHei" w:eastAsia="Microsoft JhengHei"/>
+          <w:b/>
+          <w:sz w:val="21"/>
+        </w:rPr>
+        <w:t>白野豬週一-週五整個白天不開</w:t>
+      </w:r>
+      <w:r>
+        <w:rPr>
+          <w:rFonts w:ascii="Microsoft JhengHei" w:hAnsi="Microsoft JhengHei" w:eastAsia="Microsoft JhengHei"/>
+          <w:sz w:val="21"/>
+        </w:rPr>
+        <w:t>，只開 18:00-22:30（週末才有午餐）；6/19 週五 19:00 已可入座但仍熱門</w:t>
+      </w:r>
+    </w:p>
+    <w:p>
+      <w:pPr>
+        <w:ind w:left="454" w:hanging="227"/>
+      </w:pPr>
+      <w:r>
+        <w:rPr>
+          <w:rFonts w:ascii="Microsoft JhengHei" w:hAnsi="Microsoft JhengHei" w:eastAsia="Microsoft JhengHei"/>
+          <w:sz w:val="21"/>
+        </w:rPr>
+        <w:t>• 💡 旺季 20:00 後地獄時段；若想保險可當天下午用 TheFork app 看即時空位</w:t>
+      </w:r>
+    </w:p>
+    <w:p>
+      <w:pPr>
+        <w:ind w:left="454" w:hanging="227"/>
+      </w:pPr>
+      <w:r>
+        <w:rPr>
+          <w:rFonts w:ascii="Microsoft JhengHei" w:hAnsi="Microsoft JhengHei" w:eastAsia="Microsoft JhengHei"/>
+          <w:sz w:val="21"/>
+        </w:rPr>
         <w:t xml:space="preserve">• </w:t>
       </w:r>
       <w:r>
@@ -4997,245 +6501,99 @@
           <w:b/>
           <w:sz w:val="21"/>
         </w:rPr>
-        <w:t>17:00</w:t>
-      </w:r>
-      <w:r>
-        <w:rPr>
-          <w:rFonts w:ascii="Microsoft JhengHei" w:hAnsi="Microsoft JhengHei" w:eastAsia="Microsoft JhengHei"/>
-          <w:sz w:val="21"/>
-        </w:rPr>
-        <w:t xml:space="preserve"> ✨ </w:t>
-      </w:r>
-      <w:r>
-        <w:rPr>
-          <w:rFonts w:ascii="Microsoft JhengHei" w:hAnsi="Microsoft JhengHei" w:eastAsia="Microsoft JhengHei"/>
-          <w:b/>
-          <w:sz w:val="21"/>
-        </w:rPr>
-        <w:t>Giardino Bardini（巴爾迪尼花園）</w:t>
-      </w:r>
-      <w:r>
-        <w:rPr>
-          <w:rFonts w:ascii="Microsoft JhengHei" w:hAnsi="Microsoft JhengHei" w:eastAsia="Microsoft JhengHei"/>
-          <w:sz w:val="21"/>
-        </w:rPr>
-        <w:t>：</w:t>
-      </w:r>
-    </w:p>
-    <w:p>
-      <w:pPr>
-        <w:ind w:left="454" w:hanging="227"/>
-      </w:pPr>
-      <w:r>
-        <w:rPr>
-          <w:rFonts w:ascii="Microsoft JhengHei" w:hAnsi="Microsoft JhengHei" w:eastAsia="Microsoft JhengHei"/>
-          <w:sz w:val="21"/>
-        </w:rPr>
-        <w:t>• 關鍵字： Giardino Bardini。【推薦：內有景觀咖啡廳看佛羅倫斯全景】。</w:t>
-      </w:r>
-    </w:p>
-    <w:p>
-      <w:pPr>
-        <w:ind w:left="454" w:hanging="227"/>
-      </w:pPr>
-      <w:r>
-        <w:rPr>
-          <w:rFonts w:ascii="Microsoft JhengHei" w:hAnsi="Microsoft JhengHei" w:eastAsia="Microsoft JhengHei"/>
-          <w:sz w:val="21"/>
-        </w:rPr>
-        <w:t>• 💡 比波波利花園人少、花多、視野更好。走到最上面露台，整個佛羅倫斯紅屋頂和百花穹頂盡收眼底，六月的紫藤花和玫瑰正是最美時候</w:t>
-      </w:r>
-    </w:p>
-    <w:p>
-      <w:pPr>
-        <w:ind w:left="454" w:hanging="227"/>
-      </w:pPr>
-      <w:r>
-        <w:rPr>
-          <w:rFonts w:ascii="Microsoft JhengHei" w:hAnsi="Microsoft JhengHei" w:eastAsia="Microsoft JhengHei"/>
-          <w:sz w:val="21"/>
-        </w:rPr>
-        <w:t xml:space="preserve">• </w:t>
-      </w:r>
-      <w:r>
-        <w:rPr>
-          <w:rFonts w:ascii="Microsoft JhengHei" w:hAnsi="Microsoft JhengHei" w:eastAsia="Microsoft JhengHei"/>
-          <w:b/>
-          <w:sz w:val="21"/>
-        </w:rPr>
-        <w:t>18:00 - 19:00</w:t>
-      </w:r>
-      <w:r>
-        <w:rPr>
-          <w:rFonts w:ascii="Microsoft JhengHei" w:hAnsi="Microsoft JhengHei" w:eastAsia="Microsoft JhengHei"/>
-          <w:sz w:val="21"/>
-        </w:rPr>
-        <w:t xml:space="preserve"> 🍷 </w:t>
-      </w:r>
-      <w:r>
-        <w:rPr>
-          <w:rFonts w:ascii="Microsoft JhengHei" w:hAnsi="Microsoft JhengHei" w:eastAsia="Microsoft JhengHei"/>
-          <w:b/>
-          <w:sz w:val="21"/>
-        </w:rPr>
-        <w:t>Babae</w:t>
-      </w:r>
-      <w:r>
-        <w:rPr>
-          <w:rFonts w:ascii="Microsoft JhengHei" w:hAnsi="Microsoft JhengHei" w:eastAsia="Microsoft JhengHei"/>
-          <w:sz w:val="21"/>
-        </w:rPr>
-        <w:t>（酒窗體驗）：南岸著名的紅酒窗口（提前 30 分鐘，當開胃酒）</w:t>
-      </w:r>
-    </w:p>
-    <w:p>
-      <w:pPr>
-        <w:ind w:left="454" w:hanging="227"/>
-      </w:pPr>
-      <w:r>
-        <w:rPr>
-          <w:rFonts w:ascii="Microsoft JhengHei" w:hAnsi="Microsoft JhengHei" w:eastAsia="Microsoft JhengHei"/>
-          <w:sz w:val="21"/>
-        </w:rPr>
-        <w:t xml:space="preserve">• </w:t>
-      </w:r>
-      <w:r>
-        <w:rPr>
-          <w:rFonts w:ascii="Microsoft JhengHei" w:hAnsi="Microsoft JhengHei" w:eastAsia="Microsoft JhengHei"/>
-          <w:b/>
-          <w:sz w:val="21"/>
-        </w:rPr>
-        <w:t>19:30</w:t>
-      </w:r>
-      <w:r>
-        <w:rPr>
-          <w:rFonts w:ascii="Microsoft JhengHei" w:hAnsi="Microsoft JhengHei" w:eastAsia="Microsoft JhengHei"/>
-          <w:sz w:val="21"/>
-        </w:rPr>
-        <w:t xml:space="preserve"> 🍽 晚餐：</w:t>
-      </w:r>
-      <w:r>
-        <w:rPr>
-          <w:rFonts w:ascii="Microsoft JhengHei" w:hAnsi="Microsoft JhengHei" w:eastAsia="Microsoft JhengHei"/>
-          <w:b/>
-          <w:sz w:val="21"/>
-        </w:rPr>
-        <w:t>彈性 walk-in（隨遇而安）</w:t>
-      </w:r>
-      <w:r>
-        <w:rPr>
-          <w:rFonts w:ascii="Microsoft JhengHei" w:hAnsi="Microsoft JhengHei" w:eastAsia="Microsoft JhengHei"/>
-          <w:sz w:val="21"/>
-        </w:rPr>
-        <w:t xml:space="preserve"> — 南岸 Oltrarno 區任選</w:t>
-      </w:r>
-    </w:p>
-    <w:p>
-      <w:pPr>
-        <w:ind w:left="454" w:hanging="227"/>
-      </w:pPr>
-      <w:r>
-        <w:rPr>
-          <w:rFonts w:ascii="Microsoft JhengHei" w:hAnsi="Microsoft JhengHei" w:eastAsia="Microsoft JhengHei"/>
-          <w:sz w:val="21"/>
-        </w:rPr>
-        <w:t>• 🥇 首選：</w:t>
-      </w:r>
-      <w:r>
-        <w:rPr>
-          <w:rFonts w:ascii="Microsoft JhengHei" w:hAnsi="Microsoft JhengHei" w:eastAsia="Microsoft JhengHei"/>
-          <w:b/>
-          <w:sz w:val="21"/>
-        </w:rPr>
-        <w:t>Osteria del Cinghiale Bianco</w:t>
-      </w:r>
-      <w:r>
-        <w:rPr>
-          <w:rFonts w:ascii="Microsoft JhengHei" w:hAnsi="Microsoft JhengHei" w:eastAsia="Microsoft JhengHei"/>
-          <w:sz w:val="21"/>
-        </w:rPr>
-        <w:t>（白野豬，Borgo San Iacopo 43R）— 野豬肉醬寬扁麵 + 丁骨牛排</w:t>
-      </w:r>
-    </w:p>
-    <w:p>
-      <w:pPr>
-        <w:ind w:left="454" w:hanging="227"/>
-      </w:pPr>
-      <w:r>
-        <w:rPr>
-          <w:rFonts w:ascii="Microsoft JhengHei" w:hAnsi="Microsoft JhengHei" w:eastAsia="Microsoft JhengHei"/>
-          <w:sz w:val="21"/>
-        </w:rPr>
-        <w:t xml:space="preserve">• 🥈 替代鏈：白野豬滿位 → </w:t>
-      </w:r>
-      <w:r>
-        <w:rPr>
-          <w:rFonts w:ascii="Microsoft JhengHei" w:hAnsi="Microsoft JhengHei" w:eastAsia="Microsoft JhengHei"/>
-          <w:b/>
-          <w:sz w:val="21"/>
-        </w:rPr>
-        <w:t>Trattoria Cammillo</w:t>
-      </w:r>
-      <w:r>
-        <w:rPr>
-          <w:rFonts w:ascii="Microsoft JhengHei" w:hAnsi="Microsoft JhengHei" w:eastAsia="Microsoft JhengHei"/>
-          <w:sz w:val="21"/>
-        </w:rPr>
-        <w:t xml:space="preserve">（同條街 100m，米其林指南收錄；週二+週三公休、週四只晚餐 19:30 開，6/19 週五午晚兩餐都開）→ </w:t>
-      </w:r>
-      <w:r>
-        <w:rPr>
-          <w:rFonts w:ascii="Microsoft JhengHei" w:hAnsi="Microsoft JhengHei" w:eastAsia="Microsoft JhengHei"/>
-          <w:b/>
-          <w:sz w:val="21"/>
-        </w:rPr>
-        <w:t>Mercato Centrale 二樓</w:t>
-      </w:r>
-      <w:r>
-        <w:rPr>
-          <w:rFonts w:ascii="Microsoft JhengHei" w:hAnsi="Microsoft JhengHei" w:eastAsia="Microsoft JhengHei"/>
-          <w:sz w:val="21"/>
-        </w:rPr>
-        <w:t>（北岸，雨天/大團 backup）</w:t>
-      </w:r>
-    </w:p>
-    <w:p>
-      <w:pPr>
-        <w:ind w:left="454" w:hanging="227"/>
-      </w:pPr>
-      <w:r>
-        <w:rPr>
-          <w:rFonts w:ascii="Microsoft JhengHei" w:hAnsi="Microsoft JhengHei" w:eastAsia="Microsoft JhengHei"/>
-          <w:sz w:val="21"/>
-        </w:rPr>
-        <w:t xml:space="preserve">• ⚠ </w:t>
-      </w:r>
-      <w:r>
-        <w:rPr>
-          <w:rFonts w:ascii="Microsoft JhengHei" w:hAnsi="Microsoft JhengHei" w:eastAsia="Microsoft JhengHei"/>
-          <w:b/>
-          <w:sz w:val="21"/>
-        </w:rPr>
-        <w:t>白野豬週一-週五整個白天不開</w:t>
-      </w:r>
-      <w:r>
-        <w:rPr>
-          <w:rFonts w:ascii="Microsoft JhengHei" w:hAnsi="Microsoft JhengHei" w:eastAsia="Microsoft JhengHei"/>
-          <w:sz w:val="21"/>
-        </w:rPr>
-        <w:t>，只開 18:00-22:30（週末才有午餐）；6/19 週五 19:30 屬晚餐早段，但仍熱門，建議盡量早到避免客滿</w:t>
-      </w:r>
-    </w:p>
-    <w:p>
-      <w:pPr>
-        <w:ind w:left="454" w:hanging="227"/>
-      </w:pPr>
-      <w:r>
-        <w:rPr>
-          <w:rFonts w:ascii="Microsoft JhengHei" w:hAnsi="Microsoft JhengHei" w:eastAsia="Microsoft JhengHei"/>
-          <w:sz w:val="21"/>
-        </w:rPr>
-        <w:t>• 💡 旺季 20:00 後地獄時段；若想保險可當天下午用 TheFork app 看即時空位</w:t>
+        <w:t>約 21:00</w:t>
+      </w:r>
+      <w:r>
+        <w:rPr>
+          <w:rFonts w:ascii="Microsoft JhengHei" w:hAnsi="Microsoft JhengHei" w:eastAsia="Microsoft JhengHei"/>
+          <w:sz w:val="21"/>
+        </w:rPr>
+        <w:t xml:space="preserve"> 🌅 佛羅倫斯日落（2026/6/19）— 用餐窗外的藍調時刻</w:t>
+      </w:r>
+    </w:p>
+    <w:p>
+      <w:pPr>
+        <w:ind w:left="283"/>
+        <w:pBdr>
+          <w:left w:val="single" w:sz="12" w:space="4" w:color="2E86C1"/>
+        </w:pBdr>
+        <w:shd w:fill="EBF5FB"/>
+      </w:pPr>
+      <w:r>
+        <w:rPr>
+          <w:rFonts w:ascii="Microsoft JhengHei" w:hAnsi="Microsoft JhengHei" w:eastAsia="Microsoft JhengHei"/>
+          <w:color w:val="5D6D7E"/>
+          <w:sz w:val="21"/>
+        </w:rPr>
+        <w:t xml:space="preserve">⚠ </w:t>
+      </w:r>
+      <w:r>
+        <w:rPr>
+          <w:rFonts w:ascii="Microsoft JhengHei" w:hAnsi="Microsoft JhengHei" w:eastAsia="Microsoft JhengHei"/>
+          <w:b/>
+          <w:color w:val="5D6D7E"/>
+          <w:sz w:val="21"/>
+        </w:rPr>
+        <w:t>6/19 不去喬托鐘樓</w:t>
+      </w:r>
+      <w:r>
+        <w:rPr>
+          <w:rFonts w:ascii="Microsoft JhengHei" w:hAnsi="Microsoft JhengHei" w:eastAsia="Microsoft JhengHei"/>
+          <w:color w:val="5D6D7E"/>
+          <w:sz w:val="21"/>
+        </w:rPr>
+        <w:t xml:space="preserve"> — 同日 463 階圓頂後體力已盡，414 階鐘樓建議放棄。Pass 沒爬鐘樓不退款，但「有些不去也沒關係」。</w:t>
+      </w:r>
+    </w:p>
+    <w:p>
+      <w:pPr>
+        <w:ind w:left="283"/>
+        <w:pBdr>
+          <w:left w:val="single" w:sz="12" w:space="4" w:color="2E86C1"/>
+        </w:pBdr>
+        <w:shd w:fill="EBF5FB"/>
+      </w:pPr>
+      <w:r>
+        <w:rPr>
+          <w:rFonts w:ascii="Microsoft JhengHei" w:hAnsi="Microsoft JhengHei" w:eastAsia="Microsoft JhengHei"/>
+          <w:color w:val="5D6D7E"/>
+          <w:sz w:val="21"/>
+        </w:rPr>
+        <w:t xml:space="preserve">⚠ </w:t>
+      </w:r>
+      <w:r>
+        <w:rPr>
+          <w:rFonts w:ascii="Microsoft JhengHei" w:hAnsi="Microsoft JhengHei" w:eastAsia="Microsoft JhengHei"/>
+          <w:b/>
+          <w:color w:val="5D6D7E"/>
+          <w:sz w:val="21"/>
+        </w:rPr>
+        <w:t>原本巴爾迪尼花園、Babae 酒窗、聖靈廣場、Giannini 手工紙店</w:t>
+      </w:r>
+      <w:r>
+        <w:rPr>
+          <w:rFonts w:ascii="Microsoft JhengHei" w:hAnsi="Microsoft JhengHei" w:eastAsia="Microsoft JhengHei"/>
+          <w:color w:val="5D6D7E"/>
+          <w:sz w:val="21"/>
+        </w:rPr>
+        <w:t>因 6/19 改 17:15 場已</w:t>
+      </w:r>
+      <w:r>
+        <w:rPr>
+          <w:rFonts w:ascii="Microsoft JhengHei" w:hAnsi="Microsoft JhengHei" w:eastAsia="Microsoft JhengHei"/>
+          <w:b/>
+          <w:color w:val="5D6D7E"/>
+          <w:sz w:val="21"/>
+        </w:rPr>
+        <w:t>從 Day 6 移除</w:t>
+      </w:r>
+      <w:r>
+        <w:rPr>
+          <w:rFonts w:ascii="Microsoft JhengHei" w:hAnsi="Microsoft JhengHei" w:eastAsia="Microsoft JhengHei"/>
+          <w:color w:val="5D6D7E"/>
+          <w:sz w:val="21"/>
+        </w:rPr>
+        <w:t>；若想去可挪到 Day 7（6/20）的學院美術館之後或晚餐後。</w:t>
       </w:r>
     </w:p>
     <w:p>
@@ -9925,7 +11283,7 @@
                 <w:rFonts w:ascii="Microsoft JhengHei" w:hAnsi="Microsoft JhengHei" w:eastAsia="Microsoft JhengHei"/>
                 <w:sz w:val="19"/>
               </w:rPr>
-              <w:t>Siena 主教座堂 PORTA del CIELO x5</w:t>
+              <w:t>Siena 主教座堂 PORTA del CIELO x5 ✅ 已訂</w:t>
             </w:r>
           </w:p>
         </w:tc>
@@ -9941,7 +11299,7 @@
                 <w:rFonts w:ascii="Microsoft JhengHei" w:hAnsi="Microsoft JhengHei" w:eastAsia="Microsoft JhengHei"/>
                 <w:sz w:val="19"/>
               </w:rPr>
-              <w:t>EUR 105（每人 €21）</w:t>
+              <w:t>EUR 115（每人 €23）含手續費 EUR 120.65</w:t>
             </w:r>
           </w:p>
         </w:tc>
@@ -9957,22 +11315,7 @@
                 <w:rFonts w:ascii="Microsoft JhengHei" w:hAnsi="Microsoft JhengHei" w:eastAsia="Microsoft JhengHei"/>
                 <w:sz w:val="19"/>
               </w:rPr>
-              <w:t>6/15 11:30 屋頂導覽英文場（</w:t>
-            </w:r>
-            <w:r>
-              <w:rPr>
-                <w:rFonts w:ascii="Microsoft JhengHei" w:hAnsi="Microsoft JhengHei" w:eastAsia="Microsoft JhengHei"/>
-                <w:b/>
-                <w:sz w:val="19"/>
-              </w:rPr>
-              <w:t>5/15 前完成預訂</w:t>
-            </w:r>
-            <w:r>
-              <w:rPr>
-                <w:rFonts w:ascii="Microsoft JhengHei" w:hAnsi="Microsoft JhengHei" w:eastAsia="Microsoft JhengHei"/>
-                <w:sz w:val="19"/>
-              </w:rPr>
-              <w:t>）</w:t>
+              <w:t>6/15 10:30 屋頂導覽英文場（10:10 到場；需列印 PDF 票券 A4 高品質）</w:t>
             </w:r>
           </w:p>
         </w:tc>
@@ -10171,6 +11514,92 @@
           </w:p>
         </w:tc>
       </w:tr>
+      <w:tr>
+        <w:tc>
+          <w:tcPr>
+            <w:tcW w:type="dxa" w:w="3024"/>
+          </w:tcPr>
+          <w:p>
+            <w:r/>
+            <w:r>
+              <w:rPr>
+                <w:rFonts w:ascii="Microsoft JhengHei" w:hAnsi="Microsoft JhengHei" w:eastAsia="Microsoft JhengHei"/>
+                <w:sz w:val="19"/>
+              </w:rPr>
+            </w:r>
+            <w:r>
+              <w:rPr>
+                <w:rFonts w:ascii="Microsoft JhengHei" w:hAnsi="Microsoft JhengHei" w:eastAsia="Microsoft JhengHei"/>
+                <w:b/>
+                <w:sz w:val="19"/>
+              </w:rPr>
+              <w:t>百花大教堂 Brunelleschi Pass x5</w:t>
+            </w:r>
+            <w:r>
+              <w:rPr>
+                <w:rFonts w:ascii="Microsoft JhengHei" w:hAnsi="Microsoft JhengHei" w:eastAsia="Microsoft JhengHei"/>
+                <w:sz w:val="19"/>
+              </w:rPr>
+            </w:r>
+          </w:p>
+        </w:tc>
+        <w:tc>
+          <w:tcPr>
+            <w:tcW w:type="dxa" w:w="3024"/>
+          </w:tcPr>
+          <w:p>
+            <w:r/>
+            <w:r>
+              <w:rPr>
+                <w:rFonts w:ascii="Microsoft JhengHei" w:hAnsi="Microsoft JhengHei" w:eastAsia="Microsoft JhengHei"/>
+                <w:sz w:val="19"/>
+              </w:rPr>
+            </w:r>
+            <w:r>
+              <w:rPr>
+                <w:rFonts w:ascii="Microsoft JhengHei" w:hAnsi="Microsoft JhengHei" w:eastAsia="Microsoft JhengHei"/>
+                <w:b/>
+                <w:sz w:val="19"/>
+              </w:rPr>
+              <w:t>EUR 150 / TWD 5,505（每人 €30）</w:t>
+            </w:r>
+            <w:r>
+              <w:rPr>
+                <w:rFonts w:ascii="Microsoft JhengHei" w:hAnsi="Microsoft JhengHei" w:eastAsia="Microsoft JhengHei"/>
+                <w:sz w:val="19"/>
+              </w:rPr>
+            </w:r>
+          </w:p>
+        </w:tc>
+        <w:tc>
+          <w:tcPr>
+            <w:tcW w:type="dxa" w:w="3024"/>
+          </w:tcPr>
+          <w:p>
+            <w:r/>
+            <w:r>
+              <w:rPr>
+                <w:rFonts w:ascii="Microsoft JhengHei" w:hAnsi="Microsoft JhengHei" w:eastAsia="Microsoft JhengHei"/>
+                <w:sz w:val="19"/>
+              </w:rPr>
+            </w:r>
+            <w:r>
+              <w:rPr>
+                <w:rFonts w:ascii="Microsoft JhengHei" w:hAnsi="Microsoft JhengHei" w:eastAsia="Microsoft JhengHei"/>
+                <w:b/>
+                <w:sz w:val="19"/>
+              </w:rPr>
+              <w:t>6/19 17:15 圓頂登頂；Pass 3 日有效 6/19-6/21，含穹頂+鐘樓+洗禮堂+博物館+地下遺跡；票券有姓名須與護照一致；需列印門票</w:t>
+            </w:r>
+            <w:r>
+              <w:rPr>
+                <w:rFonts w:ascii="Microsoft JhengHei" w:hAnsi="Microsoft JhengHei" w:eastAsia="Microsoft JhengHei"/>
+                <w:sz w:val="19"/>
+              </w:rPr>
+            </w:r>
+          </w:p>
+        </w:tc>
+      </w:tr>
     </w:tbl>
     <w:p/>
     <w:p>
@@ -10402,6 +11831,186 @@
           <w:rFonts w:ascii="Microsoft JhengHei" w:hAnsi="Microsoft JhengHei" w:eastAsia="Microsoft JhengHei"/>
           <w:sz w:val="21"/>
         </w:rPr>
+        <w:t xml:space="preserve">☑ </w:t>
+      </w:r>
+      <w:r>
+        <w:rPr>
+          <w:rFonts w:ascii="Microsoft JhengHei" w:hAnsi="Microsoft JhengHei" w:eastAsia="Microsoft JhengHei"/>
+          <w:b/>
+          <w:sz w:val="21"/>
+        </w:rPr>
+        <w:t>預約 Siena 主教座堂 PORTA del CIELO</w:t>
+      </w:r>
+      <w:r>
+        <w:rPr>
+          <w:rFonts w:ascii="Microsoft JhengHei" w:hAnsi="Microsoft JhengHei" w:eastAsia="Microsoft JhengHei"/>
+          <w:sz w:val="21"/>
+        </w:rPr>
+        <w:t xml:space="preserve"> ✅ 已訂 6/15 10:30（10:10 到場），5 人 €115 含手續費 €120.65</w:t>
+      </w:r>
+    </w:p>
+    <w:p>
+      <w:pPr>
+        <w:ind w:left="454" w:hanging="227"/>
+      </w:pPr>
+      <w:r>
+        <w:rPr>
+          <w:rFonts w:ascii="Microsoft JhengHei" w:hAnsi="Microsoft JhengHei" w:eastAsia="Microsoft JhengHei"/>
+          <w:sz w:val="21"/>
+        </w:rPr>
+        <w:t xml:space="preserve">☑ ~~訂 6/19 晚餐 Osteria del Cinghiale Bianco~~ → </w:t>
+      </w:r>
+      <w:r>
+        <w:rPr>
+          <w:rFonts w:ascii="Microsoft JhengHei" w:hAnsi="Microsoft JhengHei" w:eastAsia="Microsoft JhengHei"/>
+          <w:b/>
+          <w:sz w:val="21"/>
+        </w:rPr>
+        <w:t>改走彈性 walk-in 風格</w:t>
+      </w:r>
+      <w:r>
+        <w:rPr>
+          <w:rFonts w:ascii="Microsoft JhengHei" w:hAnsi="Microsoft JhengHei" w:eastAsia="Microsoft JhengHei"/>
+          <w:sz w:val="21"/>
+        </w:rPr>
+        <w:t>（2026/5/13 修訂：不訂位，當天走南岸 Oltrarno，首選白野豬→Cammillo→Mercato Centrale 二樓）</w:t>
+      </w:r>
+    </w:p>
+    <w:p>
+      <w:pPr>
+        <w:ind w:left="454" w:hanging="227"/>
+      </w:pPr>
+      <w:r>
+        <w:rPr>
+          <w:rFonts w:ascii="Microsoft JhengHei" w:hAnsi="Microsoft JhengHei" w:eastAsia="Microsoft JhengHei"/>
+          <w:sz w:val="21"/>
+        </w:rPr>
+        <w:t>☑ 預約百花大教堂 Brunelleschi Pass x5 ✅ 6/19 17:15 圓頂登頂，€150（3 日有效 6/19-6/21）</w:t>
+      </w:r>
+    </w:p>
+    <w:p>
+      <w:pPr>
+        <w:ind w:left="454" w:hanging="227"/>
+      </w:pPr>
+      <w:r>
+        <w:rPr>
+          <w:rFonts w:ascii="Microsoft JhengHei" w:hAnsi="Microsoft JhengHei" w:eastAsia="Microsoft JhengHei"/>
+          <w:sz w:val="21"/>
+        </w:rPr>
+        <w:t>☐ 購買義大利 eSIM 或 SIM 卡</w:t>
+      </w:r>
+    </w:p>
+    <w:p>
+      <w:pPr>
+        <w:ind w:left="454" w:hanging="227"/>
+      </w:pPr>
+      <w:r>
+        <w:rPr>
+          <w:rFonts w:ascii="Microsoft JhengHei" w:hAnsi="Microsoft JhengHei" w:eastAsia="Microsoft JhengHei"/>
+          <w:sz w:val="21"/>
+        </w:rPr>
+        <w:t>☐ 確認護照效期（需 6 個月以上）</w:t>
+      </w:r>
+    </w:p>
+    <w:p>
+      <w:pPr>
+        <w:ind w:left="454" w:hanging="227"/>
+      </w:pPr>
+      <w:r>
+        <w:rPr>
+          <w:rFonts w:ascii="Microsoft JhengHei" w:hAnsi="Microsoft JhengHei" w:eastAsia="Microsoft JhengHei"/>
+          <w:sz w:val="21"/>
+        </w:rPr>
+        <w:t>☐ 準備旅平險</w:t>
+      </w:r>
+    </w:p>
+    <w:p>
+      <w:pPr>
+        <w:ind w:left="454" w:hanging="227"/>
+      </w:pPr>
+      <w:r>
+        <w:rPr>
+          <w:rFonts w:ascii="Microsoft JhengHei" w:hAnsi="Microsoft JhengHei" w:eastAsia="Microsoft JhengHei"/>
+          <w:sz w:val="21"/>
+        </w:rPr>
+        <w:t>☐ 確認信用卡海外刷卡功能開通</w:t>
+      </w:r>
+    </w:p>
+    <w:p>
+      <w:pPr>
+        <w:ind w:left="454" w:hanging="227"/>
+      </w:pPr>
+      <w:r>
+        <w:rPr>
+          <w:rFonts w:ascii="Microsoft JhengHei" w:hAnsi="Microsoft JhengHei" w:eastAsia="Microsoft JhengHei"/>
+          <w:sz w:val="21"/>
+        </w:rPr>
+        <w:t>☐ 下載離線地圖（Google Maps 義大利地區）</w:t>
+      </w:r>
+    </w:p>
+    <w:p>
+      <w:pPr>
+        <w:ind w:left="454" w:hanging="227"/>
+      </w:pPr>
+      <w:r>
+        <w:rPr>
+          <w:rFonts w:ascii="Microsoft JhengHei" w:hAnsi="Microsoft JhengHei" w:eastAsia="Microsoft JhengHei"/>
+          <w:sz w:val="21"/>
+        </w:rPr>
+        <w:t>☐ 下載 Trenitalia / Italo App（查火車時刻）</w:t>
+      </w:r>
+    </w:p>
+    <w:p>
+      <w:pPr>
+        <w:ind w:left="454" w:hanging="227"/>
+      </w:pPr>
+      <w:r>
+        <w:rPr>
+          <w:rFonts w:ascii="Microsoft JhengHei" w:hAnsi="Microsoft JhengHei" w:eastAsia="Microsoft JhengHei"/>
+          <w:sz w:val="21"/>
+        </w:rPr>
+        <w:t>☐ 列印門票（烏菲茲美術館、學院美術館、米蘭大教堂、Siena PORTA del CIELO、</w:t>
+      </w:r>
+      <w:r>
+        <w:rPr>
+          <w:rFonts w:ascii="Microsoft JhengHei" w:hAnsi="Microsoft JhengHei" w:eastAsia="Microsoft JhengHei"/>
+          <w:b/>
+          <w:sz w:val="21"/>
+        </w:rPr>
+        <w:t>Mosaics up close x2</w:t>
+      </w:r>
+      <w:r>
+        <w:rPr>
+          <w:rFonts w:ascii="Microsoft JhengHei" w:hAnsi="Microsoft JhengHei" w:eastAsia="Microsoft JhengHei"/>
+          <w:sz w:val="21"/>
+        </w:rPr>
+        <w:t>、</w:t>
+      </w:r>
+      <w:r>
+        <w:rPr>
+          <w:rFonts w:ascii="Microsoft JhengHei" w:hAnsi="Microsoft JhengHei" w:eastAsia="Microsoft JhengHei"/>
+          <w:b/>
+          <w:sz w:val="21"/>
+        </w:rPr>
+        <w:t>百花大教堂 Brunelleschi Pass x5</w:t>
+      </w:r>
+      <w:r>
+        <w:rPr>
+          <w:rFonts w:ascii="Microsoft JhengHei" w:hAnsi="Microsoft JhengHei" w:eastAsia="Microsoft JhengHei"/>
+          <w:sz w:val="21"/>
+        </w:rPr>
+        <w:t>）</w:t>
+      </w:r>
+    </w:p>
+    <w:p>
+      <w:pPr>
+        <w:ind w:left="454" w:hanging="227"/>
+      </w:pPr>
+      <w:r>
+        <w:rPr>
+          <w:rFonts w:ascii="Microsoft JhengHei" w:hAnsi="Microsoft JhengHei" w:eastAsia="Microsoft JhengHei"/>
+          <w:sz w:val="21"/>
+        </w:rPr>
         <w:t xml:space="preserve">☐ </w:t>
       </w:r>
       <w:r>
@@ -10410,152 +12019,14 @@
           <w:b/>
           <w:sz w:val="21"/>
         </w:rPr>
-        <w:t>5/15 前</w:t>
-      </w:r>
-      <w:r>
-        <w:rPr>
-          <w:rFonts w:ascii="Microsoft JhengHei" w:hAnsi="Microsoft JhengHei" w:eastAsia="Microsoft JhengHei"/>
-          <w:sz w:val="21"/>
-        </w:rPr>
-        <w:t>：訂 Siena 主教座堂 PORTA del CIELO 6/15 11:30 屋頂導覽英文場（5 人 €105）</w:t>
-      </w:r>
-    </w:p>
-    <w:p>
-      <w:pPr>
-        <w:ind w:left="454" w:hanging="227"/>
-      </w:pPr>
-      <w:r>
-        <w:rPr>
-          <w:rFonts w:ascii="Microsoft JhengHei" w:hAnsi="Microsoft JhengHei" w:eastAsia="Microsoft JhengHei"/>
-          <w:sz w:val="21"/>
-        </w:rPr>
-        <w:t xml:space="preserve">☑ ~~訂 6/19 晚餐 Osteria del Cinghiale Bianco~~ → </w:t>
-      </w:r>
-      <w:r>
-        <w:rPr>
-          <w:rFonts w:ascii="Microsoft JhengHei" w:hAnsi="Microsoft JhengHei" w:eastAsia="Microsoft JhengHei"/>
-          <w:b/>
-          <w:sz w:val="21"/>
-        </w:rPr>
-        <w:t>改走彈性 walk-in 風格</w:t>
-      </w:r>
-      <w:r>
-        <w:rPr>
-          <w:rFonts w:ascii="Microsoft JhengHei" w:hAnsi="Microsoft JhengHei" w:eastAsia="Microsoft JhengHei"/>
-          <w:sz w:val="21"/>
-        </w:rPr>
-        <w:t>（2026/5/13 修訂：不訂位，當天走南岸 Oltrarno，首選白野豬→Cammillo→Mercato Centrale 二樓）</w:t>
-      </w:r>
-    </w:p>
-    <w:p>
-      <w:pPr>
-        <w:ind w:left="454" w:hanging="227"/>
-      </w:pPr>
-      <w:r>
-        <w:rPr>
-          <w:rFonts w:ascii="Microsoft JhengHei" w:hAnsi="Microsoft JhengHei" w:eastAsia="Microsoft JhengHei"/>
-          <w:sz w:val="21"/>
-        </w:rPr>
-        <w:t>☐ 預約百花大教堂圓頂登頂（必須線上預約）</w:t>
-      </w:r>
-    </w:p>
-    <w:p>
-      <w:pPr>
-        <w:ind w:left="454" w:hanging="227"/>
-      </w:pPr>
-      <w:r>
-        <w:rPr>
-          <w:rFonts w:ascii="Microsoft JhengHei" w:hAnsi="Microsoft JhengHei" w:eastAsia="Microsoft JhengHei"/>
-          <w:sz w:val="21"/>
-        </w:rPr>
-        <w:t>☐ 購買義大利 eSIM 或 SIM 卡</w:t>
-      </w:r>
-    </w:p>
-    <w:p>
-      <w:pPr>
-        <w:ind w:left="454" w:hanging="227"/>
-      </w:pPr>
-      <w:r>
-        <w:rPr>
-          <w:rFonts w:ascii="Microsoft JhengHei" w:hAnsi="Microsoft JhengHei" w:eastAsia="Microsoft JhengHei"/>
-          <w:sz w:val="21"/>
-        </w:rPr>
-        <w:t>☐ 確認護照效期（需 6 個月以上）</w:t>
-      </w:r>
-    </w:p>
-    <w:p>
-      <w:pPr>
-        <w:ind w:left="454" w:hanging="227"/>
-      </w:pPr>
-      <w:r>
-        <w:rPr>
-          <w:rFonts w:ascii="Microsoft JhengHei" w:hAnsi="Microsoft JhengHei" w:eastAsia="Microsoft JhengHei"/>
-          <w:sz w:val="21"/>
-        </w:rPr>
-        <w:t>☐ 準備旅平險</w:t>
-      </w:r>
-    </w:p>
-    <w:p>
-      <w:pPr>
-        <w:ind w:left="454" w:hanging="227"/>
-      </w:pPr>
-      <w:r>
-        <w:rPr>
-          <w:rFonts w:ascii="Microsoft JhengHei" w:hAnsi="Microsoft JhengHei" w:eastAsia="Microsoft JhengHei"/>
-          <w:sz w:val="21"/>
-        </w:rPr>
-        <w:t>☐ 確認信用卡海外刷卡功能開通</w:t>
-      </w:r>
-    </w:p>
-    <w:p>
-      <w:pPr>
-        <w:ind w:left="454" w:hanging="227"/>
-      </w:pPr>
-      <w:r>
-        <w:rPr>
-          <w:rFonts w:ascii="Microsoft JhengHei" w:hAnsi="Microsoft JhengHei" w:eastAsia="Microsoft JhengHei"/>
-          <w:sz w:val="21"/>
-        </w:rPr>
-        <w:t>☐ 下載離線地圖（Google Maps 義大利地區）</w:t>
-      </w:r>
-    </w:p>
-    <w:p>
-      <w:pPr>
-        <w:ind w:left="454" w:hanging="227"/>
-      </w:pPr>
-      <w:r>
-        <w:rPr>
-          <w:rFonts w:ascii="Microsoft JhengHei" w:hAnsi="Microsoft JhengHei" w:eastAsia="Microsoft JhengHei"/>
-          <w:sz w:val="21"/>
-        </w:rPr>
-        <w:t>☐ 下載 Trenitalia / Italo App（查火車時刻）</w:t>
-      </w:r>
-    </w:p>
-    <w:p>
-      <w:pPr>
-        <w:ind w:left="454" w:hanging="227"/>
-      </w:pPr>
-      <w:r>
-        <w:rPr>
-          <w:rFonts w:ascii="Microsoft JhengHei" w:hAnsi="Microsoft JhengHei" w:eastAsia="Microsoft JhengHei"/>
-          <w:sz w:val="21"/>
-        </w:rPr>
-        <w:t>☐ 列印門票（烏菲茲美術館、學院美術館、米蘭大教堂、Siena PORTA del CIELO、</w:t>
-      </w:r>
-      <w:r>
-        <w:rPr>
-          <w:rFonts w:ascii="Microsoft JhengHei" w:hAnsi="Microsoft JhengHei" w:eastAsia="Microsoft JhengHei"/>
-          <w:b/>
-          <w:sz w:val="21"/>
-        </w:rPr>
-        <w:t>Mosaics up close x2</w:t>
-      </w:r>
-      <w:r>
-        <w:rPr>
-          <w:rFonts w:ascii="Microsoft JhengHei" w:hAnsi="Microsoft JhengHei" w:eastAsia="Microsoft JhengHei"/>
-          <w:sz w:val="21"/>
-        </w:rPr>
-        <w:t>）</w:t>
+        <w:t>6/19 17:15 圓頂登頂</w:t>
+      </w:r>
+      <w:r>
+        <w:rPr>
+          <w:rFonts w:ascii="Microsoft JhengHei" w:hAnsi="Microsoft JhengHei" w:eastAsia="Microsoft JhengHei"/>
+          <w:sz w:val="21"/>
+        </w:rPr>
+        <w:t>：每人攜帶護照原件或數位副本（入口核對姓名），16:55 前到 Piazza Duomo 38/r 寄物，17:10 到 Porta della Mandorla（北側）集合</w:t>
       </w:r>
     </w:p>
     <w:p>
@@ -10698,7 +12169,7 @@
           <w:rFonts w:ascii="Microsoft JhengHei" w:hAnsi="Microsoft JhengHei" w:eastAsia="Microsoft JhengHei"/>
           <w:i/>
         </w:rPr>
-        <w:t>最後更新：2026/05/14（同步 master 內容：Mosaics up close 完整資訊、EUROCOVER 付款期限、Bar Basso/Pinacoteca Ambrosiana 週一營業修正、Calcio Storico 提醒、致電 ARCAICO 提醒）</w:t>
+        <w:t>最後更新：2026/05/17（重大修訂 — 已預訂 6/15 10:30 PORTA del CIELO 屋頂導覽 €115，Day 2 OPA 7 景點動線重排：屋頂後接教堂+圖書館+洗禮堂+地穴午餐前完成，午休後博物館+Facciatone，傍晚購物縮 1 小時 + 田野廣場 Aperol；新增 QR 語音導覽說明）</w:t>
       </w:r>
       <w:r>
         <w:rPr>
